--- a/invitedChapter_AssociativeLearning_FINAL.docx
+++ b/invitedChapter_AssociativeLearning_FINAL.docx
@@ -285,43 +285,7 @@
           <w:szCs w:val="24"/>
         </w:rPr>
         <w:lastRenderedPageBreak/>
-        <w:t>We have gathered evidence for what I would like to call the “law of uphill analysis and downhill invention.” What I mean is this</w:t>
-      </w:r>
-      <w:proofErr w:type="gramStart"/>
-      <w:r>
-        <w:rPr>
-          <w:rFonts w:ascii="Times New Roman" w:hAnsi="Times New Roman" w:cs="Times New Roman"/>
-          <w:sz w:val="24"/>
-          <w:szCs w:val="24"/>
-        </w:rPr>
-        <w:t>. . . .</w:t>
-      </w:r>
-      <w:proofErr w:type="gramEnd"/>
-      <w:r>
-        <w:rPr>
-          <w:rFonts w:ascii="Times New Roman" w:hAnsi="Times New Roman" w:cs="Times New Roman"/>
-          <w:sz w:val="24"/>
-          <w:szCs w:val="24"/>
-        </w:rPr>
-        <w:t xml:space="preserve"> Analysis is more difficult than invention in the sense in which, generally, induction takes more time to perform than deduction: in induction one has to search for the way, whereas in deduction one follows a straightforward path. (</w:t>
-      </w:r>
-      <w:proofErr w:type="spellStart"/>
-      <w:r>
-        <w:rPr>
-          <w:rFonts w:ascii="Times New Roman" w:hAnsi="Times New Roman" w:cs="Times New Roman"/>
-          <w:sz w:val="24"/>
-          <w:szCs w:val="24"/>
-        </w:rPr>
-        <w:t>Braitenberg</w:t>
-      </w:r>
-      <w:proofErr w:type="spellEnd"/>
-      <w:r>
-        <w:rPr>
-          <w:rFonts w:ascii="Times New Roman" w:hAnsi="Times New Roman" w:cs="Times New Roman"/>
-          <w:sz w:val="24"/>
-          <w:szCs w:val="24"/>
-        </w:rPr>
-        <w:t xml:space="preserve">, </w:t>
+        <w:t xml:space="preserve">We have gathered evidence for what I would like to call the “law of uphill analysis and downhill invention.” What I mean is this. . . . Analysis is more difficult than invention in the sense in which, generally, induction takes more time to perform than deduction: in induction one has to search for the way, whereas in deduction one follows a straightforward path. (Braitenberg, </w:t>
       </w:r>
       <w:r>
         <w:rPr>
@@ -821,25 +785,7 @@
           <w:sz w:val="24"/>
           <w:szCs w:val="24"/>
         </w:rPr>
-        <w:t xml:space="preserve"> </w:t>
-      </w:r>
-      <w:proofErr w:type="spellStart"/>
-      <w:r>
-        <w:rPr>
-          <w:rFonts w:ascii="Times New Roman" w:hAnsi="Times New Roman" w:cs="Times New Roman"/>
-          <w:sz w:val="24"/>
-          <w:szCs w:val="24"/>
-        </w:rPr>
-        <w:t>Braitenberg</w:t>
-      </w:r>
-      <w:proofErr w:type="spellEnd"/>
-      <w:r>
-        <w:rPr>
-          <w:rFonts w:ascii="Times New Roman" w:hAnsi="Times New Roman" w:cs="Times New Roman"/>
-          <w:sz w:val="24"/>
-          <w:szCs w:val="24"/>
-        </w:rPr>
-        <w:t xml:space="preserve"> discusses </w:t>
+        <w:t xml:space="preserve"> Braitenberg discusses </w:t>
       </w:r>
       <w:r>
         <w:rPr>
@@ -1155,25 +1101,7 @@
           <w:sz w:val="24"/>
           <w:szCs w:val="24"/>
         </w:rPr>
-        <w:t xml:space="preserve">Basic architecture of a </w:t>
-      </w:r>
-      <w:proofErr w:type="spellStart"/>
-      <w:r>
-        <w:rPr>
-          <w:rFonts w:ascii="Times New Roman" w:hAnsi="Times New Roman" w:cs="Times New Roman"/>
-          <w:sz w:val="24"/>
-          <w:szCs w:val="24"/>
-        </w:rPr>
-        <w:t>Braitenberg</w:t>
-      </w:r>
-      <w:proofErr w:type="spellEnd"/>
-      <w:r>
-        <w:rPr>
-          <w:rFonts w:ascii="Times New Roman" w:hAnsi="Times New Roman" w:cs="Times New Roman"/>
-          <w:sz w:val="24"/>
-          <w:szCs w:val="24"/>
-        </w:rPr>
-        <w:t xml:space="preserve"> Vehicle</w:t>
+        <w:t>Basic architecture of a Braitenberg Vehicle</w:t>
       </w:r>
     </w:p>
     <w:p>
@@ -1199,7 +1127,7 @@
         </w:rPr>
         <w:lastRenderedPageBreak/>
         <w:drawing>
-          <wp:inline distT="0" distB="0" distL="0" distR="0" wp14:anchorId="7FF0EA29" wp14:editId="7766D2F5">
+          <wp:inline distT="0" distB="0" distL="0" distR="0" wp14:anchorId="7FF0EA29" wp14:editId="5C92A198">
             <wp:extent cx="4657725" cy="2619970"/>
             <wp:effectExtent l="0" t="0" r="0" b="9525"/>
             <wp:docPr id="1144170308" name="Picture 1"/>
@@ -1416,23 +1344,13 @@
         </w:rPr>
         <w:t>“</w:t>
       </w:r>
-      <w:proofErr w:type="spellStart"/>
-      <w:r>
-        <w:rPr>
-          <w:rFonts w:ascii="Times New Roman" w:hAnsi="Times New Roman" w:cs="Times New Roman"/>
-          <w:sz w:val="24"/>
-          <w:szCs w:val="24"/>
-        </w:rPr>
-        <w:t>Braitenberg</w:t>
-      </w:r>
-      <w:proofErr w:type="spellEnd"/>
-      <w:r>
-        <w:rPr>
-          <w:rFonts w:ascii="Times New Roman" w:hAnsi="Times New Roman" w:cs="Times New Roman"/>
-          <w:sz w:val="24"/>
-          <w:szCs w:val="24"/>
-        </w:rPr>
-        <w:t xml:space="preserve"> vehicle</w:t>
+      <w:r>
+        <w:rPr>
+          <w:rFonts w:ascii="Times New Roman" w:hAnsi="Times New Roman" w:cs="Times New Roman"/>
+          <w:sz w:val="24"/>
+          <w:szCs w:val="24"/>
+        </w:rPr>
+        <w:t>Braitenberg vehicle</w:t>
       </w:r>
       <w:r>
         <w:rPr>
@@ -1946,49 +1864,21 @@
         </w:rPr>
         <w:t xml:space="preserve">any </w:t>
       </w:r>
-      <w:proofErr w:type="spellStart"/>
-      <w:r>
-        <w:rPr>
-          <w:rFonts w:ascii="Times New Roman" w:hAnsi="Times New Roman" w:cs="Times New Roman"/>
-          <w:sz w:val="24"/>
-          <w:szCs w:val="24"/>
-        </w:rPr>
-        <w:t>Braitenberg</w:t>
-      </w:r>
-      <w:proofErr w:type="spellEnd"/>
-      <w:r>
-        <w:rPr>
-          <w:rFonts w:ascii="Times New Roman" w:hAnsi="Times New Roman" w:cs="Times New Roman"/>
-          <w:sz w:val="24"/>
-          <w:szCs w:val="24"/>
-        </w:rPr>
-        <w:t xml:space="preserve"> vehicle; that is, </w:t>
-      </w:r>
-      <w:r>
-        <w:rPr>
-          <w:rFonts w:ascii="Times New Roman" w:hAnsi="Times New Roman" w:cs="Times New Roman"/>
-          <w:sz w:val="24"/>
-          <w:szCs w:val="24"/>
-        </w:rPr>
-        <w:t xml:space="preserve">a </w:t>
-      </w:r>
-      <w:proofErr w:type="spellStart"/>
-      <w:r>
-        <w:rPr>
-          <w:rFonts w:ascii="Times New Roman" w:hAnsi="Times New Roman" w:cs="Times New Roman"/>
-          <w:sz w:val="24"/>
-          <w:szCs w:val="24"/>
-        </w:rPr>
-        <w:t>Braitenberg</w:t>
-      </w:r>
-      <w:proofErr w:type="spellEnd"/>
-      <w:r>
-        <w:rPr>
-          <w:rFonts w:ascii="Times New Roman" w:hAnsi="Times New Roman" w:cs="Times New Roman"/>
-          <w:sz w:val="24"/>
-          <w:szCs w:val="24"/>
-        </w:rPr>
-        <w:t xml:space="preserve"> vehicle</w:t>
+      <w:r>
+        <w:rPr>
+          <w:rFonts w:ascii="Times New Roman" w:hAnsi="Times New Roman" w:cs="Times New Roman"/>
+          <w:sz w:val="24"/>
+          <w:szCs w:val="24"/>
+        </w:rPr>
+        <w:t xml:space="preserve">Braitenberg vehicle; that is, </w:t>
+      </w:r>
+      <w:r>
+        <w:rPr>
+          <w:rFonts w:ascii="Times New Roman" w:hAnsi="Times New Roman" w:cs="Times New Roman"/>
+          <w:sz w:val="24"/>
+          <w:szCs w:val="24"/>
+        </w:rPr>
+        <w:t>a Braitenberg vehicle</w:t>
       </w:r>
       <w:r>
         <w:rPr>
@@ -2525,7 +2415,23 @@
           <w:sz w:val="24"/>
           <w:szCs w:val="24"/>
         </w:rPr>
-        <w:t xml:space="preserve"> to describe the vehicle’s behavior </w:t>
+        <w:t xml:space="preserve"> to describe </w:t>
+      </w:r>
+      <w:r>
+        <w:rPr>
+          <w:rFonts w:ascii="Times New Roman" w:hAnsi="Times New Roman" w:cs="Times New Roman"/>
+          <w:sz w:val="24"/>
+          <w:szCs w:val="24"/>
+        </w:rPr>
+        <w:t>its</w:t>
+      </w:r>
+      <w:r>
+        <w:rPr>
+          <w:rFonts w:ascii="Times New Roman" w:hAnsi="Times New Roman" w:cs="Times New Roman"/>
+          <w:sz w:val="24"/>
+          <w:szCs w:val="24"/>
+        </w:rPr>
+        <w:t xml:space="preserve"> behavior </w:t>
       </w:r>
       <w:r>
         <w:rPr>
@@ -3852,23 +3758,13 @@
         </w:rPr>
         <w:t xml:space="preserve">put </w:t>
       </w:r>
-      <w:proofErr w:type="spellStart"/>
-      <w:r>
-        <w:rPr>
-          <w:rFonts w:ascii="Times New Roman" w:hAnsi="Times New Roman" w:cs="Times New Roman"/>
-          <w:sz w:val="24"/>
-          <w:szCs w:val="24"/>
-        </w:rPr>
-        <w:t>Braitenberg’s</w:t>
-      </w:r>
-      <w:proofErr w:type="spellEnd"/>
-      <w:r>
-        <w:rPr>
-          <w:rFonts w:ascii="Times New Roman" w:hAnsi="Times New Roman" w:cs="Times New Roman"/>
-          <w:sz w:val="24"/>
-          <w:szCs w:val="24"/>
-        </w:rPr>
-        <w:t xml:space="preserve"> dictum</w:t>
+      <w:r>
+        <w:rPr>
+          <w:rFonts w:ascii="Times New Roman" w:hAnsi="Times New Roman" w:cs="Times New Roman"/>
+          <w:sz w:val="24"/>
+          <w:szCs w:val="24"/>
+        </w:rPr>
+        <w:t>Braitenberg’s dictum</w:t>
       </w:r>
       <w:r>
         <w:rPr>
@@ -4228,43 +4124,7 @@
           <w:sz w:val="24"/>
           <w:szCs w:val="24"/>
         </w:rPr>
-        <w:t xml:space="preserve">; Quinn &amp; </w:t>
-      </w:r>
-      <w:proofErr w:type="spellStart"/>
-      <w:r>
-        <w:rPr>
-          <w:rFonts w:ascii="Times New Roman" w:hAnsi="Times New Roman" w:cs="Times New Roman"/>
-          <w:sz w:val="24"/>
-          <w:szCs w:val="24"/>
-        </w:rPr>
-        <w:t>Eimas</w:t>
-      </w:r>
-      <w:proofErr w:type="spellEnd"/>
-      <w:r>
-        <w:rPr>
-          <w:rFonts w:ascii="Times New Roman" w:hAnsi="Times New Roman" w:cs="Times New Roman"/>
-          <w:sz w:val="24"/>
-          <w:szCs w:val="24"/>
-        </w:rPr>
-        <w:t xml:space="preserve">, 1997; Rakison &amp; </w:t>
-      </w:r>
-      <w:proofErr w:type="spellStart"/>
-      <w:r>
-        <w:rPr>
-          <w:rFonts w:ascii="Times New Roman" w:hAnsi="Times New Roman" w:cs="Times New Roman"/>
-          <w:sz w:val="24"/>
-          <w:szCs w:val="24"/>
-        </w:rPr>
-        <w:t>Lupyan</w:t>
-      </w:r>
-      <w:proofErr w:type="spellEnd"/>
-      <w:r>
-        <w:rPr>
-          <w:rFonts w:ascii="Times New Roman" w:hAnsi="Times New Roman" w:cs="Times New Roman"/>
-          <w:sz w:val="24"/>
-          <w:szCs w:val="24"/>
-        </w:rPr>
-        <w:t>, 2008; Scott &amp; Arcaro, 2023</w:t>
+        <w:t>; Quinn &amp; Eimas, 1997; Rakison &amp; Lupyan, 2008; Scott &amp; Arcaro, 2023</w:t>
       </w:r>
       <w:r>
         <w:rPr>
@@ -4977,43 +4837,7 @@
           <w:sz w:val="24"/>
           <w:szCs w:val="24"/>
         </w:rPr>
-        <w:t xml:space="preserve">Carolyn </w:t>
-      </w:r>
-      <w:proofErr w:type="spellStart"/>
-      <w:r>
-        <w:rPr>
-          <w:rFonts w:ascii="Times New Roman" w:hAnsi="Times New Roman" w:cs="Times New Roman"/>
-          <w:sz w:val="24"/>
-          <w:szCs w:val="24"/>
-        </w:rPr>
-        <w:t>Rovee</w:t>
-      </w:r>
-      <w:proofErr w:type="spellEnd"/>
-      <w:r>
-        <w:rPr>
-          <w:rFonts w:ascii="Times New Roman" w:hAnsi="Times New Roman" w:cs="Times New Roman"/>
-          <w:sz w:val="24"/>
-          <w:szCs w:val="24"/>
-        </w:rPr>
-        <w:t xml:space="preserve">-Collier’s mobile conjugate reinforcement paradigm is a paradigmatic example of operant conditioning (e.g., </w:t>
-      </w:r>
-      <w:proofErr w:type="spellStart"/>
-      <w:r>
-        <w:rPr>
-          <w:rFonts w:ascii="Times New Roman" w:hAnsi="Times New Roman" w:cs="Times New Roman"/>
-          <w:sz w:val="24"/>
-          <w:szCs w:val="24"/>
-        </w:rPr>
-        <w:t>Rovee</w:t>
-      </w:r>
-      <w:proofErr w:type="spellEnd"/>
-      <w:r>
-        <w:rPr>
-          <w:rFonts w:ascii="Times New Roman" w:hAnsi="Times New Roman" w:cs="Times New Roman"/>
-          <w:sz w:val="24"/>
-          <w:szCs w:val="24"/>
-        </w:rPr>
-        <w:t>-Collier, 1999).</w:t>
+        <w:t>Carolyn Rovee-Collier’s mobile conjugate reinforcement paradigm is a paradigmatic example of operant conditioning (e.g., Rovee-Collier, 1999).</w:t>
       </w:r>
       <w:r>
         <w:rPr>
@@ -5368,23 +5192,13 @@
         </w:rPr>
         <w:t xml:space="preserve"> (e.g., Rescorla &amp; Wagner, 1972; </w:t>
       </w:r>
-      <w:proofErr w:type="spellStart"/>
-      <w:r>
-        <w:rPr>
-          <w:rFonts w:ascii="Times New Roman" w:hAnsi="Times New Roman" w:cs="Times New Roman"/>
-          <w:sz w:val="24"/>
-          <w:szCs w:val="24"/>
-        </w:rPr>
-        <w:t>Widrow</w:t>
-      </w:r>
-      <w:proofErr w:type="spellEnd"/>
-      <w:r>
-        <w:rPr>
-          <w:rFonts w:ascii="Times New Roman" w:hAnsi="Times New Roman" w:cs="Times New Roman"/>
-          <w:sz w:val="24"/>
-          <w:szCs w:val="24"/>
-        </w:rPr>
-        <w:t xml:space="preserve"> &amp; Hoff, 1960)—</w:t>
+      <w:r>
+        <w:rPr>
+          <w:rFonts w:ascii="Times New Roman" w:hAnsi="Times New Roman" w:cs="Times New Roman"/>
+          <w:sz w:val="24"/>
+          <w:szCs w:val="24"/>
+        </w:rPr>
+        <w:t>Widrow &amp; Hoff, 1960)—</w:t>
       </w:r>
       <w:r>
         <w:rPr>
@@ -5472,25 +5286,7 @@
           <w:sz w:val="24"/>
           <w:szCs w:val="24"/>
         </w:rPr>
-        <w:t>—such as the Rescorla-Wagner model (e.g., Rescorla &amp; Wagner, 1972) or the Delta rule (</w:t>
-      </w:r>
-      <w:proofErr w:type="spellStart"/>
-      <w:r>
-        <w:rPr>
-          <w:rFonts w:ascii="Times New Roman" w:hAnsi="Times New Roman" w:cs="Times New Roman"/>
-          <w:sz w:val="24"/>
-          <w:szCs w:val="24"/>
-        </w:rPr>
-        <w:t>Widrow</w:t>
-      </w:r>
-      <w:proofErr w:type="spellEnd"/>
-      <w:r>
-        <w:rPr>
-          <w:rFonts w:ascii="Times New Roman" w:hAnsi="Times New Roman" w:cs="Times New Roman"/>
-          <w:sz w:val="24"/>
-          <w:szCs w:val="24"/>
-        </w:rPr>
-        <w:t xml:space="preserve"> &amp; Hoff, 1960</w:t>
+        <w:t>—such as the Rescorla-Wagner model (e.g., Rescorla &amp; Wagner, 1972) or the Delta rule (Widrow &amp; Hoff, 1960</w:t>
       </w:r>
       <w:r>
         <w:rPr>
@@ -6118,25 +5914,7 @@
           <w:sz w:val="24"/>
           <w:szCs w:val="24"/>
         </w:rPr>
-        <w:t xml:space="preserve"> (e.g., Minsky &amp; </w:t>
-      </w:r>
-      <w:proofErr w:type="spellStart"/>
-      <w:r>
-        <w:rPr>
-          <w:rFonts w:ascii="Times New Roman" w:hAnsi="Times New Roman" w:cs="Times New Roman"/>
-          <w:sz w:val="24"/>
-          <w:szCs w:val="24"/>
-        </w:rPr>
-        <w:t>Papert</w:t>
-      </w:r>
-      <w:proofErr w:type="spellEnd"/>
-      <w:r>
-        <w:rPr>
-          <w:rFonts w:ascii="Times New Roman" w:hAnsi="Times New Roman" w:cs="Times New Roman"/>
-          <w:sz w:val="24"/>
-          <w:szCs w:val="24"/>
-        </w:rPr>
-        <w:t>, 1969), it was not until the 1970s and ‘80s that an algorithm—</w:t>
+        <w:t xml:space="preserve"> (e.g., Minsky &amp; Papert, 1969), it was not until the 1970s and ‘80s that an algorithm—</w:t>
       </w:r>
       <w:r>
         <w:rPr>
@@ -6154,25 +5932,7 @@
           <w:sz w:val="24"/>
           <w:szCs w:val="24"/>
         </w:rPr>
-        <w:t xml:space="preserve"> (e.g., Rumelhart et al., 1986; </w:t>
-      </w:r>
-      <w:proofErr w:type="spellStart"/>
-      <w:r>
-        <w:rPr>
-          <w:rFonts w:ascii="Times New Roman" w:hAnsi="Times New Roman" w:cs="Times New Roman"/>
-          <w:sz w:val="24"/>
-          <w:szCs w:val="24"/>
-        </w:rPr>
-        <w:t>Werbos</w:t>
-      </w:r>
-      <w:proofErr w:type="spellEnd"/>
-      <w:r>
-        <w:rPr>
-          <w:rFonts w:ascii="Times New Roman" w:hAnsi="Times New Roman" w:cs="Times New Roman"/>
-          <w:sz w:val="24"/>
-          <w:szCs w:val="24"/>
-        </w:rPr>
-        <w:t>, 1974)—was developed that could learn such internal representations.</w:t>
+        <w:t xml:space="preserve"> (e.g., Rumelhart et al., 1986; Werbos, 1974)—was developed that could learn such internal representations.</w:t>
       </w:r>
       <w:r>
         <w:rPr>
@@ -6723,25 +6483,7 @@
           <w:sz w:val="24"/>
           <w:szCs w:val="24"/>
         </w:rPr>
-        <w:t xml:space="preserve">(e.g., </w:t>
-      </w:r>
-      <w:proofErr w:type="spellStart"/>
-      <w:r>
-        <w:rPr>
-          <w:rFonts w:ascii="Times New Roman" w:hAnsi="Times New Roman" w:cs="Times New Roman"/>
-          <w:sz w:val="24"/>
-          <w:szCs w:val="24"/>
-        </w:rPr>
-        <w:t>Spelke</w:t>
-      </w:r>
-      <w:proofErr w:type="spellEnd"/>
-      <w:r>
-        <w:rPr>
-          <w:rFonts w:ascii="Times New Roman" w:hAnsi="Times New Roman" w:cs="Times New Roman"/>
-          <w:sz w:val="24"/>
-          <w:szCs w:val="24"/>
-        </w:rPr>
-        <w:t xml:space="preserve">, 2022; </w:t>
+        <w:t xml:space="preserve">(e.g., Spelke, 2022; </w:t>
       </w:r>
       <w:r>
         <w:rPr>
@@ -7163,25 +6905,7 @@
           <w:sz w:val="24"/>
           <w:szCs w:val="24"/>
         </w:rPr>
-        <w:t xml:space="preserve"> </w:t>
-      </w:r>
-      <w:proofErr w:type="spellStart"/>
-      <w:r>
-        <w:rPr>
-          <w:rFonts w:ascii="Times New Roman" w:hAnsi="Times New Roman" w:cs="Times New Roman"/>
-          <w:sz w:val="24"/>
-          <w:szCs w:val="24"/>
-        </w:rPr>
-        <w:t>Spelke</w:t>
-      </w:r>
-      <w:proofErr w:type="spellEnd"/>
-      <w:r>
-        <w:rPr>
-          <w:rFonts w:ascii="Times New Roman" w:hAnsi="Times New Roman" w:cs="Times New Roman"/>
-          <w:sz w:val="24"/>
-          <w:szCs w:val="24"/>
-        </w:rPr>
-        <w:t xml:space="preserve"> et al. (1995; see also </w:t>
+        <w:t xml:space="preserve"> Spelke et al. (1995; see also </w:t>
       </w:r>
       <w:r>
         <w:rPr>
@@ -7606,23 +7330,13 @@
         </w:rPr>
         <w:tab/>
       </w:r>
-      <w:proofErr w:type="spellStart"/>
-      <w:r>
-        <w:rPr>
-          <w:rFonts w:ascii="Times New Roman" w:hAnsi="Times New Roman" w:cs="Times New Roman"/>
-          <w:sz w:val="24"/>
-          <w:szCs w:val="24"/>
-        </w:rPr>
-        <w:t>Spelke</w:t>
-      </w:r>
-      <w:proofErr w:type="spellEnd"/>
-      <w:r>
-        <w:rPr>
-          <w:rFonts w:ascii="Times New Roman" w:hAnsi="Times New Roman" w:cs="Times New Roman"/>
-          <w:sz w:val="24"/>
-          <w:szCs w:val="24"/>
-        </w:rPr>
-        <w:t xml:space="preserve"> et al. (</w:t>
+      <w:r>
+        <w:rPr>
+          <w:rFonts w:ascii="Times New Roman" w:hAnsi="Times New Roman" w:cs="Times New Roman"/>
+          <w:sz w:val="24"/>
+          <w:szCs w:val="24"/>
+        </w:rPr>
+        <w:t>Spelke et al. (</w:t>
       </w:r>
       <w:r>
         <w:rPr>
@@ -7991,23 +7705,13 @@
         <w:tab/>
         <w:t xml:space="preserve">This is precisely what </w:t>
       </w:r>
-      <w:proofErr w:type="spellStart"/>
-      <w:r>
-        <w:rPr>
-          <w:rFonts w:ascii="Times New Roman" w:hAnsi="Times New Roman" w:cs="Times New Roman"/>
-          <w:sz w:val="24"/>
-          <w:szCs w:val="24"/>
-        </w:rPr>
-        <w:t>Spelke</w:t>
-      </w:r>
-      <w:proofErr w:type="spellEnd"/>
-      <w:r>
-        <w:rPr>
-          <w:rFonts w:ascii="Times New Roman" w:hAnsi="Times New Roman" w:cs="Times New Roman"/>
-          <w:sz w:val="24"/>
-          <w:szCs w:val="24"/>
-        </w:rPr>
-        <w:t xml:space="preserve"> et al. (1995) found</w:t>
+      <w:r>
+        <w:rPr>
+          <w:rFonts w:ascii="Times New Roman" w:hAnsi="Times New Roman" w:cs="Times New Roman"/>
+          <w:sz w:val="24"/>
+          <w:szCs w:val="24"/>
+        </w:rPr>
+        <w:t>Spelke et al. (1995) found</w:t>
       </w:r>
       <w:r>
         <w:rPr>
@@ -8223,25 +7927,7 @@
           <w:sz w:val="24"/>
           <w:szCs w:val="24"/>
         </w:rPr>
-        <w:t xml:space="preserve"> (e.g., Markson &amp; </w:t>
-      </w:r>
-      <w:proofErr w:type="spellStart"/>
-      <w:r>
-        <w:rPr>
-          <w:rFonts w:ascii="Times New Roman" w:hAnsi="Times New Roman" w:cs="Times New Roman"/>
-          <w:sz w:val="24"/>
-          <w:szCs w:val="24"/>
-        </w:rPr>
-        <w:t>Spelke</w:t>
-      </w:r>
-      <w:proofErr w:type="spellEnd"/>
-      <w:r>
-        <w:rPr>
-          <w:rFonts w:ascii="Times New Roman" w:hAnsi="Times New Roman" w:cs="Times New Roman"/>
-          <w:sz w:val="24"/>
-          <w:szCs w:val="24"/>
-        </w:rPr>
-        <w:t>, 2006; Saxe et al., 2005; Saxe et al., 2007)</w:t>
+        <w:t xml:space="preserve"> (e.g., Markson &amp; Spelke, 2006; Saxe et al., 2005; Saxe et al., 2007)</w:t>
       </w:r>
       <w:r>
         <w:rPr>
@@ -8472,18 +8158,8 @@
           <w:sz w:val="24"/>
           <w:szCs w:val="24"/>
         </w:rPr>
-        <w:t xml:space="preserve">(e.g., Slater, 1989; </w:t>
-      </w:r>
-      <w:proofErr w:type="spellStart"/>
-      <w:r>
-        <w:rPr>
-          <w:rFonts w:ascii="Times New Roman" w:hAnsi="Times New Roman" w:cs="Times New Roman"/>
-          <w:sz w:val="24"/>
-          <w:szCs w:val="24"/>
-        </w:rPr>
-        <w:t>Vallortigara</w:t>
-      </w:r>
-      <w:proofErr w:type="spellEnd"/>
+        <w:t>(e.g., Slater, 1989; Vallortigara</w:t>
+      </w:r>
       <w:r>
         <w:rPr>
           <w:rFonts w:ascii="Times New Roman" w:hAnsi="Times New Roman" w:cs="Times New Roman"/>
@@ -8816,18 +8492,8 @@
           <w:sz w:val="24"/>
           <w:szCs w:val="24"/>
         </w:rPr>
-        <w:t xml:space="preserve">some perceptual features </w:t>
-      </w:r>
-      <w:proofErr w:type="gramStart"/>
-      <w:r>
-        <w:rPr>
-          <w:rFonts w:ascii="Times New Roman" w:hAnsi="Times New Roman" w:cs="Times New Roman"/>
-          <w:sz w:val="24"/>
-          <w:szCs w:val="24"/>
-        </w:rPr>
-        <w:t>covary</w:t>
-      </w:r>
-      <w:proofErr w:type="gramEnd"/>
+        <w:t>some perceptual features covary</w:t>
+      </w:r>
       <w:r>
         <w:rPr>
           <w:rFonts w:ascii="Times New Roman" w:hAnsi="Times New Roman" w:cs="Times New Roman"/>
@@ -9509,25 +9175,7 @@
           <w:sz w:val="24"/>
           <w:szCs w:val="24"/>
         </w:rPr>
-        <w:t xml:space="preserve">As with the sensorimotor connections in </w:t>
-      </w:r>
-      <w:proofErr w:type="spellStart"/>
-      <w:r>
-        <w:rPr>
-          <w:rFonts w:ascii="Times New Roman" w:hAnsi="Times New Roman" w:cs="Times New Roman"/>
-          <w:sz w:val="24"/>
-          <w:szCs w:val="24"/>
-        </w:rPr>
-        <w:t>Braitenberg’s</w:t>
-      </w:r>
-      <w:proofErr w:type="spellEnd"/>
-      <w:r>
-        <w:rPr>
-          <w:rFonts w:ascii="Times New Roman" w:hAnsi="Times New Roman" w:cs="Times New Roman"/>
-          <w:sz w:val="24"/>
-          <w:szCs w:val="24"/>
-        </w:rPr>
-        <w:t xml:space="preserve"> vehicles, </w:t>
+        <w:t xml:space="preserve">As with the sensorimotor connections in Braitenberg’s vehicles, </w:t>
       </w:r>
       <w:r>
         <w:rPr>
@@ -9599,25 +9247,7 @@
           <w:sz w:val="24"/>
           <w:szCs w:val="24"/>
         </w:rPr>
-        <w:t xml:space="preserve"> in </w:t>
-      </w:r>
-      <w:proofErr w:type="spellStart"/>
-      <w:r>
-        <w:rPr>
-          <w:rFonts w:ascii="Times New Roman" w:hAnsi="Times New Roman" w:cs="Times New Roman"/>
-          <w:sz w:val="24"/>
-          <w:szCs w:val="24"/>
-        </w:rPr>
-        <w:t>Spelke</w:t>
-      </w:r>
-      <w:proofErr w:type="spellEnd"/>
-      <w:r>
-        <w:rPr>
-          <w:rFonts w:ascii="Times New Roman" w:hAnsi="Times New Roman" w:cs="Times New Roman"/>
-          <w:sz w:val="24"/>
-          <w:szCs w:val="24"/>
-        </w:rPr>
-        <w:t xml:space="preserve"> et al. (1995)</w:t>
+        <w:t xml:space="preserve"> in Spelke et al. (1995)</w:t>
       </w:r>
       <w:r>
         <w:rPr>
@@ -9936,25 +9566,7 @@
           <w:sz w:val="24"/>
           <w:szCs w:val="24"/>
         </w:rPr>
-        <w:t xml:space="preserve">replicate </w:t>
-      </w:r>
-      <w:proofErr w:type="spellStart"/>
-      <w:r>
-        <w:rPr>
-          <w:rFonts w:ascii="Times New Roman" w:hAnsi="Times New Roman" w:cs="Times New Roman"/>
-          <w:sz w:val="24"/>
-          <w:szCs w:val="24"/>
-        </w:rPr>
-        <w:t>Spelke</w:t>
-      </w:r>
-      <w:proofErr w:type="spellEnd"/>
-      <w:r>
-        <w:rPr>
-          <w:rFonts w:ascii="Times New Roman" w:hAnsi="Times New Roman" w:cs="Times New Roman"/>
-          <w:sz w:val="24"/>
-          <w:szCs w:val="24"/>
-        </w:rPr>
-        <w:t xml:space="preserve"> et al.’s (1995) findings, </w:t>
+        <w:t xml:space="preserve">replicate Spelke et al.’s (1995) findings, </w:t>
       </w:r>
       <w:r>
         <w:rPr>
@@ -10296,25 +9908,7 @@
           <w:sz w:val="24"/>
           <w:szCs w:val="24"/>
         </w:rPr>
-        <w:t xml:space="preserve">Rakison &amp; </w:t>
-      </w:r>
-      <w:proofErr w:type="spellStart"/>
-      <w:r>
-        <w:rPr>
-          <w:rFonts w:ascii="Times New Roman" w:hAnsi="Times New Roman" w:cs="Times New Roman"/>
-          <w:sz w:val="24"/>
-          <w:szCs w:val="24"/>
-        </w:rPr>
-        <w:t>Lupyan</w:t>
-      </w:r>
-      <w:proofErr w:type="spellEnd"/>
-      <w:r>
-        <w:rPr>
-          <w:rFonts w:ascii="Times New Roman" w:hAnsi="Times New Roman" w:cs="Times New Roman"/>
-          <w:sz w:val="24"/>
-          <w:szCs w:val="24"/>
-        </w:rPr>
-        <w:t>, 2008)</w:t>
+        <w:t>Rakison &amp; Lupyan, 2008)</w:t>
       </w:r>
       <w:r>
         <w:rPr>
@@ -11435,25 +11029,7 @@
           <w:sz w:val="24"/>
           <w:szCs w:val="24"/>
         </w:rPr>
-        <w:t xml:space="preserve">when one </w:t>
-      </w:r>
-      <w:proofErr w:type="gramStart"/>
-      <w:r>
-        <w:rPr>
-          <w:rFonts w:ascii="Times New Roman" w:hAnsi="Times New Roman" w:cs="Times New Roman"/>
-          <w:sz w:val="24"/>
-          <w:szCs w:val="24"/>
-        </w:rPr>
-        <w:t>stopped</w:t>
-      </w:r>
-      <w:proofErr w:type="gramEnd"/>
-      <w:r>
-        <w:rPr>
-          <w:rFonts w:ascii="Times New Roman" w:hAnsi="Times New Roman" w:cs="Times New Roman"/>
-          <w:sz w:val="24"/>
-          <w:szCs w:val="24"/>
-        </w:rPr>
-        <w:t xml:space="preserve"> and the other began moving</w:t>
+        <w:t>when one stopped and the other began moving</w:t>
       </w:r>
       <w:r>
         <w:rPr>
@@ -12049,25 +11625,7 @@
           <w:sz w:val="24"/>
           <w:szCs w:val="24"/>
         </w:rPr>
-        <w:t xml:space="preserve">Networks—like the infants in </w:t>
-      </w:r>
-      <w:proofErr w:type="spellStart"/>
-      <w:r>
-        <w:rPr>
-          <w:rFonts w:ascii="Times New Roman" w:hAnsi="Times New Roman" w:cs="Times New Roman"/>
-          <w:sz w:val="24"/>
-          <w:szCs w:val="24"/>
-        </w:rPr>
-        <w:t>Spelke</w:t>
-      </w:r>
-      <w:proofErr w:type="spellEnd"/>
-      <w:r>
-        <w:rPr>
-          <w:rFonts w:ascii="Times New Roman" w:hAnsi="Times New Roman" w:cs="Times New Roman"/>
-          <w:sz w:val="24"/>
-          <w:szCs w:val="24"/>
-        </w:rPr>
-        <w:t xml:space="preserve"> et al. (1995)—</w:t>
+        <w:t>Networks—like the infants in Spelke et al. (1995)—</w:t>
       </w:r>
       <w:r>
         <w:rPr>
@@ -12426,25 +11984,7 @@
           <w:sz w:val="24"/>
           <w:szCs w:val="24"/>
         </w:rPr>
-        <w:t xml:space="preserve">As in </w:t>
-      </w:r>
-      <w:proofErr w:type="spellStart"/>
-      <w:r>
-        <w:rPr>
-          <w:rFonts w:ascii="Times New Roman" w:hAnsi="Times New Roman" w:cs="Times New Roman"/>
-          <w:sz w:val="24"/>
-          <w:szCs w:val="24"/>
-        </w:rPr>
-        <w:t>Spelke</w:t>
-      </w:r>
-      <w:proofErr w:type="spellEnd"/>
-      <w:r>
-        <w:rPr>
-          <w:rFonts w:ascii="Times New Roman" w:hAnsi="Times New Roman" w:cs="Times New Roman"/>
-          <w:sz w:val="24"/>
-          <w:szCs w:val="24"/>
-        </w:rPr>
-        <w:t xml:space="preserve"> et al. (1995), </w:t>
+        <w:t xml:space="preserve">As in Spelke et al. (1995), </w:t>
       </w:r>
       <w:r>
         <w:rPr>
@@ -12684,25 +12224,7 @@
           <w:sz w:val="24"/>
           <w:szCs w:val="24"/>
         </w:rPr>
-        <w:t xml:space="preserve">is not necessary to explain </w:t>
-      </w:r>
-      <w:proofErr w:type="spellStart"/>
-      <w:r>
-        <w:rPr>
-          <w:rFonts w:ascii="Times New Roman" w:hAnsi="Times New Roman" w:cs="Times New Roman"/>
-          <w:sz w:val="24"/>
-          <w:szCs w:val="24"/>
-        </w:rPr>
-        <w:t>Spelke</w:t>
-      </w:r>
-      <w:proofErr w:type="spellEnd"/>
-      <w:r>
-        <w:rPr>
-          <w:rFonts w:ascii="Times New Roman" w:hAnsi="Times New Roman" w:cs="Times New Roman"/>
-          <w:sz w:val="24"/>
-          <w:szCs w:val="24"/>
-        </w:rPr>
-        <w:t xml:space="preserve"> et al.’s (1995) findings; associative learning is clearly sufficient. </w:t>
+        <w:t xml:space="preserve">is not necessary to explain Spelke et al.’s (1995) findings; associative learning is clearly sufficient. </w:t>
       </w:r>
       <w:r>
         <w:rPr>
@@ -12742,25 +12264,7 @@
           <w:sz w:val="24"/>
           <w:szCs w:val="24"/>
         </w:rPr>
-        <w:t xml:space="preserve"> </w:t>
-      </w:r>
-      <w:proofErr w:type="spellStart"/>
-      <w:r>
-        <w:rPr>
-          <w:rFonts w:ascii="Times New Roman" w:hAnsi="Times New Roman" w:cs="Times New Roman"/>
-          <w:sz w:val="24"/>
-          <w:szCs w:val="24"/>
-        </w:rPr>
-        <w:t>Spelke</w:t>
-      </w:r>
-      <w:proofErr w:type="spellEnd"/>
-      <w:r>
-        <w:rPr>
-          <w:rFonts w:ascii="Times New Roman" w:hAnsi="Times New Roman" w:cs="Times New Roman"/>
-          <w:sz w:val="24"/>
-          <w:szCs w:val="24"/>
-        </w:rPr>
-        <w:t xml:space="preserve"> et al. (1995)</w:t>
+        <w:t xml:space="preserve"> Spelke et al. (1995)</w:t>
       </w:r>
       <w:r>
         <w:rPr>
@@ -12958,25 +12462,7 @@
           <w:sz w:val="24"/>
           <w:szCs w:val="24"/>
         </w:rPr>
-        <w:t xml:space="preserve"> </w:t>
-      </w:r>
-      <w:proofErr w:type="spellStart"/>
-      <w:r>
-        <w:rPr>
-          <w:rFonts w:ascii="Times New Roman" w:hAnsi="Times New Roman" w:cs="Times New Roman"/>
-          <w:sz w:val="24"/>
-          <w:szCs w:val="24"/>
-        </w:rPr>
-        <w:t>Spelke</w:t>
-      </w:r>
-      <w:proofErr w:type="spellEnd"/>
-      <w:r>
-        <w:rPr>
-          <w:rFonts w:ascii="Times New Roman" w:hAnsi="Times New Roman" w:cs="Times New Roman"/>
-          <w:sz w:val="24"/>
-          <w:szCs w:val="24"/>
-        </w:rPr>
-        <w:t xml:space="preserve"> et al. (1995) </w:t>
+        <w:t xml:space="preserve"> Spelke et al. (1995) </w:t>
       </w:r>
       <w:r>
         <w:rPr>
@@ -13257,25 +12743,7 @@
           <w:sz w:val="24"/>
           <w:szCs w:val="24"/>
         </w:rPr>
-        <w:t xml:space="preserve"> continued to replicate </w:t>
-      </w:r>
-      <w:proofErr w:type="spellStart"/>
-      <w:r>
-        <w:rPr>
-          <w:rFonts w:ascii="Times New Roman" w:hAnsi="Times New Roman" w:cs="Times New Roman"/>
-          <w:sz w:val="24"/>
-          <w:szCs w:val="24"/>
-        </w:rPr>
-        <w:t>Spelke</w:t>
-      </w:r>
-      <w:proofErr w:type="spellEnd"/>
-      <w:r>
-        <w:rPr>
-          <w:rFonts w:ascii="Times New Roman" w:hAnsi="Times New Roman" w:cs="Times New Roman"/>
-          <w:sz w:val="24"/>
-          <w:szCs w:val="24"/>
-        </w:rPr>
-        <w:t xml:space="preserve"> et al.’s (1995) findings</w:t>
+        <w:t xml:space="preserve"> continued to replicate Spelke et al.’s (1995) findings</w:t>
       </w:r>
       <w:r>
         <w:rPr>
@@ -13458,25 +12926,7 @@
           <w:sz w:val="24"/>
           <w:szCs w:val="24"/>
         </w:rPr>
-        <w:t xml:space="preserve"> replicated infants’ looking patterns in </w:t>
-      </w:r>
-      <w:proofErr w:type="spellStart"/>
-      <w:r>
-        <w:rPr>
-          <w:rFonts w:ascii="Times New Roman" w:hAnsi="Times New Roman" w:cs="Times New Roman"/>
-          <w:sz w:val="24"/>
-          <w:szCs w:val="24"/>
-        </w:rPr>
-        <w:t>Spelke</w:t>
-      </w:r>
-      <w:proofErr w:type="spellEnd"/>
-      <w:r>
-        <w:rPr>
-          <w:rFonts w:ascii="Times New Roman" w:hAnsi="Times New Roman" w:cs="Times New Roman"/>
-          <w:sz w:val="24"/>
-          <w:szCs w:val="24"/>
-        </w:rPr>
-        <w:t xml:space="preserve"> et al. (1995) was because </w:t>
+        <w:t xml:space="preserve"> replicated infants’ looking patterns in Spelke et al. (1995) was because </w:t>
       </w:r>
       <w:r>
         <w:rPr>
@@ -14083,33 +13533,15 @@
           <w:sz w:val="24"/>
           <w:szCs w:val="24"/>
         </w:rPr>
-        <w:t xml:space="preserve">Markson and </w:t>
-      </w:r>
-      <w:proofErr w:type="spellStart"/>
-      <w:r>
-        <w:rPr>
-          <w:rFonts w:ascii="Times New Roman" w:hAnsi="Times New Roman" w:cs="Times New Roman"/>
-          <w:sz w:val="24"/>
-          <w:szCs w:val="24"/>
-        </w:rPr>
-        <w:t>Spelke</w:t>
-      </w:r>
-      <w:r>
-        <w:rPr>
-          <w:rFonts w:ascii="Times New Roman" w:hAnsi="Times New Roman" w:cs="Times New Roman"/>
-          <w:sz w:val="24"/>
-          <w:szCs w:val="24"/>
-        </w:rPr>
-        <w:t>’s</w:t>
-      </w:r>
-      <w:proofErr w:type="spellEnd"/>
-      <w:r>
-        <w:rPr>
-          <w:rFonts w:ascii="Times New Roman" w:hAnsi="Times New Roman" w:cs="Times New Roman"/>
-          <w:sz w:val="24"/>
-          <w:szCs w:val="24"/>
-        </w:rPr>
-        <w:t xml:space="preserve"> (2006) </w:t>
+        <w:t>Markson and Spelke</w:t>
+      </w:r>
+      <w:r>
+        <w:rPr>
+          <w:rFonts w:ascii="Times New Roman" w:hAnsi="Times New Roman" w:cs="Times New Roman"/>
+          <w:sz w:val="24"/>
+          <w:szCs w:val="24"/>
+        </w:rPr>
+        <w:t xml:space="preserve">’s (2006) </w:t>
       </w:r>
       <w:r>
         <w:rPr>
@@ -14315,25 +13747,7 @@
           <w:sz w:val="24"/>
           <w:szCs w:val="24"/>
         </w:rPr>
-        <w:t xml:space="preserve"> 7-month-olds in </w:t>
-      </w:r>
-      <w:proofErr w:type="spellStart"/>
-      <w:r>
-        <w:rPr>
-          <w:rFonts w:ascii="Times New Roman" w:hAnsi="Times New Roman" w:cs="Times New Roman"/>
-          <w:sz w:val="24"/>
-          <w:szCs w:val="24"/>
-        </w:rPr>
-        <w:t>Spelke</w:t>
-      </w:r>
-      <w:proofErr w:type="spellEnd"/>
-      <w:r>
-        <w:rPr>
-          <w:rFonts w:ascii="Times New Roman" w:hAnsi="Times New Roman" w:cs="Times New Roman"/>
-          <w:sz w:val="24"/>
-          <w:szCs w:val="24"/>
-        </w:rPr>
-        <w:t xml:space="preserve"> et al. (1995)</w:t>
+        <w:t xml:space="preserve"> 7-month-olds in Spelke et al. (1995)</w:t>
       </w:r>
       <w:r>
         <w:rPr>
@@ -14581,25 +13995,7 @@
           <w:sz w:val="24"/>
           <w:szCs w:val="24"/>
         </w:rPr>
-        <w:t xml:space="preserve"> are </w:t>
-      </w:r>
-      <w:proofErr w:type="gramStart"/>
-      <w:r>
-        <w:rPr>
-          <w:rFonts w:ascii="Times New Roman" w:hAnsi="Times New Roman" w:cs="Times New Roman"/>
-          <w:sz w:val="24"/>
-          <w:szCs w:val="24"/>
-        </w:rPr>
-        <w:t>habituated</w:t>
-      </w:r>
-      <w:proofErr w:type="gramEnd"/>
-      <w:r>
-        <w:rPr>
-          <w:rFonts w:ascii="Times New Roman" w:hAnsi="Times New Roman" w:cs="Times New Roman"/>
-          <w:sz w:val="24"/>
-          <w:szCs w:val="24"/>
-        </w:rPr>
-        <w:t xml:space="preserve"> to people that possess object parts</w:t>
+        <w:t xml:space="preserve"> are habituated to people that possess object parts</w:t>
       </w:r>
       <w:r>
         <w:rPr>
@@ -15004,16 +14400,7 @@
           <w:sz w:val="24"/>
           <w:szCs w:val="24"/>
         </w:rPr>
-        <w:t xml:space="preserve">much like the sensorimotor connections in </w:t>
-      </w:r>
-      <w:proofErr w:type="spellStart"/>
-      <w:r>
-        <w:rPr>
-          <w:rFonts w:ascii="Times New Roman" w:hAnsi="Times New Roman" w:cs="Times New Roman"/>
-          <w:sz w:val="24"/>
-          <w:szCs w:val="24"/>
-        </w:rPr>
-        <w:t>Braitenberg</w:t>
+        <w:t>much like the sensorimotor connections in Braitenberg</w:t>
       </w:r>
       <w:r>
         <w:rPr>
@@ -15029,16 +14416,7 @@
           <w:sz w:val="24"/>
           <w:szCs w:val="24"/>
         </w:rPr>
-        <w:t>s</w:t>
-      </w:r>
-      <w:proofErr w:type="spellEnd"/>
-      <w:r>
-        <w:rPr>
-          <w:rFonts w:ascii="Times New Roman" w:hAnsi="Times New Roman" w:cs="Times New Roman"/>
-          <w:sz w:val="24"/>
-          <w:szCs w:val="24"/>
-        </w:rPr>
-        <w:t xml:space="preserve"> vehicles</w:t>
+        <w:t>s vehicles</w:t>
       </w:r>
       <w:r>
         <w:rPr>
@@ -15086,25 +14464,7 @@
           <w:sz w:val="24"/>
           <w:szCs w:val="24"/>
         </w:rPr>
-        <w:t xml:space="preserve">seemingly intelligent and autonomous behaviors of </w:t>
-      </w:r>
-      <w:proofErr w:type="spellStart"/>
-      <w:r>
-        <w:rPr>
-          <w:rFonts w:ascii="Times New Roman" w:hAnsi="Times New Roman" w:cs="Times New Roman"/>
-          <w:sz w:val="24"/>
-          <w:szCs w:val="24"/>
-        </w:rPr>
-        <w:t>Braitenberg’s</w:t>
-      </w:r>
-      <w:proofErr w:type="spellEnd"/>
-      <w:r>
-        <w:rPr>
-          <w:rFonts w:ascii="Times New Roman" w:hAnsi="Times New Roman" w:cs="Times New Roman"/>
-          <w:sz w:val="24"/>
-          <w:szCs w:val="24"/>
-        </w:rPr>
-        <w:t xml:space="preserve"> vehicles can be explained without invoking the psychologically sophisticated mechanisms that </w:t>
+        <w:t xml:space="preserve">seemingly intelligent and autonomous behaviors of Braitenberg’s vehicles can be explained without invoking the psychologically sophisticated mechanisms that </w:t>
       </w:r>
       <w:r>
         <w:rPr>
@@ -15184,29 +14544,7 @@
           <w:sz w:val="24"/>
           <w:szCs w:val="24"/>
         </w:rPr>
-        <w:t xml:space="preserve">Putting </w:t>
-      </w:r>
-      <w:proofErr w:type="spellStart"/>
-      <w:r>
-        <w:rPr>
-          <w:rFonts w:ascii="Times New Roman" w:hAnsi="Times New Roman" w:cs="Times New Roman"/>
-          <w:b/>
-          <w:bCs/>
-          <w:sz w:val="24"/>
-          <w:szCs w:val="24"/>
-        </w:rPr>
-        <w:t>Braitenberg’s</w:t>
-      </w:r>
-      <w:proofErr w:type="spellEnd"/>
-      <w:r>
-        <w:rPr>
-          <w:rFonts w:ascii="Times New Roman" w:hAnsi="Times New Roman" w:cs="Times New Roman"/>
-          <w:b/>
-          <w:bCs/>
-          <w:sz w:val="24"/>
-          <w:szCs w:val="24"/>
-        </w:rPr>
-        <w:t xml:space="preserve"> </w:t>
+        <w:t xml:space="preserve">Putting Braitenberg’s </w:t>
       </w:r>
       <w:r>
         <w:rPr>
@@ -15367,25 +14705,7 @@
           <w:sz w:val="24"/>
           <w:szCs w:val="24"/>
         </w:rPr>
-        <w:t xml:space="preserve">standard developmental-science approach of inferring underlying </w:t>
-      </w:r>
-      <w:proofErr w:type="gramStart"/>
-      <w:r>
-        <w:rPr>
-          <w:rFonts w:ascii="Times New Roman" w:hAnsi="Times New Roman" w:cs="Times New Roman"/>
-          <w:sz w:val="24"/>
-          <w:szCs w:val="24"/>
-        </w:rPr>
-        <w:t>mechanism</w:t>
-      </w:r>
-      <w:proofErr w:type="gramEnd"/>
-      <w:r>
-        <w:rPr>
-          <w:rFonts w:ascii="Times New Roman" w:hAnsi="Times New Roman" w:cs="Times New Roman"/>
-          <w:sz w:val="24"/>
-          <w:szCs w:val="24"/>
-        </w:rPr>
-        <w:t xml:space="preserve"> from observed behavior </w:t>
+        <w:t xml:space="preserve">standard developmental-science approach of inferring underlying mechanism from observed behavior </w:t>
       </w:r>
       <w:r>
         <w:rPr>
@@ -15419,23 +14739,13 @@
         </w:rPr>
         <w:t xml:space="preserve"> woefully </w:t>
       </w:r>
-      <w:proofErr w:type="spellStart"/>
-      <w:r>
-        <w:rPr>
-          <w:rFonts w:ascii="Times New Roman" w:hAnsi="Times New Roman" w:cs="Times New Roman"/>
-          <w:sz w:val="24"/>
-          <w:szCs w:val="24"/>
-        </w:rPr>
-        <w:t>underconstrained</w:t>
-      </w:r>
-      <w:proofErr w:type="spellEnd"/>
-      <w:r>
-        <w:rPr>
-          <w:rFonts w:ascii="Times New Roman" w:hAnsi="Times New Roman" w:cs="Times New Roman"/>
-          <w:sz w:val="24"/>
-          <w:szCs w:val="24"/>
-        </w:rPr>
-        <w:t xml:space="preserve"> by behavior. </w:t>
+      <w:r>
+        <w:rPr>
+          <w:rFonts w:ascii="Times New Roman" w:hAnsi="Times New Roman" w:cs="Times New Roman"/>
+          <w:sz w:val="24"/>
+          <w:szCs w:val="24"/>
+        </w:rPr>
+        <w:t xml:space="preserve">underconstrained by behavior. </w:t>
       </w:r>
       <w:r>
         <w:rPr>
@@ -15648,18 +14958,8 @@
           <w:sz w:val="24"/>
           <w:szCs w:val="24"/>
         </w:rPr>
-        <w:t xml:space="preserve"> </w:t>
-      </w:r>
-      <w:proofErr w:type="gramStart"/>
-      <w:r>
-        <w:rPr>
-          <w:rFonts w:ascii="Times New Roman" w:hAnsi="Times New Roman" w:cs="Times New Roman"/>
-          <w:sz w:val="24"/>
-          <w:szCs w:val="24"/>
-        </w:rPr>
-        <w:t>can</w:t>
-      </w:r>
-      <w:proofErr w:type="gramEnd"/>
+        <w:t xml:space="preserve"> can</w:t>
+      </w:r>
       <w:r>
         <w:rPr>
           <w:rFonts w:ascii="Times New Roman" w:hAnsi="Times New Roman" w:cs="Times New Roman"/>
@@ -15932,25 +15232,7 @@
           <w:sz w:val="24"/>
           <w:szCs w:val="24"/>
         </w:rPr>
-        <w:t xml:space="preserve">discussed at length elsewhere (e.g., Mareschal &amp; Thomas, 2007; </w:t>
-      </w:r>
-      <w:proofErr w:type="spellStart"/>
-      <w:r>
-        <w:rPr>
-          <w:rFonts w:ascii="Times New Roman" w:hAnsi="Times New Roman" w:cs="Times New Roman"/>
-          <w:sz w:val="24"/>
-          <w:szCs w:val="24"/>
-        </w:rPr>
-        <w:t>Yermolayeva</w:t>
-      </w:r>
-      <w:proofErr w:type="spellEnd"/>
-      <w:r>
-        <w:rPr>
-          <w:rFonts w:ascii="Times New Roman" w:hAnsi="Times New Roman" w:cs="Times New Roman"/>
-          <w:sz w:val="24"/>
-          <w:szCs w:val="24"/>
-        </w:rPr>
-        <w:t xml:space="preserve"> &amp; Rakison, 2014)</w:t>
+        <w:t>discussed at length elsewhere (e.g., Mareschal &amp; Thomas, 2007; Yermolayeva &amp; Rakison, 2014)</w:t>
       </w:r>
       <w:r>
         <w:rPr>
@@ -17314,25 +16596,7 @@
           <w:sz w:val="24"/>
           <w:szCs w:val="24"/>
         </w:rPr>
-        <w:t xml:space="preserve"> a means of putting </w:t>
-      </w:r>
-      <w:proofErr w:type="spellStart"/>
-      <w:r>
-        <w:rPr>
-          <w:rFonts w:ascii="Times New Roman" w:hAnsi="Times New Roman" w:cs="Times New Roman"/>
-          <w:sz w:val="24"/>
-          <w:szCs w:val="24"/>
-        </w:rPr>
-        <w:t>Braitenberg’s</w:t>
-      </w:r>
-      <w:proofErr w:type="spellEnd"/>
-      <w:r>
-        <w:rPr>
-          <w:rFonts w:ascii="Times New Roman" w:hAnsi="Times New Roman" w:cs="Times New Roman"/>
-          <w:sz w:val="24"/>
-          <w:szCs w:val="24"/>
-        </w:rPr>
-        <w:t xml:space="preserve"> dictum into practice.</w:t>
+        <w:t xml:space="preserve"> a means of putting Braitenberg’s dictum into practice.</w:t>
       </w:r>
       <w:r>
         <w:rPr>
@@ -17539,25 +16803,7 @@
           <w:szCs w:val="24"/>
         </w:rPr>
         <w:tab/>
-        <w:t xml:space="preserve">The central lesson of </w:t>
-      </w:r>
-      <w:proofErr w:type="spellStart"/>
-      <w:r>
-        <w:rPr>
-          <w:rFonts w:ascii="Times New Roman" w:hAnsi="Times New Roman" w:cs="Times New Roman"/>
-          <w:sz w:val="24"/>
-          <w:szCs w:val="24"/>
-        </w:rPr>
-        <w:t>Braitenberg’s</w:t>
-      </w:r>
-      <w:proofErr w:type="spellEnd"/>
-      <w:r>
-        <w:rPr>
-          <w:rFonts w:ascii="Times New Roman" w:hAnsi="Times New Roman" w:cs="Times New Roman"/>
-          <w:sz w:val="24"/>
-          <w:szCs w:val="24"/>
-        </w:rPr>
-        <w:t xml:space="preserve"> </w:t>
+        <w:t xml:space="preserve">The central lesson of Braitenberg’s </w:t>
       </w:r>
       <w:r>
         <w:rPr>
@@ -18843,23 +18089,13 @@
           <w:szCs w:val="24"/>
         </w:rPr>
       </w:pPr>
-      <w:proofErr w:type="spellStart"/>
-      <w:r>
-        <w:rPr>
-          <w:rFonts w:ascii="Times New Roman" w:hAnsi="Times New Roman" w:cs="Times New Roman"/>
-          <w:sz w:val="24"/>
-          <w:szCs w:val="24"/>
-        </w:rPr>
-        <w:t>Braitenberg</w:t>
-      </w:r>
-      <w:proofErr w:type="spellEnd"/>
-      <w:r>
-        <w:rPr>
-          <w:rFonts w:ascii="Times New Roman" w:hAnsi="Times New Roman" w:cs="Times New Roman"/>
-          <w:sz w:val="24"/>
-          <w:szCs w:val="24"/>
-        </w:rPr>
-        <w:t xml:space="preserve">, V. (1986). </w:t>
+      <w:r>
+        <w:rPr>
+          <w:rFonts w:ascii="Times New Roman" w:hAnsi="Times New Roman" w:cs="Times New Roman"/>
+          <w:sz w:val="24"/>
+          <w:szCs w:val="24"/>
+        </w:rPr>
+        <w:t xml:space="preserve">Braitenberg, V. (1986). </w:t>
       </w:r>
       <w:r>
         <w:rPr>
@@ -19903,25 +19139,7 @@
           <w:sz w:val="24"/>
           <w:szCs w:val="24"/>
         </w:rPr>
-        <w:t xml:space="preserve">Markson, L., &amp; </w:t>
-      </w:r>
-      <w:proofErr w:type="spellStart"/>
-      <w:r>
-        <w:rPr>
-          <w:rFonts w:ascii="Times New Roman" w:hAnsi="Times New Roman" w:cs="Times New Roman"/>
-          <w:sz w:val="24"/>
-          <w:szCs w:val="24"/>
-        </w:rPr>
-        <w:t>Spelke</w:t>
-      </w:r>
-      <w:proofErr w:type="spellEnd"/>
-      <w:r>
-        <w:rPr>
-          <w:rFonts w:ascii="Times New Roman" w:hAnsi="Times New Roman" w:cs="Times New Roman"/>
-          <w:sz w:val="24"/>
-          <w:szCs w:val="24"/>
-        </w:rPr>
-        <w:t xml:space="preserve">, E. S. (2006). Infants’ </w:t>
+        <w:t xml:space="preserve">Markson, L., &amp; Spelke, E. S. (2006). Infants’ </w:t>
       </w:r>
       <w:r>
         <w:rPr>
@@ -20216,43 +19434,7 @@
           <w:sz w:val="24"/>
           <w:szCs w:val="24"/>
         </w:rPr>
-        <w:t xml:space="preserve">Mermier, J., </w:t>
-      </w:r>
-      <w:proofErr w:type="spellStart"/>
-      <w:r>
-        <w:rPr>
-          <w:rFonts w:ascii="Times New Roman" w:hAnsi="Times New Roman" w:cs="Times New Roman"/>
-          <w:sz w:val="24"/>
-          <w:szCs w:val="24"/>
-        </w:rPr>
-        <w:t>Quadrelli</w:t>
-      </w:r>
-      <w:proofErr w:type="spellEnd"/>
-      <w:r>
-        <w:rPr>
-          <w:rFonts w:ascii="Times New Roman" w:hAnsi="Times New Roman" w:cs="Times New Roman"/>
-          <w:sz w:val="24"/>
-          <w:szCs w:val="24"/>
-        </w:rPr>
-        <w:t xml:space="preserve">, E., Turati, C., &amp; </w:t>
-      </w:r>
-      <w:proofErr w:type="spellStart"/>
-      <w:r>
-        <w:rPr>
-          <w:rFonts w:ascii="Times New Roman" w:hAnsi="Times New Roman" w:cs="Times New Roman"/>
-          <w:sz w:val="24"/>
-          <w:szCs w:val="24"/>
-        </w:rPr>
-        <w:t>Bulf</w:t>
-      </w:r>
-      <w:proofErr w:type="spellEnd"/>
-      <w:r>
-        <w:rPr>
-          <w:rFonts w:ascii="Times New Roman" w:hAnsi="Times New Roman" w:cs="Times New Roman"/>
-          <w:sz w:val="24"/>
-          <w:szCs w:val="24"/>
-        </w:rPr>
-        <w:t xml:space="preserve">, H. (2022). Sequential learning of emotional faces is statistical at 12 months of age. </w:t>
+        <w:t xml:space="preserve">Mermier, J., Quadrelli, E., Turati, C., &amp; Bulf, H. (2022). Sequential learning of emotional faces is statistical at 12 months of age. </w:t>
       </w:r>
       <w:r>
         <w:rPr>
@@ -20321,43 +19503,7 @@
           <w:sz w:val="24"/>
           <w:szCs w:val="24"/>
         </w:rPr>
-        <w:t xml:space="preserve">Minsky, M., &amp; </w:t>
-      </w:r>
-      <w:proofErr w:type="spellStart"/>
-      <w:r>
-        <w:rPr>
-          <w:rFonts w:ascii="Times New Roman" w:hAnsi="Times New Roman" w:cs="Times New Roman"/>
-          <w:sz w:val="24"/>
-          <w:szCs w:val="24"/>
-        </w:rPr>
-        <w:t>Papert</w:t>
-      </w:r>
-      <w:proofErr w:type="spellEnd"/>
-      <w:r>
-        <w:rPr>
-          <w:rFonts w:ascii="Times New Roman" w:hAnsi="Times New Roman" w:cs="Times New Roman"/>
-          <w:sz w:val="24"/>
-          <w:szCs w:val="24"/>
-        </w:rPr>
-        <w:t xml:space="preserve">, S. (1969). </w:t>
-      </w:r>
-      <w:proofErr w:type="spellStart"/>
-      <w:r>
-        <w:rPr>
-          <w:rFonts w:ascii="Times New Roman" w:hAnsi="Times New Roman" w:cs="Times New Roman"/>
-          <w:sz w:val="24"/>
-          <w:szCs w:val="24"/>
-        </w:rPr>
-        <w:t>Perceptrons</w:t>
-      </w:r>
-      <w:proofErr w:type="spellEnd"/>
-      <w:r>
-        <w:rPr>
-          <w:rFonts w:ascii="Times New Roman" w:hAnsi="Times New Roman" w:cs="Times New Roman"/>
-          <w:sz w:val="24"/>
-          <w:szCs w:val="24"/>
-        </w:rPr>
-        <w:t>: An introduction to computational geometry. M.I.T. Press.</w:t>
+        <w:t>Minsky, M., &amp; Papert, S. (1969). Perceptrons: An introduction to computational geometry. M.I.T. Press.</w:t>
       </w:r>
     </w:p>
     <w:p>
@@ -20673,25 +19819,7 @@
           <w:sz w:val="24"/>
           <w:szCs w:val="24"/>
         </w:rPr>
-        <w:t xml:space="preserve">Quinn, P. C., &amp; </w:t>
-      </w:r>
-      <w:proofErr w:type="spellStart"/>
-      <w:r>
-        <w:rPr>
-          <w:rFonts w:ascii="Times New Roman" w:hAnsi="Times New Roman" w:cs="Times New Roman"/>
-          <w:sz w:val="24"/>
-          <w:szCs w:val="24"/>
-        </w:rPr>
-        <w:t>Eimas</w:t>
-      </w:r>
-      <w:proofErr w:type="spellEnd"/>
-      <w:r>
-        <w:rPr>
-          <w:rFonts w:ascii="Times New Roman" w:hAnsi="Times New Roman" w:cs="Times New Roman"/>
-          <w:sz w:val="24"/>
-          <w:szCs w:val="24"/>
-        </w:rPr>
-        <w:t xml:space="preserve">, P. D. (1997). A reexamination of the perceptual-to-conceptual shift in mental representations. </w:t>
+        <w:t xml:space="preserve">Quinn, P. C., &amp; Eimas, P. D. (1997). A reexamination of the perceptual-to-conceptual shift in mental representations. </w:t>
       </w:r>
       <w:r>
         <w:rPr>
@@ -20885,25 +20013,7 @@
           <w:sz w:val="24"/>
           <w:szCs w:val="24"/>
         </w:rPr>
-        <w:t xml:space="preserve">Rakison, D. H., &amp; </w:t>
-      </w:r>
-      <w:proofErr w:type="spellStart"/>
-      <w:r>
-        <w:rPr>
-          <w:rFonts w:ascii="Times New Roman" w:hAnsi="Times New Roman" w:cs="Times New Roman"/>
-          <w:sz w:val="24"/>
-          <w:szCs w:val="24"/>
-        </w:rPr>
-        <w:t>Lupyan</w:t>
-      </w:r>
-      <w:proofErr w:type="spellEnd"/>
-      <w:r>
-        <w:rPr>
-          <w:rFonts w:ascii="Times New Roman" w:hAnsi="Times New Roman" w:cs="Times New Roman"/>
-          <w:sz w:val="24"/>
-          <w:szCs w:val="24"/>
-        </w:rPr>
-        <w:t xml:space="preserve">, G. (2008). Developing </w:t>
+        <w:t xml:space="preserve">Rakison, D. H., &amp; Lupyan, G. (2008). Developing </w:t>
       </w:r>
       <w:r>
         <w:rPr>
@@ -21035,25 +20145,7 @@
           <w:sz w:val="24"/>
           <w:szCs w:val="24"/>
         </w:rPr>
-        <w:t xml:space="preserve">(1), </w:t>
-      </w:r>
-      <w:proofErr w:type="spellStart"/>
-      <w:r>
-        <w:rPr>
-          <w:rFonts w:ascii="Times New Roman" w:hAnsi="Times New Roman" w:cs="Times New Roman"/>
-          <w:sz w:val="24"/>
-          <w:szCs w:val="24"/>
-        </w:rPr>
-        <w:t>i</w:t>
-      </w:r>
-      <w:proofErr w:type="spellEnd"/>
-      <w:r>
-        <w:rPr>
-          <w:rFonts w:ascii="Times New Roman" w:hAnsi="Times New Roman" w:cs="Times New Roman"/>
-          <w:sz w:val="24"/>
-          <w:szCs w:val="24"/>
-        </w:rPr>
-        <w:t xml:space="preserve">–127. </w:t>
+        <w:t xml:space="preserve">(1), i–127. </w:t>
       </w:r>
       <w:hyperlink r:id="rId37" w:history="1">
         <w:r>
@@ -21113,7 +20205,6 @@
         </w:rPr>
         <w:t xml:space="preserve">heory of </w:t>
       </w:r>
-      <w:proofErr w:type="spellStart"/>
       <w:r>
         <w:rPr>
           <w:rFonts w:ascii="Times New Roman" w:hAnsi="Times New Roman" w:cs="Times New Roman"/>
@@ -21128,16 +20219,7 @@
           <w:sz w:val="24"/>
           <w:szCs w:val="24"/>
         </w:rPr>
-        <w:t>avlovian</w:t>
-      </w:r>
-      <w:proofErr w:type="spellEnd"/>
-      <w:r>
-        <w:rPr>
-          <w:rFonts w:ascii="Times New Roman" w:hAnsi="Times New Roman" w:cs="Times New Roman"/>
-          <w:sz w:val="24"/>
-          <w:szCs w:val="24"/>
-        </w:rPr>
-        <w:t xml:space="preserve"> </w:t>
+        <w:t xml:space="preserve">avlovian </w:t>
       </w:r>
       <w:r>
         <w:rPr>
@@ -21201,25 +20283,7 @@
           <w:sz w:val="24"/>
           <w:szCs w:val="24"/>
         </w:rPr>
-        <w:t xml:space="preserve">onreinforcement. In A. H. Black &amp; W. F. </w:t>
-      </w:r>
-      <w:proofErr w:type="spellStart"/>
-      <w:r>
-        <w:rPr>
-          <w:rFonts w:ascii="Times New Roman" w:hAnsi="Times New Roman" w:cs="Times New Roman"/>
-          <w:sz w:val="24"/>
-          <w:szCs w:val="24"/>
-        </w:rPr>
-        <w:t>Prokasy</w:t>
-      </w:r>
-      <w:proofErr w:type="spellEnd"/>
-      <w:r>
-        <w:rPr>
-          <w:rFonts w:ascii="Times New Roman" w:hAnsi="Times New Roman" w:cs="Times New Roman"/>
-          <w:sz w:val="24"/>
-          <w:szCs w:val="24"/>
-        </w:rPr>
-        <w:t xml:space="preserve"> (Eds.), </w:t>
+        <w:t xml:space="preserve">onreinforcement. In A. H. Black &amp; W. F. Prokasy (Eds.), </w:t>
       </w:r>
       <w:r>
         <w:rPr>
@@ -21397,23 +20461,13 @@
           <w:szCs w:val="24"/>
         </w:rPr>
       </w:pPr>
-      <w:proofErr w:type="spellStart"/>
-      <w:r>
-        <w:rPr>
-          <w:rFonts w:ascii="Times New Roman" w:hAnsi="Times New Roman" w:cs="Times New Roman"/>
-          <w:sz w:val="24"/>
-          <w:szCs w:val="24"/>
-        </w:rPr>
-        <w:t>Rovee</w:t>
-      </w:r>
-      <w:proofErr w:type="spellEnd"/>
-      <w:r>
-        <w:rPr>
-          <w:rFonts w:ascii="Times New Roman" w:hAnsi="Times New Roman" w:cs="Times New Roman"/>
-          <w:sz w:val="24"/>
-          <w:szCs w:val="24"/>
-        </w:rPr>
-        <w:t xml:space="preserve">-Collier, C. (1999). The development of infant memory. </w:t>
+      <w:r>
+        <w:rPr>
+          <w:rFonts w:ascii="Times New Roman" w:hAnsi="Times New Roman" w:cs="Times New Roman"/>
+          <w:sz w:val="24"/>
+          <w:szCs w:val="24"/>
+        </w:rPr>
+        <w:t xml:space="preserve">Rovee-Collier, C. (1999). The development of infant memory. </w:t>
       </w:r>
       <w:r>
         <w:rPr>
@@ -21707,43 +20761,7 @@
           <w:sz w:val="24"/>
           <w:szCs w:val="24"/>
         </w:rPr>
-        <w:t xml:space="preserve">Saxe, R., </w:t>
-      </w:r>
-      <w:proofErr w:type="spellStart"/>
-      <w:r>
-        <w:rPr>
-          <w:rFonts w:ascii="Times New Roman" w:hAnsi="Times New Roman" w:cs="Times New Roman"/>
-          <w:sz w:val="24"/>
-          <w:szCs w:val="24"/>
-        </w:rPr>
-        <w:t>Tzelnic</w:t>
-      </w:r>
-      <w:proofErr w:type="spellEnd"/>
-      <w:r>
-        <w:rPr>
-          <w:rFonts w:ascii="Times New Roman" w:hAnsi="Times New Roman" w:cs="Times New Roman"/>
-          <w:sz w:val="24"/>
-          <w:szCs w:val="24"/>
-        </w:rPr>
-        <w:t xml:space="preserve">, T., &amp; Carey, S. (2007). Knowing who </w:t>
-      </w:r>
-      <w:proofErr w:type="spellStart"/>
-      <w:r>
-        <w:rPr>
-          <w:rFonts w:ascii="Times New Roman" w:hAnsi="Times New Roman" w:cs="Times New Roman"/>
-          <w:sz w:val="24"/>
-          <w:szCs w:val="24"/>
-        </w:rPr>
-        <w:t>dunnit</w:t>
-      </w:r>
-      <w:proofErr w:type="spellEnd"/>
-      <w:r>
-        <w:rPr>
-          <w:rFonts w:ascii="Times New Roman" w:hAnsi="Times New Roman" w:cs="Times New Roman"/>
-          <w:sz w:val="24"/>
-          <w:szCs w:val="24"/>
-        </w:rPr>
-        <w:t xml:space="preserve">: Infants identify the causal agent in an unseen causal interaction. </w:t>
+        <w:t xml:space="preserve">Saxe, R., Tzelnic, T., &amp; Carey, S. (2007). Knowing who dunnit: Infants identify the causal agent in an unseen causal interaction. </w:t>
       </w:r>
       <w:r>
         <w:rPr>
@@ -22083,23 +21101,13 @@
           <w:szCs w:val="24"/>
         </w:rPr>
       </w:pPr>
-      <w:proofErr w:type="spellStart"/>
-      <w:r>
-        <w:rPr>
-          <w:rFonts w:ascii="Times New Roman" w:hAnsi="Times New Roman" w:cs="Times New Roman"/>
-          <w:sz w:val="24"/>
-          <w:szCs w:val="24"/>
-        </w:rPr>
-        <w:t>Spelke</w:t>
-      </w:r>
-      <w:proofErr w:type="spellEnd"/>
-      <w:r>
-        <w:rPr>
-          <w:rFonts w:ascii="Times New Roman" w:hAnsi="Times New Roman" w:cs="Times New Roman"/>
-          <w:sz w:val="24"/>
-          <w:szCs w:val="24"/>
-        </w:rPr>
-        <w:t xml:space="preserve">, E. S. (2022). </w:t>
+      <w:r>
+        <w:rPr>
+          <w:rFonts w:ascii="Times New Roman" w:hAnsi="Times New Roman" w:cs="Times New Roman"/>
+          <w:sz w:val="24"/>
+          <w:szCs w:val="24"/>
+        </w:rPr>
+        <w:t xml:space="preserve">Spelke, E. S. (2022). </w:t>
       </w:r>
       <w:r>
         <w:rPr>
@@ -22144,23 +21152,13 @@
           <w:szCs w:val="24"/>
         </w:rPr>
       </w:pPr>
-      <w:proofErr w:type="spellStart"/>
-      <w:r>
-        <w:rPr>
-          <w:rFonts w:ascii="Times New Roman" w:hAnsi="Times New Roman" w:cs="Times New Roman"/>
-          <w:sz w:val="24"/>
-          <w:szCs w:val="24"/>
-        </w:rPr>
-        <w:t>Spelke</w:t>
-      </w:r>
-      <w:proofErr w:type="spellEnd"/>
-      <w:r>
-        <w:rPr>
-          <w:rFonts w:ascii="Times New Roman" w:hAnsi="Times New Roman" w:cs="Times New Roman"/>
-          <w:sz w:val="24"/>
-          <w:szCs w:val="24"/>
-        </w:rPr>
-        <w:t xml:space="preserve">, E. S., Phillips, A., &amp; Woodward, A. L. (1995). Infants' knowledge of object motion and human action. In D. Sperber, D. Premack, &amp; A. J. Premack (Eds.), </w:t>
+      <w:r>
+        <w:rPr>
+          <w:rFonts w:ascii="Times New Roman" w:hAnsi="Times New Roman" w:cs="Times New Roman"/>
+          <w:sz w:val="24"/>
+          <w:szCs w:val="24"/>
+        </w:rPr>
+        <w:t xml:space="preserve">Spelke, E. S., Phillips, A., &amp; Woodward, A. L. (1995). Infants' knowledge of object motion and human action. In D. Sperber, D. Premack, &amp; A. J. Premack (Eds.), </w:t>
       </w:r>
       <w:r>
         <w:rPr>
@@ -22200,25 +21198,7 @@
           <w:sz w:val="24"/>
           <w:szCs w:val="24"/>
         </w:rPr>
-        <w:t xml:space="preserve">Uller, C., Hauser, M., &amp; Carey, S. (2001). Spontaneous representation of number in cotton-top tamarins (Saguinus </w:t>
-      </w:r>
-      <w:proofErr w:type="spellStart"/>
-      <w:r>
-        <w:rPr>
-          <w:rFonts w:ascii="Times New Roman" w:hAnsi="Times New Roman" w:cs="Times New Roman"/>
-          <w:sz w:val="24"/>
-          <w:szCs w:val="24"/>
-        </w:rPr>
-        <w:t>oedipus</w:t>
-      </w:r>
-      <w:proofErr w:type="spellEnd"/>
-      <w:r>
-        <w:rPr>
-          <w:rFonts w:ascii="Times New Roman" w:hAnsi="Times New Roman" w:cs="Times New Roman"/>
-          <w:sz w:val="24"/>
-          <w:szCs w:val="24"/>
-        </w:rPr>
-        <w:t xml:space="preserve">). </w:t>
+        <w:t xml:space="preserve">Uller, C., Hauser, M., &amp; Carey, S. (2001). Spontaneous representation of number in cotton-top tamarins (Saguinus oedipus). </w:t>
       </w:r>
       <w:r>
         <w:rPr>
@@ -22359,61 +21339,14 @@
           <w:szCs w:val="24"/>
         </w:rPr>
       </w:pPr>
-      <w:proofErr w:type="spellStart"/>
-      <w:r>
-        <w:rPr>
-          <w:rFonts w:ascii="Times New Roman" w:hAnsi="Times New Roman" w:cs="Times New Roman"/>
-          <w:sz w:val="24"/>
-          <w:szCs w:val="24"/>
-        </w:rPr>
-        <w:t>Vallortigara</w:t>
-      </w:r>
-      <w:proofErr w:type="spellEnd"/>
-      <w:r>
-        <w:rPr>
-          <w:rFonts w:ascii="Times New Roman" w:hAnsi="Times New Roman" w:cs="Times New Roman"/>
-          <w:sz w:val="24"/>
-          <w:szCs w:val="24"/>
-        </w:rPr>
-        <w:t xml:space="preserve">, G., </w:t>
-      </w:r>
-      <w:proofErr w:type="spellStart"/>
-      <w:r>
-        <w:rPr>
-          <w:rFonts w:ascii="Times New Roman" w:hAnsi="Times New Roman" w:cs="Times New Roman"/>
-          <w:sz w:val="24"/>
-          <w:szCs w:val="24"/>
-        </w:rPr>
-        <w:t>Regolin</w:t>
-      </w:r>
-      <w:proofErr w:type="spellEnd"/>
-      <w:r>
-        <w:rPr>
-          <w:rFonts w:ascii="Times New Roman" w:hAnsi="Times New Roman" w:cs="Times New Roman"/>
-          <w:sz w:val="24"/>
-          <w:szCs w:val="24"/>
-        </w:rPr>
-        <w:t xml:space="preserve">, L., &amp; </w:t>
-      </w:r>
-      <w:proofErr w:type="spellStart"/>
-      <w:r>
-        <w:rPr>
-          <w:rFonts w:ascii="Times New Roman" w:hAnsi="Times New Roman" w:cs="Times New Roman"/>
-          <w:sz w:val="24"/>
-          <w:szCs w:val="24"/>
-        </w:rPr>
-        <w:t>Marconato</w:t>
-      </w:r>
-      <w:proofErr w:type="spellEnd"/>
-      <w:r>
-        <w:rPr>
-          <w:rFonts w:ascii="Times New Roman" w:hAnsi="Times New Roman" w:cs="Times New Roman"/>
-          <w:sz w:val="24"/>
-          <w:szCs w:val="24"/>
-        </w:rPr>
-        <w:t xml:space="preserve">, F. (2005). Visually inexperienced chicks exhibit spontaneous preference for biological motion patterns. </w:t>
-      </w:r>
-      <w:proofErr w:type="spellStart"/>
+      <w:r>
+        <w:rPr>
+          <w:rFonts w:ascii="Times New Roman" w:hAnsi="Times New Roman" w:cs="Times New Roman"/>
+          <w:sz w:val="24"/>
+          <w:szCs w:val="24"/>
+        </w:rPr>
+        <w:t xml:space="preserve">Vallortigara, G., Regolin, L., &amp; Marconato, F. (2005). Visually inexperienced chicks exhibit spontaneous preference for biological motion patterns. </w:t>
+      </w:r>
       <w:r>
         <w:rPr>
           <w:rFonts w:ascii="Times New Roman" w:hAnsi="Times New Roman" w:cs="Times New Roman"/>
@@ -22422,18 +21355,7 @@
           <w:sz w:val="24"/>
           <w:szCs w:val="24"/>
         </w:rPr>
-        <w:t>PLoS</w:t>
-      </w:r>
-      <w:proofErr w:type="spellEnd"/>
-      <w:r>
-        <w:rPr>
-          <w:rFonts w:ascii="Times New Roman" w:hAnsi="Times New Roman" w:cs="Times New Roman"/>
-          <w:i/>
-          <w:iCs/>
-          <w:sz w:val="24"/>
-          <w:szCs w:val="24"/>
-        </w:rPr>
-        <w:t xml:space="preserve"> </w:t>
+        <w:t xml:space="preserve">PLoS </w:t>
       </w:r>
       <w:r>
         <w:rPr>
@@ -22683,23 +21605,13 @@
           <w:szCs w:val="24"/>
         </w:rPr>
       </w:pPr>
-      <w:proofErr w:type="spellStart"/>
-      <w:r>
-        <w:rPr>
-          <w:rFonts w:ascii="Times New Roman" w:hAnsi="Times New Roman" w:cs="Times New Roman"/>
-          <w:sz w:val="24"/>
-          <w:szCs w:val="24"/>
-        </w:rPr>
-        <w:t>Werbos</w:t>
-      </w:r>
-      <w:proofErr w:type="spellEnd"/>
-      <w:r>
-        <w:rPr>
-          <w:rFonts w:ascii="Times New Roman" w:hAnsi="Times New Roman" w:cs="Times New Roman"/>
-          <w:sz w:val="24"/>
-          <w:szCs w:val="24"/>
-        </w:rPr>
-        <w:t>, P. J. (1974). Beyond regression: New tools for prediction and analysis in the behavioral sciences [Unpublished doctoral dissertation]. Harvard University.</w:t>
+      <w:r>
+        <w:rPr>
+          <w:rFonts w:ascii="Times New Roman" w:hAnsi="Times New Roman" w:cs="Times New Roman"/>
+          <w:sz w:val="24"/>
+          <w:szCs w:val="24"/>
+        </w:rPr>
+        <w:t>Werbos, P. J. (1974). Beyond regression: New tools for prediction and analysis in the behavioral sciences [Unpublished doctoral dissertation]. Harvard University.</w:t>
       </w:r>
     </w:p>
     <w:p>
@@ -22715,23 +21627,13 @@
           <w:szCs w:val="24"/>
         </w:rPr>
       </w:pPr>
-      <w:proofErr w:type="spellStart"/>
-      <w:r>
-        <w:rPr>
-          <w:rFonts w:ascii="Times New Roman" w:hAnsi="Times New Roman" w:cs="Times New Roman"/>
-          <w:sz w:val="24"/>
-          <w:szCs w:val="24"/>
-        </w:rPr>
-        <w:t>Widrow</w:t>
-      </w:r>
-      <w:proofErr w:type="spellEnd"/>
-      <w:r>
-        <w:rPr>
-          <w:rFonts w:ascii="Times New Roman" w:hAnsi="Times New Roman" w:cs="Times New Roman"/>
-          <w:sz w:val="24"/>
-          <w:szCs w:val="24"/>
-        </w:rPr>
-        <w:t xml:space="preserve">, B., &amp; Hoff, M. E. (1960). Adaptive switching circuits. </w:t>
+      <w:r>
+        <w:rPr>
+          <w:rFonts w:ascii="Times New Roman" w:hAnsi="Times New Roman" w:cs="Times New Roman"/>
+          <w:sz w:val="24"/>
+          <w:szCs w:val="24"/>
+        </w:rPr>
+        <w:t xml:space="preserve">Widrow, B., &amp; Hoff, M. E. (1960). Adaptive switching circuits. </w:t>
       </w:r>
       <w:r>
         <w:rPr>
@@ -22789,16 +21691,7 @@
           <w:sz w:val="24"/>
           <w:szCs w:val="24"/>
         </w:rPr>
-        <w:t xml:space="preserve">Woodward, A. L., Phillips, A. T., &amp; </w:t>
-      </w:r>
-      <w:proofErr w:type="spellStart"/>
-      <w:r>
-        <w:rPr>
-          <w:rFonts w:ascii="Times New Roman" w:hAnsi="Times New Roman" w:cs="Times New Roman"/>
-          <w:sz w:val="24"/>
-          <w:szCs w:val="24"/>
-        </w:rPr>
-        <w:t>Spe</w:t>
+        <w:t>Woodward, A. L., Phillips, A. T., &amp; Spe</w:t>
       </w:r>
       <w:r>
         <w:rPr>
@@ -22814,16 +21707,7 @@
           <w:sz w:val="24"/>
           <w:szCs w:val="24"/>
         </w:rPr>
-        <w:t>ke</w:t>
-      </w:r>
-      <w:proofErr w:type="spellEnd"/>
-      <w:r>
-        <w:rPr>
-          <w:rFonts w:ascii="Times New Roman" w:hAnsi="Times New Roman" w:cs="Times New Roman"/>
-          <w:sz w:val="24"/>
-          <w:szCs w:val="24"/>
-        </w:rPr>
-        <w:t xml:space="preserve">, E. S. (1993). Infants' expectations about the motion of animate versus inanimate objects. </w:t>
+        <w:t xml:space="preserve">ke, E. S. (1993). Infants' expectations about the motion of animate versus inanimate objects. </w:t>
       </w:r>
       <w:r>
         <w:rPr>
@@ -23071,23 +21955,13 @@
           <w:szCs w:val="24"/>
         </w:rPr>
       </w:pPr>
-      <w:proofErr w:type="spellStart"/>
-      <w:r>
-        <w:rPr>
-          <w:rFonts w:ascii="Times New Roman" w:hAnsi="Times New Roman" w:cs="Times New Roman"/>
-          <w:sz w:val="24"/>
-          <w:szCs w:val="24"/>
-        </w:rPr>
-        <w:t>Yermolayeva</w:t>
-      </w:r>
-      <w:proofErr w:type="spellEnd"/>
-      <w:r>
-        <w:rPr>
-          <w:rFonts w:ascii="Times New Roman" w:hAnsi="Times New Roman" w:cs="Times New Roman"/>
-          <w:sz w:val="24"/>
-          <w:szCs w:val="24"/>
-        </w:rPr>
-        <w:t xml:space="preserve">, Y., &amp; Rakison, D. H. (2014). Connectionist modeling of developmental changes in infancy: Approaches, challenges, and contributions. </w:t>
+      <w:r>
+        <w:rPr>
+          <w:rFonts w:ascii="Times New Roman" w:hAnsi="Times New Roman" w:cs="Times New Roman"/>
+          <w:sz w:val="24"/>
+          <w:szCs w:val="24"/>
+        </w:rPr>
+        <w:t xml:space="preserve">Yermolayeva, Y., &amp; Rakison, D. H. (2014). Connectionist modeling of developmental changes in infancy: Approaches, challenges, and contributions. </w:t>
       </w:r>
       <w:r>
         <w:rPr>

--- a/invitedChapter_AssociativeLearning_FINAL.docx
+++ b/invitedChapter_AssociativeLearning_FINAL.docx
@@ -753,23 +753,41 @@
           <w:sz w:val="24"/>
           <w:szCs w:val="24"/>
         </w:rPr>
-        <w:t xml:space="preserve">But are terms like “desire,” “want,” and “dread” really necessary </w:t>
-      </w:r>
-      <w:r>
-        <w:rPr>
-          <w:rFonts w:ascii="Times New Roman" w:hAnsi="Times New Roman" w:cs="Times New Roman"/>
-          <w:sz w:val="24"/>
-          <w:szCs w:val="24"/>
-        </w:rPr>
-        <w:t xml:space="preserve">to describe each vehicle’s behavior </w:t>
-      </w:r>
-      <w:r>
-        <w:rPr>
-          <w:rFonts w:ascii="Times New Roman" w:hAnsi="Times New Roman" w:cs="Times New Roman"/>
-          <w:sz w:val="24"/>
-          <w:szCs w:val="24"/>
-        </w:rPr>
-        <w:t xml:space="preserve">veridically? </w:t>
+        <w:t>Although</w:t>
+      </w:r>
+      <w:r>
+        <w:rPr>
+          <w:rFonts w:ascii="Times New Roman" w:hAnsi="Times New Roman" w:cs="Times New Roman"/>
+          <w:sz w:val="24"/>
+          <w:szCs w:val="24"/>
+        </w:rPr>
+        <w:t xml:space="preserve"> terms like “desire,” “want,” and “dread” </w:t>
+      </w:r>
+      <w:r>
+        <w:rPr>
+          <w:rFonts w:ascii="Times New Roman" w:hAnsi="Times New Roman" w:cs="Times New Roman"/>
+          <w:i/>
+          <w:iCs/>
+          <w:sz w:val="24"/>
+          <w:szCs w:val="24"/>
+        </w:rPr>
+        <w:t xml:space="preserve">can </w:t>
+      </w:r>
+      <w:r>
+        <w:rPr>
+          <w:rFonts w:ascii="Times New Roman" w:hAnsi="Times New Roman" w:cs="Times New Roman"/>
+          <w:sz w:val="24"/>
+          <w:szCs w:val="24"/>
+        </w:rPr>
+        <w:t>be used to describe each vehicle’s behavior, are they necessary</w:t>
+      </w:r>
+      <w:r>
+        <w:rPr>
+          <w:rFonts w:ascii="Times New Roman" w:hAnsi="Times New Roman" w:cs="Times New Roman"/>
+          <w:sz w:val="24"/>
+          <w:szCs w:val="24"/>
+        </w:rPr>
+        <w:t xml:space="preserve">? </w:t>
       </w:r>
       <w:r>
         <w:rPr>
@@ -1127,7 +1145,7 @@
         </w:rPr>
         <w:lastRenderedPageBreak/>
         <w:drawing>
-          <wp:inline distT="0" distB="0" distL="0" distR="0" wp14:anchorId="7FF0EA29" wp14:editId="5C92A198">
+          <wp:inline distT="0" distB="0" distL="0" distR="0" wp14:anchorId="7FF0EA29" wp14:editId="7C230786">
             <wp:extent cx="4657725" cy="2619970"/>
             <wp:effectExtent l="0" t="0" r="0" b="9525"/>
             <wp:docPr id="1144170308" name="Picture 1"/>
@@ -3008,7 +3026,22 @@
           <w:szCs w:val="24"/>
         </w:rPr>
         <w:tab/>
-        <w:t>Although the solution to this problem is to</w:t>
+      </w:r>
+      <w:r>
+        <w:rPr>
+          <w:rFonts w:ascii="Times New Roman" w:hAnsi="Times New Roman" w:cs="Times New Roman"/>
+          <w:sz w:val="24"/>
+          <w:szCs w:val="24"/>
+        </w:rPr>
+        <w:t>One straightforward solution</w:t>
+      </w:r>
+      <w:r>
+        <w:rPr>
+          <w:rFonts w:ascii="Times New Roman" w:hAnsi="Times New Roman" w:cs="Times New Roman"/>
+          <w:sz w:val="24"/>
+          <w:szCs w:val="24"/>
+        </w:rPr>
+        <w:t xml:space="preserve"> to this problem is to</w:t>
       </w:r>
       <w:r>
         <w:rPr>
@@ -3040,7 +3073,15 @@
           <w:sz w:val="24"/>
           <w:szCs w:val="24"/>
         </w:rPr>
-        <w:t xml:space="preserve">, this approach is rarely taken in the human sciences. In the developmental cognitive sciences, for example, </w:t>
+        <w:t>. Yet</w:t>
+      </w:r>
+      <w:r>
+        <w:rPr>
+          <w:rFonts w:ascii="Times New Roman" w:hAnsi="Times New Roman" w:cs="Times New Roman"/>
+          <w:sz w:val="24"/>
+          <w:szCs w:val="24"/>
+        </w:rPr>
+        <w:t xml:space="preserve"> this approach is rarely taken in the human sciences. In the developmental cognitive sciences, for example, </w:t>
       </w:r>
       <w:r>
         <w:rPr>
@@ -5588,7 +5629,22 @@
           <w:szCs w:val="24"/>
         </w:rPr>
         <w:tab/>
-        <w:t>In general, a</w:t>
+      </w:r>
+      <w:r>
+        <w:rPr>
+          <w:rFonts w:ascii="Times New Roman" w:hAnsi="Times New Roman" w:cs="Times New Roman"/>
+          <w:sz w:val="24"/>
+          <w:szCs w:val="24"/>
+        </w:rPr>
+        <w:t>More generally,</w:t>
+      </w:r>
+      <w:r>
+        <w:rPr>
+          <w:rFonts w:ascii="Times New Roman" w:hAnsi="Times New Roman" w:cs="Times New Roman"/>
+          <w:sz w:val="24"/>
+          <w:szCs w:val="24"/>
+        </w:rPr>
+        <w:t xml:space="preserve"> a</w:t>
       </w:r>
       <w:r>
         <w:rPr>

--- a/invitedChapter_AssociativeLearning_FINAL.docx
+++ b/invitedChapter_AssociativeLearning_FINAL.docx
@@ -1668,7 +1668,71 @@
           <w:sz w:val="24"/>
           <w:szCs w:val="24"/>
         </w:rPr>
-        <w:t xml:space="preserve">Few challenges are more daunting for the developing infant than discovering how people differ from objects. One important difference concerns the fact that people can cause each other to act either through direct physical contact or at a distance, in the absence of physical contact. Inanimate objects, by contrast, typically only move when other agents or objects contact them. An example of contact causality would be Lindsey pushing her daughter Alena to prevent her daughter from being struck by a rapidly approaching vehicle. An example of action-at-a-distance causality would be Lindsey exhorting Alena to “watch out” to avoid being struck. Successful </w:t>
+        <w:t xml:space="preserve">Few challenges are more daunting for the developing infant than discovering how people differ from objects. One important difference concerns the fact that people can cause each other to act either through direct physical contact or at a distance, in the absence of physical contact. Inanimate objects, by contrast, typically only move when other agents or objects contact them. An example of contact causality would be Lindsey pushing her daughter Alena </w:t>
+      </w:r>
+      <w:r>
+        <w:rPr>
+          <w:rFonts w:ascii="Times New Roman" w:eastAsia="Times New Roman" w:hAnsi="Times New Roman" w:cs="Times New Roman"/>
+          <w:sz w:val="24"/>
+          <w:szCs w:val="24"/>
+        </w:rPr>
+        <w:t>out of the path of</w:t>
+      </w:r>
+      <w:r>
+        <w:rPr>
+          <w:rFonts w:ascii="Times New Roman" w:eastAsia="Times New Roman" w:hAnsi="Times New Roman" w:cs="Times New Roman"/>
+          <w:sz w:val="24"/>
+          <w:szCs w:val="24"/>
+        </w:rPr>
+        <w:t xml:space="preserve"> a </w:t>
+      </w:r>
+      <w:r>
+        <w:rPr>
+          <w:rFonts w:ascii="Times New Roman" w:eastAsia="Times New Roman" w:hAnsi="Times New Roman" w:cs="Times New Roman"/>
+          <w:sz w:val="24"/>
+          <w:szCs w:val="24"/>
+        </w:rPr>
+        <w:t>vehicle that is rapidly approaching</w:t>
+      </w:r>
+      <w:r>
+        <w:rPr>
+          <w:rFonts w:ascii="Times New Roman" w:eastAsia="Times New Roman" w:hAnsi="Times New Roman" w:cs="Times New Roman"/>
+          <w:sz w:val="24"/>
+          <w:szCs w:val="24"/>
+        </w:rPr>
+        <w:t>. An example of action-at-a-distance causality would be Lindsey</w:t>
+      </w:r>
+      <w:r>
+        <w:rPr>
+          <w:rFonts w:ascii="Times New Roman" w:eastAsia="Times New Roman" w:hAnsi="Times New Roman" w:cs="Times New Roman"/>
+          <w:sz w:val="24"/>
+          <w:szCs w:val="24"/>
+        </w:rPr>
+        <w:t xml:space="preserve"> simply</w:t>
+      </w:r>
+      <w:r>
+        <w:rPr>
+          <w:rFonts w:ascii="Times New Roman" w:eastAsia="Times New Roman" w:hAnsi="Times New Roman" w:cs="Times New Roman"/>
+          <w:sz w:val="24"/>
+          <w:szCs w:val="24"/>
+        </w:rPr>
+        <w:t xml:space="preserve"> exhorting Alena to “watch out</w:t>
+      </w:r>
+      <w:r>
+        <w:rPr>
+          <w:rFonts w:ascii="Times New Roman" w:eastAsia="Times New Roman" w:hAnsi="Times New Roman" w:cs="Times New Roman"/>
+          <w:sz w:val="24"/>
+          <w:szCs w:val="24"/>
+        </w:rPr>
+        <w:t>!”</w:t>
+      </w:r>
+      <w:r>
+        <w:rPr>
+          <w:rFonts w:ascii="Times New Roman" w:eastAsia="Times New Roman" w:hAnsi="Times New Roman" w:cs="Times New Roman"/>
+          <w:sz w:val="24"/>
+          <w:szCs w:val="24"/>
+        </w:rPr>
+        <w:t xml:space="preserve"> Successful navigation requires that we </w:t>
       </w:r>
       <w:r>
         <w:rPr>
@@ -1677,7 +1741,7 @@
           <w:szCs w:val="24"/>
         </w:rPr>
         <w:lastRenderedPageBreak/>
-        <w:t xml:space="preserve">navigation requires that we appreciate these fundamental differences. For instance, a person who understands that people and objects possess different causal abilities would know that it is appropriate to request a favor from another person but incongruous to request one from a box. </w:t>
+        <w:t xml:space="preserve">appreciate these fundamental differences. For instance, a person who understands that people and objects possess different causal abilities would know that it is appropriate to request a favor from another person but incongruous to request one from a box. </w:t>
       </w:r>
     </w:p>
     <w:p>

--- a/invitedChapter_AssociativeLearning_FINAL.docx
+++ b/invitedChapter_AssociativeLearning_FINAL.docx
@@ -247,43 +247,7 @@
           <w:szCs w:val="24"/>
         </w:rPr>
         <w:lastRenderedPageBreak/>
-        <w:t>We have gathered evidence for what I would like to call the “law of uphill analysis and downhill invention.” What I mean is this</w:t>
-      </w:r>
-      <w:proofErr w:type="gramStart"/>
-      <w:r>
-        <w:rPr>
-          <w:rFonts w:ascii="Times New Roman" w:eastAsia="Times New Roman" w:hAnsi="Times New Roman" w:cs="Times New Roman"/>
-          <w:sz w:val="24"/>
-          <w:szCs w:val="24"/>
-        </w:rPr>
-        <w:t>. . . .</w:t>
-      </w:r>
-      <w:proofErr w:type="gramEnd"/>
-      <w:r>
-        <w:rPr>
-          <w:rFonts w:ascii="Times New Roman" w:eastAsia="Times New Roman" w:hAnsi="Times New Roman" w:cs="Times New Roman"/>
-          <w:sz w:val="24"/>
-          <w:szCs w:val="24"/>
-        </w:rPr>
-        <w:t xml:space="preserve"> Analysis is more difficult than invention in the sense in which, generally, induction takes more time to perform than deduction: in induction one has to search for the way, whereas in deduction one follows a straightforward path. (</w:t>
-      </w:r>
-      <w:proofErr w:type="spellStart"/>
-      <w:r>
-        <w:rPr>
-          <w:rFonts w:ascii="Times New Roman" w:eastAsia="Times New Roman" w:hAnsi="Times New Roman" w:cs="Times New Roman"/>
-          <w:sz w:val="24"/>
-          <w:szCs w:val="24"/>
-        </w:rPr>
-        <w:t>Braitenberg</w:t>
-      </w:r>
-      <w:proofErr w:type="spellEnd"/>
-      <w:r>
-        <w:rPr>
-          <w:rFonts w:ascii="Times New Roman" w:eastAsia="Times New Roman" w:hAnsi="Times New Roman" w:cs="Times New Roman"/>
-          <w:sz w:val="24"/>
-          <w:szCs w:val="24"/>
-        </w:rPr>
-        <w:t xml:space="preserve">, 1986, p. 20) </w:t>
+        <w:t xml:space="preserve">We have gathered evidence for what I would like to call the “law of uphill analysis and downhill invention.” What I mean is this. . . . Analysis is more difficult than invention in the sense in which, generally, induction takes more time to perform than deduction: in induction one has to search for the way, whereas in deduction one follows a straightforward path. (Braitenberg, 1986, p. 20) </w:t>
       </w:r>
     </w:p>
     <w:p>
@@ -400,25 +364,7 @@
           <w:sz w:val="24"/>
           <w:szCs w:val="24"/>
         </w:rPr>
-        <w:t xml:space="preserve">be used to describe each vehicle’s behavior, are they necessary? As </w:t>
-      </w:r>
-      <w:proofErr w:type="spellStart"/>
-      <w:r>
-        <w:rPr>
-          <w:rFonts w:ascii="Times New Roman" w:eastAsia="Times New Roman" w:hAnsi="Times New Roman" w:cs="Times New Roman"/>
-          <w:sz w:val="24"/>
-          <w:szCs w:val="24"/>
-        </w:rPr>
-        <w:t>Braitenberg</w:t>
-      </w:r>
-      <w:proofErr w:type="spellEnd"/>
-      <w:r>
-        <w:rPr>
-          <w:rFonts w:ascii="Times New Roman" w:eastAsia="Times New Roman" w:hAnsi="Times New Roman" w:cs="Times New Roman"/>
-          <w:sz w:val="24"/>
-          <w:szCs w:val="24"/>
-        </w:rPr>
-        <w:t xml:space="preserve"> shows throughout </w:t>
+        <w:t xml:space="preserve">be used to describe each vehicle’s behavior, are they necessary? As Braitenberg shows throughout </w:t>
       </w:r>
       <w:r>
         <w:rPr>
@@ -436,7 +382,7 @@
           <w:sz w:val="24"/>
           <w:szCs w:val="24"/>
         </w:rPr>
-        <w:t xml:space="preserve">, they are not: Simpler mechanisms and processes suffice to explain that behavior. To understand why, consider the architecture and core components of one of these vehicles (shown in Figure 1). </w:t>
+        <w:t xml:space="preserve">, they are not: Simpler mechanisms and processes suffice. To understand why, consider the architecture and core components of one of these vehicles (shown in Figure 1). </w:t>
       </w:r>
     </w:p>
     <w:p>
@@ -509,25 +455,7 @@
           <w:sz w:val="24"/>
           <w:szCs w:val="24"/>
         </w:rPr>
-        <w:t xml:space="preserve">Basic architecture of a </w:t>
-      </w:r>
-      <w:proofErr w:type="spellStart"/>
-      <w:r>
-        <w:rPr>
-          <w:rFonts w:ascii="Times New Roman" w:eastAsia="Times New Roman" w:hAnsi="Times New Roman" w:cs="Times New Roman"/>
-          <w:sz w:val="24"/>
-          <w:szCs w:val="24"/>
-        </w:rPr>
-        <w:t>Braitenberg</w:t>
-      </w:r>
-      <w:proofErr w:type="spellEnd"/>
-      <w:r>
-        <w:rPr>
-          <w:rFonts w:ascii="Times New Roman" w:eastAsia="Times New Roman" w:hAnsi="Times New Roman" w:cs="Times New Roman"/>
-          <w:sz w:val="24"/>
-          <w:szCs w:val="24"/>
-        </w:rPr>
-        <w:t xml:space="preserve"> Vehicle</w:t>
+        <w:t>Basic architecture of a Braitenberg Vehicle</w:t>
       </w:r>
     </w:p>
     <w:p>
@@ -645,25 +573,7 @@
           <w:szCs w:val="24"/>
         </w:rPr>
         <w:tab/>
-        <w:t>As the figure shows, a typical “</w:t>
-      </w:r>
-      <w:proofErr w:type="spellStart"/>
-      <w:r>
-        <w:rPr>
-          <w:rFonts w:ascii="Times New Roman" w:eastAsia="Times New Roman" w:hAnsi="Times New Roman" w:cs="Times New Roman"/>
-          <w:sz w:val="24"/>
-          <w:szCs w:val="24"/>
-        </w:rPr>
-        <w:t>Braitenberg</w:t>
-      </w:r>
-      <w:proofErr w:type="spellEnd"/>
-      <w:r>
-        <w:rPr>
-          <w:rFonts w:ascii="Times New Roman" w:eastAsia="Times New Roman" w:hAnsi="Times New Roman" w:cs="Times New Roman"/>
-          <w:sz w:val="24"/>
-          <w:szCs w:val="24"/>
-        </w:rPr>
-        <w:t xml:space="preserve"> vehicle” consists of a body, two motors, and two sensors. The motors—which are located on each side of the body—are connected to sensors that respond to different external stimuli (e.g., light, sound, temperature, or even another vehicle). If the sensors receive increasing amounts of that stimulation and their connections to the motors are positive (i.e., excitatory), then the vehicle will, as shown in the figure, move towards the stimulus. If, however, these connections are negative (i.e., inhibitory), then the vehicle will slow down as it gets closer to the stimulus. </w:t>
+        <w:t xml:space="preserve">As the figure shows, a typical “Braitenberg vehicle” consists of a body, two motors, and two sensors. The motors—which are located on each side of the body—are connected to sensors that respond to different external stimuli (e.g., light, sound, temperature, or even another vehicle). If the sensors receive increasing amounts of that stimulation and their connections to the motors are positive (i.e., excitatory), then the vehicle will, as shown in the figure, move towards the stimulus. If, however, these connections are negative (i.e., inhibitory), then the vehicle will slow down as it gets closer to the stimulus. </w:t>
       </w:r>
     </w:p>
     <w:p>
@@ -685,7 +595,22 @@
           <w:szCs w:val="24"/>
         </w:rPr>
         <w:tab/>
-        <w:t xml:space="preserve">It turns out that this is all that is needed to describe the behavior of </w:t>
+      </w:r>
+      <w:r>
+        <w:rPr>
+          <w:rFonts w:ascii="Times New Roman" w:eastAsia="Times New Roman" w:hAnsi="Times New Roman" w:cs="Times New Roman"/>
+          <w:sz w:val="24"/>
+          <w:szCs w:val="24"/>
+        </w:rPr>
+        <w:t>This is</w:t>
+      </w:r>
+      <w:r>
+        <w:rPr>
+          <w:rFonts w:ascii="Times New Roman" w:eastAsia="Times New Roman" w:hAnsi="Times New Roman" w:cs="Times New Roman"/>
+          <w:sz w:val="24"/>
+          <w:szCs w:val="24"/>
+        </w:rPr>
+        <w:t xml:space="preserve"> all that is needed to describe the behavior of </w:t>
       </w:r>
       <w:r>
         <w:rPr>
@@ -697,41 +622,13 @@
         </w:rPr>
         <w:t xml:space="preserve">any </w:t>
       </w:r>
-      <w:proofErr w:type="spellStart"/>
-      <w:r>
-        <w:rPr>
-          <w:rFonts w:ascii="Times New Roman" w:eastAsia="Times New Roman" w:hAnsi="Times New Roman" w:cs="Times New Roman"/>
-          <w:sz w:val="24"/>
-          <w:szCs w:val="24"/>
-        </w:rPr>
-        <w:t>Braitenberg</w:t>
-      </w:r>
-      <w:proofErr w:type="spellEnd"/>
-      <w:r>
-        <w:rPr>
-          <w:rFonts w:ascii="Times New Roman" w:eastAsia="Times New Roman" w:hAnsi="Times New Roman" w:cs="Times New Roman"/>
-          <w:sz w:val="24"/>
-          <w:szCs w:val="24"/>
-        </w:rPr>
-        <w:t xml:space="preserve"> vehicle; that is, a </w:t>
-      </w:r>
-      <w:proofErr w:type="spellStart"/>
-      <w:r>
-        <w:rPr>
-          <w:rFonts w:ascii="Times New Roman" w:eastAsia="Times New Roman" w:hAnsi="Times New Roman" w:cs="Times New Roman"/>
-          <w:sz w:val="24"/>
-          <w:szCs w:val="24"/>
-        </w:rPr>
-        <w:t>Braitenberg</w:t>
-      </w:r>
-      <w:proofErr w:type="spellEnd"/>
-      <w:r>
-        <w:rPr>
-          <w:rFonts w:ascii="Times New Roman" w:eastAsia="Times New Roman" w:hAnsi="Times New Roman" w:cs="Times New Roman"/>
-          <w:sz w:val="24"/>
-          <w:szCs w:val="24"/>
-        </w:rPr>
-        <w:t xml:space="preserve"> vehicle’s sensorimotor connections and physical distance from the </w:t>
+      <w:r>
+        <w:rPr>
+          <w:rFonts w:ascii="Times New Roman" w:eastAsia="Times New Roman" w:hAnsi="Times New Roman" w:cs="Times New Roman"/>
+          <w:sz w:val="24"/>
+          <w:szCs w:val="24"/>
+        </w:rPr>
+        <w:t xml:space="preserve">Braitenberg vehicle; that is, a Braitenberg vehicle’s sensorimotor connections and physical distance from the nearest external </w:t>
       </w:r>
       <w:r>
         <w:rPr>
@@ -740,7 +637,55 @@
           <w:szCs w:val="24"/>
         </w:rPr>
         <w:lastRenderedPageBreak/>
-        <w:t>nearest external stimulus can fully account for its behavior. A vehicle with the pattern of sensorimotor connectivity depicted in Figure 1, for example, will move along a straight path towards an external stimulus located along its path until, at some point, it overtakes that stimulus, at which point it will begin to slow down as the distance between it and the stimulus increases (Figure 1A). In contrast, if that same stimulus is positioned to one side of the vehicle, it will turn away from the stimulus (Figure 1B). This is because the sensor closest to the offset stimulus receives more stimulation than the sensor further away. The right motor, in turn, will move faster than the left one. A consequence of all of this is that the vehicle will turn away from the stimulus. Invoking cowardice to describe its behavior adds nothing to the description.</w:t>
+        <w:t>stimulus can fully account for its behavior. A vehicle with the pattern of sensorimotor connectivity depicted in Figure 1, for example, will move along a straight path towards an external stimulus located along its path until, at some point, it overtakes that stimulus, at which point it will begin to slow down as the distance between it and the stimulus increases (Figure 1A). In contrast, if that same stimulus is positioned to one side of the vehicle, it will turn away from the stimulus (Figure 1B). This is because the sensor closest to the offset stimulus receives more stimulation than the sensor further away. The right motor</w:t>
+      </w:r>
+      <w:r>
+        <w:rPr>
+          <w:rFonts w:ascii="Times New Roman" w:eastAsia="Times New Roman" w:hAnsi="Times New Roman" w:cs="Times New Roman"/>
+          <w:sz w:val="24"/>
+          <w:szCs w:val="24"/>
+        </w:rPr>
+        <w:t xml:space="preserve"> will in turn</w:t>
+      </w:r>
+      <w:r>
+        <w:rPr>
+          <w:rFonts w:ascii="Times New Roman" w:eastAsia="Times New Roman" w:hAnsi="Times New Roman" w:cs="Times New Roman"/>
+          <w:sz w:val="24"/>
+          <w:szCs w:val="24"/>
+        </w:rPr>
+        <w:t xml:space="preserve"> move faster than the left one</w:t>
+      </w:r>
+      <w:r>
+        <w:rPr>
+          <w:rFonts w:ascii="Times New Roman" w:eastAsia="Times New Roman" w:hAnsi="Times New Roman" w:cs="Times New Roman"/>
+          <w:sz w:val="24"/>
+          <w:szCs w:val="24"/>
+        </w:rPr>
+        <w:t xml:space="preserve">, thereby causing </w:t>
+      </w:r>
+      <w:r>
+        <w:rPr>
+          <w:rFonts w:ascii="Times New Roman" w:eastAsia="Times New Roman" w:hAnsi="Times New Roman" w:cs="Times New Roman"/>
+          <w:sz w:val="24"/>
+          <w:szCs w:val="24"/>
+        </w:rPr>
+        <w:t xml:space="preserve">the vehicle </w:t>
+      </w:r>
+      <w:r>
+        <w:rPr>
+          <w:rFonts w:ascii="Times New Roman" w:eastAsia="Times New Roman" w:hAnsi="Times New Roman" w:cs="Times New Roman"/>
+          <w:sz w:val="24"/>
+          <w:szCs w:val="24"/>
+        </w:rPr>
+        <w:t>to</w:t>
+      </w:r>
+      <w:r>
+        <w:rPr>
+          <w:rFonts w:ascii="Times New Roman" w:eastAsia="Times New Roman" w:hAnsi="Times New Roman" w:cs="Times New Roman"/>
+          <w:sz w:val="24"/>
+          <w:szCs w:val="24"/>
+        </w:rPr>
+        <w:t xml:space="preserve"> turn away from the stimulus. Invoking cowardice to describe its behavior adds nothing to the description.</w:t>
       </w:r>
     </w:p>
     <w:p>
@@ -852,7 +797,23 @@
           <w:szCs w:val="24"/>
         </w:rPr>
         <w:tab/>
-        <w:t xml:space="preserve">One straightforward solution to this problem is to start with a mechanism and then work out its behavioral consequences. Yet this approach is rarely taken in the human sciences. In the developmental cognitive sciences, for example, </w:t>
+        <w:t xml:space="preserve">One straightforward solution to this problem is to start with a mechanism and then work out its behavioral consequences. Yet this </w:t>
+      </w:r>
+      <w:r>
+        <w:rPr>
+          <w:rFonts w:ascii="Times New Roman" w:eastAsia="Times New Roman" w:hAnsi="Times New Roman" w:cs="Times New Roman"/>
+          <w:sz w:val="24"/>
+          <w:szCs w:val="24"/>
+        </w:rPr>
+        <w:t xml:space="preserve">is a solution that is rarely implemented </w:t>
+      </w:r>
+      <w:r>
+        <w:rPr>
+          <w:rFonts w:ascii="Times New Roman" w:eastAsia="Times New Roman" w:hAnsi="Times New Roman" w:cs="Times New Roman"/>
+          <w:sz w:val="24"/>
+          <w:szCs w:val="24"/>
+        </w:rPr>
+        <w:t xml:space="preserve">in the human sciences. In the developmental cognitive sciences, for example, </w:t>
       </w:r>
       <w:r>
         <w:rPr>
@@ -868,7 +829,7 @@
           <w:sz w:val="24"/>
           <w:szCs w:val="24"/>
         </w:rPr>
-        <w:t xml:space="preserve"> try to intuit mechanisms from behaviors. This has led researchers to ascribe—wrongly in my view—sophisticated cognitive abilities, abstract knowledge, and specialized mechanisms to developing infants based, in part, on inherently impoverished measures like looking time (Mix, 2002). In the </w:t>
+        <w:t xml:space="preserve"> try to intuit mechanisms from behaviors. This has led researchers to ascribe—wrongly in my view—sophisticated cognitive abilities, abstract knowledge, and specialized mechanisms to developing infants based, in part, on inherently impoverished measures like looking time (Mix, </w:t>
       </w:r>
       <w:r>
         <w:rPr>
@@ -877,7 +838,7 @@
           <w:szCs w:val="24"/>
         </w:rPr>
         <w:lastRenderedPageBreak/>
-        <w:t xml:space="preserve">number domain, for example, some have interpreted 5-month-olds’ tendency to look longer at numerically incongruous outcomes (e.g., </w:t>
+        <w:t xml:space="preserve">2002). In the number domain, for example, some have interpreted 5-month-olds’ tendency to look longer at numerically incongruous outcomes (e.g., </w:t>
       </w:r>
       <m:oMath>
         <m:r>
@@ -951,25 +912,7 @@
           <w:szCs w:val="24"/>
         </w:rPr>
         <w:tab/>
-        <w:t xml:space="preserve">This example is a nice illustration of why it is problematic to take an inductive approach to identify underlying mechanisms: it is easy to overlook the possibility that simple operating principles and mechanisms can produce ostensibly complex behaviors. The goal of this chapter is to demonstrate how one such simple mechanism—associative learning—adequately accounts for infants’ looking behaviors in studies that were designed to evaluate their knowledge about the causal properties of people and objects. I will conclude the chapter with a brief discussion of how computational modeling can help researchers put </w:t>
-      </w:r>
-      <w:proofErr w:type="spellStart"/>
-      <w:r>
-        <w:rPr>
-          <w:rFonts w:ascii="Times New Roman" w:eastAsia="Times New Roman" w:hAnsi="Times New Roman" w:cs="Times New Roman"/>
-          <w:sz w:val="24"/>
-          <w:szCs w:val="24"/>
-        </w:rPr>
-        <w:t>Braitenberg’s</w:t>
-      </w:r>
-      <w:proofErr w:type="spellEnd"/>
-      <w:r>
-        <w:rPr>
-          <w:rFonts w:ascii="Times New Roman" w:eastAsia="Times New Roman" w:hAnsi="Times New Roman" w:cs="Times New Roman"/>
-          <w:sz w:val="24"/>
-          <w:szCs w:val="24"/>
-        </w:rPr>
-        <w:t xml:space="preserve"> dictum—starting with a candidate mechanism and then evaluating the behaviors it produces—into practice.  </w:t>
+        <w:t xml:space="preserve">This example is a nice illustration of why it is problematic to take an inductive approach to identify underlying mechanisms: it is easy to overlook the possibility that simple operating principles and mechanisms can produce ostensibly complex behaviors. The goal of this chapter is to demonstrate how one such simple mechanism—associative learning—adequately accounts for infants’ looking behaviors in studies designed to evaluate their knowledge about the causal properties of people and objects. I will conclude the chapter with a brief discussion of how computational modeling can help researchers put Braitenberg’s dictum—starting with a candidate mechanism and then evaluating the behaviors it produces—into practice.  </w:t>
       </w:r>
     </w:p>
     <w:p>
@@ -1000,43 +943,7 @@
           <w:szCs w:val="24"/>
         </w:rPr>
         <w:lastRenderedPageBreak/>
-        <w:t xml:space="preserve">theoretical points. The first should be well understood by now: The generative capacities of relatively simple mechanisms should not be overlooked or underestimated. The second point is that to the extent that associative learning can explain the findings described in this chapter, there is no reason to assume that the same cannot be true for other cognitive domains (for conceptually similar arguments, see Adolph &amp; Joh, 2009; Benton &amp; Lapan, 2021; Colunga &amp; Smith, 2005; Heyes &amp; Ray, 2000; Johnson, 2009; Mermier et al., 2022; Perner &amp; Ruffman, 2005; Quinn &amp; </w:t>
-      </w:r>
-      <w:proofErr w:type="spellStart"/>
-      <w:r>
-        <w:rPr>
-          <w:rFonts w:ascii="Times New Roman" w:eastAsia="Times New Roman" w:hAnsi="Times New Roman" w:cs="Times New Roman"/>
-          <w:sz w:val="24"/>
-          <w:szCs w:val="24"/>
-        </w:rPr>
-        <w:t>Eimas</w:t>
-      </w:r>
-      <w:proofErr w:type="spellEnd"/>
-      <w:r>
-        <w:rPr>
-          <w:rFonts w:ascii="Times New Roman" w:eastAsia="Times New Roman" w:hAnsi="Times New Roman" w:cs="Times New Roman"/>
-          <w:sz w:val="24"/>
-          <w:szCs w:val="24"/>
-        </w:rPr>
-        <w:t xml:space="preserve">, 1997; Rakison &amp; </w:t>
-      </w:r>
-      <w:proofErr w:type="spellStart"/>
-      <w:r>
-        <w:rPr>
-          <w:rFonts w:ascii="Times New Roman" w:eastAsia="Times New Roman" w:hAnsi="Times New Roman" w:cs="Times New Roman"/>
-          <w:sz w:val="24"/>
-          <w:szCs w:val="24"/>
-        </w:rPr>
-        <w:t>Lupyan</w:t>
-      </w:r>
-      <w:proofErr w:type="spellEnd"/>
-      <w:r>
-        <w:rPr>
-          <w:rFonts w:ascii="Times New Roman" w:eastAsia="Times New Roman" w:hAnsi="Times New Roman" w:cs="Times New Roman"/>
-          <w:sz w:val="24"/>
-          <w:szCs w:val="24"/>
-        </w:rPr>
-        <w:t xml:space="preserve">, 2008; Scott &amp; Arcaro, 2023). </w:t>
+        <w:t xml:space="preserve">theoretical points. The first should be well understood by now: The generative capacities of relatively simple mechanisms should not be overlooked or underestimated. The second point is that to the extent that associative learning can explain the findings described in this chapter, there is no reason to assume that the same cannot be true for other cognitive domains (for conceptually similar arguments, see Adolph &amp; Joh, 2009; Benton &amp; Lapan, 2021; Colunga &amp; Smith, 2005; Heyes &amp; Ray, 2000; Johnson, 2009; Mermier et al., 2022; Perner &amp; Ruffman, 2005; Quinn &amp; Eimas, 1997; Rakison &amp; Lupyan, 2008; Scott &amp; Arcaro, 2023). </w:t>
       </w:r>
     </w:p>
     <w:p>
@@ -1096,7 +1003,23 @@
           <w:szCs w:val="24"/>
         </w:rPr>
         <w:tab/>
-        <w:t xml:space="preserve">Before it can be argued that infants’ looking responses in a task are underpinned by associative learning, the term itself needs to be defined. Heyes (2018, p. 67) defined </w:t>
+        <w:t>Before infants’ looking responses in a task</w:t>
+      </w:r>
+      <w:r>
+        <w:rPr>
+          <w:rFonts w:ascii="Times New Roman" w:eastAsia="Times New Roman" w:hAnsi="Times New Roman" w:cs="Times New Roman"/>
+          <w:sz w:val="24"/>
+          <w:szCs w:val="24"/>
+        </w:rPr>
+        <w:t xml:space="preserve"> can be argued to be</w:t>
+      </w:r>
+      <w:r>
+        <w:rPr>
+          <w:rFonts w:ascii="Times New Roman" w:eastAsia="Times New Roman" w:hAnsi="Times New Roman" w:cs="Times New Roman"/>
+          <w:sz w:val="24"/>
+          <w:szCs w:val="24"/>
+        </w:rPr>
+        <w:t xml:space="preserve"> underpinned by associative learning, </w:t>
       </w:r>
       <w:r>
         <w:rPr>
@@ -1114,6 +1037,48 @@
           <w:sz w:val="24"/>
           <w:szCs w:val="24"/>
         </w:rPr>
+        <w:t xml:space="preserve">itself </w:t>
+      </w:r>
+      <w:r>
+        <w:rPr>
+          <w:rFonts w:ascii="Times New Roman" w:eastAsia="Times New Roman" w:hAnsi="Times New Roman" w:cs="Times New Roman"/>
+          <w:sz w:val="24"/>
+          <w:szCs w:val="24"/>
+        </w:rPr>
+        <w:t>has</w:t>
+      </w:r>
+      <w:r>
+        <w:rPr>
+          <w:rFonts w:ascii="Times New Roman" w:eastAsia="Times New Roman" w:hAnsi="Times New Roman" w:cs="Times New Roman"/>
+          <w:sz w:val="24"/>
+          <w:szCs w:val="24"/>
+        </w:rPr>
+        <w:t xml:space="preserve"> </w:t>
+      </w:r>
+      <w:r>
+        <w:rPr>
+          <w:rFonts w:ascii="Times New Roman" w:eastAsia="Times New Roman" w:hAnsi="Times New Roman" w:cs="Times New Roman"/>
+          <w:sz w:val="24"/>
+          <w:szCs w:val="24"/>
+        </w:rPr>
+        <w:t xml:space="preserve">to be defined. Heyes (2018, p. 67) defined </w:t>
+      </w:r>
+      <w:r>
+        <w:rPr>
+          <w:rFonts w:ascii="Times New Roman" w:eastAsia="Times New Roman" w:hAnsi="Times New Roman" w:cs="Times New Roman"/>
+          <w:i/>
+          <w:iCs/>
+          <w:sz w:val="24"/>
+          <w:szCs w:val="24"/>
+        </w:rPr>
+        <w:t xml:space="preserve">associative learning </w:t>
+      </w:r>
+      <w:r>
+        <w:rPr>
+          <w:rFonts w:ascii="Times New Roman" w:eastAsia="Times New Roman" w:hAnsi="Times New Roman" w:cs="Times New Roman"/>
+          <w:sz w:val="24"/>
+          <w:szCs w:val="24"/>
+        </w:rPr>
         <w:t xml:space="preserve">as any “learning in which an excitatory or inhibitory link is formed between representations of events.” Rakison (2003, p. 170) similarly defined associative learning as a process that establishes a “mental representation of correlations that exist between spatially and temporally co-occurring attributes objects [sic], properties, or events in the world.” Although both definitions are intuitive and likely capture what most people mean by the term, neither distinguishes between different </w:t>
       </w:r>
       <w:r>
@@ -1150,7 +1115,23 @@
           <w:sz w:val="24"/>
           <w:szCs w:val="24"/>
         </w:rPr>
-        <w:t xml:space="preserve">and was made popular by B. F. Skinner (Skinner, 1957). The other type involves forming associations between external stimuli. This form of associative learning is called </w:t>
+        <w:t xml:space="preserve">and was </w:t>
+      </w:r>
+      <w:r>
+        <w:rPr>
+          <w:rFonts w:ascii="Times New Roman" w:eastAsia="Times New Roman" w:hAnsi="Times New Roman" w:cs="Times New Roman"/>
+          <w:sz w:val="24"/>
+          <w:szCs w:val="24"/>
+        </w:rPr>
+        <w:t>popularized</w:t>
+      </w:r>
+      <w:r>
+        <w:rPr>
+          <w:rFonts w:ascii="Times New Roman" w:eastAsia="Times New Roman" w:hAnsi="Times New Roman" w:cs="Times New Roman"/>
+          <w:sz w:val="24"/>
+          <w:szCs w:val="24"/>
+        </w:rPr>
+        <w:t xml:space="preserve"> by B. F. Skinner (Skinner, 1957). The other type involves forming associations between external stimuli. This form of associative learning is called </w:t>
       </w:r>
       <w:r>
         <w:rPr>
@@ -1168,7 +1149,23 @@
           <w:sz w:val="24"/>
           <w:szCs w:val="24"/>
         </w:rPr>
-        <w:t xml:space="preserve">and was made popular by Ivan Pavlov (Pavlov, 1927) and John Watson (Watson, 1924). Both types share the commonality that, </w:t>
+        <w:t xml:space="preserve">and was </w:t>
+      </w:r>
+      <w:r>
+        <w:rPr>
+          <w:rFonts w:ascii="Times New Roman" w:eastAsia="Times New Roman" w:hAnsi="Times New Roman" w:cs="Times New Roman"/>
+          <w:sz w:val="24"/>
+          <w:szCs w:val="24"/>
+        </w:rPr>
+        <w:t>popularized</w:t>
+      </w:r>
+      <w:r>
+        <w:rPr>
+          <w:rFonts w:ascii="Times New Roman" w:eastAsia="Times New Roman" w:hAnsi="Times New Roman" w:cs="Times New Roman"/>
+          <w:sz w:val="24"/>
+          <w:szCs w:val="24"/>
+        </w:rPr>
+        <w:t xml:space="preserve"> by Ivan Pavlov (Pavlov, 1927) and John Watson (Watson, 1924). Both types share the commonality that, for </w:t>
       </w:r>
       <w:r>
         <w:rPr>
@@ -1177,7 +1174,7 @@
           <w:szCs w:val="24"/>
         </w:rPr>
         <w:lastRenderedPageBreak/>
-        <w:t xml:space="preserve">for sufficiently strong associations, the presence of one component of the relation will evoke a representation of the other component, even if that other component is absent. </w:t>
+        <w:t xml:space="preserve">sufficiently strong associations, the presence of one component of the relation will evoke a representation of the other component, even if that other component is absent. </w:t>
       </w:r>
     </w:p>
     <w:p>
@@ -1199,43 +1196,71 @@
           <w:szCs w:val="24"/>
         </w:rPr>
         <w:tab/>
-        <w:t xml:space="preserve">In the developmental sciences, the Little Albert experiment is a paradigmatic example of classical conditioning (e.g., Watson &amp; Rayner, 1920), and Carolyn </w:t>
-      </w:r>
-      <w:proofErr w:type="spellStart"/>
-      <w:r>
-        <w:rPr>
-          <w:rFonts w:ascii="Times New Roman" w:eastAsia="Times New Roman" w:hAnsi="Times New Roman" w:cs="Times New Roman"/>
-          <w:sz w:val="24"/>
-          <w:szCs w:val="24"/>
-        </w:rPr>
-        <w:t>Rovee</w:t>
-      </w:r>
-      <w:proofErr w:type="spellEnd"/>
-      <w:r>
-        <w:rPr>
-          <w:rFonts w:ascii="Times New Roman" w:eastAsia="Times New Roman" w:hAnsi="Times New Roman" w:cs="Times New Roman"/>
-          <w:sz w:val="24"/>
-          <w:szCs w:val="24"/>
-        </w:rPr>
-        <w:t xml:space="preserve">-Collier’s mobile conjugate reinforcement paradigm is a paradigmatic example of operant conditioning (e.g., </w:t>
-      </w:r>
-      <w:proofErr w:type="spellStart"/>
-      <w:r>
-        <w:rPr>
-          <w:rFonts w:ascii="Times New Roman" w:eastAsia="Times New Roman" w:hAnsi="Times New Roman" w:cs="Times New Roman"/>
-          <w:sz w:val="24"/>
-          <w:szCs w:val="24"/>
-        </w:rPr>
-        <w:t>Rovee</w:t>
-      </w:r>
-      <w:proofErr w:type="spellEnd"/>
-      <w:r>
-        <w:rPr>
-          <w:rFonts w:ascii="Times New Roman" w:eastAsia="Times New Roman" w:hAnsi="Times New Roman" w:cs="Times New Roman"/>
-          <w:sz w:val="24"/>
-          <w:szCs w:val="24"/>
-        </w:rPr>
-        <w:t>-Collier, 1999). Although both types of learning operate throughout development and play key roles in cognitive development, here I focus on classical conditioning. This is because</w:t>
+        <w:t xml:space="preserve">In the developmental sciences, the Little Albert experiment is a paradigmatic example of classical conditioning (e.g., Watson &amp; Rayner, 1920), and Carolyn Rovee-Collier’s </w:t>
+      </w:r>
+      <w:r>
+        <w:rPr>
+          <w:rFonts w:ascii="Times New Roman" w:eastAsia="Times New Roman" w:hAnsi="Times New Roman" w:cs="Times New Roman"/>
+          <w:sz w:val="24"/>
+          <w:szCs w:val="24"/>
+        </w:rPr>
+        <w:t>“</w:t>
+      </w:r>
+      <w:r>
+        <w:rPr>
+          <w:rFonts w:ascii="Times New Roman" w:eastAsia="Times New Roman" w:hAnsi="Times New Roman" w:cs="Times New Roman"/>
+          <w:sz w:val="24"/>
+          <w:szCs w:val="24"/>
+        </w:rPr>
+        <w:t>mobile conjugate</w:t>
+      </w:r>
+      <w:r>
+        <w:rPr>
+          <w:rFonts w:ascii="Times New Roman" w:eastAsia="Times New Roman" w:hAnsi="Times New Roman" w:cs="Times New Roman"/>
+          <w:sz w:val="24"/>
+          <w:szCs w:val="24"/>
+        </w:rPr>
+        <w:t>”</w:t>
+      </w:r>
+      <w:r>
+        <w:rPr>
+          <w:rFonts w:ascii="Times New Roman" w:eastAsia="Times New Roman" w:hAnsi="Times New Roman" w:cs="Times New Roman"/>
+          <w:sz w:val="24"/>
+          <w:szCs w:val="24"/>
+        </w:rPr>
+        <w:t xml:space="preserve"> </w:t>
+      </w:r>
+      <w:r>
+        <w:rPr>
+          <w:rFonts w:ascii="Times New Roman" w:eastAsia="Times New Roman" w:hAnsi="Times New Roman" w:cs="Times New Roman"/>
+          <w:sz w:val="24"/>
+          <w:szCs w:val="24"/>
+        </w:rPr>
+        <w:t>studies are</w:t>
+      </w:r>
+      <w:r>
+        <w:rPr>
+          <w:rFonts w:ascii="Times New Roman" w:eastAsia="Times New Roman" w:hAnsi="Times New Roman" w:cs="Times New Roman"/>
+          <w:sz w:val="24"/>
+          <w:szCs w:val="24"/>
+        </w:rPr>
+        <w:t xml:space="preserve"> a paradigmatic example of operant conditioning (e.g., Rovee-Collier, 1999). Although both types of learning operate throughout and play key roles in cognitive development, I focus </w:t>
+      </w:r>
+      <w:r>
+        <w:rPr>
+          <w:rFonts w:ascii="Times New Roman" w:eastAsia="Times New Roman" w:hAnsi="Times New Roman" w:cs="Times New Roman"/>
+          <w:sz w:val="24"/>
+          <w:szCs w:val="24"/>
+        </w:rPr>
+        <w:t xml:space="preserve">here </w:t>
+      </w:r>
+      <w:r>
+        <w:rPr>
+          <w:rFonts w:ascii="Times New Roman" w:eastAsia="Times New Roman" w:hAnsi="Times New Roman" w:cs="Times New Roman"/>
+          <w:sz w:val="24"/>
+          <w:szCs w:val="24"/>
+        </w:rPr>
+        <w:t>on classical conditioning. This is because</w:t>
       </w:r>
       <w:r>
         <w:rPr>
@@ -1251,7 +1276,39 @@
           <w:sz w:val="24"/>
           <w:szCs w:val="24"/>
         </w:rPr>
-        <w:t xml:space="preserve"> infants were not required to learn about the consequences of their behaviors based on contingency and reinforcement schedules. At the same time, certain difficulties preclude even this type of learning from exactly matching the kind of representation-based associative learning that I argue is at play in those studies. </w:t>
+        <w:t xml:space="preserve"> infants were not required to learn about the consequences of their behaviors based on contingency and reinforcement schedules. At the same time, certain difficulties preclude even this type of learning from </w:t>
+      </w:r>
+      <w:r>
+        <w:rPr>
+          <w:rFonts w:ascii="Times New Roman" w:eastAsia="Times New Roman" w:hAnsi="Times New Roman" w:cs="Times New Roman"/>
+          <w:sz w:val="24"/>
+          <w:szCs w:val="24"/>
+        </w:rPr>
+        <w:t>capturing</w:t>
+      </w:r>
+      <w:r>
+        <w:rPr>
+          <w:rFonts w:ascii="Times New Roman" w:eastAsia="Times New Roman" w:hAnsi="Times New Roman" w:cs="Times New Roman"/>
+          <w:sz w:val="24"/>
+          <w:szCs w:val="24"/>
+        </w:rPr>
+        <w:t xml:space="preserve"> the kind of representation-based associative learning</w:t>
+      </w:r>
+      <w:r>
+        <w:rPr>
+          <w:rFonts w:ascii="Times New Roman" w:eastAsia="Times New Roman" w:hAnsi="Times New Roman" w:cs="Times New Roman"/>
+          <w:sz w:val="24"/>
+          <w:szCs w:val="24"/>
+        </w:rPr>
+        <w:t xml:space="preserve"> I think explains infants’ looking behaviors in those studies. </w:t>
+      </w:r>
+      <w:r>
+        <w:rPr>
+          <w:rFonts w:ascii="Times New Roman" w:eastAsia="Times New Roman" w:hAnsi="Times New Roman" w:cs="Times New Roman"/>
+          <w:sz w:val="24"/>
+          <w:szCs w:val="24"/>
+        </w:rPr>
+        <w:t xml:space="preserve"> </w:t>
       </w:r>
     </w:p>
     <w:p>
@@ -1275,43 +1332,7 @@
           <w:szCs w:val="24"/>
         </w:rPr>
         <w:tab/>
-        <w:t xml:space="preserve">One especially notable difficulty—one that becomes evident only when classical conditioning is formalized mathematically (e.g., Rescorla &amp; Wagner, 1972; </w:t>
-      </w:r>
-      <w:proofErr w:type="spellStart"/>
-      <w:r>
-        <w:rPr>
-          <w:rFonts w:ascii="Times New Roman" w:eastAsia="Times New Roman" w:hAnsi="Times New Roman" w:cs="Times New Roman"/>
-          <w:sz w:val="24"/>
-          <w:szCs w:val="24"/>
-        </w:rPr>
-        <w:t>Widrow</w:t>
-      </w:r>
-      <w:proofErr w:type="spellEnd"/>
-      <w:r>
-        <w:rPr>
-          <w:rFonts w:ascii="Times New Roman" w:eastAsia="Times New Roman" w:hAnsi="Times New Roman" w:cs="Times New Roman"/>
-          <w:sz w:val="24"/>
-          <w:szCs w:val="24"/>
-        </w:rPr>
-        <w:t xml:space="preserve"> &amp; Hoff, 1960)—is that this form of learning establishes direct associations between representations of external stimuli rather than associations mediated by learned internal representations. This limitation is severe and means that models that implement classical conditioning—such as the Rescorla-Wagner model (e.g., Rescorla &amp; Wagner, 1972) or the Delta rule (</w:t>
-      </w:r>
-      <w:proofErr w:type="spellStart"/>
-      <w:r>
-        <w:rPr>
-          <w:rFonts w:ascii="Times New Roman" w:eastAsia="Times New Roman" w:hAnsi="Times New Roman" w:cs="Times New Roman"/>
-          <w:sz w:val="24"/>
-          <w:szCs w:val="24"/>
-        </w:rPr>
-        <w:t>Widrow</w:t>
-      </w:r>
-      <w:proofErr w:type="spellEnd"/>
-      <w:r>
-        <w:rPr>
-          <w:rFonts w:ascii="Times New Roman" w:eastAsia="Times New Roman" w:hAnsi="Times New Roman" w:cs="Times New Roman"/>
-          <w:sz w:val="24"/>
-          <w:szCs w:val="24"/>
-        </w:rPr>
-        <w:t xml:space="preserve"> &amp; Hoff, 1960)—are unable to solve so-called </w:t>
+        <w:t xml:space="preserve">One especially notable difficulty—one that becomes evident only when classical conditioning is formalized mathematically (e.g., Rescorla &amp; Wagner, 1972; Widrow &amp; Hoff, 1960)—is that this form of learning establishes direct associations between representations of external stimuli rather than associations mediated by learned internal representations. This limitation is severe and means that models that implement classical conditioning—such as the Rescorla-Wagner model (e.g., Rescorla &amp; Wagner, 1972) or the Delta rule (Widrow &amp; Hoff, 1960)—are unable to solve so-called </w:t>
       </w:r>
       <w:r>
         <w:rPr>
@@ -1532,25 +1553,7 @@
           <w:sz w:val="24"/>
           <w:szCs w:val="24"/>
         </w:rPr>
-        <w:t xml:space="preserve">separable if this distinction is not possible. Although it was recognized fairly early on that solving linearly inseparable problems requires the introduction of internal representations (e.g., Minsky &amp; </w:t>
-      </w:r>
-      <w:proofErr w:type="spellStart"/>
-      <w:r>
-        <w:rPr>
-          <w:rFonts w:ascii="Times New Roman" w:eastAsia="Times New Roman" w:hAnsi="Times New Roman" w:cs="Times New Roman"/>
-          <w:sz w:val="24"/>
-          <w:szCs w:val="24"/>
-        </w:rPr>
-        <w:t>Papert</w:t>
-      </w:r>
-      <w:proofErr w:type="spellEnd"/>
-      <w:r>
-        <w:rPr>
-          <w:rFonts w:ascii="Times New Roman" w:eastAsia="Times New Roman" w:hAnsi="Times New Roman" w:cs="Times New Roman"/>
-          <w:sz w:val="24"/>
-          <w:szCs w:val="24"/>
-        </w:rPr>
-        <w:t>, 1969), it was not until the 1970s and ‘80s that an algorithm—</w:t>
+        <w:t>separable if this distinction is not possible. Although it was recognized fairly early on that solving linearly inseparable problems requires the introduction of internal representations (e.g., Minsky &amp; Papert, 1969), it was not until the 1970s and ‘80s that an algorithm—</w:t>
       </w:r>
       <w:r>
         <w:rPr>
@@ -1568,25 +1571,7 @@
           <w:sz w:val="24"/>
           <w:szCs w:val="24"/>
         </w:rPr>
-        <w:t xml:space="preserve"> (e.g., Rumelhart et al., 1986; </w:t>
-      </w:r>
-      <w:proofErr w:type="spellStart"/>
-      <w:r>
-        <w:rPr>
-          <w:rFonts w:ascii="Times New Roman" w:eastAsia="Times New Roman" w:hAnsi="Times New Roman" w:cs="Times New Roman"/>
-          <w:sz w:val="24"/>
-          <w:szCs w:val="24"/>
-        </w:rPr>
-        <w:t>Werbos</w:t>
-      </w:r>
-      <w:proofErr w:type="spellEnd"/>
-      <w:r>
-        <w:rPr>
-          <w:rFonts w:ascii="Times New Roman" w:eastAsia="Times New Roman" w:hAnsi="Times New Roman" w:cs="Times New Roman"/>
-          <w:sz w:val="24"/>
-          <w:szCs w:val="24"/>
-        </w:rPr>
-        <w:t xml:space="preserve">, 1974)—was developed that could learn such internal representations. </w:t>
+        <w:t xml:space="preserve"> (e.g., Rumelhart et al., 1986; Werbos, 1974)—was developed that could learn such internal representations. </w:t>
       </w:r>
       <w:r>
         <w:rPr>
@@ -1668,7 +1653,55 @@
           <w:sz w:val="24"/>
           <w:szCs w:val="24"/>
         </w:rPr>
-        <w:t xml:space="preserve">Few challenges are more daunting for the developing infant than discovering how people differ from objects. One important difference concerns the fact that people can cause each other to act either through direct physical contact or at a distance, in the absence of physical contact. Inanimate objects, by contrast, typically only move when other agents or objects contact them. An example of contact causality would be Lindsey pushing her daughter Alena </w:t>
+        <w:t xml:space="preserve">Few challenges are more daunting for the developing infant than discovering how people differ from objects. </w:t>
+      </w:r>
+      <w:r>
+        <w:rPr>
+          <w:rFonts w:ascii="Times New Roman" w:eastAsia="Times New Roman" w:hAnsi="Times New Roman" w:cs="Times New Roman"/>
+          <w:sz w:val="24"/>
+          <w:szCs w:val="24"/>
+        </w:rPr>
+        <w:t xml:space="preserve">A key difference between both </w:t>
+      </w:r>
+      <w:r>
+        <w:rPr>
+          <w:rFonts w:ascii="Times New Roman" w:eastAsia="Times New Roman" w:hAnsi="Times New Roman" w:cs="Times New Roman"/>
+          <w:sz w:val="24"/>
+          <w:szCs w:val="24"/>
+        </w:rPr>
+        <w:t>categories</w:t>
+      </w:r>
+      <w:r>
+        <w:rPr>
+          <w:rFonts w:ascii="Times New Roman" w:eastAsia="Times New Roman" w:hAnsi="Times New Roman" w:cs="Times New Roman"/>
+          <w:sz w:val="24"/>
+          <w:szCs w:val="24"/>
+        </w:rPr>
+        <w:t xml:space="preserve"> is</w:t>
+      </w:r>
+      <w:r>
+        <w:rPr>
+          <w:rFonts w:ascii="Times New Roman" w:eastAsia="Times New Roman" w:hAnsi="Times New Roman" w:cs="Times New Roman"/>
+          <w:sz w:val="24"/>
+          <w:szCs w:val="24"/>
+        </w:rPr>
+        <w:t xml:space="preserve"> that people can cause each other to act either through direct physical contact or at a distance</w:t>
+      </w:r>
+      <w:r>
+        <w:rPr>
+          <w:rFonts w:ascii="Times New Roman" w:eastAsia="Times New Roman" w:hAnsi="Times New Roman" w:cs="Times New Roman"/>
+          <w:sz w:val="24"/>
+          <w:szCs w:val="24"/>
+        </w:rPr>
+        <w:t>, whereas inanimate objects</w:t>
+      </w:r>
+      <w:r>
+        <w:rPr>
+          <w:rFonts w:ascii="Times New Roman" w:eastAsia="Times New Roman" w:hAnsi="Times New Roman" w:cs="Times New Roman"/>
+          <w:sz w:val="24"/>
+          <w:szCs w:val="24"/>
+        </w:rPr>
+        <w:t xml:space="preserve"> typically only move when other agents or objects contact them. An example of contact causality would be Lindsey pushing her daughter Alena </w:t>
       </w:r>
       <w:r>
         <w:rPr>
@@ -1684,39 +1717,39 @@
           <w:sz w:val="24"/>
           <w:szCs w:val="24"/>
         </w:rPr>
-        <w:t xml:space="preserve"> a </w:t>
-      </w:r>
-      <w:r>
-        <w:rPr>
-          <w:rFonts w:ascii="Times New Roman" w:eastAsia="Times New Roman" w:hAnsi="Times New Roman" w:cs="Times New Roman"/>
-          <w:sz w:val="24"/>
-          <w:szCs w:val="24"/>
-        </w:rPr>
-        <w:t>vehicle that is rapidly approaching</w:t>
-      </w:r>
-      <w:r>
-        <w:rPr>
-          <w:rFonts w:ascii="Times New Roman" w:eastAsia="Times New Roman" w:hAnsi="Times New Roman" w:cs="Times New Roman"/>
-          <w:sz w:val="24"/>
-          <w:szCs w:val="24"/>
-        </w:rPr>
-        <w:t>. An example of action-at-a-distance causality would be Lindsey</w:t>
-      </w:r>
-      <w:r>
-        <w:rPr>
-          <w:rFonts w:ascii="Times New Roman" w:eastAsia="Times New Roman" w:hAnsi="Times New Roman" w:cs="Times New Roman"/>
-          <w:sz w:val="24"/>
-          <w:szCs w:val="24"/>
-        </w:rPr>
-        <w:t xml:space="preserve"> simply</w:t>
-      </w:r>
-      <w:r>
-        <w:rPr>
-          <w:rFonts w:ascii="Times New Roman" w:eastAsia="Times New Roman" w:hAnsi="Times New Roman" w:cs="Times New Roman"/>
-          <w:sz w:val="24"/>
-          <w:szCs w:val="24"/>
-        </w:rPr>
-        <w:t xml:space="preserve"> exhorting Alena to “watch out</w:t>
+        <w:t xml:space="preserve"> </w:t>
+      </w:r>
+      <w:r>
+        <w:rPr>
+          <w:rFonts w:ascii="Times New Roman" w:eastAsia="Times New Roman" w:hAnsi="Times New Roman" w:cs="Times New Roman"/>
+          <w:sz w:val="24"/>
+          <w:szCs w:val="24"/>
+        </w:rPr>
+        <w:t>oncoming traffic</w:t>
+      </w:r>
+      <w:r>
+        <w:rPr>
+          <w:rFonts w:ascii="Times New Roman" w:eastAsia="Times New Roman" w:hAnsi="Times New Roman" w:cs="Times New Roman"/>
+          <w:sz w:val="24"/>
+          <w:szCs w:val="24"/>
+        </w:rPr>
+        <w:t>. Lindsey</w:t>
+      </w:r>
+      <w:r>
+        <w:rPr>
+          <w:rFonts w:ascii="Times New Roman" w:eastAsia="Times New Roman" w:hAnsi="Times New Roman" w:cs="Times New Roman"/>
+          <w:sz w:val="24"/>
+          <w:szCs w:val="24"/>
+        </w:rPr>
+        <w:t xml:space="preserve"> </w:t>
+      </w:r>
+      <w:r>
+        <w:rPr>
+          <w:rFonts w:ascii="Times New Roman" w:eastAsia="Times New Roman" w:hAnsi="Times New Roman" w:cs="Times New Roman"/>
+          <w:sz w:val="24"/>
+          <w:szCs w:val="24"/>
+        </w:rPr>
+        <w:t>exhorting Alena to “watch out</w:t>
       </w:r>
       <w:r>
         <w:rPr>
@@ -1732,7 +1765,31 @@
           <w:sz w:val="24"/>
           <w:szCs w:val="24"/>
         </w:rPr>
-        <w:t xml:space="preserve"> Successful navigation requires that we </w:t>
+        <w:t xml:space="preserve"> </w:t>
+      </w:r>
+      <w:r>
+        <w:rPr>
+          <w:rFonts w:ascii="Times New Roman" w:eastAsia="Times New Roman" w:hAnsi="Times New Roman" w:cs="Times New Roman"/>
+          <w:sz w:val="24"/>
+          <w:szCs w:val="24"/>
+        </w:rPr>
+        <w:t xml:space="preserve">is </w:t>
+      </w:r>
+      <w:r>
+        <w:rPr>
+          <w:rFonts w:ascii="Times New Roman" w:eastAsia="Times New Roman" w:hAnsi="Times New Roman" w:cs="Times New Roman"/>
+          <w:sz w:val="24"/>
+          <w:szCs w:val="24"/>
+        </w:rPr>
+        <w:t>an example of action-at-a-distance causality.</w:t>
+      </w:r>
+      <w:r>
+        <w:rPr>
+          <w:rFonts w:ascii="Times New Roman" w:eastAsia="Times New Roman" w:hAnsi="Times New Roman" w:cs="Times New Roman"/>
+          <w:sz w:val="24"/>
+          <w:szCs w:val="24"/>
+        </w:rPr>
+        <w:t xml:space="preserve"> Successful navigation requires that we appreciate these fundamental differences. For instance, a person who </w:t>
       </w:r>
       <w:r>
         <w:rPr>
@@ -1741,7 +1798,7 @@
           <w:szCs w:val="24"/>
         </w:rPr>
         <w:lastRenderedPageBreak/>
-        <w:t xml:space="preserve">appreciate these fundamental differences. For instance, a person who understands that people and objects possess different causal abilities would know that it is appropriate to request a favor from another person but incongruous to request one from a box. </w:t>
+        <w:t xml:space="preserve">understands that people and objects possess different causal abilities would know that it is appropriate to request a favor from another person but incongruous to request one from a box. </w:t>
       </w:r>
     </w:p>
     <w:p>
@@ -1774,25 +1831,7 @@
           <w:sz w:val="24"/>
           <w:szCs w:val="24"/>
         </w:rPr>
-        <w:t xml:space="preserve">The Core Knowledge perspective offers one intriguing answer (e.g., </w:t>
-      </w:r>
-      <w:proofErr w:type="spellStart"/>
-      <w:r>
-        <w:rPr>
-          <w:rFonts w:ascii="Times New Roman" w:eastAsia="Times New Roman" w:hAnsi="Times New Roman" w:cs="Times New Roman"/>
-          <w:sz w:val="24"/>
-          <w:szCs w:val="24"/>
-        </w:rPr>
-        <w:t>Spelke</w:t>
-      </w:r>
-      <w:proofErr w:type="spellEnd"/>
-      <w:r>
-        <w:rPr>
-          <w:rFonts w:ascii="Times New Roman" w:eastAsia="Times New Roman" w:hAnsi="Times New Roman" w:cs="Times New Roman"/>
-          <w:sz w:val="24"/>
-          <w:szCs w:val="24"/>
-        </w:rPr>
-        <w:t>, 2022; for a related account, see Carey, 2009). This theory posits that infants are endowed with a small number of “core knowledge” systems. These domain-specific systems are argued to support reasoning about geometry and space, agents, inanimate objects, number, and social relationships. These systems are “domain specific” because they support learning in particular content domains and are triggered by particular kinds of input. Thus, each of the aforementioned domains has its own core-knowledge system. However, of these systems, the two core-knowledge systems that are most relevant to the question posed above are the agent and object systems. The core agent system enables infants to know that agents are goal-directed, self-propelled, and can cause action to occur in other agents both at a distance and through direct contact</w:t>
+        <w:t>The Core Knowledge perspective offers one intriguing answer (e.g., Spelke, 2022; for a related account, see Carey, 2009). This theory posits that infants are endowed with a small number of “core knowledge” systems. These domain-specific systems are argued to support reasoning about geometry and space, agents, inanimate objects, number, and social relationships. These systems are “domain specific” because they support learning in particular content domains and are triggered by particular kinds of input. Thus, each of the aforementioned domains has its own core-knowledge system. However, of these systems, the two core-knowledge systems that are most relevant to the question posed above are the agent and object systems. The core agent system enables infants to know that agents are goal-directed, self-propelled, and can cause action to occur in other agents both at a distance and through direct contact</w:t>
       </w:r>
       <w:r>
         <w:rPr>
@@ -1846,25 +1885,23 @@
           <w:szCs w:val="24"/>
         </w:rPr>
         <w:tab/>
-        <w:t xml:space="preserve">Some of the initial support for this theory came from a study by </w:t>
-      </w:r>
-      <w:proofErr w:type="spellStart"/>
-      <w:r>
-        <w:rPr>
-          <w:rFonts w:ascii="Times New Roman" w:eastAsia="Times New Roman" w:hAnsi="Times New Roman" w:cs="Times New Roman"/>
-          <w:sz w:val="24"/>
-          <w:szCs w:val="24"/>
-        </w:rPr>
-        <w:t>Spelke</w:t>
-      </w:r>
-      <w:proofErr w:type="spellEnd"/>
-      <w:r>
-        <w:rPr>
-          <w:rFonts w:ascii="Times New Roman" w:eastAsia="Times New Roman" w:hAnsi="Times New Roman" w:cs="Times New Roman"/>
-          <w:sz w:val="24"/>
-          <w:szCs w:val="24"/>
-        </w:rPr>
-        <w:t xml:space="preserve"> et al. (1995; see also Kosugi &amp; Fujita, 2002; Woodward et al., 1993). Seven-month-olds were assigned to one of two conditions: People or Object. Those in the People condition were then habituated to an event in which a first person entered the stage from the left and traveled a short distance until it was fully blocked by an opaque screen located at center stage. A second, initially half-covered person then emerged from behind the right side of the screen and traveled a short distance until it exited the stage to the right. A red box with a jagged top edge and a blue cylinder replaced the two people in the Object condition. This condition was otherwise identical to the People condition. </w:t>
+        <w:t>Some of the initial support for this theory came from a study by Spelke et al. (1995; see also Kosugi &amp; Fujita, 2002; Woodward et al., 1993). Seven-month-olds were assigned to one of two conditions</w:t>
+      </w:r>
+      <w:r>
+        <w:rPr>
+          <w:rFonts w:ascii="Times New Roman" w:eastAsia="Times New Roman" w:hAnsi="Times New Roman" w:cs="Times New Roman"/>
+          <w:sz w:val="24"/>
+          <w:szCs w:val="24"/>
+        </w:rPr>
+        <w:t xml:space="preserve">. Infants in the People condition were </w:t>
+      </w:r>
+      <w:r>
+        <w:rPr>
+          <w:rFonts w:ascii="Times New Roman" w:eastAsia="Times New Roman" w:hAnsi="Times New Roman" w:cs="Times New Roman"/>
+          <w:sz w:val="24"/>
+          <w:szCs w:val="24"/>
+        </w:rPr>
+        <w:t xml:space="preserve">habituated to an event in which a first person entered the stage from the left and traveled a short distance until it was fully blocked by an opaque screen located at center stage. A second, initially half-covered person then emerged from behind the right side of the screen and traveled a short distance until it exited the stage to the right. A red box with a jagged top edge and a blue cylinder replaced the two people in the Object condition. This condition was otherwise identical to the People condition. All infants were then shown two test events, both without screens. In the Contact test event, the first person </w:t>
       </w:r>
       <w:r>
         <w:rPr>
@@ -1873,7 +1910,7 @@
           <w:szCs w:val="24"/>
         </w:rPr>
         <w:lastRenderedPageBreak/>
-        <w:t>All infants were then shown two test events, both without screens. In the Contact test event, the first person (or object) moved towards the other person (or object) until the first contacted the second at center stage. In the No Contact test event, the first person or object moved towards, but ultimately stopped short of, the other person or object, at which point the second person or object moved until it exited the stage.</w:t>
+        <w:t>(or object) moved towards the other person (or object) until the first contacted the second at center stage. In the No Contact test event, the first person or object moved towards, but ultimately stopped short of, the other person or object, at which point the second person or object moved until it exited the stage.</w:t>
       </w:r>
     </w:p>
     <w:p>
@@ -1895,24 +1932,7 @@
           <w:szCs w:val="24"/>
         </w:rPr>
         <w:tab/>
-      </w:r>
-      <w:proofErr w:type="spellStart"/>
-      <w:r>
-        <w:rPr>
-          <w:rFonts w:ascii="Times New Roman" w:eastAsia="Times New Roman" w:hAnsi="Times New Roman" w:cs="Times New Roman"/>
-          <w:sz w:val="24"/>
-          <w:szCs w:val="24"/>
-        </w:rPr>
-        <w:t>Spelke</w:t>
-      </w:r>
-      <w:proofErr w:type="spellEnd"/>
-      <w:r>
-        <w:rPr>
-          <w:rFonts w:ascii="Times New Roman" w:eastAsia="Times New Roman" w:hAnsi="Times New Roman" w:cs="Times New Roman"/>
-          <w:sz w:val="24"/>
-          <w:szCs w:val="24"/>
-        </w:rPr>
-        <w:t xml:space="preserve"> et al. (1995) reasoned that if infants understand that people and objects possess distinct causal properties, then they should have different expectations about what occurred behind the screen during habituation. For example, if they understand that objects generally do not move in the absence of contact, then they should have inferred that the second object moved following contact from the first and thus look longer at the No Contact test event than at the Contact one. Because people’s causal actions are relatively unconstrained, infants’ expectations about how the people interacted with one another behind the screen should be more equivocal. As a consequence, both test events should elicit equivalent amounts of looking. </w:t>
+        <w:t xml:space="preserve">Spelke et al. (1995) reasoned that if infants understand that people and objects possess distinct causal properties, then they should have different expectations about what occurred behind the screen during habituation. For example, if they understand that objects generally do not move in the absence of contact, then they should have inferred that the second object moved following contact from the first and thus look longer at the No Contact test event than at the Contact one. Because people’s causal actions are relatively unconstrained, infants’ expectations about how the people interacted with one another behind the screen should be more equivocal. As a consequence, both test events should elicit equivalent amounts of looking. </w:t>
       </w:r>
     </w:p>
     <w:p>
@@ -1934,43 +1954,378 @@
           <w:szCs w:val="24"/>
         </w:rPr>
         <w:tab/>
-        <w:t xml:space="preserve">This is precisely what </w:t>
-      </w:r>
-      <w:proofErr w:type="spellStart"/>
-      <w:r>
-        <w:rPr>
-          <w:rFonts w:ascii="Times New Roman" w:eastAsia="Times New Roman" w:hAnsi="Times New Roman" w:cs="Times New Roman"/>
-          <w:sz w:val="24"/>
-          <w:szCs w:val="24"/>
-        </w:rPr>
-        <w:t>Spelke</w:t>
-      </w:r>
-      <w:proofErr w:type="spellEnd"/>
-      <w:r>
-        <w:rPr>
-          <w:rFonts w:ascii="Times New Roman" w:eastAsia="Times New Roman" w:hAnsi="Times New Roman" w:cs="Times New Roman"/>
-          <w:sz w:val="24"/>
-          <w:szCs w:val="24"/>
-        </w:rPr>
-        <w:t xml:space="preserve"> et al. (1995) found: The longest looking was observed for the No Contact test event in the Inanimate Object condition, but an equivalent amount of looking was observed for both test events in the People condition. This finding, in conjunction with evidence demonstrating that infants between 7 and 10 months of age ostensibly are surprised when an inanimate object is revealed to have caused another object’s earlier motion and rapidly encode the motion characteristics of animates and inanimates (e.g., Markson &amp; </w:t>
-      </w:r>
-      <w:proofErr w:type="spellStart"/>
-      <w:r>
-        <w:rPr>
-          <w:rFonts w:ascii="Times New Roman" w:eastAsia="Times New Roman" w:hAnsi="Times New Roman" w:cs="Times New Roman"/>
-          <w:sz w:val="24"/>
-          <w:szCs w:val="24"/>
-        </w:rPr>
-        <w:t>Spelke</w:t>
-      </w:r>
-      <w:proofErr w:type="spellEnd"/>
-      <w:r>
-        <w:rPr>
-          <w:rFonts w:ascii="Times New Roman" w:eastAsia="Times New Roman" w:hAnsi="Times New Roman" w:cs="Times New Roman"/>
-          <w:sz w:val="24"/>
-          <w:szCs w:val="24"/>
-        </w:rPr>
-        <w:t xml:space="preserve">, 2006; Saxe et al., 2005; Saxe et al., 2007), would seem to support the Core Knowledge account. As the opening example made clear, however, such a conclusion may be unwarranted if a simpler mechanism and explanation can account for these findings. </w:t>
+        <w:t xml:space="preserve">This is precisely what Spelke et al. (1995) found: The longest looking was observed for the No Contact test event in the Inanimate Object condition, but an equivalent amount of looking was observed for both test events in the People condition. This finding, </w:t>
+      </w:r>
+      <w:r>
+        <w:rPr>
+          <w:rFonts w:ascii="Times New Roman" w:eastAsia="Times New Roman" w:hAnsi="Times New Roman" w:cs="Times New Roman"/>
+          <w:sz w:val="24"/>
+          <w:szCs w:val="24"/>
+        </w:rPr>
+        <w:t>considered together</w:t>
+      </w:r>
+      <w:r>
+        <w:rPr>
+          <w:rFonts w:ascii="Times New Roman" w:eastAsia="Times New Roman" w:hAnsi="Times New Roman" w:cs="Times New Roman"/>
+          <w:sz w:val="24"/>
+          <w:szCs w:val="24"/>
+        </w:rPr>
+        <w:t xml:space="preserve"> with evidence demonstrating that infants between 7 and 10 months of age ostensibly are surprised when an inanimate object is revealed to have caused another object’s earlier motion and rapidly encode the motion characteristics of animates and inanimates (e.g., Markson &amp; Spelke, 2006; Saxe et al., 2005; Saxe et al., 2007), would seem to support the Core Knowledge account. As the opening example made clear, however, such a conclusion may be unwarranted if a simpler mechanism and explanation can account for these findings. </w:t>
+      </w:r>
+    </w:p>
+    <w:p>
+      <w:pPr>
+        <w:tabs>
+          <w:tab w:val="left" w:pos="720"/>
+        </w:tabs>
+        <w:ind w:firstLine="0"/>
+        <w:rPr>
+          <w:rFonts w:ascii="Times New Roman" w:eastAsia="Times New Roman" w:hAnsi="Times New Roman" w:cs="Times New Roman"/>
+          <w:sz w:val="24"/>
+          <w:szCs w:val="24"/>
+        </w:rPr>
+      </w:pPr>
+      <w:r>
+        <w:rPr>
+          <w:rFonts w:ascii="Times New Roman" w:eastAsia="Times New Roman" w:hAnsi="Times New Roman" w:cs="Times New Roman"/>
+          <w:sz w:val="24"/>
+          <w:szCs w:val="24"/>
+        </w:rPr>
+        <w:tab/>
+        <w:t xml:space="preserve">I offered one such explanation in a recent series of papers (Benton, 2023, 2025). The crux of my proposal is that domain-general associative learning, combined with a small number of </w:t>
+      </w:r>
+      <w:r>
+        <w:rPr>
+          <w:rFonts w:ascii="Times New Roman" w:eastAsia="Times New Roman" w:hAnsi="Times New Roman" w:cs="Times New Roman"/>
+          <w:sz w:val="24"/>
+          <w:szCs w:val="24"/>
+        </w:rPr>
+        <w:lastRenderedPageBreak/>
+        <w:t>inherent perceptual biases, such as preferences for faces over non-faces (e.g., Morton &amp; Johnson, 1991</w:t>
+      </w:r>
+      <w:r>
+        <w:rPr>
+          <w:rFonts w:ascii="Times New Roman" w:eastAsia="Times New Roman" w:hAnsi="Times New Roman" w:cs="Times New Roman"/>
+          <w:sz w:val="24"/>
+          <w:szCs w:val="24"/>
+        </w:rPr>
+        <w:t>; cf., Wilkinson et al., 2026</w:t>
+      </w:r>
+      <w:r>
+        <w:rPr>
+          <w:rFonts w:ascii="Times New Roman" w:eastAsia="Times New Roman" w:hAnsi="Times New Roman" w:cs="Times New Roman"/>
+          <w:sz w:val="24"/>
+          <w:szCs w:val="24"/>
+        </w:rPr>
+        <w:t xml:space="preserve">) and movement over non-movement (e.g., Slater, 1989; Vallortigara et al., 2005), can explain infants’ looking behaviors in these studies. </w:t>
+      </w:r>
+    </w:p>
+    <w:p>
+      <w:pPr>
+        <w:tabs>
+          <w:tab w:val="left" w:pos="720"/>
+        </w:tabs>
+        <w:ind w:firstLine="0"/>
+        <w:rPr>
+          <w:rFonts w:ascii="Times New Roman" w:eastAsia="Times New Roman" w:hAnsi="Times New Roman" w:cs="Times New Roman"/>
+          <w:sz w:val="24"/>
+          <w:szCs w:val="24"/>
+        </w:rPr>
+      </w:pPr>
+      <w:r>
+        <w:rPr>
+          <w:rFonts w:ascii="Times New Roman" w:eastAsia="Times New Roman" w:hAnsi="Times New Roman" w:cs="Times New Roman"/>
+          <w:sz w:val="24"/>
+          <w:szCs w:val="24"/>
+        </w:rPr>
+        <w:tab/>
+        <w:t>I argued that this associative-learning process begins the moment that infants detect</w:t>
+      </w:r>
+      <w:r>
+        <w:rPr>
+          <w:rFonts w:ascii="Times New Roman" w:eastAsia="Times New Roman" w:hAnsi="Times New Roman" w:cs="Times New Roman"/>
+          <w:sz w:val="24"/>
+          <w:szCs w:val="24"/>
+        </w:rPr>
+        <w:t xml:space="preserve"> </w:t>
+      </w:r>
+      <w:r>
+        <w:rPr>
+          <w:rFonts w:ascii="Times New Roman" w:eastAsia="Times New Roman" w:hAnsi="Times New Roman" w:cs="Times New Roman"/>
+          <w:sz w:val="24"/>
+          <w:szCs w:val="24"/>
+        </w:rPr>
+        <w:t>that a correlation exists between certain salient low-level features (e.g., elongated appendage-like extensions [e.g., adult-defined legs or arms]) and the surface-based kinematics that characterize different causal actions (e.g.,</w:t>
+      </w:r>
+      <w:r>
+        <w:rPr>
+          <w:rFonts w:ascii="Times New Roman" w:eastAsia="Times New Roman" w:hAnsi="Times New Roman" w:cs="Times New Roman"/>
+          <w:sz w:val="24"/>
+          <w:szCs w:val="24"/>
+        </w:rPr>
+        <w:t xml:space="preserve"> motion without or on contact</w:t>
+      </w:r>
+      <w:r>
+        <w:rPr>
+          <w:rFonts w:ascii="Times New Roman" w:eastAsia="Times New Roman" w:hAnsi="Times New Roman" w:cs="Times New Roman"/>
+          <w:sz w:val="24"/>
+          <w:szCs w:val="24"/>
+        </w:rPr>
+        <w:t xml:space="preserve"> </w:t>
+      </w:r>
+      <w:r>
+        <w:rPr>
+          <w:rFonts w:ascii="Times New Roman" w:eastAsia="Times New Roman" w:hAnsi="Times New Roman" w:cs="Times New Roman"/>
+          <w:sz w:val="24"/>
+          <w:szCs w:val="24"/>
+        </w:rPr>
+        <w:t xml:space="preserve">[i.e., adult-defined </w:t>
+      </w:r>
+      <w:r>
+        <w:rPr>
+          <w:rFonts w:ascii="Times New Roman" w:eastAsia="Times New Roman" w:hAnsi="Times New Roman" w:cs="Times New Roman"/>
+          <w:sz w:val="24"/>
+          <w:szCs w:val="24"/>
+        </w:rPr>
+        <w:t>action-at-a-distance causality and contact causality</w:t>
+      </w:r>
+      <w:r>
+        <w:rPr>
+          <w:rFonts w:ascii="Times New Roman" w:eastAsia="Times New Roman" w:hAnsi="Times New Roman" w:cs="Times New Roman"/>
+          <w:sz w:val="24"/>
+          <w:szCs w:val="24"/>
+        </w:rPr>
+        <w:t>, respectively]</w:t>
+      </w:r>
+      <w:r>
+        <w:rPr>
+          <w:rFonts w:ascii="Times New Roman" w:eastAsia="Times New Roman" w:hAnsi="Times New Roman" w:cs="Times New Roman"/>
+          <w:sz w:val="24"/>
+          <w:szCs w:val="24"/>
+        </w:rPr>
+        <w:t xml:space="preserve">). This naming convention reflects my assumption that infants represent these features and actions in purely perceptual terms. </w:t>
+      </w:r>
+      <w:r>
+        <w:rPr>
+          <w:rFonts w:ascii="Times New Roman" w:eastAsia="Times New Roman" w:hAnsi="Times New Roman" w:cs="Times New Roman"/>
+          <w:sz w:val="24"/>
+          <w:szCs w:val="24"/>
+        </w:rPr>
+        <w:t xml:space="preserve">What enables infants to detect this correlation (and others like it) at all is </w:t>
+      </w:r>
+      <w:r>
+        <w:rPr>
+          <w:rFonts w:ascii="Times New Roman" w:eastAsia="Times New Roman" w:hAnsi="Times New Roman" w:cs="Times New Roman"/>
+          <w:sz w:val="24"/>
+          <w:szCs w:val="24"/>
+        </w:rPr>
+        <w:t xml:space="preserve">that some perceptual features covary regularly with the kinematics of different actions. For example, infants may learn that entities with </w:t>
+      </w:r>
+      <w:r>
+        <w:rPr>
+          <w:rFonts w:ascii="Times New Roman" w:eastAsia="Times New Roman" w:hAnsi="Times New Roman" w:cs="Times New Roman"/>
+          <w:sz w:val="24"/>
+          <w:szCs w:val="24"/>
+        </w:rPr>
+        <w:t>legs</w:t>
+      </w:r>
+      <w:r>
+        <w:rPr>
+          <w:rFonts w:ascii="Times New Roman" w:eastAsia="Times New Roman" w:hAnsi="Times New Roman" w:cs="Times New Roman"/>
+          <w:sz w:val="24"/>
+          <w:szCs w:val="24"/>
+        </w:rPr>
+        <w:t xml:space="preserve"> sometimes move in the absence of physical contact </w:t>
+      </w:r>
+      <w:r>
+        <w:rPr>
+          <w:rFonts w:ascii="Times New Roman" w:eastAsia="Times New Roman" w:hAnsi="Times New Roman" w:cs="Times New Roman"/>
+          <w:sz w:val="24"/>
+          <w:szCs w:val="24"/>
+        </w:rPr>
+        <w:t xml:space="preserve">from </w:t>
+      </w:r>
+      <w:r>
+        <w:rPr>
+          <w:rFonts w:ascii="Times New Roman" w:eastAsia="Times New Roman" w:hAnsi="Times New Roman" w:cs="Times New Roman"/>
+          <w:sz w:val="24"/>
+          <w:szCs w:val="24"/>
+        </w:rPr>
+        <w:t xml:space="preserve">other </w:t>
+      </w:r>
+      <w:r>
+        <w:rPr>
+          <w:rFonts w:ascii="Times New Roman" w:eastAsia="Times New Roman" w:hAnsi="Times New Roman" w:cs="Times New Roman"/>
+          <w:sz w:val="24"/>
+          <w:szCs w:val="24"/>
+        </w:rPr>
+        <w:t xml:space="preserve">legged </w:t>
+      </w:r>
+      <w:r>
+        <w:rPr>
+          <w:rFonts w:ascii="Times New Roman" w:eastAsia="Times New Roman" w:hAnsi="Times New Roman" w:cs="Times New Roman"/>
+          <w:sz w:val="24"/>
+          <w:szCs w:val="24"/>
+        </w:rPr>
+        <w:t xml:space="preserve">entities but move following direct contact with those same entities on other occasions. </w:t>
+      </w:r>
+    </w:p>
+    <w:p>
+      <w:pPr>
+        <w:tabs>
+          <w:tab w:val="left" w:pos="720"/>
+        </w:tabs>
+        <w:ind w:firstLine="0"/>
+        <w:rPr>
+          <w:rFonts w:ascii="Times New Roman" w:eastAsia="Times New Roman" w:hAnsi="Times New Roman" w:cs="Times New Roman"/>
+          <w:sz w:val="24"/>
+          <w:szCs w:val="24"/>
+        </w:rPr>
+      </w:pPr>
+      <w:r>
+        <w:rPr>
+          <w:rFonts w:ascii="Times New Roman" w:eastAsia="Times New Roman" w:hAnsi="Times New Roman" w:cs="Times New Roman"/>
+          <w:sz w:val="24"/>
+          <w:szCs w:val="24"/>
+        </w:rPr>
+        <w:tab/>
+        <w:t>Infants</w:t>
+      </w:r>
+      <w:r>
+        <w:rPr>
+          <w:rFonts w:ascii="Times New Roman" w:eastAsia="Times New Roman" w:hAnsi="Times New Roman" w:cs="Times New Roman"/>
+          <w:sz w:val="24"/>
+          <w:szCs w:val="24"/>
+        </w:rPr>
+        <w:t xml:space="preserve">’ attention may be directed towards this relation and away from </w:t>
+      </w:r>
+      <w:r>
+        <w:rPr>
+          <w:rFonts w:ascii="Times New Roman" w:eastAsia="Times New Roman" w:hAnsi="Times New Roman" w:cs="Times New Roman"/>
+          <w:sz w:val="24"/>
+          <w:szCs w:val="24"/>
+        </w:rPr>
+        <w:t>others</w:t>
+      </w:r>
+      <w:r>
+        <w:rPr>
+          <w:rFonts w:ascii="Times New Roman" w:eastAsia="Times New Roman" w:hAnsi="Times New Roman" w:cs="Times New Roman"/>
+          <w:sz w:val="24"/>
+          <w:szCs w:val="24"/>
+        </w:rPr>
+        <w:t xml:space="preserve"> in the first place</w:t>
+      </w:r>
+      <w:r>
+        <w:rPr>
+          <w:rFonts w:ascii="Times New Roman" w:eastAsia="Times New Roman" w:hAnsi="Times New Roman" w:cs="Times New Roman"/>
+          <w:sz w:val="24"/>
+          <w:szCs w:val="24"/>
+        </w:rPr>
+        <w:t xml:space="preserve"> </w:t>
+      </w:r>
+      <w:r>
+        <w:rPr>
+          <w:rFonts w:ascii="Times New Roman" w:eastAsia="Times New Roman" w:hAnsi="Times New Roman" w:cs="Times New Roman"/>
+          <w:sz w:val="24"/>
+          <w:szCs w:val="24"/>
+        </w:rPr>
+        <w:t>due to</w:t>
+      </w:r>
+      <w:r>
+        <w:rPr>
+          <w:rFonts w:ascii="Times New Roman" w:eastAsia="Times New Roman" w:hAnsi="Times New Roman" w:cs="Times New Roman"/>
+          <w:sz w:val="24"/>
+          <w:szCs w:val="24"/>
+        </w:rPr>
+        <w:t xml:space="preserve"> an early-emerging, perhaps even innate, bias to attend to the inherently attention-grabbing motion depicted on the action side of the relation. Whatever the reason, once infants have </w:t>
+      </w:r>
+      <w:r>
+        <w:rPr>
+          <w:rFonts w:ascii="Times New Roman" w:eastAsia="Times New Roman" w:hAnsi="Times New Roman" w:cs="Times New Roman"/>
+          <w:sz w:val="24"/>
+          <w:szCs w:val="24"/>
+        </w:rPr>
+        <w:t xml:space="preserve">trained </w:t>
+      </w:r>
+      <w:r>
+        <w:rPr>
+          <w:rFonts w:ascii="Times New Roman" w:eastAsia="Times New Roman" w:hAnsi="Times New Roman" w:cs="Times New Roman"/>
+          <w:sz w:val="24"/>
+          <w:szCs w:val="24"/>
+        </w:rPr>
+        <w:t xml:space="preserve">their attention to this relation, they may notice that elongated appendages tend to be present during these movement events. Consequently, a nascent link may be established between these appendages and both actions’ kinematics. </w:t>
+      </w:r>
+      <w:r>
+        <w:rPr>
+          <w:rFonts w:ascii="Times New Roman" w:eastAsia="Times New Roman" w:hAnsi="Times New Roman" w:cs="Times New Roman"/>
+          <w:sz w:val="24"/>
+          <w:szCs w:val="24"/>
+        </w:rPr>
+        <w:t>A third link may</w:t>
+      </w:r>
+      <w:r>
+        <w:rPr>
+          <w:rFonts w:ascii="Times New Roman" w:eastAsia="Times New Roman" w:hAnsi="Times New Roman" w:cs="Times New Roman"/>
+          <w:sz w:val="24"/>
+          <w:szCs w:val="24"/>
+        </w:rPr>
+        <w:t xml:space="preserve"> also be established between things with smooth rectilinear edges (objects for an adult) and motion following direct contact given that</w:t>
+      </w:r>
+      <w:r>
+        <w:rPr>
+          <w:rFonts w:ascii="Times New Roman" w:eastAsia="Times New Roman" w:hAnsi="Times New Roman" w:cs="Times New Roman"/>
+          <w:sz w:val="24"/>
+          <w:szCs w:val="24"/>
+        </w:rPr>
+        <w:t xml:space="preserve"> objects </w:t>
+      </w:r>
+      <w:r>
+        <w:rPr>
+          <w:rFonts w:ascii="Times New Roman" w:eastAsia="Times New Roman" w:hAnsi="Times New Roman" w:cs="Times New Roman"/>
+          <w:sz w:val="24"/>
+          <w:szCs w:val="24"/>
+        </w:rPr>
+        <w:t>generally</w:t>
+      </w:r>
+      <w:r>
+        <w:rPr>
+          <w:rFonts w:ascii="Times New Roman" w:eastAsia="Times New Roman" w:hAnsi="Times New Roman" w:cs="Times New Roman"/>
+          <w:sz w:val="24"/>
+          <w:szCs w:val="24"/>
+        </w:rPr>
+        <w:t xml:space="preserve"> </w:t>
+      </w:r>
+      <w:r>
+        <w:rPr>
+          <w:rFonts w:ascii="Times New Roman" w:eastAsia="Times New Roman" w:hAnsi="Times New Roman" w:cs="Times New Roman"/>
+          <w:sz w:val="24"/>
+          <w:szCs w:val="24"/>
+        </w:rPr>
+        <w:t xml:space="preserve">only move </w:t>
+      </w:r>
+      <w:r>
+        <w:rPr>
+          <w:rFonts w:ascii="Times New Roman" w:eastAsia="Times New Roman" w:hAnsi="Times New Roman" w:cs="Times New Roman"/>
+          <w:sz w:val="24"/>
+          <w:szCs w:val="24"/>
+        </w:rPr>
+        <w:t>after contact</w:t>
+      </w:r>
+      <w:r>
+        <w:rPr>
+          <w:rFonts w:ascii="Times New Roman" w:eastAsia="Times New Roman" w:hAnsi="Times New Roman" w:cs="Times New Roman"/>
+          <w:sz w:val="24"/>
+          <w:szCs w:val="24"/>
+        </w:rPr>
+        <w:t xml:space="preserve">. </w:t>
+      </w:r>
+      <w:r>
+        <w:rPr>
+          <w:rFonts w:ascii="Times New Roman" w:eastAsia="Times New Roman" w:hAnsi="Times New Roman" w:cs="Times New Roman"/>
+          <w:sz w:val="24"/>
+          <w:szCs w:val="24"/>
+        </w:rPr>
+        <w:t xml:space="preserve">I argued that these associative relations will grow in strength each time infants encounter them in the real world. </w:t>
       </w:r>
     </w:p>
     <w:p>
@@ -1993,25 +2348,7 @@
         </w:rPr>
         <w:lastRenderedPageBreak/>
         <w:tab/>
-        <w:t xml:space="preserve">I offered one such explanation in a recent series of papers (Benton, 2023, 2025). The crux of my proposal is that domain-general associative learning, combined with a small number of inherent perceptual biases, such as preferences for faces over non-faces (e.g., Morton &amp; Johnson, 1991) and movement over non-movement (e.g., Slater, 1989; </w:t>
-      </w:r>
-      <w:proofErr w:type="spellStart"/>
-      <w:r>
-        <w:rPr>
-          <w:rFonts w:ascii="Times New Roman" w:eastAsia="Times New Roman" w:hAnsi="Times New Roman" w:cs="Times New Roman"/>
-          <w:sz w:val="24"/>
-          <w:szCs w:val="24"/>
-        </w:rPr>
-        <w:t>Vallortigara</w:t>
-      </w:r>
-      <w:proofErr w:type="spellEnd"/>
-      <w:r>
-        <w:rPr>
-          <w:rFonts w:ascii="Times New Roman" w:eastAsia="Times New Roman" w:hAnsi="Times New Roman" w:cs="Times New Roman"/>
-          <w:sz w:val="24"/>
-          <w:szCs w:val="24"/>
-        </w:rPr>
-        <w:t xml:space="preserve"> et al., 2005), can explain infants’ looking behaviors in these studies. </w:t>
+        <w:t xml:space="preserve">Once these associations have been established, the presence of one component of an association will activate a representation of the other. Thus, seeing action at a distance will activate a representation of elongated appendages. Crucially, this process is very likely bidirectional. This means that the presence of elongated appendages will activate a representation of movement through physical contact and action at a distance. This process has important implications for how infants should treat different action events. For example, if one component of a learned relation is present (e.g., smooth, rectilinear edges) but the other is not (e.g., motion through contact), this may cause infants to show heightened looking time, as if they are actively searching for the missing component. </w:t>
       </w:r>
     </w:p>
     <w:p>
@@ -2033,41 +2370,55 @@
           <w:szCs w:val="24"/>
         </w:rPr>
         <w:tab/>
-        <w:t xml:space="preserve">I argued that this associative-learning process begins the moment that infants detect—either incidentally or intentionally—that a correlation exists between certain salient low-level features (e.g., elongated appendage-like extensions [e.g., adult-defined legs or arms]) and the surface-based kinematics that characterize different causal actions (e.g., action-at-a-distance causality and contact causality). This naming convention reflects my assumption that infants represent these features and actions in purely perceptual terms. In terms of why infants might notice and then encode this link in the first place, I argued that it is due to the fact that some perceptual features </w:t>
-      </w:r>
-      <w:proofErr w:type="gramStart"/>
-      <w:r>
-        <w:rPr>
-          <w:rFonts w:ascii="Times New Roman" w:eastAsia="Times New Roman" w:hAnsi="Times New Roman" w:cs="Times New Roman"/>
-          <w:sz w:val="24"/>
-          <w:szCs w:val="24"/>
-        </w:rPr>
-        <w:t>covary</w:t>
-      </w:r>
-      <w:proofErr w:type="gramEnd"/>
-      <w:r>
-        <w:rPr>
-          <w:rFonts w:ascii="Times New Roman" w:eastAsia="Times New Roman" w:hAnsi="Times New Roman" w:cs="Times New Roman"/>
-          <w:sz w:val="24"/>
-          <w:szCs w:val="24"/>
-        </w:rPr>
-        <w:t xml:space="preserve"> regularly with the kinematics of different actions. For example, infants may learn that entities with appendage-like, hinged extensions sometimes move in the absence of physical contact </w:t>
-      </w:r>
-      <w:r>
-        <w:rPr>
-          <w:rFonts w:ascii="Times New Roman" w:eastAsia="Times New Roman" w:hAnsi="Times New Roman" w:cs="Times New Roman"/>
-          <w:sz w:val="24"/>
-          <w:szCs w:val="24"/>
-        </w:rPr>
-        <w:t xml:space="preserve">from </w:t>
-      </w:r>
-      <w:r>
-        <w:rPr>
-          <w:rFonts w:ascii="Times New Roman" w:eastAsia="Times New Roman" w:hAnsi="Times New Roman" w:cs="Times New Roman"/>
-          <w:sz w:val="24"/>
-          <w:szCs w:val="24"/>
-        </w:rPr>
-        <w:t xml:space="preserve">other entities that possess similar extensions but move following direct contact with those same entities on other occasions. </w:t>
+        <w:t xml:space="preserve">As with the sensorimotor connections in Braitenberg’s vehicles, this is all that is needed to explain infants’ looking behaviors in studies that evaluate what, if anything, they know about people and object causal action; core knowledge systems are not necessary. Consider the Inanimate Object condition in Spelke et al. (1995), for example. </w:t>
+      </w:r>
+      <w:r>
+        <w:rPr>
+          <w:rFonts w:ascii="Times New Roman" w:eastAsia="Times New Roman" w:hAnsi="Times New Roman" w:cs="Times New Roman"/>
+          <w:sz w:val="24"/>
+          <w:szCs w:val="24"/>
+        </w:rPr>
+        <w:t xml:space="preserve">Infants may </w:t>
+      </w:r>
+      <w:r>
+        <w:rPr>
+          <w:rFonts w:ascii="Times New Roman" w:eastAsia="Times New Roman" w:hAnsi="Times New Roman" w:cs="Times New Roman"/>
+          <w:sz w:val="24"/>
+          <w:szCs w:val="24"/>
+        </w:rPr>
+        <w:t xml:space="preserve">look longer at the No Contact test event than at the Contact event because the depicted action-at-a-distance triggered an unfulfilled expectation for elongated appendages; the Contact event elicited less looking because the depicted action-feature relation was consistent with that observed in the real world. </w:t>
+      </w:r>
+      <w:r>
+        <w:rPr>
+          <w:rFonts w:ascii="Times New Roman" w:eastAsia="Times New Roman" w:hAnsi="Times New Roman" w:cs="Times New Roman"/>
+          <w:sz w:val="24"/>
+          <w:szCs w:val="24"/>
+        </w:rPr>
+        <w:t>By co</w:t>
+      </w:r>
+      <w:r>
+        <w:rPr>
+          <w:rFonts w:ascii="Times New Roman" w:eastAsia="Times New Roman" w:hAnsi="Times New Roman" w:cs="Times New Roman"/>
+          <w:sz w:val="24"/>
+          <w:szCs w:val="24"/>
+        </w:rPr>
+        <w:t>mparison</w:t>
+      </w:r>
+      <w:r>
+        <w:rPr>
+          <w:rFonts w:ascii="Times New Roman" w:eastAsia="Times New Roman" w:hAnsi="Times New Roman" w:cs="Times New Roman"/>
+          <w:sz w:val="24"/>
+          <w:szCs w:val="24"/>
+        </w:rPr>
+        <w:t xml:space="preserve">, infants may look </w:t>
+      </w:r>
+      <w:r>
+        <w:rPr>
+          <w:rFonts w:ascii="Times New Roman" w:eastAsia="Times New Roman" w:hAnsi="Times New Roman" w:cs="Times New Roman"/>
+          <w:sz w:val="24"/>
+          <w:szCs w:val="24"/>
+        </w:rPr>
+        <w:t xml:space="preserve">equally long at both test events because the depicted motion-feature relations were consistent with those experienced in the real world. </w:t>
       </w:r>
     </w:p>
     <w:p>
@@ -2089,23 +2440,39 @@
           <w:szCs w:val="24"/>
         </w:rPr>
         <w:tab/>
-        <w:t xml:space="preserve">Infants may be attuned to this relation in the first place because of an early-emerging, perhaps even innate, bias to attend to the inherently attention-grabbing motion depicted on the action side of the relation. Whatever the reason, once infants have </w:t>
-      </w:r>
-      <w:r>
-        <w:rPr>
-          <w:rFonts w:ascii="Times New Roman" w:eastAsia="Times New Roman" w:hAnsi="Times New Roman" w:cs="Times New Roman"/>
-          <w:sz w:val="24"/>
-          <w:szCs w:val="24"/>
-        </w:rPr>
-        <w:t xml:space="preserve">trained </w:t>
-      </w:r>
-      <w:r>
-        <w:rPr>
-          <w:rFonts w:ascii="Times New Roman" w:eastAsia="Times New Roman" w:hAnsi="Times New Roman" w:cs="Times New Roman"/>
-          <w:sz w:val="24"/>
-          <w:szCs w:val="24"/>
-        </w:rPr>
-        <w:t xml:space="preserve">their attention to this relation, they may notice that elongated appendages (legs for an adult) tend to be present during these movement events. Consequently, a nascent link may be established between these appendages and both actions’ kinematics. At the same time, because objects largely only move when contacted, a third nascent association will be established between things with smooth </w:t>
+        <w:t xml:space="preserve">To demonstrate that this account could replicate Spelke et al.’s (1995) findings, I instantiated it in a connectionist computational model. These models—much like the human brain—consist of simple “neuron-like” processing units that are organized into layers. Units in one layer interact with units in adjacent layers via a set of interconnected, synapse-like, real-valued, weighted connections. Thus, units in the bottommost, or </w:t>
+      </w:r>
+      <w:r>
+        <w:rPr>
+          <w:rFonts w:ascii="Times New Roman" w:eastAsia="Times New Roman" w:hAnsi="Times New Roman" w:cs="Times New Roman"/>
+          <w:sz w:val="24"/>
+          <w:szCs w:val="24"/>
+        </w:rPr>
+        <w:t>“</w:t>
+      </w:r>
+      <w:r>
+        <w:rPr>
+          <w:rFonts w:ascii="Times New Roman" w:eastAsia="Times New Roman" w:hAnsi="Times New Roman" w:cs="Times New Roman"/>
+          <w:sz w:val="24"/>
+          <w:szCs w:val="24"/>
+        </w:rPr>
+        <w:t>input,</w:t>
+      </w:r>
+      <w:r>
+        <w:rPr>
+          <w:rFonts w:ascii="Times New Roman" w:eastAsia="Times New Roman" w:hAnsi="Times New Roman" w:cs="Times New Roman"/>
+          <w:sz w:val="24"/>
+          <w:szCs w:val="24"/>
+        </w:rPr>
+        <w:t>”</w:t>
+      </w:r>
+      <w:r>
+        <w:rPr>
+          <w:rFonts w:ascii="Times New Roman" w:eastAsia="Times New Roman" w:hAnsi="Times New Roman" w:cs="Times New Roman"/>
+          <w:sz w:val="24"/>
+          <w:szCs w:val="24"/>
+        </w:rPr>
+        <w:t xml:space="preserve"> layer interact with units </w:t>
       </w:r>
       <w:r>
         <w:rPr>
@@ -2114,216 +2481,7 @@
           <w:szCs w:val="24"/>
         </w:rPr>
         <w:lastRenderedPageBreak/>
-        <w:t xml:space="preserve">rectilinear edges (objects for an adult) and motion following direct, physical contact (contact causality for an adult). I argued that these associative relations will grow in strength each time infants encounter them in the real world. </w:t>
-      </w:r>
-    </w:p>
-    <w:p>
-      <w:pPr>
-        <w:tabs>
-          <w:tab w:val="left" w:pos="720"/>
-        </w:tabs>
-        <w:ind w:firstLine="0"/>
-        <w:rPr>
-          <w:rFonts w:ascii="Times New Roman" w:eastAsia="Times New Roman" w:hAnsi="Times New Roman" w:cs="Times New Roman"/>
-          <w:sz w:val="24"/>
-          <w:szCs w:val="24"/>
-        </w:rPr>
-      </w:pPr>
-      <w:r>
-        <w:rPr>
-          <w:rFonts w:ascii="Times New Roman" w:eastAsia="Times New Roman" w:hAnsi="Times New Roman" w:cs="Times New Roman"/>
-          <w:sz w:val="24"/>
-          <w:szCs w:val="24"/>
-        </w:rPr>
-        <w:tab/>
-        <w:t xml:space="preserve">Once these associations have been established, the presence of one component of an association will activate a representation of the other. Thus, seeing action at a distance will activate a representation of elongated appendages. Crucially, this process is very likely bidirectional. This means that the presence of elongated appendages will activate a representation of movement through physical contact and action at a distance. This process has important implications for how infants should treat different action events. For example, if one component of a learned relation is present (e.g., smooth, rectilinear edges) but the other is not (e.g., motion through contact), this may cause infants to show heightened looking time, as if they are actively searching for the missing component. </w:t>
-      </w:r>
-    </w:p>
-    <w:p>
-      <w:pPr>
-        <w:tabs>
-          <w:tab w:val="left" w:pos="720"/>
-        </w:tabs>
-        <w:ind w:firstLine="0"/>
-        <w:rPr>
-          <w:rFonts w:ascii="Times New Roman" w:eastAsia="Times New Roman" w:hAnsi="Times New Roman" w:cs="Times New Roman"/>
-          <w:sz w:val="24"/>
-          <w:szCs w:val="24"/>
-        </w:rPr>
-      </w:pPr>
-      <w:r>
-        <w:rPr>
-          <w:rFonts w:ascii="Times New Roman" w:eastAsia="Times New Roman" w:hAnsi="Times New Roman" w:cs="Times New Roman"/>
-          <w:sz w:val="24"/>
-          <w:szCs w:val="24"/>
-        </w:rPr>
-        <w:tab/>
-        <w:t xml:space="preserve">As with the sensorimotor connections in </w:t>
-      </w:r>
-      <w:proofErr w:type="spellStart"/>
-      <w:r>
-        <w:rPr>
-          <w:rFonts w:ascii="Times New Roman" w:eastAsia="Times New Roman" w:hAnsi="Times New Roman" w:cs="Times New Roman"/>
-          <w:sz w:val="24"/>
-          <w:szCs w:val="24"/>
-        </w:rPr>
-        <w:t>Braitenberg’s</w:t>
-      </w:r>
-      <w:proofErr w:type="spellEnd"/>
-      <w:r>
-        <w:rPr>
-          <w:rFonts w:ascii="Times New Roman" w:eastAsia="Times New Roman" w:hAnsi="Times New Roman" w:cs="Times New Roman"/>
-          <w:sz w:val="24"/>
-          <w:szCs w:val="24"/>
-        </w:rPr>
-        <w:t xml:space="preserve"> vehicles, it turns out that this is all that is needed to explain infants’ looking behaviors in studies that evaluate what, if anything, they know about people and object causal action; core knowledge systems are not necessary. Consider the Inanimate Object condition in </w:t>
-      </w:r>
-      <w:proofErr w:type="spellStart"/>
-      <w:r>
-        <w:rPr>
-          <w:rFonts w:ascii="Times New Roman" w:eastAsia="Times New Roman" w:hAnsi="Times New Roman" w:cs="Times New Roman"/>
-          <w:sz w:val="24"/>
-          <w:szCs w:val="24"/>
-        </w:rPr>
-        <w:t>Spelke</w:t>
-      </w:r>
-      <w:proofErr w:type="spellEnd"/>
-      <w:r>
-        <w:rPr>
-          <w:rFonts w:ascii="Times New Roman" w:eastAsia="Times New Roman" w:hAnsi="Times New Roman" w:cs="Times New Roman"/>
-          <w:sz w:val="24"/>
-          <w:szCs w:val="24"/>
-        </w:rPr>
-        <w:t xml:space="preserve"> et al. (1995), for example. </w:t>
-      </w:r>
-      <w:r>
-        <w:rPr>
-          <w:rFonts w:ascii="Times New Roman" w:eastAsia="Times New Roman" w:hAnsi="Times New Roman" w:cs="Times New Roman"/>
-          <w:sz w:val="24"/>
-          <w:szCs w:val="24"/>
-        </w:rPr>
-        <w:t xml:space="preserve">Infants may </w:t>
-      </w:r>
-      <w:r>
-        <w:rPr>
-          <w:rFonts w:ascii="Times New Roman" w:eastAsia="Times New Roman" w:hAnsi="Times New Roman" w:cs="Times New Roman"/>
-          <w:sz w:val="24"/>
-          <w:szCs w:val="24"/>
-        </w:rPr>
-        <w:t xml:space="preserve">look longer at the No Contact test event than at the Contact event because the depicted action-at-a-distance triggered an unfulfilled expectation for elongated appendages; the Contact event elicited less looking because the depicted action-feature relation was consistent with that observed in the real world. </w:t>
-      </w:r>
-      <w:r>
-        <w:rPr>
-          <w:rFonts w:ascii="Times New Roman" w:eastAsia="Times New Roman" w:hAnsi="Times New Roman" w:cs="Times New Roman"/>
-          <w:sz w:val="24"/>
-          <w:szCs w:val="24"/>
-        </w:rPr>
-        <w:t>By co</w:t>
-      </w:r>
-      <w:r>
-        <w:rPr>
-          <w:rFonts w:ascii="Times New Roman" w:eastAsia="Times New Roman" w:hAnsi="Times New Roman" w:cs="Times New Roman"/>
-          <w:sz w:val="24"/>
-          <w:szCs w:val="24"/>
-        </w:rPr>
-        <w:t>mparison</w:t>
-      </w:r>
-      <w:r>
-        <w:rPr>
-          <w:rFonts w:ascii="Times New Roman" w:eastAsia="Times New Roman" w:hAnsi="Times New Roman" w:cs="Times New Roman"/>
-          <w:sz w:val="24"/>
-          <w:szCs w:val="24"/>
-        </w:rPr>
-        <w:t xml:space="preserve">, infants may look </w:t>
-      </w:r>
-      <w:r>
-        <w:rPr>
-          <w:rFonts w:ascii="Times New Roman" w:eastAsia="Times New Roman" w:hAnsi="Times New Roman" w:cs="Times New Roman"/>
-          <w:sz w:val="24"/>
-          <w:szCs w:val="24"/>
-        </w:rPr>
-        <w:t xml:space="preserve">equally long at both test events because the depicted motion-feature relations were consistent with those experienced in the real world. </w:t>
-      </w:r>
-    </w:p>
-    <w:p>
-      <w:pPr>
-        <w:tabs>
-          <w:tab w:val="left" w:pos="720"/>
-        </w:tabs>
-        <w:ind w:firstLine="0"/>
-        <w:rPr>
-          <w:rFonts w:ascii="Times New Roman" w:eastAsia="Times New Roman" w:hAnsi="Times New Roman" w:cs="Times New Roman"/>
-          <w:sz w:val="24"/>
-          <w:szCs w:val="24"/>
-        </w:rPr>
-      </w:pPr>
-      <w:r>
-        <w:rPr>
-          <w:rFonts w:ascii="Times New Roman" w:eastAsia="Times New Roman" w:hAnsi="Times New Roman" w:cs="Times New Roman"/>
-          <w:sz w:val="24"/>
-          <w:szCs w:val="24"/>
-        </w:rPr>
-        <w:tab/>
-        <w:t xml:space="preserve">To demonstrate that this account could replicate </w:t>
-      </w:r>
-      <w:proofErr w:type="spellStart"/>
-      <w:r>
-        <w:rPr>
-          <w:rFonts w:ascii="Times New Roman" w:eastAsia="Times New Roman" w:hAnsi="Times New Roman" w:cs="Times New Roman"/>
-          <w:sz w:val="24"/>
-          <w:szCs w:val="24"/>
-        </w:rPr>
-        <w:t>Spelke</w:t>
-      </w:r>
-      <w:proofErr w:type="spellEnd"/>
-      <w:r>
-        <w:rPr>
-          <w:rFonts w:ascii="Times New Roman" w:eastAsia="Times New Roman" w:hAnsi="Times New Roman" w:cs="Times New Roman"/>
-          <w:sz w:val="24"/>
-          <w:szCs w:val="24"/>
-        </w:rPr>
-        <w:t xml:space="preserve"> et al.’s (1995) findings, I instantiated it in a connectionist computational model. These models—much like the human </w:t>
-      </w:r>
-      <w:r>
-        <w:rPr>
-          <w:rFonts w:ascii="Times New Roman" w:eastAsia="Times New Roman" w:hAnsi="Times New Roman" w:cs="Times New Roman"/>
-          <w:sz w:val="24"/>
-          <w:szCs w:val="24"/>
-        </w:rPr>
-        <w:lastRenderedPageBreak/>
-        <w:t xml:space="preserve">brain—consist of simple “neuron-like” processing units that are organized into layers. Units in one layer interact with units in adjacent layers via a set of interconnected, synapse-like, real-valued, weighted connections. Thus, units in the bottommost, or </w:t>
-      </w:r>
-      <w:r>
-        <w:rPr>
-          <w:rFonts w:ascii="Times New Roman" w:eastAsia="Times New Roman" w:hAnsi="Times New Roman" w:cs="Times New Roman"/>
-          <w:sz w:val="24"/>
-          <w:szCs w:val="24"/>
-        </w:rPr>
-        <w:t>“</w:t>
-      </w:r>
-      <w:r>
-        <w:rPr>
-          <w:rFonts w:ascii="Times New Roman" w:eastAsia="Times New Roman" w:hAnsi="Times New Roman" w:cs="Times New Roman"/>
-          <w:sz w:val="24"/>
-          <w:szCs w:val="24"/>
-        </w:rPr>
-        <w:t>input,</w:t>
-      </w:r>
-      <w:r>
-        <w:rPr>
-          <w:rFonts w:ascii="Times New Roman" w:eastAsia="Times New Roman" w:hAnsi="Times New Roman" w:cs="Times New Roman"/>
-          <w:sz w:val="24"/>
-          <w:szCs w:val="24"/>
-        </w:rPr>
-        <w:t>”</w:t>
-      </w:r>
-      <w:r>
-        <w:rPr>
-          <w:rFonts w:ascii="Times New Roman" w:eastAsia="Times New Roman" w:hAnsi="Times New Roman" w:cs="Times New Roman"/>
-          <w:sz w:val="24"/>
-          <w:szCs w:val="24"/>
-        </w:rPr>
-        <w:t xml:space="preserve"> layer interact with units in an intermediate, or “hidden,” layer via one set of weighted connections, whereas units in the hidden layer interact with units in the final, or “output,” layer via a second set of connections. A system’s “knowledge” is stored in these interconnections. </w:t>
+        <w:t xml:space="preserve">in an intermediate, or “hidden,” layer via one set of weighted connections, whereas units in the hidden layer interact with units in the final, or “output,” layer via a second set of connections. A system’s “knowledge” is stored in these interconnections. </w:t>
       </w:r>
     </w:p>
     <w:p>
@@ -2361,25 +2519,7 @@
           <w:sz w:val="24"/>
           <w:szCs w:val="24"/>
         </w:rPr>
-        <w:t xml:space="preserve">developmental (Benton, 2022, 2023, 2025; Benton et al., 2024; Mareschal &amp; Thomas, 2007; Rakison &amp; </w:t>
-      </w:r>
-      <w:proofErr w:type="spellStart"/>
-      <w:r>
-        <w:rPr>
-          <w:rFonts w:ascii="Times New Roman" w:eastAsia="Times New Roman" w:hAnsi="Times New Roman" w:cs="Times New Roman"/>
-          <w:sz w:val="24"/>
-          <w:szCs w:val="24"/>
-        </w:rPr>
-        <w:t>Lupyan</w:t>
-      </w:r>
-      <w:proofErr w:type="spellEnd"/>
-      <w:r>
-        <w:rPr>
-          <w:rFonts w:ascii="Times New Roman" w:eastAsia="Times New Roman" w:hAnsi="Times New Roman" w:cs="Times New Roman"/>
-          <w:sz w:val="24"/>
-          <w:szCs w:val="24"/>
-        </w:rPr>
-        <w:t>, 2008). As is true for human infants and children, learning occurs through gradual adjustments to the weights throughout the network. Second, connectionist models are constructive</w:t>
+        <w:t>developmental (Benton, 2022, 2023, 2025; Benton et al., 2024; Mareschal &amp; Thomas, 2007; Rakison &amp; Lupyan, 2008). As is true for human infants and children, learning occurs through gradual adjustments to the weights throughout the network. Second, connectionist models are constructive</w:t>
       </w:r>
       <w:r>
         <w:rPr>
@@ -2569,21 +2709,28 @@
         </w:rPr>
         <w:lastRenderedPageBreak/>
         <w:drawing>
-          <wp:inline distT="0" distB="0" distL="0" distR="0" wp14:anchorId="75D417F9" wp14:editId="64A8A2D1">
+          <wp:inline distT="0" distB="0" distL="0" distR="0" wp14:anchorId="1850C7D4" wp14:editId="4734E788">
             <wp:extent cx="5943600" cy="3633470"/>
-            <wp:effectExtent l="0" t="0" r="0" b="0"/>
-            <wp:docPr id="2" name="image2.png"/>
-            <wp:cNvGraphicFramePr/>
+            <wp:effectExtent l="0" t="0" r="0" b="5080"/>
+            <wp:docPr id="1285392347" name="Picture 1"/>
+            <wp:cNvGraphicFramePr>
+              <a:graphicFrameLocks xmlns:a="http://schemas.openxmlformats.org/drawingml/2006/main" noChangeAspect="1"/>
+            </wp:cNvGraphicFramePr>
             <a:graphic xmlns:a="http://schemas.openxmlformats.org/drawingml/2006/main">
               <a:graphicData uri="http://schemas.openxmlformats.org/drawingml/2006/picture">
                 <pic:pic xmlns:pic="http://schemas.openxmlformats.org/drawingml/2006/picture">
                   <pic:nvPicPr>
-                    <pic:cNvPr id="0" name="image2.png"/>
-                    <pic:cNvPicPr preferRelativeResize="0"/>
+                    <pic:cNvPr id="1285392347" name="Picture 1285392347"/>
+                    <pic:cNvPicPr/>
                   </pic:nvPicPr>
                   <pic:blipFill>
-                    <a:blip r:embed="rId7"/>
-                    <a:srcRect/>
+                    <a:blip r:embed="rId7">
+                      <a:extLst>
+                        <a:ext uri="{28A0092B-C50C-407E-A947-70E740481C1C}">
+                          <a14:useLocalDpi xmlns:a14="http://schemas.microsoft.com/office/drawing/2010/main" val="0"/>
+                        </a:ext>
+                      </a:extLst>
+                    </a:blip>
                     <a:stretch>
                       <a:fillRect/>
                     </a:stretch>
@@ -2596,7 +2743,6 @@
                     <a:prstGeom prst="rect">
                       <a:avLst/>
                     </a:prstGeom>
-                    <a:ln/>
                   </pic:spPr>
                 </pic:pic>
               </a:graphicData>
@@ -2693,7 +2839,22 @@
           <w:szCs w:val="24"/>
         </w:rPr>
         <w:tab/>
-        <w:t xml:space="preserve">At the same time, the model had to predict the location of each person or object at the next moment in time based on their position at the current moment. Thus, if an entity was located </w:t>
+      </w:r>
+      <w:r>
+        <w:rPr>
+          <w:rFonts w:ascii="Times New Roman" w:eastAsia="Times New Roman" w:hAnsi="Times New Roman" w:cs="Times New Roman"/>
+          <w:sz w:val="24"/>
+          <w:szCs w:val="24"/>
+        </w:rPr>
+        <w:t>Simultaneously</w:t>
+      </w:r>
+      <w:r>
+        <w:rPr>
+          <w:rFonts w:ascii="Times New Roman" w:eastAsia="Times New Roman" w:hAnsi="Times New Roman" w:cs="Times New Roman"/>
+          <w:sz w:val="24"/>
+          <w:szCs w:val="24"/>
+        </w:rPr>
+        <w:t xml:space="preserve">, the model had to predict the location of each person or object at the next moment in time based on their position at the current moment. Thus, if an entity was located at </w:t>
       </w:r>
       <w:r>
         <w:rPr>
@@ -2702,7 +2863,7 @@
           <w:szCs w:val="24"/>
         </w:rPr>
         <w:lastRenderedPageBreak/>
-        <w:t>at the far left of the motion group at the beginning of an action event (T</w:t>
+        <w:t>the far left of the motion group at the beginning of an action event (T</w:t>
       </w:r>
       <w:r>
         <w:rPr>
@@ -2736,25 +2897,31 @@
           <w:sz w:val="24"/>
           <w:szCs w:val="24"/>
         </w:rPr>
-        <w:t xml:space="preserve"> in Figure 2). During contact events, the first entity was spatially contiguous with the second entity at the “middle” point of the motion group when the former stopped and the latter began moving. The two entities were separated by one position when one </w:t>
-      </w:r>
-      <w:proofErr w:type="gramStart"/>
-      <w:r>
-        <w:rPr>
-          <w:rFonts w:ascii="Times New Roman" w:eastAsia="Times New Roman" w:hAnsi="Times New Roman" w:cs="Times New Roman"/>
-          <w:sz w:val="24"/>
-          <w:szCs w:val="24"/>
-        </w:rPr>
-        <w:t>stopped</w:t>
-      </w:r>
-      <w:proofErr w:type="gramEnd"/>
-      <w:r>
-        <w:rPr>
-          <w:rFonts w:ascii="Times New Roman" w:eastAsia="Times New Roman" w:hAnsi="Times New Roman" w:cs="Times New Roman"/>
-          <w:sz w:val="24"/>
-          <w:szCs w:val="24"/>
-        </w:rPr>
-        <w:t xml:space="preserve"> and the other began moving during action-at-a-distance events. To achieve the copying and prediction goals, networks needed to develop hidden representations that captured the most essential aspects of the input while also encoding each action’s sequential regularities as different events unfolded. To minimize the discrepancy between the actual state of the world at a given moment in time and the network’s prediction of it, the backpropagation algorithm gradually adjusted the connection weights throughout the network. These adjustments also allowed the network to acquire the requisite internal representations.  </w:t>
+        <w:t xml:space="preserve"> in Figure 2). During contact events, the first entity was spatially contiguous with the second entity at the</w:t>
+      </w:r>
+      <w:r>
+        <w:rPr>
+          <w:rFonts w:ascii="Times New Roman" w:eastAsia="Times New Roman" w:hAnsi="Times New Roman" w:cs="Times New Roman"/>
+          <w:sz w:val="24"/>
+          <w:szCs w:val="24"/>
+        </w:rPr>
+        <w:t xml:space="preserve"> “center” of the motion group </w:t>
+      </w:r>
+      <w:r>
+        <w:rPr>
+          <w:rFonts w:ascii="Times New Roman" w:eastAsia="Times New Roman" w:hAnsi="Times New Roman" w:cs="Times New Roman"/>
+          <w:sz w:val="24"/>
+          <w:szCs w:val="24"/>
+        </w:rPr>
+        <w:t xml:space="preserve">when the former stopped and the latter began moving. The two entities were separated by one position when one stopped and the other began moving during action-at-a-distance events. To achieve the copying and prediction goals, networks needed to develop hidden representations that captured the most essential aspects of the input while also encoding each action’s sequential regularities as different events unfolded. </w:t>
+      </w:r>
+      <w:r>
+        <w:rPr>
+          <w:rFonts w:ascii="Times New Roman" w:eastAsia="Times New Roman" w:hAnsi="Times New Roman" w:cs="Times New Roman"/>
+          <w:sz w:val="24"/>
+          <w:szCs w:val="24"/>
+        </w:rPr>
+        <w:t xml:space="preserve">Both goals were achieved via the backpropagation algorithm. </w:t>
       </w:r>
     </w:p>
     <w:p>
@@ -2798,26 +2965,21 @@
           <w:szCs w:val="24"/>
         </w:rPr>
         <w:tab/>
-        <w:t xml:space="preserve">A briefer habituation phase followed this “real world” phase. Networks—like the infants in </w:t>
-      </w:r>
-      <w:proofErr w:type="spellStart"/>
-      <w:r>
-        <w:rPr>
-          <w:rFonts w:ascii="Times New Roman" w:eastAsia="Times New Roman" w:hAnsi="Times New Roman" w:cs="Times New Roman"/>
-          <w:sz w:val="24"/>
-          <w:szCs w:val="24"/>
-        </w:rPr>
-        <w:t>Spelke</w:t>
-      </w:r>
-      <w:proofErr w:type="spellEnd"/>
-      <w:r>
-        <w:rPr>
-          <w:rFonts w:ascii="Times New Roman" w:eastAsia="Times New Roman" w:hAnsi="Times New Roman" w:cs="Times New Roman"/>
-          <w:sz w:val="24"/>
-          <w:szCs w:val="24"/>
-        </w:rPr>
-        <w:t xml:space="preserve"> et al. (1995)—were assigned either to the Inanimate Object condition or to the People condition. Networks saw a different set of people and objects during this phase than those seen in </w:t>
-      </w:r>
+        <w:t xml:space="preserve">A briefer habituation phase followed this “real world” phase. Networks—like the infants in Spelke et al. (1995)—were assigned either to the Inanimate Object condition or to the People condition. Networks saw a different set of people and objects during this phase than those seen in the “real world.” To simulate the fact that infants were not provided specific motion information during habituation, motion information was omitted during habituation. This meant that the network’s only task was to copy the input-layer activity to the output layer. </w:t>
+      </w:r>
+    </w:p>
+    <w:p>
+      <w:pPr>
+        <w:tabs>
+          <w:tab w:val="left" w:pos="720"/>
+        </w:tabs>
+        <w:ind w:firstLine="0"/>
+        <w:rPr>
+          <w:rFonts w:ascii="Times New Roman" w:eastAsia="Times New Roman" w:hAnsi="Times New Roman" w:cs="Times New Roman"/>
+          <w:sz w:val="24"/>
+          <w:szCs w:val="24"/>
+        </w:rPr>
+      </w:pPr>
       <w:r>
         <w:rPr>
           <w:rFonts w:ascii="Times New Roman" w:eastAsia="Times New Roman" w:hAnsi="Times New Roman" w:cs="Times New Roman"/>
@@ -2825,7 +2987,24 @@
           <w:szCs w:val="24"/>
         </w:rPr>
         <w:lastRenderedPageBreak/>
-        <w:t xml:space="preserve">the “real world.” To simulate the fact that infants were not provided specific motion information during habituation, motion information was omitted during habituation. This meant that the network’s only task was to copy the input-layer activity to the output layer. </w:t>
+        <w:tab/>
+        <w:t xml:space="preserve">All networks were then shown Contact and No Contact events during a subsequent test phase. The discrepancy (or “error”) mentioned earlier served as a proxy for looking time; the greater this discrepancy, the longer networks were assumed to have looked at an event. This operationalization is consistent with that used in developmental models like this one (e.g., Benton &amp; Hoch, 2026; Benton &amp; Lapan, 2022; Mareschal et al., 2000). As in Spelke et al. (1995), older networks in the People condition produced an equivalent amount of error in response to the No Contact and Contact test events, whereas networks in the Inanimate Object condition produced more errors in response to the former than the latter event. Younger networks showed a different pattern of results altogether: They produced comparable errors in response to both test events irrespective of their assigned condition. The first implication of these results is that innate knowledge about people’s and objects’ causal behaviors—knowledge that is grounded in core systems—is not necessary to explain Spelke et al.’s (1995) findings; associative learning is clearly sufficient. The second is that younger infants should demonstrate a qualitatively different looking pattern than did the 7-month-olds in Spelke et al. (1995). How much younger these infants would need to be, </w:t>
+      </w:r>
+      <w:r>
+        <w:rPr>
+          <w:rFonts w:ascii="Times New Roman" w:eastAsia="Times New Roman" w:hAnsi="Times New Roman" w:cs="Times New Roman"/>
+          <w:sz w:val="24"/>
+          <w:szCs w:val="24"/>
+        </w:rPr>
+        <w:t>however</w:t>
+      </w:r>
+      <w:r>
+        <w:rPr>
+          <w:rFonts w:ascii="Times New Roman" w:eastAsia="Times New Roman" w:hAnsi="Times New Roman" w:cs="Times New Roman"/>
+          <w:sz w:val="24"/>
+          <w:szCs w:val="24"/>
+        </w:rPr>
+        <w:t xml:space="preserve">, remains an open question. </w:t>
       </w:r>
     </w:p>
     <w:p>
@@ -2847,61 +3026,72 @@
           <w:szCs w:val="24"/>
         </w:rPr>
         <w:tab/>
-        <w:t xml:space="preserve">All networks were then shown Contact and No Contact events during a subsequent test phase. The discrepancy (or “error”) mentioned earlier served as a proxy for looking time; the greater this discrepancy, the longer networks were assumed to have looked at an event. This operationalization is consistent with that used in developmental models like this one (e.g., Benton &amp; Hoch, 2026; Benton &amp; Lapan, 2022; Mareschal et al., 2000). As in </w:t>
-      </w:r>
-      <w:proofErr w:type="spellStart"/>
-      <w:r>
-        <w:rPr>
-          <w:rFonts w:ascii="Times New Roman" w:eastAsia="Times New Roman" w:hAnsi="Times New Roman" w:cs="Times New Roman"/>
-          <w:sz w:val="24"/>
-          <w:szCs w:val="24"/>
-        </w:rPr>
-        <w:t>Spelke</w:t>
-      </w:r>
-      <w:proofErr w:type="spellEnd"/>
-      <w:r>
-        <w:rPr>
-          <w:rFonts w:ascii="Times New Roman" w:eastAsia="Times New Roman" w:hAnsi="Times New Roman" w:cs="Times New Roman"/>
-          <w:sz w:val="24"/>
-          <w:szCs w:val="24"/>
-        </w:rPr>
-        <w:t xml:space="preserve"> et al. (1995), older networks in the People condition produced an equivalent amount of error in response to the No Contact and Contact test events, whereas networks in the Inanimate Object condition produced more errors in response to the former than the latter event. Younger networks showed a different pattern of results altogether: They produced comparable errors in response to both test events irrespective of their assigned condition. The first implication of these results is that innate knowledge about people’s and objects’ causal behaviors—knowledge that is grounded in core systems—is not necessary to explain </w:t>
-      </w:r>
-      <w:proofErr w:type="spellStart"/>
-      <w:r>
-        <w:rPr>
-          <w:rFonts w:ascii="Times New Roman" w:eastAsia="Times New Roman" w:hAnsi="Times New Roman" w:cs="Times New Roman"/>
-          <w:sz w:val="24"/>
-          <w:szCs w:val="24"/>
-        </w:rPr>
-        <w:t>Spelke</w:t>
-      </w:r>
-      <w:proofErr w:type="spellEnd"/>
-      <w:r>
-        <w:rPr>
-          <w:rFonts w:ascii="Times New Roman" w:eastAsia="Times New Roman" w:hAnsi="Times New Roman" w:cs="Times New Roman"/>
-          <w:sz w:val="24"/>
-          <w:szCs w:val="24"/>
-        </w:rPr>
-        <w:t xml:space="preserve"> et al.’s (1995) findings; associative learning is clearly sufficient. The second is that younger infants should demonstrate a qualitatively different looking pattern than did the 7-month-olds in </w:t>
-      </w:r>
-      <w:proofErr w:type="spellStart"/>
-      <w:r>
-        <w:rPr>
-          <w:rFonts w:ascii="Times New Roman" w:eastAsia="Times New Roman" w:hAnsi="Times New Roman" w:cs="Times New Roman"/>
-          <w:sz w:val="24"/>
-          <w:szCs w:val="24"/>
-        </w:rPr>
-        <w:t>Spelke</w:t>
-      </w:r>
-      <w:proofErr w:type="spellEnd"/>
-      <w:r>
-        <w:rPr>
-          <w:rFonts w:ascii="Times New Roman" w:eastAsia="Times New Roman" w:hAnsi="Times New Roman" w:cs="Times New Roman"/>
-          <w:sz w:val="24"/>
-          <w:szCs w:val="24"/>
-        </w:rPr>
-        <w:t xml:space="preserve"> et al. (1995). How much younger these infants would need to be, of course, remains an open question. </w:t>
+        <w:t xml:space="preserve">Two potential objections to these findings are nonetheless worth considering. One is that the older networks might have exhibited the same looking patterns as the 7-month-olds in Spelke et al. (1995) simply because they never encountered objects moving on their own in the real world. Infants, by comparison, have probably seen objects move in the absence of an identifiable source of contact, even if such events are less frequent than those in which objects (or agents) cause other objects to move through contact. An infant who turns around just seconds after a wind-up toy has been set in motion, for example, would see the toy moving without having </w:t>
+      </w:r>
+      <w:r>
+        <w:rPr>
+          <w:rFonts w:ascii="Times New Roman" w:eastAsia="Times New Roman" w:hAnsi="Times New Roman" w:cs="Times New Roman"/>
+          <w:sz w:val="24"/>
+          <w:szCs w:val="24"/>
+        </w:rPr>
+        <w:t xml:space="preserve">first </w:t>
+      </w:r>
+      <w:r>
+        <w:rPr>
+          <w:rFonts w:ascii="Times New Roman" w:eastAsia="Times New Roman" w:hAnsi="Times New Roman" w:cs="Times New Roman"/>
+          <w:sz w:val="24"/>
+          <w:szCs w:val="24"/>
+        </w:rPr>
+        <w:t xml:space="preserve">witnessed what caused it to begin moving. I addressed this concern in a subsequent simulation by </w:t>
+      </w:r>
+      <w:r>
+        <w:rPr>
+          <w:rFonts w:ascii="Times New Roman" w:eastAsia="Times New Roman" w:hAnsi="Times New Roman" w:cs="Times New Roman"/>
+          <w:sz w:val="24"/>
+          <w:szCs w:val="24"/>
+        </w:rPr>
+        <w:lastRenderedPageBreak/>
+        <w:t xml:space="preserve">manipulating how often objects moved </w:t>
+      </w:r>
+      <w:r>
+        <w:rPr>
+          <w:rFonts w:ascii="Times New Roman" w:eastAsia="Times New Roman" w:hAnsi="Times New Roman" w:cs="Times New Roman"/>
+          <w:sz w:val="24"/>
+          <w:szCs w:val="24"/>
+        </w:rPr>
+        <w:t>unaided</w:t>
+      </w:r>
+      <w:r>
+        <w:rPr>
+          <w:rFonts w:ascii="Times New Roman" w:eastAsia="Times New Roman" w:hAnsi="Times New Roman" w:cs="Times New Roman"/>
+          <w:sz w:val="24"/>
+          <w:szCs w:val="24"/>
+        </w:rPr>
+        <w:t xml:space="preserve"> versus </w:t>
+      </w:r>
+      <w:r>
+        <w:rPr>
+          <w:rFonts w:ascii="Times New Roman" w:eastAsia="Times New Roman" w:hAnsi="Times New Roman" w:cs="Times New Roman"/>
+          <w:sz w:val="24"/>
+          <w:szCs w:val="24"/>
+        </w:rPr>
+        <w:t>after</w:t>
+      </w:r>
+      <w:r>
+        <w:rPr>
+          <w:rFonts w:ascii="Times New Roman" w:eastAsia="Times New Roman" w:hAnsi="Times New Roman" w:cs="Times New Roman"/>
+          <w:sz w:val="24"/>
+          <w:szCs w:val="24"/>
+        </w:rPr>
+        <w:t xml:space="preserve"> </w:t>
+      </w:r>
+      <w:r>
+        <w:rPr>
+          <w:rFonts w:ascii="Times New Roman" w:eastAsia="Times New Roman" w:hAnsi="Times New Roman" w:cs="Times New Roman"/>
+          <w:sz w:val="24"/>
+          <w:szCs w:val="24"/>
+        </w:rPr>
+        <w:t xml:space="preserve">contact in the real world. Networks continued to replicate Spelke et al.’s (1995) findings even when exposed to many instances of objects moving on their own. These results suggest that the older networks’ initial success did not depend on a perfect correspondence between inanimate objects and contact causality. </w:t>
       </w:r>
     </w:p>
     <w:p>
@@ -2923,25 +3113,141 @@
           <w:szCs w:val="24"/>
         </w:rPr>
         <w:tab/>
-        <w:t xml:space="preserve">Two potential objections to these findings are nonetheless worth considering. One is that the older networks might have exhibited the same looking patterns as the 7-month-olds in </w:t>
-      </w:r>
-      <w:proofErr w:type="spellStart"/>
-      <w:r>
-        <w:rPr>
-          <w:rFonts w:ascii="Times New Roman" w:eastAsia="Times New Roman" w:hAnsi="Times New Roman" w:cs="Times New Roman"/>
-          <w:sz w:val="24"/>
-          <w:szCs w:val="24"/>
-        </w:rPr>
-        <w:t>Spelke</w:t>
-      </w:r>
-      <w:proofErr w:type="spellEnd"/>
-      <w:r>
-        <w:rPr>
-          <w:rFonts w:ascii="Times New Roman" w:eastAsia="Times New Roman" w:hAnsi="Times New Roman" w:cs="Times New Roman"/>
-          <w:sz w:val="24"/>
-          <w:szCs w:val="24"/>
-        </w:rPr>
-        <w:t xml:space="preserve"> et al. (1995) simply because they never encountered objects moving on their own in the real world. Infants, by comparison, have probably seen objects move in the absence of an identifiable source of contact, even if such events are less frequent than those in which objects (or agents) </w:t>
+        <w:t xml:space="preserve">Another potential objection is that the only reason older networks replicated infants’ looking patterns in Spelke et al. (1995) was because the surface features that distinguished people from objects were specified in advance. Consequently, networks faced a markedly different task from that faced by infants in the real world: </w:t>
+      </w:r>
+      <w:r>
+        <w:rPr>
+          <w:rFonts w:ascii="Times New Roman" w:eastAsia="Times New Roman" w:hAnsi="Times New Roman" w:cs="Times New Roman"/>
+          <w:sz w:val="24"/>
+          <w:szCs w:val="24"/>
+        </w:rPr>
+        <w:t>Developing</w:t>
+      </w:r>
+      <w:r>
+        <w:rPr>
+          <w:rFonts w:ascii="Times New Roman" w:eastAsia="Times New Roman" w:hAnsi="Times New Roman" w:cs="Times New Roman"/>
+          <w:sz w:val="24"/>
+          <w:szCs w:val="24"/>
+        </w:rPr>
+        <w:t xml:space="preserve"> robust associations between particular surface features and particular actions</w:t>
+      </w:r>
+      <w:r>
+        <w:rPr>
+          <w:rFonts w:ascii="Times New Roman" w:eastAsia="Times New Roman" w:hAnsi="Times New Roman" w:cs="Times New Roman"/>
+          <w:sz w:val="24"/>
+          <w:szCs w:val="24"/>
+        </w:rPr>
+        <w:t xml:space="preserve"> requires that</w:t>
+      </w:r>
+      <w:r>
+        <w:rPr>
+          <w:rFonts w:ascii="Times New Roman" w:eastAsia="Times New Roman" w:hAnsi="Times New Roman" w:cs="Times New Roman"/>
+          <w:sz w:val="24"/>
+          <w:szCs w:val="24"/>
+        </w:rPr>
+        <w:t xml:space="preserve"> infants </w:t>
+      </w:r>
+      <w:r>
+        <w:rPr>
+          <w:rFonts w:ascii="Times New Roman" w:eastAsia="Times New Roman" w:hAnsi="Times New Roman" w:cs="Times New Roman"/>
+          <w:sz w:val="24"/>
+          <w:szCs w:val="24"/>
+        </w:rPr>
+        <w:t xml:space="preserve">first </w:t>
+      </w:r>
+      <w:r>
+        <w:rPr>
+          <w:rFonts w:ascii="Times New Roman" w:eastAsia="Times New Roman" w:hAnsi="Times New Roman" w:cs="Times New Roman"/>
+          <w:sz w:val="24"/>
+          <w:szCs w:val="24"/>
+        </w:rPr>
+        <w:t xml:space="preserve">attend to those features. As I argued at the outset of this section, </w:t>
+      </w:r>
+      <w:r>
+        <w:rPr>
+          <w:rFonts w:ascii="Times New Roman" w:eastAsia="Times New Roman" w:hAnsi="Times New Roman" w:cs="Times New Roman"/>
+          <w:sz w:val="24"/>
+          <w:szCs w:val="24"/>
+        </w:rPr>
+        <w:t xml:space="preserve">the features that </w:t>
+      </w:r>
+      <w:r>
+        <w:rPr>
+          <w:rFonts w:ascii="Times New Roman" w:eastAsia="Times New Roman" w:hAnsi="Times New Roman" w:cs="Times New Roman"/>
+          <w:sz w:val="24"/>
+          <w:szCs w:val="24"/>
+        </w:rPr>
+        <w:t>infants are mo</w:t>
+      </w:r>
+      <w:r>
+        <w:rPr>
+          <w:rFonts w:ascii="Times New Roman" w:eastAsia="Times New Roman" w:hAnsi="Times New Roman" w:cs="Times New Roman"/>
+          <w:sz w:val="24"/>
+          <w:szCs w:val="24"/>
+        </w:rPr>
+        <w:t>st likely to attend to</w:t>
+      </w:r>
+      <w:r>
+        <w:rPr>
+          <w:rFonts w:ascii="Times New Roman" w:eastAsia="Times New Roman" w:hAnsi="Times New Roman" w:cs="Times New Roman"/>
+          <w:sz w:val="24"/>
+          <w:szCs w:val="24"/>
+        </w:rPr>
+        <w:t xml:space="preserve"> are the</w:t>
+      </w:r>
+      <w:r>
+        <w:rPr>
+          <w:rFonts w:ascii="Times New Roman" w:eastAsia="Times New Roman" w:hAnsi="Times New Roman" w:cs="Times New Roman"/>
+          <w:sz w:val="24"/>
+          <w:szCs w:val="24"/>
+        </w:rPr>
+        <w:t xml:space="preserve"> perceptually salient </w:t>
+      </w:r>
+      <w:r>
+        <w:rPr>
+          <w:rFonts w:ascii="Times New Roman" w:eastAsia="Times New Roman" w:hAnsi="Times New Roman" w:cs="Times New Roman"/>
+          <w:sz w:val="24"/>
+          <w:szCs w:val="24"/>
+        </w:rPr>
+        <w:t>ones</w:t>
+      </w:r>
+      <w:r>
+        <w:rPr>
+          <w:rFonts w:ascii="Times New Roman" w:eastAsia="Times New Roman" w:hAnsi="Times New Roman" w:cs="Times New Roman"/>
+          <w:sz w:val="24"/>
+          <w:szCs w:val="24"/>
+        </w:rPr>
+        <w:t xml:space="preserve">. </w:t>
+      </w:r>
+      <w:r>
+        <w:rPr>
+          <w:rFonts w:ascii="Times New Roman" w:eastAsia="Times New Roman" w:hAnsi="Times New Roman" w:cs="Times New Roman"/>
+          <w:sz w:val="24"/>
+          <w:szCs w:val="24"/>
+        </w:rPr>
+        <w:t xml:space="preserve">I addressed this concern in another simulation in which networks were presented with surface features that differed in their perceptual salience. Although all features occurred equally often with the different actions, the stronger associations nevertheless developed between the salient surface features and the patterns of causal action with which they covaried than between less salient features and those same patterns. In effect, networks identified the relevant features for themselves. </w:t>
+      </w:r>
+    </w:p>
+    <w:p>
+      <w:pPr>
+        <w:tabs>
+          <w:tab w:val="left" w:pos="720"/>
+        </w:tabs>
+        <w:ind w:firstLine="0"/>
+        <w:rPr>
+          <w:rFonts w:ascii="Times New Roman" w:eastAsia="Times New Roman" w:hAnsi="Times New Roman" w:cs="Times New Roman"/>
+          <w:sz w:val="24"/>
+          <w:szCs w:val="24"/>
+        </w:rPr>
+      </w:pPr>
+      <w:r>
+        <w:rPr>
+          <w:rFonts w:ascii="Times New Roman" w:eastAsia="Times New Roman" w:hAnsi="Times New Roman" w:cs="Times New Roman"/>
+          <w:sz w:val="24"/>
+          <w:szCs w:val="24"/>
+        </w:rPr>
+        <w:tab/>
+        <w:t xml:space="preserve">The model also succeeded in reproducing key findings from other classic studies on this topic. For example, the model captured Saxe et al.’s (2005) finding that 10- and 12-month-olds looked longer when a human hand, but not a toy truck, appeared on the opposite side of the stage from which a beanbag had previously emerged. It also replicated Saxe et al.’s (2007) finding that 7- and 10-month-olds looked longer when a bean bag emerged from behind a screen concealing a toy truck than from behind one concealing a human hand or puppet. Finally, the model </w:t>
       </w:r>
       <w:r>
         <w:rPr>
@@ -2950,25 +3256,7 @@
           <w:szCs w:val="24"/>
         </w:rPr>
         <w:lastRenderedPageBreak/>
-        <w:t xml:space="preserve">cause other objects to move through contact. An infant who turns around just seconds after a wind-up toy has been set in motion, for example, would see the toy moving without having witnessed what caused it to begin moving in the first place. I addressed this concern in a subsequent simulation by manipulating how often objects moved on their own versus following contact in the real world. Networks continued to replicate </w:t>
-      </w:r>
-      <w:proofErr w:type="spellStart"/>
-      <w:r>
-        <w:rPr>
-          <w:rFonts w:ascii="Times New Roman" w:eastAsia="Times New Roman" w:hAnsi="Times New Roman" w:cs="Times New Roman"/>
-          <w:sz w:val="24"/>
-          <w:szCs w:val="24"/>
-        </w:rPr>
-        <w:t>Spelke</w:t>
-      </w:r>
-      <w:proofErr w:type="spellEnd"/>
-      <w:r>
-        <w:rPr>
-          <w:rFonts w:ascii="Times New Roman" w:eastAsia="Times New Roman" w:hAnsi="Times New Roman" w:cs="Times New Roman"/>
-          <w:sz w:val="24"/>
-          <w:szCs w:val="24"/>
-        </w:rPr>
-        <w:t xml:space="preserve"> et al.’s (1995) findings even when exposed to many instances of objects moving on their own. These results suggest that the older networks’ initial success did not depend on a perfect correspondence between inanimate objects and contact causality. </w:t>
+        <w:t>reproduced Markson and Spelke’s (2006) finding that 7-month-olds looked longer at a previously self-propelled than previously made-to-move toy animal.</w:t>
       </w:r>
     </w:p>
     <w:p>
@@ -2990,132 +3278,7 @@
           <w:szCs w:val="24"/>
         </w:rPr>
         <w:tab/>
-        <w:t xml:space="preserve">Another potential objection is that the only reason older networks replicated infants’ looking patterns in </w:t>
-      </w:r>
-      <w:proofErr w:type="spellStart"/>
-      <w:r>
-        <w:rPr>
-          <w:rFonts w:ascii="Times New Roman" w:eastAsia="Times New Roman" w:hAnsi="Times New Roman" w:cs="Times New Roman"/>
-          <w:sz w:val="24"/>
-          <w:szCs w:val="24"/>
-        </w:rPr>
-        <w:t>Spelke</w:t>
-      </w:r>
-      <w:proofErr w:type="spellEnd"/>
-      <w:r>
-        <w:rPr>
-          <w:rFonts w:ascii="Times New Roman" w:eastAsia="Times New Roman" w:hAnsi="Times New Roman" w:cs="Times New Roman"/>
-          <w:sz w:val="24"/>
-          <w:szCs w:val="24"/>
-        </w:rPr>
-        <w:t xml:space="preserve"> et al. (1995) was because the surface features that distinguished people from objects were specified in advance. Consequently, networks faced a markedly different task from that faced by infants in the real world: To develop robust associations between particular surface features and particular actions, infants must attend to those features in the first place. As I argued at the outset of this section, the features that infants are most likely to attend to are those that are inherently more perceptually salient. I addressed this concern in another simulation in which networks were presented with surface features that differed in their perceptual salience. Although all features occurred equally often with the different actions, the stronger associations nevertheless developed between the salient surface features and the patterns of causal action with which they covaried than between less salient features and those same patterns. In effect, networks identified the relevant features for themselves. </w:t>
-      </w:r>
-    </w:p>
-    <w:p>
-      <w:pPr>
-        <w:tabs>
-          <w:tab w:val="left" w:pos="720"/>
-        </w:tabs>
-        <w:ind w:firstLine="0"/>
-        <w:rPr>
-          <w:rFonts w:ascii="Times New Roman" w:eastAsia="Times New Roman" w:hAnsi="Times New Roman" w:cs="Times New Roman"/>
-          <w:sz w:val="24"/>
-          <w:szCs w:val="24"/>
-        </w:rPr>
-      </w:pPr>
-      <w:r>
-        <w:rPr>
-          <w:rFonts w:ascii="Times New Roman" w:eastAsia="Times New Roman" w:hAnsi="Times New Roman" w:cs="Times New Roman"/>
-          <w:sz w:val="24"/>
-          <w:szCs w:val="24"/>
-        </w:rPr>
-        <w:tab/>
-        <w:t xml:space="preserve">The model also succeeded in reproducing key findings from other classic studies on this topic. For example, the model captured Saxe et al.’s (2005) finding that 10- and 12-month-olds looked longer when a human hand, but not a toy truck, appeared on the opposite side of the stage </w:t>
-      </w:r>
-      <w:r>
-        <w:rPr>
-          <w:rFonts w:ascii="Times New Roman" w:eastAsia="Times New Roman" w:hAnsi="Times New Roman" w:cs="Times New Roman"/>
-          <w:sz w:val="24"/>
-          <w:szCs w:val="24"/>
-        </w:rPr>
-        <w:lastRenderedPageBreak/>
-        <w:t xml:space="preserve">from which a beanbag had previously emerged. It also replicated Saxe et al.’s (2007) finding that 7- and 10-month-olds looked longer when a bean bag emerged from behind a screen concealing a toy truck than from behind one concealing a human hand or puppet. Finally, the model reproduced Markson and </w:t>
-      </w:r>
-      <w:proofErr w:type="spellStart"/>
-      <w:r>
-        <w:rPr>
-          <w:rFonts w:ascii="Times New Roman" w:eastAsia="Times New Roman" w:hAnsi="Times New Roman" w:cs="Times New Roman"/>
-          <w:sz w:val="24"/>
-          <w:szCs w:val="24"/>
-        </w:rPr>
-        <w:t>Spelke’s</w:t>
-      </w:r>
-      <w:proofErr w:type="spellEnd"/>
-      <w:r>
-        <w:rPr>
-          <w:rFonts w:ascii="Times New Roman" w:eastAsia="Times New Roman" w:hAnsi="Times New Roman" w:cs="Times New Roman"/>
-          <w:sz w:val="24"/>
-          <w:szCs w:val="24"/>
-        </w:rPr>
-        <w:t xml:space="preserve"> (2006) finding that 7-month-olds looked longer at a previously self-propelled than previously made-to-move toy animal.</w:t>
-      </w:r>
-    </w:p>
-    <w:p>
-      <w:pPr>
-        <w:tabs>
-          <w:tab w:val="left" w:pos="720"/>
-        </w:tabs>
-        <w:ind w:firstLine="0"/>
-        <w:rPr>
-          <w:rFonts w:ascii="Times New Roman" w:eastAsia="Times New Roman" w:hAnsi="Times New Roman" w:cs="Times New Roman"/>
-          <w:sz w:val="24"/>
-          <w:szCs w:val="24"/>
-        </w:rPr>
-      </w:pPr>
-      <w:r>
-        <w:rPr>
-          <w:rFonts w:ascii="Times New Roman" w:eastAsia="Times New Roman" w:hAnsi="Times New Roman" w:cs="Times New Roman"/>
-          <w:sz w:val="24"/>
-          <w:szCs w:val="24"/>
-        </w:rPr>
-        <w:tab/>
-        <w:t xml:space="preserve">In addition to capturing existing findings, the model generated several testable predictions. One is that infants younger than 7 months of age should show looking patterns similar to those of the 7-month-olds in </w:t>
-      </w:r>
-      <w:proofErr w:type="spellStart"/>
-      <w:r>
-        <w:rPr>
-          <w:rFonts w:ascii="Times New Roman" w:eastAsia="Times New Roman" w:hAnsi="Times New Roman" w:cs="Times New Roman"/>
-          <w:sz w:val="24"/>
-          <w:szCs w:val="24"/>
-        </w:rPr>
-        <w:t>Spelke</w:t>
-      </w:r>
-      <w:proofErr w:type="spellEnd"/>
-      <w:r>
-        <w:rPr>
-          <w:rFonts w:ascii="Times New Roman" w:eastAsia="Times New Roman" w:hAnsi="Times New Roman" w:cs="Times New Roman"/>
-          <w:sz w:val="24"/>
-          <w:szCs w:val="24"/>
-        </w:rPr>
-        <w:t xml:space="preserve"> et al. (1995). Another is that these looking patterns should depend on the perceptual features of the objects and entities involved. For example, infants should exhibit looking patterns similar to those observed in the original People condition if they are habituated to objects that possess people parts (e.g., a cylinder with legs appended to its base). By contrast, infants should exhibit looking patterns more similar to those observed in the original Object condition if they are </w:t>
-      </w:r>
-      <w:proofErr w:type="gramStart"/>
-      <w:r>
-        <w:rPr>
-          <w:rFonts w:ascii="Times New Roman" w:eastAsia="Times New Roman" w:hAnsi="Times New Roman" w:cs="Times New Roman"/>
-          <w:sz w:val="24"/>
-          <w:szCs w:val="24"/>
-        </w:rPr>
-        <w:t>habituated</w:t>
-      </w:r>
-      <w:proofErr w:type="gramEnd"/>
-      <w:r>
-        <w:rPr>
-          <w:rFonts w:ascii="Times New Roman" w:eastAsia="Times New Roman" w:hAnsi="Times New Roman" w:cs="Times New Roman"/>
-          <w:sz w:val="24"/>
-          <w:szCs w:val="24"/>
-        </w:rPr>
-        <w:t xml:space="preserve"> to people that possess object parts (e.g., a person whose legs have been replaced with the base of a cylinder).  </w:t>
+        <w:t xml:space="preserve">In addition to capturing existing findings, the model generated several testable predictions. One is that infants younger than 7 months of age should show looking patterns similar to those of the 7-month-olds in Spelke et al. (1995). Another is that these looking patterns should depend on the perceptual features of the objects and entities involved. For example, infants should exhibit looking patterns similar to those observed in the original People condition if they are habituated to objects that possess people parts (e.g., a cylinder with legs appended to its base). By contrast, infants should exhibit looking patterns more similar to those observed in the original Object condition if they are habituated to people that possess object parts (e.g., a person whose legs have been replaced with the base of a cylinder).  </w:t>
       </w:r>
     </w:p>
     <w:p>
@@ -3158,45 +3321,17 @@
           <w:sz w:val="24"/>
           <w:szCs w:val="24"/>
         </w:rPr>
+        <w:tab/>
+        <w:t xml:space="preserve">Although it remains to be seen whether associative learning subserves how infants perceive, process, encode, and represent the causal actions of people and objects, the fact that the current associative-learning account can capture findings previously interpreted as evidence of innate core knowledge provides a proof of principle that simple domain-general associative </w:t>
+      </w:r>
+      <w:r>
+        <w:rPr>
+          <w:rFonts w:ascii="Times New Roman" w:eastAsia="Times New Roman" w:hAnsi="Times New Roman" w:cs="Times New Roman"/>
+          <w:sz w:val="24"/>
+          <w:szCs w:val="24"/>
+        </w:rPr>
         <w:lastRenderedPageBreak/>
-        <w:tab/>
-        <w:t xml:space="preserve">Although it remains to be seen whether associative learning subserves how infants perceive, process, encode, and represent the causal actions of people and objects, the fact that the current associative-learning account can capture findings previously interpreted as evidence of innate core knowledge provides a proof of principle that simple domain-general associative learning—much like the sensorimotor connections in </w:t>
-      </w:r>
-      <w:proofErr w:type="spellStart"/>
-      <w:r>
-        <w:rPr>
-          <w:rFonts w:ascii="Times New Roman" w:eastAsia="Times New Roman" w:hAnsi="Times New Roman" w:cs="Times New Roman"/>
-          <w:sz w:val="24"/>
-          <w:szCs w:val="24"/>
-        </w:rPr>
-        <w:t>Braitenberg’s</w:t>
-      </w:r>
-      <w:proofErr w:type="spellEnd"/>
-      <w:r>
-        <w:rPr>
-          <w:rFonts w:ascii="Times New Roman" w:eastAsia="Times New Roman" w:hAnsi="Times New Roman" w:cs="Times New Roman"/>
-          <w:sz w:val="24"/>
-          <w:szCs w:val="24"/>
-        </w:rPr>
-        <w:t xml:space="preserve"> vehicles—may be sufficient to explain infants’ looking behaviors in the corresponding studies. In the same way that the seemingly intelligent and autonomous behaviors of </w:t>
-      </w:r>
-      <w:proofErr w:type="spellStart"/>
-      <w:r>
-        <w:rPr>
-          <w:rFonts w:ascii="Times New Roman" w:eastAsia="Times New Roman" w:hAnsi="Times New Roman" w:cs="Times New Roman"/>
-          <w:sz w:val="24"/>
-          <w:szCs w:val="24"/>
-        </w:rPr>
-        <w:t>Braitenberg’s</w:t>
-      </w:r>
-      <w:proofErr w:type="spellEnd"/>
-      <w:r>
-        <w:rPr>
-          <w:rFonts w:ascii="Times New Roman" w:eastAsia="Times New Roman" w:hAnsi="Times New Roman" w:cs="Times New Roman"/>
-          <w:sz w:val="24"/>
-          <w:szCs w:val="24"/>
-        </w:rPr>
-        <w:t xml:space="preserve"> vehicles can be explained without invoking the psychologically sophisticated mechanisms that a naïve observer might attribute to them, infants’ looking behaviors may be explained without invoking cognitively sophisticated, inborn core knowledge systems for representing people and objects. </w:t>
+        <w:t xml:space="preserve">learning—much like the sensorimotor connections in Braitenberg’s vehicles—may be sufficient to explain infants’ looking behaviors in the corresponding studies. In the same way that the seemingly intelligent and autonomous behaviors of Braitenberg’s vehicles can be explained without invoking the psychologically sophisticated mechanisms that a naïve observer might attribute to them, infants’ looking behaviors may be explained without invoking cognitively sophisticated, inborn core knowledge systems for representing people and objects. </w:t>
       </w:r>
     </w:p>
     <w:p>
@@ -3234,10 +3369,252 @@
           <w:sz w:val="24"/>
           <w:szCs w:val="24"/>
         </w:rPr>
-        <w:t xml:space="preserve">Putting </w:t>
-      </w:r>
-      <w:proofErr w:type="spellStart"/>
-      <w:r>
+        <w:t>Putting Braitenberg’s deductive dictum into practice through computational modeling</w:t>
+      </w:r>
+    </w:p>
+    <w:p>
+      <w:pPr>
+        <w:tabs>
+          <w:tab w:val="left" w:pos="720"/>
+        </w:tabs>
+        <w:rPr>
+          <w:rFonts w:ascii="Times New Roman" w:eastAsia="Times New Roman" w:hAnsi="Times New Roman" w:cs="Times New Roman"/>
+          <w:sz w:val="24"/>
+          <w:szCs w:val="24"/>
+        </w:rPr>
+      </w:pPr>
+      <w:r>
+        <w:rPr>
+          <w:rFonts w:ascii="Times New Roman" w:eastAsia="Times New Roman" w:hAnsi="Times New Roman" w:cs="Times New Roman"/>
+          <w:sz w:val="24"/>
+          <w:szCs w:val="24"/>
+        </w:rPr>
+        <w:t xml:space="preserve">The chief goal of science is to describe, predict, and explain (Allport, 1940). Achieving this goal in the human sciences is tantamount to identifying the mechanisms and processes that underlie behavior and cognition. Yet because these mechanisms cannot be directly observed and therefore must be inferred, identifying them in practice is no easy feat. The standard developmental-science approach of inferring underlying mechanism from observed behavior is insufficient because, as was previously discussed, the space of possible generating mechanisms is woefully underconstrained by behavior. The puzzle, then, is this: How can we identify the mechanisms that give rise to behavior if behavior alone cannot tell us what the mechanisms are? </w:t>
+      </w:r>
+    </w:p>
+    <w:p>
+      <w:pPr>
+        <w:tabs>
+          <w:tab w:val="left" w:pos="720"/>
+        </w:tabs>
+        <w:rPr>
+          <w:rFonts w:ascii="Times New Roman" w:eastAsia="Times New Roman" w:hAnsi="Times New Roman" w:cs="Times New Roman"/>
+          <w:sz w:val="24"/>
+          <w:szCs w:val="24"/>
+        </w:rPr>
+      </w:pPr>
+      <w:r>
+        <w:rPr>
+          <w:rFonts w:ascii="Times New Roman" w:eastAsia="Times New Roman" w:hAnsi="Times New Roman" w:cs="Times New Roman"/>
+          <w:sz w:val="24"/>
+          <w:szCs w:val="24"/>
+        </w:rPr>
+        <w:t xml:space="preserve">I suggest that computational modeling is the answer. There are several reasons why this is the case. First, computational modeling enables researchers to establish whether a candidate mechanism is sufficient to produce the target behavior. Second, a computational model’s behavior in a novel situation can serve as a prediction for how people might perform in a similar situation </w:t>
+      </w:r>
+      <w:r>
+        <w:rPr>
+          <w:rFonts w:ascii="Times New Roman" w:eastAsia="Times New Roman" w:hAnsi="Times New Roman" w:cs="Times New Roman"/>
+          <w:i/>
+          <w:iCs/>
+          <w:sz w:val="24"/>
+          <w:szCs w:val="24"/>
+        </w:rPr>
+        <w:t xml:space="preserve">if the mechanism implemented by the model is the one that underlies participants’ behaviors. </w:t>
+      </w:r>
+      <w:r>
+        <w:rPr>
+          <w:rFonts w:ascii="Times New Roman" w:eastAsia="Times New Roman" w:hAnsi="Times New Roman" w:cs="Times New Roman"/>
+          <w:sz w:val="24"/>
+          <w:szCs w:val="24"/>
+        </w:rPr>
+        <w:t xml:space="preserve">The computational model discussed in the previous section provided an illustration of both of these virtues. The model not only demonstrated that associative learning was sufficient to </w:t>
+      </w:r>
+      <w:r>
+        <w:rPr>
+          <w:rFonts w:ascii="Times New Roman" w:eastAsia="Times New Roman" w:hAnsi="Times New Roman" w:cs="Times New Roman"/>
+          <w:sz w:val="24"/>
+          <w:szCs w:val="24"/>
+        </w:rPr>
+        <w:lastRenderedPageBreak/>
+        <w:t xml:space="preserve">explain infants’ looking behaviors in studies that examined their knowledge about people and object causal action, but it generated several testable predictions. </w:t>
+      </w:r>
+    </w:p>
+    <w:p>
+      <w:pPr>
+        <w:tabs>
+          <w:tab w:val="left" w:pos="720"/>
+        </w:tabs>
+        <w:rPr>
+          <w:rFonts w:ascii="Times New Roman" w:eastAsia="Times New Roman" w:hAnsi="Times New Roman" w:cs="Times New Roman"/>
+          <w:sz w:val="24"/>
+          <w:szCs w:val="24"/>
+        </w:rPr>
+      </w:pPr>
+      <w:r>
+        <w:rPr>
+          <w:rFonts w:ascii="Times New Roman" w:eastAsia="Times New Roman" w:hAnsi="Times New Roman" w:cs="Times New Roman"/>
+          <w:sz w:val="24"/>
+          <w:szCs w:val="24"/>
+        </w:rPr>
+        <w:t xml:space="preserve">These virtues are not new and have been discussed at length elsewhere (e.g., Mareschal &amp; Thomas, 2007; Yermolayeva &amp; Rakison, 2014). A virtue that arguably has not been discussed to the same degree is that computational models can reveal how—or through what mechanisms and processes—their behavior is generated. In connectionist models like the one discussed in the previous section, for example, this can be accomplished through careful analysis of either the network’s connection weights (e.g., Endress &amp; Johnson, 2021), learned internal representations (e.g., Colunga &amp; Smith, 2005; Munakata et al., 1997), or internal components and processing dynamics (e.g., Rogers &amp; McClelland, 2004). Such analyses, in turn, can provide valuable insight into the potential mechanistic basis of infants’ and children’s own behavior.  </w:t>
+      </w:r>
+    </w:p>
+    <w:p>
+      <w:pPr>
+        <w:tabs>
+          <w:tab w:val="left" w:pos="720"/>
+        </w:tabs>
+        <w:rPr>
+          <w:rFonts w:ascii="Times New Roman" w:eastAsia="Times New Roman" w:hAnsi="Times New Roman" w:cs="Times New Roman"/>
+          <w:sz w:val="24"/>
+          <w:szCs w:val="24"/>
+        </w:rPr>
+      </w:pPr>
+      <w:r>
+        <w:rPr>
+          <w:rFonts w:ascii="Times New Roman" w:eastAsia="Times New Roman" w:hAnsi="Times New Roman" w:cs="Times New Roman"/>
+          <w:sz w:val="24"/>
+          <w:szCs w:val="24"/>
+        </w:rPr>
+        <w:t xml:space="preserve">Although I did not conduct any of these analyses in Benton (2025), I did examine the processing dynamics of a connectionist model in Benton (2026). This study investigated whether 2-, 3-, and 4-year-olds could use a more advanced form of associative learning, called </w:t>
+      </w:r>
+      <w:r>
+        <w:rPr>
+          <w:rFonts w:ascii="Times New Roman" w:eastAsia="Times New Roman" w:hAnsi="Times New Roman" w:cs="Times New Roman"/>
+          <w:i/>
+          <w:iCs/>
+          <w:sz w:val="24"/>
+          <w:szCs w:val="24"/>
+        </w:rPr>
+        <w:t>second-order correlation learning</w:t>
+      </w:r>
+      <w:r>
+        <w:rPr>
+          <w:rFonts w:ascii="Times New Roman" w:eastAsia="Times New Roman" w:hAnsi="Times New Roman" w:cs="Times New Roman"/>
+          <w:sz w:val="24"/>
+          <w:szCs w:val="24"/>
+        </w:rPr>
+        <w:t>,</w:t>
+      </w:r>
+      <w:r>
+        <w:rPr>
+          <w:rFonts w:ascii="Times New Roman" w:eastAsia="Times New Roman" w:hAnsi="Times New Roman" w:cs="Times New Roman"/>
+          <w:i/>
+          <w:iCs/>
+          <w:sz w:val="24"/>
+          <w:szCs w:val="24"/>
+        </w:rPr>
+        <w:t xml:space="preserve"> </w:t>
+      </w:r>
+      <w:r>
+        <w:rPr>
+          <w:rFonts w:ascii="Times New Roman" w:eastAsia="Times New Roman" w:hAnsi="Times New Roman" w:cs="Times New Roman"/>
+          <w:sz w:val="24"/>
+          <w:szCs w:val="24"/>
+        </w:rPr>
+        <w:t xml:space="preserve">to make causal inferences. </w:t>
+      </w:r>
+      <w:r>
+        <w:rPr>
+          <w:rFonts w:ascii="Times New Roman" w:eastAsia="Times New Roman" w:hAnsi="Times New Roman" w:cs="Times New Roman"/>
+          <w:sz w:val="24"/>
+          <w:szCs w:val="24"/>
+        </w:rPr>
+        <w:t>As an illustration</w:t>
+      </w:r>
+      <w:r>
+        <w:rPr>
+          <w:rFonts w:ascii="Times New Roman" w:eastAsia="Times New Roman" w:hAnsi="Times New Roman" w:cs="Times New Roman"/>
+          <w:sz w:val="24"/>
+          <w:szCs w:val="24"/>
+        </w:rPr>
+        <w:t xml:space="preserve">, imagine that a child learns, on separate occasions, that a novel machine’s activation and a heart-shaped sticker are each associated with object A. If the child subsequently infers that a novel object that possesses one of those features (say the heart-shaped sticker) is more likely to produce the effect than an otherwise identical object that possesses a different feature, they would be said to have used second-order correlation learning to make a causal inference. I showed, both in this study and in others (e.g., Benton et al., 2021; Rakison &amp; Benton, 2019), that children could do precisely this. </w:t>
+      </w:r>
+    </w:p>
+    <w:p>
+      <w:pPr>
+        <w:tabs>
+          <w:tab w:val="left" w:pos="720"/>
+        </w:tabs>
+        <w:rPr>
+          <w:rFonts w:ascii="Times New Roman" w:eastAsia="Times New Roman" w:hAnsi="Times New Roman" w:cs="Times New Roman"/>
+          <w:sz w:val="24"/>
+          <w:szCs w:val="24"/>
+        </w:rPr>
+      </w:pPr>
+      <w:r>
+        <w:rPr>
+          <w:rFonts w:ascii="Times New Roman" w:eastAsia="Times New Roman" w:hAnsi="Times New Roman" w:cs="Times New Roman"/>
+          <w:sz w:val="24"/>
+          <w:szCs w:val="24"/>
+        </w:rPr>
+        <w:t xml:space="preserve">A critical feature of this task is that success in it requires that children first be able to detect the trained second-order correlations. How was this achieved? My approach to answering </w:t>
+      </w:r>
+      <w:r>
+        <w:rPr>
+          <w:rFonts w:ascii="Times New Roman" w:eastAsia="Times New Roman" w:hAnsi="Times New Roman" w:cs="Times New Roman"/>
+          <w:sz w:val="24"/>
+          <w:szCs w:val="24"/>
+        </w:rPr>
+        <w:lastRenderedPageBreak/>
+        <w:t xml:space="preserve">this question was twofold. First, I trained a connectionist model on a computational analogue of the behavioral task. Second, I examined the model’s processing dynamics to ascertain how sensitivity to second-order correlations emerged. The analyses suggested that such sensitivity was the consequence of features presented in two separate learning phases becoming linked to a common internal representation. A consequence of this arrangement is that when the common representation is activated by one of the features, so too is the other feature, and this is true despite the fact that the two features never occurred together during training. </w:t>
+      </w:r>
+    </w:p>
+    <w:p>
+      <w:pPr>
+        <w:tabs>
+          <w:tab w:val="left" w:pos="720"/>
+        </w:tabs>
+        <w:rPr>
+          <w:rFonts w:ascii="Times New Roman" w:eastAsia="Times New Roman" w:hAnsi="Times New Roman" w:cs="Times New Roman"/>
+          <w:sz w:val="24"/>
+          <w:szCs w:val="24"/>
+        </w:rPr>
+      </w:pPr>
+      <w:r>
+        <w:rPr>
+          <w:rFonts w:ascii="Times New Roman" w:eastAsia="Times New Roman" w:hAnsi="Times New Roman" w:cs="Times New Roman"/>
+          <w:sz w:val="24"/>
+          <w:szCs w:val="24"/>
+        </w:rPr>
+        <w:t xml:space="preserve">Although </w:t>
+      </w:r>
+      <w:r>
+        <w:rPr>
+          <w:rFonts w:ascii="Times New Roman" w:eastAsia="Times New Roman" w:hAnsi="Times New Roman" w:cs="Times New Roman"/>
+          <w:sz w:val="24"/>
+          <w:szCs w:val="24"/>
+        </w:rPr>
+        <w:t>the mechanistic basis of this sensitivity remains unsettled</w:t>
+      </w:r>
+      <w:r>
+        <w:rPr>
+          <w:rFonts w:ascii="Times New Roman" w:eastAsia="Times New Roman" w:hAnsi="Times New Roman" w:cs="Times New Roman"/>
+          <w:sz w:val="24"/>
+          <w:szCs w:val="24"/>
+        </w:rPr>
+        <w:t xml:space="preserve"> (for other accounts, see Kumaran &amp; McClelland, 2012; Unger et al., 2023; Zhou et al., 2023), analyzing the model’s dynamics in this way offered something that inferences from behavior alone cannot: a computationally explicit account of how a particular mechanism generates a target behavior. More generally, computational modeling provides a means of putting Braitenberg’s dictum into practice. By allowing researchers to instantiate their verbal theories in explicit and computational terms, computational modeling makes it possible to determine whether seemingly sophisticated behaviors can be produced by relatively simple processes. </w:t>
+      </w:r>
+    </w:p>
+    <w:p>
+      <w:pPr>
+        <w:tabs>
+          <w:tab w:val="left" w:pos="720"/>
+        </w:tabs>
+        <w:ind w:firstLine="0"/>
+        <w:rPr>
+          <w:rFonts w:ascii="Times New Roman" w:eastAsia="Times New Roman" w:hAnsi="Times New Roman" w:cs="Times New Roman"/>
+          <w:sz w:val="24"/>
+          <w:szCs w:val="24"/>
+        </w:rPr>
+      </w:pPr>
+    </w:p>
+    <w:p>
+      <w:pPr>
+        <w:tabs>
+          <w:tab w:val="left" w:pos="720"/>
+        </w:tabs>
+        <w:ind w:firstLine="0"/>
         <w:rPr>
           <w:rFonts w:ascii="Times New Roman" w:eastAsia="Times New Roman" w:hAnsi="Times New Roman" w:cs="Times New Roman"/>
           <w:b/>
@@ -3245,9 +3622,7 @@
           <w:sz w:val="24"/>
           <w:szCs w:val="24"/>
         </w:rPr>
-        <w:t>Braitenberg’s</w:t>
-      </w:r>
-      <w:proofErr w:type="spellEnd"/>
+      </w:pPr>
       <w:r>
         <w:rPr>
           <w:rFonts w:ascii="Times New Roman" w:eastAsia="Times New Roman" w:hAnsi="Times New Roman" w:cs="Times New Roman"/>
@@ -3256,83 +3631,47 @@
           <w:sz w:val="24"/>
           <w:szCs w:val="24"/>
         </w:rPr>
-        <w:t xml:space="preserve"> deductive dictum into practice through computational modeling</w:t>
-      </w:r>
-    </w:p>
-    <w:p>
-      <w:pPr>
-        <w:tabs>
-          <w:tab w:val="left" w:pos="720"/>
-        </w:tabs>
-        <w:rPr>
-          <w:rFonts w:ascii="Times New Roman" w:eastAsia="Times New Roman" w:hAnsi="Times New Roman" w:cs="Times New Roman"/>
-          <w:sz w:val="24"/>
-          <w:szCs w:val="24"/>
-        </w:rPr>
-      </w:pPr>
-      <w:r>
-        <w:rPr>
-          <w:rFonts w:ascii="Times New Roman" w:eastAsia="Times New Roman" w:hAnsi="Times New Roman" w:cs="Times New Roman"/>
-          <w:sz w:val="24"/>
-          <w:szCs w:val="24"/>
-        </w:rPr>
-        <w:t xml:space="preserve">The chief goal of science is to describe, predict, and explain (Allport, 1940). Achieving this goal in the human sciences is tantamount to identifying the mechanisms and processes that underlie behavior and cognition. Yet because these mechanisms cannot be directly observed and therefore must be inferred, identifying them in practice is no easy feat. The standard developmental-science approach of inferring underlying </w:t>
-      </w:r>
-      <w:proofErr w:type="gramStart"/>
-      <w:r>
-        <w:rPr>
-          <w:rFonts w:ascii="Times New Roman" w:eastAsia="Times New Roman" w:hAnsi="Times New Roman" w:cs="Times New Roman"/>
-          <w:sz w:val="24"/>
-          <w:szCs w:val="24"/>
-        </w:rPr>
-        <w:t>mechanism</w:t>
-      </w:r>
-      <w:proofErr w:type="gramEnd"/>
-      <w:r>
-        <w:rPr>
-          <w:rFonts w:ascii="Times New Roman" w:eastAsia="Times New Roman" w:hAnsi="Times New Roman" w:cs="Times New Roman"/>
-          <w:sz w:val="24"/>
-          <w:szCs w:val="24"/>
-        </w:rPr>
-        <w:t xml:space="preserve"> from observed behavior is insufficient because, as was previously discussed, the space of possible generating mechanisms is woefully </w:t>
-      </w:r>
-      <w:proofErr w:type="spellStart"/>
-      <w:r>
-        <w:rPr>
-          <w:rFonts w:ascii="Times New Roman" w:eastAsia="Times New Roman" w:hAnsi="Times New Roman" w:cs="Times New Roman"/>
-          <w:sz w:val="24"/>
-          <w:szCs w:val="24"/>
-        </w:rPr>
-        <w:t>underconstrained</w:t>
-      </w:r>
-      <w:proofErr w:type="spellEnd"/>
-      <w:r>
-        <w:rPr>
-          <w:rFonts w:ascii="Times New Roman" w:eastAsia="Times New Roman" w:hAnsi="Times New Roman" w:cs="Times New Roman"/>
-          <w:sz w:val="24"/>
-          <w:szCs w:val="24"/>
-        </w:rPr>
-        <w:t xml:space="preserve"> by behavior. The puzzle, then, is this: How can we identify the mechanisms that give rise to behavior if behavior alone cannot tell us what the mechanisms are? </w:t>
-      </w:r>
-    </w:p>
-    <w:p>
-      <w:pPr>
-        <w:tabs>
-          <w:tab w:val="left" w:pos="720"/>
-        </w:tabs>
-        <w:rPr>
-          <w:rFonts w:ascii="Times New Roman" w:eastAsia="Times New Roman" w:hAnsi="Times New Roman" w:cs="Times New Roman"/>
-          <w:sz w:val="24"/>
-          <w:szCs w:val="24"/>
-        </w:rPr>
-      </w:pPr>
-      <w:r>
-        <w:rPr>
-          <w:rFonts w:ascii="Times New Roman" w:eastAsia="Times New Roman" w:hAnsi="Times New Roman" w:cs="Times New Roman"/>
-          <w:sz w:val="24"/>
-          <w:szCs w:val="24"/>
-        </w:rPr>
-        <w:t xml:space="preserve">I suggest that computational modeling is the answer. There are several reasons why this is the case. First, computational modeling enables researchers to establish whether a candidate mechanism is sufficient to produce the target behavior. Second, a computational model’s </w:t>
+        <w:t>Conclusions</w:t>
+      </w:r>
+    </w:p>
+    <w:p>
+      <w:pPr>
+        <w:tabs>
+          <w:tab w:val="left" w:pos="720"/>
+        </w:tabs>
+        <w:ind w:firstLine="0"/>
+        <w:rPr>
+          <w:rFonts w:ascii="Times New Roman" w:eastAsia="Times New Roman" w:hAnsi="Times New Roman" w:cs="Times New Roman"/>
+          <w:sz w:val="24"/>
+          <w:szCs w:val="24"/>
+        </w:rPr>
+      </w:pPr>
+      <w:r>
+        <w:rPr>
+          <w:rFonts w:ascii="Times New Roman" w:eastAsia="Times New Roman" w:hAnsi="Times New Roman" w:cs="Times New Roman"/>
+          <w:sz w:val="24"/>
+          <w:szCs w:val="24"/>
+        </w:rPr>
+        <w:tab/>
+        <w:t xml:space="preserve">The central lesson of Braitenberg’s </w:t>
+      </w:r>
+      <w:r>
+        <w:rPr>
+          <w:rFonts w:ascii="Times New Roman" w:eastAsia="Times New Roman" w:hAnsi="Times New Roman" w:cs="Times New Roman"/>
+          <w:i/>
+          <w:iCs/>
+          <w:sz w:val="24"/>
+          <w:szCs w:val="24"/>
+        </w:rPr>
+        <w:t>Vehicles</w:t>
+      </w:r>
+      <w:r>
+        <w:rPr>
+          <w:rFonts w:ascii="Times New Roman" w:eastAsia="Times New Roman" w:hAnsi="Times New Roman" w:cs="Times New Roman"/>
+          <w:sz w:val="24"/>
+          <w:szCs w:val="24"/>
+        </w:rPr>
+        <w:t xml:space="preserve"> is as simple as it is profound: Behaviors that appear to be generated by cognitively sophisticated mechanisms may, in fact, arise from relatively simple ones. The goal of this chapter was to demonstrate the explanatory power of one such mechanism: associative learning. I showed that this mechanism, in conjunction with certain inherent perceptual biases, can generate behavioral patterns previously attributed to innate core knowledge systems. These findings demonstrate that infants need not be endowed with domain-</w:t>
       </w:r>
       <w:r>
         <w:rPr>
@@ -3341,125 +3680,43 @@
           <w:szCs w:val="24"/>
         </w:rPr>
         <w:lastRenderedPageBreak/>
-        <w:t xml:space="preserve">behavior in a novel situation </w:t>
-      </w:r>
-      <w:proofErr w:type="gramStart"/>
-      <w:r>
-        <w:rPr>
-          <w:rFonts w:ascii="Times New Roman" w:eastAsia="Times New Roman" w:hAnsi="Times New Roman" w:cs="Times New Roman"/>
-          <w:sz w:val="24"/>
-          <w:szCs w:val="24"/>
-        </w:rPr>
-        <w:t>can</w:t>
-      </w:r>
-      <w:proofErr w:type="gramEnd"/>
-      <w:r>
-        <w:rPr>
-          <w:rFonts w:ascii="Times New Roman" w:eastAsia="Times New Roman" w:hAnsi="Times New Roman" w:cs="Times New Roman"/>
-          <w:sz w:val="24"/>
-          <w:szCs w:val="24"/>
-        </w:rPr>
-        <w:t xml:space="preserve"> serve as a prediction for how people might perform in a similar situation </w:t>
-      </w:r>
-      <w:r>
-        <w:rPr>
-          <w:rFonts w:ascii="Times New Roman" w:eastAsia="Times New Roman" w:hAnsi="Times New Roman" w:cs="Times New Roman"/>
-          <w:i/>
-          <w:iCs/>
-          <w:sz w:val="24"/>
-          <w:szCs w:val="24"/>
-        </w:rPr>
-        <w:t xml:space="preserve">if the mechanism implemented by the model is the one that underlies participants’ behaviors. </w:t>
-      </w:r>
-      <w:r>
-        <w:rPr>
-          <w:rFonts w:ascii="Times New Roman" w:eastAsia="Times New Roman" w:hAnsi="Times New Roman" w:cs="Times New Roman"/>
-          <w:sz w:val="24"/>
-          <w:szCs w:val="24"/>
-        </w:rPr>
-        <w:t xml:space="preserve">The computational model discussed in the previous section provided an illustration of both of these virtues. The model not only demonstrated that associative learning was sufficient to explain infants’ looking behaviors in studies that examined their knowledge about people and object causal action, but it generated several testable predictions. </w:t>
-      </w:r>
-    </w:p>
-    <w:p>
-      <w:pPr>
-        <w:tabs>
-          <w:tab w:val="left" w:pos="720"/>
-        </w:tabs>
-        <w:rPr>
-          <w:rFonts w:ascii="Times New Roman" w:eastAsia="Times New Roman" w:hAnsi="Times New Roman" w:cs="Times New Roman"/>
-          <w:sz w:val="24"/>
-          <w:szCs w:val="24"/>
-        </w:rPr>
-      </w:pPr>
-      <w:r>
-        <w:rPr>
-          <w:rFonts w:ascii="Times New Roman" w:eastAsia="Times New Roman" w:hAnsi="Times New Roman" w:cs="Times New Roman"/>
-          <w:sz w:val="24"/>
-          <w:szCs w:val="24"/>
-        </w:rPr>
-        <w:t xml:space="preserve">These virtues are not new and have been discussed at length elsewhere (e.g., Mareschal &amp; Thomas, 2007; </w:t>
-      </w:r>
-      <w:proofErr w:type="spellStart"/>
-      <w:r>
-        <w:rPr>
-          <w:rFonts w:ascii="Times New Roman" w:eastAsia="Times New Roman" w:hAnsi="Times New Roman" w:cs="Times New Roman"/>
-          <w:sz w:val="24"/>
-          <w:szCs w:val="24"/>
-        </w:rPr>
-        <w:t>Yermolayeva</w:t>
-      </w:r>
-      <w:proofErr w:type="spellEnd"/>
-      <w:r>
-        <w:rPr>
-          <w:rFonts w:ascii="Times New Roman" w:eastAsia="Times New Roman" w:hAnsi="Times New Roman" w:cs="Times New Roman"/>
-          <w:sz w:val="24"/>
-          <w:szCs w:val="24"/>
-        </w:rPr>
-        <w:t xml:space="preserve"> &amp; Rakison, 2014). A virtue that arguably has not been discussed to the same degree is that computational models can reveal how—or through what mechanisms and processes—their behavior is generated. In connectionist models like the one discussed in the previous section, for example, this can be accomplished through careful analysis of either the network’s connection weights (e.g., Endress &amp; Johnson, 2021), learned internal representations (e.g., Colunga &amp; Smith, 2005; Munakata et al., 1997), or internal components and processing dynamics (e.g., Rogers &amp; McClelland, 2004). Such analyses, in turn, can provide valuable insight into the potential mechanistic basis of infants’ and children’s own behavior.  </w:t>
-      </w:r>
-    </w:p>
-    <w:p>
-      <w:pPr>
-        <w:tabs>
-          <w:tab w:val="left" w:pos="720"/>
-        </w:tabs>
-        <w:rPr>
-          <w:rFonts w:ascii="Times New Roman" w:eastAsia="Times New Roman" w:hAnsi="Times New Roman" w:cs="Times New Roman"/>
-          <w:sz w:val="24"/>
-          <w:szCs w:val="24"/>
-        </w:rPr>
-      </w:pPr>
-      <w:r>
-        <w:rPr>
-          <w:rFonts w:ascii="Times New Roman" w:eastAsia="Times New Roman" w:hAnsi="Times New Roman" w:cs="Times New Roman"/>
-          <w:sz w:val="24"/>
-          <w:szCs w:val="24"/>
-        </w:rPr>
-        <w:t xml:space="preserve">Although I did not conduct any of these analyses in Benton (2025), I did examine the processing dynamics of a connectionist model in Benton (2026). This study investigated whether 2-, 3-, and 4-year-olds could use a more advanced form of associative learning, called </w:t>
-      </w:r>
-      <w:r>
-        <w:rPr>
-          <w:rFonts w:ascii="Times New Roman" w:eastAsia="Times New Roman" w:hAnsi="Times New Roman" w:cs="Times New Roman"/>
-          <w:i/>
-          <w:iCs/>
-          <w:sz w:val="24"/>
-          <w:szCs w:val="24"/>
-        </w:rPr>
-        <w:t>second-order correlation learning</w:t>
-      </w:r>
-      <w:r>
-        <w:rPr>
-          <w:rFonts w:ascii="Times New Roman" w:eastAsia="Times New Roman" w:hAnsi="Times New Roman" w:cs="Times New Roman"/>
-          <w:sz w:val="24"/>
-          <w:szCs w:val="24"/>
-        </w:rPr>
-        <w:t>,</w:t>
-      </w:r>
-      <w:r>
-        <w:rPr>
-          <w:rFonts w:ascii="Times New Roman" w:eastAsia="Times New Roman" w:hAnsi="Times New Roman" w:cs="Times New Roman"/>
-          <w:i/>
-          <w:iCs/>
+        <w:t xml:space="preserve">specific mechanisms to explain their behavior. </w:t>
+      </w:r>
+      <w:r>
+        <w:rPr>
+          <w:rFonts w:ascii="Times New Roman" w:eastAsia="Times New Roman" w:hAnsi="Times New Roman" w:cs="Times New Roman"/>
+          <w:sz w:val="24"/>
+          <w:szCs w:val="24"/>
+        </w:rPr>
+        <w:t>Whether</w:t>
+      </w:r>
+      <w:r>
+        <w:rPr>
+          <w:rFonts w:ascii="Times New Roman" w:eastAsia="Times New Roman" w:hAnsi="Times New Roman" w:cs="Times New Roman"/>
+          <w:sz w:val="24"/>
+          <w:szCs w:val="24"/>
+        </w:rPr>
+        <w:t xml:space="preserve"> domain-general mechanisms like associative learning provide a better explanation of this behavior than domain-specific core-knowledge systems</w:t>
+      </w:r>
+      <w:r>
+        <w:rPr>
+          <w:rFonts w:ascii="Times New Roman" w:eastAsia="Times New Roman" w:hAnsi="Times New Roman" w:cs="Times New Roman"/>
+          <w:sz w:val="24"/>
+          <w:szCs w:val="24"/>
+        </w:rPr>
+        <w:t xml:space="preserve"> is nevertheless an empirical question</w:t>
+      </w:r>
+      <w:r>
+        <w:rPr>
+          <w:rFonts w:ascii="Times New Roman" w:eastAsia="Times New Roman" w:hAnsi="Times New Roman" w:cs="Times New Roman"/>
+          <w:sz w:val="24"/>
+          <w:szCs w:val="24"/>
+        </w:rPr>
+        <w:t>.</w:t>
+      </w:r>
+      <w:r>
+        <w:rPr>
+          <w:rFonts w:ascii="Times New Roman" w:eastAsia="Times New Roman" w:hAnsi="Times New Roman" w:cs="Times New Roman"/>
           <w:sz w:val="24"/>
           <w:szCs w:val="24"/>
         </w:rPr>
@@ -3471,179 +3728,23 @@
           <w:sz w:val="24"/>
           <w:szCs w:val="24"/>
         </w:rPr>
-        <w:t xml:space="preserve">to make causal inferences. To illustrate, imagine that a child learns, on separate occasions, that a novel machine’s activation and a heart-shaped sticker are each associated with object A. If the child subsequently infers that a novel object that possesses one of those features (say the heart-shaped sticker) is more likely to produce the effect than an otherwise identical object that possesses a different feature, they would be said to have used </w:t>
-      </w:r>
-      <w:r>
-        <w:rPr>
-          <w:rFonts w:ascii="Times New Roman" w:eastAsia="Times New Roman" w:hAnsi="Times New Roman" w:cs="Times New Roman"/>
-          <w:sz w:val="24"/>
-          <w:szCs w:val="24"/>
-        </w:rPr>
-        <w:lastRenderedPageBreak/>
-        <w:t xml:space="preserve">second-order correlation learning to make a causal inference. I showed, both in this study and in others (e.g., Benton et al., 2021; Rakison &amp; Benton, 2019), that children could do precisely this. </w:t>
-      </w:r>
-    </w:p>
-    <w:p>
-      <w:pPr>
-        <w:tabs>
-          <w:tab w:val="left" w:pos="720"/>
-        </w:tabs>
-        <w:rPr>
-          <w:rFonts w:ascii="Times New Roman" w:eastAsia="Times New Roman" w:hAnsi="Times New Roman" w:cs="Times New Roman"/>
-          <w:sz w:val="24"/>
-          <w:szCs w:val="24"/>
-        </w:rPr>
-      </w:pPr>
-      <w:r>
-        <w:rPr>
-          <w:rFonts w:ascii="Times New Roman" w:eastAsia="Times New Roman" w:hAnsi="Times New Roman" w:cs="Times New Roman"/>
-          <w:sz w:val="24"/>
-          <w:szCs w:val="24"/>
-        </w:rPr>
-        <w:t xml:space="preserve">A critical feature of this task is that success in it requires that children first be able to detect the trained second-order correlations. How was this achieved? My approach to answering this question was twofold. First, I trained a connectionist model on a computational analogue of the behavioral task. Second, I examined the model’s processing dynamics to ascertain how sensitivity to second-order correlations emerged. The analyses suggested that such sensitivity was the consequence of features presented in two separate learning phases becoming linked to a common internal representation. A consequence of this arrangement is that when the common representation is activated by one of the features, so too is the other feature, and this is true despite the fact that the two features never occurred together during training. </w:t>
-      </w:r>
-    </w:p>
-    <w:p>
-      <w:pPr>
-        <w:tabs>
-          <w:tab w:val="left" w:pos="720"/>
-        </w:tabs>
-        <w:rPr>
-          <w:rFonts w:ascii="Times New Roman" w:eastAsia="Times New Roman" w:hAnsi="Times New Roman" w:cs="Times New Roman"/>
-          <w:sz w:val="24"/>
-          <w:szCs w:val="24"/>
-        </w:rPr>
-      </w:pPr>
-      <w:r>
-        <w:rPr>
-          <w:rFonts w:ascii="Times New Roman" w:eastAsia="Times New Roman" w:hAnsi="Times New Roman" w:cs="Times New Roman"/>
-          <w:sz w:val="24"/>
-          <w:szCs w:val="24"/>
-        </w:rPr>
-        <w:t xml:space="preserve">Although it is unresolved whether this is how sensitivity to second-order correlations arises (for other accounts, see Kumaran &amp; McClelland, 2012; Unger et al., 2023; Zhou et al., 2023), analyzing the model’s dynamics in this way offered something that inferences from behavior alone cannot: a computationally explicit account of how a particular mechanism generates a target behavior. More generally, computational modeling provides a means of putting </w:t>
-      </w:r>
-      <w:proofErr w:type="spellStart"/>
-      <w:r>
-        <w:rPr>
-          <w:rFonts w:ascii="Times New Roman" w:eastAsia="Times New Roman" w:hAnsi="Times New Roman" w:cs="Times New Roman"/>
-          <w:sz w:val="24"/>
-          <w:szCs w:val="24"/>
-        </w:rPr>
-        <w:t>Braitenberg’s</w:t>
-      </w:r>
-      <w:proofErr w:type="spellEnd"/>
-      <w:r>
-        <w:rPr>
-          <w:rFonts w:ascii="Times New Roman" w:eastAsia="Times New Roman" w:hAnsi="Times New Roman" w:cs="Times New Roman"/>
-          <w:sz w:val="24"/>
-          <w:szCs w:val="24"/>
-        </w:rPr>
-        <w:t xml:space="preserve"> dictum into practice. By allowing researchers to instantiate their verbal theories in explicit and computational terms, computational modeling makes it possible to determine whether seemingly sophisticated behaviors can be produced by relatively simple processes. </w:t>
-      </w:r>
-    </w:p>
-    <w:p>
-      <w:pPr>
-        <w:tabs>
-          <w:tab w:val="left" w:pos="720"/>
-        </w:tabs>
-        <w:ind w:firstLine="0"/>
-        <w:rPr>
-          <w:rFonts w:ascii="Times New Roman" w:eastAsia="Times New Roman" w:hAnsi="Times New Roman" w:cs="Times New Roman"/>
-          <w:sz w:val="24"/>
-          <w:szCs w:val="24"/>
-        </w:rPr>
-      </w:pPr>
-    </w:p>
-    <w:p>
-      <w:pPr>
-        <w:tabs>
-          <w:tab w:val="left" w:pos="720"/>
-        </w:tabs>
-        <w:ind w:firstLine="0"/>
-        <w:rPr>
-          <w:rFonts w:ascii="Times New Roman" w:eastAsia="Times New Roman" w:hAnsi="Times New Roman" w:cs="Times New Roman"/>
-          <w:b/>
-          <w:bCs/>
-          <w:sz w:val="24"/>
-          <w:szCs w:val="24"/>
-        </w:rPr>
-      </w:pPr>
-      <w:r>
-        <w:rPr>
-          <w:rFonts w:ascii="Times New Roman" w:eastAsia="Times New Roman" w:hAnsi="Times New Roman" w:cs="Times New Roman"/>
-          <w:b/>
-          <w:bCs/>
-          <w:sz w:val="24"/>
-          <w:szCs w:val="24"/>
-        </w:rPr>
-        <w:t>Conclusions</w:t>
-      </w:r>
-    </w:p>
-    <w:p>
-      <w:pPr>
-        <w:tabs>
-          <w:tab w:val="left" w:pos="720"/>
-        </w:tabs>
-        <w:ind w:firstLine="0"/>
-        <w:rPr>
-          <w:rFonts w:ascii="Times New Roman" w:eastAsia="Times New Roman" w:hAnsi="Times New Roman" w:cs="Times New Roman"/>
-          <w:sz w:val="24"/>
-          <w:szCs w:val="24"/>
-        </w:rPr>
-      </w:pPr>
-      <w:r>
-        <w:rPr>
-          <w:rFonts w:ascii="Times New Roman" w:eastAsia="Times New Roman" w:hAnsi="Times New Roman" w:cs="Times New Roman"/>
-          <w:sz w:val="24"/>
-          <w:szCs w:val="24"/>
-        </w:rPr>
-        <w:tab/>
-        <w:t xml:space="preserve">The central lesson of </w:t>
-      </w:r>
-      <w:proofErr w:type="spellStart"/>
-      <w:r>
-        <w:rPr>
-          <w:rFonts w:ascii="Times New Roman" w:eastAsia="Times New Roman" w:hAnsi="Times New Roman" w:cs="Times New Roman"/>
-          <w:sz w:val="24"/>
-          <w:szCs w:val="24"/>
-        </w:rPr>
-        <w:t>Braitenberg’s</w:t>
-      </w:r>
-      <w:proofErr w:type="spellEnd"/>
-      <w:r>
-        <w:rPr>
-          <w:rFonts w:ascii="Times New Roman" w:eastAsia="Times New Roman" w:hAnsi="Times New Roman" w:cs="Times New Roman"/>
-          <w:sz w:val="24"/>
-          <w:szCs w:val="24"/>
-        </w:rPr>
-        <w:t xml:space="preserve"> </w:t>
-      </w:r>
-      <w:r>
-        <w:rPr>
-          <w:rFonts w:ascii="Times New Roman" w:eastAsia="Times New Roman" w:hAnsi="Times New Roman" w:cs="Times New Roman"/>
-          <w:i/>
-          <w:iCs/>
-          <w:sz w:val="24"/>
-          <w:szCs w:val="24"/>
-        </w:rPr>
-        <w:t>Vehicles</w:t>
-      </w:r>
-      <w:r>
-        <w:rPr>
-          <w:rFonts w:ascii="Times New Roman" w:eastAsia="Times New Roman" w:hAnsi="Times New Roman" w:cs="Times New Roman"/>
-          <w:sz w:val="24"/>
-          <w:szCs w:val="24"/>
-        </w:rPr>
-        <w:t xml:space="preserve"> is as simple as it is profound: Behaviors that appear to be generated by cognitively sophisticated mechanisms may, in fact, arise from </w:t>
-      </w:r>
-      <w:r>
-        <w:rPr>
-          <w:rFonts w:ascii="Times New Roman" w:eastAsia="Times New Roman" w:hAnsi="Times New Roman" w:cs="Times New Roman"/>
-          <w:sz w:val="24"/>
-          <w:szCs w:val="24"/>
-        </w:rPr>
-        <w:lastRenderedPageBreak/>
-        <w:t>relatively simple ones. The goal of this chapter was to demonstrate the explanatory power of one such mechanism: associative learning. I showed that this mechanism, in conjunction with certain inherent perceptual biases, can generate behavioral patterns previously attributed to innate core knowledge systems. These findings demonstrate that infants need not be endowed with domain-specific mechanisms to explain their behavior. At the same time, it is ultimately an empirical question whether domain-general mechanisms like associative learning provide a better explanation of this behavior than domain-specific core-knowledge systems. Researchers can gain traction on this question by instantiating their competing verbal theories in computational models, deriving discriminating predictions from those models, and evaluating those predictions in light of infants’ and children’s actual behavior. The status quo of working backward from behavior to mechanism alone will not suffice.</w:t>
+        <w:t xml:space="preserve">Researchers can </w:t>
+      </w:r>
+      <w:r>
+        <w:rPr>
+          <w:rFonts w:ascii="Times New Roman" w:eastAsia="Times New Roman" w:hAnsi="Times New Roman" w:cs="Times New Roman"/>
+          <w:sz w:val="24"/>
+          <w:szCs w:val="24"/>
+        </w:rPr>
+        <w:t xml:space="preserve">begin to make headway on this issue </w:t>
+      </w:r>
+      <w:r>
+        <w:rPr>
+          <w:rFonts w:ascii="Times New Roman" w:eastAsia="Times New Roman" w:hAnsi="Times New Roman" w:cs="Times New Roman"/>
+          <w:sz w:val="24"/>
+          <w:szCs w:val="24"/>
+        </w:rPr>
+        <w:t>by instantiating their competing verbal theories in computational models, deriving discriminating predictions from those models, and evaluating those predictions in light of infants’ and children’s actual behavior. The status quo of working backward from behavior to mechanism alone will not suffice.</w:t>
       </w:r>
     </w:p>
     <w:p>
@@ -4315,23 +4416,13 @@
           <w:szCs w:val="24"/>
         </w:rPr>
       </w:pPr>
-      <w:proofErr w:type="spellStart"/>
-      <w:r>
-        <w:rPr>
-          <w:rFonts w:ascii="Times New Roman" w:eastAsia="Times New Roman" w:hAnsi="Times New Roman" w:cs="Times New Roman"/>
-          <w:sz w:val="24"/>
-          <w:szCs w:val="24"/>
-        </w:rPr>
-        <w:t>Braitenberg</w:t>
-      </w:r>
-      <w:proofErr w:type="spellEnd"/>
-      <w:r>
-        <w:rPr>
-          <w:rFonts w:ascii="Times New Roman" w:eastAsia="Times New Roman" w:hAnsi="Times New Roman" w:cs="Times New Roman"/>
-          <w:sz w:val="24"/>
-          <w:szCs w:val="24"/>
-        </w:rPr>
-        <w:t xml:space="preserve">, V. (1986). </w:t>
+      <w:r>
+        <w:rPr>
+          <w:rFonts w:ascii="Times New Roman" w:eastAsia="Times New Roman" w:hAnsi="Times New Roman" w:cs="Times New Roman"/>
+          <w:sz w:val="24"/>
+          <w:szCs w:val="24"/>
+        </w:rPr>
+        <w:t xml:space="preserve">Braitenberg, V. (1986). </w:t>
       </w:r>
       <w:r>
         <w:rPr>
@@ -5096,25 +5187,7 @@
           <w:sz w:val="24"/>
           <w:szCs w:val="24"/>
         </w:rPr>
-        <w:t xml:space="preserve">Markson, L., &amp; </w:t>
-      </w:r>
-      <w:proofErr w:type="spellStart"/>
-      <w:r>
-        <w:rPr>
-          <w:rFonts w:ascii="Times New Roman" w:eastAsia="Times New Roman" w:hAnsi="Times New Roman" w:cs="Times New Roman"/>
-          <w:sz w:val="24"/>
-          <w:szCs w:val="24"/>
-        </w:rPr>
-        <w:t>Spelke</w:t>
-      </w:r>
-      <w:proofErr w:type="spellEnd"/>
-      <w:r>
-        <w:rPr>
-          <w:rFonts w:ascii="Times New Roman" w:eastAsia="Times New Roman" w:hAnsi="Times New Roman" w:cs="Times New Roman"/>
-          <w:sz w:val="24"/>
-          <w:szCs w:val="24"/>
-        </w:rPr>
-        <w:t xml:space="preserve">, E. S. (2006). Infants’ rapid learning about self-Propelled objects. </w:t>
+        <w:t xml:space="preserve">Markson, L., &amp; Spelke, E. S. (2006). Infants’ rapid learning about self-Propelled objects. </w:t>
       </w:r>
       <w:r>
         <w:rPr>
@@ -5321,43 +5394,7 @@
           <w:sz w:val="24"/>
           <w:szCs w:val="24"/>
         </w:rPr>
-        <w:t xml:space="preserve">Mermier, J., </w:t>
-      </w:r>
-      <w:proofErr w:type="spellStart"/>
-      <w:r>
-        <w:rPr>
-          <w:rFonts w:ascii="Times New Roman" w:eastAsia="Times New Roman" w:hAnsi="Times New Roman" w:cs="Times New Roman"/>
-          <w:sz w:val="24"/>
-          <w:szCs w:val="24"/>
-        </w:rPr>
-        <w:t>Quadrelli</w:t>
-      </w:r>
-      <w:proofErr w:type="spellEnd"/>
-      <w:r>
-        <w:rPr>
-          <w:rFonts w:ascii="Times New Roman" w:eastAsia="Times New Roman" w:hAnsi="Times New Roman" w:cs="Times New Roman"/>
-          <w:sz w:val="24"/>
-          <w:szCs w:val="24"/>
-        </w:rPr>
-        <w:t xml:space="preserve">, E., Turati, C., &amp; </w:t>
-      </w:r>
-      <w:proofErr w:type="spellStart"/>
-      <w:r>
-        <w:rPr>
-          <w:rFonts w:ascii="Times New Roman" w:eastAsia="Times New Roman" w:hAnsi="Times New Roman" w:cs="Times New Roman"/>
-          <w:sz w:val="24"/>
-          <w:szCs w:val="24"/>
-        </w:rPr>
-        <w:t>Bulf</w:t>
-      </w:r>
-      <w:proofErr w:type="spellEnd"/>
-      <w:r>
-        <w:rPr>
-          <w:rFonts w:ascii="Times New Roman" w:eastAsia="Times New Roman" w:hAnsi="Times New Roman" w:cs="Times New Roman"/>
-          <w:sz w:val="24"/>
-          <w:szCs w:val="24"/>
-        </w:rPr>
-        <w:t xml:space="preserve">, H. (2022). Sequential learning of emotional faces is statistical at 12 months of age. </w:t>
+        <w:t xml:space="preserve">Mermier, J., Quadrelli, E., Turati, C., &amp; Bulf, H. (2022). Sequential learning of emotional faces is statistical at 12 months of age. </w:t>
       </w:r>
       <w:r>
         <w:rPr>
@@ -5426,43 +5463,7 @@
           <w:sz w:val="24"/>
           <w:szCs w:val="24"/>
         </w:rPr>
-        <w:t xml:space="preserve">Minsky, M., &amp; </w:t>
-      </w:r>
-      <w:proofErr w:type="spellStart"/>
-      <w:r>
-        <w:rPr>
-          <w:rFonts w:ascii="Times New Roman" w:eastAsia="Times New Roman" w:hAnsi="Times New Roman" w:cs="Times New Roman"/>
-          <w:sz w:val="24"/>
-          <w:szCs w:val="24"/>
-        </w:rPr>
-        <w:t>Papert</w:t>
-      </w:r>
-      <w:proofErr w:type="spellEnd"/>
-      <w:r>
-        <w:rPr>
-          <w:rFonts w:ascii="Times New Roman" w:eastAsia="Times New Roman" w:hAnsi="Times New Roman" w:cs="Times New Roman"/>
-          <w:sz w:val="24"/>
-          <w:szCs w:val="24"/>
-        </w:rPr>
-        <w:t xml:space="preserve">, S. (1969). </w:t>
-      </w:r>
-      <w:proofErr w:type="spellStart"/>
-      <w:r>
-        <w:rPr>
-          <w:rFonts w:ascii="Times New Roman" w:eastAsia="Times New Roman" w:hAnsi="Times New Roman" w:cs="Times New Roman"/>
-          <w:sz w:val="24"/>
-          <w:szCs w:val="24"/>
-        </w:rPr>
-        <w:t>Perceptrons</w:t>
-      </w:r>
-      <w:proofErr w:type="spellEnd"/>
-      <w:r>
-        <w:rPr>
-          <w:rFonts w:ascii="Times New Roman" w:eastAsia="Times New Roman" w:hAnsi="Times New Roman" w:cs="Times New Roman"/>
-          <w:sz w:val="24"/>
-          <w:szCs w:val="24"/>
-        </w:rPr>
-        <w:t>: An introduction to computational geometry. M.I.T. Press.</w:t>
+        <w:t>Minsky, M., &amp; Papert, S. (1969). Perceptrons: An introduction to computational geometry. M.I.T. Press.</w:t>
       </w:r>
     </w:p>
     <w:p>
@@ -5776,25 +5777,7 @@
           <w:sz w:val="24"/>
           <w:szCs w:val="24"/>
         </w:rPr>
-        <w:t xml:space="preserve">Quinn, P. C., &amp; </w:t>
-      </w:r>
-      <w:proofErr w:type="spellStart"/>
-      <w:r>
-        <w:rPr>
-          <w:rFonts w:ascii="Times New Roman" w:eastAsia="Times New Roman" w:hAnsi="Times New Roman" w:cs="Times New Roman"/>
-          <w:sz w:val="24"/>
-          <w:szCs w:val="24"/>
-        </w:rPr>
-        <w:t>Eimas</w:t>
-      </w:r>
-      <w:proofErr w:type="spellEnd"/>
-      <w:r>
-        <w:rPr>
-          <w:rFonts w:ascii="Times New Roman" w:eastAsia="Times New Roman" w:hAnsi="Times New Roman" w:cs="Times New Roman"/>
-          <w:sz w:val="24"/>
-          <w:szCs w:val="24"/>
-        </w:rPr>
-        <w:t xml:space="preserve">, P. D. (1997). A reexamination of the perceptual-to-conceptual shift in mental representations. </w:t>
+        <w:t xml:space="preserve">Quinn, P. C., &amp; Eimas, P. D. (1997). A reexamination of the perceptual-to-conceptual shift in mental representations. </w:t>
       </w:r>
       <w:r>
         <w:rPr>
@@ -5971,25 +5954,7 @@
           <w:sz w:val="24"/>
           <w:szCs w:val="24"/>
         </w:rPr>
-        <w:t xml:space="preserve">Rakison, D. H., &amp; </w:t>
-      </w:r>
-      <w:proofErr w:type="spellStart"/>
-      <w:r>
-        <w:rPr>
-          <w:rFonts w:ascii="Times New Roman" w:eastAsia="Times New Roman" w:hAnsi="Times New Roman" w:cs="Times New Roman"/>
-          <w:sz w:val="24"/>
-          <w:szCs w:val="24"/>
-        </w:rPr>
-        <w:t>Lupyan</w:t>
-      </w:r>
-      <w:proofErr w:type="spellEnd"/>
-      <w:r>
-        <w:rPr>
-          <w:rFonts w:ascii="Times New Roman" w:eastAsia="Times New Roman" w:hAnsi="Times New Roman" w:cs="Times New Roman"/>
-          <w:sz w:val="24"/>
-          <w:szCs w:val="24"/>
-        </w:rPr>
-        <w:t xml:space="preserve">, G. (2008). Developing object concepts in infancy: An associative learning perspective. </w:t>
+        <w:t xml:space="preserve">Rakison, D. H., &amp; Lupyan, G. (2008). Developing object concepts in infancy: An associative learning perspective. </w:t>
       </w:r>
       <w:r>
         <w:rPr>
@@ -6025,25 +5990,7 @@
           <w:sz w:val="24"/>
           <w:szCs w:val="24"/>
         </w:rPr>
-        <w:t xml:space="preserve">(1), </w:t>
-      </w:r>
-      <w:proofErr w:type="spellStart"/>
-      <w:r>
-        <w:rPr>
-          <w:rFonts w:ascii="Times New Roman" w:eastAsia="Times New Roman" w:hAnsi="Times New Roman" w:cs="Times New Roman"/>
-          <w:sz w:val="24"/>
-          <w:szCs w:val="24"/>
-        </w:rPr>
-        <w:t>i</w:t>
-      </w:r>
-      <w:proofErr w:type="spellEnd"/>
-      <w:r>
-        <w:rPr>
-          <w:rFonts w:ascii="Times New Roman" w:eastAsia="Times New Roman" w:hAnsi="Times New Roman" w:cs="Times New Roman"/>
-          <w:sz w:val="24"/>
-          <w:szCs w:val="24"/>
-        </w:rPr>
-        <w:t xml:space="preserve">–127. </w:t>
+        <w:t xml:space="preserve">(1), i–127. </w:t>
       </w:r>
       <w:hyperlink r:id="rId37">
         <w:r>
@@ -6077,43 +6024,7 @@
           <w:szCs w:val="24"/>
         </w:rPr>
         <w:lastRenderedPageBreak/>
-        <w:t xml:space="preserve">Rescorla, R. A., &amp; Wagner, A. R. (1972). A theory of </w:t>
-      </w:r>
-      <w:proofErr w:type="spellStart"/>
-      <w:r>
-        <w:rPr>
-          <w:rFonts w:ascii="Times New Roman" w:eastAsia="Times New Roman" w:hAnsi="Times New Roman" w:cs="Times New Roman"/>
-          <w:sz w:val="24"/>
-          <w:szCs w:val="24"/>
-        </w:rPr>
-        <w:t>pavlovian</w:t>
-      </w:r>
-      <w:proofErr w:type="spellEnd"/>
-      <w:r>
-        <w:rPr>
-          <w:rFonts w:ascii="Times New Roman" w:eastAsia="Times New Roman" w:hAnsi="Times New Roman" w:cs="Times New Roman"/>
-          <w:sz w:val="24"/>
-          <w:szCs w:val="24"/>
-        </w:rPr>
-        <w:t xml:space="preserve"> conditioning: Variations in the effectiveness of reinforcement and nonreinforcement. In A. H. Black &amp; W. F. </w:t>
-      </w:r>
-      <w:proofErr w:type="spellStart"/>
-      <w:r>
-        <w:rPr>
-          <w:rFonts w:ascii="Times New Roman" w:eastAsia="Times New Roman" w:hAnsi="Times New Roman" w:cs="Times New Roman"/>
-          <w:sz w:val="24"/>
-          <w:szCs w:val="24"/>
-        </w:rPr>
-        <w:t>Prokasy</w:t>
-      </w:r>
-      <w:proofErr w:type="spellEnd"/>
-      <w:r>
-        <w:rPr>
-          <w:rFonts w:ascii="Times New Roman" w:eastAsia="Times New Roman" w:hAnsi="Times New Roman" w:cs="Times New Roman"/>
-          <w:sz w:val="24"/>
-          <w:szCs w:val="24"/>
-        </w:rPr>
-        <w:t xml:space="preserve"> (Eds.), </w:t>
+        <w:t xml:space="preserve">Rescorla, R. A., &amp; Wagner, A. R. (1972). A theory of pavlovian conditioning: Variations in the effectiveness of reinforcement and nonreinforcement. In A. H. Black &amp; W. F. Prokasy (Eds.), </w:t>
       </w:r>
       <w:r>
         <w:rPr>
@@ -6185,23 +6096,13 @@
           <w:szCs w:val="24"/>
         </w:rPr>
       </w:pPr>
-      <w:proofErr w:type="spellStart"/>
-      <w:r>
-        <w:rPr>
-          <w:rFonts w:ascii="Times New Roman" w:eastAsia="Times New Roman" w:hAnsi="Times New Roman" w:cs="Times New Roman"/>
-          <w:sz w:val="24"/>
-          <w:szCs w:val="24"/>
-        </w:rPr>
-        <w:t>Rovee</w:t>
-      </w:r>
-      <w:proofErr w:type="spellEnd"/>
-      <w:r>
-        <w:rPr>
-          <w:rFonts w:ascii="Times New Roman" w:eastAsia="Times New Roman" w:hAnsi="Times New Roman" w:cs="Times New Roman"/>
-          <w:sz w:val="24"/>
-          <w:szCs w:val="24"/>
-        </w:rPr>
-        <w:t xml:space="preserve">-Collier, C. (1999). The development of infant memory. </w:t>
+      <w:r>
+        <w:rPr>
+          <w:rFonts w:ascii="Times New Roman" w:eastAsia="Times New Roman" w:hAnsi="Times New Roman" w:cs="Times New Roman"/>
+          <w:sz w:val="24"/>
+          <w:szCs w:val="24"/>
+        </w:rPr>
+        <w:t xml:space="preserve">Rovee-Collier, C. (1999). The development of infant memory. </w:t>
       </w:r>
       <w:r>
         <w:rPr>
@@ -6378,43 +6279,7 @@
           <w:sz w:val="24"/>
           <w:szCs w:val="24"/>
         </w:rPr>
-        <w:t xml:space="preserve">Saxe, R., </w:t>
-      </w:r>
-      <w:proofErr w:type="spellStart"/>
-      <w:r>
-        <w:rPr>
-          <w:rFonts w:ascii="Times New Roman" w:eastAsia="Times New Roman" w:hAnsi="Times New Roman" w:cs="Times New Roman"/>
-          <w:sz w:val="24"/>
-          <w:szCs w:val="24"/>
-        </w:rPr>
-        <w:t>Tzelnic</w:t>
-      </w:r>
-      <w:proofErr w:type="spellEnd"/>
-      <w:r>
-        <w:rPr>
-          <w:rFonts w:ascii="Times New Roman" w:eastAsia="Times New Roman" w:hAnsi="Times New Roman" w:cs="Times New Roman"/>
-          <w:sz w:val="24"/>
-          <w:szCs w:val="24"/>
-        </w:rPr>
-        <w:t xml:space="preserve">, T., &amp; Carey, S. (2007). Knowing who </w:t>
-      </w:r>
-      <w:proofErr w:type="spellStart"/>
-      <w:r>
-        <w:rPr>
-          <w:rFonts w:ascii="Times New Roman" w:eastAsia="Times New Roman" w:hAnsi="Times New Roman" w:cs="Times New Roman"/>
-          <w:sz w:val="24"/>
-          <w:szCs w:val="24"/>
-        </w:rPr>
-        <w:t>dunnit</w:t>
-      </w:r>
-      <w:proofErr w:type="spellEnd"/>
-      <w:r>
-        <w:rPr>
-          <w:rFonts w:ascii="Times New Roman" w:eastAsia="Times New Roman" w:hAnsi="Times New Roman" w:cs="Times New Roman"/>
-          <w:sz w:val="24"/>
-          <w:szCs w:val="24"/>
-        </w:rPr>
-        <w:t xml:space="preserve">: Infants identify the causal agent in an unseen causal interaction. </w:t>
+        <w:t xml:space="preserve">Saxe, R., Tzelnic, T., &amp; Carey, S. (2007). Knowing who dunnit: Infants identify the causal agent in an unseen causal interaction. </w:t>
       </w:r>
       <w:r>
         <w:rPr>
@@ -6676,23 +6541,13 @@
           <w:szCs w:val="24"/>
         </w:rPr>
       </w:pPr>
-      <w:proofErr w:type="spellStart"/>
-      <w:r>
-        <w:rPr>
-          <w:rFonts w:ascii="Times New Roman" w:eastAsia="Times New Roman" w:hAnsi="Times New Roman" w:cs="Times New Roman"/>
-          <w:sz w:val="24"/>
-          <w:szCs w:val="24"/>
-        </w:rPr>
-        <w:t>Spelke</w:t>
-      </w:r>
-      <w:proofErr w:type="spellEnd"/>
-      <w:r>
-        <w:rPr>
-          <w:rFonts w:ascii="Times New Roman" w:eastAsia="Times New Roman" w:hAnsi="Times New Roman" w:cs="Times New Roman"/>
-          <w:sz w:val="24"/>
-          <w:szCs w:val="24"/>
-        </w:rPr>
-        <w:t xml:space="preserve">, E. S. (2022). </w:t>
+      <w:r>
+        <w:rPr>
+          <w:rFonts w:ascii="Times New Roman" w:eastAsia="Times New Roman" w:hAnsi="Times New Roman" w:cs="Times New Roman"/>
+          <w:sz w:val="24"/>
+          <w:szCs w:val="24"/>
+        </w:rPr>
+        <w:t xml:space="preserve">Spelke, E. S. (2022). </w:t>
       </w:r>
       <w:r>
         <w:rPr>
@@ -6737,23 +6592,13 @@
           <w:szCs w:val="24"/>
         </w:rPr>
       </w:pPr>
-      <w:proofErr w:type="spellStart"/>
-      <w:r>
-        <w:rPr>
-          <w:rFonts w:ascii="Times New Roman" w:eastAsia="Times New Roman" w:hAnsi="Times New Roman" w:cs="Times New Roman"/>
-          <w:sz w:val="24"/>
-          <w:szCs w:val="24"/>
-        </w:rPr>
-        <w:t>Spelke</w:t>
-      </w:r>
-      <w:proofErr w:type="spellEnd"/>
-      <w:r>
-        <w:rPr>
-          <w:rFonts w:ascii="Times New Roman" w:eastAsia="Times New Roman" w:hAnsi="Times New Roman" w:cs="Times New Roman"/>
-          <w:sz w:val="24"/>
-          <w:szCs w:val="24"/>
-        </w:rPr>
-        <w:t xml:space="preserve">, E. S., Phillips, A., &amp; Woodward, A. L. (1995). Infants' knowledge of object motion and human action. In D. Sperber, D. Premack, &amp; A. J. Premack (Eds.), </w:t>
+      <w:r>
+        <w:rPr>
+          <w:rFonts w:ascii="Times New Roman" w:eastAsia="Times New Roman" w:hAnsi="Times New Roman" w:cs="Times New Roman"/>
+          <w:sz w:val="24"/>
+          <w:szCs w:val="24"/>
+        </w:rPr>
+        <w:t xml:space="preserve">Spelke, E. S., Phillips, A., &amp; Woodward, A. L. (1995). Infants' knowledge of object motion and human action. In D. Sperber, D. Premack, &amp; A. J. Premack (Eds.), </w:t>
       </w:r>
       <w:r>
         <w:rPr>
@@ -6792,25 +6637,7 @@
           <w:sz w:val="24"/>
           <w:szCs w:val="24"/>
         </w:rPr>
-        <w:t xml:space="preserve">Uller, C., Hauser, M., &amp; Carey, S. (2001). Spontaneous representation of number in cotton-top tamarins (Saguinus </w:t>
-      </w:r>
-      <w:proofErr w:type="spellStart"/>
-      <w:r>
-        <w:rPr>
-          <w:rFonts w:ascii="Times New Roman" w:eastAsia="Times New Roman" w:hAnsi="Times New Roman" w:cs="Times New Roman"/>
-          <w:sz w:val="24"/>
-          <w:szCs w:val="24"/>
-        </w:rPr>
-        <w:t>oedipus</w:t>
-      </w:r>
-      <w:proofErr w:type="spellEnd"/>
-      <w:r>
-        <w:rPr>
-          <w:rFonts w:ascii="Times New Roman" w:eastAsia="Times New Roman" w:hAnsi="Times New Roman" w:cs="Times New Roman"/>
-          <w:sz w:val="24"/>
-          <w:szCs w:val="24"/>
-        </w:rPr>
-        <w:t xml:space="preserve">). </w:t>
+        <w:t xml:space="preserve">Uller, C., Hauser, M., &amp; Carey, S. (2001). Spontaneous representation of number in cotton-top tamarins (Saguinus oedipus). </w:t>
       </w:r>
       <w:r>
         <w:rPr>
@@ -6930,81 +6757,23 @@
           <w:szCs w:val="24"/>
         </w:rPr>
       </w:pPr>
-      <w:proofErr w:type="spellStart"/>
-      <w:r>
-        <w:rPr>
-          <w:rFonts w:ascii="Times New Roman" w:eastAsia="Times New Roman" w:hAnsi="Times New Roman" w:cs="Times New Roman"/>
-          <w:sz w:val="24"/>
-          <w:szCs w:val="24"/>
-        </w:rPr>
-        <w:t>Vallortigara</w:t>
-      </w:r>
-      <w:proofErr w:type="spellEnd"/>
-      <w:r>
-        <w:rPr>
-          <w:rFonts w:ascii="Times New Roman" w:eastAsia="Times New Roman" w:hAnsi="Times New Roman" w:cs="Times New Roman"/>
-          <w:sz w:val="24"/>
-          <w:szCs w:val="24"/>
-        </w:rPr>
-        <w:t xml:space="preserve">, G., </w:t>
-      </w:r>
-      <w:proofErr w:type="spellStart"/>
-      <w:r>
-        <w:rPr>
-          <w:rFonts w:ascii="Times New Roman" w:eastAsia="Times New Roman" w:hAnsi="Times New Roman" w:cs="Times New Roman"/>
-          <w:sz w:val="24"/>
-          <w:szCs w:val="24"/>
-        </w:rPr>
-        <w:t>Regolin</w:t>
-      </w:r>
-      <w:proofErr w:type="spellEnd"/>
-      <w:r>
-        <w:rPr>
-          <w:rFonts w:ascii="Times New Roman" w:eastAsia="Times New Roman" w:hAnsi="Times New Roman" w:cs="Times New Roman"/>
-          <w:sz w:val="24"/>
-          <w:szCs w:val="24"/>
-        </w:rPr>
-        <w:t xml:space="preserve">, L., &amp; </w:t>
-      </w:r>
-      <w:proofErr w:type="spellStart"/>
-      <w:r>
-        <w:rPr>
-          <w:rFonts w:ascii="Times New Roman" w:eastAsia="Times New Roman" w:hAnsi="Times New Roman" w:cs="Times New Roman"/>
-          <w:sz w:val="24"/>
-          <w:szCs w:val="24"/>
-        </w:rPr>
-        <w:t>Marconato</w:t>
-      </w:r>
-      <w:proofErr w:type="spellEnd"/>
-      <w:r>
-        <w:rPr>
-          <w:rFonts w:ascii="Times New Roman" w:eastAsia="Times New Roman" w:hAnsi="Times New Roman" w:cs="Times New Roman"/>
-          <w:sz w:val="24"/>
-          <w:szCs w:val="24"/>
-        </w:rPr>
-        <w:t xml:space="preserve">, F. (2005). Visually inexperienced chicks exhibit spontaneous preference for biological motion patterns. </w:t>
-      </w:r>
-      <w:proofErr w:type="spellStart"/>
-      <w:r>
-        <w:rPr>
-          <w:rFonts w:ascii="Times New Roman" w:eastAsia="Times New Roman" w:hAnsi="Times New Roman" w:cs="Times New Roman"/>
-          <w:i/>
-          <w:iCs/>
-          <w:sz w:val="24"/>
-          <w:szCs w:val="24"/>
-        </w:rPr>
-        <w:t>PLoS</w:t>
-      </w:r>
-      <w:proofErr w:type="spellEnd"/>
-      <w:r>
-        <w:rPr>
-          <w:rFonts w:ascii="Times New Roman" w:eastAsia="Times New Roman" w:hAnsi="Times New Roman" w:cs="Times New Roman"/>
-          <w:i/>
-          <w:iCs/>
-          <w:sz w:val="24"/>
-          <w:szCs w:val="24"/>
-        </w:rPr>
-        <w:t xml:space="preserve"> Biology</w:t>
+      <w:r>
+        <w:rPr>
+          <w:rFonts w:ascii="Times New Roman" w:eastAsia="Times New Roman" w:hAnsi="Times New Roman" w:cs="Times New Roman"/>
+          <w:sz w:val="24"/>
+          <w:szCs w:val="24"/>
+        </w:rPr>
+        <w:t xml:space="preserve">Vallortigara, G., Regolin, L., &amp; Marconato, F. (2005). Visually inexperienced chicks exhibit spontaneous preference for biological motion patterns. </w:t>
+      </w:r>
+      <w:r>
+        <w:rPr>
+          <w:rFonts w:ascii="Times New Roman" w:eastAsia="Times New Roman" w:hAnsi="Times New Roman" w:cs="Times New Roman"/>
+          <w:i/>
+          <w:iCs/>
+          <w:sz w:val="24"/>
+          <w:szCs w:val="24"/>
+        </w:rPr>
+        <w:t>PLoS Biology</w:t>
       </w:r>
       <w:r>
         <w:rPr>
@@ -7186,23 +6955,13 @@
           <w:szCs w:val="24"/>
         </w:rPr>
       </w:pPr>
-      <w:proofErr w:type="spellStart"/>
-      <w:r>
-        <w:rPr>
-          <w:rFonts w:ascii="Times New Roman" w:eastAsia="Times New Roman" w:hAnsi="Times New Roman" w:cs="Times New Roman"/>
-          <w:sz w:val="24"/>
-          <w:szCs w:val="24"/>
-        </w:rPr>
-        <w:t>Werbos</w:t>
-      </w:r>
-      <w:proofErr w:type="spellEnd"/>
-      <w:r>
-        <w:rPr>
-          <w:rFonts w:ascii="Times New Roman" w:eastAsia="Times New Roman" w:hAnsi="Times New Roman" w:cs="Times New Roman"/>
-          <w:sz w:val="24"/>
-          <w:szCs w:val="24"/>
-        </w:rPr>
-        <w:t>, P. J. (1974). Beyond regression: New tools for prediction and analysis in the behavioral sciences [Unpublished doctoral dissertation]. Harvard University.</w:t>
+      <w:r>
+        <w:rPr>
+          <w:rFonts w:ascii="Times New Roman" w:eastAsia="Times New Roman" w:hAnsi="Times New Roman" w:cs="Times New Roman"/>
+          <w:sz w:val="24"/>
+          <w:szCs w:val="24"/>
+        </w:rPr>
+        <w:t>Werbos, P. J. (1974). Beyond regression: New tools for prediction and analysis in the behavioral sciences [Unpublished doctoral dissertation]. Harvard University.</w:t>
       </w:r>
     </w:p>
     <w:p>
@@ -7217,23 +6976,13 @@
           <w:szCs w:val="24"/>
         </w:rPr>
       </w:pPr>
-      <w:proofErr w:type="spellStart"/>
-      <w:r>
-        <w:rPr>
-          <w:rFonts w:ascii="Times New Roman" w:eastAsia="Times New Roman" w:hAnsi="Times New Roman" w:cs="Times New Roman"/>
-          <w:sz w:val="24"/>
-          <w:szCs w:val="24"/>
-        </w:rPr>
-        <w:t>Widrow</w:t>
-      </w:r>
-      <w:proofErr w:type="spellEnd"/>
-      <w:r>
-        <w:rPr>
-          <w:rFonts w:ascii="Times New Roman" w:eastAsia="Times New Roman" w:hAnsi="Times New Roman" w:cs="Times New Roman"/>
-          <w:sz w:val="24"/>
-          <w:szCs w:val="24"/>
-        </w:rPr>
-        <w:t xml:space="preserve">, B., &amp; Hoff, M. E. (1960). Adaptive switching circuits. </w:t>
+      <w:r>
+        <w:rPr>
+          <w:rFonts w:ascii="Times New Roman" w:eastAsia="Times New Roman" w:hAnsi="Times New Roman" w:cs="Times New Roman"/>
+          <w:sz w:val="24"/>
+          <w:szCs w:val="24"/>
+        </w:rPr>
+        <w:t xml:space="preserve">Widrow, B., &amp; Hoff, M. E. (1960). Adaptive switching circuits. </w:t>
       </w:r>
       <w:r>
         <w:rPr>
@@ -7280,35 +7029,74 @@
         <w:ind w:hanging="720"/>
         <w:rPr>
           <w:rFonts w:ascii="Times New Roman" w:eastAsia="Times New Roman" w:hAnsi="Times New Roman" w:cs="Times New Roman"/>
-          <w:sz w:val="24"/>
-          <w:szCs w:val="24"/>
-        </w:rPr>
-      </w:pPr>
-      <w:r>
-        <w:rPr>
-          <w:rFonts w:ascii="Times New Roman" w:eastAsia="Times New Roman" w:hAnsi="Times New Roman" w:cs="Times New Roman"/>
-          <w:sz w:val="24"/>
-          <w:szCs w:val="24"/>
-        </w:rPr>
-        <w:t xml:space="preserve">Woodward, A. L., Phillips, A. T., &amp; </w:t>
-      </w:r>
-      <w:proofErr w:type="spellStart"/>
-      <w:r>
-        <w:rPr>
-          <w:rFonts w:ascii="Times New Roman" w:eastAsia="Times New Roman" w:hAnsi="Times New Roman" w:cs="Times New Roman"/>
-          <w:sz w:val="24"/>
-          <w:szCs w:val="24"/>
-        </w:rPr>
-        <w:t>Spelke</w:t>
-      </w:r>
-      <w:proofErr w:type="spellEnd"/>
-      <w:r>
-        <w:rPr>
-          <w:rFonts w:ascii="Times New Roman" w:eastAsia="Times New Roman" w:hAnsi="Times New Roman" w:cs="Times New Roman"/>
-          <w:sz w:val="24"/>
-          <w:szCs w:val="24"/>
-        </w:rPr>
-        <w:t xml:space="preserve">, E. S. (1993). Infants' expectations about the motion of animate versus inanimate objects. </w:t>
+          <w:i/>
+          <w:iCs/>
+          <w:sz w:val="24"/>
+          <w:szCs w:val="24"/>
+        </w:rPr>
+      </w:pPr>
+      <w:r>
+        <w:rPr>
+          <w:rFonts w:ascii="Times New Roman" w:eastAsia="Times New Roman" w:hAnsi="Times New Roman" w:cs="Times New Roman"/>
+          <w:sz w:val="24"/>
+          <w:szCs w:val="24"/>
+        </w:rPr>
+        <w:t>Wilkinson, N</w:t>
+      </w:r>
+      <w:r>
+        <w:rPr>
+          <w:rFonts w:ascii="Times New Roman" w:eastAsia="Times New Roman" w:hAnsi="Times New Roman" w:cs="Times New Roman"/>
+          <w:sz w:val="24"/>
+          <w:szCs w:val="24"/>
+        </w:rPr>
+        <w:t xml:space="preserve">.M, Kiessling, J., &amp; </w:t>
+      </w:r>
+      <w:r>
+        <w:rPr>
+          <w:rFonts w:ascii="Times New Roman" w:eastAsia="Times New Roman" w:hAnsi="Times New Roman" w:cs="Times New Roman"/>
+          <w:sz w:val="24"/>
+          <w:szCs w:val="24"/>
+        </w:rPr>
+        <w:t>Gredebäck</w:t>
+      </w:r>
+      <w:r>
+        <w:rPr>
+          <w:rFonts w:ascii="Times New Roman" w:eastAsia="Times New Roman" w:hAnsi="Times New Roman" w:cs="Times New Roman"/>
+          <w:sz w:val="24"/>
+          <w:szCs w:val="24"/>
+        </w:rPr>
+        <w:t xml:space="preserve">, G. (in press). Is there an innate face detection module in the human newborn? A systematic review, meta-analysis and theoretical examination of the newborn face preference and its implications. </w:t>
+      </w:r>
+      <w:r>
+        <w:rPr>
+          <w:rFonts w:ascii="Times New Roman" w:eastAsia="Times New Roman" w:hAnsi="Times New Roman" w:cs="Times New Roman"/>
+          <w:i/>
+          <w:iCs/>
+          <w:sz w:val="24"/>
+          <w:szCs w:val="24"/>
+        </w:rPr>
+        <w:t>Perspectives in Psychological Sciences.</w:t>
+      </w:r>
+    </w:p>
+    <w:p>
+      <w:pPr>
+        <w:tabs>
+          <w:tab w:val="left" w:pos="720"/>
+        </w:tabs>
+        <w:ind w:hanging="720"/>
+        <w:rPr>
+          <w:rFonts w:ascii="Times New Roman" w:eastAsia="Times New Roman" w:hAnsi="Times New Roman" w:cs="Times New Roman"/>
+          <w:sz w:val="24"/>
+          <w:szCs w:val="24"/>
+        </w:rPr>
+      </w:pPr>
+      <w:r>
+        <w:rPr>
+          <w:rFonts w:ascii="Times New Roman" w:eastAsia="Times New Roman" w:hAnsi="Times New Roman" w:cs="Times New Roman"/>
+          <w:sz w:val="24"/>
+          <w:szCs w:val="24"/>
+        </w:rPr>
+        <w:t xml:space="preserve">Woodward, A. L., Phillips, A. T., &amp; Spelke, E. S. (1993). Infants' expectations about the motion of animate versus inanimate objects. </w:t>
       </w:r>
       <w:r>
         <w:rPr>
@@ -7479,23 +7267,13 @@
           <w:szCs w:val="24"/>
         </w:rPr>
       </w:pPr>
-      <w:proofErr w:type="spellStart"/>
-      <w:r>
-        <w:rPr>
-          <w:rFonts w:ascii="Times New Roman" w:eastAsia="Times New Roman" w:hAnsi="Times New Roman" w:cs="Times New Roman"/>
-          <w:sz w:val="24"/>
-          <w:szCs w:val="24"/>
-        </w:rPr>
-        <w:t>Yermolayeva</w:t>
-      </w:r>
-      <w:proofErr w:type="spellEnd"/>
-      <w:r>
-        <w:rPr>
-          <w:rFonts w:ascii="Times New Roman" w:eastAsia="Times New Roman" w:hAnsi="Times New Roman" w:cs="Times New Roman"/>
-          <w:sz w:val="24"/>
-          <w:szCs w:val="24"/>
-        </w:rPr>
-        <w:t xml:space="preserve">, Y., &amp; Rakison, D. H. (2014). Connectionist modeling of developmental changes in infancy: Approaches, challenges, and contributions. </w:t>
+      <w:r>
+        <w:rPr>
+          <w:rFonts w:ascii="Times New Roman" w:eastAsia="Times New Roman" w:hAnsi="Times New Roman" w:cs="Times New Roman"/>
+          <w:sz w:val="24"/>
+          <w:szCs w:val="24"/>
+        </w:rPr>
+        <w:t xml:space="preserve">Yermolayeva, Y., &amp; Rakison, D. H. (2014). Connectionist modeling of developmental changes in infancy: Approaches, challenges, and contributions. </w:t>
       </w:r>
       <w:r>
         <w:rPr>
@@ -8339,7 +8117,6 @@
   <w:style w:type="character" w:default="1" w:styleId="DefaultParagraphFont">
     <w:name w:val="Default Paragraph Font"/>
     <w:uiPriority w:val="1"/>
-    <w:semiHidden/>
     <w:unhideWhenUsed/>
   </w:style>
   <w:style w:type="table" w:default="1" w:styleId="TableNormal">

--- a/invitedChapter_AssociativeLearning_FINAL.docx
+++ b/invitedChapter_AssociativeLearning_FINAL.docx
@@ -247,7 +247,43 @@
           <w:szCs w:val="24"/>
         </w:rPr>
         <w:lastRenderedPageBreak/>
-        <w:t xml:space="preserve">We have gathered evidence for what I would like to call the “law of uphill analysis and downhill invention.” What I mean is this. . . . Analysis is more difficult than invention in the sense in which, generally, induction takes more time to perform than deduction: in induction one has to search for the way, whereas in deduction one follows a straightforward path. (Braitenberg, 1986, p. 20) </w:t>
+        <w:t>We have gathered evidence for what I would like to call the “law of uphill analysis and downhill invention.” What I mean is this</w:t>
+      </w:r>
+      <w:proofErr w:type="gramStart"/>
+      <w:r>
+        <w:rPr>
+          <w:rFonts w:ascii="Times New Roman" w:eastAsia="Times New Roman" w:hAnsi="Times New Roman" w:cs="Times New Roman"/>
+          <w:sz w:val="24"/>
+          <w:szCs w:val="24"/>
+        </w:rPr>
+        <w:t>. . . .</w:t>
+      </w:r>
+      <w:proofErr w:type="gramEnd"/>
+      <w:r>
+        <w:rPr>
+          <w:rFonts w:ascii="Times New Roman" w:eastAsia="Times New Roman" w:hAnsi="Times New Roman" w:cs="Times New Roman"/>
+          <w:sz w:val="24"/>
+          <w:szCs w:val="24"/>
+        </w:rPr>
+        <w:t xml:space="preserve"> Analysis is more difficult than invention in the sense in which, generally, induction takes more time to perform than deduction: in induction one has to search for the way, whereas in deduction one follows a straightforward path. (</w:t>
+      </w:r>
+      <w:proofErr w:type="spellStart"/>
+      <w:r>
+        <w:rPr>
+          <w:rFonts w:ascii="Times New Roman" w:eastAsia="Times New Roman" w:hAnsi="Times New Roman" w:cs="Times New Roman"/>
+          <w:sz w:val="24"/>
+          <w:szCs w:val="24"/>
+        </w:rPr>
+        <w:t>Braitenberg</w:t>
+      </w:r>
+      <w:proofErr w:type="spellEnd"/>
+      <w:r>
+        <w:rPr>
+          <w:rFonts w:ascii="Times New Roman" w:eastAsia="Times New Roman" w:hAnsi="Times New Roman" w:cs="Times New Roman"/>
+          <w:sz w:val="24"/>
+          <w:szCs w:val="24"/>
+        </w:rPr>
+        <w:t xml:space="preserve">, 1986, p. 20) </w:t>
       </w:r>
     </w:p>
     <w:p>
@@ -364,7 +400,25 @@
           <w:sz w:val="24"/>
           <w:szCs w:val="24"/>
         </w:rPr>
-        <w:t xml:space="preserve">be used to describe each vehicle’s behavior, are they necessary? As Braitenberg shows throughout </w:t>
+        <w:t xml:space="preserve">be used to describe each vehicle’s behavior, are they necessary? As </w:t>
+      </w:r>
+      <w:proofErr w:type="spellStart"/>
+      <w:r>
+        <w:rPr>
+          <w:rFonts w:ascii="Times New Roman" w:eastAsia="Times New Roman" w:hAnsi="Times New Roman" w:cs="Times New Roman"/>
+          <w:sz w:val="24"/>
+          <w:szCs w:val="24"/>
+        </w:rPr>
+        <w:t>Braitenberg</w:t>
+      </w:r>
+      <w:proofErr w:type="spellEnd"/>
+      <w:r>
+        <w:rPr>
+          <w:rFonts w:ascii="Times New Roman" w:eastAsia="Times New Roman" w:hAnsi="Times New Roman" w:cs="Times New Roman"/>
+          <w:sz w:val="24"/>
+          <w:szCs w:val="24"/>
+        </w:rPr>
+        <w:t xml:space="preserve"> shows throughout </w:t>
       </w:r>
       <w:r>
         <w:rPr>
@@ -455,7 +509,25 @@
           <w:sz w:val="24"/>
           <w:szCs w:val="24"/>
         </w:rPr>
-        <w:t>Basic architecture of a Braitenberg Vehicle</w:t>
+        <w:t xml:space="preserve">Basic architecture of a </w:t>
+      </w:r>
+      <w:proofErr w:type="spellStart"/>
+      <w:r>
+        <w:rPr>
+          <w:rFonts w:ascii="Times New Roman" w:eastAsia="Times New Roman" w:hAnsi="Times New Roman" w:cs="Times New Roman"/>
+          <w:sz w:val="24"/>
+          <w:szCs w:val="24"/>
+        </w:rPr>
+        <w:t>Braitenberg</w:t>
+      </w:r>
+      <w:proofErr w:type="spellEnd"/>
+      <w:r>
+        <w:rPr>
+          <w:rFonts w:ascii="Times New Roman" w:eastAsia="Times New Roman" w:hAnsi="Times New Roman" w:cs="Times New Roman"/>
+          <w:sz w:val="24"/>
+          <w:szCs w:val="24"/>
+        </w:rPr>
+        <w:t xml:space="preserve"> Vehicle</w:t>
       </w:r>
     </w:p>
     <w:p>
@@ -573,7 +645,25 @@
           <w:szCs w:val="24"/>
         </w:rPr>
         <w:tab/>
-        <w:t xml:space="preserve">As the figure shows, a typical “Braitenberg vehicle” consists of a body, two motors, and two sensors. The motors—which are located on each side of the body—are connected to sensors that respond to different external stimuli (e.g., light, sound, temperature, or even another vehicle). If the sensors receive increasing amounts of that stimulation and their connections to the motors are positive (i.e., excitatory), then the vehicle will, as shown in the figure, move towards the stimulus. If, however, these connections are negative (i.e., inhibitory), then the vehicle will slow down as it gets closer to the stimulus. </w:t>
+        <w:t>As the figure shows, a typical “</w:t>
+      </w:r>
+      <w:proofErr w:type="spellStart"/>
+      <w:r>
+        <w:rPr>
+          <w:rFonts w:ascii="Times New Roman" w:eastAsia="Times New Roman" w:hAnsi="Times New Roman" w:cs="Times New Roman"/>
+          <w:sz w:val="24"/>
+          <w:szCs w:val="24"/>
+        </w:rPr>
+        <w:t>Braitenberg</w:t>
+      </w:r>
+      <w:proofErr w:type="spellEnd"/>
+      <w:r>
+        <w:rPr>
+          <w:rFonts w:ascii="Times New Roman" w:eastAsia="Times New Roman" w:hAnsi="Times New Roman" w:cs="Times New Roman"/>
+          <w:sz w:val="24"/>
+          <w:szCs w:val="24"/>
+        </w:rPr>
+        <w:t xml:space="preserve"> vehicle” consists of a body, two motors, and two sensors. The motors—which are located on each side of the body—are connected to sensors that respond to different external stimuli (e.g., light, sound, temperature, or even another vehicle). If the sensors receive increasing amounts of that stimulation and their connections to the motors are positive (i.e., excitatory), then the vehicle will, as shown in the figure, move towards the stimulus. If, however, these connections are negative (i.e., inhibitory), then the vehicle will slow down as it gets closer to the stimulus. </w:t>
       </w:r>
     </w:p>
     <w:p>
@@ -622,13 +712,41 @@
         </w:rPr>
         <w:t xml:space="preserve">any </w:t>
       </w:r>
-      <w:r>
-        <w:rPr>
-          <w:rFonts w:ascii="Times New Roman" w:eastAsia="Times New Roman" w:hAnsi="Times New Roman" w:cs="Times New Roman"/>
-          <w:sz w:val="24"/>
-          <w:szCs w:val="24"/>
-        </w:rPr>
-        <w:t xml:space="preserve">Braitenberg vehicle; that is, a Braitenberg vehicle’s sensorimotor connections and physical distance from the nearest external </w:t>
+      <w:proofErr w:type="spellStart"/>
+      <w:r>
+        <w:rPr>
+          <w:rFonts w:ascii="Times New Roman" w:eastAsia="Times New Roman" w:hAnsi="Times New Roman" w:cs="Times New Roman"/>
+          <w:sz w:val="24"/>
+          <w:szCs w:val="24"/>
+        </w:rPr>
+        <w:t>Braitenberg</w:t>
+      </w:r>
+      <w:proofErr w:type="spellEnd"/>
+      <w:r>
+        <w:rPr>
+          <w:rFonts w:ascii="Times New Roman" w:eastAsia="Times New Roman" w:hAnsi="Times New Roman" w:cs="Times New Roman"/>
+          <w:sz w:val="24"/>
+          <w:szCs w:val="24"/>
+        </w:rPr>
+        <w:t xml:space="preserve"> vehicle; that is, a </w:t>
+      </w:r>
+      <w:proofErr w:type="spellStart"/>
+      <w:r>
+        <w:rPr>
+          <w:rFonts w:ascii="Times New Roman" w:eastAsia="Times New Roman" w:hAnsi="Times New Roman" w:cs="Times New Roman"/>
+          <w:sz w:val="24"/>
+          <w:szCs w:val="24"/>
+        </w:rPr>
+        <w:t>Braitenberg</w:t>
+      </w:r>
+      <w:proofErr w:type="spellEnd"/>
+      <w:r>
+        <w:rPr>
+          <w:rFonts w:ascii="Times New Roman" w:eastAsia="Times New Roman" w:hAnsi="Times New Roman" w:cs="Times New Roman"/>
+          <w:sz w:val="24"/>
+          <w:szCs w:val="24"/>
+        </w:rPr>
+        <w:t xml:space="preserve"> vehicle’s sensorimotor connections and physical distance from the nearest external </w:t>
       </w:r>
       <w:r>
         <w:rPr>
@@ -912,7 +1030,25 @@
           <w:szCs w:val="24"/>
         </w:rPr>
         <w:tab/>
-        <w:t xml:space="preserve">This example is a nice illustration of why it is problematic to take an inductive approach to identify underlying mechanisms: it is easy to overlook the possibility that simple operating principles and mechanisms can produce ostensibly complex behaviors. The goal of this chapter is to demonstrate how one such simple mechanism—associative learning—adequately accounts for infants’ looking behaviors in studies designed to evaluate their knowledge about the causal properties of people and objects. I will conclude the chapter with a brief discussion of how computational modeling can help researchers put Braitenberg’s dictum—starting with a candidate mechanism and then evaluating the behaviors it produces—into practice.  </w:t>
+        <w:t xml:space="preserve">This example is a nice illustration of why it is problematic to take an inductive approach to identify underlying mechanisms: it is easy to overlook the possibility that simple operating principles and mechanisms can produce ostensibly complex behaviors. The goal of this chapter is to demonstrate how one such simple mechanism—associative learning—adequately accounts for infants’ looking behaviors in studies designed to evaluate their knowledge about the causal properties of people and objects. I will conclude the chapter with a brief discussion of how computational modeling can help researchers put </w:t>
+      </w:r>
+      <w:proofErr w:type="spellStart"/>
+      <w:r>
+        <w:rPr>
+          <w:rFonts w:ascii="Times New Roman" w:eastAsia="Times New Roman" w:hAnsi="Times New Roman" w:cs="Times New Roman"/>
+          <w:sz w:val="24"/>
+          <w:szCs w:val="24"/>
+        </w:rPr>
+        <w:t>Braitenberg’s</w:t>
+      </w:r>
+      <w:proofErr w:type="spellEnd"/>
+      <w:r>
+        <w:rPr>
+          <w:rFonts w:ascii="Times New Roman" w:eastAsia="Times New Roman" w:hAnsi="Times New Roman" w:cs="Times New Roman"/>
+          <w:sz w:val="24"/>
+          <w:szCs w:val="24"/>
+        </w:rPr>
+        <w:t xml:space="preserve"> dictum—starting with a candidate mechanism and then evaluating the behaviors it produces—into practice.  </w:t>
       </w:r>
     </w:p>
     <w:p>
@@ -943,7 +1079,43 @@
           <w:szCs w:val="24"/>
         </w:rPr>
         <w:lastRenderedPageBreak/>
-        <w:t xml:space="preserve">theoretical points. The first should be well understood by now: The generative capacities of relatively simple mechanisms should not be overlooked or underestimated. The second point is that to the extent that associative learning can explain the findings described in this chapter, there is no reason to assume that the same cannot be true for other cognitive domains (for conceptually similar arguments, see Adolph &amp; Joh, 2009; Benton &amp; Lapan, 2021; Colunga &amp; Smith, 2005; Heyes &amp; Ray, 2000; Johnson, 2009; Mermier et al., 2022; Perner &amp; Ruffman, 2005; Quinn &amp; Eimas, 1997; Rakison &amp; Lupyan, 2008; Scott &amp; Arcaro, 2023). </w:t>
+        <w:t xml:space="preserve">theoretical points. The first should be well understood by now: The generative capacities of relatively simple mechanisms should not be overlooked or underestimated. The second point is that to the extent that associative learning can explain the findings described in this chapter, there is no reason to assume that the same cannot be true for other cognitive domains (for conceptually similar arguments, see Adolph &amp; Joh, 2009; Benton &amp; Lapan, 2021; Colunga &amp; Smith, 2005; Heyes &amp; Ray, 2000; Johnson, 2009; Mermier et al., 2022; Perner &amp; Ruffman, 2005; Quinn &amp; </w:t>
+      </w:r>
+      <w:proofErr w:type="spellStart"/>
+      <w:r>
+        <w:rPr>
+          <w:rFonts w:ascii="Times New Roman" w:eastAsia="Times New Roman" w:hAnsi="Times New Roman" w:cs="Times New Roman"/>
+          <w:sz w:val="24"/>
+          <w:szCs w:val="24"/>
+        </w:rPr>
+        <w:t>Eimas</w:t>
+      </w:r>
+      <w:proofErr w:type="spellEnd"/>
+      <w:r>
+        <w:rPr>
+          <w:rFonts w:ascii="Times New Roman" w:eastAsia="Times New Roman" w:hAnsi="Times New Roman" w:cs="Times New Roman"/>
+          <w:sz w:val="24"/>
+          <w:szCs w:val="24"/>
+        </w:rPr>
+        <w:t xml:space="preserve">, 1997; Rakison &amp; </w:t>
+      </w:r>
+      <w:proofErr w:type="spellStart"/>
+      <w:r>
+        <w:rPr>
+          <w:rFonts w:ascii="Times New Roman" w:eastAsia="Times New Roman" w:hAnsi="Times New Roman" w:cs="Times New Roman"/>
+          <w:sz w:val="24"/>
+          <w:szCs w:val="24"/>
+        </w:rPr>
+        <w:t>Lupyan</w:t>
+      </w:r>
+      <w:proofErr w:type="spellEnd"/>
+      <w:r>
+        <w:rPr>
+          <w:rFonts w:ascii="Times New Roman" w:eastAsia="Times New Roman" w:hAnsi="Times New Roman" w:cs="Times New Roman"/>
+          <w:sz w:val="24"/>
+          <w:szCs w:val="24"/>
+        </w:rPr>
+        <w:t xml:space="preserve">, 2008; Scott &amp; Arcaro, 2023). </w:t>
       </w:r>
     </w:p>
     <w:p>
@@ -1045,15 +1217,7 @@
           <w:sz w:val="24"/>
           <w:szCs w:val="24"/>
         </w:rPr>
-        <w:t>has</w:t>
-      </w:r>
-      <w:r>
-        <w:rPr>
-          <w:rFonts w:ascii="Times New Roman" w:eastAsia="Times New Roman" w:hAnsi="Times New Roman" w:cs="Times New Roman"/>
-          <w:sz w:val="24"/>
-          <w:szCs w:val="24"/>
-        </w:rPr>
-        <w:t xml:space="preserve"> </w:t>
+        <w:t xml:space="preserve">has </w:t>
       </w:r>
       <w:r>
         <w:rPr>
@@ -1196,7 +1360,25 @@
           <w:szCs w:val="24"/>
         </w:rPr>
         <w:tab/>
-        <w:t xml:space="preserve">In the developmental sciences, the Little Albert experiment is a paradigmatic example of classical conditioning (e.g., Watson &amp; Rayner, 1920), and Carolyn Rovee-Collier’s </w:t>
+        <w:t xml:space="preserve">In the developmental sciences, the Little Albert experiment is a paradigmatic example of classical conditioning (e.g., Watson &amp; Rayner, 1920), and Carolyn </w:t>
+      </w:r>
+      <w:proofErr w:type="spellStart"/>
+      <w:r>
+        <w:rPr>
+          <w:rFonts w:ascii="Times New Roman" w:eastAsia="Times New Roman" w:hAnsi="Times New Roman" w:cs="Times New Roman"/>
+          <w:sz w:val="24"/>
+          <w:szCs w:val="24"/>
+        </w:rPr>
+        <w:t>Rovee</w:t>
+      </w:r>
+      <w:proofErr w:type="spellEnd"/>
+      <w:r>
+        <w:rPr>
+          <w:rFonts w:ascii="Times New Roman" w:eastAsia="Times New Roman" w:hAnsi="Times New Roman" w:cs="Times New Roman"/>
+          <w:sz w:val="24"/>
+          <w:szCs w:val="24"/>
+        </w:rPr>
+        <w:t xml:space="preserve">-Collier’s </w:t>
       </w:r>
       <w:r>
         <w:rPr>
@@ -1244,7 +1426,25 @@
           <w:sz w:val="24"/>
           <w:szCs w:val="24"/>
         </w:rPr>
-        <w:t xml:space="preserve"> a paradigmatic example of operant conditioning (e.g., Rovee-Collier, 1999). Although both types of learning operate throughout and play key roles in cognitive development, I focus </w:t>
+        <w:t xml:space="preserve"> a paradigmatic example of operant conditioning (e.g., </w:t>
+      </w:r>
+      <w:proofErr w:type="spellStart"/>
+      <w:r>
+        <w:rPr>
+          <w:rFonts w:ascii="Times New Roman" w:eastAsia="Times New Roman" w:hAnsi="Times New Roman" w:cs="Times New Roman"/>
+          <w:sz w:val="24"/>
+          <w:szCs w:val="24"/>
+        </w:rPr>
+        <w:t>Rovee</w:t>
+      </w:r>
+      <w:proofErr w:type="spellEnd"/>
+      <w:r>
+        <w:rPr>
+          <w:rFonts w:ascii="Times New Roman" w:eastAsia="Times New Roman" w:hAnsi="Times New Roman" w:cs="Times New Roman"/>
+          <w:sz w:val="24"/>
+          <w:szCs w:val="24"/>
+        </w:rPr>
+        <w:t xml:space="preserve">-Collier, 1999). Although both types of learning operate throughout and play key roles in cognitive development, I focus </w:t>
       </w:r>
       <w:r>
         <w:rPr>
@@ -1332,7 +1532,43 @@
           <w:szCs w:val="24"/>
         </w:rPr>
         <w:tab/>
-        <w:t xml:space="preserve">One especially notable difficulty—one that becomes evident only when classical conditioning is formalized mathematically (e.g., Rescorla &amp; Wagner, 1972; Widrow &amp; Hoff, 1960)—is that this form of learning establishes direct associations between representations of external stimuli rather than associations mediated by learned internal representations. This limitation is severe and means that models that implement classical conditioning—such as the Rescorla-Wagner model (e.g., Rescorla &amp; Wagner, 1972) or the Delta rule (Widrow &amp; Hoff, 1960)—are unable to solve so-called </w:t>
+        <w:t xml:space="preserve">One especially notable difficulty—one that becomes evident only when classical conditioning is formalized mathematically (e.g., Rescorla &amp; Wagner, 1972; </w:t>
+      </w:r>
+      <w:proofErr w:type="spellStart"/>
+      <w:r>
+        <w:rPr>
+          <w:rFonts w:ascii="Times New Roman" w:eastAsia="Times New Roman" w:hAnsi="Times New Roman" w:cs="Times New Roman"/>
+          <w:sz w:val="24"/>
+          <w:szCs w:val="24"/>
+        </w:rPr>
+        <w:t>Widrow</w:t>
+      </w:r>
+      <w:proofErr w:type="spellEnd"/>
+      <w:r>
+        <w:rPr>
+          <w:rFonts w:ascii="Times New Roman" w:eastAsia="Times New Roman" w:hAnsi="Times New Roman" w:cs="Times New Roman"/>
+          <w:sz w:val="24"/>
+          <w:szCs w:val="24"/>
+        </w:rPr>
+        <w:t xml:space="preserve"> &amp; Hoff, 1960)—is that this form of learning establishes direct associations between representations of external stimuli rather than associations mediated by learned internal representations. This limitation is severe and means that models that implement classical conditioning—such as the Rescorla-Wagner model (e.g., Rescorla &amp; Wagner, 1972) or the Delta rule (</w:t>
+      </w:r>
+      <w:proofErr w:type="spellStart"/>
+      <w:r>
+        <w:rPr>
+          <w:rFonts w:ascii="Times New Roman" w:eastAsia="Times New Roman" w:hAnsi="Times New Roman" w:cs="Times New Roman"/>
+          <w:sz w:val="24"/>
+          <w:szCs w:val="24"/>
+        </w:rPr>
+        <w:t>Widrow</w:t>
+      </w:r>
+      <w:proofErr w:type="spellEnd"/>
+      <w:r>
+        <w:rPr>
+          <w:rFonts w:ascii="Times New Roman" w:eastAsia="Times New Roman" w:hAnsi="Times New Roman" w:cs="Times New Roman"/>
+          <w:sz w:val="24"/>
+          <w:szCs w:val="24"/>
+        </w:rPr>
+        <w:t xml:space="preserve"> &amp; Hoff, 1960)—are unable to solve so-called </w:t>
       </w:r>
       <w:r>
         <w:rPr>
@@ -1553,7 +1789,25 @@
           <w:sz w:val="24"/>
           <w:szCs w:val="24"/>
         </w:rPr>
-        <w:t>separable if this distinction is not possible. Although it was recognized fairly early on that solving linearly inseparable problems requires the introduction of internal representations (e.g., Minsky &amp; Papert, 1969), it was not until the 1970s and ‘80s that an algorithm—</w:t>
+        <w:t xml:space="preserve">separable if this distinction is not possible. Although it was recognized fairly early on that solving linearly inseparable problems requires the introduction of internal representations (e.g., Minsky &amp; </w:t>
+      </w:r>
+      <w:proofErr w:type="spellStart"/>
+      <w:r>
+        <w:rPr>
+          <w:rFonts w:ascii="Times New Roman" w:eastAsia="Times New Roman" w:hAnsi="Times New Roman" w:cs="Times New Roman"/>
+          <w:sz w:val="24"/>
+          <w:szCs w:val="24"/>
+        </w:rPr>
+        <w:t>Papert</w:t>
+      </w:r>
+      <w:proofErr w:type="spellEnd"/>
+      <w:r>
+        <w:rPr>
+          <w:rFonts w:ascii="Times New Roman" w:eastAsia="Times New Roman" w:hAnsi="Times New Roman" w:cs="Times New Roman"/>
+          <w:sz w:val="24"/>
+          <w:szCs w:val="24"/>
+        </w:rPr>
+        <w:t>, 1969), it was not until the 1970s and ‘80s that an algorithm—</w:t>
       </w:r>
       <w:r>
         <w:rPr>
@@ -1571,7 +1825,25 @@
           <w:sz w:val="24"/>
           <w:szCs w:val="24"/>
         </w:rPr>
-        <w:t xml:space="preserve"> (e.g., Rumelhart et al., 1986; Werbos, 1974)—was developed that could learn such internal representations. </w:t>
+        <w:t xml:space="preserve"> (e.g., Rumelhart et al., 1986; </w:t>
+      </w:r>
+      <w:proofErr w:type="spellStart"/>
+      <w:r>
+        <w:rPr>
+          <w:rFonts w:ascii="Times New Roman" w:eastAsia="Times New Roman" w:hAnsi="Times New Roman" w:cs="Times New Roman"/>
+          <w:sz w:val="24"/>
+          <w:szCs w:val="24"/>
+        </w:rPr>
+        <w:t>Werbos</w:t>
+      </w:r>
+      <w:proofErr w:type="spellEnd"/>
+      <w:r>
+        <w:rPr>
+          <w:rFonts w:ascii="Times New Roman" w:eastAsia="Times New Roman" w:hAnsi="Times New Roman" w:cs="Times New Roman"/>
+          <w:sz w:val="24"/>
+          <w:szCs w:val="24"/>
+        </w:rPr>
+        <w:t xml:space="preserve">, 1974)—was developed that could learn such internal representations. </w:t>
       </w:r>
       <w:r>
         <w:rPr>
@@ -1831,7 +2103,25 @@
           <w:sz w:val="24"/>
           <w:szCs w:val="24"/>
         </w:rPr>
-        <w:t>The Core Knowledge perspective offers one intriguing answer (e.g., Spelke, 2022; for a related account, see Carey, 2009). This theory posits that infants are endowed with a small number of “core knowledge” systems. These domain-specific systems are argued to support reasoning about geometry and space, agents, inanimate objects, number, and social relationships. These systems are “domain specific” because they support learning in particular content domains and are triggered by particular kinds of input. Thus, each of the aforementioned domains has its own core-knowledge system. However, of these systems, the two core-knowledge systems that are most relevant to the question posed above are the agent and object systems. The core agent system enables infants to know that agents are goal-directed, self-propelled, and can cause action to occur in other agents both at a distance and through direct contact</w:t>
+        <w:t xml:space="preserve">The Core Knowledge perspective offers one intriguing answer (e.g., </w:t>
+      </w:r>
+      <w:proofErr w:type="spellStart"/>
+      <w:r>
+        <w:rPr>
+          <w:rFonts w:ascii="Times New Roman" w:eastAsia="Times New Roman" w:hAnsi="Times New Roman" w:cs="Times New Roman"/>
+          <w:sz w:val="24"/>
+          <w:szCs w:val="24"/>
+        </w:rPr>
+        <w:t>Spelke</w:t>
+      </w:r>
+      <w:proofErr w:type="spellEnd"/>
+      <w:r>
+        <w:rPr>
+          <w:rFonts w:ascii="Times New Roman" w:eastAsia="Times New Roman" w:hAnsi="Times New Roman" w:cs="Times New Roman"/>
+          <w:sz w:val="24"/>
+          <w:szCs w:val="24"/>
+        </w:rPr>
+        <w:t>, 2022; for a related account, see Carey, 2009). This theory posits that infants are endowed with a small number of “core knowledge” systems. These domain-specific systems are argued to support reasoning about geometry and space, agents, inanimate objects, number, and social relationships. These systems are “domain specific” because they support learning in particular content domains and are triggered by particular kinds of input. Thus, each of the aforementioned domains has its own core-knowledge system. However, of these systems, the two core-knowledge systems that are most relevant to the question posed above are the agent and object systems. The core agent system enables infants to know that agents are goal-directed, self-propelled, and can cause action to occur in other agents both at a distance and through direct contact</w:t>
       </w:r>
       <w:r>
         <w:rPr>
@@ -1885,7 +2175,25 @@
           <w:szCs w:val="24"/>
         </w:rPr>
         <w:tab/>
-        <w:t>Some of the initial support for this theory came from a study by Spelke et al. (1995; see also Kosugi &amp; Fujita, 2002; Woodward et al., 1993). Seven-month-olds were assigned to one of two conditions</w:t>
+        <w:t xml:space="preserve">Some of the initial support for this theory came from a study by </w:t>
+      </w:r>
+      <w:proofErr w:type="spellStart"/>
+      <w:r>
+        <w:rPr>
+          <w:rFonts w:ascii="Times New Roman" w:eastAsia="Times New Roman" w:hAnsi="Times New Roman" w:cs="Times New Roman"/>
+          <w:sz w:val="24"/>
+          <w:szCs w:val="24"/>
+        </w:rPr>
+        <w:t>Spelke</w:t>
+      </w:r>
+      <w:proofErr w:type="spellEnd"/>
+      <w:r>
+        <w:rPr>
+          <w:rFonts w:ascii="Times New Roman" w:eastAsia="Times New Roman" w:hAnsi="Times New Roman" w:cs="Times New Roman"/>
+          <w:sz w:val="24"/>
+          <w:szCs w:val="24"/>
+        </w:rPr>
+        <w:t xml:space="preserve"> et al. (1995; see also Kosugi &amp; Fujita, 2002; Woodward et al., 1993). Seven-month-olds were assigned to one of two conditions</w:t>
       </w:r>
       <w:r>
         <w:rPr>
@@ -1932,7 +2240,24 @@
           <w:szCs w:val="24"/>
         </w:rPr>
         <w:tab/>
-        <w:t xml:space="preserve">Spelke et al. (1995) reasoned that if infants understand that people and objects possess distinct causal properties, then they should have different expectations about what occurred behind the screen during habituation. For example, if they understand that objects generally do not move in the absence of contact, then they should have inferred that the second object moved following contact from the first and thus look longer at the No Contact test event than at the Contact one. Because people’s causal actions are relatively unconstrained, infants’ expectations about how the people interacted with one another behind the screen should be more equivocal. As a consequence, both test events should elicit equivalent amounts of looking. </w:t>
+      </w:r>
+      <w:proofErr w:type="spellStart"/>
+      <w:r>
+        <w:rPr>
+          <w:rFonts w:ascii="Times New Roman" w:eastAsia="Times New Roman" w:hAnsi="Times New Roman" w:cs="Times New Roman"/>
+          <w:sz w:val="24"/>
+          <w:szCs w:val="24"/>
+        </w:rPr>
+        <w:t>Spelke</w:t>
+      </w:r>
+      <w:proofErr w:type="spellEnd"/>
+      <w:r>
+        <w:rPr>
+          <w:rFonts w:ascii="Times New Roman" w:eastAsia="Times New Roman" w:hAnsi="Times New Roman" w:cs="Times New Roman"/>
+          <w:sz w:val="24"/>
+          <w:szCs w:val="24"/>
+        </w:rPr>
+        <w:t xml:space="preserve"> et al. (1995) reasoned that if infants understand that people and objects possess distinct causal properties, then they should have different expectations about what occurred behind the screen during habituation. For example, if they understand that objects generally do not move in the absence of contact, then they should have inferred that the second object moved following contact from the first and thus look longer at the No Contact test event than at the Contact one. Because people’s causal actions are relatively unconstrained, infants’ expectations about how the people interacted with one another behind the screen should be more equivocal. As a consequence, both test events should elicit equivalent amounts of looking. </w:t>
       </w:r>
     </w:p>
     <w:p>
@@ -1954,7 +2279,25 @@
           <w:szCs w:val="24"/>
         </w:rPr>
         <w:tab/>
-        <w:t xml:space="preserve">This is precisely what Spelke et al. (1995) found: The longest looking was observed for the No Contact test event in the Inanimate Object condition, but an equivalent amount of looking was observed for both test events in the People condition. This finding, </w:t>
+        <w:t xml:space="preserve">This is precisely what </w:t>
+      </w:r>
+      <w:proofErr w:type="spellStart"/>
+      <w:r>
+        <w:rPr>
+          <w:rFonts w:ascii="Times New Roman" w:eastAsia="Times New Roman" w:hAnsi="Times New Roman" w:cs="Times New Roman"/>
+          <w:sz w:val="24"/>
+          <w:szCs w:val="24"/>
+        </w:rPr>
+        <w:t>Spelke</w:t>
+      </w:r>
+      <w:proofErr w:type="spellEnd"/>
+      <w:r>
+        <w:rPr>
+          <w:rFonts w:ascii="Times New Roman" w:eastAsia="Times New Roman" w:hAnsi="Times New Roman" w:cs="Times New Roman"/>
+          <w:sz w:val="24"/>
+          <w:szCs w:val="24"/>
+        </w:rPr>
+        <w:t xml:space="preserve"> et al. (1995) found: The longest looking was observed for the No Contact test event in the Inanimate Object condition, but an equivalent amount of looking was observed for both test events in the People condition. This finding, </w:t>
       </w:r>
       <w:r>
         <w:rPr>
@@ -1970,7 +2313,25 @@
           <w:sz w:val="24"/>
           <w:szCs w:val="24"/>
         </w:rPr>
-        <w:t xml:space="preserve"> with evidence demonstrating that infants between 7 and 10 months of age ostensibly are surprised when an inanimate object is revealed to have caused another object’s earlier motion and rapidly encode the motion characteristics of animates and inanimates (e.g., Markson &amp; Spelke, 2006; Saxe et al., 2005; Saxe et al., 2007), would seem to support the Core Knowledge account. As the opening example made clear, however, such a conclusion may be unwarranted if a simpler mechanism and explanation can account for these findings. </w:t>
+        <w:t xml:space="preserve"> with evidence demonstrating that infants between 7 and 10 months of age ostensibly are surprised when an inanimate object is revealed to have caused another object’s earlier motion and rapidly encode the motion characteristics of animates and inanimates (e.g., Markson &amp; </w:t>
+      </w:r>
+      <w:proofErr w:type="spellStart"/>
+      <w:r>
+        <w:rPr>
+          <w:rFonts w:ascii="Times New Roman" w:eastAsia="Times New Roman" w:hAnsi="Times New Roman" w:cs="Times New Roman"/>
+          <w:sz w:val="24"/>
+          <w:szCs w:val="24"/>
+        </w:rPr>
+        <w:t>Spelke</w:t>
+      </w:r>
+      <w:proofErr w:type="spellEnd"/>
+      <w:r>
+        <w:rPr>
+          <w:rFonts w:ascii="Times New Roman" w:eastAsia="Times New Roman" w:hAnsi="Times New Roman" w:cs="Times New Roman"/>
+          <w:sz w:val="24"/>
+          <w:szCs w:val="24"/>
+        </w:rPr>
+        <w:t xml:space="preserve">, 2006; Saxe et al., 2005; Saxe et al., 2007), would seem to support the Core Knowledge account. As the opening example made clear, however, such a conclusion may be unwarranted if a simpler mechanism and explanation can account for these findings. </w:t>
       </w:r>
     </w:p>
     <w:p>
@@ -2017,7 +2378,25 @@
           <w:sz w:val="24"/>
           <w:szCs w:val="24"/>
         </w:rPr>
-        <w:t xml:space="preserve">) and movement over non-movement (e.g., Slater, 1989; Vallortigara et al., 2005), can explain infants’ looking behaviors in these studies. </w:t>
+        <w:t xml:space="preserve">) and movement over non-movement (e.g., Slater, 1989; </w:t>
+      </w:r>
+      <w:proofErr w:type="spellStart"/>
+      <w:r>
+        <w:rPr>
+          <w:rFonts w:ascii="Times New Roman" w:eastAsia="Times New Roman" w:hAnsi="Times New Roman" w:cs="Times New Roman"/>
+          <w:sz w:val="24"/>
+          <w:szCs w:val="24"/>
+        </w:rPr>
+        <w:t>Vallortigara</w:t>
+      </w:r>
+      <w:proofErr w:type="spellEnd"/>
+      <w:r>
+        <w:rPr>
+          <w:rFonts w:ascii="Times New Roman" w:eastAsia="Times New Roman" w:hAnsi="Times New Roman" w:cs="Times New Roman"/>
+          <w:sz w:val="24"/>
+          <w:szCs w:val="24"/>
+        </w:rPr>
+        <w:t xml:space="preserve"> et al., 2005), can explain infants’ looking behaviors in these studies. </w:t>
       </w:r>
     </w:p>
     <w:p>
@@ -2285,15 +2664,7 @@
           <w:sz w:val="24"/>
           <w:szCs w:val="24"/>
         </w:rPr>
-        <w:t>generally</w:t>
-      </w:r>
-      <w:r>
-        <w:rPr>
-          <w:rFonts w:ascii="Times New Roman" w:eastAsia="Times New Roman" w:hAnsi="Times New Roman" w:cs="Times New Roman"/>
-          <w:sz w:val="24"/>
-          <w:szCs w:val="24"/>
-        </w:rPr>
-        <w:t xml:space="preserve"> </w:t>
+        <w:t xml:space="preserve">generally </w:t>
       </w:r>
       <w:r>
         <w:rPr>
@@ -2370,7 +2741,43 @@
           <w:szCs w:val="24"/>
         </w:rPr>
         <w:tab/>
-        <w:t xml:space="preserve">As with the sensorimotor connections in Braitenberg’s vehicles, this is all that is needed to explain infants’ looking behaviors in studies that evaluate what, if anything, they know about people and object causal action; core knowledge systems are not necessary. Consider the Inanimate Object condition in Spelke et al. (1995), for example. </w:t>
+        <w:t xml:space="preserve">As with the sensorimotor connections in </w:t>
+      </w:r>
+      <w:proofErr w:type="spellStart"/>
+      <w:r>
+        <w:rPr>
+          <w:rFonts w:ascii="Times New Roman" w:eastAsia="Times New Roman" w:hAnsi="Times New Roman" w:cs="Times New Roman"/>
+          <w:sz w:val="24"/>
+          <w:szCs w:val="24"/>
+        </w:rPr>
+        <w:t>Braitenberg’s</w:t>
+      </w:r>
+      <w:proofErr w:type="spellEnd"/>
+      <w:r>
+        <w:rPr>
+          <w:rFonts w:ascii="Times New Roman" w:eastAsia="Times New Roman" w:hAnsi="Times New Roman" w:cs="Times New Roman"/>
+          <w:sz w:val="24"/>
+          <w:szCs w:val="24"/>
+        </w:rPr>
+        <w:t xml:space="preserve"> vehicles, this is all that is needed to explain infants’ looking behaviors in studies that evaluate what, if anything, they know about people and object causal action; core knowledge systems are not necessary. Consider the Inanimate Object condition in </w:t>
+      </w:r>
+      <w:proofErr w:type="spellStart"/>
+      <w:r>
+        <w:rPr>
+          <w:rFonts w:ascii="Times New Roman" w:eastAsia="Times New Roman" w:hAnsi="Times New Roman" w:cs="Times New Roman"/>
+          <w:sz w:val="24"/>
+          <w:szCs w:val="24"/>
+        </w:rPr>
+        <w:t>Spelke</w:t>
+      </w:r>
+      <w:proofErr w:type="spellEnd"/>
+      <w:r>
+        <w:rPr>
+          <w:rFonts w:ascii="Times New Roman" w:eastAsia="Times New Roman" w:hAnsi="Times New Roman" w:cs="Times New Roman"/>
+          <w:sz w:val="24"/>
+          <w:szCs w:val="24"/>
+        </w:rPr>
+        <w:t xml:space="preserve"> et al. (1995), for example. </w:t>
       </w:r>
       <w:r>
         <w:rPr>
@@ -2440,7 +2847,25 @@
           <w:szCs w:val="24"/>
         </w:rPr>
         <w:tab/>
-        <w:t xml:space="preserve">To demonstrate that this account could replicate Spelke et al.’s (1995) findings, I instantiated it in a connectionist computational model. These models—much like the human brain—consist of simple “neuron-like” processing units that are organized into layers. Units in one layer interact with units in adjacent layers via a set of interconnected, synapse-like, real-valued, weighted connections. Thus, units in the bottommost, or </w:t>
+        <w:t xml:space="preserve">To demonstrate that this account could replicate </w:t>
+      </w:r>
+      <w:proofErr w:type="spellStart"/>
+      <w:r>
+        <w:rPr>
+          <w:rFonts w:ascii="Times New Roman" w:eastAsia="Times New Roman" w:hAnsi="Times New Roman" w:cs="Times New Roman"/>
+          <w:sz w:val="24"/>
+          <w:szCs w:val="24"/>
+        </w:rPr>
+        <w:t>Spelke</w:t>
+      </w:r>
+      <w:proofErr w:type="spellEnd"/>
+      <w:r>
+        <w:rPr>
+          <w:rFonts w:ascii="Times New Roman" w:eastAsia="Times New Roman" w:hAnsi="Times New Roman" w:cs="Times New Roman"/>
+          <w:sz w:val="24"/>
+          <w:szCs w:val="24"/>
+        </w:rPr>
+        <w:t xml:space="preserve"> et al.’s (1995) findings, I instantiated it in a connectionist computational model. These models—much like the human brain—consist of simple “neuron-like” processing units that are organized into layers. Units in one layer interact with units in adjacent layers via a set of interconnected, synapse-like, real-valued, weighted connections. Thus, units in the bottommost, or </w:t>
       </w:r>
       <w:r>
         <w:rPr>
@@ -2519,7 +2944,25 @@
           <w:sz w:val="24"/>
           <w:szCs w:val="24"/>
         </w:rPr>
-        <w:t>developmental (Benton, 2022, 2023, 2025; Benton et al., 2024; Mareschal &amp; Thomas, 2007; Rakison &amp; Lupyan, 2008). As is true for human infants and children, learning occurs through gradual adjustments to the weights throughout the network. Second, connectionist models are constructive</w:t>
+        <w:t xml:space="preserve">developmental (Benton, 2022, 2023, 2025; Benton et al., 2024; Mareschal &amp; Thomas, 2007; Rakison &amp; </w:t>
+      </w:r>
+      <w:proofErr w:type="spellStart"/>
+      <w:r>
+        <w:rPr>
+          <w:rFonts w:ascii="Times New Roman" w:eastAsia="Times New Roman" w:hAnsi="Times New Roman" w:cs="Times New Roman"/>
+          <w:sz w:val="24"/>
+          <w:szCs w:val="24"/>
+        </w:rPr>
+        <w:t>Lupyan</w:t>
+      </w:r>
+      <w:proofErr w:type="spellEnd"/>
+      <w:r>
+        <w:rPr>
+          <w:rFonts w:ascii="Times New Roman" w:eastAsia="Times New Roman" w:hAnsi="Times New Roman" w:cs="Times New Roman"/>
+          <w:sz w:val="24"/>
+          <w:szCs w:val="24"/>
+        </w:rPr>
+        <w:t>, 2008). As is true for human infants and children, learning occurs through gradual adjustments to the weights throughout the network. Second, connectionist models are constructive</w:t>
       </w:r>
       <w:r>
         <w:rPr>
@@ -2913,7 +3356,25 @@
           <w:sz w:val="24"/>
           <w:szCs w:val="24"/>
         </w:rPr>
-        <w:t xml:space="preserve">when the former stopped and the latter began moving. The two entities were separated by one position when one stopped and the other began moving during action-at-a-distance events. To achieve the copying and prediction goals, networks needed to develop hidden representations that captured the most essential aspects of the input while also encoding each action’s sequential regularities as different events unfolded. </w:t>
+        <w:t xml:space="preserve">when the former stopped and the latter began moving. The two entities were separated by one position when one </w:t>
+      </w:r>
+      <w:proofErr w:type="gramStart"/>
+      <w:r>
+        <w:rPr>
+          <w:rFonts w:ascii="Times New Roman" w:eastAsia="Times New Roman" w:hAnsi="Times New Roman" w:cs="Times New Roman"/>
+          <w:sz w:val="24"/>
+          <w:szCs w:val="24"/>
+        </w:rPr>
+        <w:t>stopped</w:t>
+      </w:r>
+      <w:proofErr w:type="gramEnd"/>
+      <w:r>
+        <w:rPr>
+          <w:rFonts w:ascii="Times New Roman" w:eastAsia="Times New Roman" w:hAnsi="Times New Roman" w:cs="Times New Roman"/>
+          <w:sz w:val="24"/>
+          <w:szCs w:val="24"/>
+        </w:rPr>
+        <w:t xml:space="preserve"> and the other began moving during action-at-a-distance events. To achieve the copying and prediction goals, networks needed to develop hidden representations that captured the most essential aspects of the input while also encoding each action’s sequential regularities as different events unfolded. </w:t>
       </w:r>
       <w:r>
         <w:rPr>
@@ -2965,7 +3426,25 @@
           <w:szCs w:val="24"/>
         </w:rPr>
         <w:tab/>
-        <w:t xml:space="preserve">A briefer habituation phase followed this “real world” phase. Networks—like the infants in Spelke et al. (1995)—were assigned either to the Inanimate Object condition or to the People condition. Networks saw a different set of people and objects during this phase than those seen in the “real world.” To simulate the fact that infants were not provided specific motion information during habituation, motion information was omitted during habituation. This meant that the network’s only task was to copy the input-layer activity to the output layer. </w:t>
+        <w:t xml:space="preserve">A briefer habituation phase followed this “real world” phase. Networks—like the infants in </w:t>
+      </w:r>
+      <w:proofErr w:type="spellStart"/>
+      <w:r>
+        <w:rPr>
+          <w:rFonts w:ascii="Times New Roman" w:eastAsia="Times New Roman" w:hAnsi="Times New Roman" w:cs="Times New Roman"/>
+          <w:sz w:val="24"/>
+          <w:szCs w:val="24"/>
+        </w:rPr>
+        <w:t>Spelke</w:t>
+      </w:r>
+      <w:proofErr w:type="spellEnd"/>
+      <w:r>
+        <w:rPr>
+          <w:rFonts w:ascii="Times New Roman" w:eastAsia="Times New Roman" w:hAnsi="Times New Roman" w:cs="Times New Roman"/>
+          <w:sz w:val="24"/>
+          <w:szCs w:val="24"/>
+        </w:rPr>
+        <w:t xml:space="preserve"> et al. (1995)—were assigned either to the Inanimate Object condition or to the People condition. Networks saw a different set of people and objects during this phase than those seen in the “real world.” To simulate the fact that infants were not provided specific motion information during habituation, motion information was omitted during habituation. This meant that the network’s only task was to copy the input-layer activity to the output layer. </w:t>
       </w:r>
     </w:p>
     <w:p>
@@ -2988,7 +3467,61 @@
         </w:rPr>
         <w:lastRenderedPageBreak/>
         <w:tab/>
-        <w:t xml:space="preserve">All networks were then shown Contact and No Contact events during a subsequent test phase. The discrepancy (or “error”) mentioned earlier served as a proxy for looking time; the greater this discrepancy, the longer networks were assumed to have looked at an event. This operationalization is consistent with that used in developmental models like this one (e.g., Benton &amp; Hoch, 2026; Benton &amp; Lapan, 2022; Mareschal et al., 2000). As in Spelke et al. (1995), older networks in the People condition produced an equivalent amount of error in response to the No Contact and Contact test events, whereas networks in the Inanimate Object condition produced more errors in response to the former than the latter event. Younger networks showed a different pattern of results altogether: They produced comparable errors in response to both test events irrespective of their assigned condition. The first implication of these results is that innate knowledge about people’s and objects’ causal behaviors—knowledge that is grounded in core systems—is not necessary to explain Spelke et al.’s (1995) findings; associative learning is clearly sufficient. The second is that younger infants should demonstrate a qualitatively different looking pattern than did the 7-month-olds in Spelke et al. (1995). How much younger these infants would need to be, </w:t>
+        <w:t xml:space="preserve">All networks were then shown Contact and No Contact events during a subsequent test phase. The discrepancy (or “error”) mentioned earlier served as a proxy for looking time; the greater this discrepancy, the longer networks were assumed to have looked at an event. This operationalization is consistent with that used in developmental models like this one (e.g., Benton &amp; Hoch, 2026; Benton &amp; Lapan, 2022; Mareschal et al., 2000). As in </w:t>
+      </w:r>
+      <w:proofErr w:type="spellStart"/>
+      <w:r>
+        <w:rPr>
+          <w:rFonts w:ascii="Times New Roman" w:eastAsia="Times New Roman" w:hAnsi="Times New Roman" w:cs="Times New Roman"/>
+          <w:sz w:val="24"/>
+          <w:szCs w:val="24"/>
+        </w:rPr>
+        <w:t>Spelke</w:t>
+      </w:r>
+      <w:proofErr w:type="spellEnd"/>
+      <w:r>
+        <w:rPr>
+          <w:rFonts w:ascii="Times New Roman" w:eastAsia="Times New Roman" w:hAnsi="Times New Roman" w:cs="Times New Roman"/>
+          <w:sz w:val="24"/>
+          <w:szCs w:val="24"/>
+        </w:rPr>
+        <w:t xml:space="preserve"> et al. (1995), older networks in the People condition produced an equivalent amount of error in response to the No Contact and Contact test events, whereas networks in the Inanimate Object condition produced more errors in response to the former than the latter event. Younger networks showed a different pattern of results altogether: They produced comparable errors in response to both test events irrespective of their assigned condition. The first implication of these results is that innate knowledge about people’s and objects’ causal behaviors—knowledge that is grounded in core systems—is not necessary to explain </w:t>
+      </w:r>
+      <w:proofErr w:type="spellStart"/>
+      <w:r>
+        <w:rPr>
+          <w:rFonts w:ascii="Times New Roman" w:eastAsia="Times New Roman" w:hAnsi="Times New Roman" w:cs="Times New Roman"/>
+          <w:sz w:val="24"/>
+          <w:szCs w:val="24"/>
+        </w:rPr>
+        <w:t>Spelke</w:t>
+      </w:r>
+      <w:proofErr w:type="spellEnd"/>
+      <w:r>
+        <w:rPr>
+          <w:rFonts w:ascii="Times New Roman" w:eastAsia="Times New Roman" w:hAnsi="Times New Roman" w:cs="Times New Roman"/>
+          <w:sz w:val="24"/>
+          <w:szCs w:val="24"/>
+        </w:rPr>
+        <w:t xml:space="preserve"> et al.’s (1995) findings; associative learning is clearly sufficient. The second is that younger infants should demonstrate a qualitatively different looking pattern than did the 7-month-olds in </w:t>
+      </w:r>
+      <w:proofErr w:type="spellStart"/>
+      <w:r>
+        <w:rPr>
+          <w:rFonts w:ascii="Times New Roman" w:eastAsia="Times New Roman" w:hAnsi="Times New Roman" w:cs="Times New Roman"/>
+          <w:sz w:val="24"/>
+          <w:szCs w:val="24"/>
+        </w:rPr>
+        <w:t>Spelke</w:t>
+      </w:r>
+      <w:proofErr w:type="spellEnd"/>
+      <w:r>
+        <w:rPr>
+          <w:rFonts w:ascii="Times New Roman" w:eastAsia="Times New Roman" w:hAnsi="Times New Roman" w:cs="Times New Roman"/>
+          <w:sz w:val="24"/>
+          <w:szCs w:val="24"/>
+        </w:rPr>
+        <w:t xml:space="preserve"> et al. (1995). How much younger these infants would need to be, </w:t>
       </w:r>
       <w:r>
         <w:rPr>
@@ -3026,7 +3559,25 @@
           <w:szCs w:val="24"/>
         </w:rPr>
         <w:tab/>
-        <w:t xml:space="preserve">Two potential objections to these findings are nonetheless worth considering. One is that the older networks might have exhibited the same looking patterns as the 7-month-olds in Spelke et al. (1995) simply because they never encountered objects moving on their own in the real world. Infants, by comparison, have probably seen objects move in the absence of an identifiable source of contact, even if such events are less frequent than those in which objects (or agents) cause other objects to move through contact. An infant who turns around just seconds after a wind-up toy has been set in motion, for example, would see the toy moving without having </w:t>
+        <w:t xml:space="preserve">Two potential objections to these findings are nonetheless worth considering. One is that the older networks might have exhibited the same looking patterns as the 7-month-olds in </w:t>
+      </w:r>
+      <w:proofErr w:type="spellStart"/>
+      <w:r>
+        <w:rPr>
+          <w:rFonts w:ascii="Times New Roman" w:eastAsia="Times New Roman" w:hAnsi="Times New Roman" w:cs="Times New Roman"/>
+          <w:sz w:val="24"/>
+          <w:szCs w:val="24"/>
+        </w:rPr>
+        <w:t>Spelke</w:t>
+      </w:r>
+      <w:proofErr w:type="spellEnd"/>
+      <w:r>
+        <w:rPr>
+          <w:rFonts w:ascii="Times New Roman" w:eastAsia="Times New Roman" w:hAnsi="Times New Roman" w:cs="Times New Roman"/>
+          <w:sz w:val="24"/>
+          <w:szCs w:val="24"/>
+        </w:rPr>
+        <w:t xml:space="preserve"> et al. (1995) simply because they never encountered objects moving on their own in the real world. Infants, by comparison, have probably seen objects move in the absence of an identifiable source of contact, even if such events are less frequent than those in which objects (or agents) cause other objects to move through contact. An infant who turns around just seconds after a wind-up toy has been set in motion, for example, would see the toy moving without having </w:t>
       </w:r>
       <w:r>
         <w:rPr>
@@ -3042,7 +3593,23 @@
           <w:sz w:val="24"/>
           <w:szCs w:val="24"/>
         </w:rPr>
-        <w:t xml:space="preserve">witnessed what caused it to begin moving. I addressed this concern in a subsequent simulation by </w:t>
+        <w:t xml:space="preserve">witnessed what </w:t>
+      </w:r>
+      <w:r>
+        <w:rPr>
+          <w:rFonts w:ascii="Times New Roman" w:eastAsia="Times New Roman" w:hAnsi="Times New Roman" w:cs="Times New Roman"/>
+          <w:sz w:val="24"/>
+          <w:szCs w:val="24"/>
+        </w:rPr>
+        <w:t>instigated its motion</w:t>
+      </w:r>
+      <w:r>
+        <w:rPr>
+          <w:rFonts w:ascii="Times New Roman" w:eastAsia="Times New Roman" w:hAnsi="Times New Roman" w:cs="Times New Roman"/>
+          <w:sz w:val="24"/>
+          <w:szCs w:val="24"/>
+        </w:rPr>
+        <w:t xml:space="preserve">. I addressed this concern in a subsequent simulation by </w:t>
       </w:r>
       <w:r>
         <w:rPr>
@@ -3075,23 +3642,33 @@
           <w:sz w:val="24"/>
           <w:szCs w:val="24"/>
         </w:rPr>
-        <w:t>after</w:t>
-      </w:r>
-      <w:r>
-        <w:rPr>
-          <w:rFonts w:ascii="Times New Roman" w:eastAsia="Times New Roman" w:hAnsi="Times New Roman" w:cs="Times New Roman"/>
-          <w:sz w:val="24"/>
-          <w:szCs w:val="24"/>
-        </w:rPr>
-        <w:t xml:space="preserve"> </w:t>
-      </w:r>
-      <w:r>
-        <w:rPr>
-          <w:rFonts w:ascii="Times New Roman" w:eastAsia="Times New Roman" w:hAnsi="Times New Roman" w:cs="Times New Roman"/>
-          <w:sz w:val="24"/>
-          <w:szCs w:val="24"/>
-        </w:rPr>
-        <w:t xml:space="preserve">contact in the real world. Networks continued to replicate Spelke et al.’s (1995) findings even when exposed to many instances of objects moving on their own. These results suggest that the older networks’ initial success did not depend on a perfect correspondence between inanimate objects and contact causality. </w:t>
+        <w:t xml:space="preserve">after </w:t>
+      </w:r>
+      <w:r>
+        <w:rPr>
+          <w:rFonts w:ascii="Times New Roman" w:eastAsia="Times New Roman" w:hAnsi="Times New Roman" w:cs="Times New Roman"/>
+          <w:sz w:val="24"/>
+          <w:szCs w:val="24"/>
+        </w:rPr>
+        <w:t xml:space="preserve">contact in the real world. Networks continued to replicate </w:t>
+      </w:r>
+      <w:proofErr w:type="spellStart"/>
+      <w:r>
+        <w:rPr>
+          <w:rFonts w:ascii="Times New Roman" w:eastAsia="Times New Roman" w:hAnsi="Times New Roman" w:cs="Times New Roman"/>
+          <w:sz w:val="24"/>
+          <w:szCs w:val="24"/>
+        </w:rPr>
+        <w:t>Spelke</w:t>
+      </w:r>
+      <w:proofErr w:type="spellEnd"/>
+      <w:r>
+        <w:rPr>
+          <w:rFonts w:ascii="Times New Roman" w:eastAsia="Times New Roman" w:hAnsi="Times New Roman" w:cs="Times New Roman"/>
+          <w:sz w:val="24"/>
+          <w:szCs w:val="24"/>
+        </w:rPr>
+        <w:t xml:space="preserve"> et al.’s (1995) findings even when exposed to many instances of objects moving on their own. These results suggest that the older networks’ initial success did not depend on a perfect correspondence between inanimate objects and contact causality. </w:t>
       </w:r>
     </w:p>
     <w:p>
@@ -3113,7 +3690,25 @@
           <w:szCs w:val="24"/>
         </w:rPr>
         <w:tab/>
-        <w:t xml:space="preserve">Another potential objection is that the only reason older networks replicated infants’ looking patterns in Spelke et al. (1995) was because the surface features that distinguished people from objects were specified in advance. Consequently, networks faced a markedly different task from that faced by infants in the real world: </w:t>
+        <w:t xml:space="preserve">Another potential objection is that the only reason older networks replicated infants’ looking patterns in </w:t>
+      </w:r>
+      <w:proofErr w:type="spellStart"/>
+      <w:r>
+        <w:rPr>
+          <w:rFonts w:ascii="Times New Roman" w:eastAsia="Times New Roman" w:hAnsi="Times New Roman" w:cs="Times New Roman"/>
+          <w:sz w:val="24"/>
+          <w:szCs w:val="24"/>
+        </w:rPr>
+        <w:t>Spelke</w:t>
+      </w:r>
+      <w:proofErr w:type="spellEnd"/>
+      <w:r>
+        <w:rPr>
+          <w:rFonts w:ascii="Times New Roman" w:eastAsia="Times New Roman" w:hAnsi="Times New Roman" w:cs="Times New Roman"/>
+          <w:sz w:val="24"/>
+          <w:szCs w:val="24"/>
+        </w:rPr>
+        <w:t xml:space="preserve"> et al. (1995) was because the surface features that distinguished people from objects were specified in advance. Consequently, networks faced a markedly different task from that faced by infants in the real world: </w:t>
       </w:r>
       <w:r>
         <w:rPr>
@@ -3256,7 +3851,25 @@
           <w:szCs w:val="24"/>
         </w:rPr>
         <w:lastRenderedPageBreak/>
-        <w:t>reproduced Markson and Spelke’s (2006) finding that 7-month-olds looked longer at a previously self-propelled than previously made-to-move toy animal.</w:t>
+        <w:t xml:space="preserve">reproduced Markson and </w:t>
+      </w:r>
+      <w:proofErr w:type="spellStart"/>
+      <w:r>
+        <w:rPr>
+          <w:rFonts w:ascii="Times New Roman" w:eastAsia="Times New Roman" w:hAnsi="Times New Roman" w:cs="Times New Roman"/>
+          <w:sz w:val="24"/>
+          <w:szCs w:val="24"/>
+        </w:rPr>
+        <w:t>Spelke’s</w:t>
+      </w:r>
+      <w:proofErr w:type="spellEnd"/>
+      <w:r>
+        <w:rPr>
+          <w:rFonts w:ascii="Times New Roman" w:eastAsia="Times New Roman" w:hAnsi="Times New Roman" w:cs="Times New Roman"/>
+          <w:sz w:val="24"/>
+          <w:szCs w:val="24"/>
+        </w:rPr>
+        <w:t xml:space="preserve"> (2006) finding that 7-month-olds looked longer at a previously self-propelled than previously made-to-move toy animal.</w:t>
       </w:r>
     </w:p>
     <w:p>
@@ -3278,7 +3891,43 @@
           <w:szCs w:val="24"/>
         </w:rPr>
         <w:tab/>
-        <w:t xml:space="preserve">In addition to capturing existing findings, the model generated several testable predictions. One is that infants younger than 7 months of age should show looking patterns similar to those of the 7-month-olds in Spelke et al. (1995). Another is that these looking patterns should depend on the perceptual features of the objects and entities involved. For example, infants should exhibit looking patterns similar to those observed in the original People condition if they are habituated to objects that possess people parts (e.g., a cylinder with legs appended to its base). By contrast, infants should exhibit looking patterns more similar to those observed in the original Object condition if they are habituated to people that possess object parts (e.g., a person whose legs have been replaced with the base of a cylinder).  </w:t>
+        <w:t xml:space="preserve">In addition to capturing existing findings, the model generated several testable predictions. One is that infants younger than 7 months of age should show looking patterns similar to those of the 7-month-olds in </w:t>
+      </w:r>
+      <w:proofErr w:type="spellStart"/>
+      <w:r>
+        <w:rPr>
+          <w:rFonts w:ascii="Times New Roman" w:eastAsia="Times New Roman" w:hAnsi="Times New Roman" w:cs="Times New Roman"/>
+          <w:sz w:val="24"/>
+          <w:szCs w:val="24"/>
+        </w:rPr>
+        <w:t>Spelke</w:t>
+      </w:r>
+      <w:proofErr w:type="spellEnd"/>
+      <w:r>
+        <w:rPr>
+          <w:rFonts w:ascii="Times New Roman" w:eastAsia="Times New Roman" w:hAnsi="Times New Roman" w:cs="Times New Roman"/>
+          <w:sz w:val="24"/>
+          <w:szCs w:val="24"/>
+        </w:rPr>
+        <w:t xml:space="preserve"> et al. (1995). Another is that these looking patterns should depend on the perceptual features of the objects and entities involved. For example, infants should exhibit looking patterns similar to those observed in the original People condition if they are habituated to objects that possess people parts (e.g., a cylinder with legs appended to its base). By contrast, infants should exhibit looking patterns more similar to those observed in the original Object condition if they are </w:t>
+      </w:r>
+      <w:proofErr w:type="gramStart"/>
+      <w:r>
+        <w:rPr>
+          <w:rFonts w:ascii="Times New Roman" w:eastAsia="Times New Roman" w:hAnsi="Times New Roman" w:cs="Times New Roman"/>
+          <w:sz w:val="24"/>
+          <w:szCs w:val="24"/>
+        </w:rPr>
+        <w:t>habituated</w:t>
+      </w:r>
+      <w:proofErr w:type="gramEnd"/>
+      <w:r>
+        <w:rPr>
+          <w:rFonts w:ascii="Times New Roman" w:eastAsia="Times New Roman" w:hAnsi="Times New Roman" w:cs="Times New Roman"/>
+          <w:sz w:val="24"/>
+          <w:szCs w:val="24"/>
+        </w:rPr>
+        <w:t xml:space="preserve"> to people that possess object parts (e.g., a person whose legs have been replaced with the base of a cylinder).  </w:t>
       </w:r>
     </w:p>
     <w:p>
@@ -3324,6 +3973,7 @@
         <w:tab/>
         <w:t xml:space="preserve">Although it remains to be seen whether associative learning subserves how infants perceive, process, encode, and represent the causal actions of people and objects, the fact that the current associative-learning account can capture findings previously interpreted as evidence of innate core knowledge provides a proof of principle that simple domain-general associative </w:t>
       </w:r>
+      <w:proofErr w:type="gramStart"/>
       <w:r>
         <w:rPr>
           <w:rFonts w:ascii="Times New Roman" w:eastAsia="Times New Roman" w:hAnsi="Times New Roman" w:cs="Times New Roman"/>
@@ -3331,7 +3981,52 @@
           <w:szCs w:val="24"/>
         </w:rPr>
         <w:lastRenderedPageBreak/>
-        <w:t xml:space="preserve">learning—much like the sensorimotor connections in Braitenberg’s vehicles—may be sufficient to explain infants’ looking behaviors in the corresponding studies. In the same way that the seemingly intelligent and autonomous behaviors of Braitenberg’s vehicles can be explained without invoking the psychologically sophisticated mechanisms that a naïve observer might attribute to them, infants’ looking behaviors may be explained without invoking cognitively sophisticated, inborn core knowledge systems for representing people and objects. </w:t>
+        <w:t>learning—</w:t>
+      </w:r>
+      <w:proofErr w:type="gramEnd"/>
+      <w:r>
+        <w:rPr>
+          <w:rFonts w:ascii="Times New Roman" w:eastAsia="Times New Roman" w:hAnsi="Times New Roman" w:cs="Times New Roman"/>
+          <w:sz w:val="24"/>
+          <w:szCs w:val="24"/>
+        </w:rPr>
+        <w:t xml:space="preserve">much like the sensorimotor connections in </w:t>
+      </w:r>
+      <w:proofErr w:type="spellStart"/>
+      <w:r>
+        <w:rPr>
+          <w:rFonts w:ascii="Times New Roman" w:eastAsia="Times New Roman" w:hAnsi="Times New Roman" w:cs="Times New Roman"/>
+          <w:sz w:val="24"/>
+          <w:szCs w:val="24"/>
+        </w:rPr>
+        <w:t>Braitenberg’s</w:t>
+      </w:r>
+      <w:proofErr w:type="spellEnd"/>
+      <w:r>
+        <w:rPr>
+          <w:rFonts w:ascii="Times New Roman" w:eastAsia="Times New Roman" w:hAnsi="Times New Roman" w:cs="Times New Roman"/>
+          <w:sz w:val="24"/>
+          <w:szCs w:val="24"/>
+        </w:rPr>
+        <w:t xml:space="preserve"> vehicles—may be sufficient to explain infants’ looking behaviors in the corresponding studies. In the same way that the seemingly intelligent and autonomous behaviors of </w:t>
+      </w:r>
+      <w:proofErr w:type="spellStart"/>
+      <w:r>
+        <w:rPr>
+          <w:rFonts w:ascii="Times New Roman" w:eastAsia="Times New Roman" w:hAnsi="Times New Roman" w:cs="Times New Roman"/>
+          <w:sz w:val="24"/>
+          <w:szCs w:val="24"/>
+        </w:rPr>
+        <w:t>Braitenberg’s</w:t>
+      </w:r>
+      <w:proofErr w:type="spellEnd"/>
+      <w:r>
+        <w:rPr>
+          <w:rFonts w:ascii="Times New Roman" w:eastAsia="Times New Roman" w:hAnsi="Times New Roman" w:cs="Times New Roman"/>
+          <w:sz w:val="24"/>
+          <w:szCs w:val="24"/>
+        </w:rPr>
+        <w:t xml:space="preserve"> vehicles can be explained without invoking the psychologically sophisticated mechanisms that a naïve observer might attribute to them, infants’ looking behaviors may be explained without invoking cognitively sophisticated, inborn core knowledge systems for representing people and objects. </w:t>
       </w:r>
     </w:p>
     <w:p>
@@ -3369,47 +4064,123 @@
           <w:sz w:val="24"/>
           <w:szCs w:val="24"/>
         </w:rPr>
-        <w:t>Putting Braitenberg’s deductive dictum into practice through computational modeling</w:t>
-      </w:r>
-    </w:p>
-    <w:p>
-      <w:pPr>
-        <w:tabs>
-          <w:tab w:val="left" w:pos="720"/>
-        </w:tabs>
-        <w:rPr>
-          <w:rFonts w:ascii="Times New Roman" w:eastAsia="Times New Roman" w:hAnsi="Times New Roman" w:cs="Times New Roman"/>
-          <w:sz w:val="24"/>
-          <w:szCs w:val="24"/>
-        </w:rPr>
-      </w:pPr>
-      <w:r>
-        <w:rPr>
-          <w:rFonts w:ascii="Times New Roman" w:eastAsia="Times New Roman" w:hAnsi="Times New Roman" w:cs="Times New Roman"/>
-          <w:sz w:val="24"/>
-          <w:szCs w:val="24"/>
-        </w:rPr>
-        <w:t xml:space="preserve">The chief goal of science is to describe, predict, and explain (Allport, 1940). Achieving this goal in the human sciences is tantamount to identifying the mechanisms and processes that underlie behavior and cognition. Yet because these mechanisms cannot be directly observed and therefore must be inferred, identifying them in practice is no easy feat. The standard developmental-science approach of inferring underlying mechanism from observed behavior is insufficient because, as was previously discussed, the space of possible generating mechanisms is woefully underconstrained by behavior. The puzzle, then, is this: How can we identify the mechanisms that give rise to behavior if behavior alone cannot tell us what the mechanisms are? </w:t>
-      </w:r>
-    </w:p>
-    <w:p>
-      <w:pPr>
-        <w:tabs>
-          <w:tab w:val="left" w:pos="720"/>
-        </w:tabs>
-        <w:rPr>
-          <w:rFonts w:ascii="Times New Roman" w:eastAsia="Times New Roman" w:hAnsi="Times New Roman" w:cs="Times New Roman"/>
-          <w:sz w:val="24"/>
-          <w:szCs w:val="24"/>
-        </w:rPr>
-      </w:pPr>
-      <w:r>
-        <w:rPr>
-          <w:rFonts w:ascii="Times New Roman" w:eastAsia="Times New Roman" w:hAnsi="Times New Roman" w:cs="Times New Roman"/>
-          <w:sz w:val="24"/>
-          <w:szCs w:val="24"/>
-        </w:rPr>
-        <w:t xml:space="preserve">I suggest that computational modeling is the answer. There are several reasons why this is the case. First, computational modeling enables researchers to establish whether a candidate mechanism is sufficient to produce the target behavior. Second, a computational model’s behavior in a novel situation can serve as a prediction for how people might perform in a similar situation </w:t>
+        <w:t xml:space="preserve">Putting </w:t>
+      </w:r>
+      <w:proofErr w:type="spellStart"/>
+      <w:r>
+        <w:rPr>
+          <w:rFonts w:ascii="Times New Roman" w:eastAsia="Times New Roman" w:hAnsi="Times New Roman" w:cs="Times New Roman"/>
+          <w:b/>
+          <w:bCs/>
+          <w:sz w:val="24"/>
+          <w:szCs w:val="24"/>
+        </w:rPr>
+        <w:t>Braitenberg’s</w:t>
+      </w:r>
+      <w:proofErr w:type="spellEnd"/>
+      <w:r>
+        <w:rPr>
+          <w:rFonts w:ascii="Times New Roman" w:eastAsia="Times New Roman" w:hAnsi="Times New Roman" w:cs="Times New Roman"/>
+          <w:b/>
+          <w:bCs/>
+          <w:sz w:val="24"/>
+          <w:szCs w:val="24"/>
+        </w:rPr>
+        <w:t xml:space="preserve"> deductive dictum into practice through computational modeling</w:t>
+      </w:r>
+    </w:p>
+    <w:p>
+      <w:pPr>
+        <w:tabs>
+          <w:tab w:val="left" w:pos="720"/>
+        </w:tabs>
+        <w:rPr>
+          <w:rFonts w:ascii="Times New Roman" w:eastAsia="Times New Roman" w:hAnsi="Times New Roman" w:cs="Times New Roman"/>
+          <w:sz w:val="24"/>
+          <w:szCs w:val="24"/>
+        </w:rPr>
+      </w:pPr>
+      <w:r>
+        <w:rPr>
+          <w:rFonts w:ascii="Times New Roman" w:eastAsia="Times New Roman" w:hAnsi="Times New Roman" w:cs="Times New Roman"/>
+          <w:sz w:val="24"/>
+          <w:szCs w:val="24"/>
+        </w:rPr>
+        <w:t xml:space="preserve">The chief goal of science is to describe, predict, and explain (Allport, 1940). Achieving this goal in the human sciences is tantamount to identifying the mechanisms and processes that underlie behavior and cognition. Yet because these mechanisms cannot be directly observed and therefore must be inferred, identifying them in practice is no easy feat. The standard developmental-science approach of inferring underlying </w:t>
+      </w:r>
+      <w:proofErr w:type="gramStart"/>
+      <w:r>
+        <w:rPr>
+          <w:rFonts w:ascii="Times New Roman" w:eastAsia="Times New Roman" w:hAnsi="Times New Roman" w:cs="Times New Roman"/>
+          <w:sz w:val="24"/>
+          <w:szCs w:val="24"/>
+        </w:rPr>
+        <w:t>mechanism</w:t>
+      </w:r>
+      <w:proofErr w:type="gramEnd"/>
+      <w:r>
+        <w:rPr>
+          <w:rFonts w:ascii="Times New Roman" w:eastAsia="Times New Roman" w:hAnsi="Times New Roman" w:cs="Times New Roman"/>
+          <w:sz w:val="24"/>
+          <w:szCs w:val="24"/>
+        </w:rPr>
+        <w:t xml:space="preserve"> from observed behavior is insufficient because, as was previously discussed, the space of possible generating mechanisms is woefully </w:t>
+      </w:r>
+      <w:proofErr w:type="spellStart"/>
+      <w:r>
+        <w:rPr>
+          <w:rFonts w:ascii="Times New Roman" w:eastAsia="Times New Roman" w:hAnsi="Times New Roman" w:cs="Times New Roman"/>
+          <w:sz w:val="24"/>
+          <w:szCs w:val="24"/>
+        </w:rPr>
+        <w:t>underconstrained</w:t>
+      </w:r>
+      <w:proofErr w:type="spellEnd"/>
+      <w:r>
+        <w:rPr>
+          <w:rFonts w:ascii="Times New Roman" w:eastAsia="Times New Roman" w:hAnsi="Times New Roman" w:cs="Times New Roman"/>
+          <w:sz w:val="24"/>
+          <w:szCs w:val="24"/>
+        </w:rPr>
+        <w:t xml:space="preserve"> by behavior. The puzzle, then, is this: How can we identify the mechanisms that give rise to behavior if behavior alone cannot tell us what the mechanisms are? </w:t>
+      </w:r>
+    </w:p>
+    <w:p>
+      <w:pPr>
+        <w:tabs>
+          <w:tab w:val="left" w:pos="720"/>
+        </w:tabs>
+        <w:rPr>
+          <w:rFonts w:ascii="Times New Roman" w:eastAsia="Times New Roman" w:hAnsi="Times New Roman" w:cs="Times New Roman"/>
+          <w:sz w:val="24"/>
+          <w:szCs w:val="24"/>
+        </w:rPr>
+      </w:pPr>
+      <w:r>
+        <w:rPr>
+          <w:rFonts w:ascii="Times New Roman" w:eastAsia="Times New Roman" w:hAnsi="Times New Roman" w:cs="Times New Roman"/>
+          <w:sz w:val="24"/>
+          <w:szCs w:val="24"/>
+        </w:rPr>
+        <w:t xml:space="preserve">I suggest that computational modeling is the answer. There are several reasons why this is the case. First, computational modeling enables researchers to establish whether a candidate mechanism is sufficient to produce the target behavior. Second, a computational model’s behavior in a novel situation </w:t>
+      </w:r>
+      <w:proofErr w:type="gramStart"/>
+      <w:r>
+        <w:rPr>
+          <w:rFonts w:ascii="Times New Roman" w:eastAsia="Times New Roman" w:hAnsi="Times New Roman" w:cs="Times New Roman"/>
+          <w:sz w:val="24"/>
+          <w:szCs w:val="24"/>
+        </w:rPr>
+        <w:t>can</w:t>
+      </w:r>
+      <w:proofErr w:type="gramEnd"/>
+      <w:r>
+        <w:rPr>
+          <w:rFonts w:ascii="Times New Roman" w:eastAsia="Times New Roman" w:hAnsi="Times New Roman" w:cs="Times New Roman"/>
+          <w:sz w:val="24"/>
+          <w:szCs w:val="24"/>
+        </w:rPr>
+        <w:t xml:space="preserve"> serve as a prediction for how people might perform in a similar situation </w:t>
       </w:r>
       <w:r>
         <w:rPr>
@@ -3456,7 +4227,25 @@
           <w:sz w:val="24"/>
           <w:szCs w:val="24"/>
         </w:rPr>
-        <w:t xml:space="preserve">These virtues are not new and have been discussed at length elsewhere (e.g., Mareschal &amp; Thomas, 2007; Yermolayeva &amp; Rakison, 2014). A virtue that arguably has not been discussed to the same degree is that computational models can reveal how—or through what mechanisms and processes—their behavior is generated. In connectionist models like the one discussed in the previous section, for example, this can be accomplished through careful analysis of either the network’s connection weights (e.g., Endress &amp; Johnson, 2021), learned internal representations (e.g., Colunga &amp; Smith, 2005; Munakata et al., 1997), or internal components and processing dynamics (e.g., Rogers &amp; McClelland, 2004). Such analyses, in turn, can provide valuable insight into the potential mechanistic basis of infants’ and children’s own behavior.  </w:t>
+        <w:t xml:space="preserve">These virtues are not new and have been discussed at length elsewhere (e.g., Mareschal &amp; Thomas, 2007; </w:t>
+      </w:r>
+      <w:proofErr w:type="spellStart"/>
+      <w:r>
+        <w:rPr>
+          <w:rFonts w:ascii="Times New Roman" w:eastAsia="Times New Roman" w:hAnsi="Times New Roman" w:cs="Times New Roman"/>
+          <w:sz w:val="24"/>
+          <w:szCs w:val="24"/>
+        </w:rPr>
+        <w:t>Yermolayeva</w:t>
+      </w:r>
+      <w:proofErr w:type="spellEnd"/>
+      <w:r>
+        <w:rPr>
+          <w:rFonts w:ascii="Times New Roman" w:eastAsia="Times New Roman" w:hAnsi="Times New Roman" w:cs="Times New Roman"/>
+          <w:sz w:val="24"/>
+          <w:szCs w:val="24"/>
+        </w:rPr>
+        <w:t xml:space="preserve"> &amp; Rakison, 2014). A virtue that arguably has not been discussed to the same degree is that computational models can reveal how—or through what mechanisms and processes—their behavior is generated. In connectionist models like the one discussed in the previous section, for example, this can be accomplished through careful analysis of either the network’s connection weights (e.g., Endress &amp; Johnson, 2021), learned internal representations (e.g., Colunga &amp; Smith, 2005; Munakata et al., 1997), or internal components and processing dynamics (e.g., Rogers &amp; McClelland, 2004). Such analyses, in turn, can provide valuable insight into the potential mechanistic basis of infants’ and children’s own behavior.  </w:t>
       </w:r>
     </w:p>
     <w:p>
@@ -3593,7 +4382,25 @@
           <w:sz w:val="24"/>
           <w:szCs w:val="24"/>
         </w:rPr>
-        <w:t xml:space="preserve"> (for other accounts, see Kumaran &amp; McClelland, 2012; Unger et al., 2023; Zhou et al., 2023), analyzing the model’s dynamics in this way offered something that inferences from behavior alone cannot: a computationally explicit account of how a particular mechanism generates a target behavior. More generally, computational modeling provides a means of putting Braitenberg’s dictum into practice. By allowing researchers to instantiate their verbal theories in explicit and computational terms, computational modeling makes it possible to determine whether seemingly sophisticated behaviors can be produced by relatively simple processes. </w:t>
+        <w:t xml:space="preserve"> (for other accounts, see Kumaran &amp; McClelland, 2012; Unger et al., 2023; Zhou et al., 2023), analyzing the model’s dynamics in this way offered something that inferences from behavior alone cannot: a computationally explicit account of how a particular mechanism generates a target behavior. More generally, computational modeling provides a means of putting </w:t>
+      </w:r>
+      <w:proofErr w:type="spellStart"/>
+      <w:r>
+        <w:rPr>
+          <w:rFonts w:ascii="Times New Roman" w:eastAsia="Times New Roman" w:hAnsi="Times New Roman" w:cs="Times New Roman"/>
+          <w:sz w:val="24"/>
+          <w:szCs w:val="24"/>
+        </w:rPr>
+        <w:t>Braitenberg’s</w:t>
+      </w:r>
+      <w:proofErr w:type="spellEnd"/>
+      <w:r>
+        <w:rPr>
+          <w:rFonts w:ascii="Times New Roman" w:eastAsia="Times New Roman" w:hAnsi="Times New Roman" w:cs="Times New Roman"/>
+          <w:sz w:val="24"/>
+          <w:szCs w:val="24"/>
+        </w:rPr>
+        <w:t xml:space="preserve"> dictum into practice. By allowing researchers to instantiate their verbal theories in explicit and computational terms, computational modeling makes it possible to determine whether seemingly sophisticated behaviors can be produced by relatively simple processes. </w:t>
       </w:r>
     </w:p>
     <w:p>
@@ -3653,7 +4460,25 @@
           <w:szCs w:val="24"/>
         </w:rPr>
         <w:tab/>
-        <w:t xml:space="preserve">The central lesson of Braitenberg’s </w:t>
+        <w:t xml:space="preserve">The central lesson of </w:t>
+      </w:r>
+      <w:proofErr w:type="spellStart"/>
+      <w:r>
+        <w:rPr>
+          <w:rFonts w:ascii="Times New Roman" w:eastAsia="Times New Roman" w:hAnsi="Times New Roman" w:cs="Times New Roman"/>
+          <w:sz w:val="24"/>
+          <w:szCs w:val="24"/>
+        </w:rPr>
+        <w:t>Braitenberg’s</w:t>
+      </w:r>
+      <w:proofErr w:type="spellEnd"/>
+      <w:r>
+        <w:rPr>
+          <w:rFonts w:ascii="Times New Roman" w:eastAsia="Times New Roman" w:hAnsi="Times New Roman" w:cs="Times New Roman"/>
+          <w:sz w:val="24"/>
+          <w:szCs w:val="24"/>
+        </w:rPr>
+        <w:t xml:space="preserve"> </w:t>
       </w:r>
       <w:r>
         <w:rPr>
@@ -4416,13 +5241,23 @@
           <w:szCs w:val="24"/>
         </w:rPr>
       </w:pPr>
-      <w:r>
-        <w:rPr>
-          <w:rFonts w:ascii="Times New Roman" w:eastAsia="Times New Roman" w:hAnsi="Times New Roman" w:cs="Times New Roman"/>
-          <w:sz w:val="24"/>
-          <w:szCs w:val="24"/>
-        </w:rPr>
-        <w:t xml:space="preserve">Braitenberg, V. (1986). </w:t>
+      <w:proofErr w:type="spellStart"/>
+      <w:r>
+        <w:rPr>
+          <w:rFonts w:ascii="Times New Roman" w:eastAsia="Times New Roman" w:hAnsi="Times New Roman" w:cs="Times New Roman"/>
+          <w:sz w:val="24"/>
+          <w:szCs w:val="24"/>
+        </w:rPr>
+        <w:t>Braitenberg</w:t>
+      </w:r>
+      <w:proofErr w:type="spellEnd"/>
+      <w:r>
+        <w:rPr>
+          <w:rFonts w:ascii="Times New Roman" w:eastAsia="Times New Roman" w:hAnsi="Times New Roman" w:cs="Times New Roman"/>
+          <w:sz w:val="24"/>
+          <w:szCs w:val="24"/>
+        </w:rPr>
+        <w:t xml:space="preserve">, V. (1986). </w:t>
       </w:r>
       <w:r>
         <w:rPr>
@@ -5187,7 +6022,25 @@
           <w:sz w:val="24"/>
           <w:szCs w:val="24"/>
         </w:rPr>
-        <w:t xml:space="preserve">Markson, L., &amp; Spelke, E. S. (2006). Infants’ rapid learning about self-Propelled objects. </w:t>
+        <w:t xml:space="preserve">Markson, L., &amp; </w:t>
+      </w:r>
+      <w:proofErr w:type="spellStart"/>
+      <w:r>
+        <w:rPr>
+          <w:rFonts w:ascii="Times New Roman" w:eastAsia="Times New Roman" w:hAnsi="Times New Roman" w:cs="Times New Roman"/>
+          <w:sz w:val="24"/>
+          <w:szCs w:val="24"/>
+        </w:rPr>
+        <w:t>Spelke</w:t>
+      </w:r>
+      <w:proofErr w:type="spellEnd"/>
+      <w:r>
+        <w:rPr>
+          <w:rFonts w:ascii="Times New Roman" w:eastAsia="Times New Roman" w:hAnsi="Times New Roman" w:cs="Times New Roman"/>
+          <w:sz w:val="24"/>
+          <w:szCs w:val="24"/>
+        </w:rPr>
+        <w:t xml:space="preserve">, E. S. (2006). Infants’ rapid learning about self-Propelled objects. </w:t>
       </w:r>
       <w:r>
         <w:rPr>
@@ -5394,7 +6247,43 @@
           <w:sz w:val="24"/>
           <w:szCs w:val="24"/>
         </w:rPr>
-        <w:t xml:space="preserve">Mermier, J., Quadrelli, E., Turati, C., &amp; Bulf, H. (2022). Sequential learning of emotional faces is statistical at 12 months of age. </w:t>
+        <w:t xml:space="preserve">Mermier, J., </w:t>
+      </w:r>
+      <w:proofErr w:type="spellStart"/>
+      <w:r>
+        <w:rPr>
+          <w:rFonts w:ascii="Times New Roman" w:eastAsia="Times New Roman" w:hAnsi="Times New Roman" w:cs="Times New Roman"/>
+          <w:sz w:val="24"/>
+          <w:szCs w:val="24"/>
+        </w:rPr>
+        <w:t>Quadrelli</w:t>
+      </w:r>
+      <w:proofErr w:type="spellEnd"/>
+      <w:r>
+        <w:rPr>
+          <w:rFonts w:ascii="Times New Roman" w:eastAsia="Times New Roman" w:hAnsi="Times New Roman" w:cs="Times New Roman"/>
+          <w:sz w:val="24"/>
+          <w:szCs w:val="24"/>
+        </w:rPr>
+        <w:t xml:space="preserve">, E., Turati, C., &amp; </w:t>
+      </w:r>
+      <w:proofErr w:type="spellStart"/>
+      <w:r>
+        <w:rPr>
+          <w:rFonts w:ascii="Times New Roman" w:eastAsia="Times New Roman" w:hAnsi="Times New Roman" w:cs="Times New Roman"/>
+          <w:sz w:val="24"/>
+          <w:szCs w:val="24"/>
+        </w:rPr>
+        <w:t>Bulf</w:t>
+      </w:r>
+      <w:proofErr w:type="spellEnd"/>
+      <w:r>
+        <w:rPr>
+          <w:rFonts w:ascii="Times New Roman" w:eastAsia="Times New Roman" w:hAnsi="Times New Roman" w:cs="Times New Roman"/>
+          <w:sz w:val="24"/>
+          <w:szCs w:val="24"/>
+        </w:rPr>
+        <w:t xml:space="preserve">, H. (2022). Sequential learning of emotional faces is statistical at 12 months of age. </w:t>
       </w:r>
       <w:r>
         <w:rPr>
@@ -5463,7 +6352,43 @@
           <w:sz w:val="24"/>
           <w:szCs w:val="24"/>
         </w:rPr>
-        <w:t>Minsky, M., &amp; Papert, S. (1969). Perceptrons: An introduction to computational geometry. M.I.T. Press.</w:t>
+        <w:t xml:space="preserve">Minsky, M., &amp; </w:t>
+      </w:r>
+      <w:proofErr w:type="spellStart"/>
+      <w:r>
+        <w:rPr>
+          <w:rFonts w:ascii="Times New Roman" w:eastAsia="Times New Roman" w:hAnsi="Times New Roman" w:cs="Times New Roman"/>
+          <w:sz w:val="24"/>
+          <w:szCs w:val="24"/>
+        </w:rPr>
+        <w:t>Papert</w:t>
+      </w:r>
+      <w:proofErr w:type="spellEnd"/>
+      <w:r>
+        <w:rPr>
+          <w:rFonts w:ascii="Times New Roman" w:eastAsia="Times New Roman" w:hAnsi="Times New Roman" w:cs="Times New Roman"/>
+          <w:sz w:val="24"/>
+          <w:szCs w:val="24"/>
+        </w:rPr>
+        <w:t xml:space="preserve">, S. (1969). </w:t>
+      </w:r>
+      <w:proofErr w:type="spellStart"/>
+      <w:r>
+        <w:rPr>
+          <w:rFonts w:ascii="Times New Roman" w:eastAsia="Times New Roman" w:hAnsi="Times New Roman" w:cs="Times New Roman"/>
+          <w:sz w:val="24"/>
+          <w:szCs w:val="24"/>
+        </w:rPr>
+        <w:t>Perceptrons</w:t>
+      </w:r>
+      <w:proofErr w:type="spellEnd"/>
+      <w:r>
+        <w:rPr>
+          <w:rFonts w:ascii="Times New Roman" w:eastAsia="Times New Roman" w:hAnsi="Times New Roman" w:cs="Times New Roman"/>
+          <w:sz w:val="24"/>
+          <w:szCs w:val="24"/>
+        </w:rPr>
+        <w:t>: An introduction to computational geometry. M.I.T. Press.</w:t>
       </w:r>
     </w:p>
     <w:p>
@@ -5777,7 +6702,25 @@
           <w:sz w:val="24"/>
           <w:szCs w:val="24"/>
         </w:rPr>
-        <w:t xml:space="preserve">Quinn, P. C., &amp; Eimas, P. D. (1997). A reexamination of the perceptual-to-conceptual shift in mental representations. </w:t>
+        <w:t xml:space="preserve">Quinn, P. C., &amp; </w:t>
+      </w:r>
+      <w:proofErr w:type="spellStart"/>
+      <w:r>
+        <w:rPr>
+          <w:rFonts w:ascii="Times New Roman" w:eastAsia="Times New Roman" w:hAnsi="Times New Roman" w:cs="Times New Roman"/>
+          <w:sz w:val="24"/>
+          <w:szCs w:val="24"/>
+        </w:rPr>
+        <w:t>Eimas</w:t>
+      </w:r>
+      <w:proofErr w:type="spellEnd"/>
+      <w:r>
+        <w:rPr>
+          <w:rFonts w:ascii="Times New Roman" w:eastAsia="Times New Roman" w:hAnsi="Times New Roman" w:cs="Times New Roman"/>
+          <w:sz w:val="24"/>
+          <w:szCs w:val="24"/>
+        </w:rPr>
+        <w:t xml:space="preserve">, P. D. (1997). A reexamination of the perceptual-to-conceptual shift in mental representations. </w:t>
       </w:r>
       <w:r>
         <w:rPr>
@@ -5954,7 +6897,25 @@
           <w:sz w:val="24"/>
           <w:szCs w:val="24"/>
         </w:rPr>
-        <w:t xml:space="preserve">Rakison, D. H., &amp; Lupyan, G. (2008). Developing object concepts in infancy: An associative learning perspective. </w:t>
+        <w:t xml:space="preserve">Rakison, D. H., &amp; </w:t>
+      </w:r>
+      <w:proofErr w:type="spellStart"/>
+      <w:r>
+        <w:rPr>
+          <w:rFonts w:ascii="Times New Roman" w:eastAsia="Times New Roman" w:hAnsi="Times New Roman" w:cs="Times New Roman"/>
+          <w:sz w:val="24"/>
+          <w:szCs w:val="24"/>
+        </w:rPr>
+        <w:t>Lupyan</w:t>
+      </w:r>
+      <w:proofErr w:type="spellEnd"/>
+      <w:r>
+        <w:rPr>
+          <w:rFonts w:ascii="Times New Roman" w:eastAsia="Times New Roman" w:hAnsi="Times New Roman" w:cs="Times New Roman"/>
+          <w:sz w:val="24"/>
+          <w:szCs w:val="24"/>
+        </w:rPr>
+        <w:t xml:space="preserve">, G. (2008). Developing object concepts in infancy: An associative learning perspective. </w:t>
       </w:r>
       <w:r>
         <w:rPr>
@@ -5990,7 +6951,25 @@
           <w:sz w:val="24"/>
           <w:szCs w:val="24"/>
         </w:rPr>
-        <w:t xml:space="preserve">(1), i–127. </w:t>
+        <w:t xml:space="preserve">(1), </w:t>
+      </w:r>
+      <w:proofErr w:type="spellStart"/>
+      <w:r>
+        <w:rPr>
+          <w:rFonts w:ascii="Times New Roman" w:eastAsia="Times New Roman" w:hAnsi="Times New Roman" w:cs="Times New Roman"/>
+          <w:sz w:val="24"/>
+          <w:szCs w:val="24"/>
+        </w:rPr>
+        <w:t>i</w:t>
+      </w:r>
+      <w:proofErr w:type="spellEnd"/>
+      <w:r>
+        <w:rPr>
+          <w:rFonts w:ascii="Times New Roman" w:eastAsia="Times New Roman" w:hAnsi="Times New Roman" w:cs="Times New Roman"/>
+          <w:sz w:val="24"/>
+          <w:szCs w:val="24"/>
+        </w:rPr>
+        <w:t xml:space="preserve">–127. </w:t>
       </w:r>
       <w:hyperlink r:id="rId37">
         <w:r>
@@ -6024,7 +7003,43 @@
           <w:szCs w:val="24"/>
         </w:rPr>
         <w:lastRenderedPageBreak/>
-        <w:t xml:space="preserve">Rescorla, R. A., &amp; Wagner, A. R. (1972). A theory of pavlovian conditioning: Variations in the effectiveness of reinforcement and nonreinforcement. In A. H. Black &amp; W. F. Prokasy (Eds.), </w:t>
+        <w:t xml:space="preserve">Rescorla, R. A., &amp; Wagner, A. R. (1972). A theory of </w:t>
+      </w:r>
+      <w:proofErr w:type="spellStart"/>
+      <w:r>
+        <w:rPr>
+          <w:rFonts w:ascii="Times New Roman" w:eastAsia="Times New Roman" w:hAnsi="Times New Roman" w:cs="Times New Roman"/>
+          <w:sz w:val="24"/>
+          <w:szCs w:val="24"/>
+        </w:rPr>
+        <w:t>pavlovian</w:t>
+      </w:r>
+      <w:proofErr w:type="spellEnd"/>
+      <w:r>
+        <w:rPr>
+          <w:rFonts w:ascii="Times New Roman" w:eastAsia="Times New Roman" w:hAnsi="Times New Roman" w:cs="Times New Roman"/>
+          <w:sz w:val="24"/>
+          <w:szCs w:val="24"/>
+        </w:rPr>
+        <w:t xml:space="preserve"> conditioning: Variations in the effectiveness of reinforcement and nonreinforcement. In A. H. Black &amp; W. F. </w:t>
+      </w:r>
+      <w:proofErr w:type="spellStart"/>
+      <w:r>
+        <w:rPr>
+          <w:rFonts w:ascii="Times New Roman" w:eastAsia="Times New Roman" w:hAnsi="Times New Roman" w:cs="Times New Roman"/>
+          <w:sz w:val="24"/>
+          <w:szCs w:val="24"/>
+        </w:rPr>
+        <w:t>Prokasy</w:t>
+      </w:r>
+      <w:proofErr w:type="spellEnd"/>
+      <w:r>
+        <w:rPr>
+          <w:rFonts w:ascii="Times New Roman" w:eastAsia="Times New Roman" w:hAnsi="Times New Roman" w:cs="Times New Roman"/>
+          <w:sz w:val="24"/>
+          <w:szCs w:val="24"/>
+        </w:rPr>
+        <w:t xml:space="preserve"> (Eds.), </w:t>
       </w:r>
       <w:r>
         <w:rPr>
@@ -6096,13 +7111,23 @@
           <w:szCs w:val="24"/>
         </w:rPr>
       </w:pPr>
-      <w:r>
-        <w:rPr>
-          <w:rFonts w:ascii="Times New Roman" w:eastAsia="Times New Roman" w:hAnsi="Times New Roman" w:cs="Times New Roman"/>
-          <w:sz w:val="24"/>
-          <w:szCs w:val="24"/>
-        </w:rPr>
-        <w:t xml:space="preserve">Rovee-Collier, C. (1999). The development of infant memory. </w:t>
+      <w:proofErr w:type="spellStart"/>
+      <w:r>
+        <w:rPr>
+          <w:rFonts w:ascii="Times New Roman" w:eastAsia="Times New Roman" w:hAnsi="Times New Roman" w:cs="Times New Roman"/>
+          <w:sz w:val="24"/>
+          <w:szCs w:val="24"/>
+        </w:rPr>
+        <w:t>Rovee</w:t>
+      </w:r>
+      <w:proofErr w:type="spellEnd"/>
+      <w:r>
+        <w:rPr>
+          <w:rFonts w:ascii="Times New Roman" w:eastAsia="Times New Roman" w:hAnsi="Times New Roman" w:cs="Times New Roman"/>
+          <w:sz w:val="24"/>
+          <w:szCs w:val="24"/>
+        </w:rPr>
+        <w:t xml:space="preserve">-Collier, C. (1999). The development of infant memory. </w:t>
       </w:r>
       <w:r>
         <w:rPr>
@@ -6279,7 +7304,43 @@
           <w:sz w:val="24"/>
           <w:szCs w:val="24"/>
         </w:rPr>
-        <w:t xml:space="preserve">Saxe, R., Tzelnic, T., &amp; Carey, S. (2007). Knowing who dunnit: Infants identify the causal agent in an unseen causal interaction. </w:t>
+        <w:t xml:space="preserve">Saxe, R., </w:t>
+      </w:r>
+      <w:proofErr w:type="spellStart"/>
+      <w:r>
+        <w:rPr>
+          <w:rFonts w:ascii="Times New Roman" w:eastAsia="Times New Roman" w:hAnsi="Times New Roman" w:cs="Times New Roman"/>
+          <w:sz w:val="24"/>
+          <w:szCs w:val="24"/>
+        </w:rPr>
+        <w:t>Tzelnic</w:t>
+      </w:r>
+      <w:proofErr w:type="spellEnd"/>
+      <w:r>
+        <w:rPr>
+          <w:rFonts w:ascii="Times New Roman" w:eastAsia="Times New Roman" w:hAnsi="Times New Roman" w:cs="Times New Roman"/>
+          <w:sz w:val="24"/>
+          <w:szCs w:val="24"/>
+        </w:rPr>
+        <w:t xml:space="preserve">, T., &amp; Carey, S. (2007). Knowing who </w:t>
+      </w:r>
+      <w:proofErr w:type="spellStart"/>
+      <w:r>
+        <w:rPr>
+          <w:rFonts w:ascii="Times New Roman" w:eastAsia="Times New Roman" w:hAnsi="Times New Roman" w:cs="Times New Roman"/>
+          <w:sz w:val="24"/>
+          <w:szCs w:val="24"/>
+        </w:rPr>
+        <w:t>dunnit</w:t>
+      </w:r>
+      <w:proofErr w:type="spellEnd"/>
+      <w:r>
+        <w:rPr>
+          <w:rFonts w:ascii="Times New Roman" w:eastAsia="Times New Roman" w:hAnsi="Times New Roman" w:cs="Times New Roman"/>
+          <w:sz w:val="24"/>
+          <w:szCs w:val="24"/>
+        </w:rPr>
+        <w:t xml:space="preserve">: Infants identify the causal agent in an unseen causal interaction. </w:t>
       </w:r>
       <w:r>
         <w:rPr>
@@ -6541,13 +7602,23 @@
           <w:szCs w:val="24"/>
         </w:rPr>
       </w:pPr>
-      <w:r>
-        <w:rPr>
-          <w:rFonts w:ascii="Times New Roman" w:eastAsia="Times New Roman" w:hAnsi="Times New Roman" w:cs="Times New Roman"/>
-          <w:sz w:val="24"/>
-          <w:szCs w:val="24"/>
-        </w:rPr>
-        <w:t xml:space="preserve">Spelke, E. S. (2022). </w:t>
+      <w:proofErr w:type="spellStart"/>
+      <w:r>
+        <w:rPr>
+          <w:rFonts w:ascii="Times New Roman" w:eastAsia="Times New Roman" w:hAnsi="Times New Roman" w:cs="Times New Roman"/>
+          <w:sz w:val="24"/>
+          <w:szCs w:val="24"/>
+        </w:rPr>
+        <w:t>Spelke</w:t>
+      </w:r>
+      <w:proofErr w:type="spellEnd"/>
+      <w:r>
+        <w:rPr>
+          <w:rFonts w:ascii="Times New Roman" w:eastAsia="Times New Roman" w:hAnsi="Times New Roman" w:cs="Times New Roman"/>
+          <w:sz w:val="24"/>
+          <w:szCs w:val="24"/>
+        </w:rPr>
+        <w:t xml:space="preserve">, E. S. (2022). </w:t>
       </w:r>
       <w:r>
         <w:rPr>
@@ -6592,13 +7663,23 @@
           <w:szCs w:val="24"/>
         </w:rPr>
       </w:pPr>
-      <w:r>
-        <w:rPr>
-          <w:rFonts w:ascii="Times New Roman" w:eastAsia="Times New Roman" w:hAnsi="Times New Roman" w:cs="Times New Roman"/>
-          <w:sz w:val="24"/>
-          <w:szCs w:val="24"/>
-        </w:rPr>
-        <w:t xml:space="preserve">Spelke, E. S., Phillips, A., &amp; Woodward, A. L. (1995). Infants' knowledge of object motion and human action. In D. Sperber, D. Premack, &amp; A. J. Premack (Eds.), </w:t>
+      <w:proofErr w:type="spellStart"/>
+      <w:r>
+        <w:rPr>
+          <w:rFonts w:ascii="Times New Roman" w:eastAsia="Times New Roman" w:hAnsi="Times New Roman" w:cs="Times New Roman"/>
+          <w:sz w:val="24"/>
+          <w:szCs w:val="24"/>
+        </w:rPr>
+        <w:t>Spelke</w:t>
+      </w:r>
+      <w:proofErr w:type="spellEnd"/>
+      <w:r>
+        <w:rPr>
+          <w:rFonts w:ascii="Times New Roman" w:eastAsia="Times New Roman" w:hAnsi="Times New Roman" w:cs="Times New Roman"/>
+          <w:sz w:val="24"/>
+          <w:szCs w:val="24"/>
+        </w:rPr>
+        <w:t xml:space="preserve">, E. S., Phillips, A., &amp; Woodward, A. L. (1995). Infants' knowledge of object motion and human action. In D. Sperber, D. Premack, &amp; A. J. Premack (Eds.), </w:t>
       </w:r>
       <w:r>
         <w:rPr>
@@ -6637,7 +7718,25 @@
           <w:sz w:val="24"/>
           <w:szCs w:val="24"/>
         </w:rPr>
-        <w:t xml:space="preserve">Uller, C., Hauser, M., &amp; Carey, S. (2001). Spontaneous representation of number in cotton-top tamarins (Saguinus oedipus). </w:t>
+        <w:t xml:space="preserve">Uller, C., Hauser, M., &amp; Carey, S. (2001). Spontaneous representation of number in cotton-top tamarins (Saguinus </w:t>
+      </w:r>
+      <w:proofErr w:type="spellStart"/>
+      <w:r>
+        <w:rPr>
+          <w:rFonts w:ascii="Times New Roman" w:eastAsia="Times New Roman" w:hAnsi="Times New Roman" w:cs="Times New Roman"/>
+          <w:sz w:val="24"/>
+          <w:szCs w:val="24"/>
+        </w:rPr>
+        <w:t>oedipus</w:t>
+      </w:r>
+      <w:proofErr w:type="spellEnd"/>
+      <w:r>
+        <w:rPr>
+          <w:rFonts w:ascii="Times New Roman" w:eastAsia="Times New Roman" w:hAnsi="Times New Roman" w:cs="Times New Roman"/>
+          <w:sz w:val="24"/>
+          <w:szCs w:val="24"/>
+        </w:rPr>
+        <w:t xml:space="preserve">). </w:t>
       </w:r>
       <w:r>
         <w:rPr>
@@ -6757,23 +7856,81 @@
           <w:szCs w:val="24"/>
         </w:rPr>
       </w:pPr>
-      <w:r>
-        <w:rPr>
-          <w:rFonts w:ascii="Times New Roman" w:eastAsia="Times New Roman" w:hAnsi="Times New Roman" w:cs="Times New Roman"/>
-          <w:sz w:val="24"/>
-          <w:szCs w:val="24"/>
-        </w:rPr>
-        <w:t xml:space="preserve">Vallortigara, G., Regolin, L., &amp; Marconato, F. (2005). Visually inexperienced chicks exhibit spontaneous preference for biological motion patterns. </w:t>
-      </w:r>
-      <w:r>
-        <w:rPr>
-          <w:rFonts w:ascii="Times New Roman" w:eastAsia="Times New Roman" w:hAnsi="Times New Roman" w:cs="Times New Roman"/>
-          <w:i/>
-          <w:iCs/>
-          <w:sz w:val="24"/>
-          <w:szCs w:val="24"/>
-        </w:rPr>
-        <w:t>PLoS Biology</w:t>
+      <w:proofErr w:type="spellStart"/>
+      <w:r>
+        <w:rPr>
+          <w:rFonts w:ascii="Times New Roman" w:eastAsia="Times New Roman" w:hAnsi="Times New Roman" w:cs="Times New Roman"/>
+          <w:sz w:val="24"/>
+          <w:szCs w:val="24"/>
+        </w:rPr>
+        <w:t>Vallortigara</w:t>
+      </w:r>
+      <w:proofErr w:type="spellEnd"/>
+      <w:r>
+        <w:rPr>
+          <w:rFonts w:ascii="Times New Roman" w:eastAsia="Times New Roman" w:hAnsi="Times New Roman" w:cs="Times New Roman"/>
+          <w:sz w:val="24"/>
+          <w:szCs w:val="24"/>
+        </w:rPr>
+        <w:t xml:space="preserve">, G., </w:t>
+      </w:r>
+      <w:proofErr w:type="spellStart"/>
+      <w:r>
+        <w:rPr>
+          <w:rFonts w:ascii="Times New Roman" w:eastAsia="Times New Roman" w:hAnsi="Times New Roman" w:cs="Times New Roman"/>
+          <w:sz w:val="24"/>
+          <w:szCs w:val="24"/>
+        </w:rPr>
+        <w:t>Regolin</w:t>
+      </w:r>
+      <w:proofErr w:type="spellEnd"/>
+      <w:r>
+        <w:rPr>
+          <w:rFonts w:ascii="Times New Roman" w:eastAsia="Times New Roman" w:hAnsi="Times New Roman" w:cs="Times New Roman"/>
+          <w:sz w:val="24"/>
+          <w:szCs w:val="24"/>
+        </w:rPr>
+        <w:t xml:space="preserve">, L., &amp; </w:t>
+      </w:r>
+      <w:proofErr w:type="spellStart"/>
+      <w:r>
+        <w:rPr>
+          <w:rFonts w:ascii="Times New Roman" w:eastAsia="Times New Roman" w:hAnsi="Times New Roman" w:cs="Times New Roman"/>
+          <w:sz w:val="24"/>
+          <w:szCs w:val="24"/>
+        </w:rPr>
+        <w:t>Marconato</w:t>
+      </w:r>
+      <w:proofErr w:type="spellEnd"/>
+      <w:r>
+        <w:rPr>
+          <w:rFonts w:ascii="Times New Roman" w:eastAsia="Times New Roman" w:hAnsi="Times New Roman" w:cs="Times New Roman"/>
+          <w:sz w:val="24"/>
+          <w:szCs w:val="24"/>
+        </w:rPr>
+        <w:t xml:space="preserve">, F. (2005). Visually inexperienced chicks exhibit spontaneous preference for biological motion patterns. </w:t>
+      </w:r>
+      <w:proofErr w:type="spellStart"/>
+      <w:r>
+        <w:rPr>
+          <w:rFonts w:ascii="Times New Roman" w:eastAsia="Times New Roman" w:hAnsi="Times New Roman" w:cs="Times New Roman"/>
+          <w:i/>
+          <w:iCs/>
+          <w:sz w:val="24"/>
+          <w:szCs w:val="24"/>
+        </w:rPr>
+        <w:t>PLoS</w:t>
+      </w:r>
+      <w:proofErr w:type="spellEnd"/>
+      <w:r>
+        <w:rPr>
+          <w:rFonts w:ascii="Times New Roman" w:eastAsia="Times New Roman" w:hAnsi="Times New Roman" w:cs="Times New Roman"/>
+          <w:i/>
+          <w:iCs/>
+          <w:sz w:val="24"/>
+          <w:szCs w:val="24"/>
+        </w:rPr>
+        <w:t xml:space="preserve"> Biology</w:t>
       </w:r>
       <w:r>
         <w:rPr>
@@ -6955,13 +8112,23 @@
           <w:szCs w:val="24"/>
         </w:rPr>
       </w:pPr>
-      <w:r>
-        <w:rPr>
-          <w:rFonts w:ascii="Times New Roman" w:eastAsia="Times New Roman" w:hAnsi="Times New Roman" w:cs="Times New Roman"/>
-          <w:sz w:val="24"/>
-          <w:szCs w:val="24"/>
-        </w:rPr>
-        <w:t>Werbos, P. J. (1974). Beyond regression: New tools for prediction and analysis in the behavioral sciences [Unpublished doctoral dissertation]. Harvard University.</w:t>
+      <w:proofErr w:type="spellStart"/>
+      <w:r>
+        <w:rPr>
+          <w:rFonts w:ascii="Times New Roman" w:eastAsia="Times New Roman" w:hAnsi="Times New Roman" w:cs="Times New Roman"/>
+          <w:sz w:val="24"/>
+          <w:szCs w:val="24"/>
+        </w:rPr>
+        <w:t>Werbos</w:t>
+      </w:r>
+      <w:proofErr w:type="spellEnd"/>
+      <w:r>
+        <w:rPr>
+          <w:rFonts w:ascii="Times New Roman" w:eastAsia="Times New Roman" w:hAnsi="Times New Roman" w:cs="Times New Roman"/>
+          <w:sz w:val="24"/>
+          <w:szCs w:val="24"/>
+        </w:rPr>
+        <w:t>, P. J. (1974). Beyond regression: New tools for prediction and analysis in the behavioral sciences [Unpublished doctoral dissertation]. Harvard University.</w:t>
       </w:r>
     </w:p>
     <w:p>
@@ -6976,13 +8143,23 @@
           <w:szCs w:val="24"/>
         </w:rPr>
       </w:pPr>
-      <w:r>
-        <w:rPr>
-          <w:rFonts w:ascii="Times New Roman" w:eastAsia="Times New Roman" w:hAnsi="Times New Roman" w:cs="Times New Roman"/>
-          <w:sz w:val="24"/>
-          <w:szCs w:val="24"/>
-        </w:rPr>
-        <w:t xml:space="preserve">Widrow, B., &amp; Hoff, M. E. (1960). Adaptive switching circuits. </w:t>
+      <w:proofErr w:type="spellStart"/>
+      <w:r>
+        <w:rPr>
+          <w:rFonts w:ascii="Times New Roman" w:eastAsia="Times New Roman" w:hAnsi="Times New Roman" w:cs="Times New Roman"/>
+          <w:sz w:val="24"/>
+          <w:szCs w:val="24"/>
+        </w:rPr>
+        <w:t>Widrow</w:t>
+      </w:r>
+      <w:proofErr w:type="spellEnd"/>
+      <w:r>
+        <w:rPr>
+          <w:rFonts w:ascii="Times New Roman" w:eastAsia="Times New Roman" w:hAnsi="Times New Roman" w:cs="Times New Roman"/>
+          <w:sz w:val="24"/>
+          <w:szCs w:val="24"/>
+        </w:rPr>
+        <w:t xml:space="preserve">, B., &amp; Hoff, M. E. (1960). Adaptive switching circuits. </w:t>
       </w:r>
       <w:r>
         <w:rPr>
@@ -7051,6 +8228,7 @@
         </w:rPr>
         <w:t xml:space="preserve">.M, Kiessling, J., &amp; </w:t>
       </w:r>
+      <w:proofErr w:type="spellStart"/>
       <w:r>
         <w:rPr>
           <w:rFonts w:ascii="Times New Roman" w:eastAsia="Times New Roman" w:hAnsi="Times New Roman" w:cs="Times New Roman"/>
@@ -7059,6 +8237,7 @@
         </w:rPr>
         <w:t>Gredebäck</w:t>
       </w:r>
+      <w:proofErr w:type="spellEnd"/>
       <w:r>
         <w:rPr>
           <w:rFonts w:ascii="Times New Roman" w:eastAsia="Times New Roman" w:hAnsi="Times New Roman" w:cs="Times New Roman"/>
@@ -7096,7 +8275,25 @@
           <w:sz w:val="24"/>
           <w:szCs w:val="24"/>
         </w:rPr>
-        <w:t xml:space="preserve">Woodward, A. L., Phillips, A. T., &amp; Spelke, E. S. (1993). Infants' expectations about the motion of animate versus inanimate objects. </w:t>
+        <w:t xml:space="preserve">Woodward, A. L., Phillips, A. T., &amp; </w:t>
+      </w:r>
+      <w:proofErr w:type="spellStart"/>
+      <w:r>
+        <w:rPr>
+          <w:rFonts w:ascii="Times New Roman" w:eastAsia="Times New Roman" w:hAnsi="Times New Roman" w:cs="Times New Roman"/>
+          <w:sz w:val="24"/>
+          <w:szCs w:val="24"/>
+        </w:rPr>
+        <w:t>Spelke</w:t>
+      </w:r>
+      <w:proofErr w:type="spellEnd"/>
+      <w:r>
+        <w:rPr>
+          <w:rFonts w:ascii="Times New Roman" w:eastAsia="Times New Roman" w:hAnsi="Times New Roman" w:cs="Times New Roman"/>
+          <w:sz w:val="24"/>
+          <w:szCs w:val="24"/>
+        </w:rPr>
+        <w:t xml:space="preserve">, E. S. (1993). Infants' expectations about the motion of animate versus inanimate objects. </w:t>
       </w:r>
       <w:r>
         <w:rPr>
@@ -7267,13 +8464,23 @@
           <w:szCs w:val="24"/>
         </w:rPr>
       </w:pPr>
-      <w:r>
-        <w:rPr>
-          <w:rFonts w:ascii="Times New Roman" w:eastAsia="Times New Roman" w:hAnsi="Times New Roman" w:cs="Times New Roman"/>
-          <w:sz w:val="24"/>
-          <w:szCs w:val="24"/>
-        </w:rPr>
-        <w:t xml:space="preserve">Yermolayeva, Y., &amp; Rakison, D. H. (2014). Connectionist modeling of developmental changes in infancy: Approaches, challenges, and contributions. </w:t>
+      <w:proofErr w:type="spellStart"/>
+      <w:r>
+        <w:rPr>
+          <w:rFonts w:ascii="Times New Roman" w:eastAsia="Times New Roman" w:hAnsi="Times New Roman" w:cs="Times New Roman"/>
+          <w:sz w:val="24"/>
+          <w:szCs w:val="24"/>
+        </w:rPr>
+        <w:t>Yermolayeva</w:t>
+      </w:r>
+      <w:proofErr w:type="spellEnd"/>
+      <w:r>
+        <w:rPr>
+          <w:rFonts w:ascii="Times New Roman" w:eastAsia="Times New Roman" w:hAnsi="Times New Roman" w:cs="Times New Roman"/>
+          <w:sz w:val="24"/>
+          <w:szCs w:val="24"/>
+        </w:rPr>
+        <w:t xml:space="preserve">, Y., &amp; Rakison, D. H. (2014). Connectionist modeling of developmental changes in infancy: Approaches, challenges, and contributions. </w:t>
       </w:r>
       <w:r>
         <w:rPr>
@@ -8117,6 +9324,7 @@
   <w:style w:type="character" w:default="1" w:styleId="DefaultParagraphFont">
     <w:name w:val="Default Paragraph Font"/>
     <w:uiPriority w:val="1"/>
+    <w:semiHidden/>
     <w:unhideWhenUsed/>
   </w:style>
   <w:style w:type="table" w:default="1" w:styleId="TableNormal">

--- a/invitedChapter_AssociativeLearning_FINAL.docx
+++ b/invitedChapter_AssociativeLearning_FINAL.docx
@@ -187,17 +187,18 @@
         <w:ind w:firstLine="0"/>
         <w:rPr>
           <w:rFonts w:ascii="Times New Roman" w:eastAsia="Times New Roman" w:hAnsi="Times New Roman" w:cs="Times New Roman"/>
-          <w:sz w:val="24"/>
-          <w:szCs w:val="24"/>
-        </w:rPr>
-      </w:pPr>
-      <w:r>
-        <w:rPr>
-          <w:rFonts w:ascii="Times New Roman" w:eastAsia="Times New Roman" w:hAnsi="Times New Roman" w:cs="Times New Roman"/>
           <w:color w:val="000000"/>
           <w:sz w:val="24"/>
           <w:szCs w:val="24"/>
         </w:rPr>
+      </w:pPr>
+      <w:r>
+        <w:rPr>
+          <w:rFonts w:ascii="Times New Roman" w:eastAsia="Times New Roman" w:hAnsi="Times New Roman" w:cs="Times New Roman"/>
+          <w:color w:val="000000"/>
+          <w:sz w:val="24"/>
+          <w:szCs w:val="24"/>
+        </w:rPr>
         <w:t>Address correspondence to Deon T. Benton (</w:t>
       </w:r>
       <w:r>
@@ -218,7 +219,99 @@
         <w:t xml:space="preserve"> Department of Psychology and Human Development, Vanderbilt University, Peabody College, 230 Appleton Place #552, Nashville, TN 37235.</w:t>
       </w:r>
     </w:p>
-    <w:p/>
+    <w:p>
+      <w:pPr>
+        <w:rPr>
+          <w:rFonts w:ascii="Times New Roman" w:eastAsia="Times New Roman" w:hAnsi="Times New Roman" w:cs="Times New Roman"/>
+          <w:color w:val="000000"/>
+          <w:sz w:val="24"/>
+          <w:szCs w:val="24"/>
+        </w:rPr>
+      </w:pPr>
+      <w:r>
+        <w:rPr>
+          <w:rFonts w:ascii="Times New Roman" w:eastAsia="Times New Roman" w:hAnsi="Times New Roman" w:cs="Times New Roman"/>
+          <w:color w:val="000000"/>
+          <w:sz w:val="24"/>
+          <w:szCs w:val="24"/>
+        </w:rPr>
+        <w:br w:type="page"/>
+      </w:r>
+    </w:p>
+    <w:p>
+      <w:pPr>
+        <w:ind w:firstLine="0"/>
+        <w:jc w:val="center"/>
+        <w:rPr>
+          <w:rFonts w:ascii="Times New Roman" w:eastAsia="Times New Roman" w:hAnsi="Times New Roman" w:cs="Times New Roman"/>
+          <w:b/>
+          <w:bCs/>
+          <w:sz w:val="24"/>
+          <w:szCs w:val="24"/>
+        </w:rPr>
+      </w:pPr>
+      <w:r>
+        <w:rPr>
+          <w:rFonts w:ascii="Times New Roman" w:eastAsia="Times New Roman" w:hAnsi="Times New Roman" w:cs="Times New Roman"/>
+          <w:b/>
+          <w:bCs/>
+          <w:sz w:val="24"/>
+          <w:szCs w:val="24"/>
+        </w:rPr>
+        <w:lastRenderedPageBreak/>
+        <w:t>Abstract</w:t>
+      </w:r>
+    </w:p>
+    <w:p>
+      <w:pPr>
+        <w:ind w:firstLine="0"/>
+        <w:rPr>
+          <w:rFonts w:ascii="Times New Roman" w:hAnsi="Times New Roman" w:cs="Times New Roman"/>
+        </w:rPr>
+      </w:pPr>
+      <w:r>
+        <w:rPr>
+          <w:rFonts w:ascii="Times New Roman" w:hAnsi="Times New Roman" w:cs="Times New Roman"/>
+        </w:rPr>
+        <w:t xml:space="preserve">This chapter illustrates the principle that seemingly sophisticated behaviors can arise from simple mechanisms by examining the explanatory power of associative learning in cognitive development. I open the chapter by first defining associative learning and then distinguishing traditional types of associative learning from representation-based associative learning. I then show how this mechanism can reproduce the looking behaviors of infants in studies that evaluate whether they understand that people and objects possess different causal </w:t>
+      </w:r>
+      <w:proofErr w:type="gramStart"/>
+      <w:r>
+        <w:rPr>
+          <w:rFonts w:ascii="Times New Roman" w:hAnsi="Times New Roman" w:cs="Times New Roman"/>
+        </w:rPr>
+        <w:t>properties—findings</w:t>
+      </w:r>
+      <w:proofErr w:type="gramEnd"/>
+      <w:r>
+        <w:rPr>
+          <w:rFonts w:ascii="Times New Roman" w:hAnsi="Times New Roman" w:cs="Times New Roman"/>
+        </w:rPr>
+        <w:t xml:space="preserve"> previously interpreted as evidence of innate core knowledge systems. I contend that these results provide </w:t>
+      </w:r>
+      <w:proofErr w:type="gramStart"/>
+      <w:r>
+        <w:rPr>
+          <w:rFonts w:ascii="Times New Roman" w:hAnsi="Times New Roman" w:cs="Times New Roman"/>
+        </w:rPr>
+        <w:t>a proof</w:t>
+      </w:r>
+      <w:proofErr w:type="gramEnd"/>
+      <w:r>
+        <w:rPr>
+          <w:rFonts w:ascii="Times New Roman" w:hAnsi="Times New Roman" w:cs="Times New Roman"/>
+        </w:rPr>
+        <w:t xml:space="preserve"> of principle that a domain-general associative-learning mechanism is sufficient to explain behaviors previously interpreted as evidence of domain-specific core knowledge. I conclude by arguing that computational modeling offers a promising way to identify underlying mechanisms by enabling researchers and theorists to instantiate their competing theories, derive discriminating predictions, and evaluate those predictions against infants’ and children’s actual behavior.</w:t>
+      </w:r>
+    </w:p>
+    <w:p>
+      <w:pPr>
+        <w:rPr>
+          <w:b/>
+          <w:bCs/>
+        </w:rPr>
+      </w:pPr>
+    </w:p>
     <w:p>
       <w:pPr>
         <w:spacing w:after="160"/>
@@ -265,7 +358,25 @@
           <w:sz w:val="24"/>
           <w:szCs w:val="24"/>
         </w:rPr>
-        <w:t xml:space="preserve"> Analysis is more difficult than invention in the sense in which, generally, induction takes more time to perform than deduction: in induction one has to search for the way, whereas in deduction one follows a straightforward path. (</w:t>
+        <w:t xml:space="preserve"> Analysis is more difficult than invention in the sense in which, generally, induction takes more time to perform than deduction: in induction one </w:t>
+      </w:r>
+      <w:proofErr w:type="gramStart"/>
+      <w:r>
+        <w:rPr>
+          <w:rFonts w:ascii="Times New Roman" w:eastAsia="Times New Roman" w:hAnsi="Times New Roman" w:cs="Times New Roman"/>
+          <w:sz w:val="24"/>
+          <w:szCs w:val="24"/>
+        </w:rPr>
+        <w:t>has to</w:t>
+      </w:r>
+      <w:proofErr w:type="gramEnd"/>
+      <w:r>
+        <w:rPr>
+          <w:rFonts w:ascii="Times New Roman" w:eastAsia="Times New Roman" w:hAnsi="Times New Roman" w:cs="Times New Roman"/>
+          <w:sz w:val="24"/>
+          <w:szCs w:val="24"/>
+        </w:rPr>
+        <w:t xml:space="preserve"> search for the way, whereas in deduction one follows a straightforward path. (</w:t>
       </w:r>
       <w:proofErr w:type="spellStart"/>
       <w:r>
@@ -893,7 +1004,41 @@
           <w:sz w:val="24"/>
           <w:szCs w:val="24"/>
         </w:rPr>
-        <w:t xml:space="preserve"> when working backwards from behavior to mechanism. Analysis being “more difficult than invention” and induction taking “more time than deduction” capture this difficulty quite nicely.  </w:t>
+        <w:t xml:space="preserve"> when working backwards from behavior to mechanism. </w:t>
+      </w:r>
+      <w:r>
+        <w:rPr>
+          <w:rFonts w:ascii="Times New Roman" w:eastAsia="Times New Roman" w:hAnsi="Times New Roman" w:cs="Times New Roman"/>
+          <w:sz w:val="24"/>
+          <w:szCs w:val="24"/>
+        </w:rPr>
+        <w:t xml:space="preserve">This is what </w:t>
+      </w:r>
+      <w:proofErr w:type="spellStart"/>
+      <w:r>
+        <w:rPr>
+          <w:rFonts w:ascii="Times New Roman" w:eastAsia="Times New Roman" w:hAnsi="Times New Roman" w:cs="Times New Roman"/>
+          <w:sz w:val="24"/>
+          <w:szCs w:val="24"/>
+        </w:rPr>
+        <w:t>Braitenberg</w:t>
+      </w:r>
+      <w:proofErr w:type="spellEnd"/>
+      <w:r>
+        <w:rPr>
+          <w:rFonts w:ascii="Times New Roman" w:eastAsia="Times New Roman" w:hAnsi="Times New Roman" w:cs="Times New Roman"/>
+          <w:sz w:val="24"/>
+          <w:szCs w:val="24"/>
+        </w:rPr>
+        <w:t xml:space="preserve"> means when he says analysis is “more difficult than invention” and induction “takes more time than deduction.” Because it is always possible that specific behaviors and observations were produced by a mechanism other than the one being considered, induction does not permit identifying with certainty the mechanistic basis of those behaviors. Similarly, although</w:t>
+      </w:r>
+      <w:r>
+        <w:rPr>
+          <w:rFonts w:ascii="Times New Roman" w:eastAsia="Times New Roman" w:hAnsi="Times New Roman" w:cs="Times New Roman"/>
+          <w:sz w:val="24"/>
+          <w:szCs w:val="24"/>
+        </w:rPr>
+        <w:t xml:space="preserve"> a general principle can be derived from behavioral analyses, it is always possible that the same behavior is produced by a different principle. </w:t>
       </w:r>
     </w:p>
     <w:p>
@@ -915,23 +1060,79 @@
           <w:szCs w:val="24"/>
         </w:rPr>
         <w:tab/>
-        <w:t xml:space="preserve">One straightforward solution to this problem is to start with a mechanism and then work out its behavioral consequences. Yet this </w:t>
-      </w:r>
-      <w:r>
-        <w:rPr>
-          <w:rFonts w:ascii="Times New Roman" w:eastAsia="Times New Roman" w:hAnsi="Times New Roman" w:cs="Times New Roman"/>
-          <w:sz w:val="24"/>
-          <w:szCs w:val="24"/>
-        </w:rPr>
-        <w:t xml:space="preserve">is a solution that is rarely implemented </w:t>
-      </w:r>
-      <w:r>
-        <w:rPr>
-          <w:rFonts w:ascii="Times New Roman" w:eastAsia="Times New Roman" w:hAnsi="Times New Roman" w:cs="Times New Roman"/>
-          <w:sz w:val="24"/>
-          <w:szCs w:val="24"/>
-        </w:rPr>
-        <w:t xml:space="preserve">in the human sciences. In the developmental cognitive sciences, for example, </w:t>
+      </w:r>
+      <w:r>
+        <w:rPr>
+          <w:rFonts w:ascii="Times New Roman" w:eastAsia="Times New Roman" w:hAnsi="Times New Roman" w:cs="Times New Roman"/>
+          <w:sz w:val="24"/>
+          <w:szCs w:val="24"/>
+        </w:rPr>
+        <w:t xml:space="preserve">Although a </w:t>
+      </w:r>
+      <w:r>
+        <w:rPr>
+          <w:rFonts w:ascii="Times New Roman" w:eastAsia="Times New Roman" w:hAnsi="Times New Roman" w:cs="Times New Roman"/>
+          <w:sz w:val="24"/>
+          <w:szCs w:val="24"/>
+        </w:rPr>
+        <w:t>straightforward solution to this problem is to start with a mechanism and then work out its behavioral consequences</w:t>
+      </w:r>
+      <w:r>
+        <w:rPr>
+          <w:rFonts w:ascii="Times New Roman" w:eastAsia="Times New Roman" w:hAnsi="Times New Roman" w:cs="Times New Roman"/>
+          <w:sz w:val="24"/>
+          <w:szCs w:val="24"/>
+        </w:rPr>
+        <w:t xml:space="preserve">, </w:t>
+      </w:r>
+      <w:r>
+        <w:rPr>
+          <w:rFonts w:ascii="Times New Roman" w:eastAsia="Times New Roman" w:hAnsi="Times New Roman" w:cs="Times New Roman"/>
+          <w:sz w:val="24"/>
+          <w:szCs w:val="24"/>
+        </w:rPr>
+        <w:t>rarely</w:t>
+      </w:r>
+      <w:r>
+        <w:rPr>
+          <w:rFonts w:ascii="Times New Roman" w:eastAsia="Times New Roman" w:hAnsi="Times New Roman" w:cs="Times New Roman"/>
+          <w:sz w:val="24"/>
+          <w:szCs w:val="24"/>
+        </w:rPr>
+        <w:t xml:space="preserve"> is</w:t>
+      </w:r>
+      <w:r>
+        <w:rPr>
+          <w:rFonts w:ascii="Times New Roman" w:eastAsia="Times New Roman" w:hAnsi="Times New Roman" w:cs="Times New Roman"/>
+          <w:sz w:val="24"/>
+          <w:szCs w:val="24"/>
+        </w:rPr>
+        <w:t xml:space="preserve"> this approach taken</w:t>
+      </w:r>
+      <w:r>
+        <w:rPr>
+          <w:rFonts w:ascii="Times New Roman" w:eastAsia="Times New Roman" w:hAnsi="Times New Roman" w:cs="Times New Roman"/>
+          <w:sz w:val="24"/>
+          <w:szCs w:val="24"/>
+        </w:rPr>
+        <w:t xml:space="preserve"> </w:t>
+      </w:r>
+      <w:r>
+        <w:rPr>
+          <w:rFonts w:ascii="Times New Roman" w:eastAsia="Times New Roman" w:hAnsi="Times New Roman" w:cs="Times New Roman"/>
+          <w:sz w:val="24"/>
+          <w:szCs w:val="24"/>
+        </w:rPr>
+        <w:t xml:space="preserve">in the human sciences. In the </w:t>
+      </w:r>
+      <w:r>
+        <w:rPr>
+          <w:rFonts w:ascii="Times New Roman" w:eastAsia="Times New Roman" w:hAnsi="Times New Roman" w:cs="Times New Roman"/>
+          <w:sz w:val="24"/>
+          <w:szCs w:val="24"/>
+        </w:rPr>
+        <w:lastRenderedPageBreak/>
+        <w:t xml:space="preserve">developmental cognitive sciences, for example, </w:t>
       </w:r>
       <w:r>
         <w:rPr>
@@ -947,16 +1148,7 @@
           <w:sz w:val="24"/>
           <w:szCs w:val="24"/>
         </w:rPr>
-        <w:t xml:space="preserve"> try to intuit mechanisms from behaviors. This has led researchers to ascribe—wrongly in my view—sophisticated cognitive abilities, abstract knowledge, and specialized mechanisms to developing infants based, in part, on inherently impoverished measures like looking time (Mix, </w:t>
-      </w:r>
-      <w:r>
-        <w:rPr>
-          <w:rFonts w:ascii="Times New Roman" w:eastAsia="Times New Roman" w:hAnsi="Times New Roman" w:cs="Times New Roman"/>
-          <w:sz w:val="24"/>
-          <w:szCs w:val="24"/>
-        </w:rPr>
-        <w:lastRenderedPageBreak/>
-        <w:t xml:space="preserve">2002). In the number domain, for example, some have interpreted 5-month-olds’ tendency to look longer at numerically incongruous outcomes (e.g., </w:t>
+        <w:t xml:space="preserve"> try to intuit mechanisms from behaviors. This has led researchers to ascribe—wrongly in my view—sophisticated cognitive abilities, abstract knowledge, and specialized mechanisms to developing infants based, in part, on inherently impoverished measures like looking time (Mix, 2002). In the number domain, for example, some have interpreted 5-month-olds’ tendency to look longer at numerically incongruous outcomes (e.g., </w:t>
       </w:r>
       <m:oMath>
         <m:r>
@@ -1030,7 +1222,16 @@
           <w:szCs w:val="24"/>
         </w:rPr>
         <w:tab/>
-        <w:t xml:space="preserve">This example is a nice illustration of why it is problematic to take an inductive approach to identify underlying mechanisms: it is easy to overlook the possibility that simple operating principles and mechanisms can produce ostensibly complex behaviors. The goal of this chapter is to demonstrate how one such simple mechanism—associative learning—adequately accounts for infants’ looking behaviors in studies designed to evaluate their knowledge about the causal properties of people and objects. I will conclude the chapter with a brief discussion of how computational modeling can help researchers put </w:t>
+        <w:t xml:space="preserve">This example is a nice illustration of why it is problematic to take an inductive approach to identify underlying mechanisms: it is easy to overlook the possibility that simple operating principles and mechanisms can produce ostensibly complex behaviors. The goal of this chapter is to demonstrate how one such simple mechanism—associative learning—adequately accounts for infants’ looking behaviors in studies designed to evaluate their knowledge about the causal properties of people and objects. I will conclude the chapter with a brief discussion of how </w:t>
+      </w:r>
+      <w:r>
+        <w:rPr>
+          <w:rFonts w:ascii="Times New Roman" w:eastAsia="Times New Roman" w:hAnsi="Times New Roman" w:cs="Times New Roman"/>
+          <w:sz w:val="24"/>
+          <w:szCs w:val="24"/>
+        </w:rPr>
+        <w:lastRenderedPageBreak/>
+        <w:t xml:space="preserve">computational modeling can help researchers put </w:t>
       </w:r>
       <w:proofErr w:type="spellStart"/>
       <w:r>
@@ -1070,16 +1271,7 @@
           <w:szCs w:val="24"/>
         </w:rPr>
         <w:tab/>
-        <w:t xml:space="preserve">Although much of the discussion in this chapter centers on my own research and on findings from a single cognitive domain, the arguments advanced here speak to two broader </w:t>
-      </w:r>
-      <w:r>
-        <w:rPr>
-          <w:rFonts w:ascii="Times New Roman" w:eastAsia="Times New Roman" w:hAnsi="Times New Roman" w:cs="Times New Roman"/>
-          <w:sz w:val="24"/>
-          <w:szCs w:val="24"/>
-        </w:rPr>
-        <w:lastRenderedPageBreak/>
-        <w:t xml:space="preserve">theoretical points. The first should be well understood by now: The generative capacities of relatively simple mechanisms should not be overlooked or underestimated. The second point is that to the extent that associative learning can explain the findings described in this chapter, there is no reason to assume that the same cannot be true for other cognitive domains (for conceptually similar arguments, see Adolph &amp; Joh, 2009; Benton &amp; Lapan, 2021; Colunga &amp; Smith, 2005; Heyes &amp; Ray, 2000; Johnson, 2009; Mermier et al., 2022; Perner &amp; Ruffman, 2005; Quinn &amp; </w:t>
+        <w:t xml:space="preserve">Although much of the discussion in this chapter centers on my own research and on findings from a single cognitive domain, the arguments advanced here speak to two broader theoretical points. The first should be well understood by now: The generative capacities of relatively simple mechanisms should not be overlooked or underestimated. The second point is that to the extent that associative learning can explain the findings described in this chapter, there is no reason to assume that the same cannot be true for other cognitive domains (for conceptually similar arguments, see Adolph &amp; Joh, 2009; Benton &amp; Lapan, 2021; Colunga &amp; Smith, 2005; Heyes &amp; Ray, 2000; Johnson, 2009; Mermier et al., 2022; Perner &amp; Ruffman, 2005; Quinn &amp; </w:t>
       </w:r>
       <w:proofErr w:type="spellStart"/>
       <w:r>
@@ -1211,6 +1403,7 @@
         </w:rPr>
         <w:t xml:space="preserve">itself </w:t>
       </w:r>
+      <w:proofErr w:type="gramStart"/>
       <w:r>
         <w:rPr>
           <w:rFonts w:ascii="Times New Roman" w:eastAsia="Times New Roman" w:hAnsi="Times New Roman" w:cs="Times New Roman"/>
@@ -1225,7 +1418,16 @@
           <w:sz w:val="24"/>
           <w:szCs w:val="24"/>
         </w:rPr>
-        <w:t xml:space="preserve">to be defined. Heyes (2018, p. 67) defined </w:t>
+        <w:t>to</w:t>
+      </w:r>
+      <w:proofErr w:type="gramEnd"/>
+      <w:r>
+        <w:rPr>
+          <w:rFonts w:ascii="Times New Roman" w:eastAsia="Times New Roman" w:hAnsi="Times New Roman" w:cs="Times New Roman"/>
+          <w:sz w:val="24"/>
+          <w:szCs w:val="24"/>
+        </w:rPr>
+        <w:t xml:space="preserve"> be defined. Heyes (2018, p. 67) defined </w:t>
       </w:r>
       <w:r>
         <w:rPr>
@@ -1295,7 +1497,16 @@
           <w:sz w:val="24"/>
           <w:szCs w:val="24"/>
         </w:rPr>
-        <w:t xml:space="preserve"> by B. F. Skinner (Skinner, 1957). The other type involves forming associations between external stimuli. This form of associative learning is called </w:t>
+        <w:t xml:space="preserve"> by B. F. Skinner </w:t>
+      </w:r>
+      <w:r>
+        <w:rPr>
+          <w:rFonts w:ascii="Times New Roman" w:eastAsia="Times New Roman" w:hAnsi="Times New Roman" w:cs="Times New Roman"/>
+          <w:sz w:val="24"/>
+          <w:szCs w:val="24"/>
+        </w:rPr>
+        <w:lastRenderedPageBreak/>
+        <w:t xml:space="preserve">(Skinner, 1957). The other type involves forming associations between external stimuli. This form of associative learning is called </w:t>
       </w:r>
       <w:r>
         <w:rPr>
@@ -1329,16 +1540,7 @@
           <w:sz w:val="24"/>
           <w:szCs w:val="24"/>
         </w:rPr>
-        <w:t xml:space="preserve"> by Ivan Pavlov (Pavlov, 1927) and John Watson (Watson, 1924). Both types share the commonality that, for </w:t>
-      </w:r>
-      <w:r>
-        <w:rPr>
-          <w:rFonts w:ascii="Times New Roman" w:eastAsia="Times New Roman" w:hAnsi="Times New Roman" w:cs="Times New Roman"/>
-          <w:sz w:val="24"/>
-          <w:szCs w:val="24"/>
-        </w:rPr>
-        <w:lastRenderedPageBreak/>
-        <w:t xml:space="preserve">sufficiently strong associations, the presence of one component of the relation will evoke a representation of the other component, even if that other component is absent. </w:t>
+        <w:t xml:space="preserve"> by Ivan Pavlov (Pavlov, 1927) and John Watson (Watson, 1924). Both types share the commonality that, for sufficiently strong associations, the presence of one component of the relation will evoke a representation of the other component, even if that other component is absent. </w:t>
       </w:r>
     </w:p>
     <w:p>
@@ -1468,31 +1670,65 @@
           <w:sz w:val="24"/>
           <w:szCs w:val="24"/>
         </w:rPr>
-        <w:t>, in all of the studies that will be described,</w:t>
-      </w:r>
-      <w:r>
-        <w:rPr>
-          <w:rFonts w:ascii="Times New Roman" w:eastAsia="Times New Roman" w:hAnsi="Times New Roman" w:cs="Times New Roman"/>
-          <w:sz w:val="24"/>
-          <w:szCs w:val="24"/>
-        </w:rPr>
-        <w:t xml:space="preserve"> infants were not required to learn about the consequences of their behaviors based on contingency and reinforcement schedules. At the same time, certain difficulties preclude even this type of learning from </w:t>
-      </w:r>
-      <w:r>
-        <w:rPr>
-          <w:rFonts w:ascii="Times New Roman" w:eastAsia="Times New Roman" w:hAnsi="Times New Roman" w:cs="Times New Roman"/>
-          <w:sz w:val="24"/>
-          <w:szCs w:val="24"/>
-        </w:rPr>
-        <w:t>capturing</w:t>
-      </w:r>
-      <w:r>
-        <w:rPr>
-          <w:rFonts w:ascii="Times New Roman" w:eastAsia="Times New Roman" w:hAnsi="Times New Roman" w:cs="Times New Roman"/>
-          <w:sz w:val="24"/>
-          <w:szCs w:val="24"/>
-        </w:rPr>
-        <w:t xml:space="preserve"> the kind of representation-based associative learning</w:t>
+        <w:t xml:space="preserve">, in </w:t>
+      </w:r>
+      <w:proofErr w:type="gramStart"/>
+      <w:r>
+        <w:rPr>
+          <w:rFonts w:ascii="Times New Roman" w:eastAsia="Times New Roman" w:hAnsi="Times New Roman" w:cs="Times New Roman"/>
+          <w:sz w:val="24"/>
+          <w:szCs w:val="24"/>
+        </w:rPr>
+        <w:t>all of</w:t>
+      </w:r>
+      <w:proofErr w:type="gramEnd"/>
+      <w:r>
+        <w:rPr>
+          <w:rFonts w:ascii="Times New Roman" w:eastAsia="Times New Roman" w:hAnsi="Times New Roman" w:cs="Times New Roman"/>
+          <w:sz w:val="24"/>
+          <w:szCs w:val="24"/>
+        </w:rPr>
+        <w:t xml:space="preserve"> the studies that will be described,</w:t>
+      </w:r>
+      <w:r>
+        <w:rPr>
+          <w:rFonts w:ascii="Times New Roman" w:eastAsia="Times New Roman" w:hAnsi="Times New Roman" w:cs="Times New Roman"/>
+          <w:sz w:val="24"/>
+          <w:szCs w:val="24"/>
+        </w:rPr>
+        <w:t xml:space="preserve"> infants were not required to learn about the consequences of their behaviors based on contingency and reinforcement schedules. At the same time, certain difficulties preclude even </w:t>
+      </w:r>
+      <w:r>
+        <w:rPr>
+          <w:rFonts w:ascii="Times New Roman" w:eastAsia="Times New Roman" w:hAnsi="Times New Roman" w:cs="Times New Roman"/>
+          <w:sz w:val="24"/>
+          <w:szCs w:val="24"/>
+        </w:rPr>
+        <w:t>classical conditioning</w:t>
+      </w:r>
+      <w:r>
+        <w:rPr>
+          <w:rFonts w:ascii="Times New Roman" w:eastAsia="Times New Roman" w:hAnsi="Times New Roman" w:cs="Times New Roman"/>
+          <w:sz w:val="24"/>
+          <w:szCs w:val="24"/>
+        </w:rPr>
+        <w:t xml:space="preserve"> from </w:t>
+      </w:r>
+      <w:r>
+        <w:rPr>
+          <w:rFonts w:ascii="Times New Roman" w:eastAsia="Times New Roman" w:hAnsi="Times New Roman" w:cs="Times New Roman"/>
+          <w:sz w:val="24"/>
+          <w:szCs w:val="24"/>
+        </w:rPr>
+        <w:t>reflecting the</w:t>
+      </w:r>
+      <w:r>
+        <w:rPr>
+          <w:rFonts w:ascii="Times New Roman" w:eastAsia="Times New Roman" w:hAnsi="Times New Roman" w:cs="Times New Roman"/>
+          <w:sz w:val="24"/>
+          <w:szCs w:val="24"/>
+        </w:rPr>
+        <w:t xml:space="preserve"> kind of representation-based associative learning</w:t>
       </w:r>
       <w:r>
         <w:rPr>
@@ -1596,7 +1832,18 @@
           <w:sz w:val="24"/>
           <w:szCs w:val="24"/>
         </w:rPr>
-        <w:t xml:space="preserve">linearly separable </w:t>
+        <w:t xml:space="preserve">linearly </w:t>
+      </w:r>
+      <w:r>
+        <w:rPr>
+          <w:rFonts w:ascii="Times New Roman" w:eastAsia="Times New Roman" w:hAnsi="Times New Roman" w:cs="Times New Roman"/>
+          <w:i/>
+          <w:iCs/>
+          <w:sz w:val="24"/>
+          <w:szCs w:val="24"/>
+        </w:rPr>
+        <w:lastRenderedPageBreak/>
+        <w:t xml:space="preserve">separable </w:t>
       </w:r>
       <w:r>
         <w:rPr>
@@ -1622,16 +1869,7 @@
           <w:sz w:val="24"/>
           <w:szCs w:val="24"/>
         </w:rPr>
-        <w:t xml:space="preserve"> vertical line can be drawn through the midpoint such that all green points are on one side of it, and all red points are on the other. Now imagine that the green points form a ring that completely encircles a cloud of red points at its center. In this configuration, </w:t>
-      </w:r>
-      <w:r>
-        <w:rPr>
-          <w:rFonts w:ascii="Times New Roman" w:eastAsia="Times New Roman" w:hAnsi="Times New Roman" w:cs="Times New Roman"/>
-          <w:sz w:val="24"/>
-          <w:szCs w:val="24"/>
-        </w:rPr>
-        <w:lastRenderedPageBreak/>
-        <w:t xml:space="preserve">there is no single line—vertical, horizontal, or diagonal—that cleanly separates the clusters. As such, the two sets of points are </w:t>
+        <w:t xml:space="preserve"> vertical line can be drawn through the midpoint such that all green points are on one side of it, and all red points are on the other. Now imagine that the green points form a ring that completely encircles a cloud of red points at its center. In this configuration, there is no single line—vertical, horizontal, or diagonal—that cleanly separates the clusters. As such, the two sets of points are </w:t>
       </w:r>
       <w:r>
         <w:rPr>
@@ -1973,7 +2211,16 @@
           <w:sz w:val="24"/>
           <w:szCs w:val="24"/>
         </w:rPr>
-        <w:t xml:space="preserve"> typically only move when other agents or objects contact them. An example of contact causality would be Lindsey pushing her daughter Alena </w:t>
+        <w:t xml:space="preserve"> typically only move when other agents or objects contact them. An example of contact causality would be </w:t>
+      </w:r>
+      <w:r>
+        <w:rPr>
+          <w:rFonts w:ascii="Times New Roman" w:eastAsia="Times New Roman" w:hAnsi="Times New Roman" w:cs="Times New Roman"/>
+          <w:sz w:val="24"/>
+          <w:szCs w:val="24"/>
+        </w:rPr>
+        <w:lastRenderedPageBreak/>
+        <w:t xml:space="preserve">Lindsey pushing her daughter Alena </w:t>
       </w:r>
       <w:r>
         <w:rPr>
@@ -2061,16 +2308,71 @@
           <w:sz w:val="24"/>
           <w:szCs w:val="24"/>
         </w:rPr>
-        <w:t xml:space="preserve"> Successful navigation requires that we appreciate these fundamental differences. For instance, a person who </w:t>
-      </w:r>
-      <w:r>
-        <w:rPr>
-          <w:rFonts w:ascii="Times New Roman" w:eastAsia="Times New Roman" w:hAnsi="Times New Roman" w:cs="Times New Roman"/>
-          <w:sz w:val="24"/>
-          <w:szCs w:val="24"/>
-        </w:rPr>
-        <w:lastRenderedPageBreak/>
-        <w:t xml:space="preserve">understands that people and objects possess different causal abilities would know that it is appropriate to request a favor from another person but incongruous to request one from a box. </w:t>
+        <w:t xml:space="preserve"> Successful navigation requires that we appreciate these fundamental differences. For instance, a person who understands that people and objects possess different causal abilities would know that it is appropriate to </w:t>
+      </w:r>
+      <w:r>
+        <w:rPr>
+          <w:rFonts w:ascii="Times New Roman" w:eastAsia="Times New Roman" w:hAnsi="Times New Roman" w:cs="Times New Roman"/>
+          <w:sz w:val="24"/>
+          <w:szCs w:val="24"/>
+        </w:rPr>
+        <w:t>invite a friend on a</w:t>
+      </w:r>
+      <w:r>
+        <w:rPr>
+          <w:rFonts w:ascii="Times New Roman" w:eastAsia="Times New Roman" w:hAnsi="Times New Roman" w:cs="Times New Roman"/>
+          <w:sz w:val="24"/>
+          <w:szCs w:val="24"/>
+        </w:rPr>
+        <w:t xml:space="preserve"> </w:t>
+      </w:r>
+      <w:r>
+        <w:rPr>
+          <w:rFonts w:ascii="Times New Roman" w:eastAsia="Times New Roman" w:hAnsi="Times New Roman" w:cs="Times New Roman"/>
+          <w:sz w:val="24"/>
+          <w:szCs w:val="24"/>
+        </w:rPr>
+        <w:t>walk</w:t>
+      </w:r>
+      <w:r>
+        <w:rPr>
+          <w:rFonts w:ascii="Times New Roman" w:eastAsia="Times New Roman" w:hAnsi="Times New Roman" w:cs="Times New Roman"/>
+          <w:sz w:val="24"/>
+          <w:szCs w:val="24"/>
+        </w:rPr>
+        <w:t xml:space="preserve"> </w:t>
+      </w:r>
+      <w:r>
+        <w:rPr>
+          <w:rFonts w:ascii="Times New Roman" w:eastAsia="Times New Roman" w:hAnsi="Times New Roman" w:cs="Times New Roman"/>
+          <w:sz w:val="24"/>
+          <w:szCs w:val="24"/>
+        </w:rPr>
+        <w:t xml:space="preserve">but incongruous to </w:t>
+      </w:r>
+      <w:r>
+        <w:rPr>
+          <w:rFonts w:ascii="Times New Roman" w:eastAsia="Times New Roman" w:hAnsi="Times New Roman" w:cs="Times New Roman"/>
+          <w:sz w:val="24"/>
+          <w:szCs w:val="24"/>
+        </w:rPr>
+        <w:t>invite</w:t>
+      </w:r>
+      <w:r>
+        <w:rPr>
+          <w:rFonts w:ascii="Times New Roman" w:eastAsia="Times New Roman" w:hAnsi="Times New Roman" w:cs="Times New Roman"/>
+          <w:sz w:val="24"/>
+          <w:szCs w:val="24"/>
+        </w:rPr>
+        <w:t xml:space="preserve"> a box to do the same thing</w:t>
+      </w:r>
+      <w:r>
+        <w:rPr>
+          <w:rFonts w:ascii="Times New Roman" w:eastAsia="Times New Roman" w:hAnsi="Times New Roman" w:cs="Times New Roman"/>
+          <w:sz w:val="24"/>
+          <w:szCs w:val="24"/>
+        </w:rPr>
+        <w:t xml:space="preserve">. </w:t>
       </w:r>
     </w:p>
     <w:p>
@@ -2121,7 +2423,43 @@
           <w:sz w:val="24"/>
           <w:szCs w:val="24"/>
         </w:rPr>
-        <w:t>, 2022; for a related account, see Carey, 2009). This theory posits that infants are endowed with a small number of “core knowledge” systems. These domain-specific systems are argued to support reasoning about geometry and space, agents, inanimate objects, number, and social relationships. These systems are “domain specific” because they support learning in particular content domains and are triggered by particular kinds of input. Thus, each of the aforementioned domains has its own core-knowledge system. However, of these systems, the two core-knowledge systems that are most relevant to the question posed above are the agent and object systems. The core agent system enables infants to know that agents are goal-directed, self-propelled, and can cause action to occur in other agents both at a distance and through direct contact</w:t>
+        <w:t xml:space="preserve">, 2022; for a related account, see Carey, 2009). This theory posits that infants are endowed with a small number of “core knowledge” systems. These domain-specific systems are argued to support reasoning about geometry and space, agents, inanimate objects, number, and social relationships. These systems are “domain specific” because they support learning in particular content domains and are triggered by </w:t>
+      </w:r>
+      <w:proofErr w:type="gramStart"/>
+      <w:r>
+        <w:rPr>
+          <w:rFonts w:ascii="Times New Roman" w:eastAsia="Times New Roman" w:hAnsi="Times New Roman" w:cs="Times New Roman"/>
+          <w:sz w:val="24"/>
+          <w:szCs w:val="24"/>
+        </w:rPr>
+        <w:t>particular kinds</w:t>
+      </w:r>
+      <w:proofErr w:type="gramEnd"/>
+      <w:r>
+        <w:rPr>
+          <w:rFonts w:ascii="Times New Roman" w:eastAsia="Times New Roman" w:hAnsi="Times New Roman" w:cs="Times New Roman"/>
+          <w:sz w:val="24"/>
+          <w:szCs w:val="24"/>
+        </w:rPr>
+        <w:t xml:space="preserve"> of input. Thus, each of the </w:t>
+      </w:r>
+      <w:proofErr w:type="gramStart"/>
+      <w:r>
+        <w:rPr>
+          <w:rFonts w:ascii="Times New Roman" w:eastAsia="Times New Roman" w:hAnsi="Times New Roman" w:cs="Times New Roman"/>
+          <w:sz w:val="24"/>
+          <w:szCs w:val="24"/>
+        </w:rPr>
+        <w:t>aforementioned domains</w:t>
+      </w:r>
+      <w:proofErr w:type="gramEnd"/>
+      <w:r>
+        <w:rPr>
+          <w:rFonts w:ascii="Times New Roman" w:eastAsia="Times New Roman" w:hAnsi="Times New Roman" w:cs="Times New Roman"/>
+          <w:sz w:val="24"/>
+          <w:szCs w:val="24"/>
+        </w:rPr>
+        <w:t xml:space="preserve"> has its own core-knowledge system. However, of these systems, the two core-knowledge systems that are most relevant to the question posed above are the agent and object systems. The core agent system enables infants to know that agents are goal-directed, self-propelled, and can cause action to occur in other agents both at a distance and through direct contact</w:t>
       </w:r>
       <w:r>
         <w:rPr>
@@ -2209,7 +2547,7 @@
           <w:sz w:val="24"/>
           <w:szCs w:val="24"/>
         </w:rPr>
-        <w:t xml:space="preserve">habituated to an event in which a first person entered the stage from the left and traveled a short distance until it was fully blocked by an opaque screen located at center stage. A second, initially half-covered person then emerged from behind the right side of the screen and traveled a short distance until it exited the stage to the right. A red box with a jagged top edge and a blue cylinder replaced the two people in the Object condition. This condition was otherwise identical to the People condition. All infants were then shown two test events, both without screens. In the Contact test event, the first person </w:t>
+        <w:t xml:space="preserve">habituated to an event in which a first person entered the stage from the left and traveled a short distance until it was fully blocked by an opaque screen located at center stage. A second, initially half-covered person then emerged from behind the right side of the screen and traveled a short distance until it exited the stage to </w:t>
       </w:r>
       <w:r>
         <w:rPr>
@@ -2218,7 +2556,7 @@
           <w:szCs w:val="24"/>
         </w:rPr>
         <w:lastRenderedPageBreak/>
-        <w:t>(or object) moved towards the other person (or object) until the first contacted the second at center stage. In the No Contact test event, the first person or object moved towards, but ultimately stopped short of, the other person or object, at which point the second person or object moved until it exited the stage.</w:t>
+        <w:t>the right. A red box with a jagged top edge and a blue cylinder replaced the two people in the Object condition. This condition was otherwise identical to the People condition. All infants were then shown two test events, both without screens. In the Contact test event, the first person (or object) moved towards the other person (or object) until the first contacted the second at center stage. In the No Contact test event, the first person or object moved towards, but ultimately stopped short of, the other person or object, at which point the second person or object moved until it exited the stage.</w:t>
       </w:r>
     </w:p>
     <w:p>
@@ -2257,7 +2595,25 @@
           <w:sz w:val="24"/>
           <w:szCs w:val="24"/>
         </w:rPr>
-        <w:t xml:space="preserve"> et al. (1995) reasoned that if infants understand that people and objects possess distinct causal properties, then they should have different expectations about what occurred behind the screen during habituation. For example, if they understand that objects generally do not move in the absence of contact, then they should have inferred that the second object moved following contact from the first and thus look longer at the No Contact test event than at the Contact one. Because people’s causal actions are relatively unconstrained, infants’ expectations about how the people interacted with one another behind the screen should be more equivocal. As a consequence, both test events should elicit equivalent amounts of looking. </w:t>
+        <w:t xml:space="preserve"> et al. (1995) reasoned that if infants understand that people and objects possess distinct causal properties, then they should have different expectations about what occurred behind the screen during habituation. For example, if they understand that objects generally do not move in the absence of contact, then they should have inferred that the second object moved following contact from the first and thus look longer at the No Contact test event than at the Contact one. Because people’s causal actions are relatively unconstrained, infants’ expectations about how the people interacted with one another behind the screen should be more equivocal. </w:t>
+      </w:r>
+      <w:proofErr w:type="gramStart"/>
+      <w:r>
+        <w:rPr>
+          <w:rFonts w:ascii="Times New Roman" w:eastAsia="Times New Roman" w:hAnsi="Times New Roman" w:cs="Times New Roman"/>
+          <w:sz w:val="24"/>
+          <w:szCs w:val="24"/>
+        </w:rPr>
+        <w:t>As a consequence</w:t>
+      </w:r>
+      <w:proofErr w:type="gramEnd"/>
+      <w:r>
+        <w:rPr>
+          <w:rFonts w:ascii="Times New Roman" w:eastAsia="Times New Roman" w:hAnsi="Times New Roman" w:cs="Times New Roman"/>
+          <w:sz w:val="24"/>
+          <w:szCs w:val="24"/>
+        </w:rPr>
+        <w:t xml:space="preserve">, both test events should elicit equivalent amounts of looking. </w:t>
       </w:r>
     </w:p>
     <w:p>
@@ -2331,7 +2687,16 @@
           <w:sz w:val="24"/>
           <w:szCs w:val="24"/>
         </w:rPr>
-        <w:t xml:space="preserve">, 2006; Saxe et al., 2005; Saxe et al., 2007), would seem to support the Core Knowledge account. As the opening example made clear, however, such a conclusion may be unwarranted if a simpler mechanism and explanation can account for these findings. </w:t>
+        <w:t xml:space="preserve">, 2006; Saxe et al., 2005; Saxe et al., 2007), would seem to support the Core Knowledge account. As the </w:t>
+      </w:r>
+      <w:r>
+        <w:rPr>
+          <w:rFonts w:ascii="Times New Roman" w:eastAsia="Times New Roman" w:hAnsi="Times New Roman" w:cs="Times New Roman"/>
+          <w:sz w:val="24"/>
+          <w:szCs w:val="24"/>
+        </w:rPr>
+        <w:lastRenderedPageBreak/>
+        <w:t xml:space="preserve">opening example made clear, however, such a conclusion may be unwarranted if a simpler mechanism and explanation can account for these findings. </w:t>
       </w:r>
     </w:p>
     <w:p>
@@ -2353,16 +2718,7 @@
           <w:szCs w:val="24"/>
         </w:rPr>
         <w:tab/>
-        <w:t xml:space="preserve">I offered one such explanation in a recent series of papers (Benton, 2023, 2025). The crux of my proposal is that domain-general associative learning, combined with a small number of </w:t>
-      </w:r>
-      <w:r>
-        <w:rPr>
-          <w:rFonts w:ascii="Times New Roman" w:eastAsia="Times New Roman" w:hAnsi="Times New Roman" w:cs="Times New Roman"/>
-          <w:sz w:val="24"/>
-          <w:szCs w:val="24"/>
-        </w:rPr>
-        <w:lastRenderedPageBreak/>
-        <w:t>inherent perceptual biases, such as preferences for faces over non-faces (e.g., Morton &amp; Johnson, 1991</w:t>
+        <w:t>I offered one such explanation in a recent series of papers (Benton, 2023, 2025). The crux of my proposal is that domain-general associative learning, combined with a small number of inherent perceptual biases, such as preferences for faces over non-faces (e.g., Morton &amp; Johnson, 1991</w:t>
       </w:r>
       <w:r>
         <w:rPr>
@@ -2648,7 +3004,16 @@
           <w:sz w:val="24"/>
           <w:szCs w:val="24"/>
         </w:rPr>
-        <w:t xml:space="preserve"> also be established between things with smooth rectilinear edges (objects for an adult) and motion following direct contact given that</w:t>
+        <w:t xml:space="preserve"> also be established between </w:t>
+      </w:r>
+      <w:r>
+        <w:rPr>
+          <w:rFonts w:ascii="Times New Roman" w:eastAsia="Times New Roman" w:hAnsi="Times New Roman" w:cs="Times New Roman"/>
+          <w:sz w:val="24"/>
+          <w:szCs w:val="24"/>
+        </w:rPr>
+        <w:lastRenderedPageBreak/>
+        <w:t>things with smooth rectilinear edges (objects for an adult) and motion following direct contact given that</w:t>
       </w:r>
       <w:r>
         <w:rPr>
@@ -2717,7 +3082,6 @@
           <w:sz w:val="24"/>
           <w:szCs w:val="24"/>
         </w:rPr>
-        <w:lastRenderedPageBreak/>
         <w:tab/>
         <w:t xml:space="preserve">Once these associations have been established, the presence of one component of an association will activate a representation of the other. Thus, seeing action at a distance will activate a representation of elongated appendages. Crucially, this process is very likely bidirectional. This means that the presence of elongated appendages will activate a representation of movement through physical contact and action at a distance. This process has important implications for how infants should treat different action events. For example, if one component of a learned relation is present (e.g., smooth, rectilinear edges) but the other is not (e.g., motion through contact), this may cause infants to show heightened looking time, as if they are actively searching for the missing component. </w:t>
       </w:r>
@@ -2865,7 +3229,16 @@
           <w:sz w:val="24"/>
           <w:szCs w:val="24"/>
         </w:rPr>
-        <w:t xml:space="preserve"> et al.’s (1995) findings, I instantiated it in a connectionist computational model. These models—much like the human brain—consist of simple “neuron-like” processing units that are organized into layers. Units in one layer interact with units in adjacent layers via a set of interconnected, synapse-like, real-valued, weighted connections. Thus, units in the bottommost, or </w:t>
+        <w:t xml:space="preserve"> et al.’s (1995) findings, I instantiated it in a connectionist computational model. These models—much like the human </w:t>
+      </w:r>
+      <w:r>
+        <w:rPr>
+          <w:rFonts w:ascii="Times New Roman" w:eastAsia="Times New Roman" w:hAnsi="Times New Roman" w:cs="Times New Roman"/>
+          <w:sz w:val="24"/>
+          <w:szCs w:val="24"/>
+        </w:rPr>
+        <w:lastRenderedPageBreak/>
+        <w:t xml:space="preserve">brain—consist of simple “neuron-like” processing units that are organized into layers. Units in one layer interact with units in adjacent layers via a set of interconnected, synapse-like, real-valued, weighted connections. Thus, units in the bottommost, or </w:t>
       </w:r>
       <w:r>
         <w:rPr>
@@ -2897,16 +3270,7 @@
           <w:sz w:val="24"/>
           <w:szCs w:val="24"/>
         </w:rPr>
-        <w:t xml:space="preserve"> layer interact with units </w:t>
-      </w:r>
-      <w:r>
-        <w:rPr>
-          <w:rFonts w:ascii="Times New Roman" w:eastAsia="Times New Roman" w:hAnsi="Times New Roman" w:cs="Times New Roman"/>
-          <w:sz w:val="24"/>
-          <w:szCs w:val="24"/>
-        </w:rPr>
-        <w:lastRenderedPageBreak/>
-        <w:t xml:space="preserve">in an intermediate, or “hidden,” layer via one set of weighted connections, whereas units in the hidden layer interact with units in the final, or “output,” layer via a second set of connections. A system’s “knowledge” is stored in these interconnections. </w:t>
+        <w:t xml:space="preserve"> layer interact with units in an intermediate, or “hidden,” layer via one set of weighted connections, whereas units in the hidden layer interact with units in the final, or “output,” layer via a second set of connections. A system’s “knowledge” is stored in these interconnections. </w:t>
       </w:r>
     </w:p>
     <w:p>
@@ -3260,7 +3624,39 @@
           <w:szCs w:val="24"/>
         </w:rPr>
         <w:tab/>
-        <w:t xml:space="preserve">As shown in Figure 2, the model consisted of three layers—input, hidden, and output. The input and output layers consisted of five different groups. Two of these groups captured a person’s or object’s perceptual identity, two of them captured their surface features (i.e., whether they possessed adult-defined legs or object parts), and the final group represented different kinds of action (i.e., adult-defined contact causality or action-at-a-distance). Surface appearances, features, and actions were presented to the model as patterns of activation across their corresponding input groups. The model’s task for the surface appearance and feature groups was to reproduce at the output layer the same patterns of activation presented across the corresponding groups at the input layer. </w:t>
+        <w:t xml:space="preserve">As shown in Figure 2, the model consisted of three layers—input, hidden, and output. The input and output layers consisted of five different groups. Two of these groups captured a person’s or object’s perceptual identity, two of them captured their surface features (i.e., whether they possessed adult-defined legs or object parts), and the final group represented </w:t>
+      </w:r>
+      <w:r>
+        <w:rPr>
+          <w:rFonts w:ascii="Times New Roman" w:eastAsia="Times New Roman" w:hAnsi="Times New Roman" w:cs="Times New Roman"/>
+          <w:sz w:val="24"/>
+          <w:szCs w:val="24"/>
+        </w:rPr>
+        <w:t xml:space="preserve">the unfolding of </w:t>
+      </w:r>
+      <w:r>
+        <w:rPr>
+          <w:rFonts w:ascii="Times New Roman" w:eastAsia="Times New Roman" w:hAnsi="Times New Roman" w:cs="Times New Roman"/>
+          <w:sz w:val="24"/>
+          <w:szCs w:val="24"/>
+        </w:rPr>
+        <w:t xml:space="preserve">different </w:t>
+      </w:r>
+      <w:r>
+        <w:rPr>
+          <w:rFonts w:ascii="Times New Roman" w:eastAsia="Times New Roman" w:hAnsi="Times New Roman" w:cs="Times New Roman"/>
+          <w:sz w:val="24"/>
+          <w:szCs w:val="24"/>
+        </w:rPr>
+        <w:t>actions</w:t>
+      </w:r>
+      <w:r>
+        <w:rPr>
+          <w:rFonts w:ascii="Times New Roman" w:eastAsia="Times New Roman" w:hAnsi="Times New Roman" w:cs="Times New Roman"/>
+          <w:sz w:val="24"/>
+          <w:szCs w:val="24"/>
+        </w:rPr>
+        <w:t xml:space="preserve"> (i.e., adult-defined contact causality or action-at-a-distance). Surface appearances, features, and actions were presented to the model as patterns of activation across their corresponding input groups. The model’s task for the surface appearance and feature groups was to reproduce at the output layer the same patterns of activation presented across the corresponding groups at the input layer. </w:t>
       </w:r>
     </w:p>
     <w:p>
@@ -3356,25 +3752,7 @@
           <w:sz w:val="24"/>
           <w:szCs w:val="24"/>
         </w:rPr>
-        <w:t xml:space="preserve">when the former stopped and the latter began moving. The two entities were separated by one position when one </w:t>
-      </w:r>
-      <w:proofErr w:type="gramStart"/>
-      <w:r>
-        <w:rPr>
-          <w:rFonts w:ascii="Times New Roman" w:eastAsia="Times New Roman" w:hAnsi="Times New Roman" w:cs="Times New Roman"/>
-          <w:sz w:val="24"/>
-          <w:szCs w:val="24"/>
-        </w:rPr>
-        <w:t>stopped</w:t>
-      </w:r>
-      <w:proofErr w:type="gramEnd"/>
-      <w:r>
-        <w:rPr>
-          <w:rFonts w:ascii="Times New Roman" w:eastAsia="Times New Roman" w:hAnsi="Times New Roman" w:cs="Times New Roman"/>
-          <w:sz w:val="24"/>
-          <w:szCs w:val="24"/>
-        </w:rPr>
-        <w:t xml:space="preserve"> and the other began moving during action-at-a-distance events. To achieve the copying and prediction goals, networks needed to develop hidden representations that captured the most essential aspects of the input while also encoding each action’s sequential regularities as different events unfolded. </w:t>
+        <w:t xml:space="preserve">when the former stopped and the latter began moving. The two entities were separated by one position when one stopped and the other began moving during action-at-a-distance events. To achieve the copying and prediction goals, networks needed to develop hidden representations that captured the most essential aspects of the input while also encoding each action’s sequential regularities as different events unfolded. </w:t>
       </w:r>
       <w:r>
         <w:rPr>
@@ -3724,7 +4102,25 @@
           <w:sz w:val="24"/>
           <w:szCs w:val="24"/>
         </w:rPr>
-        <w:t xml:space="preserve"> robust associations between particular surface features and particular actions</w:t>
+        <w:t xml:space="preserve"> robust associations between </w:t>
+      </w:r>
+      <w:proofErr w:type="gramStart"/>
+      <w:r>
+        <w:rPr>
+          <w:rFonts w:ascii="Times New Roman" w:eastAsia="Times New Roman" w:hAnsi="Times New Roman" w:cs="Times New Roman"/>
+          <w:sz w:val="24"/>
+          <w:szCs w:val="24"/>
+        </w:rPr>
+        <w:t>particular surface</w:t>
+      </w:r>
+      <w:proofErr w:type="gramEnd"/>
+      <w:r>
+        <w:rPr>
+          <w:rFonts w:ascii="Times New Roman" w:eastAsia="Times New Roman" w:hAnsi="Times New Roman" w:cs="Times New Roman"/>
+          <w:sz w:val="24"/>
+          <w:szCs w:val="24"/>
+        </w:rPr>
+        <w:t xml:space="preserve"> features and particular actions</w:t>
       </w:r>
       <w:r>
         <w:rPr>
@@ -3820,7 +4216,47 @@
           <w:sz w:val="24"/>
           <w:szCs w:val="24"/>
         </w:rPr>
-        <w:t xml:space="preserve">I addressed this concern in another simulation in which networks were presented with surface features that differed in their perceptual salience. Although all features occurred equally often with the different actions, the stronger associations nevertheless developed between the salient surface features and the patterns of causal action with which they covaried than between less salient features and those same patterns. In effect, networks identified the relevant features for themselves. </w:t>
+        <w:t xml:space="preserve">I addressed this concern in another simulation in which networks were presented with surface features that differed in their perceptual salience. </w:t>
+      </w:r>
+      <w:r>
+        <w:rPr>
+          <w:rFonts w:ascii="Times New Roman" w:eastAsia="Times New Roman" w:hAnsi="Times New Roman" w:cs="Times New Roman"/>
+          <w:sz w:val="24"/>
+          <w:szCs w:val="24"/>
+        </w:rPr>
+        <w:t>Although salient and less salient features were correlated</w:t>
+      </w:r>
+      <w:r>
+        <w:rPr>
+          <w:rFonts w:ascii="Times New Roman" w:eastAsia="Times New Roman" w:hAnsi="Times New Roman" w:cs="Times New Roman"/>
+          <w:sz w:val="24"/>
+          <w:szCs w:val="24"/>
+        </w:rPr>
+        <w:t xml:space="preserve"> to the same extent</w:t>
+      </w:r>
+      <w:r>
+        <w:rPr>
+          <w:rFonts w:ascii="Times New Roman" w:eastAsia="Times New Roman" w:hAnsi="Times New Roman" w:cs="Times New Roman"/>
+          <w:sz w:val="24"/>
+          <w:szCs w:val="24"/>
+        </w:rPr>
+        <w:t xml:space="preserve"> with the different actions, stronger associations developed between the salient features and those actions.</w:t>
+      </w:r>
+      <w:r>
+        <w:rPr>
+          <w:rFonts w:ascii="Times New Roman" w:eastAsia="Times New Roman" w:hAnsi="Times New Roman" w:cs="Times New Roman"/>
+          <w:sz w:val="24"/>
+          <w:szCs w:val="24"/>
+        </w:rPr>
+        <w:t xml:space="preserve"> </w:t>
+      </w:r>
+      <w:r>
+        <w:rPr>
+          <w:rFonts w:ascii="Times New Roman" w:eastAsia="Times New Roman" w:hAnsi="Times New Roman" w:cs="Times New Roman"/>
+          <w:sz w:val="24"/>
+          <w:szCs w:val="24"/>
+        </w:rPr>
+        <w:t xml:space="preserve">In effect, networks identified the relevant features for themselves. </w:t>
       </w:r>
     </w:p>
     <w:p>
@@ -3842,8 +4278,39 @@
           <w:szCs w:val="24"/>
         </w:rPr>
         <w:tab/>
-        <w:t xml:space="preserve">The model also succeeded in reproducing key findings from other classic studies on this topic. For example, the model captured Saxe et al.’s (2005) finding that 10- and 12-month-olds looked longer when a human hand, but not a toy truck, appeared on the opposite side of the stage from which a beanbag had previously emerged. It also replicated Saxe et al.’s (2007) finding that 7- and 10-month-olds looked longer when a bean bag emerged from behind a screen concealing a toy truck than from behind one concealing a human hand or puppet. Finally, the model </w:t>
-      </w:r>
+        <w:t xml:space="preserve">The model also succeeded in reproducing key findings from other classic studies on this topic. For example, the model captured Saxe et al.’s (2005) finding that 10- and 12-month-olds looked longer when a human hand, but not a toy truck, appeared on the opposite side of the stage from which a beanbag had previously emerged. It also replicated Saxe et al.’s (2007) finding that 7- and 10-month-olds looked longer when a bean bag emerged from behind a screen concealing a toy truck than from behind one concealing a human hand or puppet. Finally, the model reproduced Markson and </w:t>
+      </w:r>
+      <w:proofErr w:type="spellStart"/>
+      <w:r>
+        <w:rPr>
+          <w:rFonts w:ascii="Times New Roman" w:eastAsia="Times New Roman" w:hAnsi="Times New Roman" w:cs="Times New Roman"/>
+          <w:sz w:val="24"/>
+          <w:szCs w:val="24"/>
+        </w:rPr>
+        <w:t>Spelke’s</w:t>
+      </w:r>
+      <w:proofErr w:type="spellEnd"/>
+      <w:r>
+        <w:rPr>
+          <w:rFonts w:ascii="Times New Roman" w:eastAsia="Times New Roman" w:hAnsi="Times New Roman" w:cs="Times New Roman"/>
+          <w:sz w:val="24"/>
+          <w:szCs w:val="24"/>
+        </w:rPr>
+        <w:t xml:space="preserve"> (2006) finding that 7-month-olds looked longer at a previously self-propelled than previously made-to-move toy animal.</w:t>
+      </w:r>
+    </w:p>
+    <w:p>
+      <w:pPr>
+        <w:tabs>
+          <w:tab w:val="left" w:pos="720"/>
+        </w:tabs>
+        <w:ind w:firstLine="0"/>
+        <w:rPr>
+          <w:rFonts w:ascii="Times New Roman" w:eastAsia="Times New Roman" w:hAnsi="Times New Roman" w:cs="Times New Roman"/>
+          <w:sz w:val="24"/>
+          <w:szCs w:val="24"/>
+        </w:rPr>
+      </w:pPr>
       <w:r>
         <w:rPr>
           <w:rFonts w:ascii="Times New Roman" w:eastAsia="Times New Roman" w:hAnsi="Times New Roman" w:cs="Times New Roman"/>
@@ -3851,7 +4318,153 @@
           <w:szCs w:val="24"/>
         </w:rPr>
         <w:lastRenderedPageBreak/>
-        <w:t xml:space="preserve">reproduced Markson and </w:t>
+        <w:tab/>
+        <w:t xml:space="preserve">In addition to capturing existing findings, the model generated several testable predictions. One is that infants younger than 7 months of age should </w:t>
+      </w:r>
+      <w:r>
+        <w:rPr>
+          <w:rFonts w:ascii="Times New Roman" w:eastAsia="Times New Roman" w:hAnsi="Times New Roman" w:cs="Times New Roman"/>
+          <w:sz w:val="24"/>
+          <w:szCs w:val="24"/>
+        </w:rPr>
+        <w:t>look equally long at both test events across conditions</w:t>
+      </w:r>
+      <w:r>
+        <w:rPr>
+          <w:rFonts w:ascii="Times New Roman" w:eastAsia="Times New Roman" w:hAnsi="Times New Roman" w:cs="Times New Roman"/>
+          <w:sz w:val="24"/>
+          <w:szCs w:val="24"/>
+        </w:rPr>
+        <w:t xml:space="preserve">. Another is that these looking patterns should depend on the perceptual features of the objects and entities involved. For example, infants should exhibit looking patterns </w:t>
+      </w:r>
+      <w:proofErr w:type="gramStart"/>
+      <w:r>
+        <w:rPr>
+          <w:rFonts w:ascii="Times New Roman" w:eastAsia="Times New Roman" w:hAnsi="Times New Roman" w:cs="Times New Roman"/>
+          <w:sz w:val="24"/>
+          <w:szCs w:val="24"/>
+        </w:rPr>
+        <w:t>similar to</w:t>
+      </w:r>
+      <w:proofErr w:type="gramEnd"/>
+      <w:r>
+        <w:rPr>
+          <w:rFonts w:ascii="Times New Roman" w:eastAsia="Times New Roman" w:hAnsi="Times New Roman" w:cs="Times New Roman"/>
+          <w:sz w:val="24"/>
+          <w:szCs w:val="24"/>
+        </w:rPr>
+        <w:t xml:space="preserve"> those observed in the original People condition if they are habituated to objects that possess people parts (e.g., a cylinder with legs appended to its base). By contrast, infants should </w:t>
+      </w:r>
+      <w:r>
+        <w:rPr>
+          <w:rFonts w:ascii="Times New Roman" w:eastAsia="Times New Roman" w:hAnsi="Times New Roman" w:cs="Times New Roman"/>
+          <w:sz w:val="24"/>
+          <w:szCs w:val="24"/>
+        </w:rPr>
+        <w:t>show</w:t>
+      </w:r>
+      <w:r>
+        <w:rPr>
+          <w:rFonts w:ascii="Times New Roman" w:eastAsia="Times New Roman" w:hAnsi="Times New Roman" w:cs="Times New Roman"/>
+          <w:sz w:val="24"/>
+          <w:szCs w:val="24"/>
+        </w:rPr>
+        <w:t xml:space="preserve"> looking patterns more </w:t>
+      </w:r>
+      <w:proofErr w:type="gramStart"/>
+      <w:r>
+        <w:rPr>
+          <w:rFonts w:ascii="Times New Roman" w:eastAsia="Times New Roman" w:hAnsi="Times New Roman" w:cs="Times New Roman"/>
+          <w:sz w:val="24"/>
+          <w:szCs w:val="24"/>
+        </w:rPr>
+        <w:t>similar to</w:t>
+      </w:r>
+      <w:proofErr w:type="gramEnd"/>
+      <w:r>
+        <w:rPr>
+          <w:rFonts w:ascii="Times New Roman" w:eastAsia="Times New Roman" w:hAnsi="Times New Roman" w:cs="Times New Roman"/>
+          <w:sz w:val="24"/>
+          <w:szCs w:val="24"/>
+        </w:rPr>
+        <w:t xml:space="preserve"> those observed in the original Object condition if they are habituated to people that possess object parts (e.g., a person whose legs have been replaced with the base of a cylinder).  </w:t>
+      </w:r>
+    </w:p>
+    <w:p>
+      <w:pPr>
+        <w:tabs>
+          <w:tab w:val="left" w:pos="720"/>
+        </w:tabs>
+        <w:ind w:firstLine="0"/>
+        <w:rPr>
+          <w:rFonts w:ascii="Times New Roman" w:eastAsia="Times New Roman" w:hAnsi="Times New Roman" w:cs="Times New Roman"/>
+          <w:sz w:val="24"/>
+          <w:szCs w:val="24"/>
+        </w:rPr>
+      </w:pPr>
+      <w:r>
+        <w:rPr>
+          <w:rFonts w:ascii="Times New Roman" w:eastAsia="Times New Roman" w:hAnsi="Times New Roman" w:cs="Times New Roman"/>
+          <w:sz w:val="24"/>
+          <w:szCs w:val="24"/>
+        </w:rPr>
+        <w:tab/>
+      </w:r>
+      <w:r>
+        <w:rPr>
+          <w:rFonts w:ascii="Times New Roman" w:eastAsia="Times New Roman" w:hAnsi="Times New Roman" w:cs="Times New Roman"/>
+          <w:sz w:val="24"/>
+          <w:szCs w:val="24"/>
+        </w:rPr>
+        <w:t>Each of these predictions is presumably</w:t>
+      </w:r>
+      <w:r>
+        <w:rPr>
+          <w:rFonts w:ascii="Times New Roman" w:eastAsia="Times New Roman" w:hAnsi="Times New Roman" w:cs="Times New Roman"/>
+          <w:sz w:val="24"/>
+          <w:szCs w:val="24"/>
+        </w:rPr>
+        <w:t xml:space="preserve"> at odds with what would be predicted under the Core Knowledge account. For one thing, the Core Knowledge account provides no obvious reason to expect the </w:t>
+      </w:r>
+      <w:proofErr w:type="gramStart"/>
+      <w:r>
+        <w:rPr>
+          <w:rFonts w:ascii="Times New Roman" w:eastAsia="Times New Roman" w:hAnsi="Times New Roman" w:cs="Times New Roman"/>
+          <w:sz w:val="24"/>
+          <w:szCs w:val="24"/>
+        </w:rPr>
+        <w:t>particular developmental</w:t>
+      </w:r>
+      <w:proofErr w:type="gramEnd"/>
+      <w:r>
+        <w:rPr>
+          <w:rFonts w:ascii="Times New Roman" w:eastAsia="Times New Roman" w:hAnsi="Times New Roman" w:cs="Times New Roman"/>
+          <w:sz w:val="24"/>
+          <w:szCs w:val="24"/>
+        </w:rPr>
+        <w:t xml:space="preserve"> progression predicted by the model, given its assumption that infants possess innate knowledge about the causal behavior of people and objects. For another, a person’s or object’s surface features should have little, if any, bearing on how infants perceive their causal actions. This is because this account assumes that infants represent people and objects at a deeper, more abstract, and more conceptual level. Superficial changes to their surface features should therefore do very little to disrupt these representations. </w:t>
+      </w:r>
+    </w:p>
+    <w:p>
+      <w:pPr>
+        <w:tabs>
+          <w:tab w:val="left" w:pos="720"/>
+        </w:tabs>
+        <w:ind w:firstLine="0"/>
+        <w:rPr>
+          <w:rFonts w:ascii="Times New Roman" w:eastAsia="Times New Roman" w:hAnsi="Times New Roman" w:cs="Times New Roman"/>
+          <w:sz w:val="24"/>
+          <w:szCs w:val="24"/>
+        </w:rPr>
+      </w:pPr>
+      <w:r>
+        <w:rPr>
+          <w:rFonts w:ascii="Times New Roman" w:eastAsia="Times New Roman" w:hAnsi="Times New Roman" w:cs="Times New Roman"/>
+          <w:sz w:val="24"/>
+          <w:szCs w:val="24"/>
+        </w:rPr>
+        <w:tab/>
+        <w:t xml:space="preserve">Although it remains to be seen whether associative learning subserves how infants perceive, process, encode, and represent the causal actions of people and objects, the fact that the current associative-learning account can capture findings previously interpreted as evidence of innate core knowledge provides a proof of principle that simple domain-general associative learning—much like the sensorimotor connections in </w:t>
       </w:r>
       <w:proofErr w:type="spellStart"/>
       <w:r>
@@ -3860,7 +4473,7 @@
           <w:sz w:val="24"/>
           <w:szCs w:val="24"/>
         </w:rPr>
-        <w:t>Spelke’s</w:t>
+        <w:t>Braitenberg’s</w:t>
       </w:r>
       <w:proofErr w:type="spellEnd"/>
       <w:r>
@@ -3869,111 +4482,8 @@
           <w:sz w:val="24"/>
           <w:szCs w:val="24"/>
         </w:rPr>
-        <w:t xml:space="preserve"> (2006) finding that 7-month-olds looked longer at a previously self-propelled than previously made-to-move toy animal.</w:t>
-      </w:r>
-    </w:p>
-    <w:p>
-      <w:pPr>
-        <w:tabs>
-          <w:tab w:val="left" w:pos="720"/>
-        </w:tabs>
-        <w:ind w:firstLine="0"/>
-        <w:rPr>
-          <w:rFonts w:ascii="Times New Roman" w:eastAsia="Times New Roman" w:hAnsi="Times New Roman" w:cs="Times New Roman"/>
-          <w:sz w:val="24"/>
-          <w:szCs w:val="24"/>
-        </w:rPr>
-      </w:pPr>
-      <w:r>
-        <w:rPr>
-          <w:rFonts w:ascii="Times New Roman" w:eastAsia="Times New Roman" w:hAnsi="Times New Roman" w:cs="Times New Roman"/>
-          <w:sz w:val="24"/>
-          <w:szCs w:val="24"/>
-        </w:rPr>
-        <w:tab/>
-        <w:t xml:space="preserve">In addition to capturing existing findings, the model generated several testable predictions. One is that infants younger than 7 months of age should show looking patterns similar to those of the 7-month-olds in </w:t>
-      </w:r>
-      <w:proofErr w:type="spellStart"/>
-      <w:r>
-        <w:rPr>
-          <w:rFonts w:ascii="Times New Roman" w:eastAsia="Times New Roman" w:hAnsi="Times New Roman" w:cs="Times New Roman"/>
-          <w:sz w:val="24"/>
-          <w:szCs w:val="24"/>
-        </w:rPr>
-        <w:t>Spelke</w:t>
-      </w:r>
-      <w:proofErr w:type="spellEnd"/>
-      <w:r>
-        <w:rPr>
-          <w:rFonts w:ascii="Times New Roman" w:eastAsia="Times New Roman" w:hAnsi="Times New Roman" w:cs="Times New Roman"/>
-          <w:sz w:val="24"/>
-          <w:szCs w:val="24"/>
-        </w:rPr>
-        <w:t xml:space="preserve"> et al. (1995). Another is that these looking patterns should depend on the perceptual features of the objects and entities involved. For example, infants should exhibit looking patterns similar to those observed in the original People condition if they are habituated to objects that possess people parts (e.g., a cylinder with legs appended to its base). By contrast, infants should exhibit looking patterns more similar to those observed in the original Object condition if they are </w:t>
-      </w:r>
-      <w:proofErr w:type="gramStart"/>
-      <w:r>
-        <w:rPr>
-          <w:rFonts w:ascii="Times New Roman" w:eastAsia="Times New Roman" w:hAnsi="Times New Roman" w:cs="Times New Roman"/>
-          <w:sz w:val="24"/>
-          <w:szCs w:val="24"/>
-        </w:rPr>
-        <w:t>habituated</w:t>
-      </w:r>
-      <w:proofErr w:type="gramEnd"/>
-      <w:r>
-        <w:rPr>
-          <w:rFonts w:ascii="Times New Roman" w:eastAsia="Times New Roman" w:hAnsi="Times New Roman" w:cs="Times New Roman"/>
-          <w:sz w:val="24"/>
-          <w:szCs w:val="24"/>
-        </w:rPr>
-        <w:t xml:space="preserve"> to people that possess object parts (e.g., a person whose legs have been replaced with the base of a cylinder).  </w:t>
-      </w:r>
-    </w:p>
-    <w:p>
-      <w:pPr>
-        <w:tabs>
-          <w:tab w:val="left" w:pos="720"/>
-        </w:tabs>
-        <w:ind w:firstLine="0"/>
-        <w:rPr>
-          <w:rFonts w:ascii="Times New Roman" w:eastAsia="Times New Roman" w:hAnsi="Times New Roman" w:cs="Times New Roman"/>
-          <w:sz w:val="24"/>
-          <w:szCs w:val="24"/>
-        </w:rPr>
-      </w:pPr>
-      <w:r>
-        <w:rPr>
-          <w:rFonts w:ascii="Times New Roman" w:eastAsia="Times New Roman" w:hAnsi="Times New Roman" w:cs="Times New Roman"/>
-          <w:sz w:val="24"/>
-          <w:szCs w:val="24"/>
-        </w:rPr>
-        <w:tab/>
-        <w:t xml:space="preserve">Presumably, each of these predictions is at odds with what would be predicted under the Core Knowledge account. For one thing, the Core Knowledge account provides no obvious reason to expect the particular developmental progression predicted by the model, given its assumption that infants possess innate knowledge about the causal behavior of people and objects. For another, a person’s or object’s surface features should have little, if any, bearing on how infants perceive their causal actions. This is because this account assumes that infants represent people and objects at a deeper, more abstract, and more conceptual level. Superficial changes to their surface features should therefore do very little to disrupt these representations. </w:t>
-      </w:r>
-    </w:p>
-    <w:p>
-      <w:pPr>
-        <w:tabs>
-          <w:tab w:val="left" w:pos="720"/>
-        </w:tabs>
-        <w:ind w:firstLine="0"/>
-        <w:rPr>
-          <w:rFonts w:ascii="Times New Roman" w:eastAsia="Times New Roman" w:hAnsi="Times New Roman" w:cs="Times New Roman"/>
-          <w:sz w:val="24"/>
-          <w:szCs w:val="24"/>
-        </w:rPr>
-      </w:pPr>
-      <w:r>
-        <w:rPr>
-          <w:rFonts w:ascii="Times New Roman" w:eastAsia="Times New Roman" w:hAnsi="Times New Roman" w:cs="Times New Roman"/>
-          <w:sz w:val="24"/>
-          <w:szCs w:val="24"/>
-        </w:rPr>
-        <w:tab/>
-        <w:t xml:space="preserve">Although it remains to be seen whether associative learning subserves how infants perceive, process, encode, and represent the causal actions of people and objects, the fact that the current associative-learning account can capture findings previously interpreted as evidence of innate core knowledge provides a proof of principle that simple domain-general associative </w:t>
-      </w:r>
-      <w:proofErr w:type="gramStart"/>
+        <w:t xml:space="preserve"> vehicles—may be sufficient to explain infants’ looking behaviors in the corresponding studies. In the same way that the </w:t>
+      </w:r>
       <w:r>
         <w:rPr>
           <w:rFonts w:ascii="Times New Roman" w:eastAsia="Times New Roman" w:hAnsi="Times New Roman" w:cs="Times New Roman"/>
@@ -3981,34 +4491,7 @@
           <w:szCs w:val="24"/>
         </w:rPr>
         <w:lastRenderedPageBreak/>
-        <w:t>learning—</w:t>
-      </w:r>
-      <w:proofErr w:type="gramEnd"/>
-      <w:r>
-        <w:rPr>
-          <w:rFonts w:ascii="Times New Roman" w:eastAsia="Times New Roman" w:hAnsi="Times New Roman" w:cs="Times New Roman"/>
-          <w:sz w:val="24"/>
-          <w:szCs w:val="24"/>
-        </w:rPr>
-        <w:t xml:space="preserve">much like the sensorimotor connections in </w:t>
-      </w:r>
-      <w:proofErr w:type="spellStart"/>
-      <w:r>
-        <w:rPr>
-          <w:rFonts w:ascii="Times New Roman" w:eastAsia="Times New Roman" w:hAnsi="Times New Roman" w:cs="Times New Roman"/>
-          <w:sz w:val="24"/>
-          <w:szCs w:val="24"/>
-        </w:rPr>
-        <w:t>Braitenberg’s</w:t>
-      </w:r>
-      <w:proofErr w:type="spellEnd"/>
-      <w:r>
-        <w:rPr>
-          <w:rFonts w:ascii="Times New Roman" w:eastAsia="Times New Roman" w:hAnsi="Times New Roman" w:cs="Times New Roman"/>
-          <w:sz w:val="24"/>
-          <w:szCs w:val="24"/>
-        </w:rPr>
-        <w:t xml:space="preserve"> vehicles—may be sufficient to explain infants’ looking behaviors in the corresponding studies. In the same way that the seemingly intelligent and autonomous behaviors of </w:t>
+        <w:t xml:space="preserve">seemingly intelligent and autonomous behaviors of </w:t>
       </w:r>
       <w:proofErr w:type="spellStart"/>
       <w:r>
@@ -4198,8 +4681,38 @@
           <w:sz w:val="24"/>
           <w:szCs w:val="24"/>
         </w:rPr>
-        <w:t xml:space="preserve">The computational model discussed in the previous section provided an illustration of both of these virtues. The model not only demonstrated that associative learning was sufficient to </w:t>
-      </w:r>
+        <w:t xml:space="preserve">The computational model discussed in the previous section provided an illustration of </w:t>
+      </w:r>
+      <w:proofErr w:type="gramStart"/>
+      <w:r>
+        <w:rPr>
+          <w:rFonts w:ascii="Times New Roman" w:eastAsia="Times New Roman" w:hAnsi="Times New Roman" w:cs="Times New Roman"/>
+          <w:sz w:val="24"/>
+          <w:szCs w:val="24"/>
+        </w:rPr>
+        <w:t>both of these</w:t>
+      </w:r>
+      <w:proofErr w:type="gramEnd"/>
+      <w:r>
+        <w:rPr>
+          <w:rFonts w:ascii="Times New Roman" w:eastAsia="Times New Roman" w:hAnsi="Times New Roman" w:cs="Times New Roman"/>
+          <w:sz w:val="24"/>
+          <w:szCs w:val="24"/>
+        </w:rPr>
+        <w:t xml:space="preserve"> virtues. The model not only demonstrated that associative learning was sufficient to explain infants’ looking behaviors in studies that examined their knowledge about people and object causal action, but it generated several testable predictions. </w:t>
+      </w:r>
+    </w:p>
+    <w:p>
+      <w:pPr>
+        <w:tabs>
+          <w:tab w:val="left" w:pos="720"/>
+        </w:tabs>
+        <w:rPr>
+          <w:rFonts w:ascii="Times New Roman" w:eastAsia="Times New Roman" w:hAnsi="Times New Roman" w:cs="Times New Roman"/>
+          <w:sz w:val="24"/>
+          <w:szCs w:val="24"/>
+        </w:rPr>
+      </w:pPr>
       <w:r>
         <w:rPr>
           <w:rFonts w:ascii="Times New Roman" w:eastAsia="Times New Roman" w:hAnsi="Times New Roman" w:cs="Times New Roman"/>
@@ -4207,26 +4720,6 @@
           <w:szCs w:val="24"/>
         </w:rPr>
         <w:lastRenderedPageBreak/>
-        <w:t xml:space="preserve">explain infants’ looking behaviors in studies that examined their knowledge about people and object causal action, but it generated several testable predictions. </w:t>
-      </w:r>
-    </w:p>
-    <w:p>
-      <w:pPr>
-        <w:tabs>
-          <w:tab w:val="left" w:pos="720"/>
-        </w:tabs>
-        <w:rPr>
-          <w:rFonts w:ascii="Times New Roman" w:eastAsia="Times New Roman" w:hAnsi="Times New Roman" w:cs="Times New Roman"/>
-          <w:sz w:val="24"/>
-          <w:szCs w:val="24"/>
-        </w:rPr>
-      </w:pPr>
-      <w:r>
-        <w:rPr>
-          <w:rFonts w:ascii="Times New Roman" w:eastAsia="Times New Roman" w:hAnsi="Times New Roman" w:cs="Times New Roman"/>
-          <w:sz w:val="24"/>
-          <w:szCs w:val="24"/>
-        </w:rPr>
         <w:t xml:space="preserve">These virtues are not new and have been discussed at length elsewhere (e.g., Mareschal &amp; Thomas, 2007; </w:t>
       </w:r>
       <w:proofErr w:type="spellStart"/>
@@ -4309,35 +4802,157 @@
           <w:sz w:val="24"/>
           <w:szCs w:val="24"/>
         </w:rPr>
-        <w:t>As an illustration</w:t>
-      </w:r>
-      <w:r>
-        <w:rPr>
-          <w:rFonts w:ascii="Times New Roman" w:eastAsia="Times New Roman" w:hAnsi="Times New Roman" w:cs="Times New Roman"/>
-          <w:sz w:val="24"/>
-          <w:szCs w:val="24"/>
-        </w:rPr>
-        <w:t xml:space="preserve">, imagine that a child learns, on separate occasions, that a novel machine’s activation and a heart-shaped sticker are each associated with object A. If the child subsequently infers that a novel object that possesses one of those features (say the heart-shaped sticker) is more likely to produce the effect than an otherwise identical object that possesses a different feature, they would be said to have used second-order correlation learning to make a causal inference. I showed, both in this study and in others (e.g., Benton et al., 2021; Rakison &amp; Benton, 2019), that children could do precisely this. </w:t>
-      </w:r>
-    </w:p>
-    <w:p>
-      <w:pPr>
-        <w:tabs>
-          <w:tab w:val="left" w:pos="720"/>
-        </w:tabs>
-        <w:rPr>
-          <w:rFonts w:ascii="Times New Roman" w:eastAsia="Times New Roman" w:hAnsi="Times New Roman" w:cs="Times New Roman"/>
-          <w:sz w:val="24"/>
-          <w:szCs w:val="24"/>
-        </w:rPr>
-      </w:pPr>
-      <w:r>
-        <w:rPr>
-          <w:rFonts w:ascii="Times New Roman" w:eastAsia="Times New Roman" w:hAnsi="Times New Roman" w:cs="Times New Roman"/>
-          <w:sz w:val="24"/>
-          <w:szCs w:val="24"/>
-        </w:rPr>
-        <w:t xml:space="preserve">A critical feature of this task is that success in it requires that children first be able to detect the trained second-order correlations. How was this achieved? My approach to answering </w:t>
+        <w:t xml:space="preserve">To </w:t>
+      </w:r>
+      <w:r>
+        <w:rPr>
+          <w:rFonts w:ascii="Times New Roman" w:eastAsia="Times New Roman" w:hAnsi="Times New Roman" w:cs="Times New Roman"/>
+          <w:sz w:val="24"/>
+          <w:szCs w:val="24"/>
+        </w:rPr>
+        <w:t>demonstrate</w:t>
+      </w:r>
+      <w:r>
+        <w:rPr>
+          <w:rFonts w:ascii="Times New Roman" w:eastAsia="Times New Roman" w:hAnsi="Times New Roman" w:cs="Times New Roman"/>
+          <w:sz w:val="24"/>
+          <w:szCs w:val="24"/>
+        </w:rPr>
+        <w:t xml:space="preserve">, imagine </w:t>
+      </w:r>
+      <w:r>
+        <w:rPr>
+          <w:rFonts w:ascii="Times New Roman" w:eastAsia="Times New Roman" w:hAnsi="Times New Roman" w:cs="Times New Roman"/>
+          <w:sz w:val="24"/>
+          <w:szCs w:val="24"/>
+        </w:rPr>
+        <w:t xml:space="preserve">a child learning that </w:t>
+      </w:r>
+      <w:r>
+        <w:rPr>
+          <w:rFonts w:ascii="Times New Roman" w:eastAsia="Times New Roman" w:hAnsi="Times New Roman" w:cs="Times New Roman"/>
+          <w:sz w:val="24"/>
+          <w:szCs w:val="24"/>
+        </w:rPr>
+        <w:t>a</w:t>
+      </w:r>
+      <w:r>
+        <w:rPr>
+          <w:rFonts w:ascii="Times New Roman" w:eastAsia="Times New Roman" w:hAnsi="Times New Roman" w:cs="Times New Roman"/>
+          <w:sz w:val="24"/>
+          <w:szCs w:val="24"/>
+        </w:rPr>
+        <w:t xml:space="preserve"> surprised facial expression (feature A) is associated with a particular tone of voice (feature B) on one series of occasions and with a novel toy (feature C)</w:t>
+      </w:r>
+      <w:r>
+        <w:rPr>
+          <w:rFonts w:ascii="Times New Roman" w:eastAsia="Times New Roman" w:hAnsi="Times New Roman" w:cs="Times New Roman"/>
+          <w:sz w:val="24"/>
+          <w:szCs w:val="24"/>
+        </w:rPr>
+        <w:t xml:space="preserve"> </w:t>
+      </w:r>
+      <w:r>
+        <w:rPr>
+          <w:rFonts w:ascii="Times New Roman" w:eastAsia="Times New Roman" w:hAnsi="Times New Roman" w:cs="Times New Roman"/>
+          <w:sz w:val="24"/>
+          <w:szCs w:val="24"/>
+        </w:rPr>
+        <w:t>on another series of occasions. Second-order correlation learning is inferred i</w:t>
+      </w:r>
+      <w:r>
+        <w:rPr>
+          <w:rFonts w:ascii="Times New Roman" w:eastAsia="Times New Roman" w:hAnsi="Times New Roman" w:cs="Times New Roman"/>
+          <w:sz w:val="24"/>
+          <w:szCs w:val="24"/>
+        </w:rPr>
+        <w:t xml:space="preserve">f the child </w:t>
+      </w:r>
+      <w:r>
+        <w:rPr>
+          <w:rFonts w:ascii="Times New Roman" w:eastAsia="Times New Roman" w:hAnsi="Times New Roman" w:cs="Times New Roman"/>
+          <w:sz w:val="24"/>
+          <w:szCs w:val="24"/>
+        </w:rPr>
+        <w:t xml:space="preserve">subsequently </w:t>
+      </w:r>
+      <w:r>
+        <w:rPr>
+          <w:rFonts w:ascii="Times New Roman" w:eastAsia="Times New Roman" w:hAnsi="Times New Roman" w:cs="Times New Roman"/>
+          <w:sz w:val="24"/>
+          <w:szCs w:val="24"/>
+        </w:rPr>
+        <w:t xml:space="preserve">detects a relation between features B and </w:t>
+      </w:r>
+      <w:proofErr w:type="gramStart"/>
+      <w:r>
+        <w:rPr>
+          <w:rFonts w:ascii="Times New Roman" w:eastAsia="Times New Roman" w:hAnsi="Times New Roman" w:cs="Times New Roman"/>
+          <w:sz w:val="24"/>
+          <w:szCs w:val="24"/>
+        </w:rPr>
+        <w:t>C.</w:t>
+      </w:r>
+      <w:proofErr w:type="gramEnd"/>
+      <w:r>
+        <w:rPr>
+          <w:rFonts w:ascii="Times New Roman" w:eastAsia="Times New Roman" w:hAnsi="Times New Roman" w:cs="Times New Roman"/>
+          <w:sz w:val="24"/>
+          <w:szCs w:val="24"/>
+        </w:rPr>
+        <w:t xml:space="preserve"> I showed</w:t>
+      </w:r>
+      <w:r>
+        <w:rPr>
+          <w:rFonts w:ascii="Times New Roman" w:eastAsia="Times New Roman" w:hAnsi="Times New Roman" w:cs="Times New Roman"/>
+          <w:sz w:val="24"/>
+          <w:szCs w:val="24"/>
+        </w:rPr>
+        <w:t xml:space="preserve"> </w:t>
+      </w:r>
+      <w:r>
+        <w:rPr>
+          <w:rFonts w:ascii="Times New Roman" w:eastAsia="Times New Roman" w:hAnsi="Times New Roman" w:cs="Times New Roman"/>
+          <w:sz w:val="24"/>
+          <w:szCs w:val="24"/>
+        </w:rPr>
+        <w:t>that children could do precisely this</w:t>
+      </w:r>
+      <w:r>
+        <w:rPr>
+          <w:rFonts w:ascii="Times New Roman" w:eastAsia="Times New Roman" w:hAnsi="Times New Roman" w:cs="Times New Roman"/>
+          <w:sz w:val="24"/>
+          <w:szCs w:val="24"/>
+        </w:rPr>
+        <w:t>, both in this study as well as in others (e.g., Benton et al., 2021; Rakison &amp; Benton, 2019)</w:t>
+      </w:r>
+      <w:r>
+        <w:rPr>
+          <w:rFonts w:ascii="Times New Roman" w:eastAsia="Times New Roman" w:hAnsi="Times New Roman" w:cs="Times New Roman"/>
+          <w:sz w:val="24"/>
+          <w:szCs w:val="24"/>
+        </w:rPr>
+        <w:t xml:space="preserve">. </w:t>
+      </w:r>
+    </w:p>
+    <w:p>
+      <w:pPr>
+        <w:tabs>
+          <w:tab w:val="left" w:pos="720"/>
+        </w:tabs>
+        <w:rPr>
+          <w:rFonts w:ascii="Times New Roman" w:eastAsia="Times New Roman" w:hAnsi="Times New Roman" w:cs="Times New Roman"/>
+          <w:sz w:val="24"/>
+          <w:szCs w:val="24"/>
+        </w:rPr>
+      </w:pPr>
+      <w:r>
+        <w:rPr>
+          <w:rFonts w:ascii="Times New Roman" w:eastAsia="Times New Roman" w:hAnsi="Times New Roman" w:cs="Times New Roman"/>
+          <w:sz w:val="24"/>
+          <w:szCs w:val="24"/>
+        </w:rPr>
+        <w:t xml:space="preserve">A critical feature of this task is that success in it requires that children first be able to detect the trained second-order correlations. How was this achieved? My approach to answering this question was twofold. First, I trained a connectionist model on a computational analogue of the behavioral task. Second, I examined the model’s processing dynamics to ascertain how sensitivity to second-order correlations emerged. The analyses suggested that such sensitivity </w:t>
       </w:r>
       <w:r>
         <w:rPr>
@@ -4346,7 +4961,25 @@
           <w:szCs w:val="24"/>
         </w:rPr>
         <w:lastRenderedPageBreak/>
-        <w:t xml:space="preserve">this question was twofold. First, I trained a connectionist model on a computational analogue of the behavioral task. Second, I examined the model’s processing dynamics to ascertain how sensitivity to second-order correlations emerged. The analyses suggested that such sensitivity was the consequence of features presented in two separate learning phases becoming linked to a common internal representation. A consequence of this arrangement is that when the common representation is activated by one of the features, so too is the other feature, and this is true despite the fact that the two features never occurred together during training. </w:t>
+        <w:t xml:space="preserve">was the consequence of features presented in two separate learning phases becoming linked to a common internal representation. A consequence of this arrangement is that when the common representation is activated by one of the features, so too is the other feature, and this is true </w:t>
+      </w:r>
+      <w:proofErr w:type="gramStart"/>
+      <w:r>
+        <w:rPr>
+          <w:rFonts w:ascii="Times New Roman" w:eastAsia="Times New Roman" w:hAnsi="Times New Roman" w:cs="Times New Roman"/>
+          <w:sz w:val="24"/>
+          <w:szCs w:val="24"/>
+        </w:rPr>
+        <w:t>despite the fact that</w:t>
+      </w:r>
+      <w:proofErr w:type="gramEnd"/>
+      <w:r>
+        <w:rPr>
+          <w:rFonts w:ascii="Times New Roman" w:eastAsia="Times New Roman" w:hAnsi="Times New Roman" w:cs="Times New Roman"/>
+          <w:sz w:val="24"/>
+          <w:szCs w:val="24"/>
+        </w:rPr>
+        <w:t xml:space="preserve"> the two features never occurred together during training. </w:t>
       </w:r>
     </w:p>
     <w:p>
@@ -4496,7 +5129,63 @@
           <w:sz w:val="24"/>
           <w:szCs w:val="24"/>
         </w:rPr>
-        <w:t xml:space="preserve"> is as simple as it is profound: Behaviors that appear to be generated by cognitively sophisticated mechanisms may, in fact, arise from relatively simple ones. The goal of this chapter was to demonstrate the explanatory power of one such mechanism: associative learning. I showed that this mechanism, in conjunction with certain inherent perceptual biases, can generate behavioral patterns previously attributed to innate core knowledge systems. These findings demonstrate that infants need not be endowed with domain-</w:t>
+        <w:t xml:space="preserve"> is as simple as it is profound: Behaviors that appear to be generated by cognitively sophisticated mechanisms may, in fact, arise from relatively simple ones. The goal of this chapter was to demonstrate the explanatory power of one such mechanism: associative learning. I showed that this mechanism, in conjunction with certain inherent perceptual biases, can generate behavioral patterns previously attributed to innate core knowledge systems. These findings demonstrate that infants need not be endowed with domain-specific mechanisms to explain their behavior. </w:t>
+      </w:r>
+      <w:r>
+        <w:rPr>
+          <w:rFonts w:ascii="Times New Roman" w:eastAsia="Times New Roman" w:hAnsi="Times New Roman" w:cs="Times New Roman"/>
+          <w:sz w:val="24"/>
+          <w:szCs w:val="24"/>
+        </w:rPr>
+        <w:t>Whether</w:t>
+      </w:r>
+      <w:r>
+        <w:rPr>
+          <w:rFonts w:ascii="Times New Roman" w:eastAsia="Times New Roman" w:hAnsi="Times New Roman" w:cs="Times New Roman"/>
+          <w:sz w:val="24"/>
+          <w:szCs w:val="24"/>
+        </w:rPr>
+        <w:t xml:space="preserve"> domain-general mechanisms like associative learning provide a better explanation of this behavior than domain-specific core-knowledge systems</w:t>
+      </w:r>
+      <w:r>
+        <w:rPr>
+          <w:rFonts w:ascii="Times New Roman" w:eastAsia="Times New Roman" w:hAnsi="Times New Roman" w:cs="Times New Roman"/>
+          <w:sz w:val="24"/>
+          <w:szCs w:val="24"/>
+        </w:rPr>
+        <w:t xml:space="preserve"> is nevertheless an empirical question</w:t>
+      </w:r>
+      <w:r>
+        <w:rPr>
+          <w:rFonts w:ascii="Times New Roman" w:eastAsia="Times New Roman" w:hAnsi="Times New Roman" w:cs="Times New Roman"/>
+          <w:sz w:val="24"/>
+          <w:szCs w:val="24"/>
+        </w:rPr>
+        <w:t>.</w:t>
+      </w:r>
+      <w:r>
+        <w:rPr>
+          <w:rFonts w:ascii="Times New Roman" w:eastAsia="Times New Roman" w:hAnsi="Times New Roman" w:cs="Times New Roman"/>
+          <w:sz w:val="24"/>
+          <w:szCs w:val="24"/>
+        </w:rPr>
+        <w:t xml:space="preserve"> </w:t>
+      </w:r>
+      <w:r>
+        <w:rPr>
+          <w:rFonts w:ascii="Times New Roman" w:eastAsia="Times New Roman" w:hAnsi="Times New Roman" w:cs="Times New Roman"/>
+          <w:sz w:val="24"/>
+          <w:szCs w:val="24"/>
+        </w:rPr>
+        <w:t xml:space="preserve">Researchers can </w:t>
+      </w:r>
+      <w:r>
+        <w:rPr>
+          <w:rFonts w:ascii="Times New Roman" w:eastAsia="Times New Roman" w:hAnsi="Times New Roman" w:cs="Times New Roman"/>
+          <w:sz w:val="24"/>
+          <w:szCs w:val="24"/>
+        </w:rPr>
+        <w:t xml:space="preserve">begin to make </w:t>
       </w:r>
       <w:r>
         <w:rPr>
@@ -4505,71 +5194,33 @@
           <w:szCs w:val="24"/>
         </w:rPr>
         <w:lastRenderedPageBreak/>
-        <w:t xml:space="preserve">specific mechanisms to explain their behavior. </w:t>
-      </w:r>
-      <w:r>
-        <w:rPr>
-          <w:rFonts w:ascii="Times New Roman" w:eastAsia="Times New Roman" w:hAnsi="Times New Roman" w:cs="Times New Roman"/>
-          <w:sz w:val="24"/>
-          <w:szCs w:val="24"/>
-        </w:rPr>
-        <w:t>Whether</w:t>
-      </w:r>
-      <w:r>
-        <w:rPr>
-          <w:rFonts w:ascii="Times New Roman" w:eastAsia="Times New Roman" w:hAnsi="Times New Roman" w:cs="Times New Roman"/>
-          <w:sz w:val="24"/>
-          <w:szCs w:val="24"/>
-        </w:rPr>
-        <w:t xml:space="preserve"> domain-general mechanisms like associative learning provide a better explanation of this behavior than domain-specific core-knowledge systems</w:t>
-      </w:r>
-      <w:r>
-        <w:rPr>
-          <w:rFonts w:ascii="Times New Roman" w:eastAsia="Times New Roman" w:hAnsi="Times New Roman" w:cs="Times New Roman"/>
-          <w:sz w:val="24"/>
-          <w:szCs w:val="24"/>
-        </w:rPr>
-        <w:t xml:space="preserve"> is nevertheless an empirical question</w:t>
-      </w:r>
-      <w:r>
-        <w:rPr>
-          <w:rFonts w:ascii="Times New Roman" w:eastAsia="Times New Roman" w:hAnsi="Times New Roman" w:cs="Times New Roman"/>
-          <w:sz w:val="24"/>
-          <w:szCs w:val="24"/>
-        </w:rPr>
-        <w:t>.</w:t>
-      </w:r>
-      <w:r>
-        <w:rPr>
-          <w:rFonts w:ascii="Times New Roman" w:eastAsia="Times New Roman" w:hAnsi="Times New Roman" w:cs="Times New Roman"/>
-          <w:sz w:val="24"/>
-          <w:szCs w:val="24"/>
-        </w:rPr>
-        <w:t xml:space="preserve"> </w:t>
-      </w:r>
-      <w:r>
-        <w:rPr>
-          <w:rFonts w:ascii="Times New Roman" w:eastAsia="Times New Roman" w:hAnsi="Times New Roman" w:cs="Times New Roman"/>
-          <w:sz w:val="24"/>
-          <w:szCs w:val="24"/>
-        </w:rPr>
-        <w:t xml:space="preserve">Researchers can </w:t>
-      </w:r>
-      <w:r>
-        <w:rPr>
-          <w:rFonts w:ascii="Times New Roman" w:eastAsia="Times New Roman" w:hAnsi="Times New Roman" w:cs="Times New Roman"/>
-          <w:sz w:val="24"/>
-          <w:szCs w:val="24"/>
-        </w:rPr>
-        <w:t xml:space="preserve">begin to make headway on this issue </w:t>
-      </w:r>
-      <w:r>
-        <w:rPr>
-          <w:rFonts w:ascii="Times New Roman" w:eastAsia="Times New Roman" w:hAnsi="Times New Roman" w:cs="Times New Roman"/>
-          <w:sz w:val="24"/>
-          <w:szCs w:val="24"/>
-        </w:rPr>
-        <w:t>by instantiating their competing verbal theories in computational models, deriving discriminating predictions from those models, and evaluating those predictions in light of infants’ and children’s actual behavior. The status quo of working backward from behavior to mechanism alone will not suffice.</w:t>
+        <w:t xml:space="preserve">headway on this issue </w:t>
+      </w:r>
+      <w:r>
+        <w:rPr>
+          <w:rFonts w:ascii="Times New Roman" w:eastAsia="Times New Roman" w:hAnsi="Times New Roman" w:cs="Times New Roman"/>
+          <w:sz w:val="24"/>
+          <w:szCs w:val="24"/>
+        </w:rPr>
+        <w:t xml:space="preserve">by instantiating their competing verbal theories in computational models, deriving discriminating predictions from those models, and evaluating those predictions </w:t>
+      </w:r>
+      <w:proofErr w:type="gramStart"/>
+      <w:r>
+        <w:rPr>
+          <w:rFonts w:ascii="Times New Roman" w:eastAsia="Times New Roman" w:hAnsi="Times New Roman" w:cs="Times New Roman"/>
+          <w:sz w:val="24"/>
+          <w:szCs w:val="24"/>
+        </w:rPr>
+        <w:t>in light of</w:t>
+      </w:r>
+      <w:proofErr w:type="gramEnd"/>
+      <w:r>
+        <w:rPr>
+          <w:rFonts w:ascii="Times New Roman" w:eastAsia="Times New Roman" w:hAnsi="Times New Roman" w:cs="Times New Roman"/>
+          <w:sz w:val="24"/>
+          <w:szCs w:val="24"/>
+        </w:rPr>
+        <w:t xml:space="preserve"> infants’ and children’s actual behavior. The status quo of working backward from behavior to mechanism alone will not suffice.</w:t>
       </w:r>
     </w:p>
     <w:p>

--- a/invitedChapter_AssociativeLearning_FINAL.docx
+++ b/invitedChapter_AssociativeLearning_FINAL.docx
@@ -273,35 +273,197 @@
         <w:rPr>
           <w:rFonts w:ascii="Times New Roman" w:hAnsi="Times New Roman" w:cs="Times New Roman"/>
         </w:rPr>
-        <w:t xml:space="preserve">This chapter illustrates the principle that seemingly sophisticated behaviors can arise from simple mechanisms by examining the explanatory power of associative learning in cognitive development. I open the chapter by first defining associative learning and then distinguishing traditional types of associative learning from representation-based associative learning. I then show how this mechanism can reproduce the looking behaviors of infants in studies that evaluate whether they understand that people and objects possess different causal </w:t>
-      </w:r>
-      <w:proofErr w:type="gramStart"/>
+        <w:t>This chapter’s central theme</w:t>
+      </w:r>
       <w:r>
         <w:rPr>
           <w:rFonts w:ascii="Times New Roman" w:hAnsi="Times New Roman" w:cs="Times New Roman"/>
         </w:rPr>
-        <w:t>properties—findings</w:t>
-      </w:r>
-      <w:proofErr w:type="gramEnd"/>
+        <w:t xml:space="preserve"> is that</w:t>
+      </w:r>
       <w:r>
         <w:rPr>
           <w:rFonts w:ascii="Times New Roman" w:hAnsi="Times New Roman" w:cs="Times New Roman"/>
         </w:rPr>
-        <w:t xml:space="preserve"> previously interpreted as evidence of innate core knowledge systems. I contend that these results provide </w:t>
-      </w:r>
-      <w:proofErr w:type="gramStart"/>
+        <w:t xml:space="preserve"> seemingly sophisticated behaviors can arise from simple mechanisms</w:t>
+      </w:r>
       <w:r>
         <w:rPr>
           <w:rFonts w:ascii="Times New Roman" w:hAnsi="Times New Roman" w:cs="Times New Roman"/>
         </w:rPr>
-        <w:t>a proof</w:t>
-      </w:r>
-      <w:proofErr w:type="gramEnd"/>
+        <w:t xml:space="preserve">. Here I argue that one such mechanism—associative learning—is a key driver in cognitive development. </w:t>
+      </w:r>
       <w:r>
         <w:rPr>
           <w:rFonts w:ascii="Times New Roman" w:hAnsi="Times New Roman" w:cs="Times New Roman"/>
         </w:rPr>
-        <w:t xml:space="preserve"> of principle that a domain-general associative-learning mechanism is sufficient to explain behaviors previously interpreted as evidence of domain-specific core knowledge. I conclude by arguing that computational modeling offers a promising way to identify underlying mechanisms by enabling researchers and theorists to instantiate their competing theories, derive discriminating predictions, and evaluate those predictions against infants’ and children’s actual behavior.</w:t>
+        <w:t>I begin by defining</w:t>
+      </w:r>
+      <w:r>
+        <w:rPr>
+          <w:rFonts w:ascii="Times New Roman" w:hAnsi="Times New Roman" w:cs="Times New Roman"/>
+        </w:rPr>
+        <w:t xml:space="preserve"> associative learning</w:t>
+      </w:r>
+      <w:r>
+        <w:rPr>
+          <w:rFonts w:ascii="Times New Roman" w:hAnsi="Times New Roman" w:cs="Times New Roman"/>
+        </w:rPr>
+        <w:t>, distin</w:t>
+      </w:r>
+      <w:r>
+        <w:rPr>
+          <w:rFonts w:ascii="Times New Roman" w:hAnsi="Times New Roman" w:cs="Times New Roman"/>
+        </w:rPr>
+        <w:t xml:space="preserve">guishing between </w:t>
+      </w:r>
+      <w:r>
+        <w:rPr>
+          <w:rFonts w:ascii="Times New Roman" w:hAnsi="Times New Roman" w:cs="Times New Roman"/>
+        </w:rPr>
+        <w:t>its different forms</w:t>
+      </w:r>
+      <w:r>
+        <w:rPr>
+          <w:rFonts w:ascii="Times New Roman" w:hAnsi="Times New Roman" w:cs="Times New Roman"/>
+        </w:rPr>
+        <w:t xml:space="preserve">, and arguing that </w:t>
+      </w:r>
+      <w:r>
+        <w:rPr>
+          <w:rFonts w:ascii="Times New Roman" w:hAnsi="Times New Roman" w:cs="Times New Roman"/>
+        </w:rPr>
+        <w:t>representation-based</w:t>
+      </w:r>
+      <w:r>
+        <w:rPr>
+          <w:rFonts w:ascii="Times New Roman" w:hAnsi="Times New Roman" w:cs="Times New Roman"/>
+        </w:rPr>
+        <w:t xml:space="preserve"> </w:t>
+      </w:r>
+      <w:r>
+        <w:rPr>
+          <w:rFonts w:ascii="Times New Roman" w:hAnsi="Times New Roman" w:cs="Times New Roman"/>
+        </w:rPr>
+        <w:t xml:space="preserve">associative learning </w:t>
+      </w:r>
+      <w:r>
+        <w:rPr>
+          <w:rFonts w:ascii="Times New Roman" w:hAnsi="Times New Roman" w:cs="Times New Roman"/>
+        </w:rPr>
+        <w:t>can account for</w:t>
+      </w:r>
+      <w:r>
+        <w:rPr>
+          <w:rFonts w:ascii="Times New Roman" w:hAnsi="Times New Roman" w:cs="Times New Roman"/>
+        </w:rPr>
+        <w:t xml:space="preserve"> the findings covered in this chapter. I </w:t>
+      </w:r>
+      <w:r>
+        <w:rPr>
+          <w:rFonts w:ascii="Times New Roman" w:hAnsi="Times New Roman" w:cs="Times New Roman"/>
+        </w:rPr>
+        <w:t>then show how thi</w:t>
+      </w:r>
+      <w:r>
+        <w:rPr>
+          <w:rFonts w:ascii="Times New Roman" w:hAnsi="Times New Roman" w:cs="Times New Roman"/>
+        </w:rPr>
+        <w:t>s form of associative learning</w:t>
+      </w:r>
+      <w:r>
+        <w:rPr>
+          <w:rFonts w:ascii="Times New Roman" w:hAnsi="Times New Roman" w:cs="Times New Roman"/>
+        </w:rPr>
+        <w:t xml:space="preserve"> can reproduce</w:t>
+      </w:r>
+      <w:r>
+        <w:rPr>
+          <w:rFonts w:ascii="Times New Roman" w:hAnsi="Times New Roman" w:cs="Times New Roman"/>
+        </w:rPr>
+        <w:t xml:space="preserve"> key findings </w:t>
+      </w:r>
+      <w:r>
+        <w:rPr>
+          <w:rFonts w:ascii="Times New Roman" w:hAnsi="Times New Roman" w:cs="Times New Roman"/>
+        </w:rPr>
+        <w:t>from</w:t>
+      </w:r>
+      <w:r>
+        <w:rPr>
+          <w:rFonts w:ascii="Times New Roman" w:hAnsi="Times New Roman" w:cs="Times New Roman"/>
+        </w:rPr>
+        <w:t xml:space="preserve"> studies designed to evaluate what infants know about the causal properties of people and objects</w:t>
+      </w:r>
+      <w:r>
+        <w:rPr>
+          <w:rFonts w:ascii="Times New Roman" w:hAnsi="Times New Roman" w:cs="Times New Roman"/>
+        </w:rPr>
+        <w:t>. These results demonstrate that</w:t>
+      </w:r>
+      <w:r>
+        <w:rPr>
+          <w:rFonts w:ascii="Times New Roman" w:hAnsi="Times New Roman" w:cs="Times New Roman"/>
+        </w:rPr>
+        <w:t xml:space="preserve"> </w:t>
+      </w:r>
+      <w:r>
+        <w:rPr>
+          <w:rFonts w:ascii="Times New Roman" w:hAnsi="Times New Roman" w:cs="Times New Roman"/>
+        </w:rPr>
+        <w:t xml:space="preserve">innate </w:t>
+      </w:r>
+      <w:r>
+        <w:rPr>
+          <w:rFonts w:ascii="Times New Roman" w:hAnsi="Times New Roman" w:cs="Times New Roman"/>
+        </w:rPr>
+        <w:t>“core knowledge” about these causal properties is not necessary</w:t>
+      </w:r>
+      <w:r>
+        <w:rPr>
+          <w:rFonts w:ascii="Times New Roman" w:hAnsi="Times New Roman" w:cs="Times New Roman"/>
+        </w:rPr>
+        <w:t xml:space="preserve"> to explain infants’ looking behaviors in these studies</w:t>
+      </w:r>
+      <w:r>
+        <w:rPr>
+          <w:rFonts w:ascii="Times New Roman" w:hAnsi="Times New Roman" w:cs="Times New Roman"/>
+        </w:rPr>
+        <w:t>.</w:t>
+      </w:r>
+      <w:r>
+        <w:rPr>
+          <w:rFonts w:ascii="Times New Roman" w:hAnsi="Times New Roman" w:cs="Times New Roman"/>
+        </w:rPr>
+        <w:t xml:space="preserve"> </w:t>
+      </w:r>
+      <w:r>
+        <w:rPr>
+          <w:rFonts w:ascii="Times New Roman" w:hAnsi="Times New Roman" w:cs="Times New Roman"/>
+        </w:rPr>
+        <w:t>I conclude by arguing that computational modeling offers researchers a powerful way to identify underlying cognitive mechanisms by enabling them to instantiate their competing verbal theories in explicit, mathematical terms, derive discriminating predictions, and evaluate those predictions against infants’ and children’s actual behavior.</w:t>
+      </w:r>
+    </w:p>
+    <w:p>
+      <w:pPr>
+        <w:ind w:firstLine="0"/>
+        <w:rPr>
+          <w:rFonts w:ascii="Times New Roman" w:hAnsi="Times New Roman" w:cs="Times New Roman"/>
+        </w:rPr>
+      </w:pPr>
+    </w:p>
+    <w:p>
+      <w:pPr>
+        <w:ind w:firstLine="0"/>
+        <w:rPr>
+          <w:rFonts w:ascii="Times New Roman" w:hAnsi="Times New Roman" w:cs="Times New Roman"/>
+        </w:rPr>
+      </w:pPr>
+      <w:r>
+        <w:rPr>
+          <w:rFonts w:ascii="Times New Roman" w:hAnsi="Times New Roman" w:cs="Times New Roman"/>
+        </w:rPr>
+        <w:t xml:space="preserve"> </w:t>
       </w:r>
     </w:p>
     <w:p>
@@ -340,61 +502,7 @@
           <w:szCs w:val="24"/>
         </w:rPr>
         <w:lastRenderedPageBreak/>
-        <w:t>We have gathered evidence for what I would like to call the “law of uphill analysis and downhill invention.” What I mean is this</w:t>
-      </w:r>
-      <w:proofErr w:type="gramStart"/>
-      <w:r>
-        <w:rPr>
-          <w:rFonts w:ascii="Times New Roman" w:eastAsia="Times New Roman" w:hAnsi="Times New Roman" w:cs="Times New Roman"/>
-          <w:sz w:val="24"/>
-          <w:szCs w:val="24"/>
-        </w:rPr>
-        <w:t>. . . .</w:t>
-      </w:r>
-      <w:proofErr w:type="gramEnd"/>
-      <w:r>
-        <w:rPr>
-          <w:rFonts w:ascii="Times New Roman" w:eastAsia="Times New Roman" w:hAnsi="Times New Roman" w:cs="Times New Roman"/>
-          <w:sz w:val="24"/>
-          <w:szCs w:val="24"/>
-        </w:rPr>
-        <w:t xml:space="preserve"> Analysis is more difficult than invention in the sense in which, generally, induction takes more time to perform than deduction: in induction one </w:t>
-      </w:r>
-      <w:proofErr w:type="gramStart"/>
-      <w:r>
-        <w:rPr>
-          <w:rFonts w:ascii="Times New Roman" w:eastAsia="Times New Roman" w:hAnsi="Times New Roman" w:cs="Times New Roman"/>
-          <w:sz w:val="24"/>
-          <w:szCs w:val="24"/>
-        </w:rPr>
-        <w:t>has to</w:t>
-      </w:r>
-      <w:proofErr w:type="gramEnd"/>
-      <w:r>
-        <w:rPr>
-          <w:rFonts w:ascii="Times New Roman" w:eastAsia="Times New Roman" w:hAnsi="Times New Roman" w:cs="Times New Roman"/>
-          <w:sz w:val="24"/>
-          <w:szCs w:val="24"/>
-        </w:rPr>
-        <w:t xml:space="preserve"> search for the way, whereas in deduction one follows a straightforward path. (</w:t>
-      </w:r>
-      <w:proofErr w:type="spellStart"/>
-      <w:r>
-        <w:rPr>
-          <w:rFonts w:ascii="Times New Roman" w:eastAsia="Times New Roman" w:hAnsi="Times New Roman" w:cs="Times New Roman"/>
-          <w:sz w:val="24"/>
-          <w:szCs w:val="24"/>
-        </w:rPr>
-        <w:t>Braitenberg</w:t>
-      </w:r>
-      <w:proofErr w:type="spellEnd"/>
-      <w:r>
-        <w:rPr>
-          <w:rFonts w:ascii="Times New Roman" w:eastAsia="Times New Roman" w:hAnsi="Times New Roman" w:cs="Times New Roman"/>
-          <w:sz w:val="24"/>
-          <w:szCs w:val="24"/>
-        </w:rPr>
-        <w:t xml:space="preserve">, 1986, p. 20) </w:t>
+        <w:t xml:space="preserve">We have gathered evidence for what I would like to call the “law of uphill analysis and downhill invention.” What I mean is this. . . . Analysis is more difficult than invention in the sense in which, generally, induction takes more time to perform than deduction: in induction one has to search for the way, whereas in deduction one follows a straightforward path. (Braitenberg, 1986, p. 20) </w:t>
       </w:r>
     </w:p>
     <w:p>
@@ -511,25 +619,7 @@
           <w:sz w:val="24"/>
           <w:szCs w:val="24"/>
         </w:rPr>
-        <w:t xml:space="preserve">be used to describe each vehicle’s behavior, are they necessary? As </w:t>
-      </w:r>
-      <w:proofErr w:type="spellStart"/>
-      <w:r>
-        <w:rPr>
-          <w:rFonts w:ascii="Times New Roman" w:eastAsia="Times New Roman" w:hAnsi="Times New Roman" w:cs="Times New Roman"/>
-          <w:sz w:val="24"/>
-          <w:szCs w:val="24"/>
-        </w:rPr>
-        <w:t>Braitenberg</w:t>
-      </w:r>
-      <w:proofErr w:type="spellEnd"/>
-      <w:r>
-        <w:rPr>
-          <w:rFonts w:ascii="Times New Roman" w:eastAsia="Times New Roman" w:hAnsi="Times New Roman" w:cs="Times New Roman"/>
-          <w:sz w:val="24"/>
-          <w:szCs w:val="24"/>
-        </w:rPr>
-        <w:t xml:space="preserve"> shows throughout </w:t>
+        <w:t xml:space="preserve">be used to describe each vehicle’s behavior, are they necessary? As Braitenberg shows throughout </w:t>
       </w:r>
       <w:r>
         <w:rPr>
@@ -620,25 +710,23 @@
           <w:sz w:val="24"/>
           <w:szCs w:val="24"/>
         </w:rPr>
-        <w:t xml:space="preserve">Basic architecture of a </w:t>
-      </w:r>
-      <w:proofErr w:type="spellStart"/>
-      <w:r>
-        <w:rPr>
-          <w:rFonts w:ascii="Times New Roman" w:eastAsia="Times New Roman" w:hAnsi="Times New Roman" w:cs="Times New Roman"/>
-          <w:sz w:val="24"/>
-          <w:szCs w:val="24"/>
-        </w:rPr>
-        <w:t>Braitenberg</w:t>
-      </w:r>
-      <w:proofErr w:type="spellEnd"/>
-      <w:r>
-        <w:rPr>
-          <w:rFonts w:ascii="Times New Roman" w:eastAsia="Times New Roman" w:hAnsi="Times New Roman" w:cs="Times New Roman"/>
-          <w:sz w:val="24"/>
-          <w:szCs w:val="24"/>
-        </w:rPr>
-        <w:t xml:space="preserve"> Vehicle</w:t>
+        <w:t xml:space="preserve">Basic architecture of a Braitenberg </w:t>
+      </w:r>
+      <w:r>
+        <w:rPr>
+          <w:rFonts w:ascii="Times New Roman" w:eastAsia="Times New Roman" w:hAnsi="Times New Roman" w:cs="Times New Roman"/>
+          <w:sz w:val="24"/>
+          <w:szCs w:val="24"/>
+        </w:rPr>
+        <w:t>v</w:t>
+      </w:r>
+      <w:r>
+        <w:rPr>
+          <w:rFonts w:ascii="Times New Roman" w:eastAsia="Times New Roman" w:hAnsi="Times New Roman" w:cs="Times New Roman"/>
+          <w:sz w:val="24"/>
+          <w:szCs w:val="24"/>
+        </w:rPr>
+        <w:t>ehicle</w:t>
       </w:r>
     </w:p>
     <w:p>
@@ -756,25 +844,7 @@
           <w:szCs w:val="24"/>
         </w:rPr>
         <w:tab/>
-        <w:t>As the figure shows, a typical “</w:t>
-      </w:r>
-      <w:proofErr w:type="spellStart"/>
-      <w:r>
-        <w:rPr>
-          <w:rFonts w:ascii="Times New Roman" w:eastAsia="Times New Roman" w:hAnsi="Times New Roman" w:cs="Times New Roman"/>
-          <w:sz w:val="24"/>
-          <w:szCs w:val="24"/>
-        </w:rPr>
-        <w:t>Braitenberg</w:t>
-      </w:r>
-      <w:proofErr w:type="spellEnd"/>
-      <w:r>
-        <w:rPr>
-          <w:rFonts w:ascii="Times New Roman" w:eastAsia="Times New Roman" w:hAnsi="Times New Roman" w:cs="Times New Roman"/>
-          <w:sz w:val="24"/>
-          <w:szCs w:val="24"/>
-        </w:rPr>
-        <w:t xml:space="preserve"> vehicle” consists of a body, two motors, and two sensors. The motors—which are located on each side of the body—are connected to sensors that respond to different external stimuli (e.g., light, sound, temperature, or even another vehicle). If the sensors receive increasing amounts of that stimulation and their connections to the motors are positive (i.e., excitatory), then the vehicle will, as shown in the figure, move towards the stimulus. If, however, these connections are negative (i.e., inhibitory), then the vehicle will slow down as it gets closer to the stimulus. </w:t>
+        <w:t xml:space="preserve">As the figure shows, a typical “Braitenberg vehicle” consists of a body, two motors, and two sensors. The motors—which are located on each side of the body—are connected to sensors that respond to different external stimuli (e.g., light, sound, temperature, or even another vehicle). If the sensors receive increasing amounts of that stimulation and their connections to the motors are positive (i.e., excitatory), then the vehicle will, as shown in the figure, move towards the stimulus. If, however, these connections are negative (i.e., inhibitory), then the vehicle will slow down as it gets closer to the stimulus. </w:t>
       </w:r>
     </w:p>
     <w:p>
@@ -823,41 +893,13 @@
         </w:rPr>
         <w:t xml:space="preserve">any </w:t>
       </w:r>
-      <w:proofErr w:type="spellStart"/>
-      <w:r>
-        <w:rPr>
-          <w:rFonts w:ascii="Times New Roman" w:eastAsia="Times New Roman" w:hAnsi="Times New Roman" w:cs="Times New Roman"/>
-          <w:sz w:val="24"/>
-          <w:szCs w:val="24"/>
-        </w:rPr>
-        <w:t>Braitenberg</w:t>
-      </w:r>
-      <w:proofErr w:type="spellEnd"/>
-      <w:r>
-        <w:rPr>
-          <w:rFonts w:ascii="Times New Roman" w:eastAsia="Times New Roman" w:hAnsi="Times New Roman" w:cs="Times New Roman"/>
-          <w:sz w:val="24"/>
-          <w:szCs w:val="24"/>
-        </w:rPr>
-        <w:t xml:space="preserve"> vehicle; that is, a </w:t>
-      </w:r>
-      <w:proofErr w:type="spellStart"/>
-      <w:r>
-        <w:rPr>
-          <w:rFonts w:ascii="Times New Roman" w:eastAsia="Times New Roman" w:hAnsi="Times New Roman" w:cs="Times New Roman"/>
-          <w:sz w:val="24"/>
-          <w:szCs w:val="24"/>
-        </w:rPr>
-        <w:t>Braitenberg</w:t>
-      </w:r>
-      <w:proofErr w:type="spellEnd"/>
-      <w:r>
-        <w:rPr>
-          <w:rFonts w:ascii="Times New Roman" w:eastAsia="Times New Roman" w:hAnsi="Times New Roman" w:cs="Times New Roman"/>
-          <w:sz w:val="24"/>
-          <w:szCs w:val="24"/>
-        </w:rPr>
-        <w:t xml:space="preserve"> vehicle’s sensorimotor connections and physical distance from the nearest external </w:t>
+      <w:r>
+        <w:rPr>
+          <w:rFonts w:ascii="Times New Roman" w:eastAsia="Times New Roman" w:hAnsi="Times New Roman" w:cs="Times New Roman"/>
+          <w:sz w:val="24"/>
+          <w:szCs w:val="24"/>
+        </w:rPr>
+        <w:t xml:space="preserve">Braitenberg vehicle; that is, a Braitenberg vehicle’s sensorimotor connections and physical distance from the nearest external </w:t>
       </w:r>
       <w:r>
         <w:rPr>
@@ -1012,25 +1054,7 @@
           <w:sz w:val="24"/>
           <w:szCs w:val="24"/>
         </w:rPr>
-        <w:t xml:space="preserve">This is what </w:t>
-      </w:r>
-      <w:proofErr w:type="spellStart"/>
-      <w:r>
-        <w:rPr>
-          <w:rFonts w:ascii="Times New Roman" w:eastAsia="Times New Roman" w:hAnsi="Times New Roman" w:cs="Times New Roman"/>
-          <w:sz w:val="24"/>
-          <w:szCs w:val="24"/>
-        </w:rPr>
-        <w:t>Braitenberg</w:t>
-      </w:r>
-      <w:proofErr w:type="spellEnd"/>
-      <w:r>
-        <w:rPr>
-          <w:rFonts w:ascii="Times New Roman" w:eastAsia="Times New Roman" w:hAnsi="Times New Roman" w:cs="Times New Roman"/>
-          <w:sz w:val="24"/>
-          <w:szCs w:val="24"/>
-        </w:rPr>
-        <w:t xml:space="preserve"> means when he says analysis is “more difficult than invention” and induction “takes more time than deduction.” Because it is always possible that specific behaviors and observations were produced by a mechanism other than the one being considered, induction does not permit identifying with certainty the mechanistic basis of those behaviors. Similarly, although</w:t>
+        <w:t>This is what Braitenberg means when he says analysis is “more difficult than invention” and induction “takes more time than deduction.” Because it is always possible that specific behaviors and observations were produced by a mechanism other than the one being considered, induction does not permit identifying with certainty the mechanistic basis of those behaviors. Similarly, although</w:t>
       </w:r>
       <w:r>
         <w:rPr>
@@ -1231,25 +1255,7 @@
           <w:szCs w:val="24"/>
         </w:rPr>
         <w:lastRenderedPageBreak/>
-        <w:t xml:space="preserve">computational modeling can help researchers put </w:t>
-      </w:r>
-      <w:proofErr w:type="spellStart"/>
-      <w:r>
-        <w:rPr>
-          <w:rFonts w:ascii="Times New Roman" w:eastAsia="Times New Roman" w:hAnsi="Times New Roman" w:cs="Times New Roman"/>
-          <w:sz w:val="24"/>
-          <w:szCs w:val="24"/>
-        </w:rPr>
-        <w:t>Braitenberg’s</w:t>
-      </w:r>
-      <w:proofErr w:type="spellEnd"/>
-      <w:r>
-        <w:rPr>
-          <w:rFonts w:ascii="Times New Roman" w:eastAsia="Times New Roman" w:hAnsi="Times New Roman" w:cs="Times New Roman"/>
-          <w:sz w:val="24"/>
-          <w:szCs w:val="24"/>
-        </w:rPr>
-        <w:t xml:space="preserve"> dictum—starting with a candidate mechanism and then evaluating the behaviors it produces—into practice.  </w:t>
+        <w:t xml:space="preserve">computational modeling can help researchers put Braitenberg’s dictum—starting with a candidate mechanism and then evaluating the behaviors it produces—into practice.  </w:t>
       </w:r>
     </w:p>
     <w:p>
@@ -1271,43 +1277,23 @@
           <w:szCs w:val="24"/>
         </w:rPr>
         <w:tab/>
-        <w:t xml:space="preserve">Although much of the discussion in this chapter centers on my own research and on findings from a single cognitive domain, the arguments advanced here speak to two broader theoretical points. The first should be well understood by now: The generative capacities of relatively simple mechanisms should not be overlooked or underestimated. The second point is that to the extent that associative learning can explain the findings described in this chapter, there is no reason to assume that the same cannot be true for other cognitive domains (for conceptually similar arguments, see Adolph &amp; Joh, 2009; Benton &amp; Lapan, 2021; Colunga &amp; Smith, 2005; Heyes &amp; Ray, 2000; Johnson, 2009; Mermier et al., 2022; Perner &amp; Ruffman, 2005; Quinn &amp; </w:t>
-      </w:r>
-      <w:proofErr w:type="spellStart"/>
-      <w:r>
-        <w:rPr>
-          <w:rFonts w:ascii="Times New Roman" w:eastAsia="Times New Roman" w:hAnsi="Times New Roman" w:cs="Times New Roman"/>
-          <w:sz w:val="24"/>
-          <w:szCs w:val="24"/>
-        </w:rPr>
-        <w:t>Eimas</w:t>
-      </w:r>
-      <w:proofErr w:type="spellEnd"/>
-      <w:r>
-        <w:rPr>
-          <w:rFonts w:ascii="Times New Roman" w:eastAsia="Times New Roman" w:hAnsi="Times New Roman" w:cs="Times New Roman"/>
-          <w:sz w:val="24"/>
-          <w:szCs w:val="24"/>
-        </w:rPr>
-        <w:t xml:space="preserve">, 1997; Rakison &amp; </w:t>
-      </w:r>
-      <w:proofErr w:type="spellStart"/>
-      <w:r>
-        <w:rPr>
-          <w:rFonts w:ascii="Times New Roman" w:eastAsia="Times New Roman" w:hAnsi="Times New Roman" w:cs="Times New Roman"/>
-          <w:sz w:val="24"/>
-          <w:szCs w:val="24"/>
-        </w:rPr>
-        <w:t>Lupyan</w:t>
-      </w:r>
-      <w:proofErr w:type="spellEnd"/>
-      <w:r>
-        <w:rPr>
-          <w:rFonts w:ascii="Times New Roman" w:eastAsia="Times New Roman" w:hAnsi="Times New Roman" w:cs="Times New Roman"/>
-          <w:sz w:val="24"/>
-          <w:szCs w:val="24"/>
-        </w:rPr>
-        <w:t xml:space="preserve">, 2008; Scott &amp; Arcaro, 2023). </w:t>
+        <w:t>Although much of the discussion in this chapter centers on my own research and on findings from a single cognitive domain, the arguments advanced here speak to two broader theoretical points. The first should be well understood by now: The generative capacities of relatively simple mechanisms should not be overlooked or underestimated. The second point is that to the extent that associative learning can explain the findings described in this chapter, there is no reason to assume that the same cannot be true for other cognitive domains (for conceptually similar arguments, see Adolph &amp; Joh, 2009; Benton &amp; Lapan, 202</w:t>
+      </w:r>
+      <w:r>
+        <w:rPr>
+          <w:rFonts w:ascii="Times New Roman" w:eastAsia="Times New Roman" w:hAnsi="Times New Roman" w:cs="Times New Roman"/>
+          <w:sz w:val="24"/>
+          <w:szCs w:val="24"/>
+        </w:rPr>
+        <w:t>2</w:t>
+      </w:r>
+      <w:r>
+        <w:rPr>
+          <w:rFonts w:ascii="Times New Roman" w:eastAsia="Times New Roman" w:hAnsi="Times New Roman" w:cs="Times New Roman"/>
+          <w:sz w:val="24"/>
+          <w:szCs w:val="24"/>
+        </w:rPr>
+        <w:t xml:space="preserve">; Colunga &amp; Smith, 2005; Heyes &amp; Ray, 2000; Johnson, 2009; Mermier et al., 2022; Perner &amp; Ruffman, 2005; Quinn &amp; Eimas, 1997; Rakison &amp; Lupyan, 2008; Scott &amp; Arcaro, 2023). </w:t>
       </w:r>
     </w:p>
     <w:p>
@@ -1403,7 +1389,6 @@
         </w:rPr>
         <w:t xml:space="preserve">itself </w:t>
       </w:r>
-      <w:proofErr w:type="gramStart"/>
       <w:r>
         <w:rPr>
           <w:rFonts w:ascii="Times New Roman" w:eastAsia="Times New Roman" w:hAnsi="Times New Roman" w:cs="Times New Roman"/>
@@ -1418,16 +1403,7 @@
           <w:sz w:val="24"/>
           <w:szCs w:val="24"/>
         </w:rPr>
-        <w:t>to</w:t>
-      </w:r>
-      <w:proofErr w:type="gramEnd"/>
-      <w:r>
-        <w:rPr>
-          <w:rFonts w:ascii="Times New Roman" w:eastAsia="Times New Roman" w:hAnsi="Times New Roman" w:cs="Times New Roman"/>
-          <w:sz w:val="24"/>
-          <w:szCs w:val="24"/>
-        </w:rPr>
-        <w:t xml:space="preserve"> be defined. Heyes (2018, p. 67) defined </w:t>
+        <w:t xml:space="preserve">to be defined. Heyes (2018, p. 67) defined </w:t>
       </w:r>
       <w:r>
         <w:rPr>
@@ -1562,25 +1538,7 @@
           <w:szCs w:val="24"/>
         </w:rPr>
         <w:tab/>
-        <w:t xml:space="preserve">In the developmental sciences, the Little Albert experiment is a paradigmatic example of classical conditioning (e.g., Watson &amp; Rayner, 1920), and Carolyn </w:t>
-      </w:r>
-      <w:proofErr w:type="spellStart"/>
-      <w:r>
-        <w:rPr>
-          <w:rFonts w:ascii="Times New Roman" w:eastAsia="Times New Roman" w:hAnsi="Times New Roman" w:cs="Times New Roman"/>
-          <w:sz w:val="24"/>
-          <w:szCs w:val="24"/>
-        </w:rPr>
-        <w:t>Rovee</w:t>
-      </w:r>
-      <w:proofErr w:type="spellEnd"/>
-      <w:r>
-        <w:rPr>
-          <w:rFonts w:ascii="Times New Roman" w:eastAsia="Times New Roman" w:hAnsi="Times New Roman" w:cs="Times New Roman"/>
-          <w:sz w:val="24"/>
-          <w:szCs w:val="24"/>
-        </w:rPr>
-        <w:t xml:space="preserve">-Collier’s </w:t>
+        <w:t xml:space="preserve">In the developmental sciences, the Little Albert experiment is a paradigmatic example of classical conditioning (e.g., Watson &amp; Rayner, 1920), and Carolyn Rovee-Collier’s </w:t>
       </w:r>
       <w:r>
         <w:rPr>
@@ -1628,25 +1586,7 @@
           <w:sz w:val="24"/>
           <w:szCs w:val="24"/>
         </w:rPr>
-        <w:t xml:space="preserve"> a paradigmatic example of operant conditioning (e.g., </w:t>
-      </w:r>
-      <w:proofErr w:type="spellStart"/>
-      <w:r>
-        <w:rPr>
-          <w:rFonts w:ascii="Times New Roman" w:eastAsia="Times New Roman" w:hAnsi="Times New Roman" w:cs="Times New Roman"/>
-          <w:sz w:val="24"/>
-          <w:szCs w:val="24"/>
-        </w:rPr>
-        <w:t>Rovee</w:t>
-      </w:r>
-      <w:proofErr w:type="spellEnd"/>
-      <w:r>
-        <w:rPr>
-          <w:rFonts w:ascii="Times New Roman" w:eastAsia="Times New Roman" w:hAnsi="Times New Roman" w:cs="Times New Roman"/>
-          <w:sz w:val="24"/>
-          <w:szCs w:val="24"/>
-        </w:rPr>
-        <w:t xml:space="preserve">-Collier, 1999). Although both types of learning operate throughout and play key roles in cognitive development, I focus </w:t>
+        <w:t xml:space="preserve"> a paradigmatic example of operant conditioning (e.g., Rovee-Collier, 1999). Although both types of learning operate throughout and play key roles in cognitive development, I focus </w:t>
       </w:r>
       <w:r>
         <w:rPr>
@@ -1670,25 +1610,7 @@
           <w:sz w:val="24"/>
           <w:szCs w:val="24"/>
         </w:rPr>
-        <w:t xml:space="preserve">, in </w:t>
-      </w:r>
-      <w:proofErr w:type="gramStart"/>
-      <w:r>
-        <w:rPr>
-          <w:rFonts w:ascii="Times New Roman" w:eastAsia="Times New Roman" w:hAnsi="Times New Roman" w:cs="Times New Roman"/>
-          <w:sz w:val="24"/>
-          <w:szCs w:val="24"/>
-        </w:rPr>
-        <w:t>all of</w:t>
-      </w:r>
-      <w:proofErr w:type="gramEnd"/>
-      <w:r>
-        <w:rPr>
-          <w:rFonts w:ascii="Times New Roman" w:eastAsia="Times New Roman" w:hAnsi="Times New Roman" w:cs="Times New Roman"/>
-          <w:sz w:val="24"/>
-          <w:szCs w:val="24"/>
-        </w:rPr>
-        <w:t xml:space="preserve"> the studies that will be described,</w:t>
+        <w:t>, in all of the studies that will be described,</w:t>
       </w:r>
       <w:r>
         <w:rPr>
@@ -1768,43 +1690,7 @@
           <w:szCs w:val="24"/>
         </w:rPr>
         <w:tab/>
-        <w:t xml:space="preserve">One especially notable difficulty—one that becomes evident only when classical conditioning is formalized mathematically (e.g., Rescorla &amp; Wagner, 1972; </w:t>
-      </w:r>
-      <w:proofErr w:type="spellStart"/>
-      <w:r>
-        <w:rPr>
-          <w:rFonts w:ascii="Times New Roman" w:eastAsia="Times New Roman" w:hAnsi="Times New Roman" w:cs="Times New Roman"/>
-          <w:sz w:val="24"/>
-          <w:szCs w:val="24"/>
-        </w:rPr>
-        <w:t>Widrow</w:t>
-      </w:r>
-      <w:proofErr w:type="spellEnd"/>
-      <w:r>
-        <w:rPr>
-          <w:rFonts w:ascii="Times New Roman" w:eastAsia="Times New Roman" w:hAnsi="Times New Roman" w:cs="Times New Roman"/>
-          <w:sz w:val="24"/>
-          <w:szCs w:val="24"/>
-        </w:rPr>
-        <w:t xml:space="preserve"> &amp; Hoff, 1960)—is that this form of learning establishes direct associations between representations of external stimuli rather than associations mediated by learned internal representations. This limitation is severe and means that models that implement classical conditioning—such as the Rescorla-Wagner model (e.g., Rescorla &amp; Wagner, 1972) or the Delta rule (</w:t>
-      </w:r>
-      <w:proofErr w:type="spellStart"/>
-      <w:r>
-        <w:rPr>
-          <w:rFonts w:ascii="Times New Roman" w:eastAsia="Times New Roman" w:hAnsi="Times New Roman" w:cs="Times New Roman"/>
-          <w:sz w:val="24"/>
-          <w:szCs w:val="24"/>
-        </w:rPr>
-        <w:t>Widrow</w:t>
-      </w:r>
-      <w:proofErr w:type="spellEnd"/>
-      <w:r>
-        <w:rPr>
-          <w:rFonts w:ascii="Times New Roman" w:eastAsia="Times New Roman" w:hAnsi="Times New Roman" w:cs="Times New Roman"/>
-          <w:sz w:val="24"/>
-          <w:szCs w:val="24"/>
-        </w:rPr>
-        <w:t xml:space="preserve"> &amp; Hoff, 1960)—are unable to solve so-called </w:t>
+        <w:t xml:space="preserve">One especially notable difficulty—one that becomes evident only when classical conditioning is formalized mathematically (e.g., Rescorla &amp; Wagner, 1972; Widrow &amp; Hoff, 1960)—is that this form of learning establishes direct associations between representations of external stimuli rather than associations mediated by learned internal representations. This limitation is severe and means that models that implement classical conditioning—such as the Rescorla-Wagner model (e.g., Rescorla &amp; Wagner, 1972) or the Delta rule (Widrow &amp; Hoff, 1960)—are unable to solve so-called </w:t>
       </w:r>
       <w:r>
         <w:rPr>
@@ -2027,25 +1913,7 @@
           <w:sz w:val="24"/>
           <w:szCs w:val="24"/>
         </w:rPr>
-        <w:t xml:space="preserve">separable if this distinction is not possible. Although it was recognized fairly early on that solving linearly inseparable problems requires the introduction of internal representations (e.g., Minsky &amp; </w:t>
-      </w:r>
-      <w:proofErr w:type="spellStart"/>
-      <w:r>
-        <w:rPr>
-          <w:rFonts w:ascii="Times New Roman" w:eastAsia="Times New Roman" w:hAnsi="Times New Roman" w:cs="Times New Roman"/>
-          <w:sz w:val="24"/>
-          <w:szCs w:val="24"/>
-        </w:rPr>
-        <w:t>Papert</w:t>
-      </w:r>
-      <w:proofErr w:type="spellEnd"/>
-      <w:r>
-        <w:rPr>
-          <w:rFonts w:ascii="Times New Roman" w:eastAsia="Times New Roman" w:hAnsi="Times New Roman" w:cs="Times New Roman"/>
-          <w:sz w:val="24"/>
-          <w:szCs w:val="24"/>
-        </w:rPr>
-        <w:t>, 1969), it was not until the 1970s and ‘80s that an algorithm—</w:t>
+        <w:t>separable if this distinction is not possible. Although it was recognized fairly early on that solving linearly inseparable problems requires the introduction of internal representations (e.g., Minsky &amp; Papert, 1969), it was not until the 1970s and ‘80s that an algorithm—</w:t>
       </w:r>
       <w:r>
         <w:rPr>
@@ -2063,25 +1931,7 @@
           <w:sz w:val="24"/>
           <w:szCs w:val="24"/>
         </w:rPr>
-        <w:t xml:space="preserve"> (e.g., Rumelhart et al., 1986; </w:t>
-      </w:r>
-      <w:proofErr w:type="spellStart"/>
-      <w:r>
-        <w:rPr>
-          <w:rFonts w:ascii="Times New Roman" w:eastAsia="Times New Roman" w:hAnsi="Times New Roman" w:cs="Times New Roman"/>
-          <w:sz w:val="24"/>
-          <w:szCs w:val="24"/>
-        </w:rPr>
-        <w:t>Werbos</w:t>
-      </w:r>
-      <w:proofErr w:type="spellEnd"/>
-      <w:r>
-        <w:rPr>
-          <w:rFonts w:ascii="Times New Roman" w:eastAsia="Times New Roman" w:hAnsi="Times New Roman" w:cs="Times New Roman"/>
-          <w:sz w:val="24"/>
-          <w:szCs w:val="24"/>
-        </w:rPr>
-        <w:t xml:space="preserve">, 1974)—was developed that could learn such internal representations. </w:t>
+        <w:t xml:space="preserve"> (e.g., Rumelhart et al., 1986; Werbos, 1974)—was developed that could learn such internal representations. </w:t>
       </w:r>
       <w:r>
         <w:rPr>
@@ -2171,7 +2021,23 @@
           <w:sz w:val="24"/>
           <w:szCs w:val="24"/>
         </w:rPr>
-        <w:t xml:space="preserve">A key difference between both </w:t>
+        <w:t xml:space="preserve">A key difference between </w:t>
+      </w:r>
+      <w:r>
+        <w:rPr>
+          <w:rFonts w:ascii="Times New Roman" w:eastAsia="Times New Roman" w:hAnsi="Times New Roman" w:cs="Times New Roman"/>
+          <w:sz w:val="24"/>
+          <w:szCs w:val="24"/>
+        </w:rPr>
+        <w:t>the two</w:t>
+      </w:r>
+      <w:r>
+        <w:rPr>
+          <w:rFonts w:ascii="Times New Roman" w:eastAsia="Times New Roman" w:hAnsi="Times New Roman" w:cs="Times New Roman"/>
+          <w:sz w:val="24"/>
+          <w:szCs w:val="24"/>
+        </w:rPr>
+        <w:t xml:space="preserve"> </w:t>
       </w:r>
       <w:r>
         <w:rPr>
@@ -2211,7 +2077,7 @@
           <w:sz w:val="24"/>
           <w:szCs w:val="24"/>
         </w:rPr>
-        <w:t xml:space="preserve"> typically only move when other agents or objects contact them. An example of contact causality would be </w:t>
+        <w:t xml:space="preserve"> typically only move when other agents or objects contact them. An example of contact causality </w:t>
       </w:r>
       <w:r>
         <w:rPr>
@@ -2220,7 +2086,7 @@
           <w:szCs w:val="24"/>
         </w:rPr>
         <w:lastRenderedPageBreak/>
-        <w:t xml:space="preserve">Lindsey pushing her daughter Alena </w:t>
+        <w:t xml:space="preserve">would be Lindsey pushing her daughter Alena </w:t>
       </w:r>
       <w:r>
         <w:rPr>
@@ -2405,61 +2271,7 @@
           <w:sz w:val="24"/>
           <w:szCs w:val="24"/>
         </w:rPr>
-        <w:t xml:space="preserve">The Core Knowledge perspective offers one intriguing answer (e.g., </w:t>
-      </w:r>
-      <w:proofErr w:type="spellStart"/>
-      <w:r>
-        <w:rPr>
-          <w:rFonts w:ascii="Times New Roman" w:eastAsia="Times New Roman" w:hAnsi="Times New Roman" w:cs="Times New Roman"/>
-          <w:sz w:val="24"/>
-          <w:szCs w:val="24"/>
-        </w:rPr>
-        <w:t>Spelke</w:t>
-      </w:r>
-      <w:proofErr w:type="spellEnd"/>
-      <w:r>
-        <w:rPr>
-          <w:rFonts w:ascii="Times New Roman" w:eastAsia="Times New Roman" w:hAnsi="Times New Roman" w:cs="Times New Roman"/>
-          <w:sz w:val="24"/>
-          <w:szCs w:val="24"/>
-        </w:rPr>
-        <w:t xml:space="preserve">, 2022; for a related account, see Carey, 2009). This theory posits that infants are endowed with a small number of “core knowledge” systems. These domain-specific systems are argued to support reasoning about geometry and space, agents, inanimate objects, number, and social relationships. These systems are “domain specific” because they support learning in particular content domains and are triggered by </w:t>
-      </w:r>
-      <w:proofErr w:type="gramStart"/>
-      <w:r>
-        <w:rPr>
-          <w:rFonts w:ascii="Times New Roman" w:eastAsia="Times New Roman" w:hAnsi="Times New Roman" w:cs="Times New Roman"/>
-          <w:sz w:val="24"/>
-          <w:szCs w:val="24"/>
-        </w:rPr>
-        <w:t>particular kinds</w:t>
-      </w:r>
-      <w:proofErr w:type="gramEnd"/>
-      <w:r>
-        <w:rPr>
-          <w:rFonts w:ascii="Times New Roman" w:eastAsia="Times New Roman" w:hAnsi="Times New Roman" w:cs="Times New Roman"/>
-          <w:sz w:val="24"/>
-          <w:szCs w:val="24"/>
-        </w:rPr>
-        <w:t xml:space="preserve"> of input. Thus, each of the </w:t>
-      </w:r>
-      <w:proofErr w:type="gramStart"/>
-      <w:r>
-        <w:rPr>
-          <w:rFonts w:ascii="Times New Roman" w:eastAsia="Times New Roman" w:hAnsi="Times New Roman" w:cs="Times New Roman"/>
-          <w:sz w:val="24"/>
-          <w:szCs w:val="24"/>
-        </w:rPr>
-        <w:t>aforementioned domains</w:t>
-      </w:r>
-      <w:proofErr w:type="gramEnd"/>
-      <w:r>
-        <w:rPr>
-          <w:rFonts w:ascii="Times New Roman" w:eastAsia="Times New Roman" w:hAnsi="Times New Roman" w:cs="Times New Roman"/>
-          <w:sz w:val="24"/>
-          <w:szCs w:val="24"/>
-        </w:rPr>
-        <w:t xml:space="preserve"> has its own core-knowledge system. However, of these systems, the two core-knowledge systems that are most relevant to the question posed above are the agent and object systems. The core agent system enables infants to know that agents are goal-directed, self-propelled, and can cause action to occur in other agents both at a distance and through direct contact</w:t>
+        <w:t>The Core Knowledge perspective offers one intriguing answer (e.g., Spelke, 2022; for a related account, see Carey, 2009). This theory posits that infants are endowed with a small number of “core knowledge” systems. These domain-specific systems are argued to support reasoning about geometry and space, agents, inanimate objects, number, and social relationships. These systems are “domain specific” because they support learning in particular content domains and are triggered by particular kinds of input. Thus, each of the aforementioned domains has its own core-knowledge system. However, of these systems, the two core-knowledge systems that are most relevant to the question posed above are the agent and object systems. The core agent system enables infants to know that agents are goal-directed, self-propelled, and can cause action to occur in other agents both at a distance and through direct contact</w:t>
       </w:r>
       <w:r>
         <w:rPr>
@@ -2513,25 +2325,7 @@
           <w:szCs w:val="24"/>
         </w:rPr>
         <w:tab/>
-        <w:t xml:space="preserve">Some of the initial support for this theory came from a study by </w:t>
-      </w:r>
-      <w:proofErr w:type="spellStart"/>
-      <w:r>
-        <w:rPr>
-          <w:rFonts w:ascii="Times New Roman" w:eastAsia="Times New Roman" w:hAnsi="Times New Roman" w:cs="Times New Roman"/>
-          <w:sz w:val="24"/>
-          <w:szCs w:val="24"/>
-        </w:rPr>
-        <w:t>Spelke</w:t>
-      </w:r>
-      <w:proofErr w:type="spellEnd"/>
-      <w:r>
-        <w:rPr>
-          <w:rFonts w:ascii="Times New Roman" w:eastAsia="Times New Roman" w:hAnsi="Times New Roman" w:cs="Times New Roman"/>
-          <w:sz w:val="24"/>
-          <w:szCs w:val="24"/>
-        </w:rPr>
-        <w:t xml:space="preserve"> et al. (1995; see also Kosugi &amp; Fujita, 2002; Woodward et al., 1993). Seven-month-olds were assigned to one of two conditions</w:t>
+        <w:t>Some of the initial support for this theory came from a study by Spelke et al. (1995; see also Kosugi &amp; Fujita, 2002; Woodward et al., 1993). Seven-month-olds were assigned to one of two conditions</w:t>
       </w:r>
       <w:r>
         <w:rPr>
@@ -2556,7 +2350,23 @@
           <w:szCs w:val="24"/>
         </w:rPr>
         <w:lastRenderedPageBreak/>
-        <w:t>the right. A red box with a jagged top edge and a blue cylinder replaced the two people in the Object condition. This condition was otherwise identical to the People condition. All infants were then shown two test events, both without screens. In the Contact test event, the first person (or object) moved towards the other person (or object) until the first contacted the second at center stage. In the No Contact test event, the first person or object moved towards, but ultimately stopped short of, the other person or object, at which point the second person or object moved until it exited the stage.</w:t>
+        <w:t xml:space="preserve">the right. A red box with a jagged top edge and a blue cylinder replaced the two people in the </w:t>
+      </w:r>
+      <w:r>
+        <w:rPr>
+          <w:rFonts w:ascii="Times New Roman" w:eastAsia="Times New Roman" w:hAnsi="Times New Roman" w:cs="Times New Roman"/>
+          <w:sz w:val="24"/>
+          <w:szCs w:val="24"/>
+        </w:rPr>
+        <w:t xml:space="preserve">Inanimate </w:t>
+      </w:r>
+      <w:r>
+        <w:rPr>
+          <w:rFonts w:ascii="Times New Roman" w:eastAsia="Times New Roman" w:hAnsi="Times New Roman" w:cs="Times New Roman"/>
+          <w:sz w:val="24"/>
+          <w:szCs w:val="24"/>
+        </w:rPr>
+        <w:t>Object condition. This condition was otherwise identical to the People condition. All infants were then shown two test events, both without screens. In the Contact test event, the first person (or object) moved towards the other person (or object) until the first contacted the second at center stage. In the No Contact test event, the first person or object moved towards, but ultimately stopped short of, the other person or object, at which point the second person or object moved until it exited the stage.</w:t>
       </w:r>
     </w:p>
     <w:p>
@@ -2578,42 +2388,7 @@
           <w:szCs w:val="24"/>
         </w:rPr>
         <w:tab/>
-      </w:r>
-      <w:proofErr w:type="spellStart"/>
-      <w:r>
-        <w:rPr>
-          <w:rFonts w:ascii="Times New Roman" w:eastAsia="Times New Roman" w:hAnsi="Times New Roman" w:cs="Times New Roman"/>
-          <w:sz w:val="24"/>
-          <w:szCs w:val="24"/>
-        </w:rPr>
-        <w:t>Spelke</w:t>
-      </w:r>
-      <w:proofErr w:type="spellEnd"/>
-      <w:r>
-        <w:rPr>
-          <w:rFonts w:ascii="Times New Roman" w:eastAsia="Times New Roman" w:hAnsi="Times New Roman" w:cs="Times New Roman"/>
-          <w:sz w:val="24"/>
-          <w:szCs w:val="24"/>
-        </w:rPr>
-        <w:t xml:space="preserve"> et al. (1995) reasoned that if infants understand that people and objects possess distinct causal properties, then they should have different expectations about what occurred behind the screen during habituation. For example, if they understand that objects generally do not move in the absence of contact, then they should have inferred that the second object moved following contact from the first and thus look longer at the No Contact test event than at the Contact one. Because people’s causal actions are relatively unconstrained, infants’ expectations about how the people interacted with one another behind the screen should be more equivocal. </w:t>
-      </w:r>
-      <w:proofErr w:type="gramStart"/>
-      <w:r>
-        <w:rPr>
-          <w:rFonts w:ascii="Times New Roman" w:eastAsia="Times New Roman" w:hAnsi="Times New Roman" w:cs="Times New Roman"/>
-          <w:sz w:val="24"/>
-          <w:szCs w:val="24"/>
-        </w:rPr>
-        <w:t>As a consequence</w:t>
-      </w:r>
-      <w:proofErr w:type="gramEnd"/>
-      <w:r>
-        <w:rPr>
-          <w:rFonts w:ascii="Times New Roman" w:eastAsia="Times New Roman" w:hAnsi="Times New Roman" w:cs="Times New Roman"/>
-          <w:sz w:val="24"/>
-          <w:szCs w:val="24"/>
-        </w:rPr>
-        <w:t xml:space="preserve">, both test events should elicit equivalent amounts of looking. </w:t>
+        <w:t xml:space="preserve">Spelke et al. (1995) reasoned that if infants understand that people and objects possess distinct causal properties, then they should have different expectations about what occurred behind the screen during habituation. For example, if they understand that objects generally do not move in the absence of contact, then they should have inferred that the second object moved following contact from the first and thus look longer at the No Contact test event than at the Contact one. Because people’s causal actions are relatively unconstrained, infants’ expectations about how the people interacted with one another behind the screen should be more equivocal. As a consequence, both test events should elicit equivalent amounts of looking. </w:t>
       </w:r>
     </w:p>
     <w:p>
@@ -2635,25 +2410,7 @@
           <w:szCs w:val="24"/>
         </w:rPr>
         <w:tab/>
-        <w:t xml:space="preserve">This is precisely what </w:t>
-      </w:r>
-      <w:proofErr w:type="spellStart"/>
-      <w:r>
-        <w:rPr>
-          <w:rFonts w:ascii="Times New Roman" w:eastAsia="Times New Roman" w:hAnsi="Times New Roman" w:cs="Times New Roman"/>
-          <w:sz w:val="24"/>
-          <w:szCs w:val="24"/>
-        </w:rPr>
-        <w:t>Spelke</w:t>
-      </w:r>
-      <w:proofErr w:type="spellEnd"/>
-      <w:r>
-        <w:rPr>
-          <w:rFonts w:ascii="Times New Roman" w:eastAsia="Times New Roman" w:hAnsi="Times New Roman" w:cs="Times New Roman"/>
-          <w:sz w:val="24"/>
-          <w:szCs w:val="24"/>
-        </w:rPr>
-        <w:t xml:space="preserve"> et al. (1995) found: The longest looking was observed for the No Contact test event in the Inanimate Object condition, but an equivalent amount of looking was observed for both test events in the People condition. This finding, </w:t>
+        <w:t xml:space="preserve">This is precisely what Spelke et al. (1995) found: The longest looking was observed for the No Contact test event in the Inanimate Object condition, but an equivalent amount of looking was observed for both test events in the People condition. This finding, </w:t>
       </w:r>
       <w:r>
         <w:rPr>
@@ -2669,25 +2426,7 @@
           <w:sz w:val="24"/>
           <w:szCs w:val="24"/>
         </w:rPr>
-        <w:t xml:space="preserve"> with evidence demonstrating that infants between 7 and 10 months of age ostensibly are surprised when an inanimate object is revealed to have caused another object’s earlier motion and rapidly encode the motion characteristics of animates and inanimates (e.g., Markson &amp; </w:t>
-      </w:r>
-      <w:proofErr w:type="spellStart"/>
-      <w:r>
-        <w:rPr>
-          <w:rFonts w:ascii="Times New Roman" w:eastAsia="Times New Roman" w:hAnsi="Times New Roman" w:cs="Times New Roman"/>
-          <w:sz w:val="24"/>
-          <w:szCs w:val="24"/>
-        </w:rPr>
-        <w:t>Spelke</w:t>
-      </w:r>
-      <w:proofErr w:type="spellEnd"/>
-      <w:r>
-        <w:rPr>
-          <w:rFonts w:ascii="Times New Roman" w:eastAsia="Times New Roman" w:hAnsi="Times New Roman" w:cs="Times New Roman"/>
-          <w:sz w:val="24"/>
-          <w:szCs w:val="24"/>
-        </w:rPr>
-        <w:t xml:space="preserve">, 2006; Saxe et al., 2005; Saxe et al., 2007), would seem to support the Core Knowledge account. As the </w:t>
+        <w:t xml:space="preserve"> with evidence demonstrating that infants between 7 and 10 months of age ostensibly are surprised when an inanimate object is revealed to have caused another object’s earlier motion and rapidly encode the motion characteristics of animates and inanimates (e.g., Markson &amp; Spelke, 2006; Saxe et al., 2005; Saxe et al., 2007), would seem to support the Core Knowledge account. As the </w:t>
       </w:r>
       <w:r>
         <w:rPr>
@@ -2726,33 +2465,23 @@
           <w:sz w:val="24"/>
           <w:szCs w:val="24"/>
         </w:rPr>
-        <w:t>; cf., Wilkinson et al., 2026</w:t>
-      </w:r>
-      <w:r>
-        <w:rPr>
-          <w:rFonts w:ascii="Times New Roman" w:eastAsia="Times New Roman" w:hAnsi="Times New Roman" w:cs="Times New Roman"/>
-          <w:sz w:val="24"/>
-          <w:szCs w:val="24"/>
-        </w:rPr>
-        <w:t xml:space="preserve">) and movement over non-movement (e.g., Slater, 1989; </w:t>
-      </w:r>
-      <w:proofErr w:type="spellStart"/>
-      <w:r>
-        <w:rPr>
-          <w:rFonts w:ascii="Times New Roman" w:eastAsia="Times New Roman" w:hAnsi="Times New Roman" w:cs="Times New Roman"/>
-          <w:sz w:val="24"/>
-          <w:szCs w:val="24"/>
-        </w:rPr>
-        <w:t>Vallortigara</w:t>
-      </w:r>
-      <w:proofErr w:type="spellEnd"/>
-      <w:r>
-        <w:rPr>
-          <w:rFonts w:ascii="Times New Roman" w:eastAsia="Times New Roman" w:hAnsi="Times New Roman" w:cs="Times New Roman"/>
-          <w:sz w:val="24"/>
-          <w:szCs w:val="24"/>
-        </w:rPr>
-        <w:t xml:space="preserve"> et al., 2005), can explain infants’ looking behaviors in these studies. </w:t>
+        <w:t xml:space="preserve">; cf., Wilkinson et al., </w:t>
+      </w:r>
+      <w:r>
+        <w:rPr>
+          <w:rFonts w:ascii="Times New Roman" w:eastAsia="Times New Roman" w:hAnsi="Times New Roman" w:cs="Times New Roman"/>
+          <w:sz w:val="24"/>
+          <w:szCs w:val="24"/>
+        </w:rPr>
+        <w:t>in press</w:t>
+      </w:r>
+      <w:r>
+        <w:rPr>
+          <w:rFonts w:ascii="Times New Roman" w:eastAsia="Times New Roman" w:hAnsi="Times New Roman" w:cs="Times New Roman"/>
+          <w:sz w:val="24"/>
+          <w:szCs w:val="24"/>
+        </w:rPr>
+        <w:t xml:space="preserve">) and movement over non-movement (e.g., Slater, 1989; Vallortigara et al., 2005), can explain infants’ looking behaviors in these studies. </w:t>
       </w:r>
     </w:p>
     <w:p>
@@ -3105,43 +2834,23 @@
           <w:szCs w:val="24"/>
         </w:rPr>
         <w:tab/>
-        <w:t xml:space="preserve">As with the sensorimotor connections in </w:t>
-      </w:r>
-      <w:proofErr w:type="spellStart"/>
-      <w:r>
-        <w:rPr>
-          <w:rFonts w:ascii="Times New Roman" w:eastAsia="Times New Roman" w:hAnsi="Times New Roman" w:cs="Times New Roman"/>
-          <w:sz w:val="24"/>
-          <w:szCs w:val="24"/>
-        </w:rPr>
-        <w:t>Braitenberg’s</w:t>
-      </w:r>
-      <w:proofErr w:type="spellEnd"/>
-      <w:r>
-        <w:rPr>
-          <w:rFonts w:ascii="Times New Roman" w:eastAsia="Times New Roman" w:hAnsi="Times New Roman" w:cs="Times New Roman"/>
-          <w:sz w:val="24"/>
-          <w:szCs w:val="24"/>
-        </w:rPr>
-        <w:t xml:space="preserve"> vehicles, this is all that is needed to explain infants’ looking behaviors in studies that evaluate what, if anything, they know about people and object causal action; core knowledge systems are not necessary. Consider the Inanimate Object condition in </w:t>
-      </w:r>
-      <w:proofErr w:type="spellStart"/>
-      <w:r>
-        <w:rPr>
-          <w:rFonts w:ascii="Times New Roman" w:eastAsia="Times New Roman" w:hAnsi="Times New Roman" w:cs="Times New Roman"/>
-          <w:sz w:val="24"/>
-          <w:szCs w:val="24"/>
-        </w:rPr>
-        <w:t>Spelke</w:t>
-      </w:r>
-      <w:proofErr w:type="spellEnd"/>
-      <w:r>
-        <w:rPr>
-          <w:rFonts w:ascii="Times New Roman" w:eastAsia="Times New Roman" w:hAnsi="Times New Roman" w:cs="Times New Roman"/>
-          <w:sz w:val="24"/>
-          <w:szCs w:val="24"/>
-        </w:rPr>
-        <w:t xml:space="preserve"> et al. (1995), for example. </w:t>
+        <w:t xml:space="preserve">As with the sensorimotor connections in Braitenberg’s vehicles, this is all that is needed to explain infants’ looking behaviors in studies that evaluate what, if anything, they know about </w:t>
+      </w:r>
+      <w:r>
+        <w:rPr>
+          <w:rFonts w:ascii="Times New Roman" w:eastAsia="Times New Roman" w:hAnsi="Times New Roman" w:cs="Times New Roman"/>
+          <w:sz w:val="24"/>
+          <w:szCs w:val="24"/>
+        </w:rPr>
+        <w:t>the causal actions of people and objects</w:t>
+      </w:r>
+      <w:r>
+        <w:rPr>
+          <w:rFonts w:ascii="Times New Roman" w:eastAsia="Times New Roman" w:hAnsi="Times New Roman" w:cs="Times New Roman"/>
+          <w:sz w:val="24"/>
+          <w:szCs w:val="24"/>
+        </w:rPr>
+        <w:t xml:space="preserve">; core knowledge systems are not necessary. Consider the Inanimate Object condition in Spelke et al. (1995), for example. </w:t>
       </w:r>
       <w:r>
         <w:rPr>
@@ -3211,25 +2920,7 @@
           <w:szCs w:val="24"/>
         </w:rPr>
         <w:tab/>
-        <w:t xml:space="preserve">To demonstrate that this account could replicate </w:t>
-      </w:r>
-      <w:proofErr w:type="spellStart"/>
-      <w:r>
-        <w:rPr>
-          <w:rFonts w:ascii="Times New Roman" w:eastAsia="Times New Roman" w:hAnsi="Times New Roman" w:cs="Times New Roman"/>
-          <w:sz w:val="24"/>
-          <w:szCs w:val="24"/>
-        </w:rPr>
-        <w:t>Spelke</w:t>
-      </w:r>
-      <w:proofErr w:type="spellEnd"/>
-      <w:r>
-        <w:rPr>
-          <w:rFonts w:ascii="Times New Roman" w:eastAsia="Times New Roman" w:hAnsi="Times New Roman" w:cs="Times New Roman"/>
-          <w:sz w:val="24"/>
-          <w:szCs w:val="24"/>
-        </w:rPr>
-        <w:t xml:space="preserve"> et al.’s (1995) findings, I instantiated it in a connectionist computational model. These models—much like the human </w:t>
+        <w:t xml:space="preserve">To demonstrate that this account could replicate Spelke et al.’s (1995) findings, I instantiated it in a connectionist computational model. These models—much like the human </w:t>
       </w:r>
       <w:r>
         <w:rPr>
@@ -3308,25 +2999,7 @@
           <w:sz w:val="24"/>
           <w:szCs w:val="24"/>
         </w:rPr>
-        <w:t xml:space="preserve">developmental (Benton, 2022, 2023, 2025; Benton et al., 2024; Mareschal &amp; Thomas, 2007; Rakison &amp; </w:t>
-      </w:r>
-      <w:proofErr w:type="spellStart"/>
-      <w:r>
-        <w:rPr>
-          <w:rFonts w:ascii="Times New Roman" w:eastAsia="Times New Roman" w:hAnsi="Times New Roman" w:cs="Times New Roman"/>
-          <w:sz w:val="24"/>
-          <w:szCs w:val="24"/>
-        </w:rPr>
-        <w:t>Lupyan</w:t>
-      </w:r>
-      <w:proofErr w:type="spellEnd"/>
-      <w:r>
-        <w:rPr>
-          <w:rFonts w:ascii="Times New Roman" w:eastAsia="Times New Roman" w:hAnsi="Times New Roman" w:cs="Times New Roman"/>
-          <w:sz w:val="24"/>
-          <w:szCs w:val="24"/>
-        </w:rPr>
-        <w:t>, 2008). As is true for human infants and children, learning occurs through gradual adjustments to the weights throughout the network. Second, connectionist models are constructive</w:t>
+        <w:t>developmental (Benton, 2022, 2023, 2025; Benton et al., 2024; Mareschal &amp; Thomas, 2007; Rakison &amp; Lupyan, 2008). As is true for human infants and children, learning occurs through gradual adjustments to the weights throughout the network. Second, connectionist models are constructive</w:t>
       </w:r>
       <w:r>
         <w:rPr>
@@ -3782,7 +3455,23 @@
           <w:szCs w:val="24"/>
         </w:rPr>
         <w:tab/>
-        <w:t xml:space="preserve">To implement the theoretical assumption about infants’ real-world action experience, networks learned, during a phase that approximated the real-world, that entities possessing features typical of inanimate objects moved only when contacted. For things that possessed features typical of people, networks learned that they moved either when contacted or at a distance. Developmental differences were implemented by exposing “older” networks to a greater number of action events than “younger” networks. Older networks also differed from younger ones in their learning rate (i.e., learning speed) values, weight decay (i.e., rate of forgetting) values, and number of hidden units (i.e., information-storage capacity). </w:t>
+        <w:t>To implement the theoretical assumption about infants’ real-world action experience, networks learned, during a phase that approximated the real</w:t>
+      </w:r>
+      <w:r>
+        <w:rPr>
+          <w:rFonts w:ascii="Times New Roman" w:eastAsia="Times New Roman" w:hAnsi="Times New Roman" w:cs="Times New Roman"/>
+          <w:sz w:val="24"/>
+          <w:szCs w:val="24"/>
+        </w:rPr>
+        <w:t xml:space="preserve"> </w:t>
+      </w:r>
+      <w:r>
+        <w:rPr>
+          <w:rFonts w:ascii="Times New Roman" w:eastAsia="Times New Roman" w:hAnsi="Times New Roman" w:cs="Times New Roman"/>
+          <w:sz w:val="24"/>
+          <w:szCs w:val="24"/>
+        </w:rPr>
+        <w:t xml:space="preserve">world, that entities possessing features typical of inanimate objects moved only when contacted. For things that possessed features typical of people, networks learned that they moved either when contacted or at a distance. Developmental differences were implemented by exposing “older” networks to a greater number of action events than “younger” networks. Older networks also differed from younger ones in their learning rate (i.e., learning speed) values, weight decay (i.e., rate of forgetting) values, and number of hidden units (i.e., information-storage capacity). </w:t>
       </w:r>
     </w:p>
     <w:p>
@@ -3804,25 +3493,7 @@
           <w:szCs w:val="24"/>
         </w:rPr>
         <w:tab/>
-        <w:t xml:space="preserve">A briefer habituation phase followed this “real world” phase. Networks—like the infants in </w:t>
-      </w:r>
-      <w:proofErr w:type="spellStart"/>
-      <w:r>
-        <w:rPr>
-          <w:rFonts w:ascii="Times New Roman" w:eastAsia="Times New Roman" w:hAnsi="Times New Roman" w:cs="Times New Roman"/>
-          <w:sz w:val="24"/>
-          <w:szCs w:val="24"/>
-        </w:rPr>
-        <w:t>Spelke</w:t>
-      </w:r>
-      <w:proofErr w:type="spellEnd"/>
-      <w:r>
-        <w:rPr>
-          <w:rFonts w:ascii="Times New Roman" w:eastAsia="Times New Roman" w:hAnsi="Times New Roman" w:cs="Times New Roman"/>
-          <w:sz w:val="24"/>
-          <w:szCs w:val="24"/>
-        </w:rPr>
-        <w:t xml:space="preserve"> et al. (1995)—were assigned either to the Inanimate Object condition or to the People condition. Networks saw a different set of people and objects during this phase than those seen in the “real world.” To simulate the fact that infants were not provided specific motion information during habituation, motion information was omitted during habituation. This meant that the network’s only task was to copy the input-layer activity to the output layer. </w:t>
+        <w:t xml:space="preserve">A briefer habituation phase followed this “real world” phase. Networks—like the infants in Spelke et al. (1995)—were assigned either to the Inanimate Object condition or to the People condition. Networks saw a different set of people and objects during this phase than those seen in the “real world.” To simulate the fact that infants were not provided specific motion information during habituation, motion information was omitted during habituation. This meant that the network’s only task was to copy the input-layer activity to the output layer. </w:t>
       </w:r>
     </w:p>
     <w:p>
@@ -3845,61 +3516,23 @@
         </w:rPr>
         <w:lastRenderedPageBreak/>
         <w:tab/>
-        <w:t xml:space="preserve">All networks were then shown Contact and No Contact events during a subsequent test phase. The discrepancy (or “error”) mentioned earlier served as a proxy for looking time; the greater this discrepancy, the longer networks were assumed to have looked at an event. This operationalization is consistent with that used in developmental models like this one (e.g., Benton &amp; Hoch, 2026; Benton &amp; Lapan, 2022; Mareschal et al., 2000). As in </w:t>
-      </w:r>
-      <w:proofErr w:type="spellStart"/>
-      <w:r>
-        <w:rPr>
-          <w:rFonts w:ascii="Times New Roman" w:eastAsia="Times New Roman" w:hAnsi="Times New Roman" w:cs="Times New Roman"/>
-          <w:sz w:val="24"/>
-          <w:szCs w:val="24"/>
-        </w:rPr>
-        <w:t>Spelke</w:t>
-      </w:r>
-      <w:proofErr w:type="spellEnd"/>
-      <w:r>
-        <w:rPr>
-          <w:rFonts w:ascii="Times New Roman" w:eastAsia="Times New Roman" w:hAnsi="Times New Roman" w:cs="Times New Roman"/>
-          <w:sz w:val="24"/>
-          <w:szCs w:val="24"/>
-        </w:rPr>
-        <w:t xml:space="preserve"> et al. (1995), older networks in the People condition produced an equivalent amount of error in response to the No Contact and Contact test events, whereas networks in the Inanimate Object condition produced more errors in response to the former than the latter event. Younger networks showed a different pattern of results altogether: They produced comparable errors in response to both test events irrespective of their assigned condition. The first implication of these results is that innate knowledge about people’s and objects’ causal behaviors—knowledge that is grounded in core systems—is not necessary to explain </w:t>
-      </w:r>
-      <w:proofErr w:type="spellStart"/>
-      <w:r>
-        <w:rPr>
-          <w:rFonts w:ascii="Times New Roman" w:eastAsia="Times New Roman" w:hAnsi="Times New Roman" w:cs="Times New Roman"/>
-          <w:sz w:val="24"/>
-          <w:szCs w:val="24"/>
-        </w:rPr>
-        <w:t>Spelke</w:t>
-      </w:r>
-      <w:proofErr w:type="spellEnd"/>
-      <w:r>
-        <w:rPr>
-          <w:rFonts w:ascii="Times New Roman" w:eastAsia="Times New Roman" w:hAnsi="Times New Roman" w:cs="Times New Roman"/>
-          <w:sz w:val="24"/>
-          <w:szCs w:val="24"/>
-        </w:rPr>
-        <w:t xml:space="preserve"> et al.’s (1995) findings; associative learning is clearly sufficient. The second is that younger infants should demonstrate a qualitatively different looking pattern than did the 7-month-olds in </w:t>
-      </w:r>
-      <w:proofErr w:type="spellStart"/>
-      <w:r>
-        <w:rPr>
-          <w:rFonts w:ascii="Times New Roman" w:eastAsia="Times New Roman" w:hAnsi="Times New Roman" w:cs="Times New Roman"/>
-          <w:sz w:val="24"/>
-          <w:szCs w:val="24"/>
-        </w:rPr>
-        <w:t>Spelke</w:t>
-      </w:r>
-      <w:proofErr w:type="spellEnd"/>
-      <w:r>
-        <w:rPr>
-          <w:rFonts w:ascii="Times New Roman" w:eastAsia="Times New Roman" w:hAnsi="Times New Roman" w:cs="Times New Roman"/>
-          <w:sz w:val="24"/>
-          <w:szCs w:val="24"/>
-        </w:rPr>
-        <w:t xml:space="preserve"> et al. (1995). How much younger these infants would need to be, </w:t>
+        <w:t xml:space="preserve">All networks were then shown Contact and No Contact events during a subsequent test phase. The discrepancy (or “error”) </w:t>
+      </w:r>
+      <w:r>
+        <w:rPr>
+          <w:rFonts w:ascii="Times New Roman" w:eastAsia="Times New Roman" w:hAnsi="Times New Roman" w:cs="Times New Roman"/>
+          <w:sz w:val="24"/>
+          <w:szCs w:val="24"/>
+        </w:rPr>
+        <w:t>between the network’s predictions and the target outputs</w:t>
+      </w:r>
+      <w:r>
+        <w:rPr>
+          <w:rFonts w:ascii="Times New Roman" w:eastAsia="Times New Roman" w:hAnsi="Times New Roman" w:cs="Times New Roman"/>
+          <w:sz w:val="24"/>
+          <w:szCs w:val="24"/>
+        </w:rPr>
+        <w:t xml:space="preserve"> served as a proxy for looking time; the greater this discrepancy, the longer networks were assumed to have looked at an event. This operationalization is consistent with that used in developmental models like this one (e.g., Benton &amp; Hoch, 2026; Benton &amp; Lapan, 2022; Mareschal et al., 2000). As in Spelke et al. (1995), older networks in the People condition produced an equivalent amount of error in response to the No Contact and Contact test events, whereas networks in the Inanimate Object condition produced more errors in response to the former than the latter event. Younger networks showed a different pattern of results altogether: They produced comparable errors in response to both test events irrespective of their assigned condition. The first implication of these results is that innate knowledge about people’s and objects’ causal behaviors—knowledge that is grounded in core systems—is not necessary to explain Spelke et al.’s (1995) findings; associative learning is clearly sufficient. The second is that younger infants should demonstrate a qualitatively different looking pattern than did the 7-month-olds in Spelke et al. (1995). How much younger these infants would need to be, </w:t>
       </w:r>
       <w:r>
         <w:rPr>
@@ -3937,25 +3570,7 @@
           <w:szCs w:val="24"/>
         </w:rPr>
         <w:tab/>
-        <w:t xml:space="preserve">Two potential objections to these findings are nonetheless worth considering. One is that the older networks might have exhibited the same looking patterns as the 7-month-olds in </w:t>
-      </w:r>
-      <w:proofErr w:type="spellStart"/>
-      <w:r>
-        <w:rPr>
-          <w:rFonts w:ascii="Times New Roman" w:eastAsia="Times New Roman" w:hAnsi="Times New Roman" w:cs="Times New Roman"/>
-          <w:sz w:val="24"/>
-          <w:szCs w:val="24"/>
-        </w:rPr>
-        <w:t>Spelke</w:t>
-      </w:r>
-      <w:proofErr w:type="spellEnd"/>
-      <w:r>
-        <w:rPr>
-          <w:rFonts w:ascii="Times New Roman" w:eastAsia="Times New Roman" w:hAnsi="Times New Roman" w:cs="Times New Roman"/>
-          <w:sz w:val="24"/>
-          <w:szCs w:val="24"/>
-        </w:rPr>
-        <w:t xml:space="preserve"> et al. (1995) simply because they never encountered objects moving on their own in the real world. Infants, by comparison, have probably seen objects move in the absence of an identifiable source of contact, even if such events are less frequent than those in which objects (or agents) cause other objects to move through contact. An infant who turns around just seconds after a wind-up toy has been set in motion, for example, would see the toy moving without having </w:t>
+        <w:t xml:space="preserve">Two potential objections to these findings are nonetheless worth considering. One is that the older networks might have exhibited the same looking patterns as the 7-month-olds in Spelke et al. (1995) simply because they never encountered objects moving on their own in the real world. Infants, by comparison, have probably seen objects move in the absence of an identifiable source of contact, even if such events are less frequent than those in which objects (or agents) cause other objects to move through contact. An infant who turns around just seconds after a wind-up toy has been set in motion, for example, would see the toy moving without having </w:t>
       </w:r>
       <w:r>
         <w:rPr>
@@ -3971,6 +3586,7 @@
           <w:sz w:val="24"/>
           <w:szCs w:val="24"/>
         </w:rPr>
+        <w:lastRenderedPageBreak/>
         <w:t xml:space="preserve">witnessed what </w:t>
       </w:r>
       <w:r>
@@ -3987,7 +3603,235 @@
           <w:sz w:val="24"/>
           <w:szCs w:val="24"/>
         </w:rPr>
-        <w:t xml:space="preserve">. I addressed this concern in a subsequent simulation by </w:t>
+        <w:t xml:space="preserve">. I addressed this concern in a subsequent simulation by manipulating how often objects moved </w:t>
+      </w:r>
+      <w:r>
+        <w:rPr>
+          <w:rFonts w:ascii="Times New Roman" w:eastAsia="Times New Roman" w:hAnsi="Times New Roman" w:cs="Times New Roman"/>
+          <w:sz w:val="24"/>
+          <w:szCs w:val="24"/>
+        </w:rPr>
+        <w:t>unaided</w:t>
+      </w:r>
+      <w:r>
+        <w:rPr>
+          <w:rFonts w:ascii="Times New Roman" w:eastAsia="Times New Roman" w:hAnsi="Times New Roman" w:cs="Times New Roman"/>
+          <w:sz w:val="24"/>
+          <w:szCs w:val="24"/>
+        </w:rPr>
+        <w:t xml:space="preserve"> versus </w:t>
+      </w:r>
+      <w:r>
+        <w:rPr>
+          <w:rFonts w:ascii="Times New Roman" w:eastAsia="Times New Roman" w:hAnsi="Times New Roman" w:cs="Times New Roman"/>
+          <w:sz w:val="24"/>
+          <w:szCs w:val="24"/>
+        </w:rPr>
+        <w:t xml:space="preserve">after </w:t>
+      </w:r>
+      <w:r>
+        <w:rPr>
+          <w:rFonts w:ascii="Times New Roman" w:eastAsia="Times New Roman" w:hAnsi="Times New Roman" w:cs="Times New Roman"/>
+          <w:sz w:val="24"/>
+          <w:szCs w:val="24"/>
+        </w:rPr>
+        <w:t xml:space="preserve">contact in the real world. Networks continued to replicate Spelke et al.’s (1995) findings even when exposed to many instances of objects moving on their own. These results suggest that the older networks’ initial success did not depend on a perfect correspondence between inanimate objects and contact causality. </w:t>
+      </w:r>
+    </w:p>
+    <w:p>
+      <w:pPr>
+        <w:tabs>
+          <w:tab w:val="left" w:pos="720"/>
+        </w:tabs>
+        <w:ind w:firstLine="0"/>
+        <w:rPr>
+          <w:rFonts w:ascii="Times New Roman" w:eastAsia="Times New Roman" w:hAnsi="Times New Roman" w:cs="Times New Roman"/>
+          <w:sz w:val="24"/>
+          <w:szCs w:val="24"/>
+        </w:rPr>
+      </w:pPr>
+      <w:r>
+        <w:rPr>
+          <w:rFonts w:ascii="Times New Roman" w:eastAsia="Times New Roman" w:hAnsi="Times New Roman" w:cs="Times New Roman"/>
+          <w:sz w:val="24"/>
+          <w:szCs w:val="24"/>
+        </w:rPr>
+        <w:tab/>
+        <w:t xml:space="preserve">Another potential objection is that the only reason older networks replicated infants’ looking patterns in Spelke et al. (1995) was because the surface features that distinguished people from objects were specified in advance. Consequently, networks faced a markedly different task from that faced by infants in the real world: </w:t>
+      </w:r>
+      <w:r>
+        <w:rPr>
+          <w:rFonts w:ascii="Times New Roman" w:eastAsia="Times New Roman" w:hAnsi="Times New Roman" w:cs="Times New Roman"/>
+          <w:sz w:val="24"/>
+          <w:szCs w:val="24"/>
+        </w:rPr>
+        <w:t>Developing</w:t>
+      </w:r>
+      <w:r>
+        <w:rPr>
+          <w:rFonts w:ascii="Times New Roman" w:eastAsia="Times New Roman" w:hAnsi="Times New Roman" w:cs="Times New Roman"/>
+          <w:sz w:val="24"/>
+          <w:szCs w:val="24"/>
+        </w:rPr>
+        <w:t xml:space="preserve"> robust associations between particular surface features and particular actions</w:t>
+      </w:r>
+      <w:r>
+        <w:rPr>
+          <w:rFonts w:ascii="Times New Roman" w:eastAsia="Times New Roman" w:hAnsi="Times New Roman" w:cs="Times New Roman"/>
+          <w:sz w:val="24"/>
+          <w:szCs w:val="24"/>
+        </w:rPr>
+        <w:t xml:space="preserve"> requires that</w:t>
+      </w:r>
+      <w:r>
+        <w:rPr>
+          <w:rFonts w:ascii="Times New Roman" w:eastAsia="Times New Roman" w:hAnsi="Times New Roman" w:cs="Times New Roman"/>
+          <w:sz w:val="24"/>
+          <w:szCs w:val="24"/>
+        </w:rPr>
+        <w:t xml:space="preserve"> infants </w:t>
+      </w:r>
+      <w:r>
+        <w:rPr>
+          <w:rFonts w:ascii="Times New Roman" w:eastAsia="Times New Roman" w:hAnsi="Times New Roman" w:cs="Times New Roman"/>
+          <w:sz w:val="24"/>
+          <w:szCs w:val="24"/>
+        </w:rPr>
+        <w:t xml:space="preserve">first </w:t>
+      </w:r>
+      <w:r>
+        <w:rPr>
+          <w:rFonts w:ascii="Times New Roman" w:eastAsia="Times New Roman" w:hAnsi="Times New Roman" w:cs="Times New Roman"/>
+          <w:sz w:val="24"/>
+          <w:szCs w:val="24"/>
+        </w:rPr>
+        <w:t xml:space="preserve">attend to those features. As I argued at the outset of this section, </w:t>
+      </w:r>
+      <w:r>
+        <w:rPr>
+          <w:rFonts w:ascii="Times New Roman" w:eastAsia="Times New Roman" w:hAnsi="Times New Roman" w:cs="Times New Roman"/>
+          <w:sz w:val="24"/>
+          <w:szCs w:val="24"/>
+        </w:rPr>
+        <w:t xml:space="preserve">the features that </w:t>
+      </w:r>
+      <w:r>
+        <w:rPr>
+          <w:rFonts w:ascii="Times New Roman" w:eastAsia="Times New Roman" w:hAnsi="Times New Roman" w:cs="Times New Roman"/>
+          <w:sz w:val="24"/>
+          <w:szCs w:val="24"/>
+        </w:rPr>
+        <w:t>infants are mo</w:t>
+      </w:r>
+      <w:r>
+        <w:rPr>
+          <w:rFonts w:ascii="Times New Roman" w:eastAsia="Times New Roman" w:hAnsi="Times New Roman" w:cs="Times New Roman"/>
+          <w:sz w:val="24"/>
+          <w:szCs w:val="24"/>
+        </w:rPr>
+        <w:t>st likely to attend to</w:t>
+      </w:r>
+      <w:r>
+        <w:rPr>
+          <w:rFonts w:ascii="Times New Roman" w:eastAsia="Times New Roman" w:hAnsi="Times New Roman" w:cs="Times New Roman"/>
+          <w:sz w:val="24"/>
+          <w:szCs w:val="24"/>
+        </w:rPr>
+        <w:t xml:space="preserve"> are the</w:t>
+      </w:r>
+      <w:r>
+        <w:rPr>
+          <w:rFonts w:ascii="Times New Roman" w:eastAsia="Times New Roman" w:hAnsi="Times New Roman" w:cs="Times New Roman"/>
+          <w:sz w:val="24"/>
+          <w:szCs w:val="24"/>
+        </w:rPr>
+        <w:t xml:space="preserve"> perceptually salient </w:t>
+      </w:r>
+      <w:r>
+        <w:rPr>
+          <w:rFonts w:ascii="Times New Roman" w:eastAsia="Times New Roman" w:hAnsi="Times New Roman" w:cs="Times New Roman"/>
+          <w:sz w:val="24"/>
+          <w:szCs w:val="24"/>
+        </w:rPr>
+        <w:t>ones</w:t>
+      </w:r>
+      <w:r>
+        <w:rPr>
+          <w:rFonts w:ascii="Times New Roman" w:eastAsia="Times New Roman" w:hAnsi="Times New Roman" w:cs="Times New Roman"/>
+          <w:sz w:val="24"/>
+          <w:szCs w:val="24"/>
+        </w:rPr>
+        <w:t xml:space="preserve">. </w:t>
+      </w:r>
+      <w:r>
+        <w:rPr>
+          <w:rFonts w:ascii="Times New Roman" w:eastAsia="Times New Roman" w:hAnsi="Times New Roman" w:cs="Times New Roman"/>
+          <w:sz w:val="24"/>
+          <w:szCs w:val="24"/>
+        </w:rPr>
+        <w:t xml:space="preserve">I addressed this concern in another simulation in which networks were presented with surface features that differed in their perceptual salience. </w:t>
+      </w:r>
+      <w:r>
+        <w:rPr>
+          <w:rFonts w:ascii="Times New Roman" w:eastAsia="Times New Roman" w:hAnsi="Times New Roman" w:cs="Times New Roman"/>
+          <w:sz w:val="24"/>
+          <w:szCs w:val="24"/>
+        </w:rPr>
+        <w:t>Although salient and less salient features were correlated</w:t>
+      </w:r>
+      <w:r>
+        <w:rPr>
+          <w:rFonts w:ascii="Times New Roman" w:eastAsia="Times New Roman" w:hAnsi="Times New Roman" w:cs="Times New Roman"/>
+          <w:sz w:val="24"/>
+          <w:szCs w:val="24"/>
+        </w:rPr>
+        <w:t xml:space="preserve"> to the same extent</w:t>
+      </w:r>
+      <w:r>
+        <w:rPr>
+          <w:rFonts w:ascii="Times New Roman" w:eastAsia="Times New Roman" w:hAnsi="Times New Roman" w:cs="Times New Roman"/>
+          <w:sz w:val="24"/>
+          <w:szCs w:val="24"/>
+        </w:rPr>
+        <w:t xml:space="preserve"> with the different actions, stronger associations developed between the salient features and those actions.</w:t>
+      </w:r>
+      <w:r>
+        <w:rPr>
+          <w:rFonts w:ascii="Times New Roman" w:eastAsia="Times New Roman" w:hAnsi="Times New Roman" w:cs="Times New Roman"/>
+          <w:sz w:val="24"/>
+          <w:szCs w:val="24"/>
+        </w:rPr>
+        <w:t xml:space="preserve"> </w:t>
+      </w:r>
+      <w:r>
+        <w:rPr>
+          <w:rFonts w:ascii="Times New Roman" w:eastAsia="Times New Roman" w:hAnsi="Times New Roman" w:cs="Times New Roman"/>
+          <w:sz w:val="24"/>
+          <w:szCs w:val="24"/>
+        </w:rPr>
+        <w:t xml:space="preserve">In effect, networks identified the relevant features for themselves. </w:t>
+      </w:r>
+    </w:p>
+    <w:p>
+      <w:pPr>
+        <w:tabs>
+          <w:tab w:val="left" w:pos="720"/>
+        </w:tabs>
+        <w:ind w:firstLine="0"/>
+        <w:rPr>
+          <w:rFonts w:ascii="Times New Roman" w:eastAsia="Times New Roman" w:hAnsi="Times New Roman" w:cs="Times New Roman"/>
+          <w:sz w:val="24"/>
+          <w:szCs w:val="24"/>
+        </w:rPr>
+      </w:pPr>
+      <w:r>
+        <w:rPr>
+          <w:rFonts w:ascii="Times New Roman" w:eastAsia="Times New Roman" w:hAnsi="Times New Roman" w:cs="Times New Roman"/>
+          <w:sz w:val="24"/>
+          <w:szCs w:val="24"/>
+        </w:rPr>
+        <w:tab/>
+        <w:t xml:space="preserve">The model also succeeded in reproducing key findings from other classic studies on this topic. For example, the model captured Saxe et al.’s (2005) finding that 10- and 12-month-olds looked longer when a human hand, but not a toy truck, appeared on the opposite side of the stage from which a beanbag had previously emerged. It also replicated Saxe et al.’s (2007) finding that 7- and 10-month-olds looked longer when a beanbag emerged from behind a screen concealing a toy truck than from behind one concealing a human hand or puppet. Finally, the model </w:t>
       </w:r>
       <w:r>
         <w:rPr>
@@ -3996,57 +3840,31 @@
           <w:szCs w:val="24"/>
         </w:rPr>
         <w:lastRenderedPageBreak/>
-        <w:t xml:space="preserve">manipulating how often objects moved </w:t>
-      </w:r>
-      <w:r>
-        <w:rPr>
-          <w:rFonts w:ascii="Times New Roman" w:eastAsia="Times New Roman" w:hAnsi="Times New Roman" w:cs="Times New Roman"/>
-          <w:sz w:val="24"/>
-          <w:szCs w:val="24"/>
-        </w:rPr>
-        <w:t>unaided</w:t>
-      </w:r>
-      <w:r>
-        <w:rPr>
-          <w:rFonts w:ascii="Times New Roman" w:eastAsia="Times New Roman" w:hAnsi="Times New Roman" w:cs="Times New Roman"/>
-          <w:sz w:val="24"/>
-          <w:szCs w:val="24"/>
-        </w:rPr>
-        <w:t xml:space="preserve"> versus </w:t>
-      </w:r>
-      <w:r>
-        <w:rPr>
-          <w:rFonts w:ascii="Times New Roman" w:eastAsia="Times New Roman" w:hAnsi="Times New Roman" w:cs="Times New Roman"/>
-          <w:sz w:val="24"/>
-          <w:szCs w:val="24"/>
-        </w:rPr>
-        <w:t xml:space="preserve">after </w:t>
-      </w:r>
-      <w:r>
-        <w:rPr>
-          <w:rFonts w:ascii="Times New Roman" w:eastAsia="Times New Roman" w:hAnsi="Times New Roman" w:cs="Times New Roman"/>
-          <w:sz w:val="24"/>
-          <w:szCs w:val="24"/>
-        </w:rPr>
-        <w:t xml:space="preserve">contact in the real world. Networks continued to replicate </w:t>
-      </w:r>
-      <w:proofErr w:type="spellStart"/>
-      <w:r>
-        <w:rPr>
-          <w:rFonts w:ascii="Times New Roman" w:eastAsia="Times New Roman" w:hAnsi="Times New Roman" w:cs="Times New Roman"/>
-          <w:sz w:val="24"/>
-          <w:szCs w:val="24"/>
-        </w:rPr>
-        <w:t>Spelke</w:t>
-      </w:r>
-      <w:proofErr w:type="spellEnd"/>
-      <w:r>
-        <w:rPr>
-          <w:rFonts w:ascii="Times New Roman" w:eastAsia="Times New Roman" w:hAnsi="Times New Roman" w:cs="Times New Roman"/>
-          <w:sz w:val="24"/>
-          <w:szCs w:val="24"/>
-        </w:rPr>
-        <w:t xml:space="preserve"> et al.’s (1995) findings even when exposed to many instances of objects moving on their own. These results suggest that the older networks’ initial success did not depend on a perfect correspondence between inanimate objects and contact causality. </w:t>
+        <w:t>reproduced Markson and Spelke’s (2006) finding that 7-month-olds looked longer at a previously self-propelled</w:t>
+      </w:r>
+      <w:r>
+        <w:rPr>
+          <w:rFonts w:ascii="Times New Roman" w:eastAsia="Times New Roman" w:hAnsi="Times New Roman" w:cs="Times New Roman"/>
+          <w:sz w:val="24"/>
+          <w:szCs w:val="24"/>
+        </w:rPr>
+        <w:t xml:space="preserve"> toy animal</w:t>
+      </w:r>
+      <w:r>
+        <w:rPr>
+          <w:rFonts w:ascii="Times New Roman" w:eastAsia="Times New Roman" w:hAnsi="Times New Roman" w:cs="Times New Roman"/>
+          <w:sz w:val="24"/>
+          <w:szCs w:val="24"/>
+        </w:rPr>
+        <w:t xml:space="preserve"> than</w:t>
+      </w:r>
+      <w:r>
+        <w:rPr>
+          <w:rFonts w:ascii="Times New Roman" w:eastAsia="Times New Roman" w:hAnsi="Times New Roman" w:cs="Times New Roman"/>
+          <w:sz w:val="24"/>
+          <w:szCs w:val="24"/>
+        </w:rPr>
+        <w:t xml:space="preserve"> at one made to move by another entity.</w:t>
       </w:r>
     </w:p>
     <w:p>
@@ -4067,257 +3885,6 @@
           <w:sz w:val="24"/>
           <w:szCs w:val="24"/>
         </w:rPr>
-        <w:tab/>
-        <w:t xml:space="preserve">Another potential objection is that the only reason older networks replicated infants’ looking patterns in </w:t>
-      </w:r>
-      <w:proofErr w:type="spellStart"/>
-      <w:r>
-        <w:rPr>
-          <w:rFonts w:ascii="Times New Roman" w:eastAsia="Times New Roman" w:hAnsi="Times New Roman" w:cs="Times New Roman"/>
-          <w:sz w:val="24"/>
-          <w:szCs w:val="24"/>
-        </w:rPr>
-        <w:t>Spelke</w:t>
-      </w:r>
-      <w:proofErr w:type="spellEnd"/>
-      <w:r>
-        <w:rPr>
-          <w:rFonts w:ascii="Times New Roman" w:eastAsia="Times New Roman" w:hAnsi="Times New Roman" w:cs="Times New Roman"/>
-          <w:sz w:val="24"/>
-          <w:szCs w:val="24"/>
-        </w:rPr>
-        <w:t xml:space="preserve"> et al. (1995) was because the surface features that distinguished people from objects were specified in advance. Consequently, networks faced a markedly different task from that faced by infants in the real world: </w:t>
-      </w:r>
-      <w:r>
-        <w:rPr>
-          <w:rFonts w:ascii="Times New Roman" w:eastAsia="Times New Roman" w:hAnsi="Times New Roman" w:cs="Times New Roman"/>
-          <w:sz w:val="24"/>
-          <w:szCs w:val="24"/>
-        </w:rPr>
-        <w:t>Developing</w:t>
-      </w:r>
-      <w:r>
-        <w:rPr>
-          <w:rFonts w:ascii="Times New Roman" w:eastAsia="Times New Roman" w:hAnsi="Times New Roman" w:cs="Times New Roman"/>
-          <w:sz w:val="24"/>
-          <w:szCs w:val="24"/>
-        </w:rPr>
-        <w:t xml:space="preserve"> robust associations between </w:t>
-      </w:r>
-      <w:proofErr w:type="gramStart"/>
-      <w:r>
-        <w:rPr>
-          <w:rFonts w:ascii="Times New Roman" w:eastAsia="Times New Roman" w:hAnsi="Times New Roman" w:cs="Times New Roman"/>
-          <w:sz w:val="24"/>
-          <w:szCs w:val="24"/>
-        </w:rPr>
-        <w:t>particular surface</w:t>
-      </w:r>
-      <w:proofErr w:type="gramEnd"/>
-      <w:r>
-        <w:rPr>
-          <w:rFonts w:ascii="Times New Roman" w:eastAsia="Times New Roman" w:hAnsi="Times New Roman" w:cs="Times New Roman"/>
-          <w:sz w:val="24"/>
-          <w:szCs w:val="24"/>
-        </w:rPr>
-        <w:t xml:space="preserve"> features and particular actions</w:t>
-      </w:r>
-      <w:r>
-        <w:rPr>
-          <w:rFonts w:ascii="Times New Roman" w:eastAsia="Times New Roman" w:hAnsi="Times New Roman" w:cs="Times New Roman"/>
-          <w:sz w:val="24"/>
-          <w:szCs w:val="24"/>
-        </w:rPr>
-        <w:t xml:space="preserve"> requires that</w:t>
-      </w:r>
-      <w:r>
-        <w:rPr>
-          <w:rFonts w:ascii="Times New Roman" w:eastAsia="Times New Roman" w:hAnsi="Times New Roman" w:cs="Times New Roman"/>
-          <w:sz w:val="24"/>
-          <w:szCs w:val="24"/>
-        </w:rPr>
-        <w:t xml:space="preserve"> infants </w:t>
-      </w:r>
-      <w:r>
-        <w:rPr>
-          <w:rFonts w:ascii="Times New Roman" w:eastAsia="Times New Roman" w:hAnsi="Times New Roman" w:cs="Times New Roman"/>
-          <w:sz w:val="24"/>
-          <w:szCs w:val="24"/>
-        </w:rPr>
-        <w:t xml:space="preserve">first </w:t>
-      </w:r>
-      <w:r>
-        <w:rPr>
-          <w:rFonts w:ascii="Times New Roman" w:eastAsia="Times New Roman" w:hAnsi="Times New Roman" w:cs="Times New Roman"/>
-          <w:sz w:val="24"/>
-          <w:szCs w:val="24"/>
-        </w:rPr>
-        <w:t xml:space="preserve">attend to those features. As I argued at the outset of this section, </w:t>
-      </w:r>
-      <w:r>
-        <w:rPr>
-          <w:rFonts w:ascii="Times New Roman" w:eastAsia="Times New Roman" w:hAnsi="Times New Roman" w:cs="Times New Roman"/>
-          <w:sz w:val="24"/>
-          <w:szCs w:val="24"/>
-        </w:rPr>
-        <w:t xml:space="preserve">the features that </w:t>
-      </w:r>
-      <w:r>
-        <w:rPr>
-          <w:rFonts w:ascii="Times New Roman" w:eastAsia="Times New Roman" w:hAnsi="Times New Roman" w:cs="Times New Roman"/>
-          <w:sz w:val="24"/>
-          <w:szCs w:val="24"/>
-        </w:rPr>
-        <w:t>infants are mo</w:t>
-      </w:r>
-      <w:r>
-        <w:rPr>
-          <w:rFonts w:ascii="Times New Roman" w:eastAsia="Times New Roman" w:hAnsi="Times New Roman" w:cs="Times New Roman"/>
-          <w:sz w:val="24"/>
-          <w:szCs w:val="24"/>
-        </w:rPr>
-        <w:t>st likely to attend to</w:t>
-      </w:r>
-      <w:r>
-        <w:rPr>
-          <w:rFonts w:ascii="Times New Roman" w:eastAsia="Times New Roman" w:hAnsi="Times New Roman" w:cs="Times New Roman"/>
-          <w:sz w:val="24"/>
-          <w:szCs w:val="24"/>
-        </w:rPr>
-        <w:t xml:space="preserve"> are the</w:t>
-      </w:r>
-      <w:r>
-        <w:rPr>
-          <w:rFonts w:ascii="Times New Roman" w:eastAsia="Times New Roman" w:hAnsi="Times New Roman" w:cs="Times New Roman"/>
-          <w:sz w:val="24"/>
-          <w:szCs w:val="24"/>
-        </w:rPr>
-        <w:t xml:space="preserve"> perceptually salient </w:t>
-      </w:r>
-      <w:r>
-        <w:rPr>
-          <w:rFonts w:ascii="Times New Roman" w:eastAsia="Times New Roman" w:hAnsi="Times New Roman" w:cs="Times New Roman"/>
-          <w:sz w:val="24"/>
-          <w:szCs w:val="24"/>
-        </w:rPr>
-        <w:t>ones</w:t>
-      </w:r>
-      <w:r>
-        <w:rPr>
-          <w:rFonts w:ascii="Times New Roman" w:eastAsia="Times New Roman" w:hAnsi="Times New Roman" w:cs="Times New Roman"/>
-          <w:sz w:val="24"/>
-          <w:szCs w:val="24"/>
-        </w:rPr>
-        <w:t xml:space="preserve">. </w:t>
-      </w:r>
-      <w:r>
-        <w:rPr>
-          <w:rFonts w:ascii="Times New Roman" w:eastAsia="Times New Roman" w:hAnsi="Times New Roman" w:cs="Times New Roman"/>
-          <w:sz w:val="24"/>
-          <w:szCs w:val="24"/>
-        </w:rPr>
-        <w:t xml:space="preserve">I addressed this concern in another simulation in which networks were presented with surface features that differed in their perceptual salience. </w:t>
-      </w:r>
-      <w:r>
-        <w:rPr>
-          <w:rFonts w:ascii="Times New Roman" w:eastAsia="Times New Roman" w:hAnsi="Times New Roman" w:cs="Times New Roman"/>
-          <w:sz w:val="24"/>
-          <w:szCs w:val="24"/>
-        </w:rPr>
-        <w:t>Although salient and less salient features were correlated</w:t>
-      </w:r>
-      <w:r>
-        <w:rPr>
-          <w:rFonts w:ascii="Times New Roman" w:eastAsia="Times New Roman" w:hAnsi="Times New Roman" w:cs="Times New Roman"/>
-          <w:sz w:val="24"/>
-          <w:szCs w:val="24"/>
-        </w:rPr>
-        <w:t xml:space="preserve"> to the same extent</w:t>
-      </w:r>
-      <w:r>
-        <w:rPr>
-          <w:rFonts w:ascii="Times New Roman" w:eastAsia="Times New Roman" w:hAnsi="Times New Roman" w:cs="Times New Roman"/>
-          <w:sz w:val="24"/>
-          <w:szCs w:val="24"/>
-        </w:rPr>
-        <w:t xml:space="preserve"> with the different actions, stronger associations developed between the salient features and those actions.</w:t>
-      </w:r>
-      <w:r>
-        <w:rPr>
-          <w:rFonts w:ascii="Times New Roman" w:eastAsia="Times New Roman" w:hAnsi="Times New Roman" w:cs="Times New Roman"/>
-          <w:sz w:val="24"/>
-          <w:szCs w:val="24"/>
-        </w:rPr>
-        <w:t xml:space="preserve"> </w:t>
-      </w:r>
-      <w:r>
-        <w:rPr>
-          <w:rFonts w:ascii="Times New Roman" w:eastAsia="Times New Roman" w:hAnsi="Times New Roman" w:cs="Times New Roman"/>
-          <w:sz w:val="24"/>
-          <w:szCs w:val="24"/>
-        </w:rPr>
-        <w:t xml:space="preserve">In effect, networks identified the relevant features for themselves. </w:t>
-      </w:r>
-    </w:p>
-    <w:p>
-      <w:pPr>
-        <w:tabs>
-          <w:tab w:val="left" w:pos="720"/>
-        </w:tabs>
-        <w:ind w:firstLine="0"/>
-        <w:rPr>
-          <w:rFonts w:ascii="Times New Roman" w:eastAsia="Times New Roman" w:hAnsi="Times New Roman" w:cs="Times New Roman"/>
-          <w:sz w:val="24"/>
-          <w:szCs w:val="24"/>
-        </w:rPr>
-      </w:pPr>
-      <w:r>
-        <w:rPr>
-          <w:rFonts w:ascii="Times New Roman" w:eastAsia="Times New Roman" w:hAnsi="Times New Roman" w:cs="Times New Roman"/>
-          <w:sz w:val="24"/>
-          <w:szCs w:val="24"/>
-        </w:rPr>
-        <w:tab/>
-        <w:t xml:space="preserve">The model also succeeded in reproducing key findings from other classic studies on this topic. For example, the model captured Saxe et al.’s (2005) finding that 10- and 12-month-olds looked longer when a human hand, but not a toy truck, appeared on the opposite side of the stage from which a beanbag had previously emerged. It also replicated Saxe et al.’s (2007) finding that 7- and 10-month-olds looked longer when a bean bag emerged from behind a screen concealing a toy truck than from behind one concealing a human hand or puppet. Finally, the model reproduced Markson and </w:t>
-      </w:r>
-      <w:proofErr w:type="spellStart"/>
-      <w:r>
-        <w:rPr>
-          <w:rFonts w:ascii="Times New Roman" w:eastAsia="Times New Roman" w:hAnsi="Times New Roman" w:cs="Times New Roman"/>
-          <w:sz w:val="24"/>
-          <w:szCs w:val="24"/>
-        </w:rPr>
-        <w:t>Spelke’s</w:t>
-      </w:r>
-      <w:proofErr w:type="spellEnd"/>
-      <w:r>
-        <w:rPr>
-          <w:rFonts w:ascii="Times New Roman" w:eastAsia="Times New Roman" w:hAnsi="Times New Roman" w:cs="Times New Roman"/>
-          <w:sz w:val="24"/>
-          <w:szCs w:val="24"/>
-        </w:rPr>
-        <w:t xml:space="preserve"> (2006) finding that 7-month-olds looked longer at a previously self-propelled than previously made-to-move toy animal.</w:t>
-      </w:r>
-    </w:p>
-    <w:p>
-      <w:pPr>
-        <w:tabs>
-          <w:tab w:val="left" w:pos="720"/>
-        </w:tabs>
-        <w:ind w:firstLine="0"/>
-        <w:rPr>
-          <w:rFonts w:ascii="Times New Roman" w:eastAsia="Times New Roman" w:hAnsi="Times New Roman" w:cs="Times New Roman"/>
-          <w:sz w:val="24"/>
-          <w:szCs w:val="24"/>
-        </w:rPr>
-      </w:pPr>
-      <w:r>
-        <w:rPr>
-          <w:rFonts w:ascii="Times New Roman" w:eastAsia="Times New Roman" w:hAnsi="Times New Roman" w:cs="Times New Roman"/>
-          <w:sz w:val="24"/>
-          <w:szCs w:val="24"/>
-        </w:rPr>
-        <w:lastRenderedPageBreak/>
         <w:tab/>
         <w:t xml:space="preserve">In addition to capturing existing findings, the model generated several testable predictions. One is that infants younger than 7 months of age should </w:t>
       </w:r>
@@ -4335,25 +3902,7 @@
           <w:sz w:val="24"/>
           <w:szCs w:val="24"/>
         </w:rPr>
-        <w:t xml:space="preserve">. Another is that these looking patterns should depend on the perceptual features of the objects and entities involved. For example, infants should exhibit looking patterns </w:t>
-      </w:r>
-      <w:proofErr w:type="gramStart"/>
-      <w:r>
-        <w:rPr>
-          <w:rFonts w:ascii="Times New Roman" w:eastAsia="Times New Roman" w:hAnsi="Times New Roman" w:cs="Times New Roman"/>
-          <w:sz w:val="24"/>
-          <w:szCs w:val="24"/>
-        </w:rPr>
-        <w:t>similar to</w:t>
-      </w:r>
-      <w:proofErr w:type="gramEnd"/>
-      <w:r>
-        <w:rPr>
-          <w:rFonts w:ascii="Times New Roman" w:eastAsia="Times New Roman" w:hAnsi="Times New Roman" w:cs="Times New Roman"/>
-          <w:sz w:val="24"/>
-          <w:szCs w:val="24"/>
-        </w:rPr>
-        <w:t xml:space="preserve"> those observed in the original People condition if they are habituated to objects that possess people parts (e.g., a cylinder with legs appended to its base). By contrast, infants should </w:t>
+        <w:t xml:space="preserve">. Another is that these looking patterns should depend on the perceptual features of the objects and entities involved. For example, infants should exhibit looking patterns similar to those observed in the original People condition if they are habituated to objects that possess people parts (e.g., a cylinder with legs appended to its base). By contrast, infants should </w:t>
       </w:r>
       <w:r>
         <w:rPr>
@@ -4369,25 +3918,23 @@
           <w:sz w:val="24"/>
           <w:szCs w:val="24"/>
         </w:rPr>
-        <w:t xml:space="preserve"> looking patterns more </w:t>
-      </w:r>
-      <w:proofErr w:type="gramStart"/>
-      <w:r>
-        <w:rPr>
-          <w:rFonts w:ascii="Times New Roman" w:eastAsia="Times New Roman" w:hAnsi="Times New Roman" w:cs="Times New Roman"/>
-          <w:sz w:val="24"/>
-          <w:szCs w:val="24"/>
-        </w:rPr>
-        <w:t>similar to</w:t>
-      </w:r>
-      <w:proofErr w:type="gramEnd"/>
-      <w:r>
-        <w:rPr>
-          <w:rFonts w:ascii="Times New Roman" w:eastAsia="Times New Roman" w:hAnsi="Times New Roman" w:cs="Times New Roman"/>
-          <w:sz w:val="24"/>
-          <w:szCs w:val="24"/>
-        </w:rPr>
-        <w:t xml:space="preserve"> those observed in the original Object condition if they are habituated to people that possess object parts (e.g., a person whose legs have been replaced with the base of a cylinder).  </w:t>
+        <w:t xml:space="preserve"> looking patterns more similar to those observed in the original </w:t>
+      </w:r>
+      <w:r>
+        <w:rPr>
+          <w:rFonts w:ascii="Times New Roman" w:eastAsia="Times New Roman" w:hAnsi="Times New Roman" w:cs="Times New Roman"/>
+          <w:sz w:val="24"/>
+          <w:szCs w:val="24"/>
+        </w:rPr>
+        <w:t xml:space="preserve">Inanimate </w:t>
+      </w:r>
+      <w:r>
+        <w:rPr>
+          <w:rFonts w:ascii="Times New Roman" w:eastAsia="Times New Roman" w:hAnsi="Times New Roman" w:cs="Times New Roman"/>
+          <w:sz w:val="24"/>
+          <w:szCs w:val="24"/>
+        </w:rPr>
+        <w:t xml:space="preserve">Object condition if they are habituated to people that possess object parts (e.g., a person whose legs have been replaced with the base of a cylinder).  </w:t>
       </w:r>
     </w:p>
     <w:p>
@@ -4424,25 +3971,7 @@
           <w:sz w:val="24"/>
           <w:szCs w:val="24"/>
         </w:rPr>
-        <w:t xml:space="preserve"> at odds with what would be predicted under the Core Knowledge account. For one thing, the Core Knowledge account provides no obvious reason to expect the </w:t>
-      </w:r>
-      <w:proofErr w:type="gramStart"/>
-      <w:r>
-        <w:rPr>
-          <w:rFonts w:ascii="Times New Roman" w:eastAsia="Times New Roman" w:hAnsi="Times New Roman" w:cs="Times New Roman"/>
-          <w:sz w:val="24"/>
-          <w:szCs w:val="24"/>
-        </w:rPr>
-        <w:t>particular developmental</w:t>
-      </w:r>
-      <w:proofErr w:type="gramEnd"/>
-      <w:r>
-        <w:rPr>
-          <w:rFonts w:ascii="Times New Roman" w:eastAsia="Times New Roman" w:hAnsi="Times New Roman" w:cs="Times New Roman"/>
-          <w:sz w:val="24"/>
-          <w:szCs w:val="24"/>
-        </w:rPr>
-        <w:t xml:space="preserve"> progression predicted by the model, given its assumption that infants possess innate knowledge about the causal behavior of people and objects. For another, a person’s or object’s surface features should have little, if any, bearing on how infants perceive their causal actions. This is because this account assumes that infants represent people and objects at a deeper, more abstract, and more conceptual level. Superficial changes to their surface features should therefore do very little to disrupt these representations. </w:t>
+        <w:t xml:space="preserve"> at odds with what would be predicted under the Core Knowledge account. For one thing, the Core Knowledge account provides no obvious reason to expect the particular developmental progression predicted by the model, given its assumption that infants possess innate knowledge about the causal behavior of people and objects. For another, a person’s or object’s surface features should have little, if any, bearing on how infants perceive their causal actions. This is because this account assumes that infants represent people and objects at a deeper, more abstract, and more conceptual level. Superficial changes to their surface features should therefore do very little to disrupt these representations. </w:t>
       </w:r>
     </w:p>
     <w:p>
@@ -4464,25 +3993,7 @@
           <w:szCs w:val="24"/>
         </w:rPr>
         <w:tab/>
-        <w:t xml:space="preserve">Although it remains to be seen whether associative learning subserves how infants perceive, process, encode, and represent the causal actions of people and objects, the fact that the current associative-learning account can capture findings previously interpreted as evidence of innate core knowledge provides a proof of principle that simple domain-general associative learning—much like the sensorimotor connections in </w:t>
-      </w:r>
-      <w:proofErr w:type="spellStart"/>
-      <w:r>
-        <w:rPr>
-          <w:rFonts w:ascii="Times New Roman" w:eastAsia="Times New Roman" w:hAnsi="Times New Roman" w:cs="Times New Roman"/>
-          <w:sz w:val="24"/>
-          <w:szCs w:val="24"/>
-        </w:rPr>
-        <w:t>Braitenberg’s</w:t>
-      </w:r>
-      <w:proofErr w:type="spellEnd"/>
-      <w:r>
-        <w:rPr>
-          <w:rFonts w:ascii="Times New Roman" w:eastAsia="Times New Roman" w:hAnsi="Times New Roman" w:cs="Times New Roman"/>
-          <w:sz w:val="24"/>
-          <w:szCs w:val="24"/>
-        </w:rPr>
-        <w:t xml:space="preserve"> vehicles—may be sufficient to explain infants’ looking behaviors in the corresponding studies. In the same way that the </w:t>
+        <w:t xml:space="preserve">Although it remains to be seen whether associative learning subserves how infants perceive, process, encode, and represent the causal actions of people and objects, the fact that the current associative-learning account can capture findings previously interpreted as evidence of innate core knowledge provides a proof of principle that simple domain-general associative </w:t>
       </w:r>
       <w:r>
         <w:rPr>
@@ -4491,25 +4002,7 @@
           <w:szCs w:val="24"/>
         </w:rPr>
         <w:lastRenderedPageBreak/>
-        <w:t xml:space="preserve">seemingly intelligent and autonomous behaviors of </w:t>
-      </w:r>
-      <w:proofErr w:type="spellStart"/>
-      <w:r>
-        <w:rPr>
-          <w:rFonts w:ascii="Times New Roman" w:eastAsia="Times New Roman" w:hAnsi="Times New Roman" w:cs="Times New Roman"/>
-          <w:sz w:val="24"/>
-          <w:szCs w:val="24"/>
-        </w:rPr>
-        <w:t>Braitenberg’s</w:t>
-      </w:r>
-      <w:proofErr w:type="spellEnd"/>
-      <w:r>
-        <w:rPr>
-          <w:rFonts w:ascii="Times New Roman" w:eastAsia="Times New Roman" w:hAnsi="Times New Roman" w:cs="Times New Roman"/>
-          <w:sz w:val="24"/>
-          <w:szCs w:val="24"/>
-        </w:rPr>
-        <w:t xml:space="preserve"> vehicles can be explained without invoking the psychologically sophisticated mechanisms that a naïve observer might attribute to them, infants’ looking behaviors may be explained without invoking cognitively sophisticated, inborn core knowledge systems for representing people and objects. </w:t>
+        <w:t xml:space="preserve">learning—much like the sensorimotor connections in Braitenberg’s vehicles—may be sufficient to explain infants’ looking behaviors in the corresponding studies. In the same way that the seemingly intelligent and autonomous behaviors of Braitenberg’s vehicles can be explained without invoking the psychologically sophisticated mechanisms that a naïve observer might attribute to them, infants’ looking behaviors may be explained without invoking cognitively sophisticated, inborn core knowledge systems for representing people and objects. </w:t>
       </w:r>
     </w:p>
     <w:p>
@@ -4547,10 +4040,396 @@
           <w:sz w:val="24"/>
           <w:szCs w:val="24"/>
         </w:rPr>
-        <w:t xml:space="preserve">Putting </w:t>
-      </w:r>
-      <w:proofErr w:type="spellStart"/>
-      <w:r>
+        <w:t>Putting Braitenberg’s deductive dictum into practice through computational modeling</w:t>
+      </w:r>
+    </w:p>
+    <w:p>
+      <w:pPr>
+        <w:tabs>
+          <w:tab w:val="left" w:pos="720"/>
+        </w:tabs>
+        <w:rPr>
+          <w:rFonts w:ascii="Times New Roman" w:eastAsia="Times New Roman" w:hAnsi="Times New Roman" w:cs="Times New Roman"/>
+          <w:sz w:val="24"/>
+          <w:szCs w:val="24"/>
+        </w:rPr>
+      </w:pPr>
+      <w:r>
+        <w:rPr>
+          <w:rFonts w:ascii="Times New Roman" w:eastAsia="Times New Roman" w:hAnsi="Times New Roman" w:cs="Times New Roman"/>
+          <w:sz w:val="24"/>
+          <w:szCs w:val="24"/>
+        </w:rPr>
+        <w:t xml:space="preserve">The chief goal of science is to describe, predict, and explain (Allport, 1940). Achieving this goal in the human sciences is tantamount to identifying the mechanisms and processes that underlie behavior and cognition. Yet because these mechanisms cannot be directly observed and therefore must be inferred, identifying them in practice is no easy feat. The standard developmental-science approach of inferring underlying </w:t>
+      </w:r>
+      <w:r>
+        <w:rPr>
+          <w:rFonts w:ascii="Times New Roman" w:eastAsia="Times New Roman" w:hAnsi="Times New Roman" w:cs="Times New Roman"/>
+          <w:sz w:val="24"/>
+          <w:szCs w:val="24"/>
+        </w:rPr>
+        <w:t>mechanisms</w:t>
+      </w:r>
+      <w:r>
+        <w:rPr>
+          <w:rFonts w:ascii="Times New Roman" w:eastAsia="Times New Roman" w:hAnsi="Times New Roman" w:cs="Times New Roman"/>
+          <w:sz w:val="24"/>
+          <w:szCs w:val="24"/>
+        </w:rPr>
+        <w:t xml:space="preserve"> from observed behavior is insufficient because, as was previously discussed, the space of possible generating mechanisms is woefully underconstrained by behavior. The puzzle, then, is this: How can we identify the mechanisms that give rise to behavior if behavior alone cannot tell us what the mechanisms are? </w:t>
+      </w:r>
+    </w:p>
+    <w:p>
+      <w:pPr>
+        <w:tabs>
+          <w:tab w:val="left" w:pos="720"/>
+        </w:tabs>
+        <w:rPr>
+          <w:rFonts w:ascii="Times New Roman" w:eastAsia="Times New Roman" w:hAnsi="Times New Roman" w:cs="Times New Roman"/>
+          <w:sz w:val="24"/>
+          <w:szCs w:val="24"/>
+        </w:rPr>
+      </w:pPr>
+      <w:r>
+        <w:rPr>
+          <w:rFonts w:ascii="Times New Roman" w:eastAsia="Times New Roman" w:hAnsi="Times New Roman" w:cs="Times New Roman"/>
+          <w:sz w:val="24"/>
+          <w:szCs w:val="24"/>
+        </w:rPr>
+        <w:t xml:space="preserve">I suggest that computational modeling is the answer. There are several reasons why this is the case. First, computational modeling enables researchers to establish whether a candidate mechanism is sufficient to produce the target behavior. Second, a computational model’s behavior in a novel situation can serve as a prediction for how people might perform in a similar situation </w:t>
+      </w:r>
+      <w:r>
+        <w:rPr>
+          <w:rFonts w:ascii="Times New Roman" w:eastAsia="Times New Roman" w:hAnsi="Times New Roman" w:cs="Times New Roman"/>
+          <w:i/>
+          <w:iCs/>
+          <w:sz w:val="24"/>
+          <w:szCs w:val="24"/>
+        </w:rPr>
+        <w:t xml:space="preserve">if the mechanism implemented by the model is the one that underlies participants’ behaviors. </w:t>
+      </w:r>
+      <w:r>
+        <w:rPr>
+          <w:rFonts w:ascii="Times New Roman" w:eastAsia="Times New Roman" w:hAnsi="Times New Roman" w:cs="Times New Roman"/>
+          <w:sz w:val="24"/>
+          <w:szCs w:val="24"/>
+        </w:rPr>
+        <w:t xml:space="preserve">The computational model discussed in the previous section provided an illustration of both of these virtues. The model not only demonstrated that associative learning was sufficient to </w:t>
+      </w:r>
+      <w:r>
+        <w:rPr>
+          <w:rFonts w:ascii="Times New Roman" w:eastAsia="Times New Roman" w:hAnsi="Times New Roman" w:cs="Times New Roman"/>
+          <w:sz w:val="24"/>
+          <w:szCs w:val="24"/>
+        </w:rPr>
+        <w:lastRenderedPageBreak/>
+        <w:t xml:space="preserve">explain infants’ looking behaviors in studies that examined their knowledge about </w:t>
+      </w:r>
+      <w:r>
+        <w:rPr>
+          <w:rFonts w:ascii="Times New Roman" w:eastAsia="Times New Roman" w:hAnsi="Times New Roman" w:cs="Times New Roman"/>
+          <w:sz w:val="24"/>
+          <w:szCs w:val="24"/>
+        </w:rPr>
+        <w:t>the causal actions of people and objects</w:t>
+      </w:r>
+      <w:r>
+        <w:rPr>
+          <w:rFonts w:ascii="Times New Roman" w:eastAsia="Times New Roman" w:hAnsi="Times New Roman" w:cs="Times New Roman"/>
+          <w:sz w:val="24"/>
+          <w:szCs w:val="24"/>
+        </w:rPr>
+        <w:t xml:space="preserve">, but it generated several testable predictions. </w:t>
+      </w:r>
+    </w:p>
+    <w:p>
+      <w:pPr>
+        <w:tabs>
+          <w:tab w:val="left" w:pos="720"/>
+        </w:tabs>
+        <w:rPr>
+          <w:rFonts w:ascii="Times New Roman" w:eastAsia="Times New Roman" w:hAnsi="Times New Roman" w:cs="Times New Roman"/>
+          <w:sz w:val="24"/>
+          <w:szCs w:val="24"/>
+        </w:rPr>
+      </w:pPr>
+      <w:r>
+        <w:rPr>
+          <w:rFonts w:ascii="Times New Roman" w:eastAsia="Times New Roman" w:hAnsi="Times New Roman" w:cs="Times New Roman"/>
+          <w:sz w:val="24"/>
+          <w:szCs w:val="24"/>
+        </w:rPr>
+        <w:t xml:space="preserve">These virtues are not new and have been discussed at length elsewhere (e.g., Mareschal &amp; Thomas, 2007; Yermolayeva &amp; Rakison, 2014). A virtue that arguably has not been discussed to the same degree is that computational models can reveal how—or through what mechanisms and processes—their behavior is generated. In connectionist models like the one discussed in the previous section, for example, this can be accomplished through careful analysis of either the network’s connection weights (e.g., Endress &amp; Johnson, 2021), learned internal representations (e.g., Colunga &amp; Smith, 2005; Munakata et al., 1997), or internal components and processing dynamics (e.g., Rogers &amp; McClelland, 2004). Such analyses, in turn, can provide valuable insight into the potential mechanistic basis of infants’ and children’s own behavior.  </w:t>
+      </w:r>
+    </w:p>
+    <w:p>
+      <w:pPr>
+        <w:tabs>
+          <w:tab w:val="left" w:pos="720"/>
+        </w:tabs>
+        <w:rPr>
+          <w:rFonts w:ascii="Times New Roman" w:eastAsia="Times New Roman" w:hAnsi="Times New Roman" w:cs="Times New Roman"/>
+          <w:sz w:val="24"/>
+          <w:szCs w:val="24"/>
+        </w:rPr>
+      </w:pPr>
+      <w:r>
+        <w:rPr>
+          <w:rFonts w:ascii="Times New Roman" w:eastAsia="Times New Roman" w:hAnsi="Times New Roman" w:cs="Times New Roman"/>
+          <w:sz w:val="24"/>
+          <w:szCs w:val="24"/>
+        </w:rPr>
+        <w:t xml:space="preserve">Although I did not conduct any of these analyses in Benton (2025), I did examine the processing dynamics of a connectionist model in Benton (2026). This study investigated whether 2-, 3-, and 4-year-olds could use a more advanced form of associative learning, called </w:t>
+      </w:r>
+      <w:r>
+        <w:rPr>
+          <w:rFonts w:ascii="Times New Roman" w:eastAsia="Times New Roman" w:hAnsi="Times New Roman" w:cs="Times New Roman"/>
+          <w:i/>
+          <w:iCs/>
+          <w:sz w:val="24"/>
+          <w:szCs w:val="24"/>
+        </w:rPr>
+        <w:t>second-order correlation learning</w:t>
+      </w:r>
+      <w:r>
+        <w:rPr>
+          <w:rFonts w:ascii="Times New Roman" w:eastAsia="Times New Roman" w:hAnsi="Times New Roman" w:cs="Times New Roman"/>
+          <w:sz w:val="24"/>
+          <w:szCs w:val="24"/>
+        </w:rPr>
+        <w:t>,</w:t>
+      </w:r>
+      <w:r>
+        <w:rPr>
+          <w:rFonts w:ascii="Times New Roman" w:eastAsia="Times New Roman" w:hAnsi="Times New Roman" w:cs="Times New Roman"/>
+          <w:i/>
+          <w:iCs/>
+          <w:sz w:val="24"/>
+          <w:szCs w:val="24"/>
+        </w:rPr>
+        <w:t xml:space="preserve"> </w:t>
+      </w:r>
+      <w:r>
+        <w:rPr>
+          <w:rFonts w:ascii="Times New Roman" w:eastAsia="Times New Roman" w:hAnsi="Times New Roman" w:cs="Times New Roman"/>
+          <w:sz w:val="24"/>
+          <w:szCs w:val="24"/>
+        </w:rPr>
+        <w:t xml:space="preserve">to make causal inferences. </w:t>
+      </w:r>
+      <w:r>
+        <w:rPr>
+          <w:rFonts w:ascii="Times New Roman" w:eastAsia="Times New Roman" w:hAnsi="Times New Roman" w:cs="Times New Roman"/>
+          <w:sz w:val="24"/>
+          <w:szCs w:val="24"/>
+        </w:rPr>
+        <w:t xml:space="preserve">To </w:t>
+      </w:r>
+      <w:r>
+        <w:rPr>
+          <w:rFonts w:ascii="Times New Roman" w:eastAsia="Times New Roman" w:hAnsi="Times New Roman" w:cs="Times New Roman"/>
+          <w:sz w:val="24"/>
+          <w:szCs w:val="24"/>
+        </w:rPr>
+        <w:t>demonstrate</w:t>
+      </w:r>
+      <w:r>
+        <w:rPr>
+          <w:rFonts w:ascii="Times New Roman" w:eastAsia="Times New Roman" w:hAnsi="Times New Roman" w:cs="Times New Roman"/>
+          <w:sz w:val="24"/>
+          <w:szCs w:val="24"/>
+        </w:rPr>
+        <w:t xml:space="preserve">, imagine </w:t>
+      </w:r>
+      <w:r>
+        <w:rPr>
+          <w:rFonts w:ascii="Times New Roman" w:eastAsia="Times New Roman" w:hAnsi="Times New Roman" w:cs="Times New Roman"/>
+          <w:sz w:val="24"/>
+          <w:szCs w:val="24"/>
+        </w:rPr>
+        <w:t xml:space="preserve">a child learning that </w:t>
+      </w:r>
+      <w:r>
+        <w:rPr>
+          <w:rFonts w:ascii="Times New Roman" w:eastAsia="Times New Roman" w:hAnsi="Times New Roman" w:cs="Times New Roman"/>
+          <w:sz w:val="24"/>
+          <w:szCs w:val="24"/>
+        </w:rPr>
+        <w:t>a</w:t>
+      </w:r>
+      <w:r>
+        <w:rPr>
+          <w:rFonts w:ascii="Times New Roman" w:eastAsia="Times New Roman" w:hAnsi="Times New Roman" w:cs="Times New Roman"/>
+          <w:sz w:val="24"/>
+          <w:szCs w:val="24"/>
+        </w:rPr>
+        <w:t xml:space="preserve"> surprised facial expression (feature A) is associated with a particular tone of voice (feature B) on one series of occasions and with a novel toy (feature C)</w:t>
+      </w:r>
+      <w:r>
+        <w:rPr>
+          <w:rFonts w:ascii="Times New Roman" w:eastAsia="Times New Roman" w:hAnsi="Times New Roman" w:cs="Times New Roman"/>
+          <w:sz w:val="24"/>
+          <w:szCs w:val="24"/>
+        </w:rPr>
+        <w:t xml:space="preserve"> </w:t>
+      </w:r>
+      <w:r>
+        <w:rPr>
+          <w:rFonts w:ascii="Times New Roman" w:eastAsia="Times New Roman" w:hAnsi="Times New Roman" w:cs="Times New Roman"/>
+          <w:sz w:val="24"/>
+          <w:szCs w:val="24"/>
+        </w:rPr>
+        <w:t>on another series of occasions. Second-order correlation learning is inferred i</w:t>
+      </w:r>
+      <w:r>
+        <w:rPr>
+          <w:rFonts w:ascii="Times New Roman" w:eastAsia="Times New Roman" w:hAnsi="Times New Roman" w:cs="Times New Roman"/>
+          <w:sz w:val="24"/>
+          <w:szCs w:val="24"/>
+        </w:rPr>
+        <w:t xml:space="preserve">f the child </w:t>
+      </w:r>
+      <w:r>
+        <w:rPr>
+          <w:rFonts w:ascii="Times New Roman" w:eastAsia="Times New Roman" w:hAnsi="Times New Roman" w:cs="Times New Roman"/>
+          <w:sz w:val="24"/>
+          <w:szCs w:val="24"/>
+        </w:rPr>
+        <w:t xml:space="preserve">subsequently </w:t>
+      </w:r>
+      <w:r>
+        <w:rPr>
+          <w:rFonts w:ascii="Times New Roman" w:eastAsia="Times New Roman" w:hAnsi="Times New Roman" w:cs="Times New Roman"/>
+          <w:sz w:val="24"/>
+          <w:szCs w:val="24"/>
+        </w:rPr>
+        <w:t>detects a relation between features B and C.</w:t>
+      </w:r>
+      <w:r>
+        <w:rPr>
+          <w:rFonts w:ascii="Times New Roman" w:eastAsia="Times New Roman" w:hAnsi="Times New Roman" w:cs="Times New Roman"/>
+          <w:sz w:val="24"/>
+          <w:szCs w:val="24"/>
+        </w:rPr>
+        <w:t xml:space="preserve"> I showed</w:t>
+      </w:r>
+      <w:r>
+        <w:rPr>
+          <w:rFonts w:ascii="Times New Roman" w:eastAsia="Times New Roman" w:hAnsi="Times New Roman" w:cs="Times New Roman"/>
+          <w:sz w:val="24"/>
+          <w:szCs w:val="24"/>
+        </w:rPr>
+        <w:t xml:space="preserve"> </w:t>
+      </w:r>
+      <w:r>
+        <w:rPr>
+          <w:rFonts w:ascii="Times New Roman" w:eastAsia="Times New Roman" w:hAnsi="Times New Roman" w:cs="Times New Roman"/>
+          <w:sz w:val="24"/>
+          <w:szCs w:val="24"/>
+        </w:rPr>
+        <w:t>that children could do precisely this</w:t>
+      </w:r>
+      <w:r>
+        <w:rPr>
+          <w:rFonts w:ascii="Times New Roman" w:eastAsia="Times New Roman" w:hAnsi="Times New Roman" w:cs="Times New Roman"/>
+          <w:sz w:val="24"/>
+          <w:szCs w:val="24"/>
+        </w:rPr>
+        <w:t>, both in this study as well as in others (e.g., Benton et al., 2021; Rakison &amp; Benton, 2019)</w:t>
+      </w:r>
+      <w:r>
+        <w:rPr>
+          <w:rFonts w:ascii="Times New Roman" w:eastAsia="Times New Roman" w:hAnsi="Times New Roman" w:cs="Times New Roman"/>
+          <w:sz w:val="24"/>
+          <w:szCs w:val="24"/>
+        </w:rPr>
+        <w:t xml:space="preserve">. </w:t>
+      </w:r>
+    </w:p>
+    <w:p>
+      <w:pPr>
+        <w:tabs>
+          <w:tab w:val="left" w:pos="720"/>
+        </w:tabs>
+        <w:rPr>
+          <w:rFonts w:ascii="Times New Roman" w:eastAsia="Times New Roman" w:hAnsi="Times New Roman" w:cs="Times New Roman"/>
+          <w:sz w:val="24"/>
+          <w:szCs w:val="24"/>
+        </w:rPr>
+      </w:pPr>
+      <w:r>
+        <w:rPr>
+          <w:rFonts w:ascii="Times New Roman" w:eastAsia="Times New Roman" w:hAnsi="Times New Roman" w:cs="Times New Roman"/>
+          <w:sz w:val="24"/>
+          <w:szCs w:val="24"/>
+        </w:rPr>
+        <w:t xml:space="preserve">A critical feature of this task is that success in it requires that children first be able to detect the trained second-order correlations. How was this achieved? My approach to answering this question was twofold. First, I trained a connectionist model on a computational analogue of </w:t>
+      </w:r>
+      <w:r>
+        <w:rPr>
+          <w:rFonts w:ascii="Times New Roman" w:eastAsia="Times New Roman" w:hAnsi="Times New Roman" w:cs="Times New Roman"/>
+          <w:sz w:val="24"/>
+          <w:szCs w:val="24"/>
+        </w:rPr>
+        <w:lastRenderedPageBreak/>
+        <w:t xml:space="preserve">the behavioral task. Second, I examined the model’s processing dynamics to ascertain how sensitivity to second-order correlations emerged. The analyses suggested that such sensitivity was the consequence of features presented in two separate learning phases becoming linked to a common internal representation. A consequence of this arrangement is that when the common representation is activated by one of the features, so too is the other feature, and this is true despite the fact that the two features never occurred together during training. </w:t>
+      </w:r>
+    </w:p>
+    <w:p>
+      <w:pPr>
+        <w:tabs>
+          <w:tab w:val="left" w:pos="720"/>
+        </w:tabs>
+        <w:rPr>
+          <w:rFonts w:ascii="Times New Roman" w:eastAsia="Times New Roman" w:hAnsi="Times New Roman" w:cs="Times New Roman"/>
+          <w:sz w:val="24"/>
+          <w:szCs w:val="24"/>
+        </w:rPr>
+      </w:pPr>
+      <w:r>
+        <w:rPr>
+          <w:rFonts w:ascii="Times New Roman" w:eastAsia="Times New Roman" w:hAnsi="Times New Roman" w:cs="Times New Roman"/>
+          <w:sz w:val="24"/>
+          <w:szCs w:val="24"/>
+        </w:rPr>
+        <w:t xml:space="preserve">Although </w:t>
+      </w:r>
+      <w:r>
+        <w:rPr>
+          <w:rFonts w:ascii="Times New Roman" w:eastAsia="Times New Roman" w:hAnsi="Times New Roman" w:cs="Times New Roman"/>
+          <w:sz w:val="24"/>
+          <w:szCs w:val="24"/>
+        </w:rPr>
+        <w:t>the mechanistic basis of this sensitivity remains unsettled</w:t>
+      </w:r>
+      <w:r>
+        <w:rPr>
+          <w:rFonts w:ascii="Times New Roman" w:eastAsia="Times New Roman" w:hAnsi="Times New Roman" w:cs="Times New Roman"/>
+          <w:sz w:val="24"/>
+          <w:szCs w:val="24"/>
+        </w:rPr>
+        <w:t xml:space="preserve"> (for other accounts, see Kumaran &amp; McClelland, 2012; Unger et al., 2023; Zhou et al., 2023), analyzing the model’s dynamics in this way offered something that inferences from behavior alone cannot: a computationally explicit account of how a particular mechanism generates a target behavior. More generally, computational modeling provides a means of putting Braitenberg’s dictum into practice. By allowing researchers to instantiate their verbal theories in explicit and computational terms, computational modeling makes it possible to determine whether seemingly sophisticated behaviors can be produced by relatively simple processes. </w:t>
+      </w:r>
+    </w:p>
+    <w:p>
+      <w:pPr>
+        <w:tabs>
+          <w:tab w:val="left" w:pos="720"/>
+        </w:tabs>
+        <w:ind w:firstLine="0"/>
+        <w:rPr>
+          <w:rFonts w:ascii="Times New Roman" w:eastAsia="Times New Roman" w:hAnsi="Times New Roman" w:cs="Times New Roman"/>
+          <w:sz w:val="24"/>
+          <w:szCs w:val="24"/>
+        </w:rPr>
+      </w:pPr>
+    </w:p>
+    <w:p>
+      <w:pPr>
+        <w:tabs>
+          <w:tab w:val="left" w:pos="720"/>
+        </w:tabs>
+        <w:ind w:firstLine="0"/>
         <w:rPr>
           <w:rFonts w:ascii="Times New Roman" w:eastAsia="Times New Roman" w:hAnsi="Times New Roman" w:cs="Times New Roman"/>
           <w:b/>
@@ -4558,9 +4437,7 @@
           <w:sz w:val="24"/>
           <w:szCs w:val="24"/>
         </w:rPr>
-        <w:t>Braitenberg’s</w:t>
-      </w:r>
-      <w:proofErr w:type="spellEnd"/>
+      </w:pPr>
       <w:r>
         <w:rPr>
           <w:rFonts w:ascii="Times New Roman" w:eastAsia="Times New Roman" w:hAnsi="Times New Roman" w:cs="Times New Roman"/>
@@ -4569,150 +4446,64 @@
           <w:sz w:val="24"/>
           <w:szCs w:val="24"/>
         </w:rPr>
-        <w:t xml:space="preserve"> deductive dictum into practice through computational modeling</w:t>
-      </w:r>
-    </w:p>
-    <w:p>
-      <w:pPr>
-        <w:tabs>
-          <w:tab w:val="left" w:pos="720"/>
-        </w:tabs>
-        <w:rPr>
-          <w:rFonts w:ascii="Times New Roman" w:eastAsia="Times New Roman" w:hAnsi="Times New Roman" w:cs="Times New Roman"/>
-          <w:sz w:val="24"/>
-          <w:szCs w:val="24"/>
-        </w:rPr>
-      </w:pPr>
-      <w:r>
-        <w:rPr>
-          <w:rFonts w:ascii="Times New Roman" w:eastAsia="Times New Roman" w:hAnsi="Times New Roman" w:cs="Times New Roman"/>
-          <w:sz w:val="24"/>
-          <w:szCs w:val="24"/>
-        </w:rPr>
-        <w:t xml:space="preserve">The chief goal of science is to describe, predict, and explain (Allport, 1940). Achieving this goal in the human sciences is tantamount to identifying the mechanisms and processes that underlie behavior and cognition. Yet because these mechanisms cannot be directly observed and therefore must be inferred, identifying them in practice is no easy feat. The standard developmental-science approach of inferring underlying </w:t>
-      </w:r>
-      <w:proofErr w:type="gramStart"/>
-      <w:r>
-        <w:rPr>
-          <w:rFonts w:ascii="Times New Roman" w:eastAsia="Times New Roman" w:hAnsi="Times New Roman" w:cs="Times New Roman"/>
-          <w:sz w:val="24"/>
-          <w:szCs w:val="24"/>
-        </w:rPr>
-        <w:t>mechanism</w:t>
-      </w:r>
-      <w:proofErr w:type="gramEnd"/>
-      <w:r>
-        <w:rPr>
-          <w:rFonts w:ascii="Times New Roman" w:eastAsia="Times New Roman" w:hAnsi="Times New Roman" w:cs="Times New Roman"/>
-          <w:sz w:val="24"/>
-          <w:szCs w:val="24"/>
-        </w:rPr>
-        <w:t xml:space="preserve"> from observed behavior is insufficient because, as was previously discussed, the space of possible generating mechanisms is woefully </w:t>
-      </w:r>
-      <w:proofErr w:type="spellStart"/>
-      <w:r>
-        <w:rPr>
-          <w:rFonts w:ascii="Times New Roman" w:eastAsia="Times New Roman" w:hAnsi="Times New Roman" w:cs="Times New Roman"/>
-          <w:sz w:val="24"/>
-          <w:szCs w:val="24"/>
-        </w:rPr>
-        <w:t>underconstrained</w:t>
-      </w:r>
-      <w:proofErr w:type="spellEnd"/>
-      <w:r>
-        <w:rPr>
-          <w:rFonts w:ascii="Times New Roman" w:eastAsia="Times New Roman" w:hAnsi="Times New Roman" w:cs="Times New Roman"/>
-          <w:sz w:val="24"/>
-          <w:szCs w:val="24"/>
-        </w:rPr>
-        <w:t xml:space="preserve"> by behavior. The puzzle, then, is this: How can we identify the mechanisms that give rise to behavior if behavior alone cannot tell us what the mechanisms are? </w:t>
-      </w:r>
-    </w:p>
-    <w:p>
-      <w:pPr>
-        <w:tabs>
-          <w:tab w:val="left" w:pos="720"/>
-        </w:tabs>
-        <w:rPr>
-          <w:rFonts w:ascii="Times New Roman" w:eastAsia="Times New Roman" w:hAnsi="Times New Roman" w:cs="Times New Roman"/>
-          <w:sz w:val="24"/>
-          <w:szCs w:val="24"/>
-        </w:rPr>
-      </w:pPr>
-      <w:r>
-        <w:rPr>
-          <w:rFonts w:ascii="Times New Roman" w:eastAsia="Times New Roman" w:hAnsi="Times New Roman" w:cs="Times New Roman"/>
-          <w:sz w:val="24"/>
-          <w:szCs w:val="24"/>
-        </w:rPr>
-        <w:t xml:space="preserve">I suggest that computational modeling is the answer. There are several reasons why this is the case. First, computational modeling enables researchers to establish whether a candidate mechanism is sufficient to produce the target behavior. Second, a computational model’s behavior in a novel situation </w:t>
-      </w:r>
-      <w:proofErr w:type="gramStart"/>
-      <w:r>
-        <w:rPr>
-          <w:rFonts w:ascii="Times New Roman" w:eastAsia="Times New Roman" w:hAnsi="Times New Roman" w:cs="Times New Roman"/>
-          <w:sz w:val="24"/>
-          <w:szCs w:val="24"/>
-        </w:rPr>
-        <w:t>can</w:t>
-      </w:r>
-      <w:proofErr w:type="gramEnd"/>
-      <w:r>
-        <w:rPr>
-          <w:rFonts w:ascii="Times New Roman" w:eastAsia="Times New Roman" w:hAnsi="Times New Roman" w:cs="Times New Roman"/>
-          <w:sz w:val="24"/>
-          <w:szCs w:val="24"/>
-        </w:rPr>
-        <w:t xml:space="preserve"> serve as a prediction for how people might perform in a similar situation </w:t>
-      </w:r>
-      <w:r>
-        <w:rPr>
-          <w:rFonts w:ascii="Times New Roman" w:eastAsia="Times New Roman" w:hAnsi="Times New Roman" w:cs="Times New Roman"/>
-          <w:i/>
-          <w:iCs/>
-          <w:sz w:val="24"/>
-          <w:szCs w:val="24"/>
-        </w:rPr>
-        <w:t xml:space="preserve">if the mechanism implemented by the model is the one that underlies participants’ behaviors. </w:t>
-      </w:r>
-      <w:r>
-        <w:rPr>
-          <w:rFonts w:ascii="Times New Roman" w:eastAsia="Times New Roman" w:hAnsi="Times New Roman" w:cs="Times New Roman"/>
-          <w:sz w:val="24"/>
-          <w:szCs w:val="24"/>
-        </w:rPr>
-        <w:t xml:space="preserve">The computational model discussed in the previous section provided an illustration of </w:t>
-      </w:r>
-      <w:proofErr w:type="gramStart"/>
-      <w:r>
-        <w:rPr>
-          <w:rFonts w:ascii="Times New Roman" w:eastAsia="Times New Roman" w:hAnsi="Times New Roman" w:cs="Times New Roman"/>
-          <w:sz w:val="24"/>
-          <w:szCs w:val="24"/>
-        </w:rPr>
-        <w:t>both of these</w:t>
-      </w:r>
-      <w:proofErr w:type="gramEnd"/>
-      <w:r>
-        <w:rPr>
-          <w:rFonts w:ascii="Times New Roman" w:eastAsia="Times New Roman" w:hAnsi="Times New Roman" w:cs="Times New Roman"/>
-          <w:sz w:val="24"/>
-          <w:szCs w:val="24"/>
-        </w:rPr>
-        <w:t xml:space="preserve"> virtues. The model not only demonstrated that associative learning was sufficient to explain infants’ looking behaviors in studies that examined their knowledge about people and object causal action, but it generated several testable predictions. </w:t>
-      </w:r>
-    </w:p>
-    <w:p>
-      <w:pPr>
-        <w:tabs>
-          <w:tab w:val="left" w:pos="720"/>
-        </w:tabs>
-        <w:rPr>
-          <w:rFonts w:ascii="Times New Roman" w:eastAsia="Times New Roman" w:hAnsi="Times New Roman" w:cs="Times New Roman"/>
-          <w:sz w:val="24"/>
-          <w:szCs w:val="24"/>
-        </w:rPr>
-      </w:pPr>
+        <w:t>Conclusions</w:t>
+      </w:r>
+    </w:p>
+    <w:p>
+      <w:pPr>
+        <w:tabs>
+          <w:tab w:val="left" w:pos="720"/>
+        </w:tabs>
+        <w:ind w:firstLine="0"/>
+        <w:rPr>
+          <w:rFonts w:ascii="Times New Roman" w:eastAsia="Times New Roman" w:hAnsi="Times New Roman" w:cs="Times New Roman"/>
+          <w:sz w:val="24"/>
+          <w:szCs w:val="24"/>
+        </w:rPr>
+      </w:pPr>
+      <w:r>
+        <w:rPr>
+          <w:rFonts w:ascii="Times New Roman" w:eastAsia="Times New Roman" w:hAnsi="Times New Roman" w:cs="Times New Roman"/>
+          <w:sz w:val="24"/>
+          <w:szCs w:val="24"/>
+        </w:rPr>
+        <w:tab/>
+        <w:t xml:space="preserve">The central lesson of Braitenberg’s </w:t>
+      </w:r>
+      <w:r>
+        <w:rPr>
+          <w:rFonts w:ascii="Times New Roman" w:eastAsia="Times New Roman" w:hAnsi="Times New Roman" w:cs="Times New Roman"/>
+          <w:i/>
+          <w:iCs/>
+          <w:sz w:val="24"/>
+          <w:szCs w:val="24"/>
+        </w:rPr>
+        <w:t>Vehicles</w:t>
+      </w:r>
+      <w:r>
+        <w:rPr>
+          <w:rFonts w:ascii="Times New Roman" w:eastAsia="Times New Roman" w:hAnsi="Times New Roman" w:cs="Times New Roman"/>
+          <w:sz w:val="24"/>
+          <w:szCs w:val="24"/>
+        </w:rPr>
+        <w:t xml:space="preserve"> is as simple as it is profound: Behaviors that appear to be generated by cognitively sophisticated mechanisms may, in fact, arise from relatively simple ones. The goal of this chapter was to demonstrate the explanatory power of one such mechanism: associative learning. I showed that this mechanism, in conjunction with certain inherent perceptual biases, can generate behavioral patterns previously attributed to innate core knowledge systems. These findings demonstrate that infants need not be endowed with domain-specific mechanisms to explain their behavior. </w:t>
+      </w:r>
+      <w:r>
+        <w:rPr>
+          <w:rFonts w:ascii="Times New Roman" w:eastAsia="Times New Roman" w:hAnsi="Times New Roman" w:cs="Times New Roman"/>
+          <w:sz w:val="24"/>
+          <w:szCs w:val="24"/>
+        </w:rPr>
+        <w:t>Whether</w:t>
+      </w:r>
+      <w:r>
+        <w:rPr>
+          <w:rFonts w:ascii="Times New Roman" w:eastAsia="Times New Roman" w:hAnsi="Times New Roman" w:cs="Times New Roman"/>
+          <w:sz w:val="24"/>
+          <w:szCs w:val="24"/>
+        </w:rPr>
+        <w:t xml:space="preserve"> domain-general mechanisms like </w:t>
+      </w:r>
       <w:r>
         <w:rPr>
           <w:rFonts w:ascii="Times New Roman" w:eastAsia="Times New Roman" w:hAnsi="Times New Roman" w:cs="Times New Roman"/>
@@ -4720,69 +4511,27 @@
           <w:szCs w:val="24"/>
         </w:rPr>
         <w:lastRenderedPageBreak/>
-        <w:t xml:space="preserve">These virtues are not new and have been discussed at length elsewhere (e.g., Mareschal &amp; Thomas, 2007; </w:t>
-      </w:r>
-      <w:proofErr w:type="spellStart"/>
-      <w:r>
-        <w:rPr>
-          <w:rFonts w:ascii="Times New Roman" w:eastAsia="Times New Roman" w:hAnsi="Times New Roman" w:cs="Times New Roman"/>
-          <w:sz w:val="24"/>
-          <w:szCs w:val="24"/>
-        </w:rPr>
-        <w:t>Yermolayeva</w:t>
-      </w:r>
-      <w:proofErr w:type="spellEnd"/>
-      <w:r>
-        <w:rPr>
-          <w:rFonts w:ascii="Times New Roman" w:eastAsia="Times New Roman" w:hAnsi="Times New Roman" w:cs="Times New Roman"/>
-          <w:sz w:val="24"/>
-          <w:szCs w:val="24"/>
-        </w:rPr>
-        <w:t xml:space="preserve"> &amp; Rakison, 2014). A virtue that arguably has not been discussed to the same degree is that computational models can reveal how—or through what mechanisms and processes—their behavior is generated. In connectionist models like the one discussed in the previous section, for example, this can be accomplished through careful analysis of either the network’s connection weights (e.g., Endress &amp; Johnson, 2021), learned internal representations (e.g., Colunga &amp; Smith, 2005; Munakata et al., 1997), or internal components and processing dynamics (e.g., Rogers &amp; McClelland, 2004). Such analyses, in turn, can provide valuable insight into the potential mechanistic basis of infants’ and children’s own behavior.  </w:t>
-      </w:r>
-    </w:p>
-    <w:p>
-      <w:pPr>
-        <w:tabs>
-          <w:tab w:val="left" w:pos="720"/>
-        </w:tabs>
-        <w:rPr>
-          <w:rFonts w:ascii="Times New Roman" w:eastAsia="Times New Roman" w:hAnsi="Times New Roman" w:cs="Times New Roman"/>
-          <w:sz w:val="24"/>
-          <w:szCs w:val="24"/>
-        </w:rPr>
-      </w:pPr>
-      <w:r>
-        <w:rPr>
-          <w:rFonts w:ascii="Times New Roman" w:eastAsia="Times New Roman" w:hAnsi="Times New Roman" w:cs="Times New Roman"/>
-          <w:sz w:val="24"/>
-          <w:szCs w:val="24"/>
-        </w:rPr>
-        <w:t xml:space="preserve">Although I did not conduct any of these analyses in Benton (2025), I did examine the processing dynamics of a connectionist model in Benton (2026). This study investigated whether 2-, 3-, and 4-year-olds could use a more advanced form of associative learning, called </w:t>
-      </w:r>
-      <w:r>
-        <w:rPr>
-          <w:rFonts w:ascii="Times New Roman" w:eastAsia="Times New Roman" w:hAnsi="Times New Roman" w:cs="Times New Roman"/>
-          <w:i/>
-          <w:iCs/>
-          <w:sz w:val="24"/>
-          <w:szCs w:val="24"/>
-        </w:rPr>
-        <w:t>second-order correlation learning</w:t>
-      </w:r>
-      <w:r>
-        <w:rPr>
-          <w:rFonts w:ascii="Times New Roman" w:eastAsia="Times New Roman" w:hAnsi="Times New Roman" w:cs="Times New Roman"/>
-          <w:sz w:val="24"/>
-          <w:szCs w:val="24"/>
-        </w:rPr>
-        <w:t>,</w:t>
-      </w:r>
-      <w:r>
-        <w:rPr>
-          <w:rFonts w:ascii="Times New Roman" w:eastAsia="Times New Roman" w:hAnsi="Times New Roman" w:cs="Times New Roman"/>
-          <w:i/>
-          <w:iCs/>
+        <w:t>associative learning provide a better explanation of this behavior than domain-specific core-knowledge systems</w:t>
+      </w:r>
+      <w:r>
+        <w:rPr>
+          <w:rFonts w:ascii="Times New Roman" w:eastAsia="Times New Roman" w:hAnsi="Times New Roman" w:cs="Times New Roman"/>
+          <w:sz w:val="24"/>
+          <w:szCs w:val="24"/>
+        </w:rPr>
+        <w:t xml:space="preserve"> is nevertheless an empirical question</w:t>
+      </w:r>
+      <w:r>
+        <w:rPr>
+          <w:rFonts w:ascii="Times New Roman" w:eastAsia="Times New Roman" w:hAnsi="Times New Roman" w:cs="Times New Roman"/>
+          <w:sz w:val="24"/>
+          <w:szCs w:val="24"/>
+        </w:rPr>
+        <w:t>.</w:t>
+      </w:r>
+      <w:r>
+        <w:rPr>
+          <w:rFonts w:ascii="Times New Roman" w:eastAsia="Times New Roman" w:hAnsi="Times New Roman" w:cs="Times New Roman"/>
           <w:sz w:val="24"/>
           <w:szCs w:val="24"/>
         </w:rPr>
@@ -4794,246 +4543,79 @@
           <w:sz w:val="24"/>
           <w:szCs w:val="24"/>
         </w:rPr>
-        <w:t xml:space="preserve">to make causal inferences. </w:t>
-      </w:r>
-      <w:r>
-        <w:rPr>
-          <w:rFonts w:ascii="Times New Roman" w:eastAsia="Times New Roman" w:hAnsi="Times New Roman" w:cs="Times New Roman"/>
-          <w:sz w:val="24"/>
-          <w:szCs w:val="24"/>
-        </w:rPr>
-        <w:t xml:space="preserve">To </w:t>
-      </w:r>
-      <w:r>
-        <w:rPr>
-          <w:rFonts w:ascii="Times New Roman" w:eastAsia="Times New Roman" w:hAnsi="Times New Roman" w:cs="Times New Roman"/>
-          <w:sz w:val="24"/>
-          <w:szCs w:val="24"/>
-        </w:rPr>
-        <w:t>demonstrate</w:t>
-      </w:r>
-      <w:r>
-        <w:rPr>
-          <w:rFonts w:ascii="Times New Roman" w:eastAsia="Times New Roman" w:hAnsi="Times New Roman" w:cs="Times New Roman"/>
-          <w:sz w:val="24"/>
-          <w:szCs w:val="24"/>
-        </w:rPr>
-        <w:t xml:space="preserve">, imagine </w:t>
-      </w:r>
-      <w:r>
-        <w:rPr>
-          <w:rFonts w:ascii="Times New Roman" w:eastAsia="Times New Roman" w:hAnsi="Times New Roman" w:cs="Times New Roman"/>
-          <w:sz w:val="24"/>
-          <w:szCs w:val="24"/>
-        </w:rPr>
-        <w:t xml:space="preserve">a child learning that </w:t>
-      </w:r>
-      <w:r>
-        <w:rPr>
-          <w:rFonts w:ascii="Times New Roman" w:eastAsia="Times New Roman" w:hAnsi="Times New Roman" w:cs="Times New Roman"/>
-          <w:sz w:val="24"/>
-          <w:szCs w:val="24"/>
-        </w:rPr>
-        <w:t>a</w:t>
-      </w:r>
-      <w:r>
-        <w:rPr>
-          <w:rFonts w:ascii="Times New Roman" w:eastAsia="Times New Roman" w:hAnsi="Times New Roman" w:cs="Times New Roman"/>
-          <w:sz w:val="24"/>
-          <w:szCs w:val="24"/>
-        </w:rPr>
-        <w:t xml:space="preserve"> surprised facial expression (feature A) is associated with a particular tone of voice (feature B) on one series of occasions and with a novel toy (feature C)</w:t>
-      </w:r>
-      <w:r>
-        <w:rPr>
-          <w:rFonts w:ascii="Times New Roman" w:eastAsia="Times New Roman" w:hAnsi="Times New Roman" w:cs="Times New Roman"/>
-          <w:sz w:val="24"/>
-          <w:szCs w:val="24"/>
-        </w:rPr>
-        <w:t xml:space="preserve"> </w:t>
-      </w:r>
-      <w:r>
-        <w:rPr>
-          <w:rFonts w:ascii="Times New Roman" w:eastAsia="Times New Roman" w:hAnsi="Times New Roman" w:cs="Times New Roman"/>
-          <w:sz w:val="24"/>
-          <w:szCs w:val="24"/>
-        </w:rPr>
-        <w:t>on another series of occasions. Second-order correlation learning is inferred i</w:t>
-      </w:r>
-      <w:r>
-        <w:rPr>
-          <w:rFonts w:ascii="Times New Roman" w:eastAsia="Times New Roman" w:hAnsi="Times New Roman" w:cs="Times New Roman"/>
-          <w:sz w:val="24"/>
-          <w:szCs w:val="24"/>
-        </w:rPr>
-        <w:t xml:space="preserve">f the child </w:t>
-      </w:r>
-      <w:r>
-        <w:rPr>
-          <w:rFonts w:ascii="Times New Roman" w:eastAsia="Times New Roman" w:hAnsi="Times New Roman" w:cs="Times New Roman"/>
-          <w:sz w:val="24"/>
-          <w:szCs w:val="24"/>
-        </w:rPr>
-        <w:t xml:space="preserve">subsequently </w:t>
-      </w:r>
-      <w:r>
-        <w:rPr>
-          <w:rFonts w:ascii="Times New Roman" w:eastAsia="Times New Roman" w:hAnsi="Times New Roman" w:cs="Times New Roman"/>
-          <w:sz w:val="24"/>
-          <w:szCs w:val="24"/>
-        </w:rPr>
-        <w:t xml:space="preserve">detects a relation between features B and </w:t>
-      </w:r>
-      <w:proofErr w:type="gramStart"/>
-      <w:r>
-        <w:rPr>
-          <w:rFonts w:ascii="Times New Roman" w:eastAsia="Times New Roman" w:hAnsi="Times New Roman" w:cs="Times New Roman"/>
-          <w:sz w:val="24"/>
-          <w:szCs w:val="24"/>
-        </w:rPr>
-        <w:t>C.</w:t>
-      </w:r>
-      <w:proofErr w:type="gramEnd"/>
-      <w:r>
-        <w:rPr>
-          <w:rFonts w:ascii="Times New Roman" w:eastAsia="Times New Roman" w:hAnsi="Times New Roman" w:cs="Times New Roman"/>
-          <w:sz w:val="24"/>
-          <w:szCs w:val="24"/>
-        </w:rPr>
-        <w:t xml:space="preserve"> I showed</w:t>
-      </w:r>
-      <w:r>
-        <w:rPr>
-          <w:rFonts w:ascii="Times New Roman" w:eastAsia="Times New Roman" w:hAnsi="Times New Roman" w:cs="Times New Roman"/>
-          <w:sz w:val="24"/>
-          <w:szCs w:val="24"/>
-        </w:rPr>
-        <w:t xml:space="preserve"> </w:t>
-      </w:r>
-      <w:r>
-        <w:rPr>
-          <w:rFonts w:ascii="Times New Roman" w:eastAsia="Times New Roman" w:hAnsi="Times New Roman" w:cs="Times New Roman"/>
-          <w:sz w:val="24"/>
-          <w:szCs w:val="24"/>
-        </w:rPr>
-        <w:t>that children could do precisely this</w:t>
-      </w:r>
-      <w:r>
-        <w:rPr>
-          <w:rFonts w:ascii="Times New Roman" w:eastAsia="Times New Roman" w:hAnsi="Times New Roman" w:cs="Times New Roman"/>
-          <w:sz w:val="24"/>
-          <w:szCs w:val="24"/>
-        </w:rPr>
-        <w:t>, both in this study as well as in others (e.g., Benton et al., 2021; Rakison &amp; Benton, 2019)</w:t>
-      </w:r>
-      <w:r>
-        <w:rPr>
-          <w:rFonts w:ascii="Times New Roman" w:eastAsia="Times New Roman" w:hAnsi="Times New Roman" w:cs="Times New Roman"/>
-          <w:sz w:val="24"/>
-          <w:szCs w:val="24"/>
-        </w:rPr>
-        <w:t xml:space="preserve">. </w:t>
-      </w:r>
-    </w:p>
-    <w:p>
-      <w:pPr>
-        <w:tabs>
-          <w:tab w:val="left" w:pos="720"/>
-        </w:tabs>
-        <w:rPr>
-          <w:rFonts w:ascii="Times New Roman" w:eastAsia="Times New Roman" w:hAnsi="Times New Roman" w:cs="Times New Roman"/>
-          <w:sz w:val="24"/>
-          <w:szCs w:val="24"/>
-        </w:rPr>
-      </w:pPr>
-      <w:r>
-        <w:rPr>
-          <w:rFonts w:ascii="Times New Roman" w:eastAsia="Times New Roman" w:hAnsi="Times New Roman" w:cs="Times New Roman"/>
-          <w:sz w:val="24"/>
-          <w:szCs w:val="24"/>
-        </w:rPr>
-        <w:t xml:space="preserve">A critical feature of this task is that success in it requires that children first be able to detect the trained second-order correlations. How was this achieved? My approach to answering this question was twofold. First, I trained a connectionist model on a computational analogue of the behavioral task. Second, I examined the model’s processing dynamics to ascertain how sensitivity to second-order correlations emerged. The analyses suggested that such sensitivity </w:t>
-      </w:r>
-      <w:r>
-        <w:rPr>
-          <w:rFonts w:ascii="Times New Roman" w:eastAsia="Times New Roman" w:hAnsi="Times New Roman" w:cs="Times New Roman"/>
-          <w:sz w:val="24"/>
-          <w:szCs w:val="24"/>
-        </w:rPr>
-        <w:lastRenderedPageBreak/>
-        <w:t xml:space="preserve">was the consequence of features presented in two separate learning phases becoming linked to a common internal representation. A consequence of this arrangement is that when the common representation is activated by one of the features, so too is the other feature, and this is true </w:t>
-      </w:r>
-      <w:proofErr w:type="gramStart"/>
-      <w:r>
-        <w:rPr>
-          <w:rFonts w:ascii="Times New Roman" w:eastAsia="Times New Roman" w:hAnsi="Times New Roman" w:cs="Times New Roman"/>
-          <w:sz w:val="24"/>
-          <w:szCs w:val="24"/>
-        </w:rPr>
-        <w:t>despite the fact that</w:t>
-      </w:r>
-      <w:proofErr w:type="gramEnd"/>
-      <w:r>
-        <w:rPr>
-          <w:rFonts w:ascii="Times New Roman" w:eastAsia="Times New Roman" w:hAnsi="Times New Roman" w:cs="Times New Roman"/>
-          <w:sz w:val="24"/>
-          <w:szCs w:val="24"/>
-        </w:rPr>
-        <w:t xml:space="preserve"> the two features never occurred together during training. </w:t>
-      </w:r>
-    </w:p>
-    <w:p>
-      <w:pPr>
-        <w:tabs>
-          <w:tab w:val="left" w:pos="720"/>
-        </w:tabs>
-        <w:rPr>
-          <w:rFonts w:ascii="Times New Roman" w:eastAsia="Times New Roman" w:hAnsi="Times New Roman" w:cs="Times New Roman"/>
-          <w:sz w:val="24"/>
-          <w:szCs w:val="24"/>
-        </w:rPr>
-      </w:pPr>
-      <w:r>
-        <w:rPr>
-          <w:rFonts w:ascii="Times New Roman" w:eastAsia="Times New Roman" w:hAnsi="Times New Roman" w:cs="Times New Roman"/>
-          <w:sz w:val="24"/>
-          <w:szCs w:val="24"/>
-        </w:rPr>
-        <w:t xml:space="preserve">Although </w:t>
-      </w:r>
-      <w:r>
-        <w:rPr>
-          <w:rFonts w:ascii="Times New Roman" w:eastAsia="Times New Roman" w:hAnsi="Times New Roman" w:cs="Times New Roman"/>
-          <w:sz w:val="24"/>
-          <w:szCs w:val="24"/>
-        </w:rPr>
-        <w:t>the mechanistic basis of this sensitivity remains unsettled</w:t>
-      </w:r>
-      <w:r>
-        <w:rPr>
-          <w:rFonts w:ascii="Times New Roman" w:eastAsia="Times New Roman" w:hAnsi="Times New Roman" w:cs="Times New Roman"/>
-          <w:sz w:val="24"/>
-          <w:szCs w:val="24"/>
-        </w:rPr>
-        <w:t xml:space="preserve"> (for other accounts, see Kumaran &amp; McClelland, 2012; Unger et al., 2023; Zhou et al., 2023), analyzing the model’s dynamics in this way offered something that inferences from behavior alone cannot: a computationally explicit account of how a particular mechanism generates a target behavior. More generally, computational modeling provides a means of putting </w:t>
-      </w:r>
-      <w:proofErr w:type="spellStart"/>
-      <w:r>
-        <w:rPr>
-          <w:rFonts w:ascii="Times New Roman" w:eastAsia="Times New Roman" w:hAnsi="Times New Roman" w:cs="Times New Roman"/>
-          <w:sz w:val="24"/>
-          <w:szCs w:val="24"/>
-        </w:rPr>
-        <w:t>Braitenberg’s</w:t>
-      </w:r>
-      <w:proofErr w:type="spellEnd"/>
-      <w:r>
-        <w:rPr>
-          <w:rFonts w:ascii="Times New Roman" w:eastAsia="Times New Roman" w:hAnsi="Times New Roman" w:cs="Times New Roman"/>
-          <w:sz w:val="24"/>
-          <w:szCs w:val="24"/>
-        </w:rPr>
-        <w:t xml:space="preserve"> dictum into practice. By allowing researchers to instantiate their verbal theories in explicit and computational terms, computational modeling makes it possible to determine whether seemingly sophisticated behaviors can be produced by relatively simple processes. </w:t>
+        <w:t xml:space="preserve">Researchers can </w:t>
+      </w:r>
+      <w:r>
+        <w:rPr>
+          <w:rFonts w:ascii="Times New Roman" w:eastAsia="Times New Roman" w:hAnsi="Times New Roman" w:cs="Times New Roman"/>
+          <w:sz w:val="24"/>
+          <w:szCs w:val="24"/>
+        </w:rPr>
+        <w:t xml:space="preserve">begin to make headway on this issue </w:t>
+      </w:r>
+      <w:r>
+        <w:rPr>
+          <w:rFonts w:ascii="Times New Roman" w:eastAsia="Times New Roman" w:hAnsi="Times New Roman" w:cs="Times New Roman"/>
+          <w:sz w:val="24"/>
+          <w:szCs w:val="24"/>
+        </w:rPr>
+        <w:t>by instantiating their competing verbal theories in computational models, deriving predictions from those models</w:t>
+      </w:r>
+      <w:r>
+        <w:rPr>
+          <w:rFonts w:ascii="Times New Roman" w:eastAsia="Times New Roman" w:hAnsi="Times New Roman" w:cs="Times New Roman"/>
+          <w:sz w:val="24"/>
+          <w:szCs w:val="24"/>
+        </w:rPr>
+        <w:t xml:space="preserve"> that </w:t>
+      </w:r>
+      <w:r>
+        <w:rPr>
+          <w:rFonts w:ascii="Times New Roman" w:eastAsia="Times New Roman" w:hAnsi="Times New Roman" w:cs="Times New Roman"/>
+          <w:sz w:val="24"/>
+          <w:szCs w:val="24"/>
+        </w:rPr>
+        <w:t>can tease</w:t>
+      </w:r>
+      <w:r>
+        <w:rPr>
+          <w:rFonts w:ascii="Times New Roman" w:eastAsia="Times New Roman" w:hAnsi="Times New Roman" w:cs="Times New Roman"/>
+          <w:sz w:val="24"/>
+          <w:szCs w:val="24"/>
+        </w:rPr>
+        <w:t xml:space="preserve"> the theories apart</w:t>
+      </w:r>
+      <w:r>
+        <w:rPr>
+          <w:rFonts w:ascii="Times New Roman" w:eastAsia="Times New Roman" w:hAnsi="Times New Roman" w:cs="Times New Roman"/>
+          <w:sz w:val="24"/>
+          <w:szCs w:val="24"/>
+        </w:rPr>
+        <w:t xml:space="preserve">, and evaluating </w:t>
+      </w:r>
+      <w:r>
+        <w:rPr>
+          <w:rFonts w:ascii="Times New Roman" w:eastAsia="Times New Roman" w:hAnsi="Times New Roman" w:cs="Times New Roman"/>
+          <w:sz w:val="24"/>
+          <w:szCs w:val="24"/>
+        </w:rPr>
+        <w:t xml:space="preserve">those predictions </w:t>
+      </w:r>
+      <w:r>
+        <w:rPr>
+          <w:rFonts w:ascii="Times New Roman" w:eastAsia="Times New Roman" w:hAnsi="Times New Roman" w:cs="Times New Roman"/>
+          <w:sz w:val="24"/>
+          <w:szCs w:val="24"/>
+        </w:rPr>
+        <w:t>against</w:t>
+      </w:r>
+      <w:r>
+        <w:rPr>
+          <w:rFonts w:ascii="Times New Roman" w:eastAsia="Times New Roman" w:hAnsi="Times New Roman" w:cs="Times New Roman"/>
+          <w:sz w:val="24"/>
+          <w:szCs w:val="24"/>
+        </w:rPr>
+        <w:t xml:space="preserve"> infants’ and children’s actual behavior. The status quo of working backward from behavior to mechanism alone will not suffice.</w:t>
       </w:r>
     </w:p>
     <w:p>
@@ -5071,7 +4653,7 @@
           <w:sz w:val="24"/>
           <w:szCs w:val="24"/>
         </w:rPr>
-        <w:t>Conclusions</w:t>
+        <w:t xml:space="preserve">Acknowledgements </w:t>
       </w:r>
     </w:p>
     <w:p>
@@ -5092,135 +4674,39 @@
           <w:sz w:val="24"/>
           <w:szCs w:val="24"/>
         </w:rPr>
-        <w:tab/>
-        <w:t xml:space="preserve">The central lesson of </w:t>
-      </w:r>
-      <w:proofErr w:type="spellStart"/>
-      <w:r>
-        <w:rPr>
-          <w:rFonts w:ascii="Times New Roman" w:eastAsia="Times New Roman" w:hAnsi="Times New Roman" w:cs="Times New Roman"/>
-          <w:sz w:val="24"/>
-          <w:szCs w:val="24"/>
-        </w:rPr>
-        <w:t>Braitenberg’s</w:t>
-      </w:r>
-      <w:proofErr w:type="spellEnd"/>
-      <w:r>
-        <w:rPr>
-          <w:rFonts w:ascii="Times New Roman" w:eastAsia="Times New Roman" w:hAnsi="Times New Roman" w:cs="Times New Roman"/>
-          <w:sz w:val="24"/>
-          <w:szCs w:val="24"/>
-        </w:rPr>
-        <w:t xml:space="preserve"> </w:t>
-      </w:r>
-      <w:r>
-        <w:rPr>
-          <w:rFonts w:ascii="Times New Roman" w:eastAsia="Times New Roman" w:hAnsi="Times New Roman" w:cs="Times New Roman"/>
-          <w:i/>
-          <w:iCs/>
-          <w:sz w:val="24"/>
-          <w:szCs w:val="24"/>
-        </w:rPr>
-        <w:t>Vehicles</w:t>
-      </w:r>
-      <w:r>
-        <w:rPr>
-          <w:rFonts w:ascii="Times New Roman" w:eastAsia="Times New Roman" w:hAnsi="Times New Roman" w:cs="Times New Roman"/>
-          <w:sz w:val="24"/>
-          <w:szCs w:val="24"/>
-        </w:rPr>
-        <w:t xml:space="preserve"> is as simple as it is profound: Behaviors that appear to be generated by cognitively sophisticated mechanisms may, in fact, arise from relatively simple ones. The goal of this chapter was to demonstrate the explanatory power of one such mechanism: associative learning. I showed that this mechanism, in conjunction with certain inherent perceptual biases, can generate behavioral patterns previously attributed to innate core knowledge systems. These findings demonstrate that infants need not be endowed with domain-specific mechanisms to explain their behavior. </w:t>
-      </w:r>
-      <w:r>
-        <w:rPr>
-          <w:rFonts w:ascii="Times New Roman" w:eastAsia="Times New Roman" w:hAnsi="Times New Roman" w:cs="Times New Roman"/>
-          <w:sz w:val="24"/>
-          <w:szCs w:val="24"/>
-        </w:rPr>
-        <w:t>Whether</w:t>
-      </w:r>
-      <w:r>
-        <w:rPr>
-          <w:rFonts w:ascii="Times New Roman" w:eastAsia="Times New Roman" w:hAnsi="Times New Roman" w:cs="Times New Roman"/>
-          <w:sz w:val="24"/>
-          <w:szCs w:val="24"/>
-        </w:rPr>
-        <w:t xml:space="preserve"> domain-general mechanisms like associative learning provide a better explanation of this behavior than domain-specific core-knowledge systems</w:t>
-      </w:r>
-      <w:r>
-        <w:rPr>
-          <w:rFonts w:ascii="Times New Roman" w:eastAsia="Times New Roman" w:hAnsi="Times New Roman" w:cs="Times New Roman"/>
-          <w:sz w:val="24"/>
-          <w:szCs w:val="24"/>
-        </w:rPr>
-        <w:t xml:space="preserve"> is nevertheless an empirical question</w:t>
-      </w:r>
-      <w:r>
-        <w:rPr>
-          <w:rFonts w:ascii="Times New Roman" w:eastAsia="Times New Roman" w:hAnsi="Times New Roman" w:cs="Times New Roman"/>
-          <w:sz w:val="24"/>
-          <w:szCs w:val="24"/>
-        </w:rPr>
-        <w:t>.</w:t>
-      </w:r>
-      <w:r>
-        <w:rPr>
-          <w:rFonts w:ascii="Times New Roman" w:eastAsia="Times New Roman" w:hAnsi="Times New Roman" w:cs="Times New Roman"/>
-          <w:sz w:val="24"/>
-          <w:szCs w:val="24"/>
-        </w:rPr>
-        <w:t xml:space="preserve"> </w:t>
-      </w:r>
-      <w:r>
-        <w:rPr>
-          <w:rFonts w:ascii="Times New Roman" w:eastAsia="Times New Roman" w:hAnsi="Times New Roman" w:cs="Times New Roman"/>
-          <w:sz w:val="24"/>
-          <w:szCs w:val="24"/>
-        </w:rPr>
-        <w:t xml:space="preserve">Researchers can </w:t>
-      </w:r>
-      <w:r>
-        <w:rPr>
-          <w:rFonts w:ascii="Times New Roman" w:eastAsia="Times New Roman" w:hAnsi="Times New Roman" w:cs="Times New Roman"/>
-          <w:sz w:val="24"/>
-          <w:szCs w:val="24"/>
-        </w:rPr>
-        <w:t xml:space="preserve">begin to make </w:t>
-      </w:r>
-      <w:r>
-        <w:rPr>
-          <w:rFonts w:ascii="Times New Roman" w:eastAsia="Times New Roman" w:hAnsi="Times New Roman" w:cs="Times New Roman"/>
-          <w:sz w:val="24"/>
-          <w:szCs w:val="24"/>
-        </w:rPr>
-        <w:lastRenderedPageBreak/>
-        <w:t xml:space="preserve">headway on this issue </w:t>
-      </w:r>
-      <w:r>
-        <w:rPr>
-          <w:rFonts w:ascii="Times New Roman" w:eastAsia="Times New Roman" w:hAnsi="Times New Roman" w:cs="Times New Roman"/>
-          <w:sz w:val="24"/>
-          <w:szCs w:val="24"/>
-        </w:rPr>
-        <w:t xml:space="preserve">by instantiating their competing verbal theories in computational models, deriving discriminating predictions from those models, and evaluating those predictions </w:t>
-      </w:r>
-      <w:proofErr w:type="gramStart"/>
-      <w:r>
-        <w:rPr>
-          <w:rFonts w:ascii="Times New Roman" w:eastAsia="Times New Roman" w:hAnsi="Times New Roman" w:cs="Times New Roman"/>
-          <w:sz w:val="24"/>
-          <w:szCs w:val="24"/>
-        </w:rPr>
-        <w:t>in light of</w:t>
-      </w:r>
-      <w:proofErr w:type="gramEnd"/>
-      <w:r>
-        <w:rPr>
-          <w:rFonts w:ascii="Times New Roman" w:eastAsia="Times New Roman" w:hAnsi="Times New Roman" w:cs="Times New Roman"/>
-          <w:sz w:val="24"/>
-          <w:szCs w:val="24"/>
-        </w:rPr>
-        <w:t xml:space="preserve"> infants’ and children’s actual behavior. The status quo of working backward from behavior to mechanism alone will not suffice.</w:t>
+        <w:t>Thanks to</w:t>
+      </w:r>
+      <w:r>
+        <w:rPr>
+          <w:rFonts w:ascii="Times New Roman" w:eastAsia="Times New Roman" w:hAnsi="Times New Roman" w:cs="Times New Roman"/>
+          <w:sz w:val="24"/>
+          <w:szCs w:val="24"/>
+        </w:rPr>
+        <w:t xml:space="preserve"> Layla Unger and Jenny Wang for helpful comments on </w:t>
+      </w:r>
+      <w:r>
+        <w:rPr>
+          <w:rFonts w:ascii="Times New Roman" w:eastAsia="Times New Roman" w:hAnsi="Times New Roman" w:cs="Times New Roman"/>
+          <w:sz w:val="24"/>
+          <w:szCs w:val="24"/>
+        </w:rPr>
+        <w:t>a previous</w:t>
+      </w:r>
+      <w:r>
+        <w:rPr>
+          <w:rFonts w:ascii="Times New Roman" w:eastAsia="Times New Roman" w:hAnsi="Times New Roman" w:cs="Times New Roman"/>
+          <w:sz w:val="24"/>
+          <w:szCs w:val="24"/>
+        </w:rPr>
+        <w:t xml:space="preserve"> version of this </w:t>
+      </w:r>
+      <w:r>
+        <w:rPr>
+          <w:rFonts w:ascii="Times New Roman" w:eastAsia="Times New Roman" w:hAnsi="Times New Roman" w:cs="Times New Roman"/>
+          <w:sz w:val="24"/>
+          <w:szCs w:val="24"/>
+        </w:rPr>
+        <w:t>chapter.</w:t>
       </w:r>
     </w:p>
     <w:p>
@@ -5278,6 +4764,65 @@
           <w:sz w:val="24"/>
           <w:szCs w:val="24"/>
         </w:rPr>
+        <w:t xml:space="preserve">Adolph, K. E., &amp; Joh, A. S. (2009). Multiple learning mechanisms in the development of action. In A. Woodward &amp; A. Needham (Eds.), </w:t>
+      </w:r>
+      <w:r>
+        <w:rPr>
+          <w:rFonts w:ascii="Times New Roman" w:eastAsia="Times New Roman" w:hAnsi="Times New Roman" w:cs="Times New Roman"/>
+          <w:i/>
+          <w:iCs/>
+          <w:sz w:val="24"/>
+          <w:szCs w:val="24"/>
+        </w:rPr>
+        <w:t>Learning and the infant mind</w:t>
+      </w:r>
+      <w:r>
+        <w:rPr>
+          <w:rFonts w:ascii="Times New Roman" w:eastAsia="Times New Roman" w:hAnsi="Times New Roman" w:cs="Times New Roman"/>
+          <w:sz w:val="24"/>
+          <w:szCs w:val="24"/>
+        </w:rPr>
+        <w:t xml:space="preserve"> (pp. 172–207). Oxford University Press. </w:t>
+      </w:r>
+      <w:hyperlink r:id="rId8" w:history="1">
+        <w:r>
+          <w:rPr>
+            <w:rStyle w:val="Hyperlink"/>
+            <w:rFonts w:ascii="Times New Roman" w:eastAsia="Times New Roman" w:hAnsi="Times New Roman" w:cs="Times New Roman"/>
+            <w:color w:val="31849B" w:themeColor="accent5" w:themeShade="BF"/>
+            <w:sz w:val="24"/>
+            <w:szCs w:val="24"/>
+          </w:rPr>
+          <w:t>https://doi.org/10.1093/acprof:oso/9780195301151.003.0007</w:t>
+        </w:r>
+      </w:hyperlink>
+      <w:r>
+        <w:rPr>
+          <w:rFonts w:ascii="Times New Roman" w:eastAsia="Times New Roman" w:hAnsi="Times New Roman" w:cs="Times New Roman"/>
+          <w:sz w:val="24"/>
+          <w:szCs w:val="24"/>
+        </w:rPr>
+        <w:t>.</w:t>
+      </w:r>
+    </w:p>
+    <w:p>
+      <w:pPr>
+        <w:tabs>
+          <w:tab w:val="left" w:pos="720"/>
+        </w:tabs>
+        <w:ind w:hanging="720"/>
+        <w:rPr>
+          <w:rFonts w:ascii="Times New Roman" w:eastAsia="Times New Roman" w:hAnsi="Times New Roman" w:cs="Times New Roman"/>
+          <w:sz w:val="24"/>
+          <w:szCs w:val="24"/>
+        </w:rPr>
+      </w:pPr>
+      <w:r>
+        <w:rPr>
+          <w:rFonts w:ascii="Times New Roman" w:eastAsia="Times New Roman" w:hAnsi="Times New Roman" w:cs="Times New Roman"/>
+          <w:sz w:val="24"/>
+          <w:szCs w:val="24"/>
+        </w:rPr>
         <w:t xml:space="preserve">Allport, G. W. (1940). The psychologist's frame of reference. </w:t>
       </w:r>
       <w:r>
@@ -5298,7 +4843,7 @@
         </w:rPr>
         <w:t xml:space="preserve">(1), 1–28. </w:t>
       </w:r>
-      <w:hyperlink r:id="rId8">
+      <w:hyperlink r:id="rId9">
         <w:r>
           <w:rPr>
             <w:rFonts w:ascii="Times New Roman" w:eastAsia="Times New Roman" w:hAnsi="Times New Roman" w:cs="Times New Roman"/>
@@ -5329,45 +4874,6 @@
           <w:sz w:val="24"/>
           <w:szCs w:val="24"/>
         </w:rPr>
-        <w:t xml:space="preserve">Adolph, K. E., &amp; Joh, A. S. (2009). Multiple learning mechanisms in the development of action. </w:t>
-      </w:r>
-      <w:r>
-        <w:rPr>
-          <w:rFonts w:ascii="Times New Roman" w:eastAsia="Times New Roman" w:hAnsi="Times New Roman" w:cs="Times New Roman"/>
-          <w:i/>
-          <w:iCs/>
-          <w:sz w:val="24"/>
-          <w:szCs w:val="24"/>
-        </w:rPr>
-        <w:t>Learning and the Infant Mind</w:t>
-      </w:r>
-      <w:r>
-        <w:rPr>
-          <w:rFonts w:ascii="Times New Roman" w:eastAsia="Times New Roman" w:hAnsi="Times New Roman" w:cs="Times New Roman"/>
-          <w:sz w:val="24"/>
-          <w:szCs w:val="24"/>
-        </w:rPr>
-        <w:t>, 172-207.</w:t>
-      </w:r>
-    </w:p>
-    <w:p>
-      <w:pPr>
-        <w:tabs>
-          <w:tab w:val="left" w:pos="720"/>
-        </w:tabs>
-        <w:ind w:hanging="720"/>
-        <w:rPr>
-          <w:rFonts w:ascii="Times New Roman" w:eastAsia="Times New Roman" w:hAnsi="Times New Roman" w:cs="Times New Roman"/>
-          <w:sz w:val="24"/>
-          <w:szCs w:val="24"/>
-        </w:rPr>
-      </w:pPr>
-      <w:r>
-        <w:rPr>
-          <w:rFonts w:ascii="Times New Roman" w:eastAsia="Times New Roman" w:hAnsi="Times New Roman" w:cs="Times New Roman"/>
-          <w:sz w:val="24"/>
-          <w:szCs w:val="24"/>
-        </w:rPr>
         <w:t xml:space="preserve">Benton, D. T. (2022). The elusive “Developmental Mechanism”: What they are and how to study and test them. </w:t>
       </w:r>
       <w:r>
@@ -5406,7 +4912,7 @@
         </w:rPr>
         <w:t xml:space="preserve">, 101034. </w:t>
       </w:r>
-      <w:hyperlink r:id="rId9">
+      <w:hyperlink r:id="rId10">
         <w:r>
           <w:rPr>
             <w:rFonts w:ascii="Times New Roman" w:eastAsia="Times New Roman" w:hAnsi="Times New Roman" w:cs="Times New Roman"/>
@@ -5437,7 +4943,39 @@
           <w:sz w:val="24"/>
           <w:szCs w:val="24"/>
         </w:rPr>
-        <w:t xml:space="preserve">Benton, D. T. (2023). But what is the mechanism?’: Demystifying the ever elusive ‘developmental mechanism’. </w:t>
+        <w:t xml:space="preserve">Benton, D. T. (2023). </w:t>
+      </w:r>
+      <w:r>
+        <w:rPr>
+          <w:rFonts w:ascii="Times New Roman" w:eastAsia="Times New Roman" w:hAnsi="Times New Roman" w:cs="Times New Roman"/>
+          <w:sz w:val="24"/>
+          <w:szCs w:val="24"/>
+        </w:rPr>
+        <w:t>“</w:t>
+      </w:r>
+      <w:r>
+        <w:rPr>
+          <w:rFonts w:ascii="Times New Roman" w:eastAsia="Times New Roman" w:hAnsi="Times New Roman" w:cs="Times New Roman"/>
+          <w:sz w:val="24"/>
+          <w:szCs w:val="24"/>
+        </w:rPr>
+        <w:t>But what is the mechanism?</w:t>
+      </w:r>
+      <w:r>
+        <w:rPr>
+          <w:rFonts w:ascii="Times New Roman" w:eastAsia="Times New Roman" w:hAnsi="Times New Roman" w:cs="Times New Roman"/>
+          <w:sz w:val="24"/>
+          <w:szCs w:val="24"/>
+        </w:rPr>
+        <w:t>”</w:t>
+      </w:r>
+      <w:r>
+        <w:rPr>
+          <w:rFonts w:ascii="Times New Roman" w:eastAsia="Times New Roman" w:hAnsi="Times New Roman" w:cs="Times New Roman"/>
+          <w:sz w:val="24"/>
+          <w:szCs w:val="24"/>
+        </w:rPr>
+        <w:t xml:space="preserve">: Demystifying the ever elusive ‘developmental mechanism’. </w:t>
       </w:r>
       <w:r>
         <w:rPr>
@@ -5475,7 +5013,7 @@
         </w:rPr>
         <w:t xml:space="preserve">(6), e2355. </w:t>
       </w:r>
-      <w:hyperlink r:id="rId10">
+      <w:hyperlink r:id="rId11">
         <w:r>
           <w:rPr>
             <w:rFonts w:ascii="Times New Roman" w:eastAsia="Times New Roman" w:hAnsi="Times New Roman" w:cs="Times New Roman"/>
@@ -5544,7 +5082,7 @@
         </w:rPr>
         <w:t xml:space="preserve">(2), 497–521. </w:t>
       </w:r>
-      <w:hyperlink r:id="rId11">
+      <w:hyperlink r:id="rId12">
         <w:r>
           <w:rPr>
             <w:rFonts w:ascii="Times New Roman" w:eastAsia="Times New Roman" w:hAnsi="Times New Roman" w:cs="Times New Roman"/>
@@ -5608,7 +5146,7 @@
         </w:rPr>
         <w:t xml:space="preserve">, 106494. </w:t>
       </w:r>
-      <w:hyperlink r:id="rId12">
+      <w:hyperlink r:id="rId13">
         <w:r>
           <w:rPr>
             <w:rFonts w:ascii="Times New Roman" w:eastAsia="Times New Roman" w:hAnsi="Times New Roman" w:cs="Times New Roman"/>
@@ -5659,7 +5197,7 @@
         </w:rPr>
         <w:t xml:space="preserve">, aacag119. </w:t>
       </w:r>
-      <w:hyperlink r:id="rId13">
+      <w:hyperlink r:id="rId14">
         <w:r>
           <w:rPr>
             <w:rFonts w:ascii="Times New Roman" w:eastAsia="Times New Roman" w:hAnsi="Times New Roman" w:cs="Times New Roman"/>
@@ -5728,7 +5266,7 @@
         </w:rPr>
         <w:t xml:space="preserve">(3), e13464. </w:t>
       </w:r>
-      <w:hyperlink r:id="rId14">
+      <w:hyperlink r:id="rId15">
         <w:r>
           <w:rPr>
             <w:rFonts w:ascii="Times New Roman" w:eastAsia="Times New Roman" w:hAnsi="Times New Roman" w:cs="Times New Roman"/>
@@ -5798,7 +5336,7 @@
         </w:rPr>
         <w:t xml:space="preserve">, 101164. </w:t>
       </w:r>
-      <w:hyperlink r:id="rId15">
+      <w:hyperlink r:id="rId16">
         <w:r>
           <w:rPr>
             <w:rFonts w:ascii="Times New Roman" w:eastAsia="Times New Roman" w:hAnsi="Times New Roman" w:cs="Times New Roman"/>
@@ -5867,7 +5405,7 @@
         </w:rPr>
         <w:t xml:space="preserve">, 105008. </w:t>
       </w:r>
-      <w:hyperlink r:id="rId16">
+      <w:hyperlink r:id="rId17">
         <w:r>
           <w:rPr>
             <w:rFonts w:ascii="Times New Roman" w:eastAsia="Times New Roman" w:hAnsi="Times New Roman" w:cs="Times New Roman"/>
@@ -5892,23 +5430,13 @@
           <w:szCs w:val="24"/>
         </w:rPr>
       </w:pPr>
-      <w:proofErr w:type="spellStart"/>
-      <w:r>
-        <w:rPr>
-          <w:rFonts w:ascii="Times New Roman" w:eastAsia="Times New Roman" w:hAnsi="Times New Roman" w:cs="Times New Roman"/>
-          <w:sz w:val="24"/>
-          <w:szCs w:val="24"/>
-        </w:rPr>
-        <w:t>Braitenberg</w:t>
-      </w:r>
-      <w:proofErr w:type="spellEnd"/>
-      <w:r>
-        <w:rPr>
-          <w:rFonts w:ascii="Times New Roman" w:eastAsia="Times New Roman" w:hAnsi="Times New Roman" w:cs="Times New Roman"/>
-          <w:sz w:val="24"/>
-          <w:szCs w:val="24"/>
-        </w:rPr>
-        <w:t xml:space="preserve">, V. (1986). </w:t>
+      <w:r>
+        <w:rPr>
+          <w:rFonts w:ascii="Times New Roman" w:eastAsia="Times New Roman" w:hAnsi="Times New Roman" w:cs="Times New Roman"/>
+          <w:sz w:val="24"/>
+          <w:szCs w:val="24"/>
+        </w:rPr>
+        <w:t xml:space="preserve">Braitenberg, V. (1986). </w:t>
       </w:r>
       <w:r>
         <w:rPr>
@@ -5967,7 +5495,7 @@
         </w:rPr>
         <w:t xml:space="preserve"> Oxford University Press. </w:t>
       </w:r>
-      <w:hyperlink r:id="rId17">
+      <w:hyperlink r:id="rId18">
         <w:r>
           <w:rPr>
             <w:rFonts w:ascii="Times New Roman" w:eastAsia="Times New Roman" w:hAnsi="Times New Roman" w:cs="Times New Roman"/>
@@ -6036,7 +5564,7 @@
         </w:rPr>
         <w:t xml:space="preserve">(3-4), 1323-1343. </w:t>
       </w:r>
-      <w:hyperlink r:id="rId18">
+      <w:hyperlink r:id="rId19">
         <w:r>
           <w:rPr>
             <w:rFonts w:ascii="Times New Roman" w:eastAsia="Times New Roman" w:hAnsi="Times New Roman" w:cs="Times New Roman"/>
@@ -6105,7 +5633,7 @@
         </w:rPr>
         <w:t xml:space="preserve">(2), 186-201. </w:t>
       </w:r>
-      <w:hyperlink r:id="rId19">
+      <w:hyperlink r:id="rId20">
         <w:r>
           <w:rPr>
             <w:rFonts w:ascii="Times New Roman" w:eastAsia="Times New Roman" w:hAnsi="Times New Roman" w:cs="Times New Roman"/>
@@ -6174,7 +5702,7 @@
         </w:rPr>
         <w:t xml:space="preserve">(2), 347–382. </w:t>
       </w:r>
-      <w:hyperlink r:id="rId20">
+      <w:hyperlink r:id="rId21">
         <w:r>
           <w:rPr>
             <w:rFonts w:ascii="Times New Roman" w:eastAsia="Times New Roman" w:hAnsi="Times New Roman" w:cs="Times New Roman"/>
@@ -6238,7 +5766,7 @@
         </w:rPr>
         <w:t xml:space="preserve">, 104621. </w:t>
       </w:r>
-      <w:hyperlink r:id="rId21">
+      <w:hyperlink r:id="rId22">
         <w:r>
           <w:rPr>
             <w:rFonts w:ascii="Times New Roman" w:eastAsia="Times New Roman" w:hAnsi="Times New Roman" w:cs="Times New Roman"/>
@@ -6289,7 +5817,7 @@
         </w:rPr>
         <w:t xml:space="preserve">. Harvard University Press. </w:t>
       </w:r>
-      <w:hyperlink r:id="rId22">
+      <w:hyperlink r:id="rId23">
         <w:r>
           <w:rPr>
             <w:rFonts w:ascii="Times New Roman" w:eastAsia="Times New Roman" w:hAnsi="Times New Roman" w:cs="Times New Roman"/>
@@ -6359,26 +5887,21 @@
           <w:sz w:val="24"/>
           <w:szCs w:val="24"/>
         </w:rPr>
-        <w:t xml:space="preserve">Johnson, S. P. (2009). Developmental origins of object perception. </w:t>
-      </w:r>
-      <w:r>
-        <w:rPr>
-          <w:rFonts w:ascii="Times New Roman" w:eastAsia="Times New Roman" w:hAnsi="Times New Roman" w:cs="Times New Roman"/>
-          <w:i/>
-          <w:iCs/>
-          <w:sz w:val="24"/>
-          <w:szCs w:val="24"/>
-        </w:rPr>
-        <w:t>Learning and the Infant Mind</w:t>
-      </w:r>
-      <w:r>
-        <w:rPr>
-          <w:rFonts w:ascii="Times New Roman" w:eastAsia="Times New Roman" w:hAnsi="Times New Roman" w:cs="Times New Roman"/>
-          <w:sz w:val="24"/>
-          <w:szCs w:val="24"/>
-        </w:rPr>
-        <w:t>, 47-65.</w:t>
-      </w:r>
+        <w:lastRenderedPageBreak/>
+        <w:t xml:space="preserve">Johnson, S. P. (2009). Developmental origins of object perception. In A. Woodward &amp; A. Needham (Eds.), Learning and the infant mind (pp. 47–65). Oxford University Press. </w:t>
+      </w:r>
+      <w:hyperlink r:id="rId24" w:history="1">
+        <w:r>
+          <w:rPr>
+            <w:rStyle w:val="Hyperlink"/>
+            <w:rFonts w:ascii="Times New Roman" w:eastAsia="Times New Roman" w:hAnsi="Times New Roman" w:cs="Times New Roman"/>
+            <w:color w:val="31849B" w:themeColor="accent5" w:themeShade="BF"/>
+            <w:sz w:val="24"/>
+            <w:szCs w:val="24"/>
+          </w:rPr>
+          <w:t>https://doi.org/10.1093/acprof:oso/9780195301151.003.0003</w:t>
+        </w:r>
+      </w:hyperlink>
     </w:p>
     <w:p>
       <w:pPr>
@@ -6398,8 +5921,7 @@
           <w:sz w:val="24"/>
           <w:szCs w:val="24"/>
         </w:rPr>
-        <w:lastRenderedPageBreak/>
-        <w:t xml:space="preserve">Kosugi, D., &amp; Fujita, K. (2002). How do 8-month-old infants recognize causality in object motion and that in human action? 1. </w:t>
+        <w:t xml:space="preserve">Kosugi, D., &amp; Fujita, K. (2002). How do 8-month-old infants recognize causality in object motion and that in human action? </w:t>
       </w:r>
       <w:r>
         <w:rPr>
@@ -6437,7 +5959,7 @@
         </w:rPr>
         <w:t xml:space="preserve">2), 66-78. </w:t>
       </w:r>
-      <w:hyperlink r:id="rId23">
+      <w:hyperlink r:id="rId25">
         <w:r>
           <w:rPr>
             <w:rFonts w:ascii="Times New Roman" w:eastAsia="Times New Roman" w:hAnsi="Times New Roman" w:cs="Times New Roman"/>
@@ -6506,7 +6028,7 @@
         </w:rPr>
         <w:t xml:space="preserve">(3), 573–616. </w:t>
       </w:r>
-      <w:hyperlink r:id="rId24">
+      <w:hyperlink r:id="rId26">
         <w:r>
           <w:rPr>
             <w:rFonts w:ascii="Times New Roman" w:eastAsia="Times New Roman" w:hAnsi="Times New Roman" w:cs="Times New Roman"/>
@@ -6570,7 +6092,7 @@
         </w:rPr>
         <w:t xml:space="preserve">(5), 635–645. </w:t>
       </w:r>
-      <w:hyperlink r:id="rId25">
+      <w:hyperlink r:id="rId27">
         <w:r>
           <w:rPr>
             <w:rFonts w:ascii="Times New Roman" w:eastAsia="Times New Roman" w:hAnsi="Times New Roman" w:cs="Times New Roman"/>
@@ -6590,7 +6112,7 @@
         </w:tabs>
         <w:ind w:hanging="720"/>
         <w:rPr>
-          <w:rFonts w:ascii="Times New Roman" w:eastAsia="Times New Roman" w:hAnsi="Times New Roman" w:cs="Times New Roman"/>
+          <w:rFonts w:ascii="Times New Roman" w:hAnsi="Times New Roman" w:cs="Times New Roman"/>
           <w:sz w:val="24"/>
           <w:szCs w:val="24"/>
         </w:rPr>
@@ -6642,16 +6164,16 @@
       <w:r>
         <w:t xml:space="preserve"> </w:t>
       </w:r>
-      <w:hyperlink r:id="rId26">
+      <w:hyperlink r:id="rId28" w:history="1">
         <w:r>
           <w:rPr>
-            <w:rFonts w:ascii="Times New Roman" w:eastAsia="Times New Roman" w:hAnsi="Times New Roman" w:cs="Times New Roman"/>
-            <w:color w:val="467886"/>
+            <w:rStyle w:val="Hyperlink"/>
+            <w:rFonts w:ascii="Times New Roman" w:hAnsi="Times New Roman" w:cs="Times New Roman"/>
+            <w:color w:val="31849B" w:themeColor="accent5" w:themeShade="BF"/>
             <w:sz w:val="24"/>
             <w:szCs w:val="24"/>
-            <w:u w:val="single"/>
           </w:rPr>
-          <w:t>https://doi.org/10.1002/wcs.67</w:t>
+          <w:t>https://doi.org/10.1109/TEVC.2006.890232</w:t>
         </w:r>
       </w:hyperlink>
     </w:p>
@@ -6662,36 +6184,34 @@
         </w:tabs>
         <w:ind w:hanging="720"/>
         <w:rPr>
-          <w:rFonts w:ascii="Times New Roman" w:eastAsia="Times New Roman" w:hAnsi="Times New Roman" w:cs="Times New Roman"/>
-          <w:sz w:val="24"/>
-          <w:szCs w:val="24"/>
-        </w:rPr>
-      </w:pPr>
-      <w:r>
-        <w:rPr>
-          <w:rFonts w:ascii="Times New Roman" w:eastAsia="Times New Roman" w:hAnsi="Times New Roman" w:cs="Times New Roman"/>
-          <w:sz w:val="24"/>
-          <w:szCs w:val="24"/>
-        </w:rPr>
-        <w:t xml:space="preserve">Markson, L., &amp; </w:t>
-      </w:r>
-      <w:proofErr w:type="spellStart"/>
-      <w:r>
-        <w:rPr>
-          <w:rFonts w:ascii="Times New Roman" w:eastAsia="Times New Roman" w:hAnsi="Times New Roman" w:cs="Times New Roman"/>
-          <w:sz w:val="24"/>
-          <w:szCs w:val="24"/>
-        </w:rPr>
-        <w:t>Spelke</w:t>
-      </w:r>
-      <w:proofErr w:type="spellEnd"/>
-      <w:r>
-        <w:rPr>
-          <w:rFonts w:ascii="Times New Roman" w:eastAsia="Times New Roman" w:hAnsi="Times New Roman" w:cs="Times New Roman"/>
-          <w:sz w:val="24"/>
-          <w:szCs w:val="24"/>
-        </w:rPr>
-        <w:t xml:space="preserve">, E. S. (2006). Infants’ rapid learning about self-Propelled objects. </w:t>
+          <w:rFonts w:ascii="Times New Roman" w:hAnsi="Times New Roman" w:cs="Times New Roman"/>
+          <w:sz w:val="24"/>
+          <w:szCs w:val="24"/>
+        </w:rPr>
+      </w:pPr>
+      <w:r>
+        <w:rPr>
+          <w:rFonts w:ascii="Times New Roman" w:eastAsia="Times New Roman" w:hAnsi="Times New Roman" w:cs="Times New Roman"/>
+          <w:sz w:val="24"/>
+          <w:szCs w:val="24"/>
+        </w:rPr>
+        <w:t>Markson, L., &amp; Spelke, E. S. (2006). Infants’ rapid learning about self-</w:t>
+      </w:r>
+      <w:r>
+        <w:rPr>
+          <w:rFonts w:ascii="Times New Roman" w:eastAsia="Times New Roman" w:hAnsi="Times New Roman" w:cs="Times New Roman"/>
+          <w:sz w:val="24"/>
+          <w:szCs w:val="24"/>
+        </w:rPr>
+        <w:t>p</w:t>
+      </w:r>
+      <w:r>
+        <w:rPr>
+          <w:rFonts w:ascii="Times New Roman" w:eastAsia="Times New Roman" w:hAnsi="Times New Roman" w:cs="Times New Roman"/>
+          <w:sz w:val="24"/>
+          <w:szCs w:val="24"/>
+        </w:rPr>
+        <w:t xml:space="preserve">ropelled objects. </w:t>
       </w:r>
       <w:r>
         <w:rPr>
@@ -6729,7 +6249,7 @@
         </w:rPr>
         <w:t xml:space="preserve">(1), 45–71. </w:t>
       </w:r>
-      <w:hyperlink r:id="rId27">
+      <w:hyperlink r:id="rId29">
         <w:r>
           <w:rPr>
             <w:rFonts w:ascii="Times New Roman" w:eastAsia="Times New Roman" w:hAnsi="Times New Roman" w:cs="Times New Roman"/>
@@ -6770,7 +6290,27 @@
           <w:sz w:val="24"/>
           <w:szCs w:val="24"/>
         </w:rPr>
-        <w:t>Psychological science</w:t>
+        <w:t xml:space="preserve">Psychological </w:t>
+      </w:r>
+      <w:r>
+        <w:rPr>
+          <w:rFonts w:ascii="Times New Roman" w:eastAsia="Times New Roman" w:hAnsi="Times New Roman" w:cs="Times New Roman"/>
+          <w:i/>
+          <w:iCs/>
+          <w:sz w:val="24"/>
+          <w:szCs w:val="24"/>
+        </w:rPr>
+        <w:t>S</w:t>
+      </w:r>
+      <w:r>
+        <w:rPr>
+          <w:rFonts w:ascii="Times New Roman" w:eastAsia="Times New Roman" w:hAnsi="Times New Roman" w:cs="Times New Roman"/>
+          <w:i/>
+          <w:iCs/>
+          <w:sz w:val="24"/>
+          <w:szCs w:val="24"/>
+        </w:rPr>
+        <w:t>cience</w:t>
       </w:r>
       <w:r>
         <w:rPr>
@@ -6798,7 +6338,7 @@
         </w:rPr>
         <w:t xml:space="preserve">(11), 776-781. </w:t>
       </w:r>
-      <w:hyperlink r:id="rId28">
+      <w:hyperlink r:id="rId30">
         <w:r>
           <w:rPr>
             <w:rFonts w:ascii="Times New Roman" w:eastAsia="Times New Roman" w:hAnsi="Times New Roman" w:cs="Times New Roman"/>
@@ -6867,7 +6407,7 @@
         </w:rPr>
         <w:t xml:space="preserve">(3), 320–334. </w:t>
       </w:r>
-      <w:hyperlink r:id="rId29">
+      <w:hyperlink r:id="rId31">
         <w:r>
           <w:rPr>
             <w:rFonts w:ascii="Times New Roman" w:eastAsia="Times New Roman" w:hAnsi="Times New Roman" w:cs="Times New Roman"/>
@@ -6898,43 +6438,8 @@
           <w:sz w:val="24"/>
           <w:szCs w:val="24"/>
         </w:rPr>
-        <w:t xml:space="preserve">Mermier, J., </w:t>
-      </w:r>
-      <w:proofErr w:type="spellStart"/>
-      <w:r>
-        <w:rPr>
-          <w:rFonts w:ascii="Times New Roman" w:eastAsia="Times New Roman" w:hAnsi="Times New Roman" w:cs="Times New Roman"/>
-          <w:sz w:val="24"/>
-          <w:szCs w:val="24"/>
-        </w:rPr>
-        <w:t>Quadrelli</w:t>
-      </w:r>
-      <w:proofErr w:type="spellEnd"/>
-      <w:r>
-        <w:rPr>
-          <w:rFonts w:ascii="Times New Roman" w:eastAsia="Times New Roman" w:hAnsi="Times New Roman" w:cs="Times New Roman"/>
-          <w:sz w:val="24"/>
-          <w:szCs w:val="24"/>
-        </w:rPr>
-        <w:t xml:space="preserve">, E., Turati, C., &amp; </w:t>
-      </w:r>
-      <w:proofErr w:type="spellStart"/>
-      <w:r>
-        <w:rPr>
-          <w:rFonts w:ascii="Times New Roman" w:eastAsia="Times New Roman" w:hAnsi="Times New Roman" w:cs="Times New Roman"/>
-          <w:sz w:val="24"/>
-          <w:szCs w:val="24"/>
-        </w:rPr>
-        <w:t>Bulf</w:t>
-      </w:r>
-      <w:proofErr w:type="spellEnd"/>
-      <w:r>
-        <w:rPr>
-          <w:rFonts w:ascii="Times New Roman" w:eastAsia="Times New Roman" w:hAnsi="Times New Roman" w:cs="Times New Roman"/>
-          <w:sz w:val="24"/>
-          <w:szCs w:val="24"/>
-        </w:rPr>
-        <w:t xml:space="preserve">, H. (2022). Sequential learning of emotional faces is statistical at 12 months of age. </w:t>
+        <w:lastRenderedPageBreak/>
+        <w:t xml:space="preserve">Mermier, J., Quadrelli, E., Turati, C., &amp; Bulf, H. (2022). Sequential learning of emotional faces is statistical at 12 months of age. </w:t>
       </w:r>
       <w:r>
         <w:rPr>
@@ -6972,7 +6477,7 @@
         </w:rPr>
         <w:t xml:space="preserve">(3), 479-491. </w:t>
       </w:r>
-      <w:hyperlink r:id="rId30">
+      <w:hyperlink r:id="rId32">
         <w:r>
           <w:rPr>
             <w:rFonts w:ascii="Times New Roman" w:eastAsia="Times New Roman" w:hAnsi="Times New Roman" w:cs="Times New Roman"/>
@@ -7003,43 +6508,7 @@
           <w:sz w:val="24"/>
           <w:szCs w:val="24"/>
         </w:rPr>
-        <w:t xml:space="preserve">Minsky, M., &amp; </w:t>
-      </w:r>
-      <w:proofErr w:type="spellStart"/>
-      <w:r>
-        <w:rPr>
-          <w:rFonts w:ascii="Times New Roman" w:eastAsia="Times New Roman" w:hAnsi="Times New Roman" w:cs="Times New Roman"/>
-          <w:sz w:val="24"/>
-          <w:szCs w:val="24"/>
-        </w:rPr>
-        <w:t>Papert</w:t>
-      </w:r>
-      <w:proofErr w:type="spellEnd"/>
-      <w:r>
-        <w:rPr>
-          <w:rFonts w:ascii="Times New Roman" w:eastAsia="Times New Roman" w:hAnsi="Times New Roman" w:cs="Times New Roman"/>
-          <w:sz w:val="24"/>
-          <w:szCs w:val="24"/>
-        </w:rPr>
-        <w:t xml:space="preserve">, S. (1969). </w:t>
-      </w:r>
-      <w:proofErr w:type="spellStart"/>
-      <w:r>
-        <w:rPr>
-          <w:rFonts w:ascii="Times New Roman" w:eastAsia="Times New Roman" w:hAnsi="Times New Roman" w:cs="Times New Roman"/>
-          <w:sz w:val="24"/>
-          <w:szCs w:val="24"/>
-        </w:rPr>
-        <w:t>Perceptrons</w:t>
-      </w:r>
-      <w:proofErr w:type="spellEnd"/>
-      <w:r>
-        <w:rPr>
-          <w:rFonts w:ascii="Times New Roman" w:eastAsia="Times New Roman" w:hAnsi="Times New Roman" w:cs="Times New Roman"/>
-          <w:sz w:val="24"/>
-          <w:szCs w:val="24"/>
-        </w:rPr>
-        <w:t>: An introduction to computational geometry. M.I.T. Press.</w:t>
+        <w:t>Minsky, M., &amp; Papert, S. (1969). Perceptrons: An introduction to computational geometry. M.I.T. Press.</w:t>
       </w:r>
     </w:p>
     <w:p>
@@ -7060,7 +6529,6 @@
           <w:sz w:val="24"/>
           <w:szCs w:val="24"/>
         </w:rPr>
-        <w:lastRenderedPageBreak/>
         <w:t xml:space="preserve">Mix, K. S. (2002). The construction of number concepts. </w:t>
       </w:r>
       <w:r>
@@ -7099,7 +6567,7 @@
         </w:rPr>
         <w:t xml:space="preserve">(3-4), 1345-1363. </w:t>
       </w:r>
-      <w:hyperlink r:id="rId31">
+      <w:hyperlink r:id="rId33">
         <w:r>
           <w:rPr>
             <w:rFonts w:ascii="Times New Roman" w:eastAsia="Times New Roman" w:hAnsi="Times New Roman" w:cs="Times New Roman"/>
@@ -7168,7 +6636,7 @@
         </w:rPr>
         <w:t xml:space="preserve">(2), 164–181. </w:t>
       </w:r>
-      <w:hyperlink r:id="rId32">
+      <w:hyperlink r:id="rId34">
         <w:r>
           <w:rPr>
             <w:rFonts w:ascii="Times New Roman" w:eastAsia="Times New Roman" w:hAnsi="Times New Roman" w:cs="Times New Roman"/>
@@ -7237,7 +6705,7 @@
         </w:rPr>
         <w:t xml:space="preserve">(4), 686–713. </w:t>
       </w:r>
-      <w:hyperlink r:id="rId33">
+      <w:hyperlink r:id="rId35">
         <w:r>
           <w:rPr>
             <w:rFonts w:ascii="Times New Roman" w:eastAsia="Times New Roman" w:hAnsi="Times New Roman" w:cs="Times New Roman"/>
@@ -7327,7 +6795,7 @@
         </w:rPr>
         <w:t xml:space="preserve">(5719), 214-216. </w:t>
       </w:r>
-      <w:hyperlink r:id="rId34">
+      <w:hyperlink r:id="rId36">
         <w:r>
           <w:rPr>
             <w:rFonts w:ascii="Times New Roman" w:eastAsia="Times New Roman" w:hAnsi="Times New Roman" w:cs="Times New Roman"/>
@@ -7353,25 +6821,7 @@
           <w:sz w:val="24"/>
           <w:szCs w:val="24"/>
         </w:rPr>
-        <w:t xml:space="preserve">Quinn, P. C., &amp; </w:t>
-      </w:r>
-      <w:proofErr w:type="spellStart"/>
-      <w:r>
-        <w:rPr>
-          <w:rFonts w:ascii="Times New Roman" w:eastAsia="Times New Roman" w:hAnsi="Times New Roman" w:cs="Times New Roman"/>
-          <w:sz w:val="24"/>
-          <w:szCs w:val="24"/>
-        </w:rPr>
-        <w:t>Eimas</w:t>
-      </w:r>
-      <w:proofErr w:type="spellEnd"/>
-      <w:r>
-        <w:rPr>
-          <w:rFonts w:ascii="Times New Roman" w:eastAsia="Times New Roman" w:hAnsi="Times New Roman" w:cs="Times New Roman"/>
-          <w:sz w:val="24"/>
-          <w:szCs w:val="24"/>
-        </w:rPr>
-        <w:t xml:space="preserve">, P. D. (1997). A reexamination of the perceptual-to-conceptual shift in mental representations. </w:t>
+        <w:t xml:space="preserve">Quinn, P. C., &amp; Eimas, P. D. (1997). A reexamination of the perceptual-to-conceptual shift in mental representations. </w:t>
       </w:r>
       <w:r>
         <w:rPr>
@@ -7409,7 +6859,7 @@
         </w:rPr>
         <w:t xml:space="preserve">(3), 271-287. </w:t>
       </w:r>
-      <w:hyperlink r:id="rId35">
+      <w:hyperlink r:id="rId37">
         <w:r>
           <w:rPr>
             <w:rFonts w:ascii="Times New Roman" w:eastAsia="Times New Roman" w:hAnsi="Times New Roman" w:cs="Times New Roman"/>
@@ -7517,7 +6967,7 @@
         </w:rPr>
         <w:t xml:space="preserve">(1), 57-78. </w:t>
       </w:r>
-      <w:hyperlink r:id="rId36">
+      <w:hyperlink r:id="rId38">
         <w:r>
           <w:rPr>
             <w:rFonts w:ascii="Times New Roman" w:eastAsia="Times New Roman" w:hAnsi="Times New Roman" w:cs="Times New Roman"/>
@@ -7548,25 +6998,8 @@
           <w:sz w:val="24"/>
           <w:szCs w:val="24"/>
         </w:rPr>
-        <w:t xml:space="preserve">Rakison, D. H., &amp; </w:t>
-      </w:r>
-      <w:proofErr w:type="spellStart"/>
-      <w:r>
-        <w:rPr>
-          <w:rFonts w:ascii="Times New Roman" w:eastAsia="Times New Roman" w:hAnsi="Times New Roman" w:cs="Times New Roman"/>
-          <w:sz w:val="24"/>
-          <w:szCs w:val="24"/>
-        </w:rPr>
-        <w:t>Lupyan</w:t>
-      </w:r>
-      <w:proofErr w:type="spellEnd"/>
-      <w:r>
-        <w:rPr>
-          <w:rFonts w:ascii="Times New Roman" w:eastAsia="Times New Roman" w:hAnsi="Times New Roman" w:cs="Times New Roman"/>
-          <w:sz w:val="24"/>
-          <w:szCs w:val="24"/>
-        </w:rPr>
-        <w:t xml:space="preserve">, G. (2008). Developing object concepts in infancy: An associative learning perspective. </w:t>
+        <w:lastRenderedPageBreak/>
+        <w:t xml:space="preserve">Rakison, D. H., &amp; Lupyan, G. (2008). Developing object concepts in infancy: An associative learning perspective. </w:t>
       </w:r>
       <w:r>
         <w:rPr>
@@ -7602,27 +7035,9 @@
           <w:sz w:val="24"/>
           <w:szCs w:val="24"/>
         </w:rPr>
-        <w:t xml:space="preserve">(1), </w:t>
-      </w:r>
-      <w:proofErr w:type="spellStart"/>
-      <w:r>
-        <w:rPr>
-          <w:rFonts w:ascii="Times New Roman" w:eastAsia="Times New Roman" w:hAnsi="Times New Roman" w:cs="Times New Roman"/>
-          <w:sz w:val="24"/>
-          <w:szCs w:val="24"/>
-        </w:rPr>
-        <w:t>i</w:t>
-      </w:r>
-      <w:proofErr w:type="spellEnd"/>
-      <w:r>
-        <w:rPr>
-          <w:rFonts w:ascii="Times New Roman" w:eastAsia="Times New Roman" w:hAnsi="Times New Roman" w:cs="Times New Roman"/>
-          <w:sz w:val="24"/>
-          <w:szCs w:val="24"/>
-        </w:rPr>
-        <w:t xml:space="preserve">–127. </w:t>
-      </w:r>
-      <w:hyperlink r:id="rId37">
+        <w:t xml:space="preserve">(1), i–127. </w:t>
+      </w:r>
+      <w:hyperlink r:id="rId39">
         <w:r>
           <w:rPr>
             <w:rFonts w:ascii="Times New Roman" w:eastAsia="Times New Roman" w:hAnsi="Times New Roman" w:cs="Times New Roman"/>
@@ -7653,44 +7068,7 @@
           <w:sz w:val="24"/>
           <w:szCs w:val="24"/>
         </w:rPr>
-        <w:lastRenderedPageBreak/>
-        <w:t xml:space="preserve">Rescorla, R. A., &amp; Wagner, A. R. (1972). A theory of </w:t>
-      </w:r>
-      <w:proofErr w:type="spellStart"/>
-      <w:r>
-        <w:rPr>
-          <w:rFonts w:ascii="Times New Roman" w:eastAsia="Times New Roman" w:hAnsi="Times New Roman" w:cs="Times New Roman"/>
-          <w:sz w:val="24"/>
-          <w:szCs w:val="24"/>
-        </w:rPr>
-        <w:t>pavlovian</w:t>
-      </w:r>
-      <w:proofErr w:type="spellEnd"/>
-      <w:r>
-        <w:rPr>
-          <w:rFonts w:ascii="Times New Roman" w:eastAsia="Times New Roman" w:hAnsi="Times New Roman" w:cs="Times New Roman"/>
-          <w:sz w:val="24"/>
-          <w:szCs w:val="24"/>
-        </w:rPr>
-        <w:t xml:space="preserve"> conditioning: Variations in the effectiveness of reinforcement and nonreinforcement. In A. H. Black &amp; W. F. </w:t>
-      </w:r>
-      <w:proofErr w:type="spellStart"/>
-      <w:r>
-        <w:rPr>
-          <w:rFonts w:ascii="Times New Roman" w:eastAsia="Times New Roman" w:hAnsi="Times New Roman" w:cs="Times New Roman"/>
-          <w:sz w:val="24"/>
-          <w:szCs w:val="24"/>
-        </w:rPr>
-        <w:t>Prokasy</w:t>
-      </w:r>
-      <w:proofErr w:type="spellEnd"/>
-      <w:r>
-        <w:rPr>
-          <w:rFonts w:ascii="Times New Roman" w:eastAsia="Times New Roman" w:hAnsi="Times New Roman" w:cs="Times New Roman"/>
-          <w:sz w:val="24"/>
-          <w:szCs w:val="24"/>
-        </w:rPr>
-        <w:t xml:space="preserve"> (Eds.), </w:t>
+        <w:t xml:space="preserve">Rescorla, R. A., &amp; Wagner, A. R. (1972). A theory of pavlovian conditioning: Variations in the effectiveness of reinforcement and nonreinforcement. In A. H. Black &amp; W. F. Prokasy (Eds.), </w:t>
       </w:r>
       <w:r>
         <w:rPr>
@@ -7762,23 +7140,13 @@
           <w:szCs w:val="24"/>
         </w:rPr>
       </w:pPr>
-      <w:proofErr w:type="spellStart"/>
-      <w:r>
-        <w:rPr>
-          <w:rFonts w:ascii="Times New Roman" w:eastAsia="Times New Roman" w:hAnsi="Times New Roman" w:cs="Times New Roman"/>
-          <w:sz w:val="24"/>
-          <w:szCs w:val="24"/>
-        </w:rPr>
-        <w:t>Rovee</w:t>
-      </w:r>
-      <w:proofErr w:type="spellEnd"/>
-      <w:r>
-        <w:rPr>
-          <w:rFonts w:ascii="Times New Roman" w:eastAsia="Times New Roman" w:hAnsi="Times New Roman" w:cs="Times New Roman"/>
-          <w:sz w:val="24"/>
-          <w:szCs w:val="24"/>
-        </w:rPr>
-        <w:t xml:space="preserve">-Collier, C. (1999). The development of infant memory. </w:t>
+      <w:r>
+        <w:rPr>
+          <w:rFonts w:ascii="Times New Roman" w:eastAsia="Times New Roman" w:hAnsi="Times New Roman" w:cs="Times New Roman"/>
+          <w:sz w:val="24"/>
+          <w:szCs w:val="24"/>
+        </w:rPr>
+        <w:t xml:space="preserve">Rovee-Collier, C. (1999). The development of infant memory. </w:t>
       </w:r>
       <w:r>
         <w:rPr>
@@ -7816,7 +7184,7 @@
         </w:rPr>
         <w:t xml:space="preserve">(3), 80–85. </w:t>
       </w:r>
-      <w:hyperlink r:id="rId38">
+      <w:hyperlink r:id="rId40">
         <w:r>
           <w:rPr>
             <w:rFonts w:ascii="Times New Roman" w:eastAsia="Times New Roman" w:hAnsi="Times New Roman" w:cs="Times New Roman"/>
@@ -7865,7 +7233,33 @@
           <w:sz w:val="24"/>
           <w:szCs w:val="24"/>
         </w:rPr>
-        <w:t>: Vol. 1. Foundations (pp. 318–362).</w:t>
+        <w:t xml:space="preserve">: </w:t>
+      </w:r>
+      <w:r>
+        <w:rPr>
+          <w:rFonts w:ascii="Times New Roman" w:eastAsia="Times New Roman" w:hAnsi="Times New Roman" w:cs="Times New Roman"/>
+          <w:i/>
+          <w:iCs/>
+          <w:sz w:val="24"/>
+          <w:szCs w:val="24"/>
+        </w:rPr>
+        <w:t>Vol. 1. Foundations</w:t>
+      </w:r>
+      <w:r>
+        <w:rPr>
+          <w:rFonts w:ascii="Times New Roman" w:eastAsia="Times New Roman" w:hAnsi="Times New Roman" w:cs="Times New Roman"/>
+          <w:sz w:val="24"/>
+          <w:szCs w:val="24"/>
+        </w:rPr>
+        <w:t xml:space="preserve"> (pp. 318–362).</w:t>
+      </w:r>
+      <w:r>
+        <w:rPr>
+          <w:rFonts w:ascii="Times New Roman" w:eastAsia="Times New Roman" w:hAnsi="Times New Roman" w:cs="Times New Roman"/>
+          <w:sz w:val="24"/>
+          <w:szCs w:val="24"/>
+        </w:rPr>
+        <w:t xml:space="preserve"> MIT Press.</w:t>
       </w:r>
     </w:p>
     <w:p>
@@ -7924,7 +7318,7 @@
         </w:rPr>
         <w:t xml:space="preserve">(12), 995-1001. </w:t>
       </w:r>
-      <w:hyperlink r:id="rId39">
+      <w:hyperlink r:id="rId41">
         <w:r>
           <w:rPr>
             <w:rFonts w:ascii="Times New Roman" w:eastAsia="Times New Roman" w:hAnsi="Times New Roman" w:cs="Times New Roman"/>
@@ -7955,43 +7349,7 @@
           <w:sz w:val="24"/>
           <w:szCs w:val="24"/>
         </w:rPr>
-        <w:t xml:space="preserve">Saxe, R., </w:t>
-      </w:r>
-      <w:proofErr w:type="spellStart"/>
-      <w:r>
-        <w:rPr>
-          <w:rFonts w:ascii="Times New Roman" w:eastAsia="Times New Roman" w:hAnsi="Times New Roman" w:cs="Times New Roman"/>
-          <w:sz w:val="24"/>
-          <w:szCs w:val="24"/>
-        </w:rPr>
-        <w:t>Tzelnic</w:t>
-      </w:r>
-      <w:proofErr w:type="spellEnd"/>
-      <w:r>
-        <w:rPr>
-          <w:rFonts w:ascii="Times New Roman" w:eastAsia="Times New Roman" w:hAnsi="Times New Roman" w:cs="Times New Roman"/>
-          <w:sz w:val="24"/>
-          <w:szCs w:val="24"/>
-        </w:rPr>
-        <w:t xml:space="preserve">, T., &amp; Carey, S. (2007). Knowing who </w:t>
-      </w:r>
-      <w:proofErr w:type="spellStart"/>
-      <w:r>
-        <w:rPr>
-          <w:rFonts w:ascii="Times New Roman" w:eastAsia="Times New Roman" w:hAnsi="Times New Roman" w:cs="Times New Roman"/>
-          <w:sz w:val="24"/>
-          <w:szCs w:val="24"/>
-        </w:rPr>
-        <w:t>dunnit</w:t>
-      </w:r>
-      <w:proofErr w:type="spellEnd"/>
-      <w:r>
-        <w:rPr>
-          <w:rFonts w:ascii="Times New Roman" w:eastAsia="Times New Roman" w:hAnsi="Times New Roman" w:cs="Times New Roman"/>
-          <w:sz w:val="24"/>
-          <w:szCs w:val="24"/>
-        </w:rPr>
-        <w:t xml:space="preserve">: Infants identify the causal agent in an unseen causal interaction. </w:t>
+        <w:t xml:space="preserve">Saxe, R., Tzelnic, T., &amp; Carey, S. (2007). Knowing who dunnit: Infants identify the causal agent in an unseen causal interaction. </w:t>
       </w:r>
       <w:r>
         <w:rPr>
@@ -8029,7 +7387,7 @@
         </w:rPr>
         <w:t xml:space="preserve">(1), 149–158. </w:t>
       </w:r>
-      <w:hyperlink r:id="rId40">
+      <w:hyperlink r:id="rId42">
         <w:r>
           <w:rPr>
             <w:rFonts w:ascii="Times New Roman" w:eastAsia="Times New Roman" w:hAnsi="Times New Roman" w:cs="Times New Roman"/>
@@ -8060,6 +7418,7 @@
           <w:sz w:val="24"/>
           <w:szCs w:val="24"/>
         </w:rPr>
+        <w:lastRenderedPageBreak/>
         <w:t xml:space="preserve">Scott, L. S., &amp; Arcaro, M. J. (2023). A domain-relevant framework for the development of face processing. </w:t>
       </w:r>
       <w:r>
@@ -8098,7 +7457,7 @@
         </w:rPr>
         <w:t xml:space="preserve">(3), 183-195. </w:t>
       </w:r>
-      <w:hyperlink r:id="rId41">
+      <w:hyperlink r:id="rId43">
         <w:r>
           <w:rPr>
             <w:rFonts w:ascii="Times New Roman" w:eastAsia="Times New Roman" w:hAnsi="Times New Roman" w:cs="Times New Roman"/>
@@ -8129,7 +7488,6 @@
           <w:sz w:val="24"/>
           <w:szCs w:val="24"/>
         </w:rPr>
-        <w:lastRenderedPageBreak/>
         <w:t xml:space="preserve">Shultz, T. R. (2013). Computational models in developmental psychology. In P. D. Zelazo (Ed.), </w:t>
       </w:r>
       <w:r>
@@ -8189,7 +7547,7 @@
         </w:rPr>
         <w:t xml:space="preserve">. Appleton-Century-Crofts. </w:t>
       </w:r>
-      <w:hyperlink r:id="rId42">
+      <w:hyperlink r:id="rId44">
         <w:r>
           <w:rPr>
             <w:rFonts w:ascii="Times New Roman" w:eastAsia="Times New Roman" w:hAnsi="Times New Roman" w:cs="Times New Roman"/>
@@ -8253,23 +7611,13 @@
           <w:szCs w:val="24"/>
         </w:rPr>
       </w:pPr>
-      <w:proofErr w:type="spellStart"/>
-      <w:r>
-        <w:rPr>
-          <w:rFonts w:ascii="Times New Roman" w:eastAsia="Times New Roman" w:hAnsi="Times New Roman" w:cs="Times New Roman"/>
-          <w:sz w:val="24"/>
-          <w:szCs w:val="24"/>
-        </w:rPr>
-        <w:t>Spelke</w:t>
-      </w:r>
-      <w:proofErr w:type="spellEnd"/>
-      <w:r>
-        <w:rPr>
-          <w:rFonts w:ascii="Times New Roman" w:eastAsia="Times New Roman" w:hAnsi="Times New Roman" w:cs="Times New Roman"/>
-          <w:sz w:val="24"/>
-          <w:szCs w:val="24"/>
-        </w:rPr>
-        <w:t xml:space="preserve">, E. S. (2022). </w:t>
+      <w:r>
+        <w:rPr>
+          <w:rFonts w:ascii="Times New Roman" w:eastAsia="Times New Roman" w:hAnsi="Times New Roman" w:cs="Times New Roman"/>
+          <w:sz w:val="24"/>
+          <w:szCs w:val="24"/>
+        </w:rPr>
+        <w:t xml:space="preserve">Spelke, E. S. (2022). </w:t>
       </w:r>
       <w:r>
         <w:rPr>
@@ -8289,7 +7637,7 @@
         </w:rPr>
         <w:t xml:space="preserve"> Oxford University Press. </w:t>
       </w:r>
-      <w:hyperlink r:id="rId43">
+      <w:hyperlink r:id="rId45">
         <w:r>
           <w:rPr>
             <w:rFonts w:ascii="Times New Roman" w:eastAsia="Times New Roman" w:hAnsi="Times New Roman" w:cs="Times New Roman"/>
@@ -8314,23 +7662,13 @@
           <w:szCs w:val="24"/>
         </w:rPr>
       </w:pPr>
-      <w:proofErr w:type="spellStart"/>
-      <w:r>
-        <w:rPr>
-          <w:rFonts w:ascii="Times New Roman" w:eastAsia="Times New Roman" w:hAnsi="Times New Roman" w:cs="Times New Roman"/>
-          <w:sz w:val="24"/>
-          <w:szCs w:val="24"/>
-        </w:rPr>
-        <w:t>Spelke</w:t>
-      </w:r>
-      <w:proofErr w:type="spellEnd"/>
-      <w:r>
-        <w:rPr>
-          <w:rFonts w:ascii="Times New Roman" w:eastAsia="Times New Roman" w:hAnsi="Times New Roman" w:cs="Times New Roman"/>
-          <w:sz w:val="24"/>
-          <w:szCs w:val="24"/>
-        </w:rPr>
-        <w:t xml:space="preserve">, E. S., Phillips, A., &amp; Woodward, A. L. (1995). Infants' knowledge of object motion and human action. In D. Sperber, D. Premack, &amp; A. J. Premack (Eds.), </w:t>
+      <w:r>
+        <w:rPr>
+          <w:rFonts w:ascii="Times New Roman" w:eastAsia="Times New Roman" w:hAnsi="Times New Roman" w:cs="Times New Roman"/>
+          <w:sz w:val="24"/>
+          <w:szCs w:val="24"/>
+        </w:rPr>
+        <w:t xml:space="preserve">Spelke, E. S., Phillips, A., &amp; Woodward, A. L. (1995). Infants' knowledge of object motion and human action. In D. Sperber, D. Premack, &amp; A. J. Premack (Eds.), </w:t>
       </w:r>
       <w:r>
         <w:rPr>
@@ -8369,25 +7707,7 @@
           <w:sz w:val="24"/>
           <w:szCs w:val="24"/>
         </w:rPr>
-        <w:t xml:space="preserve">Uller, C., Hauser, M., &amp; Carey, S. (2001). Spontaneous representation of number in cotton-top tamarins (Saguinus </w:t>
-      </w:r>
-      <w:proofErr w:type="spellStart"/>
-      <w:r>
-        <w:rPr>
-          <w:rFonts w:ascii="Times New Roman" w:eastAsia="Times New Roman" w:hAnsi="Times New Roman" w:cs="Times New Roman"/>
-          <w:sz w:val="24"/>
-          <w:szCs w:val="24"/>
-        </w:rPr>
-        <w:t>oedipus</w:t>
-      </w:r>
-      <w:proofErr w:type="spellEnd"/>
-      <w:r>
-        <w:rPr>
-          <w:rFonts w:ascii="Times New Roman" w:eastAsia="Times New Roman" w:hAnsi="Times New Roman" w:cs="Times New Roman"/>
-          <w:sz w:val="24"/>
-          <w:szCs w:val="24"/>
-        </w:rPr>
-        <w:t xml:space="preserve">). </w:t>
+        <w:t xml:space="preserve">Uller, C., Hauser, M., &amp; Carey, S. (2001). Spontaneous representation of number in cotton-top tamarins (Saguinus oedipus). </w:t>
       </w:r>
       <w:r>
         <w:rPr>
@@ -8425,7 +7745,7 @@
         </w:rPr>
         <w:t xml:space="preserve">(3), 248–257. </w:t>
       </w:r>
-      <w:hyperlink r:id="rId44">
+      <w:hyperlink r:id="rId46">
         <w:r>
           <w:rPr>
             <w:rFonts w:ascii="Times New Roman" w:eastAsia="Times New Roman" w:hAnsi="Times New Roman" w:cs="Times New Roman"/>
@@ -8507,81 +7827,23 @@
           <w:szCs w:val="24"/>
         </w:rPr>
       </w:pPr>
-      <w:proofErr w:type="spellStart"/>
-      <w:r>
-        <w:rPr>
-          <w:rFonts w:ascii="Times New Roman" w:eastAsia="Times New Roman" w:hAnsi="Times New Roman" w:cs="Times New Roman"/>
-          <w:sz w:val="24"/>
-          <w:szCs w:val="24"/>
-        </w:rPr>
-        <w:t>Vallortigara</w:t>
-      </w:r>
-      <w:proofErr w:type="spellEnd"/>
-      <w:r>
-        <w:rPr>
-          <w:rFonts w:ascii="Times New Roman" w:eastAsia="Times New Roman" w:hAnsi="Times New Roman" w:cs="Times New Roman"/>
-          <w:sz w:val="24"/>
-          <w:szCs w:val="24"/>
-        </w:rPr>
-        <w:t xml:space="preserve">, G., </w:t>
-      </w:r>
-      <w:proofErr w:type="spellStart"/>
-      <w:r>
-        <w:rPr>
-          <w:rFonts w:ascii="Times New Roman" w:eastAsia="Times New Roman" w:hAnsi="Times New Roman" w:cs="Times New Roman"/>
-          <w:sz w:val="24"/>
-          <w:szCs w:val="24"/>
-        </w:rPr>
-        <w:t>Regolin</w:t>
-      </w:r>
-      <w:proofErr w:type="spellEnd"/>
-      <w:r>
-        <w:rPr>
-          <w:rFonts w:ascii="Times New Roman" w:eastAsia="Times New Roman" w:hAnsi="Times New Roman" w:cs="Times New Roman"/>
-          <w:sz w:val="24"/>
-          <w:szCs w:val="24"/>
-        </w:rPr>
-        <w:t xml:space="preserve">, L., &amp; </w:t>
-      </w:r>
-      <w:proofErr w:type="spellStart"/>
-      <w:r>
-        <w:rPr>
-          <w:rFonts w:ascii="Times New Roman" w:eastAsia="Times New Roman" w:hAnsi="Times New Roman" w:cs="Times New Roman"/>
-          <w:sz w:val="24"/>
-          <w:szCs w:val="24"/>
-        </w:rPr>
-        <w:t>Marconato</w:t>
-      </w:r>
-      <w:proofErr w:type="spellEnd"/>
-      <w:r>
-        <w:rPr>
-          <w:rFonts w:ascii="Times New Roman" w:eastAsia="Times New Roman" w:hAnsi="Times New Roman" w:cs="Times New Roman"/>
-          <w:sz w:val="24"/>
-          <w:szCs w:val="24"/>
-        </w:rPr>
-        <w:t xml:space="preserve">, F. (2005). Visually inexperienced chicks exhibit spontaneous preference for biological motion patterns. </w:t>
-      </w:r>
-      <w:proofErr w:type="spellStart"/>
-      <w:r>
-        <w:rPr>
-          <w:rFonts w:ascii="Times New Roman" w:eastAsia="Times New Roman" w:hAnsi="Times New Roman" w:cs="Times New Roman"/>
-          <w:i/>
-          <w:iCs/>
-          <w:sz w:val="24"/>
-          <w:szCs w:val="24"/>
-        </w:rPr>
-        <w:t>PLoS</w:t>
-      </w:r>
-      <w:proofErr w:type="spellEnd"/>
-      <w:r>
-        <w:rPr>
-          <w:rFonts w:ascii="Times New Roman" w:eastAsia="Times New Roman" w:hAnsi="Times New Roman" w:cs="Times New Roman"/>
-          <w:i/>
-          <w:iCs/>
-          <w:sz w:val="24"/>
-          <w:szCs w:val="24"/>
-        </w:rPr>
-        <w:t xml:space="preserve"> Biology</w:t>
+      <w:r>
+        <w:rPr>
+          <w:rFonts w:ascii="Times New Roman" w:eastAsia="Times New Roman" w:hAnsi="Times New Roman" w:cs="Times New Roman"/>
+          <w:sz w:val="24"/>
+          <w:szCs w:val="24"/>
+        </w:rPr>
+        <w:t xml:space="preserve">Vallortigara, G., Regolin, L., &amp; Marconato, F. (2005). Visually inexperienced chicks exhibit spontaneous preference for biological motion patterns. </w:t>
+      </w:r>
+      <w:r>
+        <w:rPr>
+          <w:rFonts w:ascii="Times New Roman" w:eastAsia="Times New Roman" w:hAnsi="Times New Roman" w:cs="Times New Roman"/>
+          <w:i/>
+          <w:iCs/>
+          <w:sz w:val="24"/>
+          <w:szCs w:val="24"/>
+        </w:rPr>
+        <w:t>PLoS Biology</w:t>
       </w:r>
       <w:r>
         <w:rPr>
@@ -8609,7 +7871,7 @@
         </w:rPr>
         <w:t xml:space="preserve">(7), e208. </w:t>
       </w:r>
-      <w:hyperlink r:id="rId45">
+      <w:hyperlink r:id="rId47">
         <w:r>
           <w:rPr>
             <w:rFonts w:ascii="Times New Roman" w:eastAsia="Times New Roman" w:hAnsi="Times New Roman" w:cs="Times New Roman"/>
@@ -8640,6 +7902,7 @@
           <w:sz w:val="24"/>
           <w:szCs w:val="24"/>
         </w:rPr>
+        <w:lastRenderedPageBreak/>
         <w:t xml:space="preserve">Watson, J. B. (1924). The unverbalized in human behavior. </w:t>
       </w:r>
       <w:r>
@@ -8678,7 +7941,7 @@
         </w:rPr>
         <w:t xml:space="preserve">(4), 273–280. </w:t>
       </w:r>
-      <w:hyperlink r:id="rId46">
+      <w:hyperlink r:id="rId48">
         <w:r>
           <w:rPr>
             <w:rFonts w:ascii="Times New Roman" w:eastAsia="Times New Roman" w:hAnsi="Times New Roman" w:cs="Times New Roman"/>
@@ -8709,7 +7972,6 @@
           <w:sz w:val="24"/>
           <w:szCs w:val="24"/>
         </w:rPr>
-        <w:lastRenderedPageBreak/>
         <w:t xml:space="preserve">Watson, J. B., &amp; Rayner, R. (1920). Conditioned emotional reactions. </w:t>
       </w:r>
       <w:r>
@@ -8730,7 +7992,7 @@
         </w:rPr>
         <w:t xml:space="preserve">(1), 1–14. </w:t>
       </w:r>
-      <w:hyperlink r:id="rId47">
+      <w:hyperlink r:id="rId49">
         <w:r>
           <w:rPr>
             <w:rFonts w:ascii="Times New Roman" w:eastAsia="Times New Roman" w:hAnsi="Times New Roman" w:cs="Times New Roman"/>
@@ -8763,23 +8025,13 @@
           <w:szCs w:val="24"/>
         </w:rPr>
       </w:pPr>
-      <w:proofErr w:type="spellStart"/>
-      <w:r>
-        <w:rPr>
-          <w:rFonts w:ascii="Times New Roman" w:eastAsia="Times New Roman" w:hAnsi="Times New Roman" w:cs="Times New Roman"/>
-          <w:sz w:val="24"/>
-          <w:szCs w:val="24"/>
-        </w:rPr>
-        <w:t>Werbos</w:t>
-      </w:r>
-      <w:proofErr w:type="spellEnd"/>
-      <w:r>
-        <w:rPr>
-          <w:rFonts w:ascii="Times New Roman" w:eastAsia="Times New Roman" w:hAnsi="Times New Roman" w:cs="Times New Roman"/>
-          <w:sz w:val="24"/>
-          <w:szCs w:val="24"/>
-        </w:rPr>
-        <w:t>, P. J. (1974). Beyond regression: New tools for prediction and analysis in the behavioral sciences [Unpublished doctoral dissertation]. Harvard University.</w:t>
+      <w:r>
+        <w:rPr>
+          <w:rFonts w:ascii="Times New Roman" w:eastAsia="Times New Roman" w:hAnsi="Times New Roman" w:cs="Times New Roman"/>
+          <w:sz w:val="24"/>
+          <w:szCs w:val="24"/>
+        </w:rPr>
+        <w:t>Werbos, P. J. (1974). Beyond regression: New tools for prediction and analysis in the behavioral sciences [Unpublished doctoral dissertation]. Harvard University.</w:t>
       </w:r>
     </w:p>
     <w:p>
@@ -8794,23 +8046,13 @@
           <w:szCs w:val="24"/>
         </w:rPr>
       </w:pPr>
-      <w:proofErr w:type="spellStart"/>
-      <w:r>
-        <w:rPr>
-          <w:rFonts w:ascii="Times New Roman" w:eastAsia="Times New Roman" w:hAnsi="Times New Roman" w:cs="Times New Roman"/>
-          <w:sz w:val="24"/>
-          <w:szCs w:val="24"/>
-        </w:rPr>
-        <w:t>Widrow</w:t>
-      </w:r>
-      <w:proofErr w:type="spellEnd"/>
-      <w:r>
-        <w:rPr>
-          <w:rFonts w:ascii="Times New Roman" w:eastAsia="Times New Roman" w:hAnsi="Times New Roman" w:cs="Times New Roman"/>
-          <w:sz w:val="24"/>
-          <w:szCs w:val="24"/>
-        </w:rPr>
-        <w:t xml:space="preserve">, B., &amp; Hoff, M. E. (1960). Adaptive switching circuits. </w:t>
+      <w:r>
+        <w:rPr>
+          <w:rFonts w:ascii="Times New Roman" w:eastAsia="Times New Roman" w:hAnsi="Times New Roman" w:cs="Times New Roman"/>
+          <w:sz w:val="24"/>
+          <w:szCs w:val="24"/>
+        </w:rPr>
+        <w:t xml:space="preserve">Widrow, B., &amp; Hoff, M. E. (1960). Adaptive switching circuits. </w:t>
       </w:r>
       <w:r>
         <w:rPr>
@@ -8877,9 +8119,24 @@
           <w:sz w:val="24"/>
           <w:szCs w:val="24"/>
         </w:rPr>
-        <w:t xml:space="preserve">.M, Kiessling, J., &amp; </w:t>
-      </w:r>
-      <w:proofErr w:type="spellStart"/>
+        <w:t>.M</w:t>
+      </w:r>
+      <w:r>
+        <w:rPr>
+          <w:rFonts w:ascii="Times New Roman" w:eastAsia="Times New Roman" w:hAnsi="Times New Roman" w:cs="Times New Roman"/>
+          <w:sz w:val="24"/>
+          <w:szCs w:val="24"/>
+        </w:rPr>
+        <w:t>.</w:t>
+      </w:r>
+      <w:r>
+        <w:rPr>
+          <w:rFonts w:ascii="Times New Roman" w:eastAsia="Times New Roman" w:hAnsi="Times New Roman" w:cs="Times New Roman"/>
+          <w:sz w:val="24"/>
+          <w:szCs w:val="24"/>
+        </w:rPr>
+        <w:t xml:space="preserve">, Kiessling, J., &amp; </w:t>
+      </w:r>
       <w:r>
         <w:rPr>
           <w:rFonts w:ascii="Times New Roman" w:eastAsia="Times New Roman" w:hAnsi="Times New Roman" w:cs="Times New Roman"/>
@@ -8888,7 +8145,6 @@
         </w:rPr>
         <w:t>Gredebäck</w:t>
       </w:r>
-      <w:proofErr w:type="spellEnd"/>
       <w:r>
         <w:rPr>
           <w:rFonts w:ascii="Times New Roman" w:eastAsia="Times New Roman" w:hAnsi="Times New Roman" w:cs="Times New Roman"/>
@@ -8905,7 +8161,27 @@
           <w:sz w:val="24"/>
           <w:szCs w:val="24"/>
         </w:rPr>
-        <w:t>Perspectives in Psychological Sciences.</w:t>
+        <w:t xml:space="preserve">Perspectives </w:t>
+      </w:r>
+      <w:r>
+        <w:rPr>
+          <w:rFonts w:ascii="Times New Roman" w:eastAsia="Times New Roman" w:hAnsi="Times New Roman" w:cs="Times New Roman"/>
+          <w:i/>
+          <w:iCs/>
+          <w:sz w:val="24"/>
+          <w:szCs w:val="24"/>
+        </w:rPr>
+        <w:t>on</w:t>
+      </w:r>
+      <w:r>
+        <w:rPr>
+          <w:rFonts w:ascii="Times New Roman" w:eastAsia="Times New Roman" w:hAnsi="Times New Roman" w:cs="Times New Roman"/>
+          <w:i/>
+          <w:iCs/>
+          <w:sz w:val="24"/>
+          <w:szCs w:val="24"/>
+        </w:rPr>
+        <w:t xml:space="preserve"> Psychological Sciences.</w:t>
       </w:r>
     </w:p>
     <w:p>
@@ -8926,25 +8202,7 @@
           <w:sz w:val="24"/>
           <w:szCs w:val="24"/>
         </w:rPr>
-        <w:t xml:space="preserve">Woodward, A. L., Phillips, A. T., &amp; </w:t>
-      </w:r>
-      <w:proofErr w:type="spellStart"/>
-      <w:r>
-        <w:rPr>
-          <w:rFonts w:ascii="Times New Roman" w:eastAsia="Times New Roman" w:hAnsi="Times New Roman" w:cs="Times New Roman"/>
-          <w:sz w:val="24"/>
-          <w:szCs w:val="24"/>
-        </w:rPr>
-        <w:t>Spelke</w:t>
-      </w:r>
-      <w:proofErr w:type="spellEnd"/>
-      <w:r>
-        <w:rPr>
-          <w:rFonts w:ascii="Times New Roman" w:eastAsia="Times New Roman" w:hAnsi="Times New Roman" w:cs="Times New Roman"/>
-          <w:sz w:val="24"/>
-          <w:szCs w:val="24"/>
-        </w:rPr>
-        <w:t xml:space="preserve">, E. S. (1993). Infants' expectations about the motion of animate versus inanimate objects. </w:t>
+        <w:t xml:space="preserve">Woodward, A. L., Phillips, A. T., &amp; Spelke, E. S. (1993). Infants' expectations about the motion of animate versus inanimate objects. </w:t>
       </w:r>
       <w:r>
         <w:rPr>
@@ -9021,7 +8279,7 @@
         </w:rPr>
         <w:t xml:space="preserve">(6389), 749-750. </w:t>
       </w:r>
-      <w:hyperlink r:id="rId48">
+      <w:hyperlink r:id="rId50">
         <w:r>
           <w:rPr>
             <w:rFonts w:ascii="Times New Roman" w:eastAsia="Times New Roman" w:hAnsi="Times New Roman" w:cs="Times New Roman"/>
@@ -9090,7 +8348,7 @@
         </w:rPr>
         <w:t xml:space="preserve">(6), 172-177. </w:t>
       </w:r>
-      <w:hyperlink r:id="rId49">
+      <w:hyperlink r:id="rId51">
         <w:r>
           <w:rPr>
             <w:rFonts w:ascii="Times New Roman" w:eastAsia="Times New Roman" w:hAnsi="Times New Roman" w:cs="Times New Roman"/>
@@ -9115,23 +8373,13 @@
           <w:szCs w:val="24"/>
         </w:rPr>
       </w:pPr>
-      <w:proofErr w:type="spellStart"/>
-      <w:r>
-        <w:rPr>
-          <w:rFonts w:ascii="Times New Roman" w:eastAsia="Times New Roman" w:hAnsi="Times New Roman" w:cs="Times New Roman"/>
-          <w:sz w:val="24"/>
-          <w:szCs w:val="24"/>
-        </w:rPr>
-        <w:t>Yermolayeva</w:t>
-      </w:r>
-      <w:proofErr w:type="spellEnd"/>
-      <w:r>
-        <w:rPr>
-          <w:rFonts w:ascii="Times New Roman" w:eastAsia="Times New Roman" w:hAnsi="Times New Roman" w:cs="Times New Roman"/>
-          <w:sz w:val="24"/>
-          <w:szCs w:val="24"/>
-        </w:rPr>
-        <w:t xml:space="preserve">, Y., &amp; Rakison, D. H. (2014). Connectionist modeling of developmental changes in infancy: Approaches, challenges, and contributions. </w:t>
+      <w:r>
+        <w:rPr>
+          <w:rFonts w:ascii="Times New Roman" w:eastAsia="Times New Roman" w:hAnsi="Times New Roman" w:cs="Times New Roman"/>
+          <w:sz w:val="24"/>
+          <w:szCs w:val="24"/>
+        </w:rPr>
+        <w:t xml:space="preserve">Yermolayeva, Y., &amp; Rakison, D. H. (2014). Connectionist modeling of developmental changes in infancy: Approaches, challenges, and contributions. </w:t>
       </w:r>
       <w:r>
         <w:rPr>
@@ -9169,7 +8417,7 @@
         </w:rPr>
         <w:t xml:space="preserve">(1), 224–255. </w:t>
       </w:r>
-      <w:hyperlink r:id="rId50">
+      <w:hyperlink r:id="rId52">
         <w:r>
           <w:rPr>
             <w:rFonts w:ascii="Times New Roman" w:eastAsia="Times New Roman" w:hAnsi="Times New Roman" w:cs="Times New Roman"/>
@@ -9200,6 +8448,7 @@
           <w:sz w:val="24"/>
           <w:szCs w:val="24"/>
         </w:rPr>
+        <w:lastRenderedPageBreak/>
         <w:t xml:space="preserve">Zhou, Z., Singh, D., Tandoc, M. C., &amp; Schapiro, A. C. (2023). Building integrated representations through interleaved learning. </w:t>
       </w:r>
       <w:r>
@@ -9238,7 +8487,7 @@
         </w:rPr>
         <w:t xml:space="preserve">(9), 2666–2684. </w:t>
       </w:r>
-      <w:hyperlink r:id="rId51">
+      <w:hyperlink r:id="rId53">
         <w:r>
           <w:rPr>
             <w:rFonts w:ascii="Times New Roman" w:eastAsia="Times New Roman" w:hAnsi="Times New Roman" w:cs="Times New Roman"/>
@@ -9265,7 +8514,7 @@
       </w:pPr>
     </w:p>
     <w:sectPr>
-      <w:headerReference w:type="default" r:id="rId52"/>
+      <w:headerReference w:type="default" r:id="rId54"/>
       <w:pgSz w:w="12240" w:h="15840"/>
       <w:pgMar w:top="1440" w:right="1440" w:bottom="1440" w:left="1440" w:header="720" w:footer="720" w:gutter="0"/>
       <w:pgNumType w:start="1"/>
@@ -9975,7 +9224,6 @@
   <w:style w:type="character" w:default="1" w:styleId="DefaultParagraphFont">
     <w:name w:val="Default Paragraph Font"/>
     <w:uiPriority w:val="1"/>
-    <w:semiHidden/>
     <w:unhideWhenUsed/>
   </w:style>
   <w:style w:type="table" w:default="1" w:styleId="TableNormal">
@@ -10055,6 +9303,29 @@
       <w:spacing w:line="240" w:lineRule="auto"/>
       <w:ind w:firstLine="0"/>
     </w:pPr>
+  </w:style>
+  <w:style w:type="character" w:styleId="Hyperlink">
+    <w:name w:val="Hyperlink"/>
+    <w:basedOn w:val="DefaultParagraphFont"/>
+    <w:uiPriority w:val="99"/>
+    <w:unhideWhenUsed/>
+    <w:rsid w:val="00FA41D5"/>
+    <w:rPr>
+      <w:color w:val="0000FF" w:themeColor="hyperlink"/>
+      <w:u w:val="single"/>
+    </w:rPr>
+  </w:style>
+  <w:style w:type="character" w:styleId="UnresolvedMention">
+    <w:name w:val="Unresolved Mention"/>
+    <w:basedOn w:val="DefaultParagraphFont"/>
+    <w:uiPriority w:val="99"/>
+    <w:semiHidden/>
+    <w:unhideWhenUsed/>
+    <w:rsid w:val="00FA41D5"/>
+    <w:rPr>
+      <w:color w:val="605E5C"/>
+      <w:shd w:val="clear" w:color="auto" w:fill="E1DFDD"/>
+    </w:rPr>
   </w:style>
 </w:styles>
 </file>

--- a/invitedChapter_AssociativeLearning_FINAL.docx
+++ b/invitedChapter_AssociativeLearning_FINAL.docx
@@ -502,7 +502,25 @@
           <w:szCs w:val="24"/>
         </w:rPr>
         <w:lastRenderedPageBreak/>
-        <w:t xml:space="preserve">We have gathered evidence for what I would like to call the “law of uphill analysis and downhill invention.” What I mean is this. . . . Analysis is more difficult than invention in the sense in which, generally, induction takes more time to perform than deduction: in induction one has to search for the way, whereas in deduction one follows a straightforward path. (Braitenberg, 1986, p. 20) </w:t>
+        <w:t>We have gathered evidence for what I would like to call the “law of uphill analysis and downhill invention.” What I mean is this. . . . Analysis is more difficult than invention in the sense in which, generally, induction takes more time to perform than deduction: in induction one has to search for the way, whereas in deduction one follows a straightforward path. (</w:t>
+      </w:r>
+      <w:proofErr w:type="spellStart"/>
+      <w:r>
+        <w:rPr>
+          <w:rFonts w:ascii="Times New Roman" w:eastAsia="Times New Roman" w:hAnsi="Times New Roman" w:cs="Times New Roman"/>
+          <w:sz w:val="24"/>
+          <w:szCs w:val="24"/>
+        </w:rPr>
+        <w:t>Braitenberg</w:t>
+      </w:r>
+      <w:proofErr w:type="spellEnd"/>
+      <w:r>
+        <w:rPr>
+          <w:rFonts w:ascii="Times New Roman" w:eastAsia="Times New Roman" w:hAnsi="Times New Roman" w:cs="Times New Roman"/>
+          <w:sz w:val="24"/>
+          <w:szCs w:val="24"/>
+        </w:rPr>
+        <w:t xml:space="preserve">, 1986, p. 20) </w:t>
       </w:r>
     </w:p>
     <w:p>
@@ -619,7 +637,25 @@
           <w:sz w:val="24"/>
           <w:szCs w:val="24"/>
         </w:rPr>
-        <w:t xml:space="preserve">be used to describe each vehicle’s behavior, are they necessary? As Braitenberg shows throughout </w:t>
+        <w:t xml:space="preserve">be used to describe each vehicle’s behavior, are they necessary? As </w:t>
+      </w:r>
+      <w:proofErr w:type="spellStart"/>
+      <w:r>
+        <w:rPr>
+          <w:rFonts w:ascii="Times New Roman" w:eastAsia="Times New Roman" w:hAnsi="Times New Roman" w:cs="Times New Roman"/>
+          <w:sz w:val="24"/>
+          <w:szCs w:val="24"/>
+        </w:rPr>
+        <w:t>Braitenberg</w:t>
+      </w:r>
+      <w:proofErr w:type="spellEnd"/>
+      <w:r>
+        <w:rPr>
+          <w:rFonts w:ascii="Times New Roman" w:eastAsia="Times New Roman" w:hAnsi="Times New Roman" w:cs="Times New Roman"/>
+          <w:sz w:val="24"/>
+          <w:szCs w:val="24"/>
+        </w:rPr>
+        <w:t xml:space="preserve"> shows throughout </w:t>
       </w:r>
       <w:r>
         <w:rPr>
@@ -710,7 +746,25 @@
           <w:sz w:val="24"/>
           <w:szCs w:val="24"/>
         </w:rPr>
-        <w:t xml:space="preserve">Basic architecture of a Braitenberg </w:t>
+        <w:t xml:space="preserve">Basic architecture of a </w:t>
+      </w:r>
+      <w:proofErr w:type="spellStart"/>
+      <w:r>
+        <w:rPr>
+          <w:rFonts w:ascii="Times New Roman" w:eastAsia="Times New Roman" w:hAnsi="Times New Roman" w:cs="Times New Roman"/>
+          <w:sz w:val="24"/>
+          <w:szCs w:val="24"/>
+        </w:rPr>
+        <w:t>Braitenberg</w:t>
+      </w:r>
+      <w:proofErr w:type="spellEnd"/>
+      <w:r>
+        <w:rPr>
+          <w:rFonts w:ascii="Times New Roman" w:eastAsia="Times New Roman" w:hAnsi="Times New Roman" w:cs="Times New Roman"/>
+          <w:sz w:val="24"/>
+          <w:szCs w:val="24"/>
+        </w:rPr>
+        <w:t xml:space="preserve"> </w:t>
       </w:r>
       <w:r>
         <w:rPr>
@@ -844,7 +898,57 @@
           <w:szCs w:val="24"/>
         </w:rPr>
         <w:tab/>
-        <w:t xml:space="preserve">As the figure shows, a typical “Braitenberg vehicle” consists of a body, two motors, and two sensors. The motors—which are located on each side of the body—are connected to sensors that respond to different external stimuli (e.g., light, sound, temperature, or even another vehicle). If the sensors receive increasing amounts of that stimulation and their connections to the motors are positive (i.e., excitatory), then the vehicle will, as shown in the figure, move towards the stimulus. If, however, these connections are negative (i.e., inhibitory), then the vehicle will slow down as it gets closer to the stimulus. </w:t>
+        <w:t>As the figure shows, a typical “</w:t>
+      </w:r>
+      <w:proofErr w:type="spellStart"/>
+      <w:r>
+        <w:rPr>
+          <w:rFonts w:ascii="Times New Roman" w:eastAsia="Times New Roman" w:hAnsi="Times New Roman" w:cs="Times New Roman"/>
+          <w:sz w:val="24"/>
+          <w:szCs w:val="24"/>
+        </w:rPr>
+        <w:t>Braitenberg</w:t>
+      </w:r>
+      <w:proofErr w:type="spellEnd"/>
+      <w:r>
+        <w:rPr>
+          <w:rFonts w:ascii="Times New Roman" w:eastAsia="Times New Roman" w:hAnsi="Times New Roman" w:cs="Times New Roman"/>
+          <w:sz w:val="24"/>
+          <w:szCs w:val="24"/>
+        </w:rPr>
+        <w:t xml:space="preserve"> vehicle” consists of a body, two motors, and two sensors. The motors—which are located on each side of the body—are connected to sensors that respond to different external stimuli (e.g., light, sound, temperature, or even another vehicle). If the sensors receive increasing amounts of that stimulation and their connections to the motors are positive (i.e., excitatory), then the vehicle will, as shown </w:t>
+      </w:r>
+      <w:r>
+        <w:rPr>
+          <w:rFonts w:ascii="Times New Roman" w:eastAsia="Times New Roman" w:hAnsi="Times New Roman" w:cs="Times New Roman"/>
+          <w:sz w:val="24"/>
+          <w:szCs w:val="24"/>
+        </w:rPr>
+        <w:t>on the left side of Figure 1</w:t>
+      </w:r>
+      <w:r>
+        <w:rPr>
+          <w:rFonts w:ascii="Times New Roman" w:eastAsia="Times New Roman" w:hAnsi="Times New Roman" w:cs="Times New Roman"/>
+          <w:sz w:val="24"/>
+          <w:szCs w:val="24"/>
+        </w:rPr>
+        <w:t xml:space="preserve">, move towards the stimulus. If, </w:t>
+      </w:r>
+      <w:r>
+        <w:rPr>
+          <w:rFonts w:ascii="Times New Roman" w:eastAsia="Times New Roman" w:hAnsi="Times New Roman" w:cs="Times New Roman"/>
+          <w:sz w:val="24"/>
+          <w:szCs w:val="24"/>
+        </w:rPr>
+        <w:t>instead,</w:t>
+      </w:r>
+      <w:r>
+        <w:rPr>
+          <w:rFonts w:ascii="Times New Roman" w:eastAsia="Times New Roman" w:hAnsi="Times New Roman" w:cs="Times New Roman"/>
+          <w:sz w:val="24"/>
+          <w:szCs w:val="24"/>
+        </w:rPr>
+        <w:t xml:space="preserve"> these connections are negative (i.e., inhibitory), then the vehicle will slow down as it gets closer to the stimulus. </w:t>
       </w:r>
     </w:p>
     <w:p>
@@ -873,15 +977,31 @@
           <w:sz w:val="24"/>
           <w:szCs w:val="24"/>
         </w:rPr>
-        <w:t>This is</w:t>
-      </w:r>
-      <w:r>
-        <w:rPr>
-          <w:rFonts w:ascii="Times New Roman" w:eastAsia="Times New Roman" w:hAnsi="Times New Roman" w:cs="Times New Roman"/>
-          <w:sz w:val="24"/>
-          <w:szCs w:val="24"/>
-        </w:rPr>
-        <w:t xml:space="preserve"> all that is needed to describe the behavior of </w:t>
+        <w:t>It turns out that this is all that</w:t>
+      </w:r>
+      <w:r>
+        <w:rPr>
+          <w:rFonts w:ascii="Times New Roman" w:eastAsia="Times New Roman" w:hAnsi="Times New Roman" w:cs="Times New Roman"/>
+          <w:sz w:val="24"/>
+          <w:szCs w:val="24"/>
+        </w:rPr>
+        <w:t xml:space="preserve"> is needed</w:t>
+      </w:r>
+      <w:r>
+        <w:rPr>
+          <w:rFonts w:ascii="Times New Roman" w:eastAsia="Times New Roman" w:hAnsi="Times New Roman" w:cs="Times New Roman"/>
+          <w:sz w:val="24"/>
+          <w:szCs w:val="24"/>
+        </w:rPr>
+        <w:t xml:space="preserve"> </w:t>
+      </w:r>
+      <w:r>
+        <w:rPr>
+          <w:rFonts w:ascii="Times New Roman" w:eastAsia="Times New Roman" w:hAnsi="Times New Roman" w:cs="Times New Roman"/>
+          <w:sz w:val="24"/>
+          <w:szCs w:val="24"/>
+        </w:rPr>
+        <w:t xml:space="preserve">to describe the behavior of </w:t>
       </w:r>
       <w:r>
         <w:rPr>
@@ -893,13 +1013,79 @@
         </w:rPr>
         <w:t xml:space="preserve">any </w:t>
       </w:r>
-      <w:r>
-        <w:rPr>
-          <w:rFonts w:ascii="Times New Roman" w:eastAsia="Times New Roman" w:hAnsi="Times New Roman" w:cs="Times New Roman"/>
-          <w:sz w:val="24"/>
-          <w:szCs w:val="24"/>
-        </w:rPr>
-        <w:t xml:space="preserve">Braitenberg vehicle; that is, a Braitenberg vehicle’s sensorimotor connections and physical distance from the nearest external </w:t>
+      <w:proofErr w:type="spellStart"/>
+      <w:r>
+        <w:rPr>
+          <w:rFonts w:ascii="Times New Roman" w:eastAsia="Times New Roman" w:hAnsi="Times New Roman" w:cs="Times New Roman"/>
+          <w:sz w:val="24"/>
+          <w:szCs w:val="24"/>
+        </w:rPr>
+        <w:t>Braitenberg</w:t>
+      </w:r>
+      <w:proofErr w:type="spellEnd"/>
+      <w:r>
+        <w:rPr>
+          <w:rFonts w:ascii="Times New Roman" w:eastAsia="Times New Roman" w:hAnsi="Times New Roman" w:cs="Times New Roman"/>
+          <w:sz w:val="24"/>
+          <w:szCs w:val="24"/>
+        </w:rPr>
+        <w:t xml:space="preserve"> vehicle; that is, </w:t>
+      </w:r>
+      <w:r>
+        <w:rPr>
+          <w:rFonts w:ascii="Times New Roman" w:eastAsia="Times New Roman" w:hAnsi="Times New Roman" w:cs="Times New Roman"/>
+          <w:sz w:val="24"/>
+          <w:szCs w:val="24"/>
+        </w:rPr>
+        <w:t>the</w:t>
+      </w:r>
+      <w:r>
+        <w:rPr>
+          <w:rFonts w:ascii="Times New Roman" w:eastAsia="Times New Roman" w:hAnsi="Times New Roman" w:cs="Times New Roman"/>
+          <w:sz w:val="24"/>
+          <w:szCs w:val="24"/>
+        </w:rPr>
+        <w:t xml:space="preserve"> vehicle’s </w:t>
+      </w:r>
+      <w:r>
+        <w:rPr>
+          <w:rFonts w:ascii="Times New Roman" w:eastAsia="Times New Roman" w:hAnsi="Times New Roman" w:cs="Times New Roman"/>
+          <w:sz w:val="24"/>
+          <w:szCs w:val="24"/>
+        </w:rPr>
+        <w:t xml:space="preserve">physical distance </w:t>
+      </w:r>
+      <w:r>
+        <w:rPr>
+          <w:rFonts w:ascii="Times New Roman" w:eastAsia="Times New Roman" w:hAnsi="Times New Roman" w:cs="Times New Roman"/>
+          <w:sz w:val="24"/>
+          <w:szCs w:val="24"/>
+        </w:rPr>
+        <w:t>from</w:t>
+      </w:r>
+      <w:r>
+        <w:rPr>
+          <w:rFonts w:ascii="Times New Roman" w:eastAsia="Times New Roman" w:hAnsi="Times New Roman" w:cs="Times New Roman"/>
+          <w:sz w:val="24"/>
+          <w:szCs w:val="24"/>
+        </w:rPr>
+        <w:t xml:space="preserve"> the nearest external stimulus</w:t>
+      </w:r>
+      <w:r>
+        <w:rPr>
+          <w:rFonts w:ascii="Times New Roman" w:eastAsia="Times New Roman" w:hAnsi="Times New Roman" w:cs="Times New Roman"/>
+          <w:sz w:val="24"/>
+          <w:szCs w:val="24"/>
+        </w:rPr>
+        <w:t>, in conjunction</w:t>
+      </w:r>
+      <w:r>
+        <w:rPr>
+          <w:rFonts w:ascii="Times New Roman" w:eastAsia="Times New Roman" w:hAnsi="Times New Roman" w:cs="Times New Roman"/>
+          <w:sz w:val="24"/>
+          <w:szCs w:val="24"/>
+        </w:rPr>
+        <w:t xml:space="preserve"> </w:t>
       </w:r>
       <w:r>
         <w:rPr>
@@ -908,31 +1094,135 @@
           <w:szCs w:val="24"/>
         </w:rPr>
         <w:lastRenderedPageBreak/>
-        <w:t>stimulus can fully account for its behavior. A vehicle with the pattern of sensorimotor connectivity depicted in Figure 1, for example, will move along a straight path towards an external stimulus located along its path until, at some point, it overtakes that stimulus, at which point it will begin to slow down as the distance between it and the stimulus increases (Figure 1A). In contrast, if that same stimulus is positioned to one side of the vehicle, it will turn away from the stimulus (Figure 1B). This is because the sensor closest to the offset stimulus receives more stimulation than the sensor further away. The right motor</w:t>
-      </w:r>
-      <w:r>
-        <w:rPr>
-          <w:rFonts w:ascii="Times New Roman" w:eastAsia="Times New Roman" w:hAnsi="Times New Roman" w:cs="Times New Roman"/>
-          <w:sz w:val="24"/>
-          <w:szCs w:val="24"/>
-        </w:rPr>
-        <w:t xml:space="preserve"> will in turn</w:t>
-      </w:r>
-      <w:r>
-        <w:rPr>
-          <w:rFonts w:ascii="Times New Roman" w:eastAsia="Times New Roman" w:hAnsi="Times New Roman" w:cs="Times New Roman"/>
-          <w:sz w:val="24"/>
-          <w:szCs w:val="24"/>
-        </w:rPr>
-        <w:t xml:space="preserve"> move faster than the left one</w:t>
-      </w:r>
-      <w:r>
-        <w:rPr>
-          <w:rFonts w:ascii="Times New Roman" w:eastAsia="Times New Roman" w:hAnsi="Times New Roman" w:cs="Times New Roman"/>
-          <w:sz w:val="24"/>
-          <w:szCs w:val="24"/>
-        </w:rPr>
-        <w:t xml:space="preserve">, thereby causing </w:t>
+        <w:t>with the vehicle’s sensorimotor connections</w:t>
+      </w:r>
+      <w:r>
+        <w:rPr>
+          <w:rFonts w:ascii="Times New Roman" w:eastAsia="Times New Roman" w:hAnsi="Times New Roman" w:cs="Times New Roman"/>
+          <w:sz w:val="24"/>
+          <w:szCs w:val="24"/>
+        </w:rPr>
+        <w:t>,</w:t>
+      </w:r>
+      <w:r>
+        <w:rPr>
+          <w:rFonts w:ascii="Times New Roman" w:eastAsia="Times New Roman" w:hAnsi="Times New Roman" w:cs="Times New Roman"/>
+          <w:sz w:val="24"/>
+          <w:szCs w:val="24"/>
+        </w:rPr>
+        <w:t xml:space="preserve"> </w:t>
+      </w:r>
+      <w:r>
+        <w:rPr>
+          <w:rFonts w:ascii="Times New Roman" w:eastAsia="Times New Roman" w:hAnsi="Times New Roman" w:cs="Times New Roman"/>
+          <w:sz w:val="24"/>
+          <w:szCs w:val="24"/>
+        </w:rPr>
+        <w:t xml:space="preserve">can fully account for its behavior. A vehicle with the </w:t>
+      </w:r>
+      <w:r>
+        <w:rPr>
+          <w:rFonts w:ascii="Times New Roman" w:eastAsia="Times New Roman" w:hAnsi="Times New Roman" w:cs="Times New Roman"/>
+          <w:sz w:val="24"/>
+          <w:szCs w:val="24"/>
+        </w:rPr>
+        <w:t xml:space="preserve">connectivity pattern </w:t>
+      </w:r>
+      <w:r>
+        <w:rPr>
+          <w:rFonts w:ascii="Times New Roman" w:eastAsia="Times New Roman" w:hAnsi="Times New Roman" w:cs="Times New Roman"/>
+          <w:sz w:val="24"/>
+          <w:szCs w:val="24"/>
+        </w:rPr>
+        <w:t>depicted in Figure 1, for example, will move</w:t>
+      </w:r>
+      <w:r>
+        <w:rPr>
+          <w:rFonts w:ascii="Times New Roman" w:eastAsia="Times New Roman" w:hAnsi="Times New Roman" w:cs="Times New Roman"/>
+          <w:sz w:val="24"/>
+          <w:szCs w:val="24"/>
+        </w:rPr>
+        <w:t xml:space="preserve"> in a straight line</w:t>
+      </w:r>
+      <w:r>
+        <w:rPr>
+          <w:rFonts w:ascii="Times New Roman" w:eastAsia="Times New Roman" w:hAnsi="Times New Roman" w:cs="Times New Roman"/>
+          <w:sz w:val="24"/>
+          <w:szCs w:val="24"/>
+        </w:rPr>
+        <w:t xml:space="preserve"> towards an external stimulus</w:t>
+      </w:r>
+      <w:r>
+        <w:rPr>
+          <w:rFonts w:ascii="Times New Roman" w:eastAsia="Times New Roman" w:hAnsi="Times New Roman" w:cs="Times New Roman"/>
+          <w:sz w:val="24"/>
+          <w:szCs w:val="24"/>
+        </w:rPr>
+        <w:t xml:space="preserve"> that is</w:t>
+      </w:r>
+      <w:r>
+        <w:rPr>
+          <w:rFonts w:ascii="Times New Roman" w:eastAsia="Times New Roman" w:hAnsi="Times New Roman" w:cs="Times New Roman"/>
+          <w:sz w:val="24"/>
+          <w:szCs w:val="24"/>
+        </w:rPr>
+        <w:t xml:space="preserve"> located </w:t>
+      </w:r>
+      <w:r>
+        <w:rPr>
+          <w:rFonts w:ascii="Times New Roman" w:eastAsia="Times New Roman" w:hAnsi="Times New Roman" w:cs="Times New Roman"/>
+          <w:sz w:val="24"/>
+          <w:szCs w:val="24"/>
+        </w:rPr>
+        <w:t>in its direct</w:t>
+      </w:r>
+      <w:r>
+        <w:rPr>
+          <w:rFonts w:ascii="Times New Roman" w:eastAsia="Times New Roman" w:hAnsi="Times New Roman" w:cs="Times New Roman"/>
+          <w:sz w:val="24"/>
+          <w:szCs w:val="24"/>
+        </w:rPr>
+        <w:t xml:space="preserve"> path until, at some point, it overtakes that stimulus, at which point it will begin to slow down as the distance between it and the stimulus increases (Figure 1A). In contrast, if that same stimulus is positioned to one side of the vehicle, it will turn away from the stimulus (Figure 1B). This is because the sensor closest to the stimulus receives more stimulation than the sensor further away. </w:t>
+      </w:r>
+      <w:r>
+        <w:rPr>
+          <w:rFonts w:ascii="Times New Roman" w:eastAsia="Times New Roman" w:hAnsi="Times New Roman" w:cs="Times New Roman"/>
+          <w:sz w:val="24"/>
+          <w:szCs w:val="24"/>
+        </w:rPr>
+        <w:t>Consequently, t</w:t>
+      </w:r>
+      <w:r>
+        <w:rPr>
+          <w:rFonts w:ascii="Times New Roman" w:eastAsia="Times New Roman" w:hAnsi="Times New Roman" w:cs="Times New Roman"/>
+          <w:sz w:val="24"/>
+          <w:szCs w:val="24"/>
+        </w:rPr>
+        <w:t>he right motor</w:t>
+      </w:r>
+      <w:r>
+        <w:rPr>
+          <w:rFonts w:ascii="Times New Roman" w:eastAsia="Times New Roman" w:hAnsi="Times New Roman" w:cs="Times New Roman"/>
+          <w:sz w:val="24"/>
+          <w:szCs w:val="24"/>
+        </w:rPr>
+        <w:t xml:space="preserve"> will </w:t>
+      </w:r>
+      <w:r>
+        <w:rPr>
+          <w:rFonts w:ascii="Times New Roman" w:eastAsia="Times New Roman" w:hAnsi="Times New Roman" w:cs="Times New Roman"/>
+          <w:sz w:val="24"/>
+          <w:szCs w:val="24"/>
+        </w:rPr>
+        <w:t>move faster than the left one</w:t>
+      </w:r>
+      <w:r>
+        <w:rPr>
+          <w:rFonts w:ascii="Times New Roman" w:eastAsia="Times New Roman" w:hAnsi="Times New Roman" w:cs="Times New Roman"/>
+          <w:sz w:val="24"/>
+          <w:szCs w:val="24"/>
+        </w:rPr>
+        <w:t xml:space="preserve">. This, in turn, will cause </w:t>
       </w:r>
       <w:r>
         <w:rPr>
@@ -1054,15 +1344,7 @@
           <w:sz w:val="24"/>
           <w:szCs w:val="24"/>
         </w:rPr>
-        <w:t>This is what Braitenberg means when he says analysis is “more difficult than invention” and induction “takes more time than deduction.” Because it is always possible that specific behaviors and observations were produced by a mechanism other than the one being considered, induction does not permit identifying with certainty the mechanistic basis of those behaviors. Similarly, although</w:t>
-      </w:r>
-      <w:r>
-        <w:rPr>
-          <w:rFonts w:ascii="Times New Roman" w:eastAsia="Times New Roman" w:hAnsi="Times New Roman" w:cs="Times New Roman"/>
-          <w:sz w:val="24"/>
-          <w:szCs w:val="24"/>
-        </w:rPr>
-        <w:t xml:space="preserve"> a general principle can be derived from behavioral analyses, it is always possible that the same behavior is produced by a different principle. </w:t>
+        <w:t xml:space="preserve"> </w:t>
       </w:r>
     </w:p>
     <w:p>
@@ -1147,7 +1429,23 @@
           <w:sz w:val="24"/>
           <w:szCs w:val="24"/>
         </w:rPr>
-        <w:t xml:space="preserve">in the human sciences. In the </w:t>
+        <w:t xml:space="preserve">in the human sciences. In the developmental cognitive sciences, for example, </w:t>
+      </w:r>
+      <w:r>
+        <w:rPr>
+          <w:rFonts w:ascii="Times New Roman" w:eastAsia="Times New Roman" w:hAnsi="Times New Roman" w:cs="Times New Roman"/>
+          <w:sz w:val="24"/>
+          <w:szCs w:val="24"/>
+        </w:rPr>
+        <w:t>infancy researchers customarily</w:t>
+      </w:r>
+      <w:r>
+        <w:rPr>
+          <w:rFonts w:ascii="Times New Roman" w:eastAsia="Times New Roman" w:hAnsi="Times New Roman" w:cs="Times New Roman"/>
+          <w:sz w:val="24"/>
+          <w:szCs w:val="24"/>
+        </w:rPr>
+        <w:t xml:space="preserve"> try to intuit mechanisms from behaviors. This has led researchers to ascribe—wrongly in my view—sophisticated cognitive abilities, abstract knowledge, and specialized mechanisms to developing infants based, in part, on inherently impoverished measures like looking time (Mix, 2002). In the number domain, for example, some have interpreted 5-month-olds’ tendency to look longer at </w:t>
       </w:r>
       <w:r>
         <w:rPr>
@@ -1156,23 +1454,7 @@
           <w:szCs w:val="24"/>
         </w:rPr>
         <w:lastRenderedPageBreak/>
-        <w:t xml:space="preserve">developmental cognitive sciences, for example, </w:t>
-      </w:r>
-      <w:r>
-        <w:rPr>
-          <w:rFonts w:ascii="Times New Roman" w:eastAsia="Times New Roman" w:hAnsi="Times New Roman" w:cs="Times New Roman"/>
-          <w:sz w:val="24"/>
-          <w:szCs w:val="24"/>
-        </w:rPr>
-        <w:t>infancy researchers customarily</w:t>
-      </w:r>
-      <w:r>
-        <w:rPr>
-          <w:rFonts w:ascii="Times New Roman" w:eastAsia="Times New Roman" w:hAnsi="Times New Roman" w:cs="Times New Roman"/>
-          <w:sz w:val="24"/>
-          <w:szCs w:val="24"/>
-        </w:rPr>
-        <w:t xml:space="preserve"> try to intuit mechanisms from behaviors. This has led researchers to ascribe—wrongly in my view—sophisticated cognitive abilities, abstract knowledge, and specialized mechanisms to developing infants based, in part, on inherently impoverished measures like looking time (Mix, 2002). In the number domain, for example, some have interpreted 5-month-olds’ tendency to look longer at numerically incongruous outcomes (e.g., </w:t>
+        <w:t xml:space="preserve">numerically incongruous outcomes (e.g., </w:t>
       </w:r>
       <m:oMath>
         <m:r>
@@ -1246,7 +1528,47 @@
           <w:szCs w:val="24"/>
         </w:rPr>
         <w:tab/>
-        <w:t xml:space="preserve">This example is a nice illustration of why it is problematic to take an inductive approach to identify underlying mechanisms: it is easy to overlook the possibility that simple operating principles and mechanisms can produce ostensibly complex behaviors. The goal of this chapter is to demonstrate how one such simple mechanism—associative learning—adequately accounts for infants’ looking behaviors in studies designed to evaluate their knowledge about the causal properties of people and objects. I will conclude the chapter with a brief discussion of how </w:t>
+        <w:t xml:space="preserve">This example is a nice illustration of why it is problematic to take an inductive approach to identify underlying mechanisms: it is easy to overlook the possibility that simple operating principles and mechanisms can produce ostensibly complex behaviors. The goal of this chapter is to demonstrate how one such simple mechanism—associative learning—adequately accounts for infants’ looking behaviors in studies designed to evaluate their knowledge about the causal properties of people and objects. I will conclude the chapter with a brief discussion of how computational modeling can help researchers put </w:t>
+      </w:r>
+      <w:proofErr w:type="spellStart"/>
+      <w:r>
+        <w:rPr>
+          <w:rFonts w:ascii="Times New Roman" w:eastAsia="Times New Roman" w:hAnsi="Times New Roman" w:cs="Times New Roman"/>
+          <w:sz w:val="24"/>
+          <w:szCs w:val="24"/>
+        </w:rPr>
+        <w:t>Braitenberg’s</w:t>
+      </w:r>
+      <w:proofErr w:type="spellEnd"/>
+      <w:r>
+        <w:rPr>
+          <w:rFonts w:ascii="Times New Roman" w:eastAsia="Times New Roman" w:hAnsi="Times New Roman" w:cs="Times New Roman"/>
+          <w:sz w:val="24"/>
+          <w:szCs w:val="24"/>
+        </w:rPr>
+        <w:t xml:space="preserve"> dictum—starting with a candidate mechanism and then evaluating the behaviors it produces—into practice.  </w:t>
+      </w:r>
+    </w:p>
+    <w:p>
+      <w:pPr>
+        <w:tabs>
+          <w:tab w:val="left" w:pos="720"/>
+        </w:tabs>
+        <w:ind w:firstLine="0"/>
+        <w:rPr>
+          <w:rFonts w:ascii="Times New Roman" w:eastAsia="Times New Roman" w:hAnsi="Times New Roman" w:cs="Times New Roman"/>
+          <w:sz w:val="24"/>
+          <w:szCs w:val="24"/>
+        </w:rPr>
+      </w:pPr>
+      <w:r>
+        <w:rPr>
+          <w:rFonts w:ascii="Times New Roman" w:eastAsia="Times New Roman" w:hAnsi="Times New Roman" w:cs="Times New Roman"/>
+          <w:sz w:val="24"/>
+          <w:szCs w:val="24"/>
+        </w:rPr>
+        <w:tab/>
+        <w:t xml:space="preserve">Although much of the discussion in this chapter centers on my own research and on findings from a single cognitive domain, the arguments advanced here speak to two broader theoretical points. The first should be well understood by now: The generative capacities of </w:t>
       </w:r>
       <w:r>
         <w:rPr>
@@ -1255,29 +1577,7 @@
           <w:szCs w:val="24"/>
         </w:rPr>
         <w:lastRenderedPageBreak/>
-        <w:t xml:space="preserve">computational modeling can help researchers put Braitenberg’s dictum—starting with a candidate mechanism and then evaluating the behaviors it produces—into practice.  </w:t>
-      </w:r>
-    </w:p>
-    <w:p>
-      <w:pPr>
-        <w:tabs>
-          <w:tab w:val="left" w:pos="720"/>
-        </w:tabs>
-        <w:ind w:firstLine="0"/>
-        <w:rPr>
-          <w:rFonts w:ascii="Times New Roman" w:eastAsia="Times New Roman" w:hAnsi="Times New Roman" w:cs="Times New Roman"/>
-          <w:sz w:val="24"/>
-          <w:szCs w:val="24"/>
-        </w:rPr>
-      </w:pPr>
-      <w:r>
-        <w:rPr>
-          <w:rFonts w:ascii="Times New Roman" w:eastAsia="Times New Roman" w:hAnsi="Times New Roman" w:cs="Times New Roman"/>
-          <w:sz w:val="24"/>
-          <w:szCs w:val="24"/>
-        </w:rPr>
-        <w:tab/>
-        <w:t>Although much of the discussion in this chapter centers on my own research and on findings from a single cognitive domain, the arguments advanced here speak to two broader theoretical points. The first should be well understood by now: The generative capacities of relatively simple mechanisms should not be overlooked or underestimated. The second point is that to the extent that associative learning can explain the findings described in this chapter, there is no reason to assume that the same cannot be true for other cognitive domains (for conceptually similar arguments, see Adolph &amp; Joh, 2009; Benton &amp; Lapan, 202</w:t>
+        <w:t>relatively simple mechanisms should not be overlooked or underestimated. The second point is that to the extent that associative learning can explain the findings described in this chapter, there is no reason to assume that the same cannot be true for other cognitive domains (for conceptually similar arguments, see Adolph &amp; Joh, 2009; Benton &amp; Lapan, 202</w:t>
       </w:r>
       <w:r>
         <w:rPr>
@@ -1293,7 +1593,43 @@
           <w:sz w:val="24"/>
           <w:szCs w:val="24"/>
         </w:rPr>
-        <w:t xml:space="preserve">; Colunga &amp; Smith, 2005; Heyes &amp; Ray, 2000; Johnson, 2009; Mermier et al., 2022; Perner &amp; Ruffman, 2005; Quinn &amp; Eimas, 1997; Rakison &amp; Lupyan, 2008; Scott &amp; Arcaro, 2023). </w:t>
+        <w:t xml:space="preserve">; Colunga &amp; Smith, 2005; Heyes &amp; Ray, 2000; Johnson, 2009; Mermier et al., 2022; Perner &amp; Ruffman, 2005; Quinn &amp; </w:t>
+      </w:r>
+      <w:proofErr w:type="spellStart"/>
+      <w:r>
+        <w:rPr>
+          <w:rFonts w:ascii="Times New Roman" w:eastAsia="Times New Roman" w:hAnsi="Times New Roman" w:cs="Times New Roman"/>
+          <w:sz w:val="24"/>
+          <w:szCs w:val="24"/>
+        </w:rPr>
+        <w:t>Eimas</w:t>
+      </w:r>
+      <w:proofErr w:type="spellEnd"/>
+      <w:r>
+        <w:rPr>
+          <w:rFonts w:ascii="Times New Roman" w:eastAsia="Times New Roman" w:hAnsi="Times New Roman" w:cs="Times New Roman"/>
+          <w:sz w:val="24"/>
+          <w:szCs w:val="24"/>
+        </w:rPr>
+        <w:t xml:space="preserve">, 1997; Rakison &amp; </w:t>
+      </w:r>
+      <w:proofErr w:type="spellStart"/>
+      <w:r>
+        <w:rPr>
+          <w:rFonts w:ascii="Times New Roman" w:eastAsia="Times New Roman" w:hAnsi="Times New Roman" w:cs="Times New Roman"/>
+          <w:sz w:val="24"/>
+          <w:szCs w:val="24"/>
+        </w:rPr>
+        <w:t>Lupyan</w:t>
+      </w:r>
+      <w:proofErr w:type="spellEnd"/>
+      <w:r>
+        <w:rPr>
+          <w:rFonts w:ascii="Times New Roman" w:eastAsia="Times New Roman" w:hAnsi="Times New Roman" w:cs="Times New Roman"/>
+          <w:sz w:val="24"/>
+          <w:szCs w:val="24"/>
+        </w:rPr>
+        <w:t xml:space="preserve">, 2008; Scott &amp; Arcaro, 2023). </w:t>
       </w:r>
     </w:p>
     <w:p>
@@ -1473,8 +1809,55 @@
           <w:sz w:val="24"/>
           <w:szCs w:val="24"/>
         </w:rPr>
-        <w:t xml:space="preserve"> by B. F. Skinner </w:t>
-      </w:r>
+        <w:t xml:space="preserve"> by B. F. Skinner (Skinner, 1957). The other type involves forming associations between external stimuli. This form of associative learning is called </w:t>
+      </w:r>
+      <w:r>
+        <w:rPr>
+          <w:rFonts w:ascii="Times New Roman" w:eastAsia="Times New Roman" w:hAnsi="Times New Roman" w:cs="Times New Roman"/>
+          <w:i/>
+          <w:iCs/>
+          <w:sz w:val="24"/>
+          <w:szCs w:val="24"/>
+        </w:rPr>
+        <w:t xml:space="preserve">classical conditioning </w:t>
+      </w:r>
+      <w:r>
+        <w:rPr>
+          <w:rFonts w:ascii="Times New Roman" w:eastAsia="Times New Roman" w:hAnsi="Times New Roman" w:cs="Times New Roman"/>
+          <w:sz w:val="24"/>
+          <w:szCs w:val="24"/>
+        </w:rPr>
+        <w:t xml:space="preserve">and was </w:t>
+      </w:r>
+      <w:r>
+        <w:rPr>
+          <w:rFonts w:ascii="Times New Roman" w:eastAsia="Times New Roman" w:hAnsi="Times New Roman" w:cs="Times New Roman"/>
+          <w:sz w:val="24"/>
+          <w:szCs w:val="24"/>
+        </w:rPr>
+        <w:t>popularized</w:t>
+      </w:r>
+      <w:r>
+        <w:rPr>
+          <w:rFonts w:ascii="Times New Roman" w:eastAsia="Times New Roman" w:hAnsi="Times New Roman" w:cs="Times New Roman"/>
+          <w:sz w:val="24"/>
+          <w:szCs w:val="24"/>
+        </w:rPr>
+        <w:t xml:space="preserve"> by Ivan Pavlov (Pavlov, 1927) and John Watson (Watson, 1924). Both types share the commonality that, for sufficiently strong associations, the presence of one component of the relation will evoke a representation of the other component, even if that other component is absent. </w:t>
+      </w:r>
+    </w:p>
+    <w:p>
+      <w:pPr>
+        <w:tabs>
+          <w:tab w:val="left" w:pos="720"/>
+        </w:tabs>
+        <w:ind w:firstLine="0"/>
+        <w:rPr>
+          <w:rFonts w:ascii="Times New Roman" w:eastAsia="Times New Roman" w:hAnsi="Times New Roman" w:cs="Times New Roman"/>
+          <w:sz w:val="24"/>
+          <w:szCs w:val="24"/>
+        </w:rPr>
+      </w:pPr>
       <w:r>
         <w:rPr>
           <w:rFonts w:ascii="Times New Roman" w:eastAsia="Times New Roman" w:hAnsi="Times New Roman" w:cs="Times New Roman"/>
@@ -1482,41 +1865,172 @@
           <w:szCs w:val="24"/>
         </w:rPr>
         <w:lastRenderedPageBreak/>
-        <w:t xml:space="preserve">(Skinner, 1957). The other type involves forming associations between external stimuli. This form of associative learning is called </w:t>
-      </w:r>
-      <w:r>
-        <w:rPr>
-          <w:rFonts w:ascii="Times New Roman" w:eastAsia="Times New Roman" w:hAnsi="Times New Roman" w:cs="Times New Roman"/>
-          <w:i/>
-          <w:iCs/>
-          <w:sz w:val="24"/>
-          <w:szCs w:val="24"/>
-        </w:rPr>
-        <w:t xml:space="preserve">classical conditioning </w:t>
-      </w:r>
-      <w:r>
-        <w:rPr>
-          <w:rFonts w:ascii="Times New Roman" w:eastAsia="Times New Roman" w:hAnsi="Times New Roman" w:cs="Times New Roman"/>
-          <w:sz w:val="24"/>
-          <w:szCs w:val="24"/>
-        </w:rPr>
-        <w:t xml:space="preserve">and was </w:t>
-      </w:r>
-      <w:r>
-        <w:rPr>
-          <w:rFonts w:ascii="Times New Roman" w:eastAsia="Times New Roman" w:hAnsi="Times New Roman" w:cs="Times New Roman"/>
-          <w:sz w:val="24"/>
-          <w:szCs w:val="24"/>
-        </w:rPr>
-        <w:t>popularized</w:t>
-      </w:r>
-      <w:r>
-        <w:rPr>
-          <w:rFonts w:ascii="Times New Roman" w:eastAsia="Times New Roman" w:hAnsi="Times New Roman" w:cs="Times New Roman"/>
-          <w:sz w:val="24"/>
-          <w:szCs w:val="24"/>
-        </w:rPr>
-        <w:t xml:space="preserve"> by Ivan Pavlov (Pavlov, 1927) and John Watson (Watson, 1924). Both types share the commonality that, for sufficiently strong associations, the presence of one component of the relation will evoke a representation of the other component, even if that other component is absent. </w:t>
+        <w:tab/>
+        <w:t xml:space="preserve">In the developmental sciences, the Little Albert experiment is a paradigmatic example of classical conditioning (e.g., Watson &amp; Rayner, 1920), and Carolyn </w:t>
+      </w:r>
+      <w:proofErr w:type="spellStart"/>
+      <w:r>
+        <w:rPr>
+          <w:rFonts w:ascii="Times New Roman" w:eastAsia="Times New Roman" w:hAnsi="Times New Roman" w:cs="Times New Roman"/>
+          <w:sz w:val="24"/>
+          <w:szCs w:val="24"/>
+        </w:rPr>
+        <w:t>Rovee</w:t>
+      </w:r>
+      <w:proofErr w:type="spellEnd"/>
+      <w:r>
+        <w:rPr>
+          <w:rFonts w:ascii="Times New Roman" w:eastAsia="Times New Roman" w:hAnsi="Times New Roman" w:cs="Times New Roman"/>
+          <w:sz w:val="24"/>
+          <w:szCs w:val="24"/>
+        </w:rPr>
+        <w:t xml:space="preserve">-Collier’s </w:t>
+      </w:r>
+      <w:r>
+        <w:rPr>
+          <w:rFonts w:ascii="Times New Roman" w:eastAsia="Times New Roman" w:hAnsi="Times New Roman" w:cs="Times New Roman"/>
+          <w:sz w:val="24"/>
+          <w:szCs w:val="24"/>
+        </w:rPr>
+        <w:t>“</w:t>
+      </w:r>
+      <w:r>
+        <w:rPr>
+          <w:rFonts w:ascii="Times New Roman" w:eastAsia="Times New Roman" w:hAnsi="Times New Roman" w:cs="Times New Roman"/>
+          <w:sz w:val="24"/>
+          <w:szCs w:val="24"/>
+        </w:rPr>
+        <w:t>mobile conjugate</w:t>
+      </w:r>
+      <w:r>
+        <w:rPr>
+          <w:rFonts w:ascii="Times New Roman" w:eastAsia="Times New Roman" w:hAnsi="Times New Roman" w:cs="Times New Roman"/>
+          <w:sz w:val="24"/>
+          <w:szCs w:val="24"/>
+        </w:rPr>
+        <w:t>”</w:t>
+      </w:r>
+      <w:r>
+        <w:rPr>
+          <w:rFonts w:ascii="Times New Roman" w:eastAsia="Times New Roman" w:hAnsi="Times New Roman" w:cs="Times New Roman"/>
+          <w:sz w:val="24"/>
+          <w:szCs w:val="24"/>
+        </w:rPr>
+        <w:t xml:space="preserve"> </w:t>
+      </w:r>
+      <w:r>
+        <w:rPr>
+          <w:rFonts w:ascii="Times New Roman" w:eastAsia="Times New Roman" w:hAnsi="Times New Roman" w:cs="Times New Roman"/>
+          <w:sz w:val="24"/>
+          <w:szCs w:val="24"/>
+        </w:rPr>
+        <w:t>studies are</w:t>
+      </w:r>
+      <w:r>
+        <w:rPr>
+          <w:rFonts w:ascii="Times New Roman" w:eastAsia="Times New Roman" w:hAnsi="Times New Roman" w:cs="Times New Roman"/>
+          <w:sz w:val="24"/>
+          <w:szCs w:val="24"/>
+        </w:rPr>
+        <w:t xml:space="preserve"> a paradigmatic example of operant conditioning (e.g., </w:t>
+      </w:r>
+      <w:proofErr w:type="spellStart"/>
+      <w:r>
+        <w:rPr>
+          <w:rFonts w:ascii="Times New Roman" w:eastAsia="Times New Roman" w:hAnsi="Times New Roman" w:cs="Times New Roman"/>
+          <w:sz w:val="24"/>
+          <w:szCs w:val="24"/>
+        </w:rPr>
+        <w:t>Rovee</w:t>
+      </w:r>
+      <w:proofErr w:type="spellEnd"/>
+      <w:r>
+        <w:rPr>
+          <w:rFonts w:ascii="Times New Roman" w:eastAsia="Times New Roman" w:hAnsi="Times New Roman" w:cs="Times New Roman"/>
+          <w:sz w:val="24"/>
+          <w:szCs w:val="24"/>
+        </w:rPr>
+        <w:t xml:space="preserve">-Collier, 1999). Although both types of learning operate throughout and play key roles in cognitive development, I focus </w:t>
+      </w:r>
+      <w:r>
+        <w:rPr>
+          <w:rFonts w:ascii="Times New Roman" w:eastAsia="Times New Roman" w:hAnsi="Times New Roman" w:cs="Times New Roman"/>
+          <w:sz w:val="24"/>
+          <w:szCs w:val="24"/>
+        </w:rPr>
+        <w:t xml:space="preserve">here </w:t>
+      </w:r>
+      <w:r>
+        <w:rPr>
+          <w:rFonts w:ascii="Times New Roman" w:eastAsia="Times New Roman" w:hAnsi="Times New Roman" w:cs="Times New Roman"/>
+          <w:sz w:val="24"/>
+          <w:szCs w:val="24"/>
+        </w:rPr>
+        <w:t>on classical conditioning. This is because</w:t>
+      </w:r>
+      <w:r>
+        <w:rPr>
+          <w:rFonts w:ascii="Times New Roman" w:eastAsia="Times New Roman" w:hAnsi="Times New Roman" w:cs="Times New Roman"/>
+          <w:sz w:val="24"/>
+          <w:szCs w:val="24"/>
+        </w:rPr>
+        <w:t>, in all of the studies that will be described,</w:t>
+      </w:r>
+      <w:r>
+        <w:rPr>
+          <w:rFonts w:ascii="Times New Roman" w:eastAsia="Times New Roman" w:hAnsi="Times New Roman" w:cs="Times New Roman"/>
+          <w:sz w:val="24"/>
+          <w:szCs w:val="24"/>
+        </w:rPr>
+        <w:t xml:space="preserve"> infants were not required to learn about the consequences of their behaviors based on contingency and reinforcement schedules. At the same time, certain difficulties preclude even </w:t>
+      </w:r>
+      <w:r>
+        <w:rPr>
+          <w:rFonts w:ascii="Times New Roman" w:eastAsia="Times New Roman" w:hAnsi="Times New Roman" w:cs="Times New Roman"/>
+          <w:sz w:val="24"/>
+          <w:szCs w:val="24"/>
+        </w:rPr>
+        <w:t>classical conditioning</w:t>
+      </w:r>
+      <w:r>
+        <w:rPr>
+          <w:rFonts w:ascii="Times New Roman" w:eastAsia="Times New Roman" w:hAnsi="Times New Roman" w:cs="Times New Roman"/>
+          <w:sz w:val="24"/>
+          <w:szCs w:val="24"/>
+        </w:rPr>
+        <w:t xml:space="preserve"> from </w:t>
+      </w:r>
+      <w:r>
+        <w:rPr>
+          <w:rFonts w:ascii="Times New Roman" w:eastAsia="Times New Roman" w:hAnsi="Times New Roman" w:cs="Times New Roman"/>
+          <w:sz w:val="24"/>
+          <w:szCs w:val="24"/>
+        </w:rPr>
+        <w:t>reflecting the</w:t>
+      </w:r>
+      <w:r>
+        <w:rPr>
+          <w:rFonts w:ascii="Times New Roman" w:eastAsia="Times New Roman" w:hAnsi="Times New Roman" w:cs="Times New Roman"/>
+          <w:sz w:val="24"/>
+          <w:szCs w:val="24"/>
+        </w:rPr>
+        <w:t xml:space="preserve"> kind of representation-based associative learning</w:t>
+      </w:r>
+      <w:r>
+        <w:rPr>
+          <w:rFonts w:ascii="Times New Roman" w:eastAsia="Times New Roman" w:hAnsi="Times New Roman" w:cs="Times New Roman"/>
+          <w:sz w:val="24"/>
+          <w:szCs w:val="24"/>
+        </w:rPr>
+        <w:t xml:space="preserve"> I think explains infants’ looking behaviors in those studies. </w:t>
+      </w:r>
+      <w:r>
+        <w:rPr>
+          <w:rFonts w:ascii="Times New Roman" w:eastAsia="Times New Roman" w:hAnsi="Times New Roman" w:cs="Times New Roman"/>
+          <w:sz w:val="24"/>
+          <w:szCs w:val="24"/>
+        </w:rPr>
+        <w:t xml:space="preserve"> </w:t>
       </w:r>
     </w:p>
     <w:p>
@@ -1527,6 +2041,8 @@
         <w:ind w:firstLine="0"/>
         <w:rPr>
           <w:rFonts w:ascii="Times New Roman" w:eastAsia="Times New Roman" w:hAnsi="Times New Roman" w:cs="Times New Roman"/>
+          <w:i/>
+          <w:iCs/>
           <w:sz w:val="24"/>
           <w:szCs w:val="24"/>
         </w:rPr>
@@ -1538,135 +2054,107 @@
           <w:szCs w:val="24"/>
         </w:rPr>
         <w:tab/>
-        <w:t xml:space="preserve">In the developmental sciences, the Little Albert experiment is a paradigmatic example of classical conditioning (e.g., Watson &amp; Rayner, 1920), and Carolyn Rovee-Collier’s </w:t>
-      </w:r>
-      <w:r>
-        <w:rPr>
-          <w:rFonts w:ascii="Times New Roman" w:eastAsia="Times New Roman" w:hAnsi="Times New Roman" w:cs="Times New Roman"/>
-          <w:sz w:val="24"/>
-          <w:szCs w:val="24"/>
-        </w:rPr>
-        <w:t>“</w:t>
-      </w:r>
-      <w:r>
-        <w:rPr>
-          <w:rFonts w:ascii="Times New Roman" w:eastAsia="Times New Roman" w:hAnsi="Times New Roman" w:cs="Times New Roman"/>
-          <w:sz w:val="24"/>
-          <w:szCs w:val="24"/>
-        </w:rPr>
-        <w:t>mobile conjugate</w:t>
-      </w:r>
-      <w:r>
-        <w:rPr>
-          <w:rFonts w:ascii="Times New Roman" w:eastAsia="Times New Roman" w:hAnsi="Times New Roman" w:cs="Times New Roman"/>
-          <w:sz w:val="24"/>
-          <w:szCs w:val="24"/>
-        </w:rPr>
-        <w:t>”</w:t>
-      </w:r>
-      <w:r>
-        <w:rPr>
-          <w:rFonts w:ascii="Times New Roman" w:eastAsia="Times New Roman" w:hAnsi="Times New Roman" w:cs="Times New Roman"/>
-          <w:sz w:val="24"/>
-          <w:szCs w:val="24"/>
-        </w:rPr>
-        <w:t xml:space="preserve"> </w:t>
-      </w:r>
-      <w:r>
-        <w:rPr>
-          <w:rFonts w:ascii="Times New Roman" w:eastAsia="Times New Roman" w:hAnsi="Times New Roman" w:cs="Times New Roman"/>
-          <w:sz w:val="24"/>
-          <w:szCs w:val="24"/>
-        </w:rPr>
-        <w:t>studies are</w:t>
-      </w:r>
-      <w:r>
-        <w:rPr>
-          <w:rFonts w:ascii="Times New Roman" w:eastAsia="Times New Roman" w:hAnsi="Times New Roman" w:cs="Times New Roman"/>
-          <w:sz w:val="24"/>
-          <w:szCs w:val="24"/>
-        </w:rPr>
-        <w:t xml:space="preserve"> a paradigmatic example of operant conditioning (e.g., Rovee-Collier, 1999). Although both types of learning operate throughout and play key roles in cognitive development, I focus </w:t>
-      </w:r>
-      <w:r>
-        <w:rPr>
-          <w:rFonts w:ascii="Times New Roman" w:eastAsia="Times New Roman" w:hAnsi="Times New Roman" w:cs="Times New Roman"/>
-          <w:sz w:val="24"/>
-          <w:szCs w:val="24"/>
-        </w:rPr>
-        <w:t xml:space="preserve">here </w:t>
-      </w:r>
-      <w:r>
-        <w:rPr>
-          <w:rFonts w:ascii="Times New Roman" w:eastAsia="Times New Roman" w:hAnsi="Times New Roman" w:cs="Times New Roman"/>
-          <w:sz w:val="24"/>
-          <w:szCs w:val="24"/>
-        </w:rPr>
-        <w:t>on classical conditioning. This is because</w:t>
-      </w:r>
-      <w:r>
-        <w:rPr>
-          <w:rFonts w:ascii="Times New Roman" w:eastAsia="Times New Roman" w:hAnsi="Times New Roman" w:cs="Times New Roman"/>
-          <w:sz w:val="24"/>
-          <w:szCs w:val="24"/>
-        </w:rPr>
-        <w:t>, in all of the studies that will be described,</w:t>
-      </w:r>
-      <w:r>
-        <w:rPr>
-          <w:rFonts w:ascii="Times New Roman" w:eastAsia="Times New Roman" w:hAnsi="Times New Roman" w:cs="Times New Roman"/>
-          <w:sz w:val="24"/>
-          <w:szCs w:val="24"/>
-        </w:rPr>
-        <w:t xml:space="preserve"> infants were not required to learn about the consequences of their behaviors based on contingency and reinforcement schedules. At the same time, certain difficulties preclude even </w:t>
-      </w:r>
-      <w:r>
-        <w:rPr>
-          <w:rFonts w:ascii="Times New Roman" w:eastAsia="Times New Roman" w:hAnsi="Times New Roman" w:cs="Times New Roman"/>
-          <w:sz w:val="24"/>
-          <w:szCs w:val="24"/>
-        </w:rPr>
-        <w:t>classical conditioning</w:t>
-      </w:r>
-      <w:r>
-        <w:rPr>
-          <w:rFonts w:ascii="Times New Roman" w:eastAsia="Times New Roman" w:hAnsi="Times New Roman" w:cs="Times New Roman"/>
-          <w:sz w:val="24"/>
-          <w:szCs w:val="24"/>
-        </w:rPr>
-        <w:t xml:space="preserve"> from </w:t>
-      </w:r>
-      <w:r>
-        <w:rPr>
-          <w:rFonts w:ascii="Times New Roman" w:eastAsia="Times New Roman" w:hAnsi="Times New Roman" w:cs="Times New Roman"/>
-          <w:sz w:val="24"/>
-          <w:szCs w:val="24"/>
-        </w:rPr>
-        <w:t>reflecting the</w:t>
-      </w:r>
-      <w:r>
-        <w:rPr>
-          <w:rFonts w:ascii="Times New Roman" w:eastAsia="Times New Roman" w:hAnsi="Times New Roman" w:cs="Times New Roman"/>
-          <w:sz w:val="24"/>
-          <w:szCs w:val="24"/>
-        </w:rPr>
-        <w:t xml:space="preserve"> kind of representation-based associative learning</w:t>
-      </w:r>
-      <w:r>
-        <w:rPr>
-          <w:rFonts w:ascii="Times New Roman" w:eastAsia="Times New Roman" w:hAnsi="Times New Roman" w:cs="Times New Roman"/>
-          <w:sz w:val="24"/>
-          <w:szCs w:val="24"/>
-        </w:rPr>
-        <w:t xml:space="preserve"> I think explains infants’ looking behaviors in those studies. </w:t>
-      </w:r>
-      <w:r>
-        <w:rPr>
-          <w:rFonts w:ascii="Times New Roman" w:eastAsia="Times New Roman" w:hAnsi="Times New Roman" w:cs="Times New Roman"/>
-          <w:sz w:val="24"/>
-          <w:szCs w:val="24"/>
-        </w:rPr>
-        <w:t xml:space="preserve"> </w:t>
+        <w:t xml:space="preserve">One especially notable difficulty—one that becomes evident only when classical conditioning is formalized mathematically (e.g., Rescorla &amp; Wagner, 1972; </w:t>
+      </w:r>
+      <w:proofErr w:type="spellStart"/>
+      <w:r>
+        <w:rPr>
+          <w:rFonts w:ascii="Times New Roman" w:eastAsia="Times New Roman" w:hAnsi="Times New Roman" w:cs="Times New Roman"/>
+          <w:sz w:val="24"/>
+          <w:szCs w:val="24"/>
+        </w:rPr>
+        <w:t>Widrow</w:t>
+      </w:r>
+      <w:proofErr w:type="spellEnd"/>
+      <w:r>
+        <w:rPr>
+          <w:rFonts w:ascii="Times New Roman" w:eastAsia="Times New Roman" w:hAnsi="Times New Roman" w:cs="Times New Roman"/>
+          <w:sz w:val="24"/>
+          <w:szCs w:val="24"/>
+        </w:rPr>
+        <w:t xml:space="preserve"> &amp; Hoff, 1960)—is that this form of learning establishes direct associations between representations of external stimuli rather than associations mediated by learned internal representations. This limitation is severe and means that models that implement classical conditioning—such as the Rescorla-Wagner model (e.g., Rescorla &amp; Wagner, 1972) or the Delta rule (</w:t>
+      </w:r>
+      <w:proofErr w:type="spellStart"/>
+      <w:r>
+        <w:rPr>
+          <w:rFonts w:ascii="Times New Roman" w:eastAsia="Times New Roman" w:hAnsi="Times New Roman" w:cs="Times New Roman"/>
+          <w:sz w:val="24"/>
+          <w:szCs w:val="24"/>
+        </w:rPr>
+        <w:t>Widrow</w:t>
+      </w:r>
+      <w:proofErr w:type="spellEnd"/>
+      <w:r>
+        <w:rPr>
+          <w:rFonts w:ascii="Times New Roman" w:eastAsia="Times New Roman" w:hAnsi="Times New Roman" w:cs="Times New Roman"/>
+          <w:sz w:val="24"/>
+          <w:szCs w:val="24"/>
+        </w:rPr>
+        <w:t xml:space="preserve"> &amp; Hoff, 1960)—are unable to solve so-called </w:t>
+      </w:r>
+      <w:r>
+        <w:rPr>
+          <w:rFonts w:ascii="Times New Roman" w:eastAsia="Times New Roman" w:hAnsi="Times New Roman" w:cs="Times New Roman"/>
+          <w:i/>
+          <w:iCs/>
+          <w:sz w:val="24"/>
+          <w:szCs w:val="24"/>
+        </w:rPr>
+        <w:t xml:space="preserve">linearly inseparable </w:t>
+      </w:r>
+      <w:r>
+        <w:rPr>
+          <w:rFonts w:ascii="Times New Roman" w:eastAsia="Times New Roman" w:hAnsi="Times New Roman" w:cs="Times New Roman"/>
+          <w:sz w:val="24"/>
+          <w:szCs w:val="24"/>
+        </w:rPr>
+        <w:t xml:space="preserve">problems. To illustrate, imagine a two-dimensional scatterplot with two “clouds” of points—one green and one red. Every green point lies to the left of the x-axis midpoint; every red point, to its right. This configuration is </w:t>
+      </w:r>
+      <w:r>
+        <w:rPr>
+          <w:rFonts w:ascii="Times New Roman" w:eastAsia="Times New Roman" w:hAnsi="Times New Roman" w:cs="Times New Roman"/>
+          <w:i/>
+          <w:iCs/>
+          <w:sz w:val="24"/>
+          <w:szCs w:val="24"/>
+        </w:rPr>
+        <w:t xml:space="preserve">linearly separable </w:t>
+      </w:r>
+      <w:r>
+        <w:rPr>
+          <w:rFonts w:ascii="Times New Roman" w:eastAsia="Times New Roman" w:hAnsi="Times New Roman" w:cs="Times New Roman"/>
+          <w:sz w:val="24"/>
+          <w:szCs w:val="24"/>
+        </w:rPr>
+        <w:t xml:space="preserve">because a </w:t>
+      </w:r>
+      <w:r>
+        <w:rPr>
+          <w:rFonts w:ascii="Times New Roman" w:eastAsia="Times New Roman" w:hAnsi="Times New Roman" w:cs="Times New Roman"/>
+          <w:i/>
+          <w:iCs/>
+          <w:sz w:val="24"/>
+          <w:szCs w:val="24"/>
+        </w:rPr>
+        <w:t>single</w:t>
+      </w:r>
+      <w:r>
+        <w:rPr>
+          <w:rFonts w:ascii="Times New Roman" w:eastAsia="Times New Roman" w:hAnsi="Times New Roman" w:cs="Times New Roman"/>
+          <w:sz w:val="24"/>
+          <w:szCs w:val="24"/>
+        </w:rPr>
+        <w:t xml:space="preserve"> vertical line can be drawn through the midpoint such that all green points are on one side of it, and all red points are on the other. Now imagine that the green points form a ring that completely encircles a cloud of red points at its center. In this configuration, there is no single line—vertical, horizontal, or diagonal—that cleanly separates the clusters. As such, the two sets of points are </w:t>
+      </w:r>
+      <w:r>
+        <w:rPr>
+          <w:rFonts w:ascii="Times New Roman" w:eastAsia="Times New Roman" w:hAnsi="Times New Roman" w:cs="Times New Roman"/>
+          <w:i/>
+          <w:iCs/>
+          <w:sz w:val="24"/>
+          <w:szCs w:val="24"/>
+        </w:rPr>
+        <w:t>linearly inseparable.</w:t>
       </w:r>
     </w:p>
     <w:p>
@@ -1677,115 +2165,17 @@
         <w:ind w:firstLine="0"/>
         <w:rPr>
           <w:rFonts w:ascii="Times New Roman" w:eastAsia="Times New Roman" w:hAnsi="Times New Roman" w:cs="Times New Roman"/>
-          <w:i/>
-          <w:iCs/>
-          <w:sz w:val="24"/>
-          <w:szCs w:val="24"/>
-        </w:rPr>
-      </w:pPr>
-      <w:r>
-        <w:rPr>
-          <w:rFonts w:ascii="Times New Roman" w:eastAsia="Times New Roman" w:hAnsi="Times New Roman" w:cs="Times New Roman"/>
-          <w:sz w:val="24"/>
-          <w:szCs w:val="24"/>
-        </w:rPr>
-        <w:tab/>
-        <w:t xml:space="preserve">One especially notable difficulty—one that becomes evident only when classical conditioning is formalized mathematically (e.g., Rescorla &amp; Wagner, 1972; Widrow &amp; Hoff, 1960)—is that this form of learning establishes direct associations between representations of external stimuli rather than associations mediated by learned internal representations. This limitation is severe and means that models that implement classical conditioning—such as the Rescorla-Wagner model (e.g., Rescorla &amp; Wagner, 1972) or the Delta rule (Widrow &amp; Hoff, 1960)—are unable to solve so-called </w:t>
-      </w:r>
-      <w:r>
-        <w:rPr>
-          <w:rFonts w:ascii="Times New Roman" w:eastAsia="Times New Roman" w:hAnsi="Times New Roman" w:cs="Times New Roman"/>
-          <w:i/>
-          <w:iCs/>
-          <w:sz w:val="24"/>
-          <w:szCs w:val="24"/>
-        </w:rPr>
-        <w:t xml:space="preserve">linearly inseparable </w:t>
-      </w:r>
-      <w:r>
-        <w:rPr>
-          <w:rFonts w:ascii="Times New Roman" w:eastAsia="Times New Roman" w:hAnsi="Times New Roman" w:cs="Times New Roman"/>
-          <w:sz w:val="24"/>
-          <w:szCs w:val="24"/>
-        </w:rPr>
-        <w:t xml:space="preserve">problems. To illustrate, imagine a two-dimensional scatterplot with two “clouds” of points—one green and one red. Every green point lies to the left of the x-axis midpoint; every red point, to its right. This configuration is </w:t>
-      </w:r>
-      <w:r>
-        <w:rPr>
-          <w:rFonts w:ascii="Times New Roman" w:eastAsia="Times New Roman" w:hAnsi="Times New Roman" w:cs="Times New Roman"/>
-          <w:i/>
-          <w:iCs/>
-          <w:sz w:val="24"/>
-          <w:szCs w:val="24"/>
-        </w:rPr>
-        <w:t xml:space="preserve">linearly </w:t>
-      </w:r>
-      <w:r>
-        <w:rPr>
-          <w:rFonts w:ascii="Times New Roman" w:eastAsia="Times New Roman" w:hAnsi="Times New Roman" w:cs="Times New Roman"/>
-          <w:i/>
-          <w:iCs/>
+          <w:sz w:val="24"/>
+          <w:szCs w:val="24"/>
+        </w:rPr>
+      </w:pPr>
+      <w:r>
+        <w:rPr>
+          <w:rFonts w:ascii="Times New Roman" w:eastAsia="Times New Roman" w:hAnsi="Times New Roman" w:cs="Times New Roman"/>
           <w:sz w:val="24"/>
           <w:szCs w:val="24"/>
         </w:rPr>
         <w:lastRenderedPageBreak/>
-        <w:t xml:space="preserve">separable </w:t>
-      </w:r>
-      <w:r>
-        <w:rPr>
-          <w:rFonts w:ascii="Times New Roman" w:eastAsia="Times New Roman" w:hAnsi="Times New Roman" w:cs="Times New Roman"/>
-          <w:sz w:val="24"/>
-          <w:szCs w:val="24"/>
-        </w:rPr>
-        <w:t xml:space="preserve">because a </w:t>
-      </w:r>
-      <w:r>
-        <w:rPr>
-          <w:rFonts w:ascii="Times New Roman" w:eastAsia="Times New Roman" w:hAnsi="Times New Roman" w:cs="Times New Roman"/>
-          <w:i/>
-          <w:iCs/>
-          <w:sz w:val="24"/>
-          <w:szCs w:val="24"/>
-        </w:rPr>
-        <w:t>single</w:t>
-      </w:r>
-      <w:r>
-        <w:rPr>
-          <w:rFonts w:ascii="Times New Roman" w:eastAsia="Times New Roman" w:hAnsi="Times New Roman" w:cs="Times New Roman"/>
-          <w:sz w:val="24"/>
-          <w:szCs w:val="24"/>
-        </w:rPr>
-        <w:t xml:space="preserve"> vertical line can be drawn through the midpoint such that all green points are on one side of it, and all red points are on the other. Now imagine that the green points form a ring that completely encircles a cloud of red points at its center. In this configuration, there is no single line—vertical, horizontal, or diagonal—that cleanly separates the clusters. As such, the two sets of points are </w:t>
-      </w:r>
-      <w:r>
-        <w:rPr>
-          <w:rFonts w:ascii="Times New Roman" w:eastAsia="Times New Roman" w:hAnsi="Times New Roman" w:cs="Times New Roman"/>
-          <w:i/>
-          <w:iCs/>
-          <w:sz w:val="24"/>
-          <w:szCs w:val="24"/>
-        </w:rPr>
-        <w:t>linearly inseparable.</w:t>
-      </w:r>
-    </w:p>
-    <w:p>
-      <w:pPr>
-        <w:tabs>
-          <w:tab w:val="left" w:pos="720"/>
-        </w:tabs>
-        <w:ind w:firstLine="0"/>
-        <w:rPr>
-          <w:rFonts w:ascii="Times New Roman" w:eastAsia="Times New Roman" w:hAnsi="Times New Roman" w:cs="Times New Roman"/>
-          <w:sz w:val="24"/>
-          <w:szCs w:val="24"/>
-        </w:rPr>
-      </w:pPr>
-      <w:r>
-        <w:rPr>
-          <w:rFonts w:ascii="Times New Roman" w:eastAsia="Times New Roman" w:hAnsi="Times New Roman" w:cs="Times New Roman"/>
-          <w:sz w:val="24"/>
-          <w:szCs w:val="24"/>
-        </w:rPr>
         <w:tab/>
         <w:t>More generally, a problem is linearly separable if representations associated with one class of stimuli (e.g., present-tense English regular verbs and their -</w:t>
       </w:r>
@@ -1913,7 +2303,25 @@
           <w:sz w:val="24"/>
           <w:szCs w:val="24"/>
         </w:rPr>
-        <w:t>separable if this distinction is not possible. Although it was recognized fairly early on that solving linearly inseparable problems requires the introduction of internal representations (e.g., Minsky &amp; Papert, 1969), it was not until the 1970s and ‘80s that an algorithm—</w:t>
+        <w:t xml:space="preserve">separable if this distinction is not possible. Although it was recognized fairly early on that solving linearly inseparable problems requires the introduction of internal representations (e.g., Minsky &amp; </w:t>
+      </w:r>
+      <w:proofErr w:type="spellStart"/>
+      <w:r>
+        <w:rPr>
+          <w:rFonts w:ascii="Times New Roman" w:eastAsia="Times New Roman" w:hAnsi="Times New Roman" w:cs="Times New Roman"/>
+          <w:sz w:val="24"/>
+          <w:szCs w:val="24"/>
+        </w:rPr>
+        <w:t>Papert</w:t>
+      </w:r>
+      <w:proofErr w:type="spellEnd"/>
+      <w:r>
+        <w:rPr>
+          <w:rFonts w:ascii="Times New Roman" w:eastAsia="Times New Roman" w:hAnsi="Times New Roman" w:cs="Times New Roman"/>
+          <w:sz w:val="24"/>
+          <w:szCs w:val="24"/>
+        </w:rPr>
+        <w:t>, 1969), it was not until the 1970s and ‘80s that an algorithm—</w:t>
       </w:r>
       <w:r>
         <w:rPr>
@@ -1931,7 +2339,25 @@
           <w:sz w:val="24"/>
           <w:szCs w:val="24"/>
         </w:rPr>
-        <w:t xml:space="preserve"> (e.g., Rumelhart et al., 1986; Werbos, 1974)—was developed that could learn such internal representations. </w:t>
+        <w:t xml:space="preserve"> (e.g., Rumelhart et al., 1986; </w:t>
+      </w:r>
+      <w:proofErr w:type="spellStart"/>
+      <w:r>
+        <w:rPr>
+          <w:rFonts w:ascii="Times New Roman" w:eastAsia="Times New Roman" w:hAnsi="Times New Roman" w:cs="Times New Roman"/>
+          <w:sz w:val="24"/>
+          <w:szCs w:val="24"/>
+        </w:rPr>
+        <w:t>Werbos</w:t>
+      </w:r>
+      <w:proofErr w:type="spellEnd"/>
+      <w:r>
+        <w:rPr>
+          <w:rFonts w:ascii="Times New Roman" w:eastAsia="Times New Roman" w:hAnsi="Times New Roman" w:cs="Times New Roman"/>
+          <w:sz w:val="24"/>
+          <w:szCs w:val="24"/>
+        </w:rPr>
+        <w:t xml:space="preserve">, 1974)—was developed that could learn such internal representations. </w:t>
       </w:r>
       <w:r>
         <w:rPr>
@@ -2077,8 +2503,173 @@
           <w:sz w:val="24"/>
           <w:szCs w:val="24"/>
         </w:rPr>
-        <w:t xml:space="preserve"> typically only move when other agents or objects contact them. An example of contact causality </w:t>
-      </w:r>
+        <w:t xml:space="preserve"> typically only move when other agents or objects contact them. An example of contact causality would be Lindsey pushing her daughter Alena </w:t>
+      </w:r>
+      <w:r>
+        <w:rPr>
+          <w:rFonts w:ascii="Times New Roman" w:eastAsia="Times New Roman" w:hAnsi="Times New Roman" w:cs="Times New Roman"/>
+          <w:sz w:val="24"/>
+          <w:szCs w:val="24"/>
+        </w:rPr>
+        <w:t>out of the path of</w:t>
+      </w:r>
+      <w:r>
+        <w:rPr>
+          <w:rFonts w:ascii="Times New Roman" w:eastAsia="Times New Roman" w:hAnsi="Times New Roman" w:cs="Times New Roman"/>
+          <w:sz w:val="24"/>
+          <w:szCs w:val="24"/>
+        </w:rPr>
+        <w:t xml:space="preserve"> </w:t>
+      </w:r>
+      <w:r>
+        <w:rPr>
+          <w:rFonts w:ascii="Times New Roman" w:eastAsia="Times New Roman" w:hAnsi="Times New Roman" w:cs="Times New Roman"/>
+          <w:sz w:val="24"/>
+          <w:szCs w:val="24"/>
+        </w:rPr>
+        <w:t>oncoming traffic</w:t>
+      </w:r>
+      <w:r>
+        <w:rPr>
+          <w:rFonts w:ascii="Times New Roman" w:eastAsia="Times New Roman" w:hAnsi="Times New Roman" w:cs="Times New Roman"/>
+          <w:sz w:val="24"/>
+          <w:szCs w:val="24"/>
+        </w:rPr>
+        <w:t>. Lindsey</w:t>
+      </w:r>
+      <w:r>
+        <w:rPr>
+          <w:rFonts w:ascii="Times New Roman" w:eastAsia="Times New Roman" w:hAnsi="Times New Roman" w:cs="Times New Roman"/>
+          <w:sz w:val="24"/>
+          <w:szCs w:val="24"/>
+        </w:rPr>
+        <w:t xml:space="preserve"> </w:t>
+      </w:r>
+      <w:r>
+        <w:rPr>
+          <w:rFonts w:ascii="Times New Roman" w:eastAsia="Times New Roman" w:hAnsi="Times New Roman" w:cs="Times New Roman"/>
+          <w:sz w:val="24"/>
+          <w:szCs w:val="24"/>
+        </w:rPr>
+        <w:t>exhorting Alena to “watch out</w:t>
+      </w:r>
+      <w:r>
+        <w:rPr>
+          <w:rFonts w:ascii="Times New Roman" w:eastAsia="Times New Roman" w:hAnsi="Times New Roman" w:cs="Times New Roman"/>
+          <w:sz w:val="24"/>
+          <w:szCs w:val="24"/>
+        </w:rPr>
+        <w:t>!”</w:t>
+      </w:r>
+      <w:r>
+        <w:rPr>
+          <w:rFonts w:ascii="Times New Roman" w:eastAsia="Times New Roman" w:hAnsi="Times New Roman" w:cs="Times New Roman"/>
+          <w:sz w:val="24"/>
+          <w:szCs w:val="24"/>
+        </w:rPr>
+        <w:t xml:space="preserve"> </w:t>
+      </w:r>
+      <w:r>
+        <w:rPr>
+          <w:rFonts w:ascii="Times New Roman" w:eastAsia="Times New Roman" w:hAnsi="Times New Roman" w:cs="Times New Roman"/>
+          <w:sz w:val="24"/>
+          <w:szCs w:val="24"/>
+        </w:rPr>
+        <w:t xml:space="preserve">is </w:t>
+      </w:r>
+      <w:r>
+        <w:rPr>
+          <w:rFonts w:ascii="Times New Roman" w:eastAsia="Times New Roman" w:hAnsi="Times New Roman" w:cs="Times New Roman"/>
+          <w:sz w:val="24"/>
+          <w:szCs w:val="24"/>
+        </w:rPr>
+        <w:t>an example of action-at-a-distance causality.</w:t>
+      </w:r>
+      <w:r>
+        <w:rPr>
+          <w:rFonts w:ascii="Times New Roman" w:eastAsia="Times New Roman" w:hAnsi="Times New Roman" w:cs="Times New Roman"/>
+          <w:sz w:val="24"/>
+          <w:szCs w:val="24"/>
+        </w:rPr>
+        <w:t xml:space="preserve"> Successful navigation requires that we appreciate these fundamental differences. For instance, a person who understands that people and objects possess different causal abilities would know that it is appropriate to </w:t>
+      </w:r>
+      <w:r>
+        <w:rPr>
+          <w:rFonts w:ascii="Times New Roman" w:eastAsia="Times New Roman" w:hAnsi="Times New Roman" w:cs="Times New Roman"/>
+          <w:sz w:val="24"/>
+          <w:szCs w:val="24"/>
+        </w:rPr>
+        <w:t>invite a friend on a</w:t>
+      </w:r>
+      <w:r>
+        <w:rPr>
+          <w:rFonts w:ascii="Times New Roman" w:eastAsia="Times New Roman" w:hAnsi="Times New Roman" w:cs="Times New Roman"/>
+          <w:sz w:val="24"/>
+          <w:szCs w:val="24"/>
+        </w:rPr>
+        <w:t xml:space="preserve"> </w:t>
+      </w:r>
+      <w:r>
+        <w:rPr>
+          <w:rFonts w:ascii="Times New Roman" w:eastAsia="Times New Roman" w:hAnsi="Times New Roman" w:cs="Times New Roman"/>
+          <w:sz w:val="24"/>
+          <w:szCs w:val="24"/>
+        </w:rPr>
+        <w:t>walk</w:t>
+      </w:r>
+      <w:r>
+        <w:rPr>
+          <w:rFonts w:ascii="Times New Roman" w:eastAsia="Times New Roman" w:hAnsi="Times New Roman" w:cs="Times New Roman"/>
+          <w:sz w:val="24"/>
+          <w:szCs w:val="24"/>
+        </w:rPr>
+        <w:t xml:space="preserve"> </w:t>
+      </w:r>
+      <w:r>
+        <w:rPr>
+          <w:rFonts w:ascii="Times New Roman" w:eastAsia="Times New Roman" w:hAnsi="Times New Roman" w:cs="Times New Roman"/>
+          <w:sz w:val="24"/>
+          <w:szCs w:val="24"/>
+        </w:rPr>
+        <w:t xml:space="preserve">but incongruous to </w:t>
+      </w:r>
+      <w:r>
+        <w:rPr>
+          <w:rFonts w:ascii="Times New Roman" w:eastAsia="Times New Roman" w:hAnsi="Times New Roman" w:cs="Times New Roman"/>
+          <w:sz w:val="24"/>
+          <w:szCs w:val="24"/>
+        </w:rPr>
+        <w:t>invite</w:t>
+      </w:r>
+      <w:r>
+        <w:rPr>
+          <w:rFonts w:ascii="Times New Roman" w:eastAsia="Times New Roman" w:hAnsi="Times New Roman" w:cs="Times New Roman"/>
+          <w:sz w:val="24"/>
+          <w:szCs w:val="24"/>
+        </w:rPr>
+        <w:t xml:space="preserve"> a box to do the same thing</w:t>
+      </w:r>
+      <w:r>
+        <w:rPr>
+          <w:rFonts w:ascii="Times New Roman" w:eastAsia="Times New Roman" w:hAnsi="Times New Roman" w:cs="Times New Roman"/>
+          <w:sz w:val="24"/>
+          <w:szCs w:val="24"/>
+        </w:rPr>
+        <w:t xml:space="preserve">. </w:t>
+      </w:r>
+    </w:p>
+    <w:p>
+      <w:pPr>
+        <w:tabs>
+          <w:tab w:val="left" w:pos="720"/>
+        </w:tabs>
+        <w:ind w:firstLine="0"/>
+        <w:rPr>
+          <w:rFonts w:ascii="Times New Roman" w:eastAsia="Times New Roman" w:hAnsi="Times New Roman" w:cs="Times New Roman"/>
+          <w:sz w:val="24"/>
+          <w:szCs w:val="24"/>
+        </w:rPr>
+      </w:pPr>
       <w:r>
         <w:rPr>
           <w:rFonts w:ascii="Times New Roman" w:eastAsia="Times New Roman" w:hAnsi="Times New Roman" w:cs="Times New Roman"/>
@@ -2086,179 +2677,6 @@
           <w:szCs w:val="24"/>
         </w:rPr>
         <w:lastRenderedPageBreak/>
-        <w:t xml:space="preserve">would be Lindsey pushing her daughter Alena </w:t>
-      </w:r>
-      <w:r>
-        <w:rPr>
-          <w:rFonts w:ascii="Times New Roman" w:eastAsia="Times New Roman" w:hAnsi="Times New Roman" w:cs="Times New Roman"/>
-          <w:sz w:val="24"/>
-          <w:szCs w:val="24"/>
-        </w:rPr>
-        <w:t>out of the path of</w:t>
-      </w:r>
-      <w:r>
-        <w:rPr>
-          <w:rFonts w:ascii="Times New Roman" w:eastAsia="Times New Roman" w:hAnsi="Times New Roman" w:cs="Times New Roman"/>
-          <w:sz w:val="24"/>
-          <w:szCs w:val="24"/>
-        </w:rPr>
-        <w:t xml:space="preserve"> </w:t>
-      </w:r>
-      <w:r>
-        <w:rPr>
-          <w:rFonts w:ascii="Times New Roman" w:eastAsia="Times New Roman" w:hAnsi="Times New Roman" w:cs="Times New Roman"/>
-          <w:sz w:val="24"/>
-          <w:szCs w:val="24"/>
-        </w:rPr>
-        <w:t>oncoming traffic</w:t>
-      </w:r>
-      <w:r>
-        <w:rPr>
-          <w:rFonts w:ascii="Times New Roman" w:eastAsia="Times New Roman" w:hAnsi="Times New Roman" w:cs="Times New Roman"/>
-          <w:sz w:val="24"/>
-          <w:szCs w:val="24"/>
-        </w:rPr>
-        <w:t>. Lindsey</w:t>
-      </w:r>
-      <w:r>
-        <w:rPr>
-          <w:rFonts w:ascii="Times New Roman" w:eastAsia="Times New Roman" w:hAnsi="Times New Roman" w:cs="Times New Roman"/>
-          <w:sz w:val="24"/>
-          <w:szCs w:val="24"/>
-        </w:rPr>
-        <w:t xml:space="preserve"> </w:t>
-      </w:r>
-      <w:r>
-        <w:rPr>
-          <w:rFonts w:ascii="Times New Roman" w:eastAsia="Times New Roman" w:hAnsi="Times New Roman" w:cs="Times New Roman"/>
-          <w:sz w:val="24"/>
-          <w:szCs w:val="24"/>
-        </w:rPr>
-        <w:t>exhorting Alena to “watch out</w:t>
-      </w:r>
-      <w:r>
-        <w:rPr>
-          <w:rFonts w:ascii="Times New Roman" w:eastAsia="Times New Roman" w:hAnsi="Times New Roman" w:cs="Times New Roman"/>
-          <w:sz w:val="24"/>
-          <w:szCs w:val="24"/>
-        </w:rPr>
-        <w:t>!”</w:t>
-      </w:r>
-      <w:r>
-        <w:rPr>
-          <w:rFonts w:ascii="Times New Roman" w:eastAsia="Times New Roman" w:hAnsi="Times New Roman" w:cs="Times New Roman"/>
-          <w:sz w:val="24"/>
-          <w:szCs w:val="24"/>
-        </w:rPr>
-        <w:t xml:space="preserve"> </w:t>
-      </w:r>
-      <w:r>
-        <w:rPr>
-          <w:rFonts w:ascii="Times New Roman" w:eastAsia="Times New Roman" w:hAnsi="Times New Roman" w:cs="Times New Roman"/>
-          <w:sz w:val="24"/>
-          <w:szCs w:val="24"/>
-        </w:rPr>
-        <w:t xml:space="preserve">is </w:t>
-      </w:r>
-      <w:r>
-        <w:rPr>
-          <w:rFonts w:ascii="Times New Roman" w:eastAsia="Times New Roman" w:hAnsi="Times New Roman" w:cs="Times New Roman"/>
-          <w:sz w:val="24"/>
-          <w:szCs w:val="24"/>
-        </w:rPr>
-        <w:t>an example of action-at-a-distance causality.</w:t>
-      </w:r>
-      <w:r>
-        <w:rPr>
-          <w:rFonts w:ascii="Times New Roman" w:eastAsia="Times New Roman" w:hAnsi="Times New Roman" w:cs="Times New Roman"/>
-          <w:sz w:val="24"/>
-          <w:szCs w:val="24"/>
-        </w:rPr>
-        <w:t xml:space="preserve"> Successful navigation requires that we appreciate these fundamental differences. For instance, a person who understands that people and objects possess different causal abilities would know that it is appropriate to </w:t>
-      </w:r>
-      <w:r>
-        <w:rPr>
-          <w:rFonts w:ascii="Times New Roman" w:eastAsia="Times New Roman" w:hAnsi="Times New Roman" w:cs="Times New Roman"/>
-          <w:sz w:val="24"/>
-          <w:szCs w:val="24"/>
-        </w:rPr>
-        <w:t>invite a friend on a</w:t>
-      </w:r>
-      <w:r>
-        <w:rPr>
-          <w:rFonts w:ascii="Times New Roman" w:eastAsia="Times New Roman" w:hAnsi="Times New Roman" w:cs="Times New Roman"/>
-          <w:sz w:val="24"/>
-          <w:szCs w:val="24"/>
-        </w:rPr>
-        <w:t xml:space="preserve"> </w:t>
-      </w:r>
-      <w:r>
-        <w:rPr>
-          <w:rFonts w:ascii="Times New Roman" w:eastAsia="Times New Roman" w:hAnsi="Times New Roman" w:cs="Times New Roman"/>
-          <w:sz w:val="24"/>
-          <w:szCs w:val="24"/>
-        </w:rPr>
-        <w:t>walk</w:t>
-      </w:r>
-      <w:r>
-        <w:rPr>
-          <w:rFonts w:ascii="Times New Roman" w:eastAsia="Times New Roman" w:hAnsi="Times New Roman" w:cs="Times New Roman"/>
-          <w:sz w:val="24"/>
-          <w:szCs w:val="24"/>
-        </w:rPr>
-        <w:t xml:space="preserve"> </w:t>
-      </w:r>
-      <w:r>
-        <w:rPr>
-          <w:rFonts w:ascii="Times New Roman" w:eastAsia="Times New Roman" w:hAnsi="Times New Roman" w:cs="Times New Roman"/>
-          <w:sz w:val="24"/>
-          <w:szCs w:val="24"/>
-        </w:rPr>
-        <w:t xml:space="preserve">but incongruous to </w:t>
-      </w:r>
-      <w:r>
-        <w:rPr>
-          <w:rFonts w:ascii="Times New Roman" w:eastAsia="Times New Roman" w:hAnsi="Times New Roman" w:cs="Times New Roman"/>
-          <w:sz w:val="24"/>
-          <w:szCs w:val="24"/>
-        </w:rPr>
-        <w:t>invite</w:t>
-      </w:r>
-      <w:r>
-        <w:rPr>
-          <w:rFonts w:ascii="Times New Roman" w:eastAsia="Times New Roman" w:hAnsi="Times New Roman" w:cs="Times New Roman"/>
-          <w:sz w:val="24"/>
-          <w:szCs w:val="24"/>
-        </w:rPr>
-        <w:t xml:space="preserve"> a box to do the same thing</w:t>
-      </w:r>
-      <w:r>
-        <w:rPr>
-          <w:rFonts w:ascii="Times New Roman" w:eastAsia="Times New Roman" w:hAnsi="Times New Roman" w:cs="Times New Roman"/>
-          <w:sz w:val="24"/>
-          <w:szCs w:val="24"/>
-        </w:rPr>
-        <w:t xml:space="preserve">. </w:t>
-      </w:r>
-    </w:p>
-    <w:p>
-      <w:pPr>
-        <w:tabs>
-          <w:tab w:val="left" w:pos="720"/>
-        </w:tabs>
-        <w:ind w:firstLine="0"/>
-        <w:rPr>
-          <w:rFonts w:ascii="Times New Roman" w:eastAsia="Times New Roman" w:hAnsi="Times New Roman" w:cs="Times New Roman"/>
-          <w:sz w:val="24"/>
-          <w:szCs w:val="24"/>
-        </w:rPr>
-      </w:pPr>
-      <w:r>
-        <w:rPr>
-          <w:rFonts w:ascii="Times New Roman" w:eastAsia="Times New Roman" w:hAnsi="Times New Roman" w:cs="Times New Roman"/>
-          <w:sz w:val="24"/>
-          <w:szCs w:val="24"/>
-        </w:rPr>
         <w:tab/>
         <w:t>How do infants acquire this knowledge?</w:t>
       </w:r>
@@ -2271,7 +2689,25 @@
           <w:sz w:val="24"/>
           <w:szCs w:val="24"/>
         </w:rPr>
-        <w:t>The Core Knowledge perspective offers one intriguing answer (e.g., Spelke, 2022; for a related account, see Carey, 2009). This theory posits that infants are endowed with a small number of “core knowledge” systems. These domain-specific systems are argued to support reasoning about geometry and space, agents, inanimate objects, number, and social relationships. These systems are “domain specific” because they support learning in particular content domains and are triggered by particular kinds of input. Thus, each of the aforementioned domains has its own core-knowledge system. However, of these systems, the two core-knowledge systems that are most relevant to the question posed above are the agent and object systems. The core agent system enables infants to know that agents are goal-directed, self-propelled, and can cause action to occur in other agents both at a distance and through direct contact</w:t>
+        <w:t xml:space="preserve">The Core Knowledge perspective offers one intriguing answer (e.g., </w:t>
+      </w:r>
+      <w:proofErr w:type="spellStart"/>
+      <w:r>
+        <w:rPr>
+          <w:rFonts w:ascii="Times New Roman" w:eastAsia="Times New Roman" w:hAnsi="Times New Roman" w:cs="Times New Roman"/>
+          <w:sz w:val="24"/>
+          <w:szCs w:val="24"/>
+        </w:rPr>
+        <w:t>Spelke</w:t>
+      </w:r>
+      <w:proofErr w:type="spellEnd"/>
+      <w:r>
+        <w:rPr>
+          <w:rFonts w:ascii="Times New Roman" w:eastAsia="Times New Roman" w:hAnsi="Times New Roman" w:cs="Times New Roman"/>
+          <w:sz w:val="24"/>
+          <w:szCs w:val="24"/>
+        </w:rPr>
+        <w:t>, 2022; for a related account, see Carey, 2009). This theory posits that infants are endowed with a small number of “core knowledge” systems. These domain-specific systems are argued to support reasoning about geometry and space, agents, inanimate objects, number, and social relationships. These systems are “domain specific” because they support learning in particular content domains and are triggered by particular kinds of input. Thus, each of the aforementioned domains has its own core-knowledge system. However, of these systems, the two core-knowledge systems that are most relevant to the question posed above are the agent and object systems. The core agent system enables infants to know that agents are goal-directed, self-propelled, and can cause action to occur in other agents both at a distance and through direct contact</w:t>
       </w:r>
       <w:r>
         <w:rPr>
@@ -2325,7 +2761,25 @@
           <w:szCs w:val="24"/>
         </w:rPr>
         <w:tab/>
-        <w:t>Some of the initial support for this theory came from a study by Spelke et al. (1995; see also Kosugi &amp; Fujita, 2002; Woodward et al., 1993). Seven-month-olds were assigned to one of two conditions</w:t>
+        <w:t xml:space="preserve">Some of the initial support for this theory came from a study by </w:t>
+      </w:r>
+      <w:proofErr w:type="spellStart"/>
+      <w:r>
+        <w:rPr>
+          <w:rFonts w:ascii="Times New Roman" w:eastAsia="Times New Roman" w:hAnsi="Times New Roman" w:cs="Times New Roman"/>
+          <w:sz w:val="24"/>
+          <w:szCs w:val="24"/>
+        </w:rPr>
+        <w:t>Spelke</w:t>
+      </w:r>
+      <w:proofErr w:type="spellEnd"/>
+      <w:r>
+        <w:rPr>
+          <w:rFonts w:ascii="Times New Roman" w:eastAsia="Times New Roman" w:hAnsi="Times New Roman" w:cs="Times New Roman"/>
+          <w:sz w:val="24"/>
+          <w:szCs w:val="24"/>
+        </w:rPr>
+        <w:t xml:space="preserve"> et al. (1995; see also Kosugi &amp; Fujita, 2002; Woodward et al., 1993). Seven-month-olds were assigned to one of two conditions</w:t>
       </w:r>
       <w:r>
         <w:rPr>
@@ -2341,7 +2795,23 @@
           <w:sz w:val="24"/>
           <w:szCs w:val="24"/>
         </w:rPr>
-        <w:t xml:space="preserve">habituated to an event in which a first person entered the stage from the left and traveled a short distance until it was fully blocked by an opaque screen located at center stage. A second, initially half-covered person then emerged from behind the right side of the screen and traveled a short distance until it exited the stage to </w:t>
+        <w:t xml:space="preserve">habituated to an event in which a first person entered the stage from the left and traveled a short distance until it was fully blocked by an opaque screen located at center stage. A second, initially half-covered person then emerged from behind the right side of the screen and traveled a short distance until it exited the stage to the right. A red box with a jagged top edge and a blue cylinder replaced the two people in the </w:t>
+      </w:r>
+      <w:r>
+        <w:rPr>
+          <w:rFonts w:ascii="Times New Roman" w:eastAsia="Times New Roman" w:hAnsi="Times New Roman" w:cs="Times New Roman"/>
+          <w:sz w:val="24"/>
+          <w:szCs w:val="24"/>
+        </w:rPr>
+        <w:t xml:space="preserve">Inanimate </w:t>
+      </w:r>
+      <w:r>
+        <w:rPr>
+          <w:rFonts w:ascii="Times New Roman" w:eastAsia="Times New Roman" w:hAnsi="Times New Roman" w:cs="Times New Roman"/>
+          <w:sz w:val="24"/>
+          <w:szCs w:val="24"/>
+        </w:rPr>
+        <w:t xml:space="preserve">Object condition. This condition was otherwise identical to the People condition. All infants were then shown two test events, both without screens. In the Contact test event, the first person (or object) moved towards the other person (or object) until the first contacted the second at center stage. In the No Contact test event, the first person or object moved towards, but </w:t>
       </w:r>
       <w:r>
         <w:rPr>
@@ -2350,23 +2820,7 @@
           <w:szCs w:val="24"/>
         </w:rPr>
         <w:lastRenderedPageBreak/>
-        <w:t xml:space="preserve">the right. A red box with a jagged top edge and a blue cylinder replaced the two people in the </w:t>
-      </w:r>
-      <w:r>
-        <w:rPr>
-          <w:rFonts w:ascii="Times New Roman" w:eastAsia="Times New Roman" w:hAnsi="Times New Roman" w:cs="Times New Roman"/>
-          <w:sz w:val="24"/>
-          <w:szCs w:val="24"/>
-        </w:rPr>
-        <w:t xml:space="preserve">Inanimate </w:t>
-      </w:r>
-      <w:r>
-        <w:rPr>
-          <w:rFonts w:ascii="Times New Roman" w:eastAsia="Times New Roman" w:hAnsi="Times New Roman" w:cs="Times New Roman"/>
-          <w:sz w:val="24"/>
-          <w:szCs w:val="24"/>
-        </w:rPr>
-        <w:t>Object condition. This condition was otherwise identical to the People condition. All infants were then shown two test events, both without screens. In the Contact test event, the first person (or object) moved towards the other person (or object) until the first contacted the second at center stage. In the No Contact test event, the first person or object moved towards, but ultimately stopped short of, the other person or object, at which point the second person or object moved until it exited the stage.</w:t>
+        <w:t>ultimately stopped short of, the other person or object, at which point the second person or object moved until it exited the stage.</w:t>
       </w:r>
     </w:p>
     <w:p>
@@ -2388,7 +2842,24 @@
           <w:szCs w:val="24"/>
         </w:rPr>
         <w:tab/>
-        <w:t xml:space="preserve">Spelke et al. (1995) reasoned that if infants understand that people and objects possess distinct causal properties, then they should have different expectations about what occurred behind the screen during habituation. For example, if they understand that objects generally do not move in the absence of contact, then they should have inferred that the second object moved following contact from the first and thus look longer at the No Contact test event than at the Contact one. Because people’s causal actions are relatively unconstrained, infants’ expectations about how the people interacted with one another behind the screen should be more equivocal. As a consequence, both test events should elicit equivalent amounts of looking. </w:t>
+      </w:r>
+      <w:proofErr w:type="spellStart"/>
+      <w:r>
+        <w:rPr>
+          <w:rFonts w:ascii="Times New Roman" w:eastAsia="Times New Roman" w:hAnsi="Times New Roman" w:cs="Times New Roman"/>
+          <w:sz w:val="24"/>
+          <w:szCs w:val="24"/>
+        </w:rPr>
+        <w:t>Spelke</w:t>
+      </w:r>
+      <w:proofErr w:type="spellEnd"/>
+      <w:r>
+        <w:rPr>
+          <w:rFonts w:ascii="Times New Roman" w:eastAsia="Times New Roman" w:hAnsi="Times New Roman" w:cs="Times New Roman"/>
+          <w:sz w:val="24"/>
+          <w:szCs w:val="24"/>
+        </w:rPr>
+        <w:t xml:space="preserve"> et al. (1995) reasoned that if infants understand that people and objects possess distinct causal properties, then they should have different expectations about what occurred behind the screen during habituation. For example, if they understand that objects generally do not move in the absence of contact, then they should have inferred that the second object moved following contact from the first and thus look longer at the No Contact test event than at the Contact one. Because people’s causal actions are relatively unconstrained, infants’ expectations about how the people interacted with one another behind the screen should be more equivocal. As a consequence, both test events should elicit equivalent amounts of looking. </w:t>
       </w:r>
     </w:p>
     <w:p>
@@ -2410,7 +2881,25 @@
           <w:szCs w:val="24"/>
         </w:rPr>
         <w:tab/>
-        <w:t xml:space="preserve">This is precisely what Spelke et al. (1995) found: The longest looking was observed for the No Contact test event in the Inanimate Object condition, but an equivalent amount of looking was observed for both test events in the People condition. This finding, </w:t>
+        <w:t xml:space="preserve">This is precisely what </w:t>
+      </w:r>
+      <w:proofErr w:type="spellStart"/>
+      <w:r>
+        <w:rPr>
+          <w:rFonts w:ascii="Times New Roman" w:eastAsia="Times New Roman" w:hAnsi="Times New Roman" w:cs="Times New Roman"/>
+          <w:sz w:val="24"/>
+          <w:szCs w:val="24"/>
+        </w:rPr>
+        <w:t>Spelke</w:t>
+      </w:r>
+      <w:proofErr w:type="spellEnd"/>
+      <w:r>
+        <w:rPr>
+          <w:rFonts w:ascii="Times New Roman" w:eastAsia="Times New Roman" w:hAnsi="Times New Roman" w:cs="Times New Roman"/>
+          <w:sz w:val="24"/>
+          <w:szCs w:val="24"/>
+        </w:rPr>
+        <w:t xml:space="preserve"> et al. (1995) found: The longest looking was observed for the No Contact test event in the Inanimate Object condition, but an equivalent amount of looking was observed for both test events in the People condition. This finding, </w:t>
       </w:r>
       <w:r>
         <w:rPr>
@@ -2426,7 +2915,47 @@
           <w:sz w:val="24"/>
           <w:szCs w:val="24"/>
         </w:rPr>
-        <w:t xml:space="preserve"> with evidence demonstrating that infants between 7 and 10 months of age ostensibly are surprised when an inanimate object is revealed to have caused another object’s earlier motion and rapidly encode the motion characteristics of animates and inanimates (e.g., Markson &amp; Spelke, 2006; Saxe et al., 2005; Saxe et al., 2007), would seem to support the Core Knowledge account. As the </w:t>
+        <w:t xml:space="preserve"> with evidence demonstrating that infants between 7 and 10 months of age ostensibly are surprised when an inanimate object is revealed to have caused another object’s earlier motion and rapidly encode the motion characteristics of animates and inanimates (e.g., Markson &amp; </w:t>
+      </w:r>
+      <w:proofErr w:type="spellStart"/>
+      <w:r>
+        <w:rPr>
+          <w:rFonts w:ascii="Times New Roman" w:eastAsia="Times New Roman" w:hAnsi="Times New Roman" w:cs="Times New Roman"/>
+          <w:sz w:val="24"/>
+          <w:szCs w:val="24"/>
+        </w:rPr>
+        <w:t>Spelke</w:t>
+      </w:r>
+      <w:proofErr w:type="spellEnd"/>
+      <w:r>
+        <w:rPr>
+          <w:rFonts w:ascii="Times New Roman" w:eastAsia="Times New Roman" w:hAnsi="Times New Roman" w:cs="Times New Roman"/>
+          <w:sz w:val="24"/>
+          <w:szCs w:val="24"/>
+        </w:rPr>
+        <w:t xml:space="preserve">, 2006; Saxe et al., 2005; Saxe et al., 2007), would seem to support the Core Knowledge account. As the opening example made clear, however, such a conclusion may be unwarranted if a simpler mechanism and explanation can account for these findings. </w:t>
+      </w:r>
+    </w:p>
+    <w:p>
+      <w:pPr>
+        <w:tabs>
+          <w:tab w:val="left" w:pos="720"/>
+        </w:tabs>
+        <w:ind w:firstLine="0"/>
+        <w:rPr>
+          <w:rFonts w:ascii="Times New Roman" w:eastAsia="Times New Roman" w:hAnsi="Times New Roman" w:cs="Times New Roman"/>
+          <w:sz w:val="24"/>
+          <w:szCs w:val="24"/>
+        </w:rPr>
+      </w:pPr>
+      <w:r>
+        <w:rPr>
+          <w:rFonts w:ascii="Times New Roman" w:eastAsia="Times New Roman" w:hAnsi="Times New Roman" w:cs="Times New Roman"/>
+          <w:sz w:val="24"/>
+          <w:szCs w:val="24"/>
+        </w:rPr>
+        <w:tab/>
+        <w:t xml:space="preserve">I offered one such explanation in a recent series of papers (Benton, 2023, 2025). The crux of my proposal is that domain-general associative learning, combined with a small number of inherent perceptual biases, such as preferences for faces over non-faces (e.g., Morton &amp; Johnson, </w:t>
       </w:r>
       <w:r>
         <w:rPr>
@@ -2435,29 +2964,7 @@
           <w:szCs w:val="24"/>
         </w:rPr>
         <w:lastRenderedPageBreak/>
-        <w:t xml:space="preserve">opening example made clear, however, such a conclusion may be unwarranted if a simpler mechanism and explanation can account for these findings. </w:t>
-      </w:r>
-    </w:p>
-    <w:p>
-      <w:pPr>
-        <w:tabs>
-          <w:tab w:val="left" w:pos="720"/>
-        </w:tabs>
-        <w:ind w:firstLine="0"/>
-        <w:rPr>
-          <w:rFonts w:ascii="Times New Roman" w:eastAsia="Times New Roman" w:hAnsi="Times New Roman" w:cs="Times New Roman"/>
-          <w:sz w:val="24"/>
-          <w:szCs w:val="24"/>
-        </w:rPr>
-      </w:pPr>
-      <w:r>
-        <w:rPr>
-          <w:rFonts w:ascii="Times New Roman" w:eastAsia="Times New Roman" w:hAnsi="Times New Roman" w:cs="Times New Roman"/>
-          <w:sz w:val="24"/>
-          <w:szCs w:val="24"/>
-        </w:rPr>
-        <w:tab/>
-        <w:t>I offered one such explanation in a recent series of papers (Benton, 2023, 2025). The crux of my proposal is that domain-general associative learning, combined with a small number of inherent perceptual biases, such as preferences for faces over non-faces (e.g., Morton &amp; Johnson, 1991</w:t>
+        <w:t>1991</w:t>
       </w:r>
       <w:r>
         <w:rPr>
@@ -2481,7 +2988,25 @@
           <w:sz w:val="24"/>
           <w:szCs w:val="24"/>
         </w:rPr>
-        <w:t xml:space="preserve">) and movement over non-movement (e.g., Slater, 1989; Vallortigara et al., 2005), can explain infants’ looking behaviors in these studies. </w:t>
+        <w:t xml:space="preserve">) and movement over non-movement (e.g., Slater, 1989; </w:t>
+      </w:r>
+      <w:proofErr w:type="spellStart"/>
+      <w:r>
+        <w:rPr>
+          <w:rFonts w:ascii="Times New Roman" w:eastAsia="Times New Roman" w:hAnsi="Times New Roman" w:cs="Times New Roman"/>
+          <w:sz w:val="24"/>
+          <w:szCs w:val="24"/>
+        </w:rPr>
+        <w:t>Vallortigara</w:t>
+      </w:r>
+      <w:proofErr w:type="spellEnd"/>
+      <w:r>
+        <w:rPr>
+          <w:rFonts w:ascii="Times New Roman" w:eastAsia="Times New Roman" w:hAnsi="Times New Roman" w:cs="Times New Roman"/>
+          <w:sz w:val="24"/>
+          <w:szCs w:val="24"/>
+        </w:rPr>
+        <w:t xml:space="preserve"> et al., 2005), can explain infants’ looking behaviors in these studies. </w:t>
       </w:r>
     </w:p>
     <w:p>
@@ -2733,7 +3258,77 @@
           <w:sz w:val="24"/>
           <w:szCs w:val="24"/>
         </w:rPr>
-        <w:t xml:space="preserve"> also be established between </w:t>
+        <w:t xml:space="preserve"> also be established between things with smooth rectilinear edges (objects for an adult) and motion following direct contact given that</w:t>
+      </w:r>
+      <w:r>
+        <w:rPr>
+          <w:rFonts w:ascii="Times New Roman" w:eastAsia="Times New Roman" w:hAnsi="Times New Roman" w:cs="Times New Roman"/>
+          <w:sz w:val="24"/>
+          <w:szCs w:val="24"/>
+        </w:rPr>
+        <w:t xml:space="preserve"> objects </w:t>
+      </w:r>
+      <w:r>
+        <w:rPr>
+          <w:rFonts w:ascii="Times New Roman" w:eastAsia="Times New Roman" w:hAnsi="Times New Roman" w:cs="Times New Roman"/>
+          <w:sz w:val="24"/>
+          <w:szCs w:val="24"/>
+        </w:rPr>
+        <w:t xml:space="preserve">generally </w:t>
+      </w:r>
+      <w:r>
+        <w:rPr>
+          <w:rFonts w:ascii="Times New Roman" w:eastAsia="Times New Roman" w:hAnsi="Times New Roman" w:cs="Times New Roman"/>
+          <w:sz w:val="24"/>
+          <w:szCs w:val="24"/>
+        </w:rPr>
+        <w:t xml:space="preserve">only move </w:t>
+      </w:r>
+      <w:r>
+        <w:rPr>
+          <w:rFonts w:ascii="Times New Roman" w:eastAsia="Times New Roman" w:hAnsi="Times New Roman" w:cs="Times New Roman"/>
+          <w:sz w:val="24"/>
+          <w:szCs w:val="24"/>
+        </w:rPr>
+        <w:t>after contact</w:t>
+      </w:r>
+      <w:r>
+        <w:rPr>
+          <w:rFonts w:ascii="Times New Roman" w:eastAsia="Times New Roman" w:hAnsi="Times New Roman" w:cs="Times New Roman"/>
+          <w:sz w:val="24"/>
+          <w:szCs w:val="24"/>
+        </w:rPr>
+        <w:t xml:space="preserve">. </w:t>
+      </w:r>
+      <w:r>
+        <w:rPr>
+          <w:rFonts w:ascii="Times New Roman" w:eastAsia="Times New Roman" w:hAnsi="Times New Roman" w:cs="Times New Roman"/>
+          <w:sz w:val="24"/>
+          <w:szCs w:val="24"/>
+        </w:rPr>
+        <w:t xml:space="preserve">I argued that these associative relations will grow in strength each time infants encounter them in the real world. </w:t>
+      </w:r>
+    </w:p>
+    <w:p>
+      <w:pPr>
+        <w:tabs>
+          <w:tab w:val="left" w:pos="720"/>
+        </w:tabs>
+        <w:ind w:firstLine="0"/>
+        <w:rPr>
+          <w:rFonts w:ascii="Times New Roman" w:eastAsia="Times New Roman" w:hAnsi="Times New Roman" w:cs="Times New Roman"/>
+          <w:sz w:val="24"/>
+          <w:szCs w:val="24"/>
+        </w:rPr>
+      </w:pPr>
+      <w:r>
+        <w:rPr>
+          <w:rFonts w:ascii="Times New Roman" w:eastAsia="Times New Roman" w:hAnsi="Times New Roman" w:cs="Times New Roman"/>
+          <w:sz w:val="24"/>
+          <w:szCs w:val="24"/>
+        </w:rPr>
+        <w:tab/>
+        <w:t xml:space="preserve">Once these associations have been established, the presence of one component of an association will activate a representation of the other. Thus, seeing action at a distance will </w:t>
       </w:r>
       <w:r>
         <w:rPr>
@@ -2742,55 +3337,7 @@
           <w:szCs w:val="24"/>
         </w:rPr>
         <w:lastRenderedPageBreak/>
-        <w:t>things with smooth rectilinear edges (objects for an adult) and motion following direct contact given that</w:t>
-      </w:r>
-      <w:r>
-        <w:rPr>
-          <w:rFonts w:ascii="Times New Roman" w:eastAsia="Times New Roman" w:hAnsi="Times New Roman" w:cs="Times New Roman"/>
-          <w:sz w:val="24"/>
-          <w:szCs w:val="24"/>
-        </w:rPr>
-        <w:t xml:space="preserve"> objects </w:t>
-      </w:r>
-      <w:r>
-        <w:rPr>
-          <w:rFonts w:ascii="Times New Roman" w:eastAsia="Times New Roman" w:hAnsi="Times New Roman" w:cs="Times New Roman"/>
-          <w:sz w:val="24"/>
-          <w:szCs w:val="24"/>
-        </w:rPr>
-        <w:t xml:space="preserve">generally </w:t>
-      </w:r>
-      <w:r>
-        <w:rPr>
-          <w:rFonts w:ascii="Times New Roman" w:eastAsia="Times New Roman" w:hAnsi="Times New Roman" w:cs="Times New Roman"/>
-          <w:sz w:val="24"/>
-          <w:szCs w:val="24"/>
-        </w:rPr>
-        <w:t xml:space="preserve">only move </w:t>
-      </w:r>
-      <w:r>
-        <w:rPr>
-          <w:rFonts w:ascii="Times New Roman" w:eastAsia="Times New Roman" w:hAnsi="Times New Roman" w:cs="Times New Roman"/>
-          <w:sz w:val="24"/>
-          <w:szCs w:val="24"/>
-        </w:rPr>
-        <w:t>after contact</w:t>
-      </w:r>
-      <w:r>
-        <w:rPr>
-          <w:rFonts w:ascii="Times New Roman" w:eastAsia="Times New Roman" w:hAnsi="Times New Roman" w:cs="Times New Roman"/>
-          <w:sz w:val="24"/>
-          <w:szCs w:val="24"/>
-        </w:rPr>
-        <w:t xml:space="preserve">. </w:t>
-      </w:r>
-      <w:r>
-        <w:rPr>
-          <w:rFonts w:ascii="Times New Roman" w:eastAsia="Times New Roman" w:hAnsi="Times New Roman" w:cs="Times New Roman"/>
-          <w:sz w:val="24"/>
-          <w:szCs w:val="24"/>
-        </w:rPr>
-        <w:t xml:space="preserve">I argued that these associative relations will grow in strength each time infants encounter them in the real world. </w:t>
+        <w:t xml:space="preserve">activate a representation of elongated appendages. Crucially, this process is very likely bidirectional. This means that the presence of elongated appendages will activate a representation of movement through physical contact and action at a distance. This process has important implications for how infants should treat different action events. For example, if one component of a learned relation is present (e.g., smooth, rectilinear edges) but the other is not (e.g., motion through contact), this may cause infants to show heightened looking time, as if they are actively searching for the missing component. </w:t>
       </w:r>
     </w:p>
     <w:p>
@@ -2812,7 +3359,107 @@
           <w:szCs w:val="24"/>
         </w:rPr>
         <w:tab/>
-        <w:t xml:space="preserve">Once these associations have been established, the presence of one component of an association will activate a representation of the other. Thus, seeing action at a distance will activate a representation of elongated appendages. Crucially, this process is very likely bidirectional. This means that the presence of elongated appendages will activate a representation of movement through physical contact and action at a distance. This process has important implications for how infants should treat different action events. For example, if one component of a learned relation is present (e.g., smooth, rectilinear edges) but the other is not (e.g., motion through contact), this may cause infants to show heightened looking time, as if they are actively searching for the missing component. </w:t>
+        <w:t xml:space="preserve">As with the sensorimotor connections in </w:t>
+      </w:r>
+      <w:proofErr w:type="spellStart"/>
+      <w:r>
+        <w:rPr>
+          <w:rFonts w:ascii="Times New Roman" w:eastAsia="Times New Roman" w:hAnsi="Times New Roman" w:cs="Times New Roman"/>
+          <w:sz w:val="24"/>
+          <w:szCs w:val="24"/>
+        </w:rPr>
+        <w:t>Braitenberg’s</w:t>
+      </w:r>
+      <w:proofErr w:type="spellEnd"/>
+      <w:r>
+        <w:rPr>
+          <w:rFonts w:ascii="Times New Roman" w:eastAsia="Times New Roman" w:hAnsi="Times New Roman" w:cs="Times New Roman"/>
+          <w:sz w:val="24"/>
+          <w:szCs w:val="24"/>
+        </w:rPr>
+        <w:t xml:space="preserve"> vehicles, this is all that is needed to explain infants’ looking behaviors in studies that evaluate what, if anything, they know about </w:t>
+      </w:r>
+      <w:r>
+        <w:rPr>
+          <w:rFonts w:ascii="Times New Roman" w:eastAsia="Times New Roman" w:hAnsi="Times New Roman" w:cs="Times New Roman"/>
+          <w:sz w:val="24"/>
+          <w:szCs w:val="24"/>
+        </w:rPr>
+        <w:t>the causal actions of people and objects</w:t>
+      </w:r>
+      <w:r>
+        <w:rPr>
+          <w:rFonts w:ascii="Times New Roman" w:eastAsia="Times New Roman" w:hAnsi="Times New Roman" w:cs="Times New Roman"/>
+          <w:sz w:val="24"/>
+          <w:szCs w:val="24"/>
+        </w:rPr>
+        <w:t xml:space="preserve">; core knowledge systems are not necessary. Consider the Inanimate Object condition in </w:t>
+      </w:r>
+      <w:proofErr w:type="spellStart"/>
+      <w:r>
+        <w:rPr>
+          <w:rFonts w:ascii="Times New Roman" w:eastAsia="Times New Roman" w:hAnsi="Times New Roman" w:cs="Times New Roman"/>
+          <w:sz w:val="24"/>
+          <w:szCs w:val="24"/>
+        </w:rPr>
+        <w:t>Spelke</w:t>
+      </w:r>
+      <w:proofErr w:type="spellEnd"/>
+      <w:r>
+        <w:rPr>
+          <w:rFonts w:ascii="Times New Roman" w:eastAsia="Times New Roman" w:hAnsi="Times New Roman" w:cs="Times New Roman"/>
+          <w:sz w:val="24"/>
+          <w:szCs w:val="24"/>
+        </w:rPr>
+        <w:t xml:space="preserve"> et al. (1995), for example. </w:t>
+      </w:r>
+      <w:r>
+        <w:rPr>
+          <w:rFonts w:ascii="Times New Roman" w:eastAsia="Times New Roman" w:hAnsi="Times New Roman" w:cs="Times New Roman"/>
+          <w:sz w:val="24"/>
+          <w:szCs w:val="24"/>
+        </w:rPr>
+        <w:t xml:space="preserve">Infants may </w:t>
+      </w:r>
+      <w:r>
+        <w:rPr>
+          <w:rFonts w:ascii="Times New Roman" w:eastAsia="Times New Roman" w:hAnsi="Times New Roman" w:cs="Times New Roman"/>
+          <w:sz w:val="24"/>
+          <w:szCs w:val="24"/>
+        </w:rPr>
+        <w:t xml:space="preserve">look longer at the No Contact test event than at the Contact event because the depicted action-at-a-distance triggered an unfulfilled expectation for elongated appendages; the Contact event elicited less looking because the depicted action-feature relation was consistent with that observed in the real world. </w:t>
+      </w:r>
+      <w:r>
+        <w:rPr>
+          <w:rFonts w:ascii="Times New Roman" w:eastAsia="Times New Roman" w:hAnsi="Times New Roman" w:cs="Times New Roman"/>
+          <w:sz w:val="24"/>
+          <w:szCs w:val="24"/>
+        </w:rPr>
+        <w:t>By co</w:t>
+      </w:r>
+      <w:r>
+        <w:rPr>
+          <w:rFonts w:ascii="Times New Roman" w:eastAsia="Times New Roman" w:hAnsi="Times New Roman" w:cs="Times New Roman"/>
+          <w:sz w:val="24"/>
+          <w:szCs w:val="24"/>
+        </w:rPr>
+        <w:t>mparison</w:t>
+      </w:r>
+      <w:r>
+        <w:rPr>
+          <w:rFonts w:ascii="Times New Roman" w:eastAsia="Times New Roman" w:hAnsi="Times New Roman" w:cs="Times New Roman"/>
+          <w:sz w:val="24"/>
+          <w:szCs w:val="24"/>
+        </w:rPr>
+        <w:t xml:space="preserve">, infants may look </w:t>
+      </w:r>
+      <w:r>
+        <w:rPr>
+          <w:rFonts w:ascii="Times New Roman" w:eastAsia="Times New Roman" w:hAnsi="Times New Roman" w:cs="Times New Roman"/>
+          <w:sz w:val="24"/>
+          <w:szCs w:val="24"/>
+        </w:rPr>
+        <w:t xml:space="preserve">equally long at both test events because the depicted motion-feature relations were consistent with those experienced in the real world. </w:t>
       </w:r>
     </w:p>
     <w:p>
@@ -2834,93 +3481,57 @@
           <w:szCs w:val="24"/>
         </w:rPr>
         <w:tab/>
-        <w:t xml:space="preserve">As with the sensorimotor connections in Braitenberg’s vehicles, this is all that is needed to explain infants’ looking behaviors in studies that evaluate what, if anything, they know about </w:t>
-      </w:r>
-      <w:r>
-        <w:rPr>
-          <w:rFonts w:ascii="Times New Roman" w:eastAsia="Times New Roman" w:hAnsi="Times New Roman" w:cs="Times New Roman"/>
-          <w:sz w:val="24"/>
-          <w:szCs w:val="24"/>
-        </w:rPr>
-        <w:t>the causal actions of people and objects</w:t>
-      </w:r>
-      <w:r>
-        <w:rPr>
-          <w:rFonts w:ascii="Times New Roman" w:eastAsia="Times New Roman" w:hAnsi="Times New Roman" w:cs="Times New Roman"/>
-          <w:sz w:val="24"/>
-          <w:szCs w:val="24"/>
-        </w:rPr>
-        <w:t xml:space="preserve">; core knowledge systems are not necessary. Consider the Inanimate Object condition in Spelke et al. (1995), for example. </w:t>
-      </w:r>
-      <w:r>
-        <w:rPr>
-          <w:rFonts w:ascii="Times New Roman" w:eastAsia="Times New Roman" w:hAnsi="Times New Roman" w:cs="Times New Roman"/>
-          <w:sz w:val="24"/>
-          <w:szCs w:val="24"/>
-        </w:rPr>
-        <w:t xml:space="preserve">Infants may </w:t>
-      </w:r>
-      <w:r>
-        <w:rPr>
-          <w:rFonts w:ascii="Times New Roman" w:eastAsia="Times New Roman" w:hAnsi="Times New Roman" w:cs="Times New Roman"/>
-          <w:sz w:val="24"/>
-          <w:szCs w:val="24"/>
-        </w:rPr>
-        <w:t xml:space="preserve">look longer at the No Contact test event than at the Contact event because the depicted action-at-a-distance triggered an unfulfilled expectation for elongated appendages; the Contact event elicited less looking because the depicted action-feature relation was consistent with that observed in the real world. </w:t>
-      </w:r>
-      <w:r>
-        <w:rPr>
-          <w:rFonts w:ascii="Times New Roman" w:eastAsia="Times New Roman" w:hAnsi="Times New Roman" w:cs="Times New Roman"/>
-          <w:sz w:val="24"/>
-          <w:szCs w:val="24"/>
-        </w:rPr>
-        <w:t>By co</w:t>
-      </w:r>
-      <w:r>
-        <w:rPr>
-          <w:rFonts w:ascii="Times New Roman" w:eastAsia="Times New Roman" w:hAnsi="Times New Roman" w:cs="Times New Roman"/>
-          <w:sz w:val="24"/>
-          <w:szCs w:val="24"/>
-        </w:rPr>
-        <w:t>mparison</w:t>
-      </w:r>
-      <w:r>
-        <w:rPr>
-          <w:rFonts w:ascii="Times New Roman" w:eastAsia="Times New Roman" w:hAnsi="Times New Roman" w:cs="Times New Roman"/>
-          <w:sz w:val="24"/>
-          <w:szCs w:val="24"/>
-        </w:rPr>
-        <w:t xml:space="preserve">, infants may look </w:t>
-      </w:r>
-      <w:r>
-        <w:rPr>
-          <w:rFonts w:ascii="Times New Roman" w:eastAsia="Times New Roman" w:hAnsi="Times New Roman" w:cs="Times New Roman"/>
-          <w:sz w:val="24"/>
-          <w:szCs w:val="24"/>
-        </w:rPr>
-        <w:t xml:space="preserve">equally long at both test events because the depicted motion-feature relations were consistent with those experienced in the real world. </w:t>
-      </w:r>
-    </w:p>
-    <w:p>
-      <w:pPr>
-        <w:tabs>
-          <w:tab w:val="left" w:pos="720"/>
-        </w:tabs>
-        <w:ind w:firstLine="0"/>
-        <w:rPr>
-          <w:rFonts w:ascii="Times New Roman" w:eastAsia="Times New Roman" w:hAnsi="Times New Roman" w:cs="Times New Roman"/>
-          <w:sz w:val="24"/>
-          <w:szCs w:val="24"/>
-        </w:rPr>
-      </w:pPr>
-      <w:r>
-        <w:rPr>
-          <w:rFonts w:ascii="Times New Roman" w:eastAsia="Times New Roman" w:hAnsi="Times New Roman" w:cs="Times New Roman"/>
-          <w:sz w:val="24"/>
-          <w:szCs w:val="24"/>
-        </w:rPr>
-        <w:tab/>
-        <w:t xml:space="preserve">To demonstrate that this account could replicate Spelke et al.’s (1995) findings, I instantiated it in a connectionist computational model. These models—much like the human </w:t>
+        <w:t xml:space="preserve">To demonstrate that this account could replicate </w:t>
+      </w:r>
+      <w:proofErr w:type="spellStart"/>
+      <w:r>
+        <w:rPr>
+          <w:rFonts w:ascii="Times New Roman" w:eastAsia="Times New Roman" w:hAnsi="Times New Roman" w:cs="Times New Roman"/>
+          <w:sz w:val="24"/>
+          <w:szCs w:val="24"/>
+        </w:rPr>
+        <w:t>Spelke</w:t>
+      </w:r>
+      <w:proofErr w:type="spellEnd"/>
+      <w:r>
+        <w:rPr>
+          <w:rFonts w:ascii="Times New Roman" w:eastAsia="Times New Roman" w:hAnsi="Times New Roman" w:cs="Times New Roman"/>
+          <w:sz w:val="24"/>
+          <w:szCs w:val="24"/>
+        </w:rPr>
+        <w:t xml:space="preserve"> et al.’s (1995) findings, I instantiated it in a connectionist computational model. These models—much like the human brain—consist of simple “neuron-like” processing units that are organized into layers. Units in one layer interact with units in adjacent layers via a set of interconnected, synapse-like, real-valued, weighted connections. Thus, units in the bottommost, or </w:t>
+      </w:r>
+      <w:r>
+        <w:rPr>
+          <w:rFonts w:ascii="Times New Roman" w:eastAsia="Times New Roman" w:hAnsi="Times New Roman" w:cs="Times New Roman"/>
+          <w:sz w:val="24"/>
+          <w:szCs w:val="24"/>
+        </w:rPr>
+        <w:t>“</w:t>
+      </w:r>
+      <w:r>
+        <w:rPr>
+          <w:rFonts w:ascii="Times New Roman" w:eastAsia="Times New Roman" w:hAnsi="Times New Roman" w:cs="Times New Roman"/>
+          <w:sz w:val="24"/>
+          <w:szCs w:val="24"/>
+        </w:rPr>
+        <w:t>input,</w:t>
+      </w:r>
+      <w:r>
+        <w:rPr>
+          <w:rFonts w:ascii="Times New Roman" w:eastAsia="Times New Roman" w:hAnsi="Times New Roman" w:cs="Times New Roman"/>
+          <w:sz w:val="24"/>
+          <w:szCs w:val="24"/>
+        </w:rPr>
+        <w:t>”</w:t>
+      </w:r>
+      <w:r>
+        <w:rPr>
+          <w:rFonts w:ascii="Times New Roman" w:eastAsia="Times New Roman" w:hAnsi="Times New Roman" w:cs="Times New Roman"/>
+          <w:sz w:val="24"/>
+          <w:szCs w:val="24"/>
+        </w:rPr>
+        <w:t xml:space="preserve"> layer interact with units in an intermediate, or “hidden,” layer via one set of weighted connections, whereas units in the </w:t>
       </w:r>
       <w:r>
         <w:rPr>
@@ -2929,39 +3540,7 @@
           <w:szCs w:val="24"/>
         </w:rPr>
         <w:lastRenderedPageBreak/>
-        <w:t xml:space="preserve">brain—consist of simple “neuron-like” processing units that are organized into layers. Units in one layer interact with units in adjacent layers via a set of interconnected, synapse-like, real-valued, weighted connections. Thus, units in the bottommost, or </w:t>
-      </w:r>
-      <w:r>
-        <w:rPr>
-          <w:rFonts w:ascii="Times New Roman" w:eastAsia="Times New Roman" w:hAnsi="Times New Roman" w:cs="Times New Roman"/>
-          <w:sz w:val="24"/>
-          <w:szCs w:val="24"/>
-        </w:rPr>
-        <w:t>“</w:t>
-      </w:r>
-      <w:r>
-        <w:rPr>
-          <w:rFonts w:ascii="Times New Roman" w:eastAsia="Times New Roman" w:hAnsi="Times New Roman" w:cs="Times New Roman"/>
-          <w:sz w:val="24"/>
-          <w:szCs w:val="24"/>
-        </w:rPr>
-        <w:t>input,</w:t>
-      </w:r>
-      <w:r>
-        <w:rPr>
-          <w:rFonts w:ascii="Times New Roman" w:eastAsia="Times New Roman" w:hAnsi="Times New Roman" w:cs="Times New Roman"/>
-          <w:sz w:val="24"/>
-          <w:szCs w:val="24"/>
-        </w:rPr>
-        <w:t>”</w:t>
-      </w:r>
-      <w:r>
-        <w:rPr>
-          <w:rFonts w:ascii="Times New Roman" w:eastAsia="Times New Roman" w:hAnsi="Times New Roman" w:cs="Times New Roman"/>
-          <w:sz w:val="24"/>
-          <w:szCs w:val="24"/>
-        </w:rPr>
-        <w:t xml:space="preserve"> layer interact with units in an intermediate, or “hidden,” layer via one set of weighted connections, whereas units in the hidden layer interact with units in the final, or “output,” layer via a second set of connections. A system’s “knowledge” is stored in these interconnections. </w:t>
+        <w:t xml:space="preserve">hidden layer interact with units in the final, or “output,” layer via a second set of connections. A system’s “knowledge” is stored in these interconnections. </w:t>
       </w:r>
     </w:p>
     <w:p>
@@ -2999,7 +3578,25 @@
           <w:sz w:val="24"/>
           <w:szCs w:val="24"/>
         </w:rPr>
-        <w:t>developmental (Benton, 2022, 2023, 2025; Benton et al., 2024; Mareschal &amp; Thomas, 2007; Rakison &amp; Lupyan, 2008). As is true for human infants and children, learning occurs through gradual adjustments to the weights throughout the network. Second, connectionist models are constructive</w:t>
+        <w:t xml:space="preserve">developmental (Benton, 2022, 2023, 2025; Benton et al., 2024; Mareschal &amp; Thomas, 2007; Rakison &amp; </w:t>
+      </w:r>
+      <w:proofErr w:type="spellStart"/>
+      <w:r>
+        <w:rPr>
+          <w:rFonts w:ascii="Times New Roman" w:eastAsia="Times New Roman" w:hAnsi="Times New Roman" w:cs="Times New Roman"/>
+          <w:sz w:val="24"/>
+          <w:szCs w:val="24"/>
+        </w:rPr>
+        <w:t>Lupyan</w:t>
+      </w:r>
+      <w:proofErr w:type="spellEnd"/>
+      <w:r>
+        <w:rPr>
+          <w:rFonts w:ascii="Times New Roman" w:eastAsia="Times New Roman" w:hAnsi="Times New Roman" w:cs="Times New Roman"/>
+          <w:sz w:val="24"/>
+          <w:szCs w:val="24"/>
+        </w:rPr>
+        <w:t>, 2008). As is true for human infants and children, learning occurs through gradual adjustments to the weights throughout the network. Second, connectionist models are constructive</w:t>
       </w:r>
       <w:r>
         <w:rPr>
@@ -3493,7 +4090,25 @@
           <w:szCs w:val="24"/>
         </w:rPr>
         <w:tab/>
-        <w:t xml:space="preserve">A briefer habituation phase followed this “real world” phase. Networks—like the infants in Spelke et al. (1995)—were assigned either to the Inanimate Object condition or to the People condition. Networks saw a different set of people and objects during this phase than those seen in the “real world.” To simulate the fact that infants were not provided specific motion information during habituation, motion information was omitted during habituation. This meant that the network’s only task was to copy the input-layer activity to the output layer. </w:t>
+        <w:t xml:space="preserve">A briefer habituation phase followed this “real world” phase. Networks—like the infants in </w:t>
+      </w:r>
+      <w:proofErr w:type="spellStart"/>
+      <w:r>
+        <w:rPr>
+          <w:rFonts w:ascii="Times New Roman" w:eastAsia="Times New Roman" w:hAnsi="Times New Roman" w:cs="Times New Roman"/>
+          <w:sz w:val="24"/>
+          <w:szCs w:val="24"/>
+        </w:rPr>
+        <w:t>Spelke</w:t>
+      </w:r>
+      <w:proofErr w:type="spellEnd"/>
+      <w:r>
+        <w:rPr>
+          <w:rFonts w:ascii="Times New Roman" w:eastAsia="Times New Roman" w:hAnsi="Times New Roman" w:cs="Times New Roman"/>
+          <w:sz w:val="24"/>
+          <w:szCs w:val="24"/>
+        </w:rPr>
+        <w:t xml:space="preserve"> et al. (1995)—were assigned either to the Inanimate Object condition or to the People condition. Networks saw a different set of people and objects during this phase than those seen in the “real world.” To simulate the fact that infants were not provided specific motion information during habituation, motion information was omitted during habituation. This meant that the network’s only task was to copy the input-layer activity to the output layer. </w:t>
       </w:r>
     </w:p>
     <w:p>
@@ -3532,7 +4147,61 @@
           <w:sz w:val="24"/>
           <w:szCs w:val="24"/>
         </w:rPr>
-        <w:t xml:space="preserve"> served as a proxy for looking time; the greater this discrepancy, the longer networks were assumed to have looked at an event. This operationalization is consistent with that used in developmental models like this one (e.g., Benton &amp; Hoch, 2026; Benton &amp; Lapan, 2022; Mareschal et al., 2000). As in Spelke et al. (1995), older networks in the People condition produced an equivalent amount of error in response to the No Contact and Contact test events, whereas networks in the Inanimate Object condition produced more errors in response to the former than the latter event. Younger networks showed a different pattern of results altogether: They produced comparable errors in response to both test events irrespective of their assigned condition. The first implication of these results is that innate knowledge about people’s and objects’ causal behaviors—knowledge that is grounded in core systems—is not necessary to explain Spelke et al.’s (1995) findings; associative learning is clearly sufficient. The second is that younger infants should demonstrate a qualitatively different looking pattern than did the 7-month-olds in Spelke et al. (1995). How much younger these infants would need to be, </w:t>
+        <w:t xml:space="preserve"> served as a proxy for looking time; the greater this discrepancy, the longer networks were assumed to have looked at an event. This operationalization is consistent with that used in developmental models like this one (e.g., Benton &amp; Hoch, 2026; Benton &amp; Lapan, 2022; Mareschal et al., 2000). As in </w:t>
+      </w:r>
+      <w:proofErr w:type="spellStart"/>
+      <w:r>
+        <w:rPr>
+          <w:rFonts w:ascii="Times New Roman" w:eastAsia="Times New Roman" w:hAnsi="Times New Roman" w:cs="Times New Roman"/>
+          <w:sz w:val="24"/>
+          <w:szCs w:val="24"/>
+        </w:rPr>
+        <w:t>Spelke</w:t>
+      </w:r>
+      <w:proofErr w:type="spellEnd"/>
+      <w:r>
+        <w:rPr>
+          <w:rFonts w:ascii="Times New Roman" w:eastAsia="Times New Roman" w:hAnsi="Times New Roman" w:cs="Times New Roman"/>
+          <w:sz w:val="24"/>
+          <w:szCs w:val="24"/>
+        </w:rPr>
+        <w:t xml:space="preserve"> et al. (1995), older networks in the People condition produced an equivalent amount of error in response to the No Contact and Contact test events, whereas networks in the Inanimate Object condition produced more errors in response to the former than the latter event. Younger networks showed a different pattern of results altogether: They produced comparable errors in response to both test events irrespective of their assigned condition. The first implication of these results is that innate knowledge about people’s and objects’ causal behaviors—knowledge that is grounded in core systems—is not necessary to explain </w:t>
+      </w:r>
+      <w:proofErr w:type="spellStart"/>
+      <w:r>
+        <w:rPr>
+          <w:rFonts w:ascii="Times New Roman" w:eastAsia="Times New Roman" w:hAnsi="Times New Roman" w:cs="Times New Roman"/>
+          <w:sz w:val="24"/>
+          <w:szCs w:val="24"/>
+        </w:rPr>
+        <w:t>Spelke</w:t>
+      </w:r>
+      <w:proofErr w:type="spellEnd"/>
+      <w:r>
+        <w:rPr>
+          <w:rFonts w:ascii="Times New Roman" w:eastAsia="Times New Roman" w:hAnsi="Times New Roman" w:cs="Times New Roman"/>
+          <w:sz w:val="24"/>
+          <w:szCs w:val="24"/>
+        </w:rPr>
+        <w:t xml:space="preserve"> et al.’s (1995) findings; associative learning is clearly sufficient. The second is that younger infants should demonstrate a qualitatively different looking pattern than did the 7-month-olds in </w:t>
+      </w:r>
+      <w:proofErr w:type="spellStart"/>
+      <w:r>
+        <w:rPr>
+          <w:rFonts w:ascii="Times New Roman" w:eastAsia="Times New Roman" w:hAnsi="Times New Roman" w:cs="Times New Roman"/>
+          <w:sz w:val="24"/>
+          <w:szCs w:val="24"/>
+        </w:rPr>
+        <w:t>Spelke</w:t>
+      </w:r>
+      <w:proofErr w:type="spellEnd"/>
+      <w:r>
+        <w:rPr>
+          <w:rFonts w:ascii="Times New Roman" w:eastAsia="Times New Roman" w:hAnsi="Times New Roman" w:cs="Times New Roman"/>
+          <w:sz w:val="24"/>
+          <w:szCs w:val="24"/>
+        </w:rPr>
+        <w:t xml:space="preserve"> et al. (1995). How much younger these infants would need to be, </w:t>
       </w:r>
       <w:r>
         <w:rPr>
@@ -3570,7 +4239,25 @@
           <w:szCs w:val="24"/>
         </w:rPr>
         <w:tab/>
-        <w:t xml:space="preserve">Two potential objections to these findings are nonetheless worth considering. One is that the older networks might have exhibited the same looking patterns as the 7-month-olds in Spelke et al. (1995) simply because they never encountered objects moving on their own in the real world. Infants, by comparison, have probably seen objects move in the absence of an identifiable source of contact, even if such events are less frequent than those in which objects (or agents) cause other objects to move through contact. An infant who turns around just seconds after a wind-up toy has been set in motion, for example, would see the toy moving without having </w:t>
+        <w:t xml:space="preserve">Two potential objections to these findings are nonetheless worth considering. One is that the older networks might have exhibited the same looking patterns as the 7-month-olds in </w:t>
+      </w:r>
+      <w:proofErr w:type="spellStart"/>
+      <w:r>
+        <w:rPr>
+          <w:rFonts w:ascii="Times New Roman" w:eastAsia="Times New Roman" w:hAnsi="Times New Roman" w:cs="Times New Roman"/>
+          <w:sz w:val="24"/>
+          <w:szCs w:val="24"/>
+        </w:rPr>
+        <w:t>Spelke</w:t>
+      </w:r>
+      <w:proofErr w:type="spellEnd"/>
+      <w:r>
+        <w:rPr>
+          <w:rFonts w:ascii="Times New Roman" w:eastAsia="Times New Roman" w:hAnsi="Times New Roman" w:cs="Times New Roman"/>
+          <w:sz w:val="24"/>
+          <w:szCs w:val="24"/>
+        </w:rPr>
+        <w:t xml:space="preserve"> et al. (1995) simply because they never encountered objects moving on their own in the real world. Infants, by comparison, have probably seen objects move in the absence of an identifiable source of contact, even if such events are less frequent than those in which objects (or agents) cause other objects to move through contact. An infant who turns around just seconds after a wind-up toy has been set in motion, for example, would see the toy moving without having </w:t>
       </w:r>
       <w:r>
         <w:rPr>
@@ -3635,7 +4322,25 @@
           <w:sz w:val="24"/>
           <w:szCs w:val="24"/>
         </w:rPr>
-        <w:t xml:space="preserve">contact in the real world. Networks continued to replicate Spelke et al.’s (1995) findings even when exposed to many instances of objects moving on their own. These results suggest that the older networks’ initial success did not depend on a perfect correspondence between inanimate objects and contact causality. </w:t>
+        <w:t xml:space="preserve">contact in the real world. Networks continued to replicate </w:t>
+      </w:r>
+      <w:proofErr w:type="spellStart"/>
+      <w:r>
+        <w:rPr>
+          <w:rFonts w:ascii="Times New Roman" w:eastAsia="Times New Roman" w:hAnsi="Times New Roman" w:cs="Times New Roman"/>
+          <w:sz w:val="24"/>
+          <w:szCs w:val="24"/>
+        </w:rPr>
+        <w:t>Spelke</w:t>
+      </w:r>
+      <w:proofErr w:type="spellEnd"/>
+      <w:r>
+        <w:rPr>
+          <w:rFonts w:ascii="Times New Roman" w:eastAsia="Times New Roman" w:hAnsi="Times New Roman" w:cs="Times New Roman"/>
+          <w:sz w:val="24"/>
+          <w:szCs w:val="24"/>
+        </w:rPr>
+        <w:t xml:space="preserve"> et al.’s (1995) findings even when exposed to many instances of objects moving on their own. These results suggest that the older networks’ initial success did not depend on a perfect correspondence between inanimate objects and contact causality. </w:t>
       </w:r>
     </w:p>
     <w:p>
@@ -3657,7 +4362,25 @@
           <w:szCs w:val="24"/>
         </w:rPr>
         <w:tab/>
-        <w:t xml:space="preserve">Another potential objection is that the only reason older networks replicated infants’ looking patterns in Spelke et al. (1995) was because the surface features that distinguished people from objects were specified in advance. Consequently, networks faced a markedly different task from that faced by infants in the real world: </w:t>
+        <w:t xml:space="preserve">Another potential objection is that the only reason older networks replicated infants’ looking patterns in </w:t>
+      </w:r>
+      <w:proofErr w:type="spellStart"/>
+      <w:r>
+        <w:rPr>
+          <w:rFonts w:ascii="Times New Roman" w:eastAsia="Times New Roman" w:hAnsi="Times New Roman" w:cs="Times New Roman"/>
+          <w:sz w:val="24"/>
+          <w:szCs w:val="24"/>
+        </w:rPr>
+        <w:t>Spelke</w:t>
+      </w:r>
+      <w:proofErr w:type="spellEnd"/>
+      <w:r>
+        <w:rPr>
+          <w:rFonts w:ascii="Times New Roman" w:eastAsia="Times New Roman" w:hAnsi="Times New Roman" w:cs="Times New Roman"/>
+          <w:sz w:val="24"/>
+          <w:szCs w:val="24"/>
+        </w:rPr>
+        <w:t xml:space="preserve"> et al. (1995) was because the surface features that distinguished people from objects were specified in advance. Consequently, networks faced a markedly different task from that faced by infants in the real world: </w:t>
       </w:r>
       <w:r>
         <w:rPr>
@@ -3840,7 +4563,25 @@
           <w:szCs w:val="24"/>
         </w:rPr>
         <w:lastRenderedPageBreak/>
-        <w:t>reproduced Markson and Spelke’s (2006) finding that 7-month-olds looked longer at a previously self-propelled</w:t>
+        <w:t xml:space="preserve">reproduced Markson and </w:t>
+      </w:r>
+      <w:proofErr w:type="spellStart"/>
+      <w:r>
+        <w:rPr>
+          <w:rFonts w:ascii="Times New Roman" w:eastAsia="Times New Roman" w:hAnsi="Times New Roman" w:cs="Times New Roman"/>
+          <w:sz w:val="24"/>
+          <w:szCs w:val="24"/>
+        </w:rPr>
+        <w:t>Spelke’s</w:t>
+      </w:r>
+      <w:proofErr w:type="spellEnd"/>
+      <w:r>
+        <w:rPr>
+          <w:rFonts w:ascii="Times New Roman" w:eastAsia="Times New Roman" w:hAnsi="Times New Roman" w:cs="Times New Roman"/>
+          <w:sz w:val="24"/>
+          <w:szCs w:val="24"/>
+        </w:rPr>
+        <w:t xml:space="preserve"> (2006) finding that 7-month-olds looked longer at a previously self-propelled</w:t>
       </w:r>
       <w:r>
         <w:rPr>
@@ -4002,7 +4743,43 @@
           <w:szCs w:val="24"/>
         </w:rPr>
         <w:lastRenderedPageBreak/>
-        <w:t xml:space="preserve">learning—much like the sensorimotor connections in Braitenberg’s vehicles—may be sufficient to explain infants’ looking behaviors in the corresponding studies. In the same way that the seemingly intelligent and autonomous behaviors of Braitenberg’s vehicles can be explained without invoking the psychologically sophisticated mechanisms that a naïve observer might attribute to them, infants’ looking behaviors may be explained without invoking cognitively sophisticated, inborn core knowledge systems for representing people and objects. </w:t>
+        <w:t xml:space="preserve">learning—much like the sensorimotor connections in </w:t>
+      </w:r>
+      <w:proofErr w:type="spellStart"/>
+      <w:r>
+        <w:rPr>
+          <w:rFonts w:ascii="Times New Roman" w:eastAsia="Times New Roman" w:hAnsi="Times New Roman" w:cs="Times New Roman"/>
+          <w:sz w:val="24"/>
+          <w:szCs w:val="24"/>
+        </w:rPr>
+        <w:t>Braitenberg’s</w:t>
+      </w:r>
+      <w:proofErr w:type="spellEnd"/>
+      <w:r>
+        <w:rPr>
+          <w:rFonts w:ascii="Times New Roman" w:eastAsia="Times New Roman" w:hAnsi="Times New Roman" w:cs="Times New Roman"/>
+          <w:sz w:val="24"/>
+          <w:szCs w:val="24"/>
+        </w:rPr>
+        <w:t xml:space="preserve"> vehicles—may be sufficient to explain infants’ looking behaviors in the corresponding studies. In the same way that the seemingly intelligent and autonomous behaviors of </w:t>
+      </w:r>
+      <w:proofErr w:type="spellStart"/>
+      <w:r>
+        <w:rPr>
+          <w:rFonts w:ascii="Times New Roman" w:eastAsia="Times New Roman" w:hAnsi="Times New Roman" w:cs="Times New Roman"/>
+          <w:sz w:val="24"/>
+          <w:szCs w:val="24"/>
+        </w:rPr>
+        <w:t>Braitenberg’s</w:t>
+      </w:r>
+      <w:proofErr w:type="spellEnd"/>
+      <w:r>
+        <w:rPr>
+          <w:rFonts w:ascii="Times New Roman" w:eastAsia="Times New Roman" w:hAnsi="Times New Roman" w:cs="Times New Roman"/>
+          <w:sz w:val="24"/>
+          <w:szCs w:val="24"/>
+        </w:rPr>
+        <w:t xml:space="preserve"> vehicles can be explained without invoking the psychologically sophisticated mechanisms that a naïve observer might attribute to them, infants’ looking behaviors may be explained without invoking cognitively sophisticated, inborn core knowledge systems for representing people and objects. </w:t>
       </w:r>
     </w:p>
     <w:p>
@@ -4040,7 +4817,29 @@
           <w:sz w:val="24"/>
           <w:szCs w:val="24"/>
         </w:rPr>
-        <w:t>Putting Braitenberg’s deductive dictum into practice through computational modeling</w:t>
+        <w:t xml:space="preserve">Putting </w:t>
+      </w:r>
+      <w:proofErr w:type="spellStart"/>
+      <w:r>
+        <w:rPr>
+          <w:rFonts w:ascii="Times New Roman" w:eastAsia="Times New Roman" w:hAnsi="Times New Roman" w:cs="Times New Roman"/>
+          <w:b/>
+          <w:bCs/>
+          <w:sz w:val="24"/>
+          <w:szCs w:val="24"/>
+        </w:rPr>
+        <w:t>Braitenberg’s</w:t>
+      </w:r>
+      <w:proofErr w:type="spellEnd"/>
+      <w:r>
+        <w:rPr>
+          <w:rFonts w:ascii="Times New Roman" w:eastAsia="Times New Roman" w:hAnsi="Times New Roman" w:cs="Times New Roman"/>
+          <w:b/>
+          <w:bCs/>
+          <w:sz w:val="24"/>
+          <w:szCs w:val="24"/>
+        </w:rPr>
+        <w:t xml:space="preserve"> deductive dictum into practice through computational modeling</w:t>
       </w:r>
     </w:p>
     <w:p>
@@ -4076,7 +4875,25 @@
           <w:sz w:val="24"/>
           <w:szCs w:val="24"/>
         </w:rPr>
-        <w:t xml:space="preserve"> from observed behavior is insufficient because, as was previously discussed, the space of possible generating mechanisms is woefully underconstrained by behavior. The puzzle, then, is this: How can we identify the mechanisms that give rise to behavior if behavior alone cannot tell us what the mechanisms are? </w:t>
+        <w:t xml:space="preserve"> from observed behavior is insufficient because, as was previously discussed, the space of possible generating mechanisms is woefully </w:t>
+      </w:r>
+      <w:proofErr w:type="spellStart"/>
+      <w:r>
+        <w:rPr>
+          <w:rFonts w:ascii="Times New Roman" w:eastAsia="Times New Roman" w:hAnsi="Times New Roman" w:cs="Times New Roman"/>
+          <w:sz w:val="24"/>
+          <w:szCs w:val="24"/>
+        </w:rPr>
+        <w:t>underconstrained</w:t>
+      </w:r>
+      <w:proofErr w:type="spellEnd"/>
+      <w:r>
+        <w:rPr>
+          <w:rFonts w:ascii="Times New Roman" w:eastAsia="Times New Roman" w:hAnsi="Times New Roman" w:cs="Times New Roman"/>
+          <w:sz w:val="24"/>
+          <w:szCs w:val="24"/>
+        </w:rPr>
+        <w:t xml:space="preserve"> by behavior. The puzzle, then, is this: How can we identify the mechanisms that give rise to behavior if behavior alone cannot tell us what the mechanisms are? </w:t>
       </w:r>
     </w:p>
     <w:p>
@@ -4159,7 +4976,25 @@
           <w:sz w:val="24"/>
           <w:szCs w:val="24"/>
         </w:rPr>
-        <w:t xml:space="preserve">These virtues are not new and have been discussed at length elsewhere (e.g., Mareschal &amp; Thomas, 2007; Yermolayeva &amp; Rakison, 2014). A virtue that arguably has not been discussed to the same degree is that computational models can reveal how—or through what mechanisms and processes—their behavior is generated. In connectionist models like the one discussed in the previous section, for example, this can be accomplished through careful analysis of either the network’s connection weights (e.g., Endress &amp; Johnson, 2021), learned internal representations (e.g., Colunga &amp; Smith, 2005; Munakata et al., 1997), or internal components and processing dynamics (e.g., Rogers &amp; McClelland, 2004). Such analyses, in turn, can provide valuable insight into the potential mechanistic basis of infants’ and children’s own behavior.  </w:t>
+        <w:t xml:space="preserve">These virtues are not new and have been discussed at length elsewhere (e.g., Mareschal &amp; Thomas, 2007; </w:t>
+      </w:r>
+      <w:proofErr w:type="spellStart"/>
+      <w:r>
+        <w:rPr>
+          <w:rFonts w:ascii="Times New Roman" w:eastAsia="Times New Roman" w:hAnsi="Times New Roman" w:cs="Times New Roman"/>
+          <w:sz w:val="24"/>
+          <w:szCs w:val="24"/>
+        </w:rPr>
+        <w:t>Yermolayeva</w:t>
+      </w:r>
+      <w:proofErr w:type="spellEnd"/>
+      <w:r>
+        <w:rPr>
+          <w:rFonts w:ascii="Times New Roman" w:eastAsia="Times New Roman" w:hAnsi="Times New Roman" w:cs="Times New Roman"/>
+          <w:sz w:val="24"/>
+          <w:szCs w:val="24"/>
+        </w:rPr>
+        <w:t xml:space="preserve"> &amp; Rakison, 2014). A virtue that arguably has not been discussed to the same degree is that computational models can reveal how—or through what mechanisms and processes—their behavior is generated. In connectionist models like the one discussed in the previous section, for example, this can be accomplished through careful analysis of either the network’s connection weights (e.g., Endress &amp; Johnson, 2021), learned internal representations (e.g., Colunga &amp; Smith, 2005; Munakata et al., 1997), or internal components and processing dynamics (e.g., Rogers &amp; McClelland, 2004). Such analyses, in turn, can provide valuable insight into the potential mechanistic basis of infants’ and children’s own behavior.  </w:t>
       </w:r>
     </w:p>
     <w:p>
@@ -4408,7 +5243,25 @@
           <w:sz w:val="24"/>
           <w:szCs w:val="24"/>
         </w:rPr>
-        <w:t xml:space="preserve"> (for other accounts, see Kumaran &amp; McClelland, 2012; Unger et al., 2023; Zhou et al., 2023), analyzing the model’s dynamics in this way offered something that inferences from behavior alone cannot: a computationally explicit account of how a particular mechanism generates a target behavior. More generally, computational modeling provides a means of putting Braitenberg’s dictum into practice. By allowing researchers to instantiate their verbal theories in explicit and computational terms, computational modeling makes it possible to determine whether seemingly sophisticated behaviors can be produced by relatively simple processes. </w:t>
+        <w:t xml:space="preserve"> (for other accounts, see Kumaran &amp; McClelland, 2012; Unger et al., 2023; Zhou et al., 2023), analyzing the model’s dynamics in this way offered something that inferences from behavior alone cannot: a computationally explicit account of how a particular mechanism generates a target behavior. More generally, computational modeling provides a means of putting </w:t>
+      </w:r>
+      <w:proofErr w:type="spellStart"/>
+      <w:r>
+        <w:rPr>
+          <w:rFonts w:ascii="Times New Roman" w:eastAsia="Times New Roman" w:hAnsi="Times New Roman" w:cs="Times New Roman"/>
+          <w:sz w:val="24"/>
+          <w:szCs w:val="24"/>
+        </w:rPr>
+        <w:t>Braitenberg’s</w:t>
+      </w:r>
+      <w:proofErr w:type="spellEnd"/>
+      <w:r>
+        <w:rPr>
+          <w:rFonts w:ascii="Times New Roman" w:eastAsia="Times New Roman" w:hAnsi="Times New Roman" w:cs="Times New Roman"/>
+          <w:sz w:val="24"/>
+          <w:szCs w:val="24"/>
+        </w:rPr>
+        <w:t xml:space="preserve"> dictum into practice. By allowing researchers to instantiate their verbal theories in explicit and computational terms, computational modeling makes it possible to determine whether seemingly sophisticated behaviors can be produced by relatively simple processes. </w:t>
       </w:r>
     </w:p>
     <w:p>
@@ -4468,7 +5321,25 @@
           <w:szCs w:val="24"/>
         </w:rPr>
         <w:tab/>
-        <w:t xml:space="preserve">The central lesson of Braitenberg’s </w:t>
+        <w:t xml:space="preserve">The central lesson of </w:t>
+      </w:r>
+      <w:proofErr w:type="spellStart"/>
+      <w:r>
+        <w:rPr>
+          <w:rFonts w:ascii="Times New Roman" w:eastAsia="Times New Roman" w:hAnsi="Times New Roman" w:cs="Times New Roman"/>
+          <w:sz w:val="24"/>
+          <w:szCs w:val="24"/>
+        </w:rPr>
+        <w:t>Braitenberg’s</w:t>
+      </w:r>
+      <w:proofErr w:type="spellEnd"/>
+      <w:r>
+        <w:rPr>
+          <w:rFonts w:ascii="Times New Roman" w:eastAsia="Times New Roman" w:hAnsi="Times New Roman" w:cs="Times New Roman"/>
+          <w:sz w:val="24"/>
+          <w:szCs w:val="24"/>
+        </w:rPr>
+        <w:t xml:space="preserve"> </w:t>
       </w:r>
       <w:r>
         <w:rPr>
@@ -5430,13 +6301,23 @@
           <w:szCs w:val="24"/>
         </w:rPr>
       </w:pPr>
-      <w:r>
-        <w:rPr>
-          <w:rFonts w:ascii="Times New Roman" w:eastAsia="Times New Roman" w:hAnsi="Times New Roman" w:cs="Times New Roman"/>
-          <w:sz w:val="24"/>
-          <w:szCs w:val="24"/>
-        </w:rPr>
-        <w:t xml:space="preserve">Braitenberg, V. (1986). </w:t>
+      <w:proofErr w:type="spellStart"/>
+      <w:r>
+        <w:rPr>
+          <w:rFonts w:ascii="Times New Roman" w:eastAsia="Times New Roman" w:hAnsi="Times New Roman" w:cs="Times New Roman"/>
+          <w:sz w:val="24"/>
+          <w:szCs w:val="24"/>
+        </w:rPr>
+        <w:t>Braitenberg</w:t>
+      </w:r>
+      <w:proofErr w:type="spellEnd"/>
+      <w:r>
+        <w:rPr>
+          <w:rFonts w:ascii="Times New Roman" w:eastAsia="Times New Roman" w:hAnsi="Times New Roman" w:cs="Times New Roman"/>
+          <w:sz w:val="24"/>
+          <w:szCs w:val="24"/>
+        </w:rPr>
+        <w:t xml:space="preserve">, V. (1986). </w:t>
       </w:r>
       <w:r>
         <w:rPr>
@@ -6195,7 +7076,25 @@
           <w:sz w:val="24"/>
           <w:szCs w:val="24"/>
         </w:rPr>
-        <w:t>Markson, L., &amp; Spelke, E. S. (2006). Infants’ rapid learning about self-</w:t>
+        <w:t xml:space="preserve">Markson, L., &amp; </w:t>
+      </w:r>
+      <w:proofErr w:type="spellStart"/>
+      <w:r>
+        <w:rPr>
+          <w:rFonts w:ascii="Times New Roman" w:eastAsia="Times New Roman" w:hAnsi="Times New Roman" w:cs="Times New Roman"/>
+          <w:sz w:val="24"/>
+          <w:szCs w:val="24"/>
+        </w:rPr>
+        <w:t>Spelke</w:t>
+      </w:r>
+      <w:proofErr w:type="spellEnd"/>
+      <w:r>
+        <w:rPr>
+          <w:rFonts w:ascii="Times New Roman" w:eastAsia="Times New Roman" w:hAnsi="Times New Roman" w:cs="Times New Roman"/>
+          <w:sz w:val="24"/>
+          <w:szCs w:val="24"/>
+        </w:rPr>
+        <w:t>, E. S. (2006). Infants’ rapid learning about self-</w:t>
       </w:r>
       <w:r>
         <w:rPr>
@@ -6439,7 +7338,43 @@
           <w:szCs w:val="24"/>
         </w:rPr>
         <w:lastRenderedPageBreak/>
-        <w:t xml:space="preserve">Mermier, J., Quadrelli, E., Turati, C., &amp; Bulf, H. (2022). Sequential learning of emotional faces is statistical at 12 months of age. </w:t>
+        <w:t xml:space="preserve">Mermier, J., </w:t>
+      </w:r>
+      <w:proofErr w:type="spellStart"/>
+      <w:r>
+        <w:rPr>
+          <w:rFonts w:ascii="Times New Roman" w:eastAsia="Times New Roman" w:hAnsi="Times New Roman" w:cs="Times New Roman"/>
+          <w:sz w:val="24"/>
+          <w:szCs w:val="24"/>
+        </w:rPr>
+        <w:t>Quadrelli</w:t>
+      </w:r>
+      <w:proofErr w:type="spellEnd"/>
+      <w:r>
+        <w:rPr>
+          <w:rFonts w:ascii="Times New Roman" w:eastAsia="Times New Roman" w:hAnsi="Times New Roman" w:cs="Times New Roman"/>
+          <w:sz w:val="24"/>
+          <w:szCs w:val="24"/>
+        </w:rPr>
+        <w:t xml:space="preserve">, E., Turati, C., &amp; </w:t>
+      </w:r>
+      <w:proofErr w:type="spellStart"/>
+      <w:r>
+        <w:rPr>
+          <w:rFonts w:ascii="Times New Roman" w:eastAsia="Times New Roman" w:hAnsi="Times New Roman" w:cs="Times New Roman"/>
+          <w:sz w:val="24"/>
+          <w:szCs w:val="24"/>
+        </w:rPr>
+        <w:t>Bulf</w:t>
+      </w:r>
+      <w:proofErr w:type="spellEnd"/>
+      <w:r>
+        <w:rPr>
+          <w:rFonts w:ascii="Times New Roman" w:eastAsia="Times New Roman" w:hAnsi="Times New Roman" w:cs="Times New Roman"/>
+          <w:sz w:val="24"/>
+          <w:szCs w:val="24"/>
+        </w:rPr>
+        <w:t xml:space="preserve">, H. (2022). Sequential learning of emotional faces is statistical at 12 months of age. </w:t>
       </w:r>
       <w:r>
         <w:rPr>
@@ -6508,7 +7443,43 @@
           <w:sz w:val="24"/>
           <w:szCs w:val="24"/>
         </w:rPr>
-        <w:t>Minsky, M., &amp; Papert, S. (1969). Perceptrons: An introduction to computational geometry. M.I.T. Press.</w:t>
+        <w:t xml:space="preserve">Minsky, M., &amp; </w:t>
+      </w:r>
+      <w:proofErr w:type="spellStart"/>
+      <w:r>
+        <w:rPr>
+          <w:rFonts w:ascii="Times New Roman" w:eastAsia="Times New Roman" w:hAnsi="Times New Roman" w:cs="Times New Roman"/>
+          <w:sz w:val="24"/>
+          <w:szCs w:val="24"/>
+        </w:rPr>
+        <w:t>Papert</w:t>
+      </w:r>
+      <w:proofErr w:type="spellEnd"/>
+      <w:r>
+        <w:rPr>
+          <w:rFonts w:ascii="Times New Roman" w:eastAsia="Times New Roman" w:hAnsi="Times New Roman" w:cs="Times New Roman"/>
+          <w:sz w:val="24"/>
+          <w:szCs w:val="24"/>
+        </w:rPr>
+        <w:t xml:space="preserve">, S. (1969). </w:t>
+      </w:r>
+      <w:proofErr w:type="spellStart"/>
+      <w:r>
+        <w:rPr>
+          <w:rFonts w:ascii="Times New Roman" w:eastAsia="Times New Roman" w:hAnsi="Times New Roman" w:cs="Times New Roman"/>
+          <w:sz w:val="24"/>
+          <w:szCs w:val="24"/>
+        </w:rPr>
+        <w:t>Perceptrons</w:t>
+      </w:r>
+      <w:proofErr w:type="spellEnd"/>
+      <w:r>
+        <w:rPr>
+          <w:rFonts w:ascii="Times New Roman" w:eastAsia="Times New Roman" w:hAnsi="Times New Roman" w:cs="Times New Roman"/>
+          <w:sz w:val="24"/>
+          <w:szCs w:val="24"/>
+        </w:rPr>
+        <w:t>: An introduction to computational geometry. M.I.T. Press.</w:t>
       </w:r>
     </w:p>
     <w:p>
@@ -6821,7 +7792,25 @@
           <w:sz w:val="24"/>
           <w:szCs w:val="24"/>
         </w:rPr>
-        <w:t xml:space="preserve">Quinn, P. C., &amp; Eimas, P. D. (1997). A reexamination of the perceptual-to-conceptual shift in mental representations. </w:t>
+        <w:t xml:space="preserve">Quinn, P. C., &amp; </w:t>
+      </w:r>
+      <w:proofErr w:type="spellStart"/>
+      <w:r>
+        <w:rPr>
+          <w:rFonts w:ascii="Times New Roman" w:eastAsia="Times New Roman" w:hAnsi="Times New Roman" w:cs="Times New Roman"/>
+          <w:sz w:val="24"/>
+          <w:szCs w:val="24"/>
+        </w:rPr>
+        <w:t>Eimas</w:t>
+      </w:r>
+      <w:proofErr w:type="spellEnd"/>
+      <w:r>
+        <w:rPr>
+          <w:rFonts w:ascii="Times New Roman" w:eastAsia="Times New Roman" w:hAnsi="Times New Roman" w:cs="Times New Roman"/>
+          <w:sz w:val="24"/>
+          <w:szCs w:val="24"/>
+        </w:rPr>
+        <w:t xml:space="preserve">, P. D. (1997). A reexamination of the perceptual-to-conceptual shift in mental representations. </w:t>
       </w:r>
       <w:r>
         <w:rPr>
@@ -6999,7 +7988,25 @@
           <w:szCs w:val="24"/>
         </w:rPr>
         <w:lastRenderedPageBreak/>
-        <w:t xml:space="preserve">Rakison, D. H., &amp; Lupyan, G. (2008). Developing object concepts in infancy: An associative learning perspective. </w:t>
+        <w:t xml:space="preserve">Rakison, D. H., &amp; </w:t>
+      </w:r>
+      <w:proofErr w:type="spellStart"/>
+      <w:r>
+        <w:rPr>
+          <w:rFonts w:ascii="Times New Roman" w:eastAsia="Times New Roman" w:hAnsi="Times New Roman" w:cs="Times New Roman"/>
+          <w:sz w:val="24"/>
+          <w:szCs w:val="24"/>
+        </w:rPr>
+        <w:t>Lupyan</w:t>
+      </w:r>
+      <w:proofErr w:type="spellEnd"/>
+      <w:r>
+        <w:rPr>
+          <w:rFonts w:ascii="Times New Roman" w:eastAsia="Times New Roman" w:hAnsi="Times New Roman" w:cs="Times New Roman"/>
+          <w:sz w:val="24"/>
+          <w:szCs w:val="24"/>
+        </w:rPr>
+        <w:t xml:space="preserve">, G. (2008). Developing object concepts in infancy: An associative learning perspective. </w:t>
       </w:r>
       <w:r>
         <w:rPr>
@@ -7035,7 +8042,25 @@
           <w:sz w:val="24"/>
           <w:szCs w:val="24"/>
         </w:rPr>
-        <w:t xml:space="preserve">(1), i–127. </w:t>
+        <w:t xml:space="preserve">(1), </w:t>
+      </w:r>
+      <w:proofErr w:type="spellStart"/>
+      <w:r>
+        <w:rPr>
+          <w:rFonts w:ascii="Times New Roman" w:eastAsia="Times New Roman" w:hAnsi="Times New Roman" w:cs="Times New Roman"/>
+          <w:sz w:val="24"/>
+          <w:szCs w:val="24"/>
+        </w:rPr>
+        <w:t>i</w:t>
+      </w:r>
+      <w:proofErr w:type="spellEnd"/>
+      <w:r>
+        <w:rPr>
+          <w:rFonts w:ascii="Times New Roman" w:eastAsia="Times New Roman" w:hAnsi="Times New Roman" w:cs="Times New Roman"/>
+          <w:sz w:val="24"/>
+          <w:szCs w:val="24"/>
+        </w:rPr>
+        <w:t xml:space="preserve">–127. </w:t>
       </w:r>
       <w:hyperlink r:id="rId39">
         <w:r>
@@ -7068,7 +8093,43 @@
           <w:sz w:val="24"/>
           <w:szCs w:val="24"/>
         </w:rPr>
-        <w:t xml:space="preserve">Rescorla, R. A., &amp; Wagner, A. R. (1972). A theory of pavlovian conditioning: Variations in the effectiveness of reinforcement and nonreinforcement. In A. H. Black &amp; W. F. Prokasy (Eds.), </w:t>
+        <w:t xml:space="preserve">Rescorla, R. A., &amp; Wagner, A. R. (1972). A theory of </w:t>
+      </w:r>
+      <w:proofErr w:type="spellStart"/>
+      <w:r>
+        <w:rPr>
+          <w:rFonts w:ascii="Times New Roman" w:eastAsia="Times New Roman" w:hAnsi="Times New Roman" w:cs="Times New Roman"/>
+          <w:sz w:val="24"/>
+          <w:szCs w:val="24"/>
+        </w:rPr>
+        <w:t>pavlovian</w:t>
+      </w:r>
+      <w:proofErr w:type="spellEnd"/>
+      <w:r>
+        <w:rPr>
+          <w:rFonts w:ascii="Times New Roman" w:eastAsia="Times New Roman" w:hAnsi="Times New Roman" w:cs="Times New Roman"/>
+          <w:sz w:val="24"/>
+          <w:szCs w:val="24"/>
+        </w:rPr>
+        <w:t xml:space="preserve"> conditioning: Variations in the effectiveness of reinforcement and nonreinforcement. In A. H. Black &amp; W. F. </w:t>
+      </w:r>
+      <w:proofErr w:type="spellStart"/>
+      <w:r>
+        <w:rPr>
+          <w:rFonts w:ascii="Times New Roman" w:eastAsia="Times New Roman" w:hAnsi="Times New Roman" w:cs="Times New Roman"/>
+          <w:sz w:val="24"/>
+          <w:szCs w:val="24"/>
+        </w:rPr>
+        <w:t>Prokasy</w:t>
+      </w:r>
+      <w:proofErr w:type="spellEnd"/>
+      <w:r>
+        <w:rPr>
+          <w:rFonts w:ascii="Times New Roman" w:eastAsia="Times New Roman" w:hAnsi="Times New Roman" w:cs="Times New Roman"/>
+          <w:sz w:val="24"/>
+          <w:szCs w:val="24"/>
+        </w:rPr>
+        <w:t xml:space="preserve"> (Eds.), </w:t>
       </w:r>
       <w:r>
         <w:rPr>
@@ -7140,13 +8201,23 @@
           <w:szCs w:val="24"/>
         </w:rPr>
       </w:pPr>
-      <w:r>
-        <w:rPr>
-          <w:rFonts w:ascii="Times New Roman" w:eastAsia="Times New Roman" w:hAnsi="Times New Roman" w:cs="Times New Roman"/>
-          <w:sz w:val="24"/>
-          <w:szCs w:val="24"/>
-        </w:rPr>
-        <w:t xml:space="preserve">Rovee-Collier, C. (1999). The development of infant memory. </w:t>
+      <w:proofErr w:type="spellStart"/>
+      <w:r>
+        <w:rPr>
+          <w:rFonts w:ascii="Times New Roman" w:eastAsia="Times New Roman" w:hAnsi="Times New Roman" w:cs="Times New Roman"/>
+          <w:sz w:val="24"/>
+          <w:szCs w:val="24"/>
+        </w:rPr>
+        <w:t>Rovee</w:t>
+      </w:r>
+      <w:proofErr w:type="spellEnd"/>
+      <w:r>
+        <w:rPr>
+          <w:rFonts w:ascii="Times New Roman" w:eastAsia="Times New Roman" w:hAnsi="Times New Roman" w:cs="Times New Roman"/>
+          <w:sz w:val="24"/>
+          <w:szCs w:val="24"/>
+        </w:rPr>
+        <w:t xml:space="preserve">-Collier, C. (1999). The development of infant memory. </w:t>
       </w:r>
       <w:r>
         <w:rPr>
@@ -7349,7 +8420,43 @@
           <w:sz w:val="24"/>
           <w:szCs w:val="24"/>
         </w:rPr>
-        <w:t xml:space="preserve">Saxe, R., Tzelnic, T., &amp; Carey, S. (2007). Knowing who dunnit: Infants identify the causal agent in an unseen causal interaction. </w:t>
+        <w:t xml:space="preserve">Saxe, R., </w:t>
+      </w:r>
+      <w:proofErr w:type="spellStart"/>
+      <w:r>
+        <w:rPr>
+          <w:rFonts w:ascii="Times New Roman" w:eastAsia="Times New Roman" w:hAnsi="Times New Roman" w:cs="Times New Roman"/>
+          <w:sz w:val="24"/>
+          <w:szCs w:val="24"/>
+        </w:rPr>
+        <w:t>Tzelnic</w:t>
+      </w:r>
+      <w:proofErr w:type="spellEnd"/>
+      <w:r>
+        <w:rPr>
+          <w:rFonts w:ascii="Times New Roman" w:eastAsia="Times New Roman" w:hAnsi="Times New Roman" w:cs="Times New Roman"/>
+          <w:sz w:val="24"/>
+          <w:szCs w:val="24"/>
+        </w:rPr>
+        <w:t xml:space="preserve">, T., &amp; Carey, S. (2007). Knowing who </w:t>
+      </w:r>
+      <w:proofErr w:type="spellStart"/>
+      <w:r>
+        <w:rPr>
+          <w:rFonts w:ascii="Times New Roman" w:eastAsia="Times New Roman" w:hAnsi="Times New Roman" w:cs="Times New Roman"/>
+          <w:sz w:val="24"/>
+          <w:szCs w:val="24"/>
+        </w:rPr>
+        <w:t>dunnit</w:t>
+      </w:r>
+      <w:proofErr w:type="spellEnd"/>
+      <w:r>
+        <w:rPr>
+          <w:rFonts w:ascii="Times New Roman" w:eastAsia="Times New Roman" w:hAnsi="Times New Roman" w:cs="Times New Roman"/>
+          <w:sz w:val="24"/>
+          <w:szCs w:val="24"/>
+        </w:rPr>
+        <w:t xml:space="preserve">: Infants identify the causal agent in an unseen causal interaction. </w:t>
       </w:r>
       <w:r>
         <w:rPr>
@@ -7611,13 +8718,23 @@
           <w:szCs w:val="24"/>
         </w:rPr>
       </w:pPr>
-      <w:r>
-        <w:rPr>
-          <w:rFonts w:ascii="Times New Roman" w:eastAsia="Times New Roman" w:hAnsi="Times New Roman" w:cs="Times New Roman"/>
-          <w:sz w:val="24"/>
-          <w:szCs w:val="24"/>
-        </w:rPr>
-        <w:t xml:space="preserve">Spelke, E. S. (2022). </w:t>
+      <w:proofErr w:type="spellStart"/>
+      <w:r>
+        <w:rPr>
+          <w:rFonts w:ascii="Times New Roman" w:eastAsia="Times New Roman" w:hAnsi="Times New Roman" w:cs="Times New Roman"/>
+          <w:sz w:val="24"/>
+          <w:szCs w:val="24"/>
+        </w:rPr>
+        <w:t>Spelke</w:t>
+      </w:r>
+      <w:proofErr w:type="spellEnd"/>
+      <w:r>
+        <w:rPr>
+          <w:rFonts w:ascii="Times New Roman" w:eastAsia="Times New Roman" w:hAnsi="Times New Roman" w:cs="Times New Roman"/>
+          <w:sz w:val="24"/>
+          <w:szCs w:val="24"/>
+        </w:rPr>
+        <w:t xml:space="preserve">, E. S. (2022). </w:t>
       </w:r>
       <w:r>
         <w:rPr>
@@ -7662,13 +8779,23 @@
           <w:szCs w:val="24"/>
         </w:rPr>
       </w:pPr>
-      <w:r>
-        <w:rPr>
-          <w:rFonts w:ascii="Times New Roman" w:eastAsia="Times New Roman" w:hAnsi="Times New Roman" w:cs="Times New Roman"/>
-          <w:sz w:val="24"/>
-          <w:szCs w:val="24"/>
-        </w:rPr>
-        <w:t xml:space="preserve">Spelke, E. S., Phillips, A., &amp; Woodward, A. L. (1995). Infants' knowledge of object motion and human action. In D. Sperber, D. Premack, &amp; A. J. Premack (Eds.), </w:t>
+      <w:proofErr w:type="spellStart"/>
+      <w:r>
+        <w:rPr>
+          <w:rFonts w:ascii="Times New Roman" w:eastAsia="Times New Roman" w:hAnsi="Times New Roman" w:cs="Times New Roman"/>
+          <w:sz w:val="24"/>
+          <w:szCs w:val="24"/>
+        </w:rPr>
+        <w:t>Spelke</w:t>
+      </w:r>
+      <w:proofErr w:type="spellEnd"/>
+      <w:r>
+        <w:rPr>
+          <w:rFonts w:ascii="Times New Roman" w:eastAsia="Times New Roman" w:hAnsi="Times New Roman" w:cs="Times New Roman"/>
+          <w:sz w:val="24"/>
+          <w:szCs w:val="24"/>
+        </w:rPr>
+        <w:t xml:space="preserve">, E. S., Phillips, A., &amp; Woodward, A. L. (1995). Infants' knowledge of object motion and human action. In D. Sperber, D. Premack, &amp; A. J. Premack (Eds.), </w:t>
       </w:r>
       <w:r>
         <w:rPr>
@@ -7707,7 +8834,25 @@
           <w:sz w:val="24"/>
           <w:szCs w:val="24"/>
         </w:rPr>
-        <w:t xml:space="preserve">Uller, C., Hauser, M., &amp; Carey, S. (2001). Spontaneous representation of number in cotton-top tamarins (Saguinus oedipus). </w:t>
+        <w:t xml:space="preserve">Uller, C., Hauser, M., &amp; Carey, S. (2001). Spontaneous representation of number in cotton-top tamarins (Saguinus </w:t>
+      </w:r>
+      <w:proofErr w:type="spellStart"/>
+      <w:r>
+        <w:rPr>
+          <w:rFonts w:ascii="Times New Roman" w:eastAsia="Times New Roman" w:hAnsi="Times New Roman" w:cs="Times New Roman"/>
+          <w:sz w:val="24"/>
+          <w:szCs w:val="24"/>
+        </w:rPr>
+        <w:t>oedipus</w:t>
+      </w:r>
+      <w:proofErr w:type="spellEnd"/>
+      <w:r>
+        <w:rPr>
+          <w:rFonts w:ascii="Times New Roman" w:eastAsia="Times New Roman" w:hAnsi="Times New Roman" w:cs="Times New Roman"/>
+          <w:sz w:val="24"/>
+          <w:szCs w:val="24"/>
+        </w:rPr>
+        <w:t xml:space="preserve">). </w:t>
       </w:r>
       <w:r>
         <w:rPr>
@@ -7827,23 +8972,81 @@
           <w:szCs w:val="24"/>
         </w:rPr>
       </w:pPr>
-      <w:r>
-        <w:rPr>
-          <w:rFonts w:ascii="Times New Roman" w:eastAsia="Times New Roman" w:hAnsi="Times New Roman" w:cs="Times New Roman"/>
-          <w:sz w:val="24"/>
-          <w:szCs w:val="24"/>
-        </w:rPr>
-        <w:t xml:space="preserve">Vallortigara, G., Regolin, L., &amp; Marconato, F. (2005). Visually inexperienced chicks exhibit spontaneous preference for biological motion patterns. </w:t>
-      </w:r>
-      <w:r>
-        <w:rPr>
-          <w:rFonts w:ascii="Times New Roman" w:eastAsia="Times New Roman" w:hAnsi="Times New Roman" w:cs="Times New Roman"/>
-          <w:i/>
-          <w:iCs/>
-          <w:sz w:val="24"/>
-          <w:szCs w:val="24"/>
-        </w:rPr>
-        <w:t>PLoS Biology</w:t>
+      <w:proofErr w:type="spellStart"/>
+      <w:r>
+        <w:rPr>
+          <w:rFonts w:ascii="Times New Roman" w:eastAsia="Times New Roman" w:hAnsi="Times New Roman" w:cs="Times New Roman"/>
+          <w:sz w:val="24"/>
+          <w:szCs w:val="24"/>
+        </w:rPr>
+        <w:t>Vallortigara</w:t>
+      </w:r>
+      <w:proofErr w:type="spellEnd"/>
+      <w:r>
+        <w:rPr>
+          <w:rFonts w:ascii="Times New Roman" w:eastAsia="Times New Roman" w:hAnsi="Times New Roman" w:cs="Times New Roman"/>
+          <w:sz w:val="24"/>
+          <w:szCs w:val="24"/>
+        </w:rPr>
+        <w:t xml:space="preserve">, G., </w:t>
+      </w:r>
+      <w:proofErr w:type="spellStart"/>
+      <w:r>
+        <w:rPr>
+          <w:rFonts w:ascii="Times New Roman" w:eastAsia="Times New Roman" w:hAnsi="Times New Roman" w:cs="Times New Roman"/>
+          <w:sz w:val="24"/>
+          <w:szCs w:val="24"/>
+        </w:rPr>
+        <w:t>Regolin</w:t>
+      </w:r>
+      <w:proofErr w:type="spellEnd"/>
+      <w:r>
+        <w:rPr>
+          <w:rFonts w:ascii="Times New Roman" w:eastAsia="Times New Roman" w:hAnsi="Times New Roman" w:cs="Times New Roman"/>
+          <w:sz w:val="24"/>
+          <w:szCs w:val="24"/>
+        </w:rPr>
+        <w:t xml:space="preserve">, L., &amp; </w:t>
+      </w:r>
+      <w:proofErr w:type="spellStart"/>
+      <w:r>
+        <w:rPr>
+          <w:rFonts w:ascii="Times New Roman" w:eastAsia="Times New Roman" w:hAnsi="Times New Roman" w:cs="Times New Roman"/>
+          <w:sz w:val="24"/>
+          <w:szCs w:val="24"/>
+        </w:rPr>
+        <w:t>Marconato</w:t>
+      </w:r>
+      <w:proofErr w:type="spellEnd"/>
+      <w:r>
+        <w:rPr>
+          <w:rFonts w:ascii="Times New Roman" w:eastAsia="Times New Roman" w:hAnsi="Times New Roman" w:cs="Times New Roman"/>
+          <w:sz w:val="24"/>
+          <w:szCs w:val="24"/>
+        </w:rPr>
+        <w:t xml:space="preserve">, F. (2005). Visually inexperienced chicks exhibit spontaneous preference for biological motion patterns. </w:t>
+      </w:r>
+      <w:proofErr w:type="spellStart"/>
+      <w:r>
+        <w:rPr>
+          <w:rFonts w:ascii="Times New Roman" w:eastAsia="Times New Roman" w:hAnsi="Times New Roman" w:cs="Times New Roman"/>
+          <w:i/>
+          <w:iCs/>
+          <w:sz w:val="24"/>
+          <w:szCs w:val="24"/>
+        </w:rPr>
+        <w:t>PLoS</w:t>
+      </w:r>
+      <w:proofErr w:type="spellEnd"/>
+      <w:r>
+        <w:rPr>
+          <w:rFonts w:ascii="Times New Roman" w:eastAsia="Times New Roman" w:hAnsi="Times New Roman" w:cs="Times New Roman"/>
+          <w:i/>
+          <w:iCs/>
+          <w:sz w:val="24"/>
+          <w:szCs w:val="24"/>
+        </w:rPr>
+        <w:t xml:space="preserve"> Biology</w:t>
       </w:r>
       <w:r>
         <w:rPr>
@@ -8025,13 +9228,23 @@
           <w:szCs w:val="24"/>
         </w:rPr>
       </w:pPr>
-      <w:r>
-        <w:rPr>
-          <w:rFonts w:ascii="Times New Roman" w:eastAsia="Times New Roman" w:hAnsi="Times New Roman" w:cs="Times New Roman"/>
-          <w:sz w:val="24"/>
-          <w:szCs w:val="24"/>
-        </w:rPr>
-        <w:t>Werbos, P. J. (1974). Beyond regression: New tools for prediction and analysis in the behavioral sciences [Unpublished doctoral dissertation]. Harvard University.</w:t>
+      <w:proofErr w:type="spellStart"/>
+      <w:r>
+        <w:rPr>
+          <w:rFonts w:ascii="Times New Roman" w:eastAsia="Times New Roman" w:hAnsi="Times New Roman" w:cs="Times New Roman"/>
+          <w:sz w:val="24"/>
+          <w:szCs w:val="24"/>
+        </w:rPr>
+        <w:t>Werbos</w:t>
+      </w:r>
+      <w:proofErr w:type="spellEnd"/>
+      <w:r>
+        <w:rPr>
+          <w:rFonts w:ascii="Times New Roman" w:eastAsia="Times New Roman" w:hAnsi="Times New Roman" w:cs="Times New Roman"/>
+          <w:sz w:val="24"/>
+          <w:szCs w:val="24"/>
+        </w:rPr>
+        <w:t>, P. J. (1974). Beyond regression: New tools for prediction and analysis in the behavioral sciences [Unpublished doctoral dissertation]. Harvard University.</w:t>
       </w:r>
     </w:p>
     <w:p>
@@ -8046,13 +9259,23 @@
           <w:szCs w:val="24"/>
         </w:rPr>
       </w:pPr>
-      <w:r>
-        <w:rPr>
-          <w:rFonts w:ascii="Times New Roman" w:eastAsia="Times New Roman" w:hAnsi="Times New Roman" w:cs="Times New Roman"/>
-          <w:sz w:val="24"/>
-          <w:szCs w:val="24"/>
-        </w:rPr>
-        <w:t xml:space="preserve">Widrow, B., &amp; Hoff, M. E. (1960). Adaptive switching circuits. </w:t>
+      <w:proofErr w:type="spellStart"/>
+      <w:r>
+        <w:rPr>
+          <w:rFonts w:ascii="Times New Roman" w:eastAsia="Times New Roman" w:hAnsi="Times New Roman" w:cs="Times New Roman"/>
+          <w:sz w:val="24"/>
+          <w:szCs w:val="24"/>
+        </w:rPr>
+        <w:t>Widrow</w:t>
+      </w:r>
+      <w:proofErr w:type="spellEnd"/>
+      <w:r>
+        <w:rPr>
+          <w:rFonts w:ascii="Times New Roman" w:eastAsia="Times New Roman" w:hAnsi="Times New Roman" w:cs="Times New Roman"/>
+          <w:sz w:val="24"/>
+          <w:szCs w:val="24"/>
+        </w:rPr>
+        <w:t xml:space="preserve">, B., &amp; Hoff, M. E. (1960). Adaptive switching circuits. </w:t>
       </w:r>
       <w:r>
         <w:rPr>
@@ -8137,6 +9360,7 @@
         </w:rPr>
         <w:t xml:space="preserve">, Kiessling, J., &amp; </w:t>
       </w:r>
+      <w:proofErr w:type="spellStart"/>
       <w:r>
         <w:rPr>
           <w:rFonts w:ascii="Times New Roman" w:eastAsia="Times New Roman" w:hAnsi="Times New Roman" w:cs="Times New Roman"/>
@@ -8145,6 +9369,7 @@
         </w:rPr>
         <w:t>Gredebäck</w:t>
       </w:r>
+      <w:proofErr w:type="spellEnd"/>
       <w:r>
         <w:rPr>
           <w:rFonts w:ascii="Times New Roman" w:eastAsia="Times New Roman" w:hAnsi="Times New Roman" w:cs="Times New Roman"/>
@@ -8202,7 +9427,25 @@
           <w:sz w:val="24"/>
           <w:szCs w:val="24"/>
         </w:rPr>
-        <w:t xml:space="preserve">Woodward, A. L., Phillips, A. T., &amp; Spelke, E. S. (1993). Infants' expectations about the motion of animate versus inanimate objects. </w:t>
+        <w:t xml:space="preserve">Woodward, A. L., Phillips, A. T., &amp; </w:t>
+      </w:r>
+      <w:proofErr w:type="spellStart"/>
+      <w:r>
+        <w:rPr>
+          <w:rFonts w:ascii="Times New Roman" w:eastAsia="Times New Roman" w:hAnsi="Times New Roman" w:cs="Times New Roman"/>
+          <w:sz w:val="24"/>
+          <w:szCs w:val="24"/>
+        </w:rPr>
+        <w:t>Spelke</w:t>
+      </w:r>
+      <w:proofErr w:type="spellEnd"/>
+      <w:r>
+        <w:rPr>
+          <w:rFonts w:ascii="Times New Roman" w:eastAsia="Times New Roman" w:hAnsi="Times New Roman" w:cs="Times New Roman"/>
+          <w:sz w:val="24"/>
+          <w:szCs w:val="24"/>
+        </w:rPr>
+        <w:t xml:space="preserve">, E. S. (1993). Infants' expectations about the motion of animate versus inanimate objects. </w:t>
       </w:r>
       <w:r>
         <w:rPr>
@@ -8373,13 +9616,23 @@
           <w:szCs w:val="24"/>
         </w:rPr>
       </w:pPr>
-      <w:r>
-        <w:rPr>
-          <w:rFonts w:ascii="Times New Roman" w:eastAsia="Times New Roman" w:hAnsi="Times New Roman" w:cs="Times New Roman"/>
-          <w:sz w:val="24"/>
-          <w:szCs w:val="24"/>
-        </w:rPr>
-        <w:t xml:space="preserve">Yermolayeva, Y., &amp; Rakison, D. H. (2014). Connectionist modeling of developmental changes in infancy: Approaches, challenges, and contributions. </w:t>
+      <w:proofErr w:type="spellStart"/>
+      <w:r>
+        <w:rPr>
+          <w:rFonts w:ascii="Times New Roman" w:eastAsia="Times New Roman" w:hAnsi="Times New Roman" w:cs="Times New Roman"/>
+          <w:sz w:val="24"/>
+          <w:szCs w:val="24"/>
+        </w:rPr>
+        <w:t>Yermolayeva</w:t>
+      </w:r>
+      <w:proofErr w:type="spellEnd"/>
+      <w:r>
+        <w:rPr>
+          <w:rFonts w:ascii="Times New Roman" w:eastAsia="Times New Roman" w:hAnsi="Times New Roman" w:cs="Times New Roman"/>
+          <w:sz w:val="24"/>
+          <w:szCs w:val="24"/>
+        </w:rPr>
+        <w:t xml:space="preserve">, Y., &amp; Rakison, D. H. (2014). Connectionist modeling of developmental changes in infancy: Approaches, challenges, and contributions. </w:t>
       </w:r>
       <w:r>
         <w:rPr>
@@ -9224,6 +10477,7 @@
   <w:style w:type="character" w:default="1" w:styleId="DefaultParagraphFont">
     <w:name w:val="Default Paragraph Font"/>
     <w:uiPriority w:val="1"/>
+    <w:semiHidden/>
     <w:unhideWhenUsed/>
   </w:style>
   <w:style w:type="table" w:default="1" w:styleId="TableNormal">

--- a/invitedChapter_AssociativeLearning_FINAL.docx
+++ b/invitedChapter_AssociativeLearning_FINAL.docx
@@ -47,6 +47,14 @@
           <w:szCs w:val="24"/>
         </w:rPr>
       </w:pPr>
+      <w:r>
+        <w:rPr>
+          <w:rFonts w:ascii="Times New Roman" w:eastAsia="Times New Roman" w:hAnsi="Times New Roman" w:cs="Times New Roman"/>
+          <w:sz w:val="24"/>
+          <w:szCs w:val="24"/>
+        </w:rPr>
+        <w:t>Chapter ##</w:t>
+      </w:r>
     </w:p>
     <w:p>
       <w:pPr>
@@ -502,25 +510,7 @@
           <w:szCs w:val="24"/>
         </w:rPr>
         <w:lastRenderedPageBreak/>
-        <w:t>We have gathered evidence for what I would like to call the “law of uphill analysis and downhill invention.” What I mean is this. . . . Analysis is more difficult than invention in the sense in which, generally, induction takes more time to perform than deduction: in induction one has to search for the way, whereas in deduction one follows a straightforward path. (</w:t>
-      </w:r>
-      <w:proofErr w:type="spellStart"/>
-      <w:r>
-        <w:rPr>
-          <w:rFonts w:ascii="Times New Roman" w:eastAsia="Times New Roman" w:hAnsi="Times New Roman" w:cs="Times New Roman"/>
-          <w:sz w:val="24"/>
-          <w:szCs w:val="24"/>
-        </w:rPr>
-        <w:t>Braitenberg</w:t>
-      </w:r>
-      <w:proofErr w:type="spellEnd"/>
-      <w:r>
-        <w:rPr>
-          <w:rFonts w:ascii="Times New Roman" w:eastAsia="Times New Roman" w:hAnsi="Times New Roman" w:cs="Times New Roman"/>
-          <w:sz w:val="24"/>
-          <w:szCs w:val="24"/>
-        </w:rPr>
-        <w:t xml:space="preserve">, 1986, p. 20) </w:t>
+        <w:t xml:space="preserve">We have gathered evidence for what I would like to call the “law of uphill analysis and downhill invention.” What I mean is this. . . . Analysis is more difficult than invention in the sense in which, generally, induction takes more time to perform than deduction: in induction one has to search for the way, whereas in deduction one follows a straightforward path. (Braitenberg, 1986, p. 20) </w:t>
       </w:r>
     </w:p>
     <w:p>
@@ -637,25 +627,7 @@
           <w:sz w:val="24"/>
           <w:szCs w:val="24"/>
         </w:rPr>
-        <w:t xml:space="preserve">be used to describe each vehicle’s behavior, are they necessary? As </w:t>
-      </w:r>
-      <w:proofErr w:type="spellStart"/>
-      <w:r>
-        <w:rPr>
-          <w:rFonts w:ascii="Times New Roman" w:eastAsia="Times New Roman" w:hAnsi="Times New Roman" w:cs="Times New Roman"/>
-          <w:sz w:val="24"/>
-          <w:szCs w:val="24"/>
-        </w:rPr>
-        <w:t>Braitenberg</w:t>
-      </w:r>
-      <w:proofErr w:type="spellEnd"/>
-      <w:r>
-        <w:rPr>
-          <w:rFonts w:ascii="Times New Roman" w:eastAsia="Times New Roman" w:hAnsi="Times New Roman" w:cs="Times New Roman"/>
-          <w:sz w:val="24"/>
-          <w:szCs w:val="24"/>
-        </w:rPr>
-        <w:t xml:space="preserve"> shows throughout </w:t>
+        <w:t xml:space="preserve">be used to describe each vehicle’s behavior, are they necessary? As Braitenberg shows throughout </w:t>
       </w:r>
       <w:r>
         <w:rPr>
@@ -746,25 +718,7 @@
           <w:sz w:val="24"/>
           <w:szCs w:val="24"/>
         </w:rPr>
-        <w:t xml:space="preserve">Basic architecture of a </w:t>
-      </w:r>
-      <w:proofErr w:type="spellStart"/>
-      <w:r>
-        <w:rPr>
-          <w:rFonts w:ascii="Times New Roman" w:eastAsia="Times New Roman" w:hAnsi="Times New Roman" w:cs="Times New Roman"/>
-          <w:sz w:val="24"/>
-          <w:szCs w:val="24"/>
-        </w:rPr>
-        <w:t>Braitenberg</w:t>
-      </w:r>
-      <w:proofErr w:type="spellEnd"/>
-      <w:r>
-        <w:rPr>
-          <w:rFonts w:ascii="Times New Roman" w:eastAsia="Times New Roman" w:hAnsi="Times New Roman" w:cs="Times New Roman"/>
-          <w:sz w:val="24"/>
-          <w:szCs w:val="24"/>
-        </w:rPr>
-        <w:t xml:space="preserve"> </w:t>
+        <w:t xml:space="preserve">Basic architecture of a Braitenberg </w:t>
       </w:r>
       <w:r>
         <w:rPr>
@@ -898,25 +852,7 @@
           <w:szCs w:val="24"/>
         </w:rPr>
         <w:tab/>
-        <w:t>As the figure shows, a typical “</w:t>
-      </w:r>
-      <w:proofErr w:type="spellStart"/>
-      <w:r>
-        <w:rPr>
-          <w:rFonts w:ascii="Times New Roman" w:eastAsia="Times New Roman" w:hAnsi="Times New Roman" w:cs="Times New Roman"/>
-          <w:sz w:val="24"/>
-          <w:szCs w:val="24"/>
-        </w:rPr>
-        <w:t>Braitenberg</w:t>
-      </w:r>
-      <w:proofErr w:type="spellEnd"/>
-      <w:r>
-        <w:rPr>
-          <w:rFonts w:ascii="Times New Roman" w:eastAsia="Times New Roman" w:hAnsi="Times New Roman" w:cs="Times New Roman"/>
-          <w:sz w:val="24"/>
-          <w:szCs w:val="24"/>
-        </w:rPr>
-        <w:t xml:space="preserve"> vehicle” consists of a body, two motors, and two sensors. The motors—which are located on each side of the body—are connected to sensors that respond to different external stimuli (e.g., light, sound, temperature, or even another vehicle). If the sensors receive increasing amounts of that stimulation and their connections to the motors are positive (i.e., excitatory), then the vehicle will, as shown </w:t>
+        <w:t xml:space="preserve">As the figure shows, a typical “Braitenberg vehicle” consists of a body, two motors, and two sensors. The motors—which are located on each side of the body—are connected to sensors that respond to different external stimuli (e.g., light, sound, temperature, or even another vehicle). If the sensors receive increasing amounts of that stimulation and their connections to the motors are positive (i.e., excitatory), then the vehicle will, as shown </w:t>
       </w:r>
       <w:r>
         <w:rPr>
@@ -1013,23 +949,13 @@
         </w:rPr>
         <w:t xml:space="preserve">any </w:t>
       </w:r>
-      <w:proofErr w:type="spellStart"/>
-      <w:r>
-        <w:rPr>
-          <w:rFonts w:ascii="Times New Roman" w:eastAsia="Times New Roman" w:hAnsi="Times New Roman" w:cs="Times New Roman"/>
-          <w:sz w:val="24"/>
-          <w:szCs w:val="24"/>
-        </w:rPr>
-        <w:t>Braitenberg</w:t>
-      </w:r>
-      <w:proofErr w:type="spellEnd"/>
-      <w:r>
-        <w:rPr>
-          <w:rFonts w:ascii="Times New Roman" w:eastAsia="Times New Roman" w:hAnsi="Times New Roman" w:cs="Times New Roman"/>
-          <w:sz w:val="24"/>
-          <w:szCs w:val="24"/>
-        </w:rPr>
-        <w:t xml:space="preserve"> vehicle; that is, </w:t>
+      <w:r>
+        <w:rPr>
+          <w:rFonts w:ascii="Times New Roman" w:eastAsia="Times New Roman" w:hAnsi="Times New Roman" w:cs="Times New Roman"/>
+          <w:sz w:val="24"/>
+          <w:szCs w:val="24"/>
+        </w:rPr>
+        <w:t xml:space="preserve">Braitenberg vehicle; that is, </w:t>
       </w:r>
       <w:r>
         <w:rPr>
@@ -1528,25 +1454,7 @@
           <w:szCs w:val="24"/>
         </w:rPr>
         <w:tab/>
-        <w:t xml:space="preserve">This example is a nice illustration of why it is problematic to take an inductive approach to identify underlying mechanisms: it is easy to overlook the possibility that simple operating principles and mechanisms can produce ostensibly complex behaviors. The goal of this chapter is to demonstrate how one such simple mechanism—associative learning—adequately accounts for infants’ looking behaviors in studies designed to evaluate their knowledge about the causal properties of people and objects. I will conclude the chapter with a brief discussion of how computational modeling can help researchers put </w:t>
-      </w:r>
-      <w:proofErr w:type="spellStart"/>
-      <w:r>
-        <w:rPr>
-          <w:rFonts w:ascii="Times New Roman" w:eastAsia="Times New Roman" w:hAnsi="Times New Roman" w:cs="Times New Roman"/>
-          <w:sz w:val="24"/>
-          <w:szCs w:val="24"/>
-        </w:rPr>
-        <w:t>Braitenberg’s</w:t>
-      </w:r>
-      <w:proofErr w:type="spellEnd"/>
-      <w:r>
-        <w:rPr>
-          <w:rFonts w:ascii="Times New Roman" w:eastAsia="Times New Roman" w:hAnsi="Times New Roman" w:cs="Times New Roman"/>
-          <w:sz w:val="24"/>
-          <w:szCs w:val="24"/>
-        </w:rPr>
-        <w:t xml:space="preserve"> dictum—starting with a candidate mechanism and then evaluating the behaviors it produces—into practice.  </w:t>
+        <w:t xml:space="preserve">This example is a nice illustration of why it is problematic to take an inductive approach to identify underlying mechanisms: it is easy to overlook the possibility that simple operating principles and mechanisms can produce ostensibly complex behaviors. The goal of this chapter is to demonstrate how one such simple mechanism—associative learning—adequately accounts for infants’ looking behaviors in studies designed to evaluate their knowledge about the causal properties of people and objects. I will conclude the chapter with a brief discussion of how computational modeling can help researchers put Braitenberg’s dictum—starting with a candidate mechanism and then evaluating the behaviors it produces—into practice.  </w:t>
       </w:r>
     </w:p>
     <w:p>
@@ -1593,43 +1501,7 @@
           <w:sz w:val="24"/>
           <w:szCs w:val="24"/>
         </w:rPr>
-        <w:t xml:space="preserve">; Colunga &amp; Smith, 2005; Heyes &amp; Ray, 2000; Johnson, 2009; Mermier et al., 2022; Perner &amp; Ruffman, 2005; Quinn &amp; </w:t>
-      </w:r>
-      <w:proofErr w:type="spellStart"/>
-      <w:r>
-        <w:rPr>
-          <w:rFonts w:ascii="Times New Roman" w:eastAsia="Times New Roman" w:hAnsi="Times New Roman" w:cs="Times New Roman"/>
-          <w:sz w:val="24"/>
-          <w:szCs w:val="24"/>
-        </w:rPr>
-        <w:t>Eimas</w:t>
-      </w:r>
-      <w:proofErr w:type="spellEnd"/>
-      <w:r>
-        <w:rPr>
-          <w:rFonts w:ascii="Times New Roman" w:eastAsia="Times New Roman" w:hAnsi="Times New Roman" w:cs="Times New Roman"/>
-          <w:sz w:val="24"/>
-          <w:szCs w:val="24"/>
-        </w:rPr>
-        <w:t xml:space="preserve">, 1997; Rakison &amp; </w:t>
-      </w:r>
-      <w:proofErr w:type="spellStart"/>
-      <w:r>
-        <w:rPr>
-          <w:rFonts w:ascii="Times New Roman" w:eastAsia="Times New Roman" w:hAnsi="Times New Roman" w:cs="Times New Roman"/>
-          <w:sz w:val="24"/>
-          <w:szCs w:val="24"/>
-        </w:rPr>
-        <w:t>Lupyan</w:t>
-      </w:r>
-      <w:proofErr w:type="spellEnd"/>
-      <w:r>
-        <w:rPr>
-          <w:rFonts w:ascii="Times New Roman" w:eastAsia="Times New Roman" w:hAnsi="Times New Roman" w:cs="Times New Roman"/>
-          <w:sz w:val="24"/>
-          <w:szCs w:val="24"/>
-        </w:rPr>
-        <w:t xml:space="preserve">, 2008; Scott &amp; Arcaro, 2023). </w:t>
+        <w:t xml:space="preserve">; Colunga &amp; Smith, 2005; Heyes &amp; Ray, 2000; Johnson, 2009; Mermier et al., 2022; Perner &amp; Ruffman, 2005; Quinn &amp; Eimas, 1997; Rakison &amp; Lupyan, 2008; Scott &amp; Arcaro, 2023). </w:t>
       </w:r>
     </w:p>
     <w:p>
@@ -1866,25 +1738,7 @@
         </w:rPr>
         <w:lastRenderedPageBreak/>
         <w:tab/>
-        <w:t xml:space="preserve">In the developmental sciences, the Little Albert experiment is a paradigmatic example of classical conditioning (e.g., Watson &amp; Rayner, 1920), and Carolyn </w:t>
-      </w:r>
-      <w:proofErr w:type="spellStart"/>
-      <w:r>
-        <w:rPr>
-          <w:rFonts w:ascii="Times New Roman" w:eastAsia="Times New Roman" w:hAnsi="Times New Roman" w:cs="Times New Roman"/>
-          <w:sz w:val="24"/>
-          <w:szCs w:val="24"/>
-        </w:rPr>
-        <w:t>Rovee</w:t>
-      </w:r>
-      <w:proofErr w:type="spellEnd"/>
-      <w:r>
-        <w:rPr>
-          <w:rFonts w:ascii="Times New Roman" w:eastAsia="Times New Roman" w:hAnsi="Times New Roman" w:cs="Times New Roman"/>
-          <w:sz w:val="24"/>
-          <w:szCs w:val="24"/>
-        </w:rPr>
-        <w:t xml:space="preserve">-Collier’s </w:t>
+        <w:t xml:space="preserve">In the developmental sciences, the Little Albert experiment is a paradigmatic example of classical conditioning (e.g., Watson &amp; Rayner, 1920), and Carolyn Rovee-Collier’s </w:t>
       </w:r>
       <w:r>
         <w:rPr>
@@ -1932,25 +1786,7 @@
           <w:sz w:val="24"/>
           <w:szCs w:val="24"/>
         </w:rPr>
-        <w:t xml:space="preserve"> a paradigmatic example of operant conditioning (e.g., </w:t>
-      </w:r>
-      <w:proofErr w:type="spellStart"/>
-      <w:r>
-        <w:rPr>
-          <w:rFonts w:ascii="Times New Roman" w:eastAsia="Times New Roman" w:hAnsi="Times New Roman" w:cs="Times New Roman"/>
-          <w:sz w:val="24"/>
-          <w:szCs w:val="24"/>
-        </w:rPr>
-        <w:t>Rovee</w:t>
-      </w:r>
-      <w:proofErr w:type="spellEnd"/>
-      <w:r>
-        <w:rPr>
-          <w:rFonts w:ascii="Times New Roman" w:eastAsia="Times New Roman" w:hAnsi="Times New Roman" w:cs="Times New Roman"/>
-          <w:sz w:val="24"/>
-          <w:szCs w:val="24"/>
-        </w:rPr>
-        <w:t xml:space="preserve">-Collier, 1999). Although both types of learning operate throughout and play key roles in cognitive development, I focus </w:t>
+        <w:t xml:space="preserve"> a paradigmatic example of operant conditioning (e.g., Rovee-Collier, 1999). Although both types of learning operate throughout and play key roles in cognitive development, I focus </w:t>
       </w:r>
       <w:r>
         <w:rPr>
@@ -2054,43 +1890,7 @@
           <w:szCs w:val="24"/>
         </w:rPr>
         <w:tab/>
-        <w:t xml:space="preserve">One especially notable difficulty—one that becomes evident only when classical conditioning is formalized mathematically (e.g., Rescorla &amp; Wagner, 1972; </w:t>
-      </w:r>
-      <w:proofErr w:type="spellStart"/>
-      <w:r>
-        <w:rPr>
-          <w:rFonts w:ascii="Times New Roman" w:eastAsia="Times New Roman" w:hAnsi="Times New Roman" w:cs="Times New Roman"/>
-          <w:sz w:val="24"/>
-          <w:szCs w:val="24"/>
-        </w:rPr>
-        <w:t>Widrow</w:t>
-      </w:r>
-      <w:proofErr w:type="spellEnd"/>
-      <w:r>
-        <w:rPr>
-          <w:rFonts w:ascii="Times New Roman" w:eastAsia="Times New Roman" w:hAnsi="Times New Roman" w:cs="Times New Roman"/>
-          <w:sz w:val="24"/>
-          <w:szCs w:val="24"/>
-        </w:rPr>
-        <w:t xml:space="preserve"> &amp; Hoff, 1960)—is that this form of learning establishes direct associations between representations of external stimuli rather than associations mediated by learned internal representations. This limitation is severe and means that models that implement classical conditioning—such as the Rescorla-Wagner model (e.g., Rescorla &amp; Wagner, 1972) or the Delta rule (</w:t>
-      </w:r>
-      <w:proofErr w:type="spellStart"/>
-      <w:r>
-        <w:rPr>
-          <w:rFonts w:ascii="Times New Roman" w:eastAsia="Times New Roman" w:hAnsi="Times New Roman" w:cs="Times New Roman"/>
-          <w:sz w:val="24"/>
-          <w:szCs w:val="24"/>
-        </w:rPr>
-        <w:t>Widrow</w:t>
-      </w:r>
-      <w:proofErr w:type="spellEnd"/>
-      <w:r>
-        <w:rPr>
-          <w:rFonts w:ascii="Times New Roman" w:eastAsia="Times New Roman" w:hAnsi="Times New Roman" w:cs="Times New Roman"/>
-          <w:sz w:val="24"/>
-          <w:szCs w:val="24"/>
-        </w:rPr>
-        <w:t xml:space="preserve"> &amp; Hoff, 1960)—are unable to solve so-called </w:t>
+        <w:t xml:space="preserve">One especially notable difficulty—one that becomes evident only when classical conditioning is formalized mathematically (e.g., Rescorla &amp; Wagner, 1972; Widrow &amp; Hoff, 1960)—is that this form of learning establishes direct associations between representations of external stimuli rather than associations mediated by learned internal representations. This limitation is severe and means that models that implement classical conditioning—such as the Rescorla-Wagner model (e.g., Rescorla &amp; Wagner, 1972) or the Delta rule (Widrow &amp; Hoff, 1960)—are unable to solve so-called </w:t>
       </w:r>
       <w:r>
         <w:rPr>
@@ -2303,25 +2103,7 @@
           <w:sz w:val="24"/>
           <w:szCs w:val="24"/>
         </w:rPr>
-        <w:t xml:space="preserve">separable if this distinction is not possible. Although it was recognized fairly early on that solving linearly inseparable problems requires the introduction of internal representations (e.g., Minsky &amp; </w:t>
-      </w:r>
-      <w:proofErr w:type="spellStart"/>
-      <w:r>
-        <w:rPr>
-          <w:rFonts w:ascii="Times New Roman" w:eastAsia="Times New Roman" w:hAnsi="Times New Roman" w:cs="Times New Roman"/>
-          <w:sz w:val="24"/>
-          <w:szCs w:val="24"/>
-        </w:rPr>
-        <w:t>Papert</w:t>
-      </w:r>
-      <w:proofErr w:type="spellEnd"/>
-      <w:r>
-        <w:rPr>
-          <w:rFonts w:ascii="Times New Roman" w:eastAsia="Times New Roman" w:hAnsi="Times New Roman" w:cs="Times New Roman"/>
-          <w:sz w:val="24"/>
-          <w:szCs w:val="24"/>
-        </w:rPr>
-        <w:t>, 1969), it was not until the 1970s and ‘80s that an algorithm—</w:t>
+        <w:t>separable if this distinction is not possible. Although it was recognized fairly early on that solving linearly inseparable problems requires the introduction of internal representations (e.g., Minsky &amp; Papert, 1969), it was not until the 1970s and ‘80s that an algorithm—</w:t>
       </w:r>
       <w:r>
         <w:rPr>
@@ -2339,25 +2121,7 @@
           <w:sz w:val="24"/>
           <w:szCs w:val="24"/>
         </w:rPr>
-        <w:t xml:space="preserve"> (e.g., Rumelhart et al., 1986; </w:t>
-      </w:r>
-      <w:proofErr w:type="spellStart"/>
-      <w:r>
-        <w:rPr>
-          <w:rFonts w:ascii="Times New Roman" w:eastAsia="Times New Roman" w:hAnsi="Times New Roman" w:cs="Times New Roman"/>
-          <w:sz w:val="24"/>
-          <w:szCs w:val="24"/>
-        </w:rPr>
-        <w:t>Werbos</w:t>
-      </w:r>
-      <w:proofErr w:type="spellEnd"/>
-      <w:r>
-        <w:rPr>
-          <w:rFonts w:ascii="Times New Roman" w:eastAsia="Times New Roman" w:hAnsi="Times New Roman" w:cs="Times New Roman"/>
-          <w:sz w:val="24"/>
-          <w:szCs w:val="24"/>
-        </w:rPr>
-        <w:t xml:space="preserve">, 1974)—was developed that could learn such internal representations. </w:t>
+        <w:t xml:space="preserve"> (e.g., Rumelhart et al., 1986; Werbos, 1974)—was developed that could learn such internal representations. </w:t>
       </w:r>
       <w:r>
         <w:rPr>
@@ -2689,25 +2453,7 @@
           <w:sz w:val="24"/>
           <w:szCs w:val="24"/>
         </w:rPr>
-        <w:t xml:space="preserve">The Core Knowledge perspective offers one intriguing answer (e.g., </w:t>
-      </w:r>
-      <w:proofErr w:type="spellStart"/>
-      <w:r>
-        <w:rPr>
-          <w:rFonts w:ascii="Times New Roman" w:eastAsia="Times New Roman" w:hAnsi="Times New Roman" w:cs="Times New Roman"/>
-          <w:sz w:val="24"/>
-          <w:szCs w:val="24"/>
-        </w:rPr>
-        <w:t>Spelke</w:t>
-      </w:r>
-      <w:proofErr w:type="spellEnd"/>
-      <w:r>
-        <w:rPr>
-          <w:rFonts w:ascii="Times New Roman" w:eastAsia="Times New Roman" w:hAnsi="Times New Roman" w:cs="Times New Roman"/>
-          <w:sz w:val="24"/>
-          <w:szCs w:val="24"/>
-        </w:rPr>
-        <w:t>, 2022; for a related account, see Carey, 2009). This theory posits that infants are endowed with a small number of “core knowledge” systems. These domain-specific systems are argued to support reasoning about geometry and space, agents, inanimate objects, number, and social relationships. These systems are “domain specific” because they support learning in particular content domains and are triggered by particular kinds of input. Thus, each of the aforementioned domains has its own core-knowledge system. However, of these systems, the two core-knowledge systems that are most relevant to the question posed above are the agent and object systems. The core agent system enables infants to know that agents are goal-directed, self-propelled, and can cause action to occur in other agents both at a distance and through direct contact</w:t>
+        <w:t>The Core Knowledge perspective offers one intriguing answer (e.g., Spelke, 2022; for a related account, see Carey, 2009). This theory posits that infants are endowed with a small number of “core knowledge” systems. These domain-specific systems are argued to support reasoning about geometry and space, agents, inanimate objects, number, and social relationships. These systems are “domain specific” because they support learning in particular content domains and are triggered by particular kinds of input. Thus, each of the aforementioned domains has its own core-knowledge system. However, of these systems, the two core-knowledge systems that are most relevant to the question posed above are the agent and object systems. The core agent system enables infants to know that agents are goal-directed, self-propelled, and can cause action to occur in other agents both at a distance and through direct contact</w:t>
       </w:r>
       <w:r>
         <w:rPr>
@@ -2761,25 +2507,7 @@
           <w:szCs w:val="24"/>
         </w:rPr>
         <w:tab/>
-        <w:t xml:space="preserve">Some of the initial support for this theory came from a study by </w:t>
-      </w:r>
-      <w:proofErr w:type="spellStart"/>
-      <w:r>
-        <w:rPr>
-          <w:rFonts w:ascii="Times New Roman" w:eastAsia="Times New Roman" w:hAnsi="Times New Roman" w:cs="Times New Roman"/>
-          <w:sz w:val="24"/>
-          <w:szCs w:val="24"/>
-        </w:rPr>
-        <w:t>Spelke</w:t>
-      </w:r>
-      <w:proofErr w:type="spellEnd"/>
-      <w:r>
-        <w:rPr>
-          <w:rFonts w:ascii="Times New Roman" w:eastAsia="Times New Roman" w:hAnsi="Times New Roman" w:cs="Times New Roman"/>
-          <w:sz w:val="24"/>
-          <w:szCs w:val="24"/>
-        </w:rPr>
-        <w:t xml:space="preserve"> et al. (1995; see also Kosugi &amp; Fujita, 2002; Woodward et al., 1993). Seven-month-olds were assigned to one of two conditions</w:t>
+        <w:t>Some of the initial support for this theory came from a study by Spelke et al. (1995; see also Kosugi &amp; Fujita, 2002; Woodward et al., 1993). Seven-month-olds were assigned to one of two conditions</w:t>
       </w:r>
       <w:r>
         <w:rPr>
@@ -2842,24 +2570,7 @@
           <w:szCs w:val="24"/>
         </w:rPr>
         <w:tab/>
-      </w:r>
-      <w:proofErr w:type="spellStart"/>
-      <w:r>
-        <w:rPr>
-          <w:rFonts w:ascii="Times New Roman" w:eastAsia="Times New Roman" w:hAnsi="Times New Roman" w:cs="Times New Roman"/>
-          <w:sz w:val="24"/>
-          <w:szCs w:val="24"/>
-        </w:rPr>
-        <w:t>Spelke</w:t>
-      </w:r>
-      <w:proofErr w:type="spellEnd"/>
-      <w:r>
-        <w:rPr>
-          <w:rFonts w:ascii="Times New Roman" w:eastAsia="Times New Roman" w:hAnsi="Times New Roman" w:cs="Times New Roman"/>
-          <w:sz w:val="24"/>
-          <w:szCs w:val="24"/>
-        </w:rPr>
-        <w:t xml:space="preserve"> et al. (1995) reasoned that if infants understand that people and objects possess distinct causal properties, then they should have different expectations about what occurred behind the screen during habituation. For example, if they understand that objects generally do not move in the absence of contact, then they should have inferred that the second object moved following contact from the first and thus look longer at the No Contact test event than at the Contact one. Because people’s causal actions are relatively unconstrained, infants’ expectations about how the people interacted with one another behind the screen should be more equivocal. As a consequence, both test events should elicit equivalent amounts of looking. </w:t>
+        <w:t xml:space="preserve">Spelke et al. (1995) reasoned that if infants understand that people and objects possess distinct causal properties, then they should have different expectations about what occurred behind the screen during habituation. For example, if they understand that objects generally do not move in the absence of contact, then they should have inferred that the second object moved following contact from the first and thus look longer at the No Contact test event than at the Contact one. Because people’s causal actions are relatively unconstrained, infants’ expectations about how the people interacted with one another behind the screen should be more equivocal. As a consequence, both test events should elicit equivalent amounts of looking. </w:t>
       </w:r>
     </w:p>
     <w:p>
@@ -2881,25 +2592,7 @@
           <w:szCs w:val="24"/>
         </w:rPr>
         <w:tab/>
-        <w:t xml:space="preserve">This is precisely what </w:t>
-      </w:r>
-      <w:proofErr w:type="spellStart"/>
-      <w:r>
-        <w:rPr>
-          <w:rFonts w:ascii="Times New Roman" w:eastAsia="Times New Roman" w:hAnsi="Times New Roman" w:cs="Times New Roman"/>
-          <w:sz w:val="24"/>
-          <w:szCs w:val="24"/>
-        </w:rPr>
-        <w:t>Spelke</w:t>
-      </w:r>
-      <w:proofErr w:type="spellEnd"/>
-      <w:r>
-        <w:rPr>
-          <w:rFonts w:ascii="Times New Roman" w:eastAsia="Times New Roman" w:hAnsi="Times New Roman" w:cs="Times New Roman"/>
-          <w:sz w:val="24"/>
-          <w:szCs w:val="24"/>
-        </w:rPr>
-        <w:t xml:space="preserve"> et al. (1995) found: The longest looking was observed for the No Contact test event in the Inanimate Object condition, but an equivalent amount of looking was observed for both test events in the People condition. This finding, </w:t>
+        <w:t xml:space="preserve">This is precisely what Spelke et al. (1995) found: The longest looking was observed for the No Contact test event in the Inanimate Object condition, but an equivalent amount of looking was observed for both test events in the People condition. This finding, </w:t>
       </w:r>
       <w:r>
         <w:rPr>
@@ -2915,25 +2608,7 @@
           <w:sz w:val="24"/>
           <w:szCs w:val="24"/>
         </w:rPr>
-        <w:t xml:space="preserve"> with evidence demonstrating that infants between 7 and 10 months of age ostensibly are surprised when an inanimate object is revealed to have caused another object’s earlier motion and rapidly encode the motion characteristics of animates and inanimates (e.g., Markson &amp; </w:t>
-      </w:r>
-      <w:proofErr w:type="spellStart"/>
-      <w:r>
-        <w:rPr>
-          <w:rFonts w:ascii="Times New Roman" w:eastAsia="Times New Roman" w:hAnsi="Times New Roman" w:cs="Times New Roman"/>
-          <w:sz w:val="24"/>
-          <w:szCs w:val="24"/>
-        </w:rPr>
-        <w:t>Spelke</w:t>
-      </w:r>
-      <w:proofErr w:type="spellEnd"/>
-      <w:r>
-        <w:rPr>
-          <w:rFonts w:ascii="Times New Roman" w:eastAsia="Times New Roman" w:hAnsi="Times New Roman" w:cs="Times New Roman"/>
-          <w:sz w:val="24"/>
-          <w:szCs w:val="24"/>
-        </w:rPr>
-        <w:t xml:space="preserve">, 2006; Saxe et al., 2005; Saxe et al., 2007), would seem to support the Core Knowledge account. As the opening example made clear, however, such a conclusion may be unwarranted if a simpler mechanism and explanation can account for these findings. </w:t>
+        <w:t xml:space="preserve"> with evidence demonstrating that infants between 7 and 10 months of age ostensibly are surprised when an inanimate object is revealed to have caused another object’s earlier motion and rapidly encode the motion characteristics of animates and inanimates (e.g., Markson &amp; Spelke, 2006; Saxe et al., 2005; Saxe et al., 2007), would seem to support the Core Knowledge account. As the opening example made clear, however, such a conclusion may be unwarranted if a simpler mechanism and explanation can account for these findings. </w:t>
       </w:r>
     </w:p>
     <w:p>
@@ -2988,25 +2663,7 @@
           <w:sz w:val="24"/>
           <w:szCs w:val="24"/>
         </w:rPr>
-        <w:t xml:space="preserve">) and movement over non-movement (e.g., Slater, 1989; </w:t>
-      </w:r>
-      <w:proofErr w:type="spellStart"/>
-      <w:r>
-        <w:rPr>
-          <w:rFonts w:ascii="Times New Roman" w:eastAsia="Times New Roman" w:hAnsi="Times New Roman" w:cs="Times New Roman"/>
-          <w:sz w:val="24"/>
-          <w:szCs w:val="24"/>
-        </w:rPr>
-        <w:t>Vallortigara</w:t>
-      </w:r>
-      <w:proofErr w:type="spellEnd"/>
-      <w:r>
-        <w:rPr>
-          <w:rFonts w:ascii="Times New Roman" w:eastAsia="Times New Roman" w:hAnsi="Times New Roman" w:cs="Times New Roman"/>
-          <w:sz w:val="24"/>
-          <w:szCs w:val="24"/>
-        </w:rPr>
-        <w:t xml:space="preserve"> et al., 2005), can explain infants’ looking behaviors in these studies. </w:t>
+        <w:t xml:space="preserve">) and movement over non-movement (e.g., Slater, 1989; Vallortigara et al., 2005), can explain infants’ looking behaviors in these studies. </w:t>
       </w:r>
     </w:p>
     <w:p>
@@ -3359,25 +3016,7 @@
           <w:szCs w:val="24"/>
         </w:rPr>
         <w:tab/>
-        <w:t xml:space="preserve">As with the sensorimotor connections in </w:t>
-      </w:r>
-      <w:proofErr w:type="spellStart"/>
-      <w:r>
-        <w:rPr>
-          <w:rFonts w:ascii="Times New Roman" w:eastAsia="Times New Roman" w:hAnsi="Times New Roman" w:cs="Times New Roman"/>
-          <w:sz w:val="24"/>
-          <w:szCs w:val="24"/>
-        </w:rPr>
-        <w:t>Braitenberg’s</w:t>
-      </w:r>
-      <w:proofErr w:type="spellEnd"/>
-      <w:r>
-        <w:rPr>
-          <w:rFonts w:ascii="Times New Roman" w:eastAsia="Times New Roman" w:hAnsi="Times New Roman" w:cs="Times New Roman"/>
-          <w:sz w:val="24"/>
-          <w:szCs w:val="24"/>
-        </w:rPr>
-        <w:t xml:space="preserve"> vehicles, this is all that is needed to explain infants’ looking behaviors in studies that evaluate what, if anything, they know about </w:t>
+        <w:t xml:space="preserve">As with the sensorimotor connections in Braitenberg’s vehicles, this is all that is needed to explain infants’ looking behaviors in studies that evaluate what, if anything, they know about </w:t>
       </w:r>
       <w:r>
         <w:rPr>
@@ -3393,41 +3032,95 @@
           <w:sz w:val="24"/>
           <w:szCs w:val="24"/>
         </w:rPr>
-        <w:t xml:space="preserve">; core knowledge systems are not necessary. Consider the Inanimate Object condition in </w:t>
-      </w:r>
-      <w:proofErr w:type="spellStart"/>
-      <w:r>
-        <w:rPr>
-          <w:rFonts w:ascii="Times New Roman" w:eastAsia="Times New Roman" w:hAnsi="Times New Roman" w:cs="Times New Roman"/>
-          <w:sz w:val="24"/>
-          <w:szCs w:val="24"/>
-        </w:rPr>
-        <w:t>Spelke</w:t>
-      </w:r>
-      <w:proofErr w:type="spellEnd"/>
-      <w:r>
-        <w:rPr>
-          <w:rFonts w:ascii="Times New Roman" w:eastAsia="Times New Roman" w:hAnsi="Times New Roman" w:cs="Times New Roman"/>
-          <w:sz w:val="24"/>
-          <w:szCs w:val="24"/>
-        </w:rPr>
-        <w:t xml:space="preserve"> et al. (1995), for example. </w:t>
-      </w:r>
-      <w:r>
-        <w:rPr>
-          <w:rFonts w:ascii="Times New Roman" w:eastAsia="Times New Roman" w:hAnsi="Times New Roman" w:cs="Times New Roman"/>
-          <w:sz w:val="24"/>
-          <w:szCs w:val="24"/>
-        </w:rPr>
-        <w:t xml:space="preserve">Infants may </w:t>
-      </w:r>
-      <w:r>
-        <w:rPr>
-          <w:rFonts w:ascii="Times New Roman" w:eastAsia="Times New Roman" w:hAnsi="Times New Roman" w:cs="Times New Roman"/>
-          <w:sz w:val="24"/>
-          <w:szCs w:val="24"/>
-        </w:rPr>
-        <w:t xml:space="preserve">look longer at the No Contact test event than at the Contact event because the depicted action-at-a-distance triggered an unfulfilled expectation for elongated appendages; the Contact event elicited less looking because the depicted action-feature relation was consistent with that observed in the real world. </w:t>
+        <w:t xml:space="preserve">. Consider the Inanimate Object condition in Spelke et al. (1995), for example. </w:t>
+      </w:r>
+      <w:r>
+        <w:rPr>
+          <w:rFonts w:ascii="Times New Roman" w:eastAsia="Times New Roman" w:hAnsi="Times New Roman" w:cs="Times New Roman"/>
+          <w:sz w:val="24"/>
+          <w:szCs w:val="24"/>
+        </w:rPr>
+        <w:t>Infants</w:t>
+      </w:r>
+      <w:r>
+        <w:rPr>
+          <w:rFonts w:ascii="Times New Roman" w:eastAsia="Times New Roman" w:hAnsi="Times New Roman" w:cs="Times New Roman"/>
+          <w:sz w:val="24"/>
+          <w:szCs w:val="24"/>
+        </w:rPr>
+        <w:t xml:space="preserve"> may have</w:t>
+      </w:r>
+      <w:r>
+        <w:rPr>
+          <w:rFonts w:ascii="Times New Roman" w:eastAsia="Times New Roman" w:hAnsi="Times New Roman" w:cs="Times New Roman"/>
+          <w:sz w:val="24"/>
+          <w:szCs w:val="24"/>
+        </w:rPr>
+        <w:t xml:space="preserve"> </w:t>
+      </w:r>
+      <w:r>
+        <w:rPr>
+          <w:rFonts w:ascii="Times New Roman" w:eastAsia="Times New Roman" w:hAnsi="Times New Roman" w:cs="Times New Roman"/>
+          <w:sz w:val="24"/>
+          <w:szCs w:val="24"/>
+        </w:rPr>
+        <w:t>looked the longest</w:t>
+      </w:r>
+      <w:r>
+        <w:rPr>
+          <w:rFonts w:ascii="Times New Roman" w:eastAsia="Times New Roman" w:hAnsi="Times New Roman" w:cs="Times New Roman"/>
+          <w:sz w:val="24"/>
+          <w:szCs w:val="24"/>
+        </w:rPr>
+        <w:t xml:space="preserve"> at the No Contact test event because the depicted action-at-a-distance triggered an unfulfilled expectation for elongated appendages</w:t>
+      </w:r>
+      <w:r>
+        <w:rPr>
+          <w:rFonts w:ascii="Times New Roman" w:eastAsia="Times New Roman" w:hAnsi="Times New Roman" w:cs="Times New Roman"/>
+          <w:sz w:val="24"/>
+          <w:szCs w:val="24"/>
+        </w:rPr>
+        <w:t xml:space="preserve">. Less looking </w:t>
+      </w:r>
+      <w:r>
+        <w:rPr>
+          <w:rFonts w:ascii="Times New Roman" w:eastAsia="Times New Roman" w:hAnsi="Times New Roman" w:cs="Times New Roman"/>
+          <w:sz w:val="24"/>
+          <w:szCs w:val="24"/>
+        </w:rPr>
+        <w:t>may have been</w:t>
+      </w:r>
+      <w:r>
+        <w:rPr>
+          <w:rFonts w:ascii="Times New Roman" w:eastAsia="Times New Roman" w:hAnsi="Times New Roman" w:cs="Times New Roman"/>
+          <w:sz w:val="24"/>
+          <w:szCs w:val="24"/>
+        </w:rPr>
+        <w:t xml:space="preserve"> elicited by</w:t>
+      </w:r>
+      <w:r>
+        <w:rPr>
+          <w:rFonts w:ascii="Times New Roman" w:eastAsia="Times New Roman" w:hAnsi="Times New Roman" w:cs="Times New Roman"/>
+          <w:sz w:val="24"/>
+          <w:szCs w:val="24"/>
+        </w:rPr>
+        <w:t xml:space="preserve"> the Contact</w:t>
+      </w:r>
+      <w:r>
+        <w:rPr>
+          <w:rFonts w:ascii="Times New Roman" w:eastAsia="Times New Roman" w:hAnsi="Times New Roman" w:cs="Times New Roman"/>
+          <w:sz w:val="24"/>
+          <w:szCs w:val="24"/>
+        </w:rPr>
+        <w:t xml:space="preserve"> test</w:t>
+      </w:r>
+      <w:r>
+        <w:rPr>
+          <w:rFonts w:ascii="Times New Roman" w:eastAsia="Times New Roman" w:hAnsi="Times New Roman" w:cs="Times New Roman"/>
+          <w:sz w:val="24"/>
+          <w:szCs w:val="24"/>
+        </w:rPr>
+        <w:t xml:space="preserve"> event because the depicted action-feature relation was consistent with that observed in the real world. </w:t>
       </w:r>
       <w:r>
         <w:rPr>
@@ -3451,15 +3144,63 @@
           <w:sz w:val="24"/>
           <w:szCs w:val="24"/>
         </w:rPr>
-        <w:t xml:space="preserve">, infants may look </w:t>
-      </w:r>
-      <w:r>
-        <w:rPr>
-          <w:rFonts w:ascii="Times New Roman" w:eastAsia="Times New Roman" w:hAnsi="Times New Roman" w:cs="Times New Roman"/>
-          <w:sz w:val="24"/>
-          <w:szCs w:val="24"/>
-        </w:rPr>
-        <w:t xml:space="preserve">equally long at both test events because the depicted motion-feature relations were consistent with those experienced in the real world. </w:t>
+        <w:t>, infants</w:t>
+      </w:r>
+      <w:r>
+        <w:rPr>
+          <w:rFonts w:ascii="Times New Roman" w:eastAsia="Times New Roman" w:hAnsi="Times New Roman" w:cs="Times New Roman"/>
+          <w:sz w:val="24"/>
+          <w:szCs w:val="24"/>
+        </w:rPr>
+        <w:t xml:space="preserve"> in the People condition</w:t>
+      </w:r>
+      <w:r>
+        <w:rPr>
+          <w:rFonts w:ascii="Times New Roman" w:eastAsia="Times New Roman" w:hAnsi="Times New Roman" w:cs="Times New Roman"/>
+          <w:sz w:val="24"/>
+          <w:szCs w:val="24"/>
+        </w:rPr>
+        <w:t xml:space="preserve"> </w:t>
+      </w:r>
+      <w:r>
+        <w:rPr>
+          <w:rFonts w:ascii="Times New Roman" w:eastAsia="Times New Roman" w:hAnsi="Times New Roman" w:cs="Times New Roman"/>
+          <w:sz w:val="24"/>
+          <w:szCs w:val="24"/>
+        </w:rPr>
+        <w:t>may have looked</w:t>
+      </w:r>
+      <w:r>
+        <w:rPr>
+          <w:rFonts w:ascii="Times New Roman" w:eastAsia="Times New Roman" w:hAnsi="Times New Roman" w:cs="Times New Roman"/>
+          <w:sz w:val="24"/>
+          <w:szCs w:val="24"/>
+        </w:rPr>
+        <w:t xml:space="preserve"> </w:t>
+      </w:r>
+      <w:r>
+        <w:rPr>
+          <w:rFonts w:ascii="Times New Roman" w:eastAsia="Times New Roman" w:hAnsi="Times New Roman" w:cs="Times New Roman"/>
+          <w:sz w:val="24"/>
+          <w:szCs w:val="24"/>
+        </w:rPr>
+        <w:t>equally long at both test events</w:t>
+      </w:r>
+      <w:r>
+        <w:rPr>
+          <w:rFonts w:ascii="Times New Roman" w:eastAsia="Times New Roman" w:hAnsi="Times New Roman" w:cs="Times New Roman"/>
+          <w:sz w:val="24"/>
+          <w:szCs w:val="24"/>
+        </w:rPr>
+        <w:t xml:space="preserve"> </w:t>
+      </w:r>
+      <w:r>
+        <w:rPr>
+          <w:rFonts w:ascii="Times New Roman" w:eastAsia="Times New Roman" w:hAnsi="Times New Roman" w:cs="Times New Roman"/>
+          <w:sz w:val="24"/>
+          <w:szCs w:val="24"/>
+        </w:rPr>
+        <w:t xml:space="preserve">because the depicted motion-feature relations were consistent with those experienced in the real world. </w:t>
       </w:r>
     </w:p>
     <w:p>
@@ -3481,25 +3222,7 @@
           <w:szCs w:val="24"/>
         </w:rPr>
         <w:tab/>
-        <w:t xml:space="preserve">To demonstrate that this account could replicate </w:t>
-      </w:r>
-      <w:proofErr w:type="spellStart"/>
-      <w:r>
-        <w:rPr>
-          <w:rFonts w:ascii="Times New Roman" w:eastAsia="Times New Roman" w:hAnsi="Times New Roman" w:cs="Times New Roman"/>
-          <w:sz w:val="24"/>
-          <w:szCs w:val="24"/>
-        </w:rPr>
-        <w:t>Spelke</w:t>
-      </w:r>
-      <w:proofErr w:type="spellEnd"/>
-      <w:r>
-        <w:rPr>
-          <w:rFonts w:ascii="Times New Roman" w:eastAsia="Times New Roman" w:hAnsi="Times New Roman" w:cs="Times New Roman"/>
-          <w:sz w:val="24"/>
-          <w:szCs w:val="24"/>
-        </w:rPr>
-        <w:t xml:space="preserve"> et al.’s (1995) findings, I instantiated it in a connectionist computational model. These models—much like the human brain—consist of simple “neuron-like” processing units that are organized into layers. Units in one layer interact with units in adjacent layers via a set of interconnected, synapse-like, real-valued, weighted connections. Thus, units in the bottommost, or </w:t>
+        <w:t xml:space="preserve">To demonstrate that this account could replicate Spelke et al.’s (1995) findings, I instantiated it in a connectionist computational model. These models—much like the human brain—consist of simple “neuron-like” processing units that are organized into layers. Units in one layer interact with units in adjacent layers via a set of interconnected, synapse-like, real-valued, weighted connections. Thus, units in the bottommost, or </w:t>
       </w:r>
       <w:r>
         <w:rPr>
@@ -3578,25 +3301,7 @@
           <w:sz w:val="24"/>
           <w:szCs w:val="24"/>
         </w:rPr>
-        <w:t xml:space="preserve">developmental (Benton, 2022, 2023, 2025; Benton et al., 2024; Mareschal &amp; Thomas, 2007; Rakison &amp; </w:t>
-      </w:r>
-      <w:proofErr w:type="spellStart"/>
-      <w:r>
-        <w:rPr>
-          <w:rFonts w:ascii="Times New Roman" w:eastAsia="Times New Roman" w:hAnsi="Times New Roman" w:cs="Times New Roman"/>
-          <w:sz w:val="24"/>
-          <w:szCs w:val="24"/>
-        </w:rPr>
-        <w:t>Lupyan</w:t>
-      </w:r>
-      <w:proofErr w:type="spellEnd"/>
-      <w:r>
-        <w:rPr>
-          <w:rFonts w:ascii="Times New Roman" w:eastAsia="Times New Roman" w:hAnsi="Times New Roman" w:cs="Times New Roman"/>
-          <w:sz w:val="24"/>
-          <w:szCs w:val="24"/>
-        </w:rPr>
-        <w:t>, 2008). As is true for human infants and children, learning occurs through gradual adjustments to the weights throughout the network. Second, connectionist models are constructive</w:t>
+        <w:t>developmental (Benton, 2022, 2023, 2025; Benton et al., 2024; Mareschal &amp; Thomas, 2007; Rakison &amp; Lupyan, 2008). As is true for human infants and children, learning occurs through gradual adjustments to the weights throughout the network. Second, connectionist models are constructive</w:t>
       </w:r>
       <w:r>
         <w:rPr>
@@ -4090,25 +3795,7 @@
           <w:szCs w:val="24"/>
         </w:rPr>
         <w:tab/>
-        <w:t xml:space="preserve">A briefer habituation phase followed this “real world” phase. Networks—like the infants in </w:t>
-      </w:r>
-      <w:proofErr w:type="spellStart"/>
-      <w:r>
-        <w:rPr>
-          <w:rFonts w:ascii="Times New Roman" w:eastAsia="Times New Roman" w:hAnsi="Times New Roman" w:cs="Times New Roman"/>
-          <w:sz w:val="24"/>
-          <w:szCs w:val="24"/>
-        </w:rPr>
-        <w:t>Spelke</w:t>
-      </w:r>
-      <w:proofErr w:type="spellEnd"/>
-      <w:r>
-        <w:rPr>
-          <w:rFonts w:ascii="Times New Roman" w:eastAsia="Times New Roman" w:hAnsi="Times New Roman" w:cs="Times New Roman"/>
-          <w:sz w:val="24"/>
-          <w:szCs w:val="24"/>
-        </w:rPr>
-        <w:t xml:space="preserve"> et al. (1995)—were assigned either to the Inanimate Object condition or to the People condition. Networks saw a different set of people and objects during this phase than those seen in the “real world.” To simulate the fact that infants were not provided specific motion information during habituation, motion information was omitted during habituation. This meant that the network’s only task was to copy the input-layer activity to the output layer. </w:t>
+        <w:t xml:space="preserve">A briefer habituation phase followed this “real world” phase. Networks—like the infants in Spelke et al. (1995)—were assigned either to the Inanimate Object condition or to the People condition. Networks saw a different set of people and objects during this phase than those seen in the “real world.” To simulate the fact that infants were not provided specific motion information during habituation, motion information was omitted during habituation. This meant that the network’s only task was to copy the input-layer activity to the output layer. </w:t>
       </w:r>
     </w:p>
     <w:p>
@@ -4147,61 +3834,7 @@
           <w:sz w:val="24"/>
           <w:szCs w:val="24"/>
         </w:rPr>
-        <w:t xml:space="preserve"> served as a proxy for looking time; the greater this discrepancy, the longer networks were assumed to have looked at an event. This operationalization is consistent with that used in developmental models like this one (e.g., Benton &amp; Hoch, 2026; Benton &amp; Lapan, 2022; Mareschal et al., 2000). As in </w:t>
-      </w:r>
-      <w:proofErr w:type="spellStart"/>
-      <w:r>
-        <w:rPr>
-          <w:rFonts w:ascii="Times New Roman" w:eastAsia="Times New Roman" w:hAnsi="Times New Roman" w:cs="Times New Roman"/>
-          <w:sz w:val="24"/>
-          <w:szCs w:val="24"/>
-        </w:rPr>
-        <w:t>Spelke</w:t>
-      </w:r>
-      <w:proofErr w:type="spellEnd"/>
-      <w:r>
-        <w:rPr>
-          <w:rFonts w:ascii="Times New Roman" w:eastAsia="Times New Roman" w:hAnsi="Times New Roman" w:cs="Times New Roman"/>
-          <w:sz w:val="24"/>
-          <w:szCs w:val="24"/>
-        </w:rPr>
-        <w:t xml:space="preserve"> et al. (1995), older networks in the People condition produced an equivalent amount of error in response to the No Contact and Contact test events, whereas networks in the Inanimate Object condition produced more errors in response to the former than the latter event. Younger networks showed a different pattern of results altogether: They produced comparable errors in response to both test events irrespective of their assigned condition. The first implication of these results is that innate knowledge about people’s and objects’ causal behaviors—knowledge that is grounded in core systems—is not necessary to explain </w:t>
-      </w:r>
-      <w:proofErr w:type="spellStart"/>
-      <w:r>
-        <w:rPr>
-          <w:rFonts w:ascii="Times New Roman" w:eastAsia="Times New Roman" w:hAnsi="Times New Roman" w:cs="Times New Roman"/>
-          <w:sz w:val="24"/>
-          <w:szCs w:val="24"/>
-        </w:rPr>
-        <w:t>Spelke</w:t>
-      </w:r>
-      <w:proofErr w:type="spellEnd"/>
-      <w:r>
-        <w:rPr>
-          <w:rFonts w:ascii="Times New Roman" w:eastAsia="Times New Roman" w:hAnsi="Times New Roman" w:cs="Times New Roman"/>
-          <w:sz w:val="24"/>
-          <w:szCs w:val="24"/>
-        </w:rPr>
-        <w:t xml:space="preserve"> et al.’s (1995) findings; associative learning is clearly sufficient. The second is that younger infants should demonstrate a qualitatively different looking pattern than did the 7-month-olds in </w:t>
-      </w:r>
-      <w:proofErr w:type="spellStart"/>
-      <w:r>
-        <w:rPr>
-          <w:rFonts w:ascii="Times New Roman" w:eastAsia="Times New Roman" w:hAnsi="Times New Roman" w:cs="Times New Roman"/>
-          <w:sz w:val="24"/>
-          <w:szCs w:val="24"/>
-        </w:rPr>
-        <w:t>Spelke</w:t>
-      </w:r>
-      <w:proofErr w:type="spellEnd"/>
-      <w:r>
-        <w:rPr>
-          <w:rFonts w:ascii="Times New Roman" w:eastAsia="Times New Roman" w:hAnsi="Times New Roman" w:cs="Times New Roman"/>
-          <w:sz w:val="24"/>
-          <w:szCs w:val="24"/>
-        </w:rPr>
-        <w:t xml:space="preserve"> et al. (1995). How much younger these infants would need to be, </w:t>
+        <w:t xml:space="preserve"> served as a proxy for looking time; the greater this discrepancy, the longer networks were assumed to have looked at an event. This operationalization is consistent with that used in developmental models like this one (e.g., Benton &amp; Hoch, 2026; Benton &amp; Lapan, 2022; Mareschal et al., 2000). As in Spelke et al. (1995), older networks in the People condition produced an equivalent amount of error in response to the No Contact and Contact test events, whereas networks in the Inanimate Object condition produced more errors in response to the former than the latter event. Younger networks showed a different pattern of results altogether: They produced comparable errors in response to both test events irrespective of their assigned condition. The first implication of these results is that innate knowledge about people’s and objects’ causal behaviors—knowledge that is grounded in core systems—is not necessary to explain Spelke et al.’s (1995) findings; associative learning is clearly sufficient. The second is that younger infants should demonstrate a qualitatively different looking pattern than did the 7-month-olds in Spelke et al. (1995). How much younger these infants would need to be, </w:t>
       </w:r>
       <w:r>
         <w:rPr>
@@ -4239,25 +3872,7 @@
           <w:szCs w:val="24"/>
         </w:rPr>
         <w:tab/>
-        <w:t xml:space="preserve">Two potential objections to these findings are nonetheless worth considering. One is that the older networks might have exhibited the same looking patterns as the 7-month-olds in </w:t>
-      </w:r>
-      <w:proofErr w:type="spellStart"/>
-      <w:r>
-        <w:rPr>
-          <w:rFonts w:ascii="Times New Roman" w:eastAsia="Times New Roman" w:hAnsi="Times New Roman" w:cs="Times New Roman"/>
-          <w:sz w:val="24"/>
-          <w:szCs w:val="24"/>
-        </w:rPr>
-        <w:t>Spelke</w:t>
-      </w:r>
-      <w:proofErr w:type="spellEnd"/>
-      <w:r>
-        <w:rPr>
-          <w:rFonts w:ascii="Times New Roman" w:eastAsia="Times New Roman" w:hAnsi="Times New Roman" w:cs="Times New Roman"/>
-          <w:sz w:val="24"/>
-          <w:szCs w:val="24"/>
-        </w:rPr>
-        <w:t xml:space="preserve"> et al. (1995) simply because they never encountered objects moving on their own in the real world. Infants, by comparison, have probably seen objects move in the absence of an identifiable source of contact, even if such events are less frequent than those in which objects (or agents) cause other objects to move through contact. An infant who turns around just seconds after a wind-up toy has been set in motion, for example, would see the toy moving without having </w:t>
+        <w:t xml:space="preserve">Two potential objections to these findings are nonetheless worth considering. One is that the older networks might have exhibited the same looking patterns as the 7-month-olds in Spelke et al. (1995) simply because they never encountered objects moving on their own in the real world. Infants, by comparison, have probably seen objects move in the absence of an identifiable source of contact, even if such events are less frequent than those in which objects (or agents) cause other objects to move through contact. An infant who turns around just seconds after a wind-up toy has been set in motion, for example, would see the toy moving without having </w:t>
       </w:r>
       <w:r>
         <w:rPr>
@@ -4322,25 +3937,7 @@
           <w:sz w:val="24"/>
           <w:szCs w:val="24"/>
         </w:rPr>
-        <w:t xml:space="preserve">contact in the real world. Networks continued to replicate </w:t>
-      </w:r>
-      <w:proofErr w:type="spellStart"/>
-      <w:r>
-        <w:rPr>
-          <w:rFonts w:ascii="Times New Roman" w:eastAsia="Times New Roman" w:hAnsi="Times New Roman" w:cs="Times New Roman"/>
-          <w:sz w:val="24"/>
-          <w:szCs w:val="24"/>
-        </w:rPr>
-        <w:t>Spelke</w:t>
-      </w:r>
-      <w:proofErr w:type="spellEnd"/>
-      <w:r>
-        <w:rPr>
-          <w:rFonts w:ascii="Times New Roman" w:eastAsia="Times New Roman" w:hAnsi="Times New Roman" w:cs="Times New Roman"/>
-          <w:sz w:val="24"/>
-          <w:szCs w:val="24"/>
-        </w:rPr>
-        <w:t xml:space="preserve"> et al.’s (1995) findings even when exposed to many instances of objects moving on their own. These results suggest that the older networks’ initial success did not depend on a perfect correspondence between inanimate objects and contact causality. </w:t>
+        <w:t xml:space="preserve">contact in the real world. Networks continued to replicate Spelke et al.’s (1995) findings even when exposed to many instances of objects moving on their own. These results suggest that the older networks’ initial success did not depend on a perfect correspondence between inanimate objects and contact causality. </w:t>
       </w:r>
     </w:p>
     <w:p>
@@ -4362,25 +3959,7 @@
           <w:szCs w:val="24"/>
         </w:rPr>
         <w:tab/>
-        <w:t xml:space="preserve">Another potential objection is that the only reason older networks replicated infants’ looking patterns in </w:t>
-      </w:r>
-      <w:proofErr w:type="spellStart"/>
-      <w:r>
-        <w:rPr>
-          <w:rFonts w:ascii="Times New Roman" w:eastAsia="Times New Roman" w:hAnsi="Times New Roman" w:cs="Times New Roman"/>
-          <w:sz w:val="24"/>
-          <w:szCs w:val="24"/>
-        </w:rPr>
-        <w:t>Spelke</w:t>
-      </w:r>
-      <w:proofErr w:type="spellEnd"/>
-      <w:r>
-        <w:rPr>
-          <w:rFonts w:ascii="Times New Roman" w:eastAsia="Times New Roman" w:hAnsi="Times New Roman" w:cs="Times New Roman"/>
-          <w:sz w:val="24"/>
-          <w:szCs w:val="24"/>
-        </w:rPr>
-        <w:t xml:space="preserve"> et al. (1995) was because the surface features that distinguished people from objects were specified in advance. Consequently, networks faced a markedly different task from that faced by infants in the real world: </w:t>
+        <w:t xml:space="preserve">Another potential objection is that the only reason older networks replicated infants’ looking patterns in Spelke et al. (1995) was because the surface features that distinguished people from objects were specified in advance. Consequently, networks faced a markedly different task from that faced by infants in the real world: </w:t>
       </w:r>
       <w:r>
         <w:rPr>
@@ -4563,25 +4142,7 @@
           <w:szCs w:val="24"/>
         </w:rPr>
         <w:lastRenderedPageBreak/>
-        <w:t xml:space="preserve">reproduced Markson and </w:t>
-      </w:r>
-      <w:proofErr w:type="spellStart"/>
-      <w:r>
-        <w:rPr>
-          <w:rFonts w:ascii="Times New Roman" w:eastAsia="Times New Roman" w:hAnsi="Times New Roman" w:cs="Times New Roman"/>
-          <w:sz w:val="24"/>
-          <w:szCs w:val="24"/>
-        </w:rPr>
-        <w:t>Spelke’s</w:t>
-      </w:r>
-      <w:proofErr w:type="spellEnd"/>
-      <w:r>
-        <w:rPr>
-          <w:rFonts w:ascii="Times New Roman" w:eastAsia="Times New Roman" w:hAnsi="Times New Roman" w:cs="Times New Roman"/>
-          <w:sz w:val="24"/>
-          <w:szCs w:val="24"/>
-        </w:rPr>
-        <w:t xml:space="preserve"> (2006) finding that 7-month-olds looked longer at a previously self-propelled</w:t>
+        <w:t>reproduced Markson and Spelke’s (2006) finding that 7-month-olds looked longer at a previously self-propelled</w:t>
       </w:r>
       <w:r>
         <w:rPr>
@@ -4743,43 +4304,7 @@
           <w:szCs w:val="24"/>
         </w:rPr>
         <w:lastRenderedPageBreak/>
-        <w:t xml:space="preserve">learning—much like the sensorimotor connections in </w:t>
-      </w:r>
-      <w:proofErr w:type="spellStart"/>
-      <w:r>
-        <w:rPr>
-          <w:rFonts w:ascii="Times New Roman" w:eastAsia="Times New Roman" w:hAnsi="Times New Roman" w:cs="Times New Roman"/>
-          <w:sz w:val="24"/>
-          <w:szCs w:val="24"/>
-        </w:rPr>
-        <w:t>Braitenberg’s</w:t>
-      </w:r>
-      <w:proofErr w:type="spellEnd"/>
-      <w:r>
-        <w:rPr>
-          <w:rFonts w:ascii="Times New Roman" w:eastAsia="Times New Roman" w:hAnsi="Times New Roman" w:cs="Times New Roman"/>
-          <w:sz w:val="24"/>
-          <w:szCs w:val="24"/>
-        </w:rPr>
-        <w:t xml:space="preserve"> vehicles—may be sufficient to explain infants’ looking behaviors in the corresponding studies. In the same way that the seemingly intelligent and autonomous behaviors of </w:t>
-      </w:r>
-      <w:proofErr w:type="spellStart"/>
-      <w:r>
-        <w:rPr>
-          <w:rFonts w:ascii="Times New Roman" w:eastAsia="Times New Roman" w:hAnsi="Times New Roman" w:cs="Times New Roman"/>
-          <w:sz w:val="24"/>
-          <w:szCs w:val="24"/>
-        </w:rPr>
-        <w:t>Braitenberg’s</w:t>
-      </w:r>
-      <w:proofErr w:type="spellEnd"/>
-      <w:r>
-        <w:rPr>
-          <w:rFonts w:ascii="Times New Roman" w:eastAsia="Times New Roman" w:hAnsi="Times New Roman" w:cs="Times New Roman"/>
-          <w:sz w:val="24"/>
-          <w:szCs w:val="24"/>
-        </w:rPr>
-        <w:t xml:space="preserve"> vehicles can be explained without invoking the psychologically sophisticated mechanisms that a naïve observer might attribute to them, infants’ looking behaviors may be explained without invoking cognitively sophisticated, inborn core knowledge systems for representing people and objects. </w:t>
+        <w:t xml:space="preserve">learning—much like the sensorimotor connections in Braitenberg’s vehicles—may be sufficient to explain infants’ looking behaviors in the corresponding studies. In the same way that the seemingly intelligent and autonomous behaviors of Braitenberg’s vehicles can be explained without invoking the psychologically sophisticated mechanisms that a naïve observer might attribute to them, infants’ looking behaviors may be explained without invoking cognitively sophisticated, inborn core knowledge systems for representing people and objects. </w:t>
       </w:r>
     </w:p>
     <w:p>
@@ -4817,10 +4342,396 @@
           <w:sz w:val="24"/>
           <w:szCs w:val="24"/>
         </w:rPr>
-        <w:t xml:space="preserve">Putting </w:t>
-      </w:r>
-      <w:proofErr w:type="spellStart"/>
-      <w:r>
+        <w:t>Putting Braitenberg’s deductive dictum into practice through computational modeling</w:t>
+      </w:r>
+    </w:p>
+    <w:p>
+      <w:pPr>
+        <w:tabs>
+          <w:tab w:val="left" w:pos="720"/>
+        </w:tabs>
+        <w:rPr>
+          <w:rFonts w:ascii="Times New Roman" w:eastAsia="Times New Roman" w:hAnsi="Times New Roman" w:cs="Times New Roman"/>
+          <w:sz w:val="24"/>
+          <w:szCs w:val="24"/>
+        </w:rPr>
+      </w:pPr>
+      <w:r>
+        <w:rPr>
+          <w:rFonts w:ascii="Times New Roman" w:eastAsia="Times New Roman" w:hAnsi="Times New Roman" w:cs="Times New Roman"/>
+          <w:sz w:val="24"/>
+          <w:szCs w:val="24"/>
+        </w:rPr>
+        <w:t xml:space="preserve">The chief goal of science is to describe, predict, and explain (Allport, 1940). Achieving this goal in the human sciences is tantamount to identifying the mechanisms and processes that underlie behavior and cognition. Yet because these mechanisms cannot be directly observed and therefore must be inferred, identifying them in practice is no easy feat. The standard developmental-science approach of inferring underlying </w:t>
+      </w:r>
+      <w:r>
+        <w:rPr>
+          <w:rFonts w:ascii="Times New Roman" w:eastAsia="Times New Roman" w:hAnsi="Times New Roman" w:cs="Times New Roman"/>
+          <w:sz w:val="24"/>
+          <w:szCs w:val="24"/>
+        </w:rPr>
+        <w:t>mechanisms</w:t>
+      </w:r>
+      <w:r>
+        <w:rPr>
+          <w:rFonts w:ascii="Times New Roman" w:eastAsia="Times New Roman" w:hAnsi="Times New Roman" w:cs="Times New Roman"/>
+          <w:sz w:val="24"/>
+          <w:szCs w:val="24"/>
+        </w:rPr>
+        <w:t xml:space="preserve"> from observed behavior is insufficient because, as was previously discussed, the space of possible generating mechanisms is woefully underconstrained by behavior. The puzzle, then, is this: How can we identify the mechanisms that give rise to behavior if behavior alone cannot tell us what the mechanisms are? </w:t>
+      </w:r>
+    </w:p>
+    <w:p>
+      <w:pPr>
+        <w:tabs>
+          <w:tab w:val="left" w:pos="720"/>
+        </w:tabs>
+        <w:rPr>
+          <w:rFonts w:ascii="Times New Roman" w:eastAsia="Times New Roman" w:hAnsi="Times New Roman" w:cs="Times New Roman"/>
+          <w:sz w:val="24"/>
+          <w:szCs w:val="24"/>
+        </w:rPr>
+      </w:pPr>
+      <w:r>
+        <w:rPr>
+          <w:rFonts w:ascii="Times New Roman" w:eastAsia="Times New Roman" w:hAnsi="Times New Roman" w:cs="Times New Roman"/>
+          <w:sz w:val="24"/>
+          <w:szCs w:val="24"/>
+        </w:rPr>
+        <w:t xml:space="preserve">I suggest that computational modeling is the answer. There are several reasons why this is the case. First, computational modeling enables researchers to establish whether a candidate mechanism is sufficient to produce the target behavior. Second, a computational model’s behavior in a novel situation can serve as a prediction for how people might perform in a similar situation </w:t>
+      </w:r>
+      <w:r>
+        <w:rPr>
+          <w:rFonts w:ascii="Times New Roman" w:eastAsia="Times New Roman" w:hAnsi="Times New Roman" w:cs="Times New Roman"/>
+          <w:i/>
+          <w:iCs/>
+          <w:sz w:val="24"/>
+          <w:szCs w:val="24"/>
+        </w:rPr>
+        <w:t xml:space="preserve">if the mechanism implemented by the model is the one that underlies participants’ behaviors. </w:t>
+      </w:r>
+      <w:r>
+        <w:rPr>
+          <w:rFonts w:ascii="Times New Roman" w:eastAsia="Times New Roman" w:hAnsi="Times New Roman" w:cs="Times New Roman"/>
+          <w:sz w:val="24"/>
+          <w:szCs w:val="24"/>
+        </w:rPr>
+        <w:t xml:space="preserve">The computational model discussed in the previous section provided an illustration of both of these virtues. The model not only demonstrated that associative learning was sufficient to </w:t>
+      </w:r>
+      <w:r>
+        <w:rPr>
+          <w:rFonts w:ascii="Times New Roman" w:eastAsia="Times New Roman" w:hAnsi="Times New Roman" w:cs="Times New Roman"/>
+          <w:sz w:val="24"/>
+          <w:szCs w:val="24"/>
+        </w:rPr>
+        <w:lastRenderedPageBreak/>
+        <w:t xml:space="preserve">explain infants’ looking behaviors in studies that examined their knowledge about </w:t>
+      </w:r>
+      <w:r>
+        <w:rPr>
+          <w:rFonts w:ascii="Times New Roman" w:eastAsia="Times New Roman" w:hAnsi="Times New Roman" w:cs="Times New Roman"/>
+          <w:sz w:val="24"/>
+          <w:szCs w:val="24"/>
+        </w:rPr>
+        <w:t>the causal actions of people and objects</w:t>
+      </w:r>
+      <w:r>
+        <w:rPr>
+          <w:rFonts w:ascii="Times New Roman" w:eastAsia="Times New Roman" w:hAnsi="Times New Roman" w:cs="Times New Roman"/>
+          <w:sz w:val="24"/>
+          <w:szCs w:val="24"/>
+        </w:rPr>
+        <w:t xml:space="preserve">, but it generated several testable predictions. </w:t>
+      </w:r>
+    </w:p>
+    <w:p>
+      <w:pPr>
+        <w:tabs>
+          <w:tab w:val="left" w:pos="720"/>
+        </w:tabs>
+        <w:rPr>
+          <w:rFonts w:ascii="Times New Roman" w:eastAsia="Times New Roman" w:hAnsi="Times New Roman" w:cs="Times New Roman"/>
+          <w:sz w:val="24"/>
+          <w:szCs w:val="24"/>
+        </w:rPr>
+      </w:pPr>
+      <w:r>
+        <w:rPr>
+          <w:rFonts w:ascii="Times New Roman" w:eastAsia="Times New Roman" w:hAnsi="Times New Roman" w:cs="Times New Roman"/>
+          <w:sz w:val="24"/>
+          <w:szCs w:val="24"/>
+        </w:rPr>
+        <w:t xml:space="preserve">These virtues are not new and have been discussed at length elsewhere (e.g., Mareschal &amp; Thomas, 2007; Yermolayeva &amp; Rakison, 2014). A virtue that arguably has not been discussed to the same degree is that computational models can reveal how—or through what mechanisms and processes—their behavior is generated. In connectionist models like the one discussed in the previous section, for example, this can be accomplished through careful analysis of either the network’s connection weights (e.g., Endress &amp; Johnson, 2021), learned internal representations (e.g., Colunga &amp; Smith, 2005; Munakata et al., 1997), or internal components and processing dynamics (e.g., Rogers &amp; McClelland, 2004). Such analyses, in turn, can provide valuable insight into the potential mechanistic basis of infants’ and children’s own behavior.  </w:t>
+      </w:r>
+    </w:p>
+    <w:p>
+      <w:pPr>
+        <w:tabs>
+          <w:tab w:val="left" w:pos="720"/>
+        </w:tabs>
+        <w:rPr>
+          <w:rFonts w:ascii="Times New Roman" w:eastAsia="Times New Roman" w:hAnsi="Times New Roman" w:cs="Times New Roman"/>
+          <w:sz w:val="24"/>
+          <w:szCs w:val="24"/>
+        </w:rPr>
+      </w:pPr>
+      <w:r>
+        <w:rPr>
+          <w:rFonts w:ascii="Times New Roman" w:eastAsia="Times New Roman" w:hAnsi="Times New Roman" w:cs="Times New Roman"/>
+          <w:sz w:val="24"/>
+          <w:szCs w:val="24"/>
+        </w:rPr>
+        <w:t xml:space="preserve">Although I did not conduct any of these analyses in Benton (2025), I did examine the processing dynamics of a connectionist model in Benton (2026). This study investigated whether 2-, 3-, and 4-year-olds could use a more advanced form of associative learning, called </w:t>
+      </w:r>
+      <w:r>
+        <w:rPr>
+          <w:rFonts w:ascii="Times New Roman" w:eastAsia="Times New Roman" w:hAnsi="Times New Roman" w:cs="Times New Roman"/>
+          <w:i/>
+          <w:iCs/>
+          <w:sz w:val="24"/>
+          <w:szCs w:val="24"/>
+        </w:rPr>
+        <w:t>second-order correlation learning</w:t>
+      </w:r>
+      <w:r>
+        <w:rPr>
+          <w:rFonts w:ascii="Times New Roman" w:eastAsia="Times New Roman" w:hAnsi="Times New Roman" w:cs="Times New Roman"/>
+          <w:sz w:val="24"/>
+          <w:szCs w:val="24"/>
+        </w:rPr>
+        <w:t>,</w:t>
+      </w:r>
+      <w:r>
+        <w:rPr>
+          <w:rFonts w:ascii="Times New Roman" w:eastAsia="Times New Roman" w:hAnsi="Times New Roman" w:cs="Times New Roman"/>
+          <w:i/>
+          <w:iCs/>
+          <w:sz w:val="24"/>
+          <w:szCs w:val="24"/>
+        </w:rPr>
+        <w:t xml:space="preserve"> </w:t>
+      </w:r>
+      <w:r>
+        <w:rPr>
+          <w:rFonts w:ascii="Times New Roman" w:eastAsia="Times New Roman" w:hAnsi="Times New Roman" w:cs="Times New Roman"/>
+          <w:sz w:val="24"/>
+          <w:szCs w:val="24"/>
+        </w:rPr>
+        <w:t xml:space="preserve">to make causal inferences. </w:t>
+      </w:r>
+      <w:r>
+        <w:rPr>
+          <w:rFonts w:ascii="Times New Roman" w:eastAsia="Times New Roman" w:hAnsi="Times New Roman" w:cs="Times New Roman"/>
+          <w:sz w:val="24"/>
+          <w:szCs w:val="24"/>
+        </w:rPr>
+        <w:t xml:space="preserve">To </w:t>
+      </w:r>
+      <w:r>
+        <w:rPr>
+          <w:rFonts w:ascii="Times New Roman" w:eastAsia="Times New Roman" w:hAnsi="Times New Roman" w:cs="Times New Roman"/>
+          <w:sz w:val="24"/>
+          <w:szCs w:val="24"/>
+        </w:rPr>
+        <w:t>demonstrate</w:t>
+      </w:r>
+      <w:r>
+        <w:rPr>
+          <w:rFonts w:ascii="Times New Roman" w:eastAsia="Times New Roman" w:hAnsi="Times New Roman" w:cs="Times New Roman"/>
+          <w:sz w:val="24"/>
+          <w:szCs w:val="24"/>
+        </w:rPr>
+        <w:t xml:space="preserve">, imagine </w:t>
+      </w:r>
+      <w:r>
+        <w:rPr>
+          <w:rFonts w:ascii="Times New Roman" w:eastAsia="Times New Roman" w:hAnsi="Times New Roman" w:cs="Times New Roman"/>
+          <w:sz w:val="24"/>
+          <w:szCs w:val="24"/>
+        </w:rPr>
+        <w:t xml:space="preserve">a child learning that </w:t>
+      </w:r>
+      <w:r>
+        <w:rPr>
+          <w:rFonts w:ascii="Times New Roman" w:eastAsia="Times New Roman" w:hAnsi="Times New Roman" w:cs="Times New Roman"/>
+          <w:sz w:val="24"/>
+          <w:szCs w:val="24"/>
+        </w:rPr>
+        <w:t>a</w:t>
+      </w:r>
+      <w:r>
+        <w:rPr>
+          <w:rFonts w:ascii="Times New Roman" w:eastAsia="Times New Roman" w:hAnsi="Times New Roman" w:cs="Times New Roman"/>
+          <w:sz w:val="24"/>
+          <w:szCs w:val="24"/>
+        </w:rPr>
+        <w:t xml:space="preserve"> surprised facial expression (feature A) is associated with a particular tone of voice (feature B) on one series of occasions and with a novel toy (feature C)</w:t>
+      </w:r>
+      <w:r>
+        <w:rPr>
+          <w:rFonts w:ascii="Times New Roman" w:eastAsia="Times New Roman" w:hAnsi="Times New Roman" w:cs="Times New Roman"/>
+          <w:sz w:val="24"/>
+          <w:szCs w:val="24"/>
+        </w:rPr>
+        <w:t xml:space="preserve"> </w:t>
+      </w:r>
+      <w:r>
+        <w:rPr>
+          <w:rFonts w:ascii="Times New Roman" w:eastAsia="Times New Roman" w:hAnsi="Times New Roman" w:cs="Times New Roman"/>
+          <w:sz w:val="24"/>
+          <w:szCs w:val="24"/>
+        </w:rPr>
+        <w:t>on another series of occasions. Second-order correlation learning is inferred i</w:t>
+      </w:r>
+      <w:r>
+        <w:rPr>
+          <w:rFonts w:ascii="Times New Roman" w:eastAsia="Times New Roman" w:hAnsi="Times New Roman" w:cs="Times New Roman"/>
+          <w:sz w:val="24"/>
+          <w:szCs w:val="24"/>
+        </w:rPr>
+        <w:t xml:space="preserve">f the child </w:t>
+      </w:r>
+      <w:r>
+        <w:rPr>
+          <w:rFonts w:ascii="Times New Roman" w:eastAsia="Times New Roman" w:hAnsi="Times New Roman" w:cs="Times New Roman"/>
+          <w:sz w:val="24"/>
+          <w:szCs w:val="24"/>
+        </w:rPr>
+        <w:t xml:space="preserve">subsequently </w:t>
+      </w:r>
+      <w:r>
+        <w:rPr>
+          <w:rFonts w:ascii="Times New Roman" w:eastAsia="Times New Roman" w:hAnsi="Times New Roman" w:cs="Times New Roman"/>
+          <w:sz w:val="24"/>
+          <w:szCs w:val="24"/>
+        </w:rPr>
+        <w:t>detects a relation between features B and C.</w:t>
+      </w:r>
+      <w:r>
+        <w:rPr>
+          <w:rFonts w:ascii="Times New Roman" w:eastAsia="Times New Roman" w:hAnsi="Times New Roman" w:cs="Times New Roman"/>
+          <w:sz w:val="24"/>
+          <w:szCs w:val="24"/>
+        </w:rPr>
+        <w:t xml:space="preserve"> I showed</w:t>
+      </w:r>
+      <w:r>
+        <w:rPr>
+          <w:rFonts w:ascii="Times New Roman" w:eastAsia="Times New Roman" w:hAnsi="Times New Roman" w:cs="Times New Roman"/>
+          <w:sz w:val="24"/>
+          <w:szCs w:val="24"/>
+        </w:rPr>
+        <w:t xml:space="preserve"> </w:t>
+      </w:r>
+      <w:r>
+        <w:rPr>
+          <w:rFonts w:ascii="Times New Roman" w:eastAsia="Times New Roman" w:hAnsi="Times New Roman" w:cs="Times New Roman"/>
+          <w:sz w:val="24"/>
+          <w:szCs w:val="24"/>
+        </w:rPr>
+        <w:t>that children could do precisely this</w:t>
+      </w:r>
+      <w:r>
+        <w:rPr>
+          <w:rFonts w:ascii="Times New Roman" w:eastAsia="Times New Roman" w:hAnsi="Times New Roman" w:cs="Times New Roman"/>
+          <w:sz w:val="24"/>
+          <w:szCs w:val="24"/>
+        </w:rPr>
+        <w:t>, both in this study as well as in others (e.g., Benton et al., 2021; Rakison &amp; Benton, 2019)</w:t>
+      </w:r>
+      <w:r>
+        <w:rPr>
+          <w:rFonts w:ascii="Times New Roman" w:eastAsia="Times New Roman" w:hAnsi="Times New Roman" w:cs="Times New Roman"/>
+          <w:sz w:val="24"/>
+          <w:szCs w:val="24"/>
+        </w:rPr>
+        <w:t xml:space="preserve">. </w:t>
+      </w:r>
+    </w:p>
+    <w:p>
+      <w:pPr>
+        <w:tabs>
+          <w:tab w:val="left" w:pos="720"/>
+        </w:tabs>
+        <w:rPr>
+          <w:rFonts w:ascii="Times New Roman" w:eastAsia="Times New Roman" w:hAnsi="Times New Roman" w:cs="Times New Roman"/>
+          <w:sz w:val="24"/>
+          <w:szCs w:val="24"/>
+        </w:rPr>
+      </w:pPr>
+      <w:r>
+        <w:rPr>
+          <w:rFonts w:ascii="Times New Roman" w:eastAsia="Times New Roman" w:hAnsi="Times New Roman" w:cs="Times New Roman"/>
+          <w:sz w:val="24"/>
+          <w:szCs w:val="24"/>
+        </w:rPr>
+        <w:t xml:space="preserve">A critical feature of this task is that success in it requires that children first be able to detect the trained second-order correlations. How was this achieved? My approach to answering this question was twofold. First, I trained a connectionist model on a computational analogue of </w:t>
+      </w:r>
+      <w:r>
+        <w:rPr>
+          <w:rFonts w:ascii="Times New Roman" w:eastAsia="Times New Roman" w:hAnsi="Times New Roman" w:cs="Times New Roman"/>
+          <w:sz w:val="24"/>
+          <w:szCs w:val="24"/>
+        </w:rPr>
+        <w:lastRenderedPageBreak/>
+        <w:t xml:space="preserve">the behavioral task. Second, I examined the model’s processing dynamics to ascertain how sensitivity to second-order correlations emerged. The analyses suggested that such sensitivity was the consequence of features presented in two separate learning phases becoming linked to a common internal representation. A consequence of this arrangement is that when the common representation is activated by one of the features, so too is the other feature, and this is true despite the fact that the two features never occurred together during training. </w:t>
+      </w:r>
+    </w:p>
+    <w:p>
+      <w:pPr>
+        <w:tabs>
+          <w:tab w:val="left" w:pos="720"/>
+        </w:tabs>
+        <w:rPr>
+          <w:rFonts w:ascii="Times New Roman" w:eastAsia="Times New Roman" w:hAnsi="Times New Roman" w:cs="Times New Roman"/>
+          <w:sz w:val="24"/>
+          <w:szCs w:val="24"/>
+        </w:rPr>
+      </w:pPr>
+      <w:r>
+        <w:rPr>
+          <w:rFonts w:ascii="Times New Roman" w:eastAsia="Times New Roman" w:hAnsi="Times New Roman" w:cs="Times New Roman"/>
+          <w:sz w:val="24"/>
+          <w:szCs w:val="24"/>
+        </w:rPr>
+        <w:t xml:space="preserve">Although </w:t>
+      </w:r>
+      <w:r>
+        <w:rPr>
+          <w:rFonts w:ascii="Times New Roman" w:eastAsia="Times New Roman" w:hAnsi="Times New Roman" w:cs="Times New Roman"/>
+          <w:sz w:val="24"/>
+          <w:szCs w:val="24"/>
+        </w:rPr>
+        <w:t>the mechanistic basis of this sensitivity remains unsettled</w:t>
+      </w:r>
+      <w:r>
+        <w:rPr>
+          <w:rFonts w:ascii="Times New Roman" w:eastAsia="Times New Roman" w:hAnsi="Times New Roman" w:cs="Times New Roman"/>
+          <w:sz w:val="24"/>
+          <w:szCs w:val="24"/>
+        </w:rPr>
+        <w:t xml:space="preserve"> (for other accounts, see Kumaran &amp; McClelland, 2012; Unger et al., 2023; Zhou et al., 2023), analyzing the model’s dynamics in this way offered something that inferences from behavior alone cannot: a computationally explicit account of how a particular mechanism generates a target behavior. More generally, computational modeling provides a means of putting Braitenberg’s dictum into practice. By allowing researchers to instantiate their verbal theories in explicit and computational terms, computational modeling makes it possible to determine whether seemingly sophisticated behaviors can be produced by relatively simple processes. </w:t>
+      </w:r>
+    </w:p>
+    <w:p>
+      <w:pPr>
+        <w:tabs>
+          <w:tab w:val="left" w:pos="720"/>
+        </w:tabs>
+        <w:ind w:firstLine="0"/>
+        <w:rPr>
+          <w:rFonts w:ascii="Times New Roman" w:eastAsia="Times New Roman" w:hAnsi="Times New Roman" w:cs="Times New Roman"/>
+          <w:sz w:val="24"/>
+          <w:szCs w:val="24"/>
+        </w:rPr>
+      </w:pPr>
+    </w:p>
+    <w:p>
+      <w:pPr>
+        <w:tabs>
+          <w:tab w:val="left" w:pos="720"/>
+        </w:tabs>
+        <w:ind w:firstLine="0"/>
         <w:rPr>
           <w:rFonts w:ascii="Times New Roman" w:eastAsia="Times New Roman" w:hAnsi="Times New Roman" w:cs="Times New Roman"/>
           <w:b/>
@@ -4828,9 +4739,7 @@
           <w:sz w:val="24"/>
           <w:szCs w:val="24"/>
         </w:rPr>
-        <w:t>Braitenberg’s</w:t>
-      </w:r>
-      <w:proofErr w:type="spellEnd"/>
+      </w:pPr>
       <w:r>
         <w:rPr>
           <w:rFonts w:ascii="Times New Roman" w:eastAsia="Times New Roman" w:hAnsi="Times New Roman" w:cs="Times New Roman"/>
@@ -4839,429 +4748,7 @@
           <w:sz w:val="24"/>
           <w:szCs w:val="24"/>
         </w:rPr>
-        <w:t xml:space="preserve"> deductive dictum into practice through computational modeling</w:t>
-      </w:r>
-    </w:p>
-    <w:p>
-      <w:pPr>
-        <w:tabs>
-          <w:tab w:val="left" w:pos="720"/>
-        </w:tabs>
-        <w:rPr>
-          <w:rFonts w:ascii="Times New Roman" w:eastAsia="Times New Roman" w:hAnsi="Times New Roman" w:cs="Times New Roman"/>
-          <w:sz w:val="24"/>
-          <w:szCs w:val="24"/>
-        </w:rPr>
-      </w:pPr>
-      <w:r>
-        <w:rPr>
-          <w:rFonts w:ascii="Times New Roman" w:eastAsia="Times New Roman" w:hAnsi="Times New Roman" w:cs="Times New Roman"/>
-          <w:sz w:val="24"/>
-          <w:szCs w:val="24"/>
-        </w:rPr>
-        <w:t xml:space="preserve">The chief goal of science is to describe, predict, and explain (Allport, 1940). Achieving this goal in the human sciences is tantamount to identifying the mechanisms and processes that underlie behavior and cognition. Yet because these mechanisms cannot be directly observed and therefore must be inferred, identifying them in practice is no easy feat. The standard developmental-science approach of inferring underlying </w:t>
-      </w:r>
-      <w:r>
-        <w:rPr>
-          <w:rFonts w:ascii="Times New Roman" w:eastAsia="Times New Roman" w:hAnsi="Times New Roman" w:cs="Times New Roman"/>
-          <w:sz w:val="24"/>
-          <w:szCs w:val="24"/>
-        </w:rPr>
-        <w:t>mechanisms</w:t>
-      </w:r>
-      <w:r>
-        <w:rPr>
-          <w:rFonts w:ascii="Times New Roman" w:eastAsia="Times New Roman" w:hAnsi="Times New Roman" w:cs="Times New Roman"/>
-          <w:sz w:val="24"/>
-          <w:szCs w:val="24"/>
-        </w:rPr>
-        <w:t xml:space="preserve"> from observed behavior is insufficient because, as was previously discussed, the space of possible generating mechanisms is woefully </w:t>
-      </w:r>
-      <w:proofErr w:type="spellStart"/>
-      <w:r>
-        <w:rPr>
-          <w:rFonts w:ascii="Times New Roman" w:eastAsia="Times New Roman" w:hAnsi="Times New Roman" w:cs="Times New Roman"/>
-          <w:sz w:val="24"/>
-          <w:szCs w:val="24"/>
-        </w:rPr>
-        <w:t>underconstrained</w:t>
-      </w:r>
-      <w:proofErr w:type="spellEnd"/>
-      <w:r>
-        <w:rPr>
-          <w:rFonts w:ascii="Times New Roman" w:eastAsia="Times New Roman" w:hAnsi="Times New Roman" w:cs="Times New Roman"/>
-          <w:sz w:val="24"/>
-          <w:szCs w:val="24"/>
-        </w:rPr>
-        <w:t xml:space="preserve"> by behavior. The puzzle, then, is this: How can we identify the mechanisms that give rise to behavior if behavior alone cannot tell us what the mechanisms are? </w:t>
-      </w:r>
-    </w:p>
-    <w:p>
-      <w:pPr>
-        <w:tabs>
-          <w:tab w:val="left" w:pos="720"/>
-        </w:tabs>
-        <w:rPr>
-          <w:rFonts w:ascii="Times New Roman" w:eastAsia="Times New Roman" w:hAnsi="Times New Roman" w:cs="Times New Roman"/>
-          <w:sz w:val="24"/>
-          <w:szCs w:val="24"/>
-        </w:rPr>
-      </w:pPr>
-      <w:r>
-        <w:rPr>
-          <w:rFonts w:ascii="Times New Roman" w:eastAsia="Times New Roman" w:hAnsi="Times New Roman" w:cs="Times New Roman"/>
-          <w:sz w:val="24"/>
-          <w:szCs w:val="24"/>
-        </w:rPr>
-        <w:t xml:space="preserve">I suggest that computational modeling is the answer. There are several reasons why this is the case. First, computational modeling enables researchers to establish whether a candidate mechanism is sufficient to produce the target behavior. Second, a computational model’s behavior in a novel situation can serve as a prediction for how people might perform in a similar situation </w:t>
-      </w:r>
-      <w:r>
-        <w:rPr>
-          <w:rFonts w:ascii="Times New Roman" w:eastAsia="Times New Roman" w:hAnsi="Times New Roman" w:cs="Times New Roman"/>
-          <w:i/>
-          <w:iCs/>
-          <w:sz w:val="24"/>
-          <w:szCs w:val="24"/>
-        </w:rPr>
-        <w:t xml:space="preserve">if the mechanism implemented by the model is the one that underlies participants’ behaviors. </w:t>
-      </w:r>
-      <w:r>
-        <w:rPr>
-          <w:rFonts w:ascii="Times New Roman" w:eastAsia="Times New Roman" w:hAnsi="Times New Roman" w:cs="Times New Roman"/>
-          <w:sz w:val="24"/>
-          <w:szCs w:val="24"/>
-        </w:rPr>
-        <w:t xml:space="preserve">The computational model discussed in the previous section provided an illustration of both of these virtues. The model not only demonstrated that associative learning was sufficient to </w:t>
-      </w:r>
-      <w:r>
-        <w:rPr>
-          <w:rFonts w:ascii="Times New Roman" w:eastAsia="Times New Roman" w:hAnsi="Times New Roman" w:cs="Times New Roman"/>
-          <w:sz w:val="24"/>
-          <w:szCs w:val="24"/>
-        </w:rPr>
-        <w:lastRenderedPageBreak/>
-        <w:t xml:space="preserve">explain infants’ looking behaviors in studies that examined their knowledge about </w:t>
-      </w:r>
-      <w:r>
-        <w:rPr>
-          <w:rFonts w:ascii="Times New Roman" w:eastAsia="Times New Roman" w:hAnsi="Times New Roman" w:cs="Times New Roman"/>
-          <w:sz w:val="24"/>
-          <w:szCs w:val="24"/>
-        </w:rPr>
-        <w:t>the causal actions of people and objects</w:t>
-      </w:r>
-      <w:r>
-        <w:rPr>
-          <w:rFonts w:ascii="Times New Roman" w:eastAsia="Times New Roman" w:hAnsi="Times New Roman" w:cs="Times New Roman"/>
-          <w:sz w:val="24"/>
-          <w:szCs w:val="24"/>
-        </w:rPr>
-        <w:t xml:space="preserve">, but it generated several testable predictions. </w:t>
-      </w:r>
-    </w:p>
-    <w:p>
-      <w:pPr>
-        <w:tabs>
-          <w:tab w:val="left" w:pos="720"/>
-        </w:tabs>
-        <w:rPr>
-          <w:rFonts w:ascii="Times New Roman" w:eastAsia="Times New Roman" w:hAnsi="Times New Roman" w:cs="Times New Roman"/>
-          <w:sz w:val="24"/>
-          <w:szCs w:val="24"/>
-        </w:rPr>
-      </w:pPr>
-      <w:r>
-        <w:rPr>
-          <w:rFonts w:ascii="Times New Roman" w:eastAsia="Times New Roman" w:hAnsi="Times New Roman" w:cs="Times New Roman"/>
-          <w:sz w:val="24"/>
-          <w:szCs w:val="24"/>
-        </w:rPr>
-        <w:t xml:space="preserve">These virtues are not new and have been discussed at length elsewhere (e.g., Mareschal &amp; Thomas, 2007; </w:t>
-      </w:r>
-      <w:proofErr w:type="spellStart"/>
-      <w:r>
-        <w:rPr>
-          <w:rFonts w:ascii="Times New Roman" w:eastAsia="Times New Roman" w:hAnsi="Times New Roman" w:cs="Times New Roman"/>
-          <w:sz w:val="24"/>
-          <w:szCs w:val="24"/>
-        </w:rPr>
-        <w:t>Yermolayeva</w:t>
-      </w:r>
-      <w:proofErr w:type="spellEnd"/>
-      <w:r>
-        <w:rPr>
-          <w:rFonts w:ascii="Times New Roman" w:eastAsia="Times New Roman" w:hAnsi="Times New Roman" w:cs="Times New Roman"/>
-          <w:sz w:val="24"/>
-          <w:szCs w:val="24"/>
-        </w:rPr>
-        <w:t xml:space="preserve"> &amp; Rakison, 2014). A virtue that arguably has not been discussed to the same degree is that computational models can reveal how—or through what mechanisms and processes—their behavior is generated. In connectionist models like the one discussed in the previous section, for example, this can be accomplished through careful analysis of either the network’s connection weights (e.g., Endress &amp; Johnson, 2021), learned internal representations (e.g., Colunga &amp; Smith, 2005; Munakata et al., 1997), or internal components and processing dynamics (e.g., Rogers &amp; McClelland, 2004). Such analyses, in turn, can provide valuable insight into the potential mechanistic basis of infants’ and children’s own behavior.  </w:t>
-      </w:r>
-    </w:p>
-    <w:p>
-      <w:pPr>
-        <w:tabs>
-          <w:tab w:val="left" w:pos="720"/>
-        </w:tabs>
-        <w:rPr>
-          <w:rFonts w:ascii="Times New Roman" w:eastAsia="Times New Roman" w:hAnsi="Times New Roman" w:cs="Times New Roman"/>
-          <w:sz w:val="24"/>
-          <w:szCs w:val="24"/>
-        </w:rPr>
-      </w:pPr>
-      <w:r>
-        <w:rPr>
-          <w:rFonts w:ascii="Times New Roman" w:eastAsia="Times New Roman" w:hAnsi="Times New Roman" w:cs="Times New Roman"/>
-          <w:sz w:val="24"/>
-          <w:szCs w:val="24"/>
-        </w:rPr>
-        <w:t xml:space="preserve">Although I did not conduct any of these analyses in Benton (2025), I did examine the processing dynamics of a connectionist model in Benton (2026). This study investigated whether 2-, 3-, and 4-year-olds could use a more advanced form of associative learning, called </w:t>
-      </w:r>
-      <w:r>
-        <w:rPr>
-          <w:rFonts w:ascii="Times New Roman" w:eastAsia="Times New Roman" w:hAnsi="Times New Roman" w:cs="Times New Roman"/>
-          <w:i/>
-          <w:iCs/>
-          <w:sz w:val="24"/>
-          <w:szCs w:val="24"/>
-        </w:rPr>
-        <w:t>second-order correlation learning</w:t>
-      </w:r>
-      <w:r>
-        <w:rPr>
-          <w:rFonts w:ascii="Times New Roman" w:eastAsia="Times New Roman" w:hAnsi="Times New Roman" w:cs="Times New Roman"/>
-          <w:sz w:val="24"/>
-          <w:szCs w:val="24"/>
-        </w:rPr>
-        <w:t>,</w:t>
-      </w:r>
-      <w:r>
-        <w:rPr>
-          <w:rFonts w:ascii="Times New Roman" w:eastAsia="Times New Roman" w:hAnsi="Times New Roman" w:cs="Times New Roman"/>
-          <w:i/>
-          <w:iCs/>
-          <w:sz w:val="24"/>
-          <w:szCs w:val="24"/>
-        </w:rPr>
-        <w:t xml:space="preserve"> </w:t>
-      </w:r>
-      <w:r>
-        <w:rPr>
-          <w:rFonts w:ascii="Times New Roman" w:eastAsia="Times New Roman" w:hAnsi="Times New Roman" w:cs="Times New Roman"/>
-          <w:sz w:val="24"/>
-          <w:szCs w:val="24"/>
-        </w:rPr>
-        <w:t xml:space="preserve">to make causal inferences. </w:t>
-      </w:r>
-      <w:r>
-        <w:rPr>
-          <w:rFonts w:ascii="Times New Roman" w:eastAsia="Times New Roman" w:hAnsi="Times New Roman" w:cs="Times New Roman"/>
-          <w:sz w:val="24"/>
-          <w:szCs w:val="24"/>
-        </w:rPr>
-        <w:t xml:space="preserve">To </w:t>
-      </w:r>
-      <w:r>
-        <w:rPr>
-          <w:rFonts w:ascii="Times New Roman" w:eastAsia="Times New Roman" w:hAnsi="Times New Roman" w:cs="Times New Roman"/>
-          <w:sz w:val="24"/>
-          <w:szCs w:val="24"/>
-        </w:rPr>
-        <w:t>demonstrate</w:t>
-      </w:r>
-      <w:r>
-        <w:rPr>
-          <w:rFonts w:ascii="Times New Roman" w:eastAsia="Times New Roman" w:hAnsi="Times New Roman" w:cs="Times New Roman"/>
-          <w:sz w:val="24"/>
-          <w:szCs w:val="24"/>
-        </w:rPr>
-        <w:t xml:space="preserve">, imagine </w:t>
-      </w:r>
-      <w:r>
-        <w:rPr>
-          <w:rFonts w:ascii="Times New Roman" w:eastAsia="Times New Roman" w:hAnsi="Times New Roman" w:cs="Times New Roman"/>
-          <w:sz w:val="24"/>
-          <w:szCs w:val="24"/>
-        </w:rPr>
-        <w:t xml:space="preserve">a child learning that </w:t>
-      </w:r>
-      <w:r>
-        <w:rPr>
-          <w:rFonts w:ascii="Times New Roman" w:eastAsia="Times New Roman" w:hAnsi="Times New Roman" w:cs="Times New Roman"/>
-          <w:sz w:val="24"/>
-          <w:szCs w:val="24"/>
-        </w:rPr>
-        <w:t>a</w:t>
-      </w:r>
-      <w:r>
-        <w:rPr>
-          <w:rFonts w:ascii="Times New Roman" w:eastAsia="Times New Roman" w:hAnsi="Times New Roman" w:cs="Times New Roman"/>
-          <w:sz w:val="24"/>
-          <w:szCs w:val="24"/>
-        </w:rPr>
-        <w:t xml:space="preserve"> surprised facial expression (feature A) is associated with a particular tone of voice (feature B) on one series of occasions and with a novel toy (feature C)</w:t>
-      </w:r>
-      <w:r>
-        <w:rPr>
-          <w:rFonts w:ascii="Times New Roman" w:eastAsia="Times New Roman" w:hAnsi="Times New Roman" w:cs="Times New Roman"/>
-          <w:sz w:val="24"/>
-          <w:szCs w:val="24"/>
-        </w:rPr>
-        <w:t xml:space="preserve"> </w:t>
-      </w:r>
-      <w:r>
-        <w:rPr>
-          <w:rFonts w:ascii="Times New Roman" w:eastAsia="Times New Roman" w:hAnsi="Times New Roman" w:cs="Times New Roman"/>
-          <w:sz w:val="24"/>
-          <w:szCs w:val="24"/>
-        </w:rPr>
-        <w:t>on another series of occasions. Second-order correlation learning is inferred i</w:t>
-      </w:r>
-      <w:r>
-        <w:rPr>
-          <w:rFonts w:ascii="Times New Roman" w:eastAsia="Times New Roman" w:hAnsi="Times New Roman" w:cs="Times New Roman"/>
-          <w:sz w:val="24"/>
-          <w:szCs w:val="24"/>
-        </w:rPr>
-        <w:t xml:space="preserve">f the child </w:t>
-      </w:r>
-      <w:r>
-        <w:rPr>
-          <w:rFonts w:ascii="Times New Roman" w:eastAsia="Times New Roman" w:hAnsi="Times New Roman" w:cs="Times New Roman"/>
-          <w:sz w:val="24"/>
-          <w:szCs w:val="24"/>
-        </w:rPr>
-        <w:t xml:space="preserve">subsequently </w:t>
-      </w:r>
-      <w:r>
-        <w:rPr>
-          <w:rFonts w:ascii="Times New Roman" w:eastAsia="Times New Roman" w:hAnsi="Times New Roman" w:cs="Times New Roman"/>
-          <w:sz w:val="24"/>
-          <w:szCs w:val="24"/>
-        </w:rPr>
-        <w:t>detects a relation between features B and C.</w:t>
-      </w:r>
-      <w:r>
-        <w:rPr>
-          <w:rFonts w:ascii="Times New Roman" w:eastAsia="Times New Roman" w:hAnsi="Times New Roman" w:cs="Times New Roman"/>
-          <w:sz w:val="24"/>
-          <w:szCs w:val="24"/>
-        </w:rPr>
-        <w:t xml:space="preserve"> I showed</w:t>
-      </w:r>
-      <w:r>
-        <w:rPr>
-          <w:rFonts w:ascii="Times New Roman" w:eastAsia="Times New Roman" w:hAnsi="Times New Roman" w:cs="Times New Roman"/>
-          <w:sz w:val="24"/>
-          <w:szCs w:val="24"/>
-        </w:rPr>
-        <w:t xml:space="preserve"> </w:t>
-      </w:r>
-      <w:r>
-        <w:rPr>
-          <w:rFonts w:ascii="Times New Roman" w:eastAsia="Times New Roman" w:hAnsi="Times New Roman" w:cs="Times New Roman"/>
-          <w:sz w:val="24"/>
-          <w:szCs w:val="24"/>
-        </w:rPr>
-        <w:t>that children could do precisely this</w:t>
-      </w:r>
-      <w:r>
-        <w:rPr>
-          <w:rFonts w:ascii="Times New Roman" w:eastAsia="Times New Roman" w:hAnsi="Times New Roman" w:cs="Times New Roman"/>
-          <w:sz w:val="24"/>
-          <w:szCs w:val="24"/>
-        </w:rPr>
-        <w:t>, both in this study as well as in others (e.g., Benton et al., 2021; Rakison &amp; Benton, 2019)</w:t>
-      </w:r>
-      <w:r>
-        <w:rPr>
-          <w:rFonts w:ascii="Times New Roman" w:eastAsia="Times New Roman" w:hAnsi="Times New Roman" w:cs="Times New Roman"/>
-          <w:sz w:val="24"/>
-          <w:szCs w:val="24"/>
-        </w:rPr>
-        <w:t xml:space="preserve">. </w:t>
-      </w:r>
-    </w:p>
-    <w:p>
-      <w:pPr>
-        <w:tabs>
-          <w:tab w:val="left" w:pos="720"/>
-        </w:tabs>
-        <w:rPr>
-          <w:rFonts w:ascii="Times New Roman" w:eastAsia="Times New Roman" w:hAnsi="Times New Roman" w:cs="Times New Roman"/>
-          <w:sz w:val="24"/>
-          <w:szCs w:val="24"/>
-        </w:rPr>
-      </w:pPr>
-      <w:r>
-        <w:rPr>
-          <w:rFonts w:ascii="Times New Roman" w:eastAsia="Times New Roman" w:hAnsi="Times New Roman" w:cs="Times New Roman"/>
-          <w:sz w:val="24"/>
-          <w:szCs w:val="24"/>
-        </w:rPr>
-        <w:t xml:space="preserve">A critical feature of this task is that success in it requires that children first be able to detect the trained second-order correlations. How was this achieved? My approach to answering this question was twofold. First, I trained a connectionist model on a computational analogue of </w:t>
-      </w:r>
-      <w:r>
-        <w:rPr>
-          <w:rFonts w:ascii="Times New Roman" w:eastAsia="Times New Roman" w:hAnsi="Times New Roman" w:cs="Times New Roman"/>
-          <w:sz w:val="24"/>
-          <w:szCs w:val="24"/>
-        </w:rPr>
-        <w:lastRenderedPageBreak/>
-        <w:t xml:space="preserve">the behavioral task. Second, I examined the model’s processing dynamics to ascertain how sensitivity to second-order correlations emerged. The analyses suggested that such sensitivity was the consequence of features presented in two separate learning phases becoming linked to a common internal representation. A consequence of this arrangement is that when the common representation is activated by one of the features, so too is the other feature, and this is true despite the fact that the two features never occurred together during training. </w:t>
-      </w:r>
-    </w:p>
-    <w:p>
-      <w:pPr>
-        <w:tabs>
-          <w:tab w:val="left" w:pos="720"/>
-        </w:tabs>
-        <w:rPr>
-          <w:rFonts w:ascii="Times New Roman" w:eastAsia="Times New Roman" w:hAnsi="Times New Roman" w:cs="Times New Roman"/>
-          <w:sz w:val="24"/>
-          <w:szCs w:val="24"/>
-        </w:rPr>
-      </w:pPr>
-      <w:r>
-        <w:rPr>
-          <w:rFonts w:ascii="Times New Roman" w:eastAsia="Times New Roman" w:hAnsi="Times New Roman" w:cs="Times New Roman"/>
-          <w:sz w:val="24"/>
-          <w:szCs w:val="24"/>
-        </w:rPr>
-        <w:t xml:space="preserve">Although </w:t>
-      </w:r>
-      <w:r>
-        <w:rPr>
-          <w:rFonts w:ascii="Times New Roman" w:eastAsia="Times New Roman" w:hAnsi="Times New Roman" w:cs="Times New Roman"/>
-          <w:sz w:val="24"/>
-          <w:szCs w:val="24"/>
-        </w:rPr>
-        <w:t>the mechanistic basis of this sensitivity remains unsettled</w:t>
-      </w:r>
-      <w:r>
-        <w:rPr>
-          <w:rFonts w:ascii="Times New Roman" w:eastAsia="Times New Roman" w:hAnsi="Times New Roman" w:cs="Times New Roman"/>
-          <w:sz w:val="24"/>
-          <w:szCs w:val="24"/>
-        </w:rPr>
-        <w:t xml:space="preserve"> (for other accounts, see Kumaran &amp; McClelland, 2012; Unger et al., 2023; Zhou et al., 2023), analyzing the model’s dynamics in this way offered something that inferences from behavior alone cannot: a computationally explicit account of how a particular mechanism generates a target behavior. More generally, computational modeling provides a means of putting </w:t>
-      </w:r>
-      <w:proofErr w:type="spellStart"/>
-      <w:r>
-        <w:rPr>
-          <w:rFonts w:ascii="Times New Roman" w:eastAsia="Times New Roman" w:hAnsi="Times New Roman" w:cs="Times New Roman"/>
-          <w:sz w:val="24"/>
-          <w:szCs w:val="24"/>
-        </w:rPr>
-        <w:t>Braitenberg’s</w:t>
-      </w:r>
-      <w:proofErr w:type="spellEnd"/>
-      <w:r>
-        <w:rPr>
-          <w:rFonts w:ascii="Times New Roman" w:eastAsia="Times New Roman" w:hAnsi="Times New Roman" w:cs="Times New Roman"/>
-          <w:sz w:val="24"/>
-          <w:szCs w:val="24"/>
-        </w:rPr>
-        <w:t xml:space="preserve"> dictum into practice. By allowing researchers to instantiate their verbal theories in explicit and computational terms, computational modeling makes it possible to determine whether seemingly sophisticated behaviors can be produced by relatively simple processes. </w:t>
+        <w:t>Conclusions</w:t>
       </w:r>
     </w:p>
     <w:p>
@@ -5276,44 +4763,6 @@
           <w:szCs w:val="24"/>
         </w:rPr>
       </w:pPr>
-    </w:p>
-    <w:p>
-      <w:pPr>
-        <w:tabs>
-          <w:tab w:val="left" w:pos="720"/>
-        </w:tabs>
-        <w:ind w:firstLine="0"/>
-        <w:rPr>
-          <w:rFonts w:ascii="Times New Roman" w:eastAsia="Times New Roman" w:hAnsi="Times New Roman" w:cs="Times New Roman"/>
-          <w:b/>
-          <w:bCs/>
-          <w:sz w:val="24"/>
-          <w:szCs w:val="24"/>
-        </w:rPr>
-      </w:pPr>
-      <w:r>
-        <w:rPr>
-          <w:rFonts w:ascii="Times New Roman" w:eastAsia="Times New Roman" w:hAnsi="Times New Roman" w:cs="Times New Roman"/>
-          <w:b/>
-          <w:bCs/>
-          <w:sz w:val="24"/>
-          <w:szCs w:val="24"/>
-        </w:rPr>
-        <w:t>Conclusions</w:t>
-      </w:r>
-    </w:p>
-    <w:p>
-      <w:pPr>
-        <w:tabs>
-          <w:tab w:val="left" w:pos="720"/>
-        </w:tabs>
-        <w:ind w:firstLine="0"/>
-        <w:rPr>
-          <w:rFonts w:ascii="Times New Roman" w:eastAsia="Times New Roman" w:hAnsi="Times New Roman" w:cs="Times New Roman"/>
-          <w:sz w:val="24"/>
-          <w:szCs w:val="24"/>
-        </w:rPr>
-      </w:pPr>
       <w:r>
         <w:rPr>
           <w:rFonts w:ascii="Times New Roman" w:eastAsia="Times New Roman" w:hAnsi="Times New Roman" w:cs="Times New Roman"/>
@@ -5321,25 +4770,7 @@
           <w:szCs w:val="24"/>
         </w:rPr>
         <w:tab/>
-        <w:t xml:space="preserve">The central lesson of </w:t>
-      </w:r>
-      <w:proofErr w:type="spellStart"/>
-      <w:r>
-        <w:rPr>
-          <w:rFonts w:ascii="Times New Roman" w:eastAsia="Times New Roman" w:hAnsi="Times New Roman" w:cs="Times New Roman"/>
-          <w:sz w:val="24"/>
-          <w:szCs w:val="24"/>
-        </w:rPr>
-        <w:t>Braitenberg’s</w:t>
-      </w:r>
-      <w:proofErr w:type="spellEnd"/>
-      <w:r>
-        <w:rPr>
-          <w:rFonts w:ascii="Times New Roman" w:eastAsia="Times New Roman" w:hAnsi="Times New Roman" w:cs="Times New Roman"/>
-          <w:sz w:val="24"/>
-          <w:szCs w:val="24"/>
-        </w:rPr>
-        <w:t xml:space="preserve"> </w:t>
+        <w:t xml:space="preserve">The central lesson of Braitenberg’s </w:t>
       </w:r>
       <w:r>
         <w:rPr>
@@ -6301,23 +5732,13 @@
           <w:szCs w:val="24"/>
         </w:rPr>
       </w:pPr>
-      <w:proofErr w:type="spellStart"/>
-      <w:r>
-        <w:rPr>
-          <w:rFonts w:ascii="Times New Roman" w:eastAsia="Times New Roman" w:hAnsi="Times New Roman" w:cs="Times New Roman"/>
-          <w:sz w:val="24"/>
-          <w:szCs w:val="24"/>
-        </w:rPr>
-        <w:t>Braitenberg</w:t>
-      </w:r>
-      <w:proofErr w:type="spellEnd"/>
-      <w:r>
-        <w:rPr>
-          <w:rFonts w:ascii="Times New Roman" w:eastAsia="Times New Roman" w:hAnsi="Times New Roman" w:cs="Times New Roman"/>
-          <w:sz w:val="24"/>
-          <w:szCs w:val="24"/>
-        </w:rPr>
-        <w:t xml:space="preserve">, V. (1986). </w:t>
+      <w:r>
+        <w:rPr>
+          <w:rFonts w:ascii="Times New Roman" w:eastAsia="Times New Roman" w:hAnsi="Times New Roman" w:cs="Times New Roman"/>
+          <w:sz w:val="24"/>
+          <w:szCs w:val="24"/>
+        </w:rPr>
+        <w:t xml:space="preserve">Braitenberg, V. (1986). </w:t>
       </w:r>
       <w:r>
         <w:rPr>
@@ -7076,25 +6497,7 @@
           <w:sz w:val="24"/>
           <w:szCs w:val="24"/>
         </w:rPr>
-        <w:t xml:space="preserve">Markson, L., &amp; </w:t>
-      </w:r>
-      <w:proofErr w:type="spellStart"/>
-      <w:r>
-        <w:rPr>
-          <w:rFonts w:ascii="Times New Roman" w:eastAsia="Times New Roman" w:hAnsi="Times New Roman" w:cs="Times New Roman"/>
-          <w:sz w:val="24"/>
-          <w:szCs w:val="24"/>
-        </w:rPr>
-        <w:t>Spelke</w:t>
-      </w:r>
-      <w:proofErr w:type="spellEnd"/>
-      <w:r>
-        <w:rPr>
-          <w:rFonts w:ascii="Times New Roman" w:eastAsia="Times New Roman" w:hAnsi="Times New Roman" w:cs="Times New Roman"/>
-          <w:sz w:val="24"/>
-          <w:szCs w:val="24"/>
-        </w:rPr>
-        <w:t>, E. S. (2006). Infants’ rapid learning about self-</w:t>
+        <w:t>Markson, L., &amp; Spelke, E. S. (2006). Infants’ rapid learning about self-</w:t>
       </w:r>
       <w:r>
         <w:rPr>
@@ -7338,43 +6741,7 @@
           <w:szCs w:val="24"/>
         </w:rPr>
         <w:lastRenderedPageBreak/>
-        <w:t xml:space="preserve">Mermier, J., </w:t>
-      </w:r>
-      <w:proofErr w:type="spellStart"/>
-      <w:r>
-        <w:rPr>
-          <w:rFonts w:ascii="Times New Roman" w:eastAsia="Times New Roman" w:hAnsi="Times New Roman" w:cs="Times New Roman"/>
-          <w:sz w:val="24"/>
-          <w:szCs w:val="24"/>
-        </w:rPr>
-        <w:t>Quadrelli</w:t>
-      </w:r>
-      <w:proofErr w:type="spellEnd"/>
-      <w:r>
-        <w:rPr>
-          <w:rFonts w:ascii="Times New Roman" w:eastAsia="Times New Roman" w:hAnsi="Times New Roman" w:cs="Times New Roman"/>
-          <w:sz w:val="24"/>
-          <w:szCs w:val="24"/>
-        </w:rPr>
-        <w:t xml:space="preserve">, E., Turati, C., &amp; </w:t>
-      </w:r>
-      <w:proofErr w:type="spellStart"/>
-      <w:r>
-        <w:rPr>
-          <w:rFonts w:ascii="Times New Roman" w:eastAsia="Times New Roman" w:hAnsi="Times New Roman" w:cs="Times New Roman"/>
-          <w:sz w:val="24"/>
-          <w:szCs w:val="24"/>
-        </w:rPr>
-        <w:t>Bulf</w:t>
-      </w:r>
-      <w:proofErr w:type="spellEnd"/>
-      <w:r>
-        <w:rPr>
-          <w:rFonts w:ascii="Times New Roman" w:eastAsia="Times New Roman" w:hAnsi="Times New Roman" w:cs="Times New Roman"/>
-          <w:sz w:val="24"/>
-          <w:szCs w:val="24"/>
-        </w:rPr>
-        <w:t xml:space="preserve">, H. (2022). Sequential learning of emotional faces is statistical at 12 months of age. </w:t>
+        <w:t xml:space="preserve">Mermier, J., Quadrelli, E., Turati, C., &amp; Bulf, H. (2022). Sequential learning of emotional faces is statistical at 12 months of age. </w:t>
       </w:r>
       <w:r>
         <w:rPr>
@@ -7443,43 +6810,7 @@
           <w:sz w:val="24"/>
           <w:szCs w:val="24"/>
         </w:rPr>
-        <w:t xml:space="preserve">Minsky, M., &amp; </w:t>
-      </w:r>
-      <w:proofErr w:type="spellStart"/>
-      <w:r>
-        <w:rPr>
-          <w:rFonts w:ascii="Times New Roman" w:eastAsia="Times New Roman" w:hAnsi="Times New Roman" w:cs="Times New Roman"/>
-          <w:sz w:val="24"/>
-          <w:szCs w:val="24"/>
-        </w:rPr>
-        <w:t>Papert</w:t>
-      </w:r>
-      <w:proofErr w:type="spellEnd"/>
-      <w:r>
-        <w:rPr>
-          <w:rFonts w:ascii="Times New Roman" w:eastAsia="Times New Roman" w:hAnsi="Times New Roman" w:cs="Times New Roman"/>
-          <w:sz w:val="24"/>
-          <w:szCs w:val="24"/>
-        </w:rPr>
-        <w:t xml:space="preserve">, S. (1969). </w:t>
-      </w:r>
-      <w:proofErr w:type="spellStart"/>
-      <w:r>
-        <w:rPr>
-          <w:rFonts w:ascii="Times New Roman" w:eastAsia="Times New Roman" w:hAnsi="Times New Roman" w:cs="Times New Roman"/>
-          <w:sz w:val="24"/>
-          <w:szCs w:val="24"/>
-        </w:rPr>
-        <w:t>Perceptrons</w:t>
-      </w:r>
-      <w:proofErr w:type="spellEnd"/>
-      <w:r>
-        <w:rPr>
-          <w:rFonts w:ascii="Times New Roman" w:eastAsia="Times New Roman" w:hAnsi="Times New Roman" w:cs="Times New Roman"/>
-          <w:sz w:val="24"/>
-          <w:szCs w:val="24"/>
-        </w:rPr>
-        <w:t>: An introduction to computational geometry. M.I.T. Press.</w:t>
+        <w:t>Minsky, M., &amp; Papert, S. (1969). Perceptrons: An introduction to computational geometry. M.I.T. Press.</w:t>
       </w:r>
     </w:p>
     <w:p>
@@ -7792,25 +7123,7 @@
           <w:sz w:val="24"/>
           <w:szCs w:val="24"/>
         </w:rPr>
-        <w:t xml:space="preserve">Quinn, P. C., &amp; </w:t>
-      </w:r>
-      <w:proofErr w:type="spellStart"/>
-      <w:r>
-        <w:rPr>
-          <w:rFonts w:ascii="Times New Roman" w:eastAsia="Times New Roman" w:hAnsi="Times New Roman" w:cs="Times New Roman"/>
-          <w:sz w:val="24"/>
-          <w:szCs w:val="24"/>
-        </w:rPr>
-        <w:t>Eimas</w:t>
-      </w:r>
-      <w:proofErr w:type="spellEnd"/>
-      <w:r>
-        <w:rPr>
-          <w:rFonts w:ascii="Times New Roman" w:eastAsia="Times New Roman" w:hAnsi="Times New Roman" w:cs="Times New Roman"/>
-          <w:sz w:val="24"/>
-          <w:szCs w:val="24"/>
-        </w:rPr>
-        <w:t xml:space="preserve">, P. D. (1997). A reexamination of the perceptual-to-conceptual shift in mental representations. </w:t>
+        <w:t xml:space="preserve">Quinn, P. C., &amp; Eimas, P. D. (1997). A reexamination of the perceptual-to-conceptual shift in mental representations. </w:t>
       </w:r>
       <w:r>
         <w:rPr>
@@ -7988,25 +7301,7 @@
           <w:szCs w:val="24"/>
         </w:rPr>
         <w:lastRenderedPageBreak/>
-        <w:t xml:space="preserve">Rakison, D. H., &amp; </w:t>
-      </w:r>
-      <w:proofErr w:type="spellStart"/>
-      <w:r>
-        <w:rPr>
-          <w:rFonts w:ascii="Times New Roman" w:eastAsia="Times New Roman" w:hAnsi="Times New Roman" w:cs="Times New Roman"/>
-          <w:sz w:val="24"/>
-          <w:szCs w:val="24"/>
-        </w:rPr>
-        <w:t>Lupyan</w:t>
-      </w:r>
-      <w:proofErr w:type="spellEnd"/>
-      <w:r>
-        <w:rPr>
-          <w:rFonts w:ascii="Times New Roman" w:eastAsia="Times New Roman" w:hAnsi="Times New Roman" w:cs="Times New Roman"/>
-          <w:sz w:val="24"/>
-          <w:szCs w:val="24"/>
-        </w:rPr>
-        <w:t xml:space="preserve">, G. (2008). Developing object concepts in infancy: An associative learning perspective. </w:t>
+        <w:t xml:space="preserve">Rakison, D. H., &amp; Lupyan, G. (2008). Developing object concepts in infancy: An associative learning perspective. </w:t>
       </w:r>
       <w:r>
         <w:rPr>
@@ -8042,25 +7337,7 @@
           <w:sz w:val="24"/>
           <w:szCs w:val="24"/>
         </w:rPr>
-        <w:t xml:space="preserve">(1), </w:t>
-      </w:r>
-      <w:proofErr w:type="spellStart"/>
-      <w:r>
-        <w:rPr>
-          <w:rFonts w:ascii="Times New Roman" w:eastAsia="Times New Roman" w:hAnsi="Times New Roman" w:cs="Times New Roman"/>
-          <w:sz w:val="24"/>
-          <w:szCs w:val="24"/>
-        </w:rPr>
-        <w:t>i</w:t>
-      </w:r>
-      <w:proofErr w:type="spellEnd"/>
-      <w:r>
-        <w:rPr>
-          <w:rFonts w:ascii="Times New Roman" w:eastAsia="Times New Roman" w:hAnsi="Times New Roman" w:cs="Times New Roman"/>
-          <w:sz w:val="24"/>
-          <w:szCs w:val="24"/>
-        </w:rPr>
-        <w:t xml:space="preserve">–127. </w:t>
+        <w:t xml:space="preserve">(1), i–127. </w:t>
       </w:r>
       <w:hyperlink r:id="rId39">
         <w:r>
@@ -8093,43 +7370,7 @@
           <w:sz w:val="24"/>
           <w:szCs w:val="24"/>
         </w:rPr>
-        <w:t xml:space="preserve">Rescorla, R. A., &amp; Wagner, A. R. (1972). A theory of </w:t>
-      </w:r>
-      <w:proofErr w:type="spellStart"/>
-      <w:r>
-        <w:rPr>
-          <w:rFonts w:ascii="Times New Roman" w:eastAsia="Times New Roman" w:hAnsi="Times New Roman" w:cs="Times New Roman"/>
-          <w:sz w:val="24"/>
-          <w:szCs w:val="24"/>
-        </w:rPr>
-        <w:t>pavlovian</w:t>
-      </w:r>
-      <w:proofErr w:type="spellEnd"/>
-      <w:r>
-        <w:rPr>
-          <w:rFonts w:ascii="Times New Roman" w:eastAsia="Times New Roman" w:hAnsi="Times New Roman" w:cs="Times New Roman"/>
-          <w:sz w:val="24"/>
-          <w:szCs w:val="24"/>
-        </w:rPr>
-        <w:t xml:space="preserve"> conditioning: Variations in the effectiveness of reinforcement and nonreinforcement. In A. H. Black &amp; W. F. </w:t>
-      </w:r>
-      <w:proofErr w:type="spellStart"/>
-      <w:r>
-        <w:rPr>
-          <w:rFonts w:ascii="Times New Roman" w:eastAsia="Times New Roman" w:hAnsi="Times New Roman" w:cs="Times New Roman"/>
-          <w:sz w:val="24"/>
-          <w:szCs w:val="24"/>
-        </w:rPr>
-        <w:t>Prokasy</w:t>
-      </w:r>
-      <w:proofErr w:type="spellEnd"/>
-      <w:r>
-        <w:rPr>
-          <w:rFonts w:ascii="Times New Roman" w:eastAsia="Times New Roman" w:hAnsi="Times New Roman" w:cs="Times New Roman"/>
-          <w:sz w:val="24"/>
-          <w:szCs w:val="24"/>
-        </w:rPr>
-        <w:t xml:space="preserve"> (Eds.), </w:t>
+        <w:t xml:space="preserve">Rescorla, R. A., &amp; Wagner, A. R. (1972). A theory of pavlovian conditioning: Variations in the effectiveness of reinforcement and nonreinforcement. In A. H. Black &amp; W. F. Prokasy (Eds.), </w:t>
       </w:r>
       <w:r>
         <w:rPr>
@@ -8201,23 +7442,13 @@
           <w:szCs w:val="24"/>
         </w:rPr>
       </w:pPr>
-      <w:proofErr w:type="spellStart"/>
-      <w:r>
-        <w:rPr>
-          <w:rFonts w:ascii="Times New Roman" w:eastAsia="Times New Roman" w:hAnsi="Times New Roman" w:cs="Times New Roman"/>
-          <w:sz w:val="24"/>
-          <w:szCs w:val="24"/>
-        </w:rPr>
-        <w:t>Rovee</w:t>
-      </w:r>
-      <w:proofErr w:type="spellEnd"/>
-      <w:r>
-        <w:rPr>
-          <w:rFonts w:ascii="Times New Roman" w:eastAsia="Times New Roman" w:hAnsi="Times New Roman" w:cs="Times New Roman"/>
-          <w:sz w:val="24"/>
-          <w:szCs w:val="24"/>
-        </w:rPr>
-        <w:t xml:space="preserve">-Collier, C. (1999). The development of infant memory. </w:t>
+      <w:r>
+        <w:rPr>
+          <w:rFonts w:ascii="Times New Roman" w:eastAsia="Times New Roman" w:hAnsi="Times New Roman" w:cs="Times New Roman"/>
+          <w:sz w:val="24"/>
+          <w:szCs w:val="24"/>
+        </w:rPr>
+        <w:t xml:space="preserve">Rovee-Collier, C. (1999). The development of infant memory. </w:t>
       </w:r>
       <w:r>
         <w:rPr>
@@ -8420,43 +7651,7 @@
           <w:sz w:val="24"/>
           <w:szCs w:val="24"/>
         </w:rPr>
-        <w:t xml:space="preserve">Saxe, R., </w:t>
-      </w:r>
-      <w:proofErr w:type="spellStart"/>
-      <w:r>
-        <w:rPr>
-          <w:rFonts w:ascii="Times New Roman" w:eastAsia="Times New Roman" w:hAnsi="Times New Roman" w:cs="Times New Roman"/>
-          <w:sz w:val="24"/>
-          <w:szCs w:val="24"/>
-        </w:rPr>
-        <w:t>Tzelnic</w:t>
-      </w:r>
-      <w:proofErr w:type="spellEnd"/>
-      <w:r>
-        <w:rPr>
-          <w:rFonts w:ascii="Times New Roman" w:eastAsia="Times New Roman" w:hAnsi="Times New Roman" w:cs="Times New Roman"/>
-          <w:sz w:val="24"/>
-          <w:szCs w:val="24"/>
-        </w:rPr>
-        <w:t xml:space="preserve">, T., &amp; Carey, S. (2007). Knowing who </w:t>
-      </w:r>
-      <w:proofErr w:type="spellStart"/>
-      <w:r>
-        <w:rPr>
-          <w:rFonts w:ascii="Times New Roman" w:eastAsia="Times New Roman" w:hAnsi="Times New Roman" w:cs="Times New Roman"/>
-          <w:sz w:val="24"/>
-          <w:szCs w:val="24"/>
-        </w:rPr>
-        <w:t>dunnit</w:t>
-      </w:r>
-      <w:proofErr w:type="spellEnd"/>
-      <w:r>
-        <w:rPr>
-          <w:rFonts w:ascii="Times New Roman" w:eastAsia="Times New Roman" w:hAnsi="Times New Roman" w:cs="Times New Roman"/>
-          <w:sz w:val="24"/>
-          <w:szCs w:val="24"/>
-        </w:rPr>
-        <w:t xml:space="preserve">: Infants identify the causal agent in an unseen causal interaction. </w:t>
+        <w:t xml:space="preserve">Saxe, R., Tzelnic, T., &amp; Carey, S. (2007). Knowing who dunnit: Infants identify the causal agent in an unseen causal interaction. </w:t>
       </w:r>
       <w:r>
         <w:rPr>
@@ -8718,23 +7913,13 @@
           <w:szCs w:val="24"/>
         </w:rPr>
       </w:pPr>
-      <w:proofErr w:type="spellStart"/>
-      <w:r>
-        <w:rPr>
-          <w:rFonts w:ascii="Times New Roman" w:eastAsia="Times New Roman" w:hAnsi="Times New Roman" w:cs="Times New Roman"/>
-          <w:sz w:val="24"/>
-          <w:szCs w:val="24"/>
-        </w:rPr>
-        <w:t>Spelke</w:t>
-      </w:r>
-      <w:proofErr w:type="spellEnd"/>
-      <w:r>
-        <w:rPr>
-          <w:rFonts w:ascii="Times New Roman" w:eastAsia="Times New Roman" w:hAnsi="Times New Roman" w:cs="Times New Roman"/>
-          <w:sz w:val="24"/>
-          <w:szCs w:val="24"/>
-        </w:rPr>
-        <w:t xml:space="preserve">, E. S. (2022). </w:t>
+      <w:r>
+        <w:rPr>
+          <w:rFonts w:ascii="Times New Roman" w:eastAsia="Times New Roman" w:hAnsi="Times New Roman" w:cs="Times New Roman"/>
+          <w:sz w:val="24"/>
+          <w:szCs w:val="24"/>
+        </w:rPr>
+        <w:t xml:space="preserve">Spelke, E. S. (2022). </w:t>
       </w:r>
       <w:r>
         <w:rPr>
@@ -8779,23 +7964,13 @@
           <w:szCs w:val="24"/>
         </w:rPr>
       </w:pPr>
-      <w:proofErr w:type="spellStart"/>
-      <w:r>
-        <w:rPr>
-          <w:rFonts w:ascii="Times New Roman" w:eastAsia="Times New Roman" w:hAnsi="Times New Roman" w:cs="Times New Roman"/>
-          <w:sz w:val="24"/>
-          <w:szCs w:val="24"/>
-        </w:rPr>
-        <w:t>Spelke</w:t>
-      </w:r>
-      <w:proofErr w:type="spellEnd"/>
-      <w:r>
-        <w:rPr>
-          <w:rFonts w:ascii="Times New Roman" w:eastAsia="Times New Roman" w:hAnsi="Times New Roman" w:cs="Times New Roman"/>
-          <w:sz w:val="24"/>
-          <w:szCs w:val="24"/>
-        </w:rPr>
-        <w:t xml:space="preserve">, E. S., Phillips, A., &amp; Woodward, A. L. (1995). Infants' knowledge of object motion and human action. In D. Sperber, D. Premack, &amp; A. J. Premack (Eds.), </w:t>
+      <w:r>
+        <w:rPr>
+          <w:rFonts w:ascii="Times New Roman" w:eastAsia="Times New Roman" w:hAnsi="Times New Roman" w:cs="Times New Roman"/>
+          <w:sz w:val="24"/>
+          <w:szCs w:val="24"/>
+        </w:rPr>
+        <w:t xml:space="preserve">Spelke, E. S., Phillips, A., &amp; Woodward, A. L. (1995). Infants' knowledge of object motion and human action. In D. Sperber, D. Premack, &amp; A. J. Premack (Eds.), </w:t>
       </w:r>
       <w:r>
         <w:rPr>
@@ -8834,25 +8009,7 @@
           <w:sz w:val="24"/>
           <w:szCs w:val="24"/>
         </w:rPr>
-        <w:t xml:space="preserve">Uller, C., Hauser, M., &amp; Carey, S. (2001). Spontaneous representation of number in cotton-top tamarins (Saguinus </w:t>
-      </w:r>
-      <w:proofErr w:type="spellStart"/>
-      <w:r>
-        <w:rPr>
-          <w:rFonts w:ascii="Times New Roman" w:eastAsia="Times New Roman" w:hAnsi="Times New Roman" w:cs="Times New Roman"/>
-          <w:sz w:val="24"/>
-          <w:szCs w:val="24"/>
-        </w:rPr>
-        <w:t>oedipus</w:t>
-      </w:r>
-      <w:proofErr w:type="spellEnd"/>
-      <w:r>
-        <w:rPr>
-          <w:rFonts w:ascii="Times New Roman" w:eastAsia="Times New Roman" w:hAnsi="Times New Roman" w:cs="Times New Roman"/>
-          <w:sz w:val="24"/>
-          <w:szCs w:val="24"/>
-        </w:rPr>
-        <w:t xml:space="preserve">). </w:t>
+        <w:t xml:space="preserve">Uller, C., Hauser, M., &amp; Carey, S. (2001). Spontaneous representation of number in cotton-top tamarins (Saguinus oedipus). </w:t>
       </w:r>
       <w:r>
         <w:rPr>
@@ -8972,81 +8129,23 @@
           <w:szCs w:val="24"/>
         </w:rPr>
       </w:pPr>
-      <w:proofErr w:type="spellStart"/>
-      <w:r>
-        <w:rPr>
-          <w:rFonts w:ascii="Times New Roman" w:eastAsia="Times New Roman" w:hAnsi="Times New Roman" w:cs="Times New Roman"/>
-          <w:sz w:val="24"/>
-          <w:szCs w:val="24"/>
-        </w:rPr>
-        <w:t>Vallortigara</w:t>
-      </w:r>
-      <w:proofErr w:type="spellEnd"/>
-      <w:r>
-        <w:rPr>
-          <w:rFonts w:ascii="Times New Roman" w:eastAsia="Times New Roman" w:hAnsi="Times New Roman" w:cs="Times New Roman"/>
-          <w:sz w:val="24"/>
-          <w:szCs w:val="24"/>
-        </w:rPr>
-        <w:t xml:space="preserve">, G., </w:t>
-      </w:r>
-      <w:proofErr w:type="spellStart"/>
-      <w:r>
-        <w:rPr>
-          <w:rFonts w:ascii="Times New Roman" w:eastAsia="Times New Roman" w:hAnsi="Times New Roman" w:cs="Times New Roman"/>
-          <w:sz w:val="24"/>
-          <w:szCs w:val="24"/>
-        </w:rPr>
-        <w:t>Regolin</w:t>
-      </w:r>
-      <w:proofErr w:type="spellEnd"/>
-      <w:r>
-        <w:rPr>
-          <w:rFonts w:ascii="Times New Roman" w:eastAsia="Times New Roman" w:hAnsi="Times New Roman" w:cs="Times New Roman"/>
-          <w:sz w:val="24"/>
-          <w:szCs w:val="24"/>
-        </w:rPr>
-        <w:t xml:space="preserve">, L., &amp; </w:t>
-      </w:r>
-      <w:proofErr w:type="spellStart"/>
-      <w:r>
-        <w:rPr>
-          <w:rFonts w:ascii="Times New Roman" w:eastAsia="Times New Roman" w:hAnsi="Times New Roman" w:cs="Times New Roman"/>
-          <w:sz w:val="24"/>
-          <w:szCs w:val="24"/>
-        </w:rPr>
-        <w:t>Marconato</w:t>
-      </w:r>
-      <w:proofErr w:type="spellEnd"/>
-      <w:r>
-        <w:rPr>
-          <w:rFonts w:ascii="Times New Roman" w:eastAsia="Times New Roman" w:hAnsi="Times New Roman" w:cs="Times New Roman"/>
-          <w:sz w:val="24"/>
-          <w:szCs w:val="24"/>
-        </w:rPr>
-        <w:t xml:space="preserve">, F. (2005). Visually inexperienced chicks exhibit spontaneous preference for biological motion patterns. </w:t>
-      </w:r>
-      <w:proofErr w:type="spellStart"/>
-      <w:r>
-        <w:rPr>
-          <w:rFonts w:ascii="Times New Roman" w:eastAsia="Times New Roman" w:hAnsi="Times New Roman" w:cs="Times New Roman"/>
-          <w:i/>
-          <w:iCs/>
-          <w:sz w:val="24"/>
-          <w:szCs w:val="24"/>
-        </w:rPr>
-        <w:t>PLoS</w:t>
-      </w:r>
-      <w:proofErr w:type="spellEnd"/>
-      <w:r>
-        <w:rPr>
-          <w:rFonts w:ascii="Times New Roman" w:eastAsia="Times New Roman" w:hAnsi="Times New Roman" w:cs="Times New Roman"/>
-          <w:i/>
-          <w:iCs/>
-          <w:sz w:val="24"/>
-          <w:szCs w:val="24"/>
-        </w:rPr>
-        <w:t xml:space="preserve"> Biology</w:t>
+      <w:r>
+        <w:rPr>
+          <w:rFonts w:ascii="Times New Roman" w:eastAsia="Times New Roman" w:hAnsi="Times New Roman" w:cs="Times New Roman"/>
+          <w:sz w:val="24"/>
+          <w:szCs w:val="24"/>
+        </w:rPr>
+        <w:t xml:space="preserve">Vallortigara, G., Regolin, L., &amp; Marconato, F. (2005). Visually inexperienced chicks exhibit spontaneous preference for biological motion patterns. </w:t>
+      </w:r>
+      <w:r>
+        <w:rPr>
+          <w:rFonts w:ascii="Times New Roman" w:eastAsia="Times New Roman" w:hAnsi="Times New Roman" w:cs="Times New Roman"/>
+          <w:i/>
+          <w:iCs/>
+          <w:sz w:val="24"/>
+          <w:szCs w:val="24"/>
+        </w:rPr>
+        <w:t>PLoS Biology</w:t>
       </w:r>
       <w:r>
         <w:rPr>
@@ -9228,23 +8327,13 @@
           <w:szCs w:val="24"/>
         </w:rPr>
       </w:pPr>
-      <w:proofErr w:type="spellStart"/>
-      <w:r>
-        <w:rPr>
-          <w:rFonts w:ascii="Times New Roman" w:eastAsia="Times New Roman" w:hAnsi="Times New Roman" w:cs="Times New Roman"/>
-          <w:sz w:val="24"/>
-          <w:szCs w:val="24"/>
-        </w:rPr>
-        <w:t>Werbos</w:t>
-      </w:r>
-      <w:proofErr w:type="spellEnd"/>
-      <w:r>
-        <w:rPr>
-          <w:rFonts w:ascii="Times New Roman" w:eastAsia="Times New Roman" w:hAnsi="Times New Roman" w:cs="Times New Roman"/>
-          <w:sz w:val="24"/>
-          <w:szCs w:val="24"/>
-        </w:rPr>
-        <w:t>, P. J. (1974). Beyond regression: New tools for prediction and analysis in the behavioral sciences [Unpublished doctoral dissertation]. Harvard University.</w:t>
+      <w:r>
+        <w:rPr>
+          <w:rFonts w:ascii="Times New Roman" w:eastAsia="Times New Roman" w:hAnsi="Times New Roman" w:cs="Times New Roman"/>
+          <w:sz w:val="24"/>
+          <w:szCs w:val="24"/>
+        </w:rPr>
+        <w:t>Werbos, P. J. (1974). Beyond regression: New tools for prediction and analysis in the behavioral sciences [Unpublished doctoral dissertation]. Harvard University.</w:t>
       </w:r>
     </w:p>
     <w:p>
@@ -9259,23 +8348,13 @@
           <w:szCs w:val="24"/>
         </w:rPr>
       </w:pPr>
-      <w:proofErr w:type="spellStart"/>
-      <w:r>
-        <w:rPr>
-          <w:rFonts w:ascii="Times New Roman" w:eastAsia="Times New Roman" w:hAnsi="Times New Roman" w:cs="Times New Roman"/>
-          <w:sz w:val="24"/>
-          <w:szCs w:val="24"/>
-        </w:rPr>
-        <w:t>Widrow</w:t>
-      </w:r>
-      <w:proofErr w:type="spellEnd"/>
-      <w:r>
-        <w:rPr>
-          <w:rFonts w:ascii="Times New Roman" w:eastAsia="Times New Roman" w:hAnsi="Times New Roman" w:cs="Times New Roman"/>
-          <w:sz w:val="24"/>
-          <w:szCs w:val="24"/>
-        </w:rPr>
-        <w:t xml:space="preserve">, B., &amp; Hoff, M. E. (1960). Adaptive switching circuits. </w:t>
+      <w:r>
+        <w:rPr>
+          <w:rFonts w:ascii="Times New Roman" w:eastAsia="Times New Roman" w:hAnsi="Times New Roman" w:cs="Times New Roman"/>
+          <w:sz w:val="24"/>
+          <w:szCs w:val="24"/>
+        </w:rPr>
+        <w:t xml:space="preserve">Widrow, B., &amp; Hoff, M. E. (1960). Adaptive switching circuits. </w:t>
       </w:r>
       <w:r>
         <w:rPr>
@@ -9360,7 +8439,6 @@
         </w:rPr>
         <w:t xml:space="preserve">, Kiessling, J., &amp; </w:t>
       </w:r>
-      <w:proofErr w:type="spellStart"/>
       <w:r>
         <w:rPr>
           <w:rFonts w:ascii="Times New Roman" w:eastAsia="Times New Roman" w:hAnsi="Times New Roman" w:cs="Times New Roman"/>
@@ -9369,7 +8447,6 @@
         </w:rPr>
         <w:t>Gredebäck</w:t>
       </w:r>
-      <w:proofErr w:type="spellEnd"/>
       <w:r>
         <w:rPr>
           <w:rFonts w:ascii="Times New Roman" w:eastAsia="Times New Roman" w:hAnsi="Times New Roman" w:cs="Times New Roman"/>
@@ -9427,25 +8504,7 @@
           <w:sz w:val="24"/>
           <w:szCs w:val="24"/>
         </w:rPr>
-        <w:t xml:space="preserve">Woodward, A. L., Phillips, A. T., &amp; </w:t>
-      </w:r>
-      <w:proofErr w:type="spellStart"/>
-      <w:r>
-        <w:rPr>
-          <w:rFonts w:ascii="Times New Roman" w:eastAsia="Times New Roman" w:hAnsi="Times New Roman" w:cs="Times New Roman"/>
-          <w:sz w:val="24"/>
-          <w:szCs w:val="24"/>
-        </w:rPr>
-        <w:t>Spelke</w:t>
-      </w:r>
-      <w:proofErr w:type="spellEnd"/>
-      <w:r>
-        <w:rPr>
-          <w:rFonts w:ascii="Times New Roman" w:eastAsia="Times New Roman" w:hAnsi="Times New Roman" w:cs="Times New Roman"/>
-          <w:sz w:val="24"/>
-          <w:szCs w:val="24"/>
-        </w:rPr>
-        <w:t xml:space="preserve">, E. S. (1993). Infants' expectations about the motion of animate versus inanimate objects. </w:t>
+        <w:t xml:space="preserve">Woodward, A. L., Phillips, A. T., &amp; Spelke, E. S. (1993). Infants' expectations about the motion of animate versus inanimate objects. </w:t>
       </w:r>
       <w:r>
         <w:rPr>
@@ -9616,23 +8675,13 @@
           <w:szCs w:val="24"/>
         </w:rPr>
       </w:pPr>
-      <w:proofErr w:type="spellStart"/>
-      <w:r>
-        <w:rPr>
-          <w:rFonts w:ascii="Times New Roman" w:eastAsia="Times New Roman" w:hAnsi="Times New Roman" w:cs="Times New Roman"/>
-          <w:sz w:val="24"/>
-          <w:szCs w:val="24"/>
-        </w:rPr>
-        <w:t>Yermolayeva</w:t>
-      </w:r>
-      <w:proofErr w:type="spellEnd"/>
-      <w:r>
-        <w:rPr>
-          <w:rFonts w:ascii="Times New Roman" w:eastAsia="Times New Roman" w:hAnsi="Times New Roman" w:cs="Times New Roman"/>
-          <w:sz w:val="24"/>
-          <w:szCs w:val="24"/>
-        </w:rPr>
-        <w:t xml:space="preserve">, Y., &amp; Rakison, D. H. (2014). Connectionist modeling of developmental changes in infancy: Approaches, challenges, and contributions. </w:t>
+      <w:r>
+        <w:rPr>
+          <w:rFonts w:ascii="Times New Roman" w:eastAsia="Times New Roman" w:hAnsi="Times New Roman" w:cs="Times New Roman"/>
+          <w:sz w:val="24"/>
+          <w:szCs w:val="24"/>
+        </w:rPr>
+        <w:t xml:space="preserve">Yermolayeva, Y., &amp; Rakison, D. H. (2014). Connectionist modeling of developmental changes in infancy: Approaches, challenges, and contributions. </w:t>
       </w:r>
       <w:r>
         <w:rPr>

--- a/invitedChapter_AssociativeLearning_FINAL.docx
+++ b/invitedChapter_AssociativeLearning_FINAL.docx
@@ -47,6 +47,7 @@
           <w:szCs w:val="24"/>
         </w:rPr>
       </w:pPr>
+      <w:proofErr w:type="gramStart"/>
       <w:r>
         <w:rPr>
           <w:rFonts w:ascii="Times New Roman" w:eastAsia="Times New Roman" w:hAnsi="Times New Roman" w:cs="Times New Roman"/>
@@ -55,6 +56,7 @@
         </w:rPr>
         <w:t>Chapter ##</w:t>
       </w:r>
+      <w:proofErr w:type="gramEnd"/>
     </w:p>
     <w:p>
       <w:pPr>
@@ -510,7 +512,61 @@
           <w:szCs w:val="24"/>
         </w:rPr>
         <w:lastRenderedPageBreak/>
-        <w:t xml:space="preserve">We have gathered evidence for what I would like to call the “law of uphill analysis and downhill invention.” What I mean is this. . . . Analysis is more difficult than invention in the sense in which, generally, induction takes more time to perform than deduction: in induction one has to search for the way, whereas in deduction one follows a straightforward path. (Braitenberg, 1986, p. 20) </w:t>
+        <w:t>We have gathered evidence for what I would like to call the “law of uphill analysis and downhill invention.” What I mean is this</w:t>
+      </w:r>
+      <w:proofErr w:type="gramStart"/>
+      <w:r>
+        <w:rPr>
+          <w:rFonts w:ascii="Times New Roman" w:eastAsia="Times New Roman" w:hAnsi="Times New Roman" w:cs="Times New Roman"/>
+          <w:sz w:val="24"/>
+          <w:szCs w:val="24"/>
+        </w:rPr>
+        <w:t>. . . .</w:t>
+      </w:r>
+      <w:proofErr w:type="gramEnd"/>
+      <w:r>
+        <w:rPr>
+          <w:rFonts w:ascii="Times New Roman" w:eastAsia="Times New Roman" w:hAnsi="Times New Roman" w:cs="Times New Roman"/>
+          <w:sz w:val="24"/>
+          <w:szCs w:val="24"/>
+        </w:rPr>
+        <w:t xml:space="preserve"> Analysis is more difficult than invention in the sense in which, generally, induction takes more time to perform than deduction: in induction one </w:t>
+      </w:r>
+      <w:proofErr w:type="gramStart"/>
+      <w:r>
+        <w:rPr>
+          <w:rFonts w:ascii="Times New Roman" w:eastAsia="Times New Roman" w:hAnsi="Times New Roman" w:cs="Times New Roman"/>
+          <w:sz w:val="24"/>
+          <w:szCs w:val="24"/>
+        </w:rPr>
+        <w:t>has to</w:t>
+      </w:r>
+      <w:proofErr w:type="gramEnd"/>
+      <w:r>
+        <w:rPr>
+          <w:rFonts w:ascii="Times New Roman" w:eastAsia="Times New Roman" w:hAnsi="Times New Roman" w:cs="Times New Roman"/>
+          <w:sz w:val="24"/>
+          <w:szCs w:val="24"/>
+        </w:rPr>
+        <w:t xml:space="preserve"> search for the way, whereas in deduction one follows a straightforward path. (</w:t>
+      </w:r>
+      <w:proofErr w:type="spellStart"/>
+      <w:r>
+        <w:rPr>
+          <w:rFonts w:ascii="Times New Roman" w:eastAsia="Times New Roman" w:hAnsi="Times New Roman" w:cs="Times New Roman"/>
+          <w:sz w:val="24"/>
+          <w:szCs w:val="24"/>
+        </w:rPr>
+        <w:t>Braitenberg</w:t>
+      </w:r>
+      <w:proofErr w:type="spellEnd"/>
+      <w:r>
+        <w:rPr>
+          <w:rFonts w:ascii="Times New Roman" w:eastAsia="Times New Roman" w:hAnsi="Times New Roman" w:cs="Times New Roman"/>
+          <w:sz w:val="24"/>
+          <w:szCs w:val="24"/>
+        </w:rPr>
+        <w:t xml:space="preserve">, 1986, p. 20) </w:t>
       </w:r>
     </w:p>
     <w:p>
@@ -627,7 +683,25 @@
           <w:sz w:val="24"/>
           <w:szCs w:val="24"/>
         </w:rPr>
-        <w:t xml:space="preserve">be used to describe each vehicle’s behavior, are they necessary? As Braitenberg shows throughout </w:t>
+        <w:t xml:space="preserve">be used to describe each vehicle’s behavior, are they necessary? As </w:t>
+      </w:r>
+      <w:proofErr w:type="spellStart"/>
+      <w:r>
+        <w:rPr>
+          <w:rFonts w:ascii="Times New Roman" w:eastAsia="Times New Roman" w:hAnsi="Times New Roman" w:cs="Times New Roman"/>
+          <w:sz w:val="24"/>
+          <w:szCs w:val="24"/>
+        </w:rPr>
+        <w:t>Braitenberg</w:t>
+      </w:r>
+      <w:proofErr w:type="spellEnd"/>
+      <w:r>
+        <w:rPr>
+          <w:rFonts w:ascii="Times New Roman" w:eastAsia="Times New Roman" w:hAnsi="Times New Roman" w:cs="Times New Roman"/>
+          <w:sz w:val="24"/>
+          <w:szCs w:val="24"/>
+        </w:rPr>
+        <w:t xml:space="preserve"> shows throughout </w:t>
       </w:r>
       <w:r>
         <w:rPr>
@@ -718,7 +792,25 @@
           <w:sz w:val="24"/>
           <w:szCs w:val="24"/>
         </w:rPr>
-        <w:t xml:space="preserve">Basic architecture of a Braitenberg </w:t>
+        <w:t xml:space="preserve">Basic architecture of a </w:t>
+      </w:r>
+      <w:proofErr w:type="spellStart"/>
+      <w:r>
+        <w:rPr>
+          <w:rFonts w:ascii="Times New Roman" w:eastAsia="Times New Roman" w:hAnsi="Times New Roman" w:cs="Times New Roman"/>
+          <w:sz w:val="24"/>
+          <w:szCs w:val="24"/>
+        </w:rPr>
+        <w:t>Braitenberg</w:t>
+      </w:r>
+      <w:proofErr w:type="spellEnd"/>
+      <w:r>
+        <w:rPr>
+          <w:rFonts w:ascii="Times New Roman" w:eastAsia="Times New Roman" w:hAnsi="Times New Roman" w:cs="Times New Roman"/>
+          <w:sz w:val="24"/>
+          <w:szCs w:val="24"/>
+        </w:rPr>
+        <w:t xml:space="preserve"> </w:t>
       </w:r>
       <w:r>
         <w:rPr>
@@ -852,7 +944,25 @@
           <w:szCs w:val="24"/>
         </w:rPr>
         <w:tab/>
-        <w:t xml:space="preserve">As the figure shows, a typical “Braitenberg vehicle” consists of a body, two motors, and two sensors. The motors—which are located on each side of the body—are connected to sensors that respond to different external stimuli (e.g., light, sound, temperature, or even another vehicle). If the sensors receive increasing amounts of that stimulation and their connections to the motors are positive (i.e., excitatory), then the vehicle will, as shown </w:t>
+        <w:t>As the figure shows, a typical “</w:t>
+      </w:r>
+      <w:proofErr w:type="spellStart"/>
+      <w:r>
+        <w:rPr>
+          <w:rFonts w:ascii="Times New Roman" w:eastAsia="Times New Roman" w:hAnsi="Times New Roman" w:cs="Times New Roman"/>
+          <w:sz w:val="24"/>
+          <w:szCs w:val="24"/>
+        </w:rPr>
+        <w:t>Braitenberg</w:t>
+      </w:r>
+      <w:proofErr w:type="spellEnd"/>
+      <w:r>
+        <w:rPr>
+          <w:rFonts w:ascii="Times New Roman" w:eastAsia="Times New Roman" w:hAnsi="Times New Roman" w:cs="Times New Roman"/>
+          <w:sz w:val="24"/>
+          <w:szCs w:val="24"/>
+        </w:rPr>
+        <w:t xml:space="preserve"> vehicle” consists of a body, two motors, and two sensors. The motors—which are located on each side of the body—are connected to sensors that respond to different external stimuli (e.g., light, sound, temperature, or even another vehicle). If the sensors receive increasing amounts of that stimulation and their connections to the motors are positive (i.e., excitatory), then the vehicle will, as shown </w:t>
       </w:r>
       <w:r>
         <w:rPr>
@@ -949,13 +1059,23 @@
         </w:rPr>
         <w:t xml:space="preserve">any </w:t>
       </w:r>
-      <w:r>
-        <w:rPr>
-          <w:rFonts w:ascii="Times New Roman" w:eastAsia="Times New Roman" w:hAnsi="Times New Roman" w:cs="Times New Roman"/>
-          <w:sz w:val="24"/>
-          <w:szCs w:val="24"/>
-        </w:rPr>
-        <w:t xml:space="preserve">Braitenberg vehicle; that is, </w:t>
+      <w:proofErr w:type="spellStart"/>
+      <w:r>
+        <w:rPr>
+          <w:rFonts w:ascii="Times New Roman" w:eastAsia="Times New Roman" w:hAnsi="Times New Roman" w:cs="Times New Roman"/>
+          <w:sz w:val="24"/>
+          <w:szCs w:val="24"/>
+        </w:rPr>
+        <w:t>Braitenberg</w:t>
+      </w:r>
+      <w:proofErr w:type="spellEnd"/>
+      <w:r>
+        <w:rPr>
+          <w:rFonts w:ascii="Times New Roman" w:eastAsia="Times New Roman" w:hAnsi="Times New Roman" w:cs="Times New Roman"/>
+          <w:sz w:val="24"/>
+          <w:szCs w:val="24"/>
+        </w:rPr>
+        <w:t xml:space="preserve"> vehicle; that is, </w:t>
       </w:r>
       <w:r>
         <w:rPr>
@@ -1020,7 +1140,31 @@
           <w:szCs w:val="24"/>
         </w:rPr>
         <w:lastRenderedPageBreak/>
-        <w:t>with the vehicle’s sensorimotor connections</w:t>
+        <w:t xml:space="preserve">with </w:t>
+      </w:r>
+      <w:r>
+        <w:rPr>
+          <w:rFonts w:ascii="Times New Roman" w:eastAsia="Times New Roman" w:hAnsi="Times New Roman" w:cs="Times New Roman"/>
+          <w:sz w:val="24"/>
+          <w:szCs w:val="24"/>
+        </w:rPr>
+        <w:t>its</w:t>
+      </w:r>
+      <w:r>
+        <w:rPr>
+          <w:rFonts w:ascii="Times New Roman" w:eastAsia="Times New Roman" w:hAnsi="Times New Roman" w:cs="Times New Roman"/>
+          <w:sz w:val="24"/>
+          <w:szCs w:val="24"/>
+        </w:rPr>
+        <w:t xml:space="preserve"> </w:t>
+      </w:r>
+      <w:r>
+        <w:rPr>
+          <w:rFonts w:ascii="Times New Roman" w:eastAsia="Times New Roman" w:hAnsi="Times New Roman" w:cs="Times New Roman"/>
+          <w:sz w:val="24"/>
+          <w:szCs w:val="24"/>
+        </w:rPr>
+        <w:t>sensorimotor connections</w:t>
       </w:r>
       <w:r>
         <w:rPr>
@@ -1108,23 +1252,63 @@
           <w:sz w:val="24"/>
           <w:szCs w:val="24"/>
         </w:rPr>
-        <w:t xml:space="preserve"> path until, at some point, it overtakes that stimulus, at which point it will begin to slow down as the distance between it and the stimulus increases (Figure 1A). In contrast, if that same stimulus is positioned to one side of the vehicle, it will turn away from the stimulus (Figure 1B). This is because the sensor closest to the stimulus receives more stimulation than the sensor further away. </w:t>
-      </w:r>
-      <w:r>
-        <w:rPr>
-          <w:rFonts w:ascii="Times New Roman" w:eastAsia="Times New Roman" w:hAnsi="Times New Roman" w:cs="Times New Roman"/>
-          <w:sz w:val="24"/>
-          <w:szCs w:val="24"/>
-        </w:rPr>
-        <w:t>Consequently, t</w:t>
-      </w:r>
-      <w:r>
-        <w:rPr>
-          <w:rFonts w:ascii="Times New Roman" w:eastAsia="Times New Roman" w:hAnsi="Times New Roman" w:cs="Times New Roman"/>
-          <w:sz w:val="24"/>
-          <w:szCs w:val="24"/>
-        </w:rPr>
-        <w:t>he right motor</w:t>
+        <w:t xml:space="preserve"> path until, at some point, it overtakes that stimulus, at which point it will begin to slow down as the distance between it and the stimulus increases (Figure 1A). In contrast, if that same stimulus is positioned to one side of the vehicle, it will turn away from the stimulus</w:t>
+      </w:r>
+      <w:r>
+        <w:rPr>
+          <w:rFonts w:ascii="Times New Roman" w:eastAsia="Times New Roman" w:hAnsi="Times New Roman" w:cs="Times New Roman"/>
+          <w:sz w:val="24"/>
+          <w:szCs w:val="24"/>
+        </w:rPr>
+        <w:t xml:space="preserve"> because</w:t>
+      </w:r>
+      <w:r>
+        <w:rPr>
+          <w:rFonts w:ascii="Times New Roman" w:eastAsia="Times New Roman" w:hAnsi="Times New Roman" w:cs="Times New Roman"/>
+          <w:sz w:val="24"/>
+          <w:szCs w:val="24"/>
+        </w:rPr>
+        <w:t xml:space="preserve"> the sensor closest to the stimulus receives more stimulation than the sensor further away</w:t>
+      </w:r>
+      <w:r>
+        <w:rPr>
+          <w:rFonts w:ascii="Times New Roman" w:eastAsia="Times New Roman" w:hAnsi="Times New Roman" w:cs="Times New Roman"/>
+          <w:sz w:val="24"/>
+          <w:szCs w:val="24"/>
+        </w:rPr>
+        <w:t xml:space="preserve"> </w:t>
+      </w:r>
+      <w:r>
+        <w:rPr>
+          <w:rFonts w:ascii="Times New Roman" w:eastAsia="Times New Roman" w:hAnsi="Times New Roman" w:cs="Times New Roman"/>
+          <w:sz w:val="24"/>
+          <w:szCs w:val="24"/>
+        </w:rPr>
+        <w:t>(Figure 1B)</w:t>
+      </w:r>
+      <w:r>
+        <w:rPr>
+          <w:rFonts w:ascii="Times New Roman" w:eastAsia="Times New Roman" w:hAnsi="Times New Roman" w:cs="Times New Roman"/>
+          <w:sz w:val="24"/>
+          <w:szCs w:val="24"/>
+        </w:rPr>
+        <w:t xml:space="preserve">. </w:t>
+      </w:r>
+      <w:r>
+        <w:rPr>
+          <w:rFonts w:ascii="Times New Roman" w:eastAsia="Times New Roman" w:hAnsi="Times New Roman" w:cs="Times New Roman"/>
+          <w:sz w:val="24"/>
+          <w:szCs w:val="24"/>
+        </w:rPr>
+        <w:t>The right</w:t>
+      </w:r>
+      <w:r>
+        <w:rPr>
+          <w:rFonts w:ascii="Times New Roman" w:eastAsia="Times New Roman" w:hAnsi="Times New Roman" w:cs="Times New Roman"/>
+          <w:sz w:val="24"/>
+          <w:szCs w:val="24"/>
+        </w:rPr>
+        <w:t xml:space="preserve"> motor</w:t>
       </w:r>
       <w:r>
         <w:rPr>
@@ -1140,6 +1324,14 @@
           <w:sz w:val="24"/>
           <w:szCs w:val="24"/>
         </w:rPr>
+        <w:t xml:space="preserve">consequently </w:t>
+      </w:r>
+      <w:r>
+        <w:rPr>
+          <w:rFonts w:ascii="Times New Roman" w:eastAsia="Times New Roman" w:hAnsi="Times New Roman" w:cs="Times New Roman"/>
+          <w:sz w:val="24"/>
+          <w:szCs w:val="24"/>
+        </w:rPr>
         <w:t>move faster than the left one</w:t>
       </w:r>
       <w:r>
@@ -1148,15 +1340,15 @@
           <w:sz w:val="24"/>
           <w:szCs w:val="24"/>
         </w:rPr>
-        <w:t xml:space="preserve">. This, in turn, will cause </w:t>
-      </w:r>
-      <w:r>
-        <w:rPr>
-          <w:rFonts w:ascii="Times New Roman" w:eastAsia="Times New Roman" w:hAnsi="Times New Roman" w:cs="Times New Roman"/>
-          <w:sz w:val="24"/>
-          <w:szCs w:val="24"/>
-        </w:rPr>
-        <w:t xml:space="preserve">the vehicle </w:t>
+        <w:t>, thereby causing the</w:t>
+      </w:r>
+      <w:r>
+        <w:rPr>
+          <w:rFonts w:ascii="Times New Roman" w:eastAsia="Times New Roman" w:hAnsi="Times New Roman" w:cs="Times New Roman"/>
+          <w:sz w:val="24"/>
+          <w:szCs w:val="24"/>
+        </w:rPr>
+        <w:t xml:space="preserve"> vehicle </w:t>
       </w:r>
       <w:r>
         <w:rPr>
@@ -1228,7 +1420,23 @@
           <w:sz w:val="24"/>
           <w:szCs w:val="24"/>
         </w:rPr>
-        <w:t xml:space="preserve">. This insight can be missed when inferring underlying mechanisms from observed behavior, not least because behavior radically underdetermines the mechanisms that produced it. In other words, because it is always possible that the same behavior is produced by different mechanisms, </w:t>
+        <w:t>. This insight can be missed when</w:t>
+      </w:r>
+      <w:r>
+        <w:rPr>
+          <w:rFonts w:ascii="Times New Roman" w:eastAsia="Times New Roman" w:hAnsi="Times New Roman" w:cs="Times New Roman"/>
+          <w:sz w:val="24"/>
+          <w:szCs w:val="24"/>
+        </w:rPr>
+        <w:t xml:space="preserve"> attempting to infer</w:t>
+      </w:r>
+      <w:r>
+        <w:rPr>
+          <w:rFonts w:ascii="Times New Roman" w:eastAsia="Times New Roman" w:hAnsi="Times New Roman" w:cs="Times New Roman"/>
+          <w:sz w:val="24"/>
+          <w:szCs w:val="24"/>
+        </w:rPr>
+        <w:t xml:space="preserve"> underlying mechanisms from observed behavior, not least because behavior radically underdetermines the mechanisms that produced it. In other words, because it is always possible that the same behavior is produced by different mechanisms, </w:t>
       </w:r>
       <w:r>
         <w:rPr>
@@ -1432,7 +1640,23 @@
           <w:sz w:val="24"/>
           <w:szCs w:val="24"/>
         </w:rPr>
-        <w:t xml:space="preserve"> grounded in an accumulator-like mechanism (e.g., Meck &amp; Church, 1983; Wynn, 1995). Based on converging evidence with cotton-top tamarins, Uller et al. (2001) similarly concluded that “it is likely that these numerical representations are spontaneously available to a variety of primate species and could provide a foundation on which humans’ number sense was constructed over evolution and development” (p. 248). The problem with this conclusion is that there may be other explanations for these putatively precocious findings. Cohen and Marks (2002), for example, showed that simple preferences for familiar stimulus configurations and displays containing more items could explain this looking pattern. </w:t>
+        <w:t xml:space="preserve"> grounded in an accumulator-like mechanism (e.g., Meck &amp; Church, 1983; Wynn, 1995). Based on converging evidence with cotton-top tamarins, Uller et al. (2001) similarly concluded that “it is likely that these numerical representations are spontaneously available to a variety of primate species and could provide a foundation on which humans’ number sense was constructed over evolution and development” (p. 248). The problem with </w:t>
+      </w:r>
+      <w:r>
+        <w:rPr>
+          <w:rFonts w:ascii="Times New Roman" w:eastAsia="Times New Roman" w:hAnsi="Times New Roman" w:cs="Times New Roman"/>
+          <w:sz w:val="24"/>
+          <w:szCs w:val="24"/>
+        </w:rPr>
+        <w:t>conclusions like these is</w:t>
+      </w:r>
+      <w:r>
+        <w:rPr>
+          <w:rFonts w:ascii="Times New Roman" w:eastAsia="Times New Roman" w:hAnsi="Times New Roman" w:cs="Times New Roman"/>
+          <w:sz w:val="24"/>
+          <w:szCs w:val="24"/>
+        </w:rPr>
+        <w:t xml:space="preserve"> that there may be other explanations for these putatively precocious findings. Cohen and Marks (2002), for example, showed that simple preferences for familiar stimulus configurations and displays containing more items could explain this looking pattern. </w:t>
       </w:r>
     </w:p>
     <w:p>
@@ -1454,7 +1678,72 @@
           <w:szCs w:val="24"/>
         </w:rPr>
         <w:tab/>
-        <w:t xml:space="preserve">This example is a nice illustration of why it is problematic to take an inductive approach to identify underlying mechanisms: it is easy to overlook the possibility that simple operating principles and mechanisms can produce ostensibly complex behaviors. The goal of this chapter is to demonstrate how one such simple mechanism—associative learning—adequately accounts for infants’ looking behaviors in studies designed to evaluate their knowledge about the causal properties of people and objects. I will conclude the chapter with a brief discussion of how computational modeling can help researchers put Braitenberg’s dictum—starting with a candidate mechanism and then evaluating the behaviors it produces—into practice.  </w:t>
+      </w:r>
+      <w:r>
+        <w:rPr>
+          <w:rFonts w:ascii="Times New Roman" w:eastAsia="Times New Roman" w:hAnsi="Times New Roman" w:cs="Times New Roman"/>
+          <w:sz w:val="24"/>
+          <w:szCs w:val="24"/>
+        </w:rPr>
+        <w:t xml:space="preserve">I began the chapter with this example because it </w:t>
+      </w:r>
+      <w:r>
+        <w:rPr>
+          <w:rFonts w:ascii="Times New Roman" w:eastAsia="Times New Roman" w:hAnsi="Times New Roman" w:cs="Times New Roman"/>
+          <w:sz w:val="24"/>
+          <w:szCs w:val="24"/>
+        </w:rPr>
+        <w:t>nicely illustrates</w:t>
+      </w:r>
+      <w:r>
+        <w:rPr>
+          <w:rFonts w:ascii="Times New Roman" w:eastAsia="Times New Roman" w:hAnsi="Times New Roman" w:cs="Times New Roman"/>
+          <w:sz w:val="24"/>
+          <w:szCs w:val="24"/>
+        </w:rPr>
+        <w:t xml:space="preserve"> the </w:t>
+      </w:r>
+      <w:r>
+        <w:rPr>
+          <w:rFonts w:ascii="Times New Roman" w:eastAsia="Times New Roman" w:hAnsi="Times New Roman" w:cs="Times New Roman"/>
+          <w:sz w:val="24"/>
+          <w:szCs w:val="24"/>
+        </w:rPr>
+        <w:t xml:space="preserve">fundamental </w:t>
+      </w:r>
+      <w:r>
+        <w:rPr>
+          <w:rFonts w:ascii="Times New Roman" w:eastAsia="Times New Roman" w:hAnsi="Times New Roman" w:cs="Times New Roman"/>
+          <w:sz w:val="24"/>
+          <w:szCs w:val="24"/>
+        </w:rPr>
+        <w:t>problem with adopting an inductive approach to study underlying mechanisms</w:t>
+      </w:r>
+      <w:r>
+        <w:rPr>
+          <w:rFonts w:ascii="Times New Roman" w:eastAsia="Times New Roman" w:hAnsi="Times New Roman" w:cs="Times New Roman"/>
+          <w:sz w:val="24"/>
+          <w:szCs w:val="24"/>
+        </w:rPr>
+        <w:t xml:space="preserve">: it is easy to overlook the possibility that simple operating principles and mechanisms can produce ostensibly complex behaviors. The goal of this chapter is to demonstrate how one such simple mechanism—associative learning—adequately accounts for infants’ looking behaviors in studies designed to evaluate their knowledge about the causal properties of people and objects. I will conclude the chapter with a brief discussion of how computational modeling can help researchers put </w:t>
+      </w:r>
+      <w:proofErr w:type="spellStart"/>
+      <w:r>
+        <w:rPr>
+          <w:rFonts w:ascii="Times New Roman" w:eastAsia="Times New Roman" w:hAnsi="Times New Roman" w:cs="Times New Roman"/>
+          <w:sz w:val="24"/>
+          <w:szCs w:val="24"/>
+        </w:rPr>
+        <w:t>Braitenberg’s</w:t>
+      </w:r>
+      <w:proofErr w:type="spellEnd"/>
+      <w:r>
+        <w:rPr>
+          <w:rFonts w:ascii="Times New Roman" w:eastAsia="Times New Roman" w:hAnsi="Times New Roman" w:cs="Times New Roman"/>
+          <w:sz w:val="24"/>
+          <w:szCs w:val="24"/>
+        </w:rPr>
+        <w:t xml:space="preserve"> dictum—starting with a candidate mechanism and then evaluating the behaviors it produces—into practice.  </w:t>
       </w:r>
     </w:p>
     <w:p>
@@ -1476,7 +1765,7 @@
           <w:szCs w:val="24"/>
         </w:rPr>
         <w:tab/>
-        <w:t xml:space="preserve">Although much of the discussion in this chapter centers on my own research and on findings from a single cognitive domain, the arguments advanced here speak to two broader theoretical points. The first should be well understood by now: The generative capacities of </w:t>
+        <w:t xml:space="preserve">Although much of the discussion in this chapter centers on my own research and on findings from a single cognitive domain, the arguments advanced here speak to two broader </w:t>
       </w:r>
       <w:r>
         <w:rPr>
@@ -1485,7 +1774,7 @@
           <w:szCs w:val="24"/>
         </w:rPr>
         <w:lastRenderedPageBreak/>
-        <w:t>relatively simple mechanisms should not be overlooked or underestimated. The second point is that to the extent that associative learning can explain the findings described in this chapter, there is no reason to assume that the same cannot be true for other cognitive domains (for conceptually similar arguments, see Adolph &amp; Joh, 2009; Benton &amp; Lapan, 202</w:t>
+        <w:t>theoretical points. The first should be well understood by now: The generative capacities of relatively simple mechanisms should not be overlooked or underestimated. The second point is that to the extent that associative learning can explain the findings described in this chapter, there is no reason to assume that the same cannot be true for other cognitive domains (for conceptually similar arguments, see Adolph &amp; Joh, 2009; Benton &amp; Lapan, 202</w:t>
       </w:r>
       <w:r>
         <w:rPr>
@@ -1501,7 +1790,43 @@
           <w:sz w:val="24"/>
           <w:szCs w:val="24"/>
         </w:rPr>
-        <w:t xml:space="preserve">; Colunga &amp; Smith, 2005; Heyes &amp; Ray, 2000; Johnson, 2009; Mermier et al., 2022; Perner &amp; Ruffman, 2005; Quinn &amp; Eimas, 1997; Rakison &amp; Lupyan, 2008; Scott &amp; Arcaro, 2023). </w:t>
+        <w:t xml:space="preserve">; Colunga &amp; Smith, 2005; Heyes &amp; Ray, 2000; Johnson, 2009; Mermier et al., 2022; Perner &amp; Ruffman, 2005; Quinn &amp; </w:t>
+      </w:r>
+      <w:proofErr w:type="spellStart"/>
+      <w:r>
+        <w:rPr>
+          <w:rFonts w:ascii="Times New Roman" w:eastAsia="Times New Roman" w:hAnsi="Times New Roman" w:cs="Times New Roman"/>
+          <w:sz w:val="24"/>
+          <w:szCs w:val="24"/>
+        </w:rPr>
+        <w:t>Eimas</w:t>
+      </w:r>
+      <w:proofErr w:type="spellEnd"/>
+      <w:r>
+        <w:rPr>
+          <w:rFonts w:ascii="Times New Roman" w:eastAsia="Times New Roman" w:hAnsi="Times New Roman" w:cs="Times New Roman"/>
+          <w:sz w:val="24"/>
+          <w:szCs w:val="24"/>
+        </w:rPr>
+        <w:t xml:space="preserve">, 1997; Rakison &amp; </w:t>
+      </w:r>
+      <w:proofErr w:type="spellStart"/>
+      <w:r>
+        <w:rPr>
+          <w:rFonts w:ascii="Times New Roman" w:eastAsia="Times New Roman" w:hAnsi="Times New Roman" w:cs="Times New Roman"/>
+          <w:sz w:val="24"/>
+          <w:szCs w:val="24"/>
+        </w:rPr>
+        <w:t>Lupyan</w:t>
+      </w:r>
+      <w:proofErr w:type="spellEnd"/>
+      <w:r>
+        <w:rPr>
+          <w:rFonts w:ascii="Times New Roman" w:eastAsia="Times New Roman" w:hAnsi="Times New Roman" w:cs="Times New Roman"/>
+          <w:sz w:val="24"/>
+          <w:szCs w:val="24"/>
+        </w:rPr>
+        <w:t xml:space="preserve">, 2008; Scott &amp; Arcaro, 2023). </w:t>
       </w:r>
     </w:p>
     <w:p>
@@ -1597,6 +1922,7 @@
         </w:rPr>
         <w:t xml:space="preserve">itself </w:t>
       </w:r>
+      <w:proofErr w:type="gramStart"/>
       <w:r>
         <w:rPr>
           <w:rFonts w:ascii="Times New Roman" w:eastAsia="Times New Roman" w:hAnsi="Times New Roman" w:cs="Times New Roman"/>
@@ -1611,7 +1937,16 @@
           <w:sz w:val="24"/>
           <w:szCs w:val="24"/>
         </w:rPr>
-        <w:t xml:space="preserve">to be defined. Heyes (2018, p. 67) defined </w:t>
+        <w:t>to</w:t>
+      </w:r>
+      <w:proofErr w:type="gramEnd"/>
+      <w:r>
+        <w:rPr>
+          <w:rFonts w:ascii="Times New Roman" w:eastAsia="Times New Roman" w:hAnsi="Times New Roman" w:cs="Times New Roman"/>
+          <w:sz w:val="24"/>
+          <w:szCs w:val="24"/>
+        </w:rPr>
+        <w:t xml:space="preserve"> be defined. Heyes (2018, p. 67) defined </w:t>
       </w:r>
       <w:r>
         <w:rPr>
@@ -1715,7 +2050,1566 @@
           <w:sz w:val="24"/>
           <w:szCs w:val="24"/>
         </w:rPr>
-        <w:t xml:space="preserve"> by Ivan Pavlov (Pavlov, 1927) and John Watson (Watson, 1924). Both types share the commonality that, for sufficiently strong associations, the presence of one component of the relation will evoke a representation of the other component, even if that other component is absent. </w:t>
+        <w:t xml:space="preserve"> by Ivan Pavlov (Pavlov, 1927) and John Watson (Watson, 1924). Both types share the commonality that, for </w:t>
+      </w:r>
+      <w:r>
+        <w:rPr>
+          <w:rFonts w:ascii="Times New Roman" w:eastAsia="Times New Roman" w:hAnsi="Times New Roman" w:cs="Times New Roman"/>
+          <w:sz w:val="24"/>
+          <w:szCs w:val="24"/>
+        </w:rPr>
+        <w:lastRenderedPageBreak/>
+        <w:t xml:space="preserve">sufficiently strong associations, the presence of one component of the relation will evoke a representation of the other component, even if that other component is absent. </w:t>
+      </w:r>
+    </w:p>
+    <w:p>
+      <w:pPr>
+        <w:tabs>
+          <w:tab w:val="left" w:pos="720"/>
+        </w:tabs>
+        <w:ind w:firstLine="0"/>
+        <w:rPr>
+          <w:rFonts w:ascii="Times New Roman" w:eastAsia="Times New Roman" w:hAnsi="Times New Roman" w:cs="Times New Roman"/>
+          <w:sz w:val="24"/>
+          <w:szCs w:val="24"/>
+        </w:rPr>
+      </w:pPr>
+      <w:r>
+        <w:rPr>
+          <w:rFonts w:ascii="Times New Roman" w:eastAsia="Times New Roman" w:hAnsi="Times New Roman" w:cs="Times New Roman"/>
+          <w:sz w:val="24"/>
+          <w:szCs w:val="24"/>
+        </w:rPr>
+        <w:tab/>
+        <w:t xml:space="preserve">In the developmental sciences, the Little Albert experiment is a paradigmatic example of classical conditioning (e.g., Watson &amp; Rayner, 1920), and Carolyn </w:t>
+      </w:r>
+      <w:proofErr w:type="spellStart"/>
+      <w:r>
+        <w:rPr>
+          <w:rFonts w:ascii="Times New Roman" w:eastAsia="Times New Roman" w:hAnsi="Times New Roman" w:cs="Times New Roman"/>
+          <w:sz w:val="24"/>
+          <w:szCs w:val="24"/>
+        </w:rPr>
+        <w:t>Rovee</w:t>
+      </w:r>
+      <w:proofErr w:type="spellEnd"/>
+      <w:r>
+        <w:rPr>
+          <w:rFonts w:ascii="Times New Roman" w:eastAsia="Times New Roman" w:hAnsi="Times New Roman" w:cs="Times New Roman"/>
+          <w:sz w:val="24"/>
+          <w:szCs w:val="24"/>
+        </w:rPr>
+        <w:t xml:space="preserve">-Collier’s </w:t>
+      </w:r>
+      <w:r>
+        <w:rPr>
+          <w:rFonts w:ascii="Times New Roman" w:eastAsia="Times New Roman" w:hAnsi="Times New Roman" w:cs="Times New Roman"/>
+          <w:sz w:val="24"/>
+          <w:szCs w:val="24"/>
+        </w:rPr>
+        <w:t>“</w:t>
+      </w:r>
+      <w:r>
+        <w:rPr>
+          <w:rFonts w:ascii="Times New Roman" w:eastAsia="Times New Roman" w:hAnsi="Times New Roman" w:cs="Times New Roman"/>
+          <w:sz w:val="24"/>
+          <w:szCs w:val="24"/>
+        </w:rPr>
+        <w:t>mobile conjugate</w:t>
+      </w:r>
+      <w:r>
+        <w:rPr>
+          <w:rFonts w:ascii="Times New Roman" w:eastAsia="Times New Roman" w:hAnsi="Times New Roman" w:cs="Times New Roman"/>
+          <w:sz w:val="24"/>
+          <w:szCs w:val="24"/>
+        </w:rPr>
+        <w:t>”</w:t>
+      </w:r>
+      <w:r>
+        <w:rPr>
+          <w:rFonts w:ascii="Times New Roman" w:eastAsia="Times New Roman" w:hAnsi="Times New Roman" w:cs="Times New Roman"/>
+          <w:sz w:val="24"/>
+          <w:szCs w:val="24"/>
+        </w:rPr>
+        <w:t xml:space="preserve"> </w:t>
+      </w:r>
+      <w:r>
+        <w:rPr>
+          <w:rFonts w:ascii="Times New Roman" w:eastAsia="Times New Roman" w:hAnsi="Times New Roman" w:cs="Times New Roman"/>
+          <w:sz w:val="24"/>
+          <w:szCs w:val="24"/>
+        </w:rPr>
+        <w:t>studies are</w:t>
+      </w:r>
+      <w:r>
+        <w:rPr>
+          <w:rFonts w:ascii="Times New Roman" w:eastAsia="Times New Roman" w:hAnsi="Times New Roman" w:cs="Times New Roman"/>
+          <w:sz w:val="24"/>
+          <w:szCs w:val="24"/>
+        </w:rPr>
+        <w:t xml:space="preserve"> a paradigmatic example of operant conditioning (e.g., </w:t>
+      </w:r>
+      <w:proofErr w:type="spellStart"/>
+      <w:r>
+        <w:rPr>
+          <w:rFonts w:ascii="Times New Roman" w:eastAsia="Times New Roman" w:hAnsi="Times New Roman" w:cs="Times New Roman"/>
+          <w:sz w:val="24"/>
+          <w:szCs w:val="24"/>
+        </w:rPr>
+        <w:t>Rovee</w:t>
+      </w:r>
+      <w:proofErr w:type="spellEnd"/>
+      <w:r>
+        <w:rPr>
+          <w:rFonts w:ascii="Times New Roman" w:eastAsia="Times New Roman" w:hAnsi="Times New Roman" w:cs="Times New Roman"/>
+          <w:sz w:val="24"/>
+          <w:szCs w:val="24"/>
+        </w:rPr>
+        <w:t xml:space="preserve">-Collier, 1999). Although both types of learning operate throughout and play key roles in cognitive development, I focus </w:t>
+      </w:r>
+      <w:r>
+        <w:rPr>
+          <w:rFonts w:ascii="Times New Roman" w:eastAsia="Times New Roman" w:hAnsi="Times New Roman" w:cs="Times New Roman"/>
+          <w:sz w:val="24"/>
+          <w:szCs w:val="24"/>
+        </w:rPr>
+        <w:t xml:space="preserve">here </w:t>
+      </w:r>
+      <w:r>
+        <w:rPr>
+          <w:rFonts w:ascii="Times New Roman" w:eastAsia="Times New Roman" w:hAnsi="Times New Roman" w:cs="Times New Roman"/>
+          <w:sz w:val="24"/>
+          <w:szCs w:val="24"/>
+        </w:rPr>
+        <w:t>on classical conditioning. This is because</w:t>
+      </w:r>
+      <w:r>
+        <w:rPr>
+          <w:rFonts w:ascii="Times New Roman" w:eastAsia="Times New Roman" w:hAnsi="Times New Roman" w:cs="Times New Roman"/>
+          <w:sz w:val="24"/>
+          <w:szCs w:val="24"/>
+        </w:rPr>
+        <w:t xml:space="preserve">, in </w:t>
+      </w:r>
+      <w:proofErr w:type="gramStart"/>
+      <w:r>
+        <w:rPr>
+          <w:rFonts w:ascii="Times New Roman" w:eastAsia="Times New Roman" w:hAnsi="Times New Roman" w:cs="Times New Roman"/>
+          <w:sz w:val="24"/>
+          <w:szCs w:val="24"/>
+        </w:rPr>
+        <w:t>all of</w:t>
+      </w:r>
+      <w:proofErr w:type="gramEnd"/>
+      <w:r>
+        <w:rPr>
+          <w:rFonts w:ascii="Times New Roman" w:eastAsia="Times New Roman" w:hAnsi="Times New Roman" w:cs="Times New Roman"/>
+          <w:sz w:val="24"/>
+          <w:szCs w:val="24"/>
+        </w:rPr>
+        <w:t xml:space="preserve"> the studies that will be described,</w:t>
+      </w:r>
+      <w:r>
+        <w:rPr>
+          <w:rFonts w:ascii="Times New Roman" w:eastAsia="Times New Roman" w:hAnsi="Times New Roman" w:cs="Times New Roman"/>
+          <w:sz w:val="24"/>
+          <w:szCs w:val="24"/>
+        </w:rPr>
+        <w:t xml:space="preserve"> infants were not required to learn about the consequences of their behaviors based on contingency and reinforcement schedules. At the same time, certain difficulties preclude even </w:t>
+      </w:r>
+      <w:r>
+        <w:rPr>
+          <w:rFonts w:ascii="Times New Roman" w:eastAsia="Times New Roman" w:hAnsi="Times New Roman" w:cs="Times New Roman"/>
+          <w:sz w:val="24"/>
+          <w:szCs w:val="24"/>
+        </w:rPr>
+        <w:t>classical conditioning</w:t>
+      </w:r>
+      <w:r>
+        <w:rPr>
+          <w:rFonts w:ascii="Times New Roman" w:eastAsia="Times New Roman" w:hAnsi="Times New Roman" w:cs="Times New Roman"/>
+          <w:sz w:val="24"/>
+          <w:szCs w:val="24"/>
+        </w:rPr>
+        <w:t xml:space="preserve"> from </w:t>
+      </w:r>
+      <w:r>
+        <w:rPr>
+          <w:rFonts w:ascii="Times New Roman" w:eastAsia="Times New Roman" w:hAnsi="Times New Roman" w:cs="Times New Roman"/>
+          <w:sz w:val="24"/>
+          <w:szCs w:val="24"/>
+        </w:rPr>
+        <w:t>reflecting the</w:t>
+      </w:r>
+      <w:r>
+        <w:rPr>
+          <w:rFonts w:ascii="Times New Roman" w:eastAsia="Times New Roman" w:hAnsi="Times New Roman" w:cs="Times New Roman"/>
+          <w:sz w:val="24"/>
+          <w:szCs w:val="24"/>
+        </w:rPr>
+        <w:t xml:space="preserve"> kind of representation-based associative learning</w:t>
+      </w:r>
+      <w:r>
+        <w:rPr>
+          <w:rFonts w:ascii="Times New Roman" w:eastAsia="Times New Roman" w:hAnsi="Times New Roman" w:cs="Times New Roman"/>
+          <w:sz w:val="24"/>
+          <w:szCs w:val="24"/>
+        </w:rPr>
+        <w:t xml:space="preserve"> I think explains infants’ looking behaviors in those studies. </w:t>
+      </w:r>
+      <w:r>
+        <w:rPr>
+          <w:rFonts w:ascii="Times New Roman" w:eastAsia="Times New Roman" w:hAnsi="Times New Roman" w:cs="Times New Roman"/>
+          <w:sz w:val="24"/>
+          <w:szCs w:val="24"/>
+        </w:rPr>
+        <w:t xml:space="preserve"> </w:t>
+      </w:r>
+    </w:p>
+    <w:p>
+      <w:pPr>
+        <w:tabs>
+          <w:tab w:val="left" w:pos="720"/>
+        </w:tabs>
+        <w:ind w:firstLine="0"/>
+        <w:rPr>
+          <w:rFonts w:ascii="Times New Roman" w:eastAsia="Times New Roman" w:hAnsi="Times New Roman" w:cs="Times New Roman"/>
+          <w:i/>
+          <w:iCs/>
+          <w:sz w:val="24"/>
+          <w:szCs w:val="24"/>
+        </w:rPr>
+      </w:pPr>
+      <w:r>
+        <w:rPr>
+          <w:rFonts w:ascii="Times New Roman" w:eastAsia="Times New Roman" w:hAnsi="Times New Roman" w:cs="Times New Roman"/>
+          <w:sz w:val="24"/>
+          <w:szCs w:val="24"/>
+        </w:rPr>
+        <w:tab/>
+        <w:t xml:space="preserve">One especially notable difficulty—one that becomes evident only when classical conditioning is formalized mathematically (e.g., Rescorla &amp; Wagner, 1972; </w:t>
+      </w:r>
+      <w:proofErr w:type="spellStart"/>
+      <w:r>
+        <w:rPr>
+          <w:rFonts w:ascii="Times New Roman" w:eastAsia="Times New Roman" w:hAnsi="Times New Roman" w:cs="Times New Roman"/>
+          <w:sz w:val="24"/>
+          <w:szCs w:val="24"/>
+        </w:rPr>
+        <w:t>Widrow</w:t>
+      </w:r>
+      <w:proofErr w:type="spellEnd"/>
+      <w:r>
+        <w:rPr>
+          <w:rFonts w:ascii="Times New Roman" w:eastAsia="Times New Roman" w:hAnsi="Times New Roman" w:cs="Times New Roman"/>
+          <w:sz w:val="24"/>
+          <w:szCs w:val="24"/>
+        </w:rPr>
+        <w:t xml:space="preserve"> &amp; Hoff, 1960)—is that this form of learning establishes direct associations between representations of external stimuli rather than associations mediated by learned internal representations. This limitation is severe and means that models that implement classical conditioning—such as the Rescorla-Wagner model (e.g., Rescorla &amp; Wagner, 1972) or the Delta rule (</w:t>
+      </w:r>
+      <w:proofErr w:type="spellStart"/>
+      <w:r>
+        <w:rPr>
+          <w:rFonts w:ascii="Times New Roman" w:eastAsia="Times New Roman" w:hAnsi="Times New Roman" w:cs="Times New Roman"/>
+          <w:sz w:val="24"/>
+          <w:szCs w:val="24"/>
+        </w:rPr>
+        <w:t>Widrow</w:t>
+      </w:r>
+      <w:proofErr w:type="spellEnd"/>
+      <w:r>
+        <w:rPr>
+          <w:rFonts w:ascii="Times New Roman" w:eastAsia="Times New Roman" w:hAnsi="Times New Roman" w:cs="Times New Roman"/>
+          <w:sz w:val="24"/>
+          <w:szCs w:val="24"/>
+        </w:rPr>
+        <w:t xml:space="preserve"> &amp; Hoff, 1960)—are unable to solve so-called </w:t>
+      </w:r>
+      <w:r>
+        <w:rPr>
+          <w:rFonts w:ascii="Times New Roman" w:eastAsia="Times New Roman" w:hAnsi="Times New Roman" w:cs="Times New Roman"/>
+          <w:i/>
+          <w:iCs/>
+          <w:sz w:val="24"/>
+          <w:szCs w:val="24"/>
+        </w:rPr>
+        <w:t xml:space="preserve">linearly inseparable </w:t>
+      </w:r>
+      <w:r>
+        <w:rPr>
+          <w:rFonts w:ascii="Times New Roman" w:eastAsia="Times New Roman" w:hAnsi="Times New Roman" w:cs="Times New Roman"/>
+          <w:sz w:val="24"/>
+          <w:szCs w:val="24"/>
+        </w:rPr>
+        <w:t xml:space="preserve">problems. To illustrate, imagine a two-dimensional scatterplot with two “clouds” of points—one green and one red. Every green point lies to the left of the x-axis midpoint; every red point, to its right. This configuration is </w:t>
+      </w:r>
+      <w:r>
+        <w:rPr>
+          <w:rFonts w:ascii="Times New Roman" w:eastAsia="Times New Roman" w:hAnsi="Times New Roman" w:cs="Times New Roman"/>
+          <w:i/>
+          <w:iCs/>
+          <w:sz w:val="24"/>
+          <w:szCs w:val="24"/>
+        </w:rPr>
+        <w:t xml:space="preserve">linearly separable </w:t>
+      </w:r>
+      <w:r>
+        <w:rPr>
+          <w:rFonts w:ascii="Times New Roman" w:eastAsia="Times New Roman" w:hAnsi="Times New Roman" w:cs="Times New Roman"/>
+          <w:sz w:val="24"/>
+          <w:szCs w:val="24"/>
+        </w:rPr>
+        <w:t xml:space="preserve">because a </w:t>
+      </w:r>
+      <w:r>
+        <w:rPr>
+          <w:rFonts w:ascii="Times New Roman" w:eastAsia="Times New Roman" w:hAnsi="Times New Roman" w:cs="Times New Roman"/>
+          <w:i/>
+          <w:iCs/>
+          <w:sz w:val="24"/>
+          <w:szCs w:val="24"/>
+        </w:rPr>
+        <w:t>single</w:t>
+      </w:r>
+      <w:r>
+        <w:rPr>
+          <w:rFonts w:ascii="Times New Roman" w:eastAsia="Times New Roman" w:hAnsi="Times New Roman" w:cs="Times New Roman"/>
+          <w:sz w:val="24"/>
+          <w:szCs w:val="24"/>
+        </w:rPr>
+        <w:t xml:space="preserve"> vertical line can be drawn through the midpoint such that all green points are on one side of it, and all red points are on the other. Now imagine that the green points form a ring that completely encircles a cloud of red points at its center. In this configuration, </w:t>
+      </w:r>
+      <w:r>
+        <w:rPr>
+          <w:rFonts w:ascii="Times New Roman" w:eastAsia="Times New Roman" w:hAnsi="Times New Roman" w:cs="Times New Roman"/>
+          <w:sz w:val="24"/>
+          <w:szCs w:val="24"/>
+        </w:rPr>
+        <w:lastRenderedPageBreak/>
+        <w:t xml:space="preserve">there is no single line—vertical, horizontal, or diagonal—that cleanly separates the clusters. As such, the two sets of points are </w:t>
+      </w:r>
+      <w:r>
+        <w:rPr>
+          <w:rFonts w:ascii="Times New Roman" w:eastAsia="Times New Roman" w:hAnsi="Times New Roman" w:cs="Times New Roman"/>
+          <w:i/>
+          <w:iCs/>
+          <w:sz w:val="24"/>
+          <w:szCs w:val="24"/>
+        </w:rPr>
+        <w:t>linearly inseparable.</w:t>
+      </w:r>
+    </w:p>
+    <w:p>
+      <w:pPr>
+        <w:tabs>
+          <w:tab w:val="left" w:pos="720"/>
+        </w:tabs>
+        <w:ind w:firstLine="0"/>
+        <w:rPr>
+          <w:rFonts w:ascii="Times New Roman" w:eastAsia="Times New Roman" w:hAnsi="Times New Roman" w:cs="Times New Roman"/>
+          <w:sz w:val="24"/>
+          <w:szCs w:val="24"/>
+        </w:rPr>
+      </w:pPr>
+      <w:r>
+        <w:rPr>
+          <w:rFonts w:ascii="Times New Roman" w:eastAsia="Times New Roman" w:hAnsi="Times New Roman" w:cs="Times New Roman"/>
+          <w:sz w:val="24"/>
+          <w:szCs w:val="24"/>
+        </w:rPr>
+        <w:tab/>
+        <w:t>More generally, a problem is linearly separable if representations associated with one class of stimuli (e.g., present-tense English regular verbs and their -</w:t>
+      </w:r>
+      <w:r>
+        <w:rPr>
+          <w:rFonts w:ascii="Times New Roman" w:eastAsia="Times New Roman" w:hAnsi="Times New Roman" w:cs="Times New Roman"/>
+          <w:i/>
+          <w:iCs/>
+          <w:sz w:val="24"/>
+          <w:szCs w:val="24"/>
+        </w:rPr>
+        <w:t xml:space="preserve">ed </w:t>
+      </w:r>
+      <w:r>
+        <w:rPr>
+          <w:rFonts w:ascii="Times New Roman" w:eastAsia="Times New Roman" w:hAnsi="Times New Roman" w:cs="Times New Roman"/>
+          <w:sz w:val="24"/>
+          <w:szCs w:val="24"/>
+        </w:rPr>
+        <w:t xml:space="preserve">past-tense forms; e.g., </w:t>
+      </w:r>
+      <w:r>
+        <w:rPr>
+          <w:rFonts w:ascii="Times New Roman" w:eastAsia="Times New Roman" w:hAnsi="Times New Roman" w:cs="Times New Roman"/>
+          <w:i/>
+          <w:iCs/>
+          <w:sz w:val="24"/>
+          <w:szCs w:val="24"/>
+        </w:rPr>
+        <w:t xml:space="preserve">jump </w:t>
+      </w:r>
+      <w:r>
+        <w:rPr>
+          <w:rFonts w:ascii="Times New Roman" w:eastAsia="Times New Roman" w:hAnsi="Times New Roman" w:cs="Times New Roman"/>
+          <w:sz w:val="24"/>
+          <w:szCs w:val="24"/>
+        </w:rPr>
+        <w:t xml:space="preserve">and </w:t>
+      </w:r>
+      <w:r>
+        <w:rPr>
+          <w:rFonts w:ascii="Times New Roman" w:eastAsia="Times New Roman" w:hAnsi="Times New Roman" w:cs="Times New Roman"/>
+          <w:i/>
+          <w:iCs/>
+          <w:sz w:val="24"/>
+          <w:szCs w:val="24"/>
+        </w:rPr>
+        <w:t>jumped</w:t>
+      </w:r>
+      <w:r>
+        <w:rPr>
+          <w:rFonts w:ascii="Times New Roman" w:eastAsia="Times New Roman" w:hAnsi="Times New Roman" w:cs="Times New Roman"/>
+          <w:sz w:val="24"/>
+          <w:szCs w:val="24"/>
+        </w:rPr>
+        <w:t>) can be distinguished, on the basis of their existing features, from representations associated with another class (e.g., present-tense English irregular verbs and their idiosyncratic past-tense</w:t>
+      </w:r>
+      <w:r>
+        <w:rPr>
+          <w:rFonts w:ascii="Times New Roman" w:eastAsia="Times New Roman" w:hAnsi="Times New Roman" w:cs="Times New Roman"/>
+          <w:i/>
+          <w:iCs/>
+          <w:sz w:val="24"/>
+          <w:szCs w:val="24"/>
+        </w:rPr>
+        <w:t xml:space="preserve"> </w:t>
+      </w:r>
+      <w:r>
+        <w:rPr>
+          <w:rFonts w:ascii="Times New Roman" w:eastAsia="Times New Roman" w:hAnsi="Times New Roman" w:cs="Times New Roman"/>
+          <w:sz w:val="24"/>
+          <w:szCs w:val="24"/>
+        </w:rPr>
+        <w:t xml:space="preserve">forms; e.g., </w:t>
+      </w:r>
+      <w:r>
+        <w:rPr>
+          <w:rFonts w:ascii="Times New Roman" w:eastAsia="Times New Roman" w:hAnsi="Times New Roman" w:cs="Times New Roman"/>
+          <w:i/>
+          <w:iCs/>
+          <w:sz w:val="24"/>
+          <w:szCs w:val="24"/>
+        </w:rPr>
+        <w:t xml:space="preserve">go </w:t>
+      </w:r>
+      <w:r>
+        <w:rPr>
+          <w:rFonts w:ascii="Times New Roman" w:eastAsia="Times New Roman" w:hAnsi="Times New Roman" w:cs="Times New Roman"/>
+          <w:sz w:val="24"/>
+          <w:szCs w:val="24"/>
+        </w:rPr>
+        <w:t xml:space="preserve">and </w:t>
+      </w:r>
+      <w:r>
+        <w:rPr>
+          <w:rFonts w:ascii="Times New Roman" w:eastAsia="Times New Roman" w:hAnsi="Times New Roman" w:cs="Times New Roman"/>
+          <w:i/>
+          <w:iCs/>
+          <w:sz w:val="24"/>
+          <w:szCs w:val="24"/>
+        </w:rPr>
+        <w:t>went</w:t>
+      </w:r>
+      <w:r>
+        <w:rPr>
+          <w:rFonts w:ascii="Times New Roman" w:eastAsia="Times New Roman" w:hAnsi="Times New Roman" w:cs="Times New Roman"/>
+          <w:sz w:val="24"/>
+          <w:szCs w:val="24"/>
+        </w:rPr>
+        <w:t xml:space="preserve">). A problem is linearly </w:t>
+      </w:r>
+      <w:r>
+        <w:rPr>
+          <w:rFonts w:ascii="Times New Roman" w:eastAsia="Times New Roman" w:hAnsi="Times New Roman" w:cs="Times New Roman"/>
+          <w:i/>
+          <w:iCs/>
+          <w:sz w:val="24"/>
+          <w:szCs w:val="24"/>
+        </w:rPr>
+        <w:t>in</w:t>
+      </w:r>
+      <w:r>
+        <w:rPr>
+          <w:rFonts w:ascii="Times New Roman" w:eastAsia="Times New Roman" w:hAnsi="Times New Roman" w:cs="Times New Roman"/>
+          <w:sz w:val="24"/>
+          <w:szCs w:val="24"/>
+        </w:rPr>
+        <w:t xml:space="preserve">separable if this distinction is not possible. Although it was recognized fairly early on that solving linearly inseparable problems requires the introduction of internal representations (e.g., Minsky &amp; </w:t>
+      </w:r>
+      <w:proofErr w:type="spellStart"/>
+      <w:r>
+        <w:rPr>
+          <w:rFonts w:ascii="Times New Roman" w:eastAsia="Times New Roman" w:hAnsi="Times New Roman" w:cs="Times New Roman"/>
+          <w:sz w:val="24"/>
+          <w:szCs w:val="24"/>
+        </w:rPr>
+        <w:t>Papert</w:t>
+      </w:r>
+      <w:proofErr w:type="spellEnd"/>
+      <w:r>
+        <w:rPr>
+          <w:rFonts w:ascii="Times New Roman" w:eastAsia="Times New Roman" w:hAnsi="Times New Roman" w:cs="Times New Roman"/>
+          <w:sz w:val="24"/>
+          <w:szCs w:val="24"/>
+        </w:rPr>
+        <w:t>, 1969), it was not until the 1970s and ‘80s that an algorithm—</w:t>
+      </w:r>
+      <w:r>
+        <w:rPr>
+          <w:rFonts w:ascii="Times New Roman" w:eastAsia="Times New Roman" w:hAnsi="Times New Roman" w:cs="Times New Roman"/>
+          <w:i/>
+          <w:iCs/>
+          <w:sz w:val="24"/>
+          <w:szCs w:val="24"/>
+        </w:rPr>
+        <w:t>backpropagation</w:t>
+      </w:r>
+      <w:r>
+        <w:rPr>
+          <w:rFonts w:ascii="Times New Roman" w:eastAsia="Times New Roman" w:hAnsi="Times New Roman" w:cs="Times New Roman"/>
+          <w:sz w:val="24"/>
+          <w:szCs w:val="24"/>
+        </w:rPr>
+        <w:t xml:space="preserve"> (e.g., Rumelhart et al., 1986; </w:t>
+      </w:r>
+      <w:proofErr w:type="spellStart"/>
+      <w:r>
+        <w:rPr>
+          <w:rFonts w:ascii="Times New Roman" w:eastAsia="Times New Roman" w:hAnsi="Times New Roman" w:cs="Times New Roman"/>
+          <w:sz w:val="24"/>
+          <w:szCs w:val="24"/>
+        </w:rPr>
+        <w:t>Werbos</w:t>
+      </w:r>
+      <w:proofErr w:type="spellEnd"/>
+      <w:r>
+        <w:rPr>
+          <w:rFonts w:ascii="Times New Roman" w:eastAsia="Times New Roman" w:hAnsi="Times New Roman" w:cs="Times New Roman"/>
+          <w:sz w:val="24"/>
+          <w:szCs w:val="24"/>
+        </w:rPr>
+        <w:t xml:space="preserve">, 1974)—was developed that could learn such internal representations. </w:t>
+      </w:r>
+      <w:r>
+        <w:rPr>
+          <w:rFonts w:ascii="Times New Roman" w:eastAsia="Times New Roman" w:hAnsi="Times New Roman" w:cs="Times New Roman"/>
+          <w:sz w:val="24"/>
+          <w:szCs w:val="24"/>
+        </w:rPr>
+        <w:t xml:space="preserve">These </w:t>
+      </w:r>
+      <w:r>
+        <w:rPr>
+          <w:rFonts w:ascii="Times New Roman" w:eastAsia="Times New Roman" w:hAnsi="Times New Roman" w:cs="Times New Roman"/>
+          <w:sz w:val="24"/>
+          <w:szCs w:val="24"/>
+        </w:rPr>
+        <w:t xml:space="preserve">representations are ideal because they can transform a problem that began as linearly inseparable into one that is linearly separable and therefore solvable. The discussion that follows is grounded in this representation-based conception of associative learning.  </w:t>
+      </w:r>
+    </w:p>
+    <w:p>
+      <w:pPr>
+        <w:tabs>
+          <w:tab w:val="left" w:pos="720"/>
+        </w:tabs>
+        <w:ind w:firstLine="0"/>
+        <w:rPr>
+          <w:rFonts w:ascii="Times New Roman" w:eastAsia="Times New Roman" w:hAnsi="Times New Roman" w:cs="Times New Roman"/>
+          <w:sz w:val="24"/>
+          <w:szCs w:val="24"/>
+        </w:rPr>
+      </w:pPr>
+    </w:p>
+    <w:p>
+      <w:pPr>
+        <w:tabs>
+          <w:tab w:val="left" w:pos="720"/>
+        </w:tabs>
+        <w:ind w:firstLine="0"/>
+        <w:rPr>
+          <w:rFonts w:ascii="Times New Roman" w:eastAsia="Times New Roman" w:hAnsi="Times New Roman" w:cs="Times New Roman"/>
+          <w:b/>
+          <w:bCs/>
+          <w:sz w:val="24"/>
+          <w:szCs w:val="24"/>
+        </w:rPr>
+      </w:pPr>
+      <w:r>
+        <w:rPr>
+          <w:rFonts w:ascii="Times New Roman" w:eastAsia="Times New Roman" w:hAnsi="Times New Roman" w:cs="Times New Roman"/>
+          <w:b/>
+          <w:bCs/>
+          <w:sz w:val="24"/>
+          <w:szCs w:val="24"/>
+        </w:rPr>
+        <w:t>How infants learn about the causal action of people and objects</w:t>
+      </w:r>
+    </w:p>
+    <w:p>
+      <w:pPr>
+        <w:tabs>
+          <w:tab w:val="left" w:pos="720"/>
+        </w:tabs>
+        <w:ind w:firstLine="0"/>
+        <w:rPr>
+          <w:rFonts w:ascii="Times New Roman" w:eastAsia="Times New Roman" w:hAnsi="Times New Roman" w:cs="Times New Roman"/>
+          <w:sz w:val="24"/>
+          <w:szCs w:val="24"/>
+        </w:rPr>
+      </w:pPr>
+      <w:r>
+        <w:rPr>
+          <w:b/>
+          <w:bCs/>
+        </w:rPr>
+        <w:tab/>
+      </w:r>
+      <w:r>
+        <w:rPr>
+          <w:rFonts w:ascii="Times New Roman" w:eastAsia="Times New Roman" w:hAnsi="Times New Roman" w:cs="Times New Roman"/>
+          <w:sz w:val="24"/>
+          <w:szCs w:val="24"/>
+        </w:rPr>
+        <w:t xml:space="preserve">Few challenges are more daunting for the developing infant than discovering how people differ from objects. </w:t>
+      </w:r>
+      <w:r>
+        <w:rPr>
+          <w:rFonts w:ascii="Times New Roman" w:eastAsia="Times New Roman" w:hAnsi="Times New Roman" w:cs="Times New Roman"/>
+          <w:sz w:val="24"/>
+          <w:szCs w:val="24"/>
+        </w:rPr>
+        <w:t xml:space="preserve">A key difference between </w:t>
+      </w:r>
+      <w:r>
+        <w:rPr>
+          <w:rFonts w:ascii="Times New Roman" w:eastAsia="Times New Roman" w:hAnsi="Times New Roman" w:cs="Times New Roman"/>
+          <w:sz w:val="24"/>
+          <w:szCs w:val="24"/>
+        </w:rPr>
+        <w:t>the two</w:t>
+      </w:r>
+      <w:r>
+        <w:rPr>
+          <w:rFonts w:ascii="Times New Roman" w:eastAsia="Times New Roman" w:hAnsi="Times New Roman" w:cs="Times New Roman"/>
+          <w:sz w:val="24"/>
+          <w:szCs w:val="24"/>
+        </w:rPr>
+        <w:t xml:space="preserve"> </w:t>
+      </w:r>
+      <w:r>
+        <w:rPr>
+          <w:rFonts w:ascii="Times New Roman" w:eastAsia="Times New Roman" w:hAnsi="Times New Roman" w:cs="Times New Roman"/>
+          <w:sz w:val="24"/>
+          <w:szCs w:val="24"/>
+        </w:rPr>
+        <w:t>categories</w:t>
+      </w:r>
+      <w:r>
+        <w:rPr>
+          <w:rFonts w:ascii="Times New Roman" w:eastAsia="Times New Roman" w:hAnsi="Times New Roman" w:cs="Times New Roman"/>
+          <w:sz w:val="24"/>
+          <w:szCs w:val="24"/>
+        </w:rPr>
+        <w:t xml:space="preserve"> is</w:t>
+      </w:r>
+      <w:r>
+        <w:rPr>
+          <w:rFonts w:ascii="Times New Roman" w:eastAsia="Times New Roman" w:hAnsi="Times New Roman" w:cs="Times New Roman"/>
+          <w:sz w:val="24"/>
+          <w:szCs w:val="24"/>
+        </w:rPr>
+        <w:t xml:space="preserve"> that people can cause each other to act either through direct physical contact or at a distance</w:t>
+      </w:r>
+      <w:r>
+        <w:rPr>
+          <w:rFonts w:ascii="Times New Roman" w:eastAsia="Times New Roman" w:hAnsi="Times New Roman" w:cs="Times New Roman"/>
+          <w:sz w:val="24"/>
+          <w:szCs w:val="24"/>
+        </w:rPr>
+        <w:t>, whereas inanimate objects</w:t>
+      </w:r>
+      <w:r>
+        <w:rPr>
+          <w:rFonts w:ascii="Times New Roman" w:eastAsia="Times New Roman" w:hAnsi="Times New Roman" w:cs="Times New Roman"/>
+          <w:sz w:val="24"/>
+          <w:szCs w:val="24"/>
+        </w:rPr>
+        <w:t xml:space="preserve"> typically only move when other agents or objects contact them. An example of contact causality would be Lindsey pushing her daughter Alena </w:t>
+      </w:r>
+      <w:r>
+        <w:rPr>
+          <w:rFonts w:ascii="Times New Roman" w:eastAsia="Times New Roman" w:hAnsi="Times New Roman" w:cs="Times New Roman"/>
+          <w:sz w:val="24"/>
+          <w:szCs w:val="24"/>
+        </w:rPr>
+        <w:t>out of the path of</w:t>
+      </w:r>
+      <w:r>
+        <w:rPr>
+          <w:rFonts w:ascii="Times New Roman" w:eastAsia="Times New Roman" w:hAnsi="Times New Roman" w:cs="Times New Roman"/>
+          <w:sz w:val="24"/>
+          <w:szCs w:val="24"/>
+        </w:rPr>
+        <w:t xml:space="preserve"> </w:t>
+      </w:r>
+      <w:r>
+        <w:rPr>
+          <w:rFonts w:ascii="Times New Roman" w:eastAsia="Times New Roman" w:hAnsi="Times New Roman" w:cs="Times New Roman"/>
+          <w:sz w:val="24"/>
+          <w:szCs w:val="24"/>
+        </w:rPr>
+        <w:t>oncoming traffic</w:t>
+      </w:r>
+      <w:r>
+        <w:rPr>
+          <w:rFonts w:ascii="Times New Roman" w:eastAsia="Times New Roman" w:hAnsi="Times New Roman" w:cs="Times New Roman"/>
+          <w:sz w:val="24"/>
+          <w:szCs w:val="24"/>
+        </w:rPr>
+        <w:t>. Lindsey</w:t>
+      </w:r>
+      <w:r>
+        <w:rPr>
+          <w:rFonts w:ascii="Times New Roman" w:eastAsia="Times New Roman" w:hAnsi="Times New Roman" w:cs="Times New Roman"/>
+          <w:sz w:val="24"/>
+          <w:szCs w:val="24"/>
+        </w:rPr>
+        <w:t xml:space="preserve"> </w:t>
+      </w:r>
+      <w:r>
+        <w:rPr>
+          <w:rFonts w:ascii="Times New Roman" w:eastAsia="Times New Roman" w:hAnsi="Times New Roman" w:cs="Times New Roman"/>
+          <w:sz w:val="24"/>
+          <w:szCs w:val="24"/>
+        </w:rPr>
+        <w:t>exhorting Alena to “watch out</w:t>
+      </w:r>
+      <w:r>
+        <w:rPr>
+          <w:rFonts w:ascii="Times New Roman" w:eastAsia="Times New Roman" w:hAnsi="Times New Roman" w:cs="Times New Roman"/>
+          <w:sz w:val="24"/>
+          <w:szCs w:val="24"/>
+        </w:rPr>
+        <w:t>!”</w:t>
+      </w:r>
+      <w:r>
+        <w:rPr>
+          <w:rFonts w:ascii="Times New Roman" w:eastAsia="Times New Roman" w:hAnsi="Times New Roman" w:cs="Times New Roman"/>
+          <w:sz w:val="24"/>
+          <w:szCs w:val="24"/>
+        </w:rPr>
+        <w:t xml:space="preserve"> </w:t>
+      </w:r>
+      <w:r>
+        <w:rPr>
+          <w:rFonts w:ascii="Times New Roman" w:eastAsia="Times New Roman" w:hAnsi="Times New Roman" w:cs="Times New Roman"/>
+          <w:sz w:val="24"/>
+          <w:szCs w:val="24"/>
+        </w:rPr>
+        <w:t xml:space="preserve">is </w:t>
+      </w:r>
+      <w:r>
+        <w:rPr>
+          <w:rFonts w:ascii="Times New Roman" w:eastAsia="Times New Roman" w:hAnsi="Times New Roman" w:cs="Times New Roman"/>
+          <w:sz w:val="24"/>
+          <w:szCs w:val="24"/>
+        </w:rPr>
+        <w:t>an example of action-at-a-distance causality.</w:t>
+      </w:r>
+      <w:r>
+        <w:rPr>
+          <w:rFonts w:ascii="Times New Roman" w:eastAsia="Times New Roman" w:hAnsi="Times New Roman" w:cs="Times New Roman"/>
+          <w:sz w:val="24"/>
+          <w:szCs w:val="24"/>
+        </w:rPr>
+        <w:t xml:space="preserve"> Successful navigation requires that we appreciate these fundamental differences. For instance, a person who </w:t>
+      </w:r>
+      <w:r>
+        <w:rPr>
+          <w:rFonts w:ascii="Times New Roman" w:eastAsia="Times New Roman" w:hAnsi="Times New Roman" w:cs="Times New Roman"/>
+          <w:sz w:val="24"/>
+          <w:szCs w:val="24"/>
+        </w:rPr>
+        <w:lastRenderedPageBreak/>
+        <w:t xml:space="preserve">understands that people and objects possess different causal abilities would know that it is appropriate to </w:t>
+      </w:r>
+      <w:r>
+        <w:rPr>
+          <w:rFonts w:ascii="Times New Roman" w:eastAsia="Times New Roman" w:hAnsi="Times New Roman" w:cs="Times New Roman"/>
+          <w:sz w:val="24"/>
+          <w:szCs w:val="24"/>
+        </w:rPr>
+        <w:t>invite a friend on a</w:t>
+      </w:r>
+      <w:r>
+        <w:rPr>
+          <w:rFonts w:ascii="Times New Roman" w:eastAsia="Times New Roman" w:hAnsi="Times New Roman" w:cs="Times New Roman"/>
+          <w:sz w:val="24"/>
+          <w:szCs w:val="24"/>
+        </w:rPr>
+        <w:t xml:space="preserve"> </w:t>
+      </w:r>
+      <w:r>
+        <w:rPr>
+          <w:rFonts w:ascii="Times New Roman" w:eastAsia="Times New Roman" w:hAnsi="Times New Roman" w:cs="Times New Roman"/>
+          <w:sz w:val="24"/>
+          <w:szCs w:val="24"/>
+        </w:rPr>
+        <w:t>walk</w:t>
+      </w:r>
+      <w:r>
+        <w:rPr>
+          <w:rFonts w:ascii="Times New Roman" w:eastAsia="Times New Roman" w:hAnsi="Times New Roman" w:cs="Times New Roman"/>
+          <w:sz w:val="24"/>
+          <w:szCs w:val="24"/>
+        </w:rPr>
+        <w:t xml:space="preserve"> </w:t>
+      </w:r>
+      <w:r>
+        <w:rPr>
+          <w:rFonts w:ascii="Times New Roman" w:eastAsia="Times New Roman" w:hAnsi="Times New Roman" w:cs="Times New Roman"/>
+          <w:sz w:val="24"/>
+          <w:szCs w:val="24"/>
+        </w:rPr>
+        <w:t xml:space="preserve">but incongruous to </w:t>
+      </w:r>
+      <w:r>
+        <w:rPr>
+          <w:rFonts w:ascii="Times New Roman" w:eastAsia="Times New Roman" w:hAnsi="Times New Roman" w:cs="Times New Roman"/>
+          <w:sz w:val="24"/>
+          <w:szCs w:val="24"/>
+        </w:rPr>
+        <w:t>invite</w:t>
+      </w:r>
+      <w:r>
+        <w:rPr>
+          <w:rFonts w:ascii="Times New Roman" w:eastAsia="Times New Roman" w:hAnsi="Times New Roman" w:cs="Times New Roman"/>
+          <w:sz w:val="24"/>
+          <w:szCs w:val="24"/>
+        </w:rPr>
+        <w:t xml:space="preserve"> a box to do the same thing</w:t>
+      </w:r>
+      <w:r>
+        <w:rPr>
+          <w:rFonts w:ascii="Times New Roman" w:eastAsia="Times New Roman" w:hAnsi="Times New Roman" w:cs="Times New Roman"/>
+          <w:sz w:val="24"/>
+          <w:szCs w:val="24"/>
+        </w:rPr>
+        <w:t xml:space="preserve">. </w:t>
+      </w:r>
+    </w:p>
+    <w:p>
+      <w:pPr>
+        <w:tabs>
+          <w:tab w:val="left" w:pos="720"/>
+        </w:tabs>
+        <w:ind w:firstLine="0"/>
+        <w:rPr>
+          <w:rFonts w:ascii="Times New Roman" w:eastAsia="Times New Roman" w:hAnsi="Times New Roman" w:cs="Times New Roman"/>
+          <w:sz w:val="24"/>
+          <w:szCs w:val="24"/>
+        </w:rPr>
+      </w:pPr>
+      <w:r>
+        <w:rPr>
+          <w:rFonts w:ascii="Times New Roman" w:eastAsia="Times New Roman" w:hAnsi="Times New Roman" w:cs="Times New Roman"/>
+          <w:sz w:val="24"/>
+          <w:szCs w:val="24"/>
+        </w:rPr>
+        <w:tab/>
+        <w:t>How do infants acquire this knowledge?</w:t>
+      </w:r>
+      <w:r>
+        <w:t xml:space="preserve"> </w:t>
+      </w:r>
+      <w:r>
+        <w:rPr>
+          <w:rFonts w:ascii="Times New Roman" w:eastAsia="Times New Roman" w:hAnsi="Times New Roman" w:cs="Times New Roman"/>
+          <w:sz w:val="24"/>
+          <w:szCs w:val="24"/>
+        </w:rPr>
+        <w:t xml:space="preserve">The Core Knowledge perspective offers one intriguing answer (e.g., </w:t>
+      </w:r>
+      <w:proofErr w:type="spellStart"/>
+      <w:r>
+        <w:rPr>
+          <w:rFonts w:ascii="Times New Roman" w:eastAsia="Times New Roman" w:hAnsi="Times New Roman" w:cs="Times New Roman"/>
+          <w:sz w:val="24"/>
+          <w:szCs w:val="24"/>
+        </w:rPr>
+        <w:t>Spelke</w:t>
+      </w:r>
+      <w:proofErr w:type="spellEnd"/>
+      <w:r>
+        <w:rPr>
+          <w:rFonts w:ascii="Times New Roman" w:eastAsia="Times New Roman" w:hAnsi="Times New Roman" w:cs="Times New Roman"/>
+          <w:sz w:val="24"/>
+          <w:szCs w:val="24"/>
+        </w:rPr>
+        <w:t xml:space="preserve">, 2022; for a related account, see Carey, 2009). This theory posits that infants are endowed with a small number of “core knowledge” systems. These domain-specific systems are argued to support reasoning about geometry and space, agents, inanimate objects, number, and social relationships. These systems are “domain specific” because they support learning in particular content domains and are triggered by </w:t>
+      </w:r>
+      <w:proofErr w:type="gramStart"/>
+      <w:r>
+        <w:rPr>
+          <w:rFonts w:ascii="Times New Roman" w:eastAsia="Times New Roman" w:hAnsi="Times New Roman" w:cs="Times New Roman"/>
+          <w:sz w:val="24"/>
+          <w:szCs w:val="24"/>
+        </w:rPr>
+        <w:t>particular kinds</w:t>
+      </w:r>
+      <w:proofErr w:type="gramEnd"/>
+      <w:r>
+        <w:rPr>
+          <w:rFonts w:ascii="Times New Roman" w:eastAsia="Times New Roman" w:hAnsi="Times New Roman" w:cs="Times New Roman"/>
+          <w:sz w:val="24"/>
+          <w:szCs w:val="24"/>
+        </w:rPr>
+        <w:t xml:space="preserve"> of input. Thus, each of the </w:t>
+      </w:r>
+      <w:proofErr w:type="gramStart"/>
+      <w:r>
+        <w:rPr>
+          <w:rFonts w:ascii="Times New Roman" w:eastAsia="Times New Roman" w:hAnsi="Times New Roman" w:cs="Times New Roman"/>
+          <w:sz w:val="24"/>
+          <w:szCs w:val="24"/>
+        </w:rPr>
+        <w:t>aforementioned domains</w:t>
+      </w:r>
+      <w:proofErr w:type="gramEnd"/>
+      <w:r>
+        <w:rPr>
+          <w:rFonts w:ascii="Times New Roman" w:eastAsia="Times New Roman" w:hAnsi="Times New Roman" w:cs="Times New Roman"/>
+          <w:sz w:val="24"/>
+          <w:szCs w:val="24"/>
+        </w:rPr>
+        <w:t xml:space="preserve"> has its own core-knowledge system. However, of these systems, the two core-knowledge systems that are most relevant to the question posed above are the agent and object systems. The core agent system enables infants to know that agents are goal-directed, self-propelled, and can cause action to occur in other agents both at a distance and through direct contact</w:t>
+      </w:r>
+      <w:r>
+        <w:rPr>
+          <w:rFonts w:ascii="Times New Roman" w:eastAsia="Times New Roman" w:hAnsi="Times New Roman" w:cs="Times New Roman"/>
+          <w:sz w:val="24"/>
+          <w:szCs w:val="24"/>
+        </w:rPr>
+        <w:t>.</w:t>
+      </w:r>
+      <w:r>
+        <w:rPr>
+          <w:rFonts w:ascii="Times New Roman" w:eastAsia="Times New Roman" w:hAnsi="Times New Roman" w:cs="Times New Roman"/>
+          <w:sz w:val="24"/>
+          <w:szCs w:val="24"/>
+        </w:rPr>
+        <w:t xml:space="preserve"> </w:t>
+      </w:r>
+      <w:r>
+        <w:rPr>
+          <w:rFonts w:ascii="Times New Roman" w:eastAsia="Times New Roman" w:hAnsi="Times New Roman" w:cs="Times New Roman"/>
+          <w:sz w:val="24"/>
+          <w:szCs w:val="24"/>
+        </w:rPr>
+        <w:t>The core object system, in contrast,</w:t>
+      </w:r>
+      <w:r>
+        <w:rPr>
+          <w:rFonts w:ascii="Times New Roman" w:eastAsia="Times New Roman" w:hAnsi="Times New Roman" w:cs="Times New Roman"/>
+          <w:sz w:val="24"/>
+          <w:szCs w:val="24"/>
+        </w:rPr>
+        <w:t xml:space="preserve"> allows infants to know that objects require contact to move, are cohesive and bounded, and move along connected paths.</w:t>
+      </w:r>
+    </w:p>
+    <w:p>
+      <w:pPr>
+        <w:tabs>
+          <w:tab w:val="left" w:pos="720"/>
+        </w:tabs>
+        <w:ind w:firstLine="0"/>
+        <w:rPr>
+          <w:rFonts w:ascii="Times New Roman" w:eastAsia="Times New Roman" w:hAnsi="Times New Roman" w:cs="Times New Roman"/>
+          <w:sz w:val="24"/>
+          <w:szCs w:val="24"/>
+        </w:rPr>
+      </w:pPr>
+      <w:r>
+        <w:rPr>
+          <w:rFonts w:ascii="Times New Roman" w:eastAsia="Times New Roman" w:hAnsi="Times New Roman" w:cs="Times New Roman"/>
+          <w:sz w:val="24"/>
+          <w:szCs w:val="24"/>
+        </w:rPr>
+        <w:tab/>
+        <w:t xml:space="preserve">Some of the initial support for this theory came from a study by </w:t>
+      </w:r>
+      <w:proofErr w:type="spellStart"/>
+      <w:r>
+        <w:rPr>
+          <w:rFonts w:ascii="Times New Roman" w:eastAsia="Times New Roman" w:hAnsi="Times New Roman" w:cs="Times New Roman"/>
+          <w:sz w:val="24"/>
+          <w:szCs w:val="24"/>
+        </w:rPr>
+        <w:t>Spelke</w:t>
+      </w:r>
+      <w:proofErr w:type="spellEnd"/>
+      <w:r>
+        <w:rPr>
+          <w:rFonts w:ascii="Times New Roman" w:eastAsia="Times New Roman" w:hAnsi="Times New Roman" w:cs="Times New Roman"/>
+          <w:sz w:val="24"/>
+          <w:szCs w:val="24"/>
+        </w:rPr>
+        <w:t xml:space="preserve"> et al. (1995; see also Kosugi &amp; Fujita, 2002; Woodward et al., 1993). Seven-month-olds were assigned to one of two conditions</w:t>
+      </w:r>
+      <w:r>
+        <w:rPr>
+          <w:rFonts w:ascii="Times New Roman" w:eastAsia="Times New Roman" w:hAnsi="Times New Roman" w:cs="Times New Roman"/>
+          <w:sz w:val="24"/>
+          <w:szCs w:val="24"/>
+        </w:rPr>
+        <w:t xml:space="preserve">. Infants in the People condition were </w:t>
+      </w:r>
+      <w:r>
+        <w:rPr>
+          <w:rFonts w:ascii="Times New Roman" w:eastAsia="Times New Roman" w:hAnsi="Times New Roman" w:cs="Times New Roman"/>
+          <w:sz w:val="24"/>
+          <w:szCs w:val="24"/>
+        </w:rPr>
+        <w:t xml:space="preserve">habituated to an event in which a first person entered the stage from the left and traveled a short distance until it was fully blocked by an opaque screen located at center stage. A second, initially half-covered person then emerged from behind the right side of the screen and traveled a short distance until it exited the stage to the right. A red box with a jagged top edge and a blue cylinder replaced the two people in the </w:t>
+      </w:r>
+      <w:r>
+        <w:rPr>
+          <w:rFonts w:ascii="Times New Roman" w:eastAsia="Times New Roman" w:hAnsi="Times New Roman" w:cs="Times New Roman"/>
+          <w:sz w:val="24"/>
+          <w:szCs w:val="24"/>
+        </w:rPr>
+        <w:t xml:space="preserve">Inanimate </w:t>
+      </w:r>
+      <w:r>
+        <w:rPr>
+          <w:rFonts w:ascii="Times New Roman" w:eastAsia="Times New Roman" w:hAnsi="Times New Roman" w:cs="Times New Roman"/>
+          <w:sz w:val="24"/>
+          <w:szCs w:val="24"/>
+        </w:rPr>
+        <w:t xml:space="preserve">Object condition. This condition was otherwise identical to the People condition. All infants were then shown two test events, both without screens. In the Contact test event, the first </w:t>
+      </w:r>
+      <w:r>
+        <w:rPr>
+          <w:rFonts w:ascii="Times New Roman" w:eastAsia="Times New Roman" w:hAnsi="Times New Roman" w:cs="Times New Roman"/>
+          <w:sz w:val="24"/>
+          <w:szCs w:val="24"/>
+        </w:rPr>
+        <w:lastRenderedPageBreak/>
+        <w:t>person (or object) moved towards the other person (or object) until the first contacted the second at center stage. In the No Contact test event, the first person or object moved towards, but ultimately stopped short of, the other person or object, at which point the second person or object moved until it exited the stage.</w:t>
+      </w:r>
+    </w:p>
+    <w:p>
+      <w:pPr>
+        <w:tabs>
+          <w:tab w:val="left" w:pos="720"/>
+        </w:tabs>
+        <w:ind w:firstLine="0"/>
+        <w:rPr>
+          <w:rFonts w:ascii="Times New Roman" w:eastAsia="Times New Roman" w:hAnsi="Times New Roman" w:cs="Times New Roman"/>
+          <w:sz w:val="24"/>
+          <w:szCs w:val="24"/>
+        </w:rPr>
+      </w:pPr>
+      <w:r>
+        <w:rPr>
+          <w:rFonts w:ascii="Times New Roman" w:eastAsia="Times New Roman" w:hAnsi="Times New Roman" w:cs="Times New Roman"/>
+          <w:sz w:val="24"/>
+          <w:szCs w:val="24"/>
+        </w:rPr>
+        <w:tab/>
+      </w:r>
+      <w:proofErr w:type="spellStart"/>
+      <w:r>
+        <w:rPr>
+          <w:rFonts w:ascii="Times New Roman" w:eastAsia="Times New Roman" w:hAnsi="Times New Roman" w:cs="Times New Roman"/>
+          <w:sz w:val="24"/>
+          <w:szCs w:val="24"/>
+        </w:rPr>
+        <w:t>Spelke</w:t>
+      </w:r>
+      <w:proofErr w:type="spellEnd"/>
+      <w:r>
+        <w:rPr>
+          <w:rFonts w:ascii="Times New Roman" w:eastAsia="Times New Roman" w:hAnsi="Times New Roman" w:cs="Times New Roman"/>
+          <w:sz w:val="24"/>
+          <w:szCs w:val="24"/>
+        </w:rPr>
+        <w:t xml:space="preserve"> et al. (1995) reasoned that if infants understand that people and objects possess distinct causal properties, then they should have different expectations about what occurred behind the screen during habituation. For example, if they understand that objects generally do not move in the absence of contact, then they should have inferred that the second object moved following contact from the first and thus look longer at the No Contact test event than at the Contact one. Because people’s causal actions are relatively unconstrained, infants’ expectations about how the people interacted with one another behind the screen should be more equivocal. </w:t>
+      </w:r>
+      <w:proofErr w:type="gramStart"/>
+      <w:r>
+        <w:rPr>
+          <w:rFonts w:ascii="Times New Roman" w:eastAsia="Times New Roman" w:hAnsi="Times New Roman" w:cs="Times New Roman"/>
+          <w:sz w:val="24"/>
+          <w:szCs w:val="24"/>
+        </w:rPr>
+        <w:t>As a consequence</w:t>
+      </w:r>
+      <w:proofErr w:type="gramEnd"/>
+      <w:r>
+        <w:rPr>
+          <w:rFonts w:ascii="Times New Roman" w:eastAsia="Times New Roman" w:hAnsi="Times New Roman" w:cs="Times New Roman"/>
+          <w:sz w:val="24"/>
+          <w:szCs w:val="24"/>
+        </w:rPr>
+        <w:t xml:space="preserve">, both test events should elicit equivalent amounts of looking. </w:t>
+      </w:r>
+    </w:p>
+    <w:p>
+      <w:pPr>
+        <w:tabs>
+          <w:tab w:val="left" w:pos="720"/>
+        </w:tabs>
+        <w:ind w:firstLine="0"/>
+        <w:rPr>
+          <w:rFonts w:ascii="Times New Roman" w:eastAsia="Times New Roman" w:hAnsi="Times New Roman" w:cs="Times New Roman"/>
+          <w:sz w:val="24"/>
+          <w:szCs w:val="24"/>
+        </w:rPr>
+      </w:pPr>
+      <w:r>
+        <w:rPr>
+          <w:rFonts w:ascii="Times New Roman" w:eastAsia="Times New Roman" w:hAnsi="Times New Roman" w:cs="Times New Roman"/>
+          <w:sz w:val="24"/>
+          <w:szCs w:val="24"/>
+        </w:rPr>
+        <w:tab/>
+        <w:t xml:space="preserve">This is precisely what </w:t>
+      </w:r>
+      <w:proofErr w:type="spellStart"/>
+      <w:r>
+        <w:rPr>
+          <w:rFonts w:ascii="Times New Roman" w:eastAsia="Times New Roman" w:hAnsi="Times New Roman" w:cs="Times New Roman"/>
+          <w:sz w:val="24"/>
+          <w:szCs w:val="24"/>
+        </w:rPr>
+        <w:t>Spelke</w:t>
+      </w:r>
+      <w:proofErr w:type="spellEnd"/>
+      <w:r>
+        <w:rPr>
+          <w:rFonts w:ascii="Times New Roman" w:eastAsia="Times New Roman" w:hAnsi="Times New Roman" w:cs="Times New Roman"/>
+          <w:sz w:val="24"/>
+          <w:szCs w:val="24"/>
+        </w:rPr>
+        <w:t xml:space="preserve"> et al. (1995) found: The longest looking was observed for the No Contact test event in the Inanimate Object condition, but an equivalent amount of looking was observed for both test events in the People condition. This finding, </w:t>
+      </w:r>
+      <w:r>
+        <w:rPr>
+          <w:rFonts w:ascii="Times New Roman" w:eastAsia="Times New Roman" w:hAnsi="Times New Roman" w:cs="Times New Roman"/>
+          <w:sz w:val="24"/>
+          <w:szCs w:val="24"/>
+        </w:rPr>
+        <w:t>considered together</w:t>
+      </w:r>
+      <w:r>
+        <w:rPr>
+          <w:rFonts w:ascii="Times New Roman" w:eastAsia="Times New Roman" w:hAnsi="Times New Roman" w:cs="Times New Roman"/>
+          <w:sz w:val="24"/>
+          <w:szCs w:val="24"/>
+        </w:rPr>
+        <w:t xml:space="preserve"> with evidence demonstrating that infants between 7 and 10 months of age ostensibly are surprised when an inanimate object is revealed to have caused another object’s earlier motion and rapidly encode the motion characteristics of animates and inanimates (e.g., Markson &amp; </w:t>
+      </w:r>
+      <w:proofErr w:type="spellStart"/>
+      <w:r>
+        <w:rPr>
+          <w:rFonts w:ascii="Times New Roman" w:eastAsia="Times New Roman" w:hAnsi="Times New Roman" w:cs="Times New Roman"/>
+          <w:sz w:val="24"/>
+          <w:szCs w:val="24"/>
+        </w:rPr>
+        <w:t>Spelke</w:t>
+      </w:r>
+      <w:proofErr w:type="spellEnd"/>
+      <w:r>
+        <w:rPr>
+          <w:rFonts w:ascii="Times New Roman" w:eastAsia="Times New Roman" w:hAnsi="Times New Roman" w:cs="Times New Roman"/>
+          <w:sz w:val="24"/>
+          <w:szCs w:val="24"/>
+        </w:rPr>
+        <w:t xml:space="preserve">, 2006; Saxe et al., 2005; Saxe et al., 2007), would seem to support the Core Knowledge account. As the opening example made clear, however, such a conclusion may be unwarranted if a simpler mechanism and explanation can account for these findings. </w:t>
+      </w:r>
+    </w:p>
+    <w:p>
+      <w:pPr>
+        <w:tabs>
+          <w:tab w:val="left" w:pos="720"/>
+        </w:tabs>
+        <w:ind w:firstLine="0"/>
+        <w:rPr>
+          <w:rFonts w:ascii="Times New Roman" w:eastAsia="Times New Roman" w:hAnsi="Times New Roman" w:cs="Times New Roman"/>
+          <w:sz w:val="24"/>
+          <w:szCs w:val="24"/>
+        </w:rPr>
+      </w:pPr>
+      <w:r>
+        <w:rPr>
+          <w:rFonts w:ascii="Times New Roman" w:eastAsia="Times New Roman" w:hAnsi="Times New Roman" w:cs="Times New Roman"/>
+          <w:sz w:val="24"/>
+          <w:szCs w:val="24"/>
+        </w:rPr>
+        <w:tab/>
+        <w:t xml:space="preserve">I offered one such explanation in a recent series of papers (Benton, 2023, 2025). The crux of my proposal is that domain-general associative learning, combined with a small number of </w:t>
+      </w:r>
+      <w:r>
+        <w:rPr>
+          <w:rFonts w:ascii="Times New Roman" w:eastAsia="Times New Roman" w:hAnsi="Times New Roman" w:cs="Times New Roman"/>
+          <w:sz w:val="24"/>
+          <w:szCs w:val="24"/>
+        </w:rPr>
+        <w:lastRenderedPageBreak/>
+        <w:t>inherent perceptual biases, such as preferences for faces over non-faces (e.g., Morton &amp; Johnson, 1991</w:t>
+      </w:r>
+      <w:r>
+        <w:rPr>
+          <w:rFonts w:ascii="Times New Roman" w:eastAsia="Times New Roman" w:hAnsi="Times New Roman" w:cs="Times New Roman"/>
+          <w:sz w:val="24"/>
+          <w:szCs w:val="24"/>
+        </w:rPr>
+        <w:t xml:space="preserve">; cf., Wilkinson et al., </w:t>
+      </w:r>
+      <w:r>
+        <w:rPr>
+          <w:rFonts w:ascii="Times New Roman" w:eastAsia="Times New Roman" w:hAnsi="Times New Roman" w:cs="Times New Roman"/>
+          <w:sz w:val="24"/>
+          <w:szCs w:val="24"/>
+        </w:rPr>
+        <w:t>in press</w:t>
+      </w:r>
+      <w:r>
+        <w:rPr>
+          <w:rFonts w:ascii="Times New Roman" w:eastAsia="Times New Roman" w:hAnsi="Times New Roman" w:cs="Times New Roman"/>
+          <w:sz w:val="24"/>
+          <w:szCs w:val="24"/>
+        </w:rPr>
+        <w:t xml:space="preserve">) and movement over non-movement (e.g., Slater, 1989; </w:t>
+      </w:r>
+      <w:proofErr w:type="spellStart"/>
+      <w:r>
+        <w:rPr>
+          <w:rFonts w:ascii="Times New Roman" w:eastAsia="Times New Roman" w:hAnsi="Times New Roman" w:cs="Times New Roman"/>
+          <w:sz w:val="24"/>
+          <w:szCs w:val="24"/>
+        </w:rPr>
+        <w:t>Vallortigara</w:t>
+      </w:r>
+      <w:proofErr w:type="spellEnd"/>
+      <w:r>
+        <w:rPr>
+          <w:rFonts w:ascii="Times New Roman" w:eastAsia="Times New Roman" w:hAnsi="Times New Roman" w:cs="Times New Roman"/>
+          <w:sz w:val="24"/>
+          <w:szCs w:val="24"/>
+        </w:rPr>
+        <w:t xml:space="preserve"> et al., 2005), can explain infants’ looking behaviors in these studies. </w:t>
+      </w:r>
+    </w:p>
+    <w:p>
+      <w:pPr>
+        <w:tabs>
+          <w:tab w:val="left" w:pos="720"/>
+        </w:tabs>
+        <w:ind w:firstLine="0"/>
+        <w:rPr>
+          <w:rFonts w:ascii="Times New Roman" w:eastAsia="Times New Roman" w:hAnsi="Times New Roman" w:cs="Times New Roman"/>
+          <w:sz w:val="24"/>
+          <w:szCs w:val="24"/>
+        </w:rPr>
+      </w:pPr>
+      <w:r>
+        <w:rPr>
+          <w:rFonts w:ascii="Times New Roman" w:eastAsia="Times New Roman" w:hAnsi="Times New Roman" w:cs="Times New Roman"/>
+          <w:sz w:val="24"/>
+          <w:szCs w:val="24"/>
+        </w:rPr>
+        <w:tab/>
+        <w:t>I argued that this associative-learning process begins the moment that infants detect</w:t>
+      </w:r>
+      <w:r>
+        <w:rPr>
+          <w:rFonts w:ascii="Times New Roman" w:eastAsia="Times New Roman" w:hAnsi="Times New Roman" w:cs="Times New Roman"/>
+          <w:sz w:val="24"/>
+          <w:szCs w:val="24"/>
+        </w:rPr>
+        <w:t xml:space="preserve"> </w:t>
+      </w:r>
+      <w:r>
+        <w:rPr>
+          <w:rFonts w:ascii="Times New Roman" w:eastAsia="Times New Roman" w:hAnsi="Times New Roman" w:cs="Times New Roman"/>
+          <w:sz w:val="24"/>
+          <w:szCs w:val="24"/>
+        </w:rPr>
+        <w:t>that a correlation exists between certain salient low-level features (e.g., elongated appendage-like extensions [e.g., adult-defined legs or arms]) and the surface-based kinematics that characterize different causal actions (e.g.,</w:t>
+      </w:r>
+      <w:r>
+        <w:rPr>
+          <w:rFonts w:ascii="Times New Roman" w:eastAsia="Times New Roman" w:hAnsi="Times New Roman" w:cs="Times New Roman"/>
+          <w:sz w:val="24"/>
+          <w:szCs w:val="24"/>
+        </w:rPr>
+        <w:t xml:space="preserve"> motion without or on contact</w:t>
+      </w:r>
+      <w:r>
+        <w:rPr>
+          <w:rFonts w:ascii="Times New Roman" w:eastAsia="Times New Roman" w:hAnsi="Times New Roman" w:cs="Times New Roman"/>
+          <w:sz w:val="24"/>
+          <w:szCs w:val="24"/>
+        </w:rPr>
+        <w:t xml:space="preserve"> </w:t>
+      </w:r>
+      <w:r>
+        <w:rPr>
+          <w:rFonts w:ascii="Times New Roman" w:eastAsia="Times New Roman" w:hAnsi="Times New Roman" w:cs="Times New Roman"/>
+          <w:sz w:val="24"/>
+          <w:szCs w:val="24"/>
+        </w:rPr>
+        <w:t xml:space="preserve">[i.e., adult-defined </w:t>
+      </w:r>
+      <w:r>
+        <w:rPr>
+          <w:rFonts w:ascii="Times New Roman" w:eastAsia="Times New Roman" w:hAnsi="Times New Roman" w:cs="Times New Roman"/>
+          <w:sz w:val="24"/>
+          <w:szCs w:val="24"/>
+        </w:rPr>
+        <w:t>action-at-a-distance causality and contact causality</w:t>
+      </w:r>
+      <w:r>
+        <w:rPr>
+          <w:rFonts w:ascii="Times New Roman" w:eastAsia="Times New Roman" w:hAnsi="Times New Roman" w:cs="Times New Roman"/>
+          <w:sz w:val="24"/>
+          <w:szCs w:val="24"/>
+        </w:rPr>
+        <w:t>, respectively]</w:t>
+      </w:r>
+      <w:r>
+        <w:rPr>
+          <w:rFonts w:ascii="Times New Roman" w:eastAsia="Times New Roman" w:hAnsi="Times New Roman" w:cs="Times New Roman"/>
+          <w:sz w:val="24"/>
+          <w:szCs w:val="24"/>
+        </w:rPr>
+        <w:t xml:space="preserve">). This naming convention reflects my assumption that infants represent these features and actions in purely perceptual terms. </w:t>
+      </w:r>
+      <w:r>
+        <w:rPr>
+          <w:rFonts w:ascii="Times New Roman" w:eastAsia="Times New Roman" w:hAnsi="Times New Roman" w:cs="Times New Roman"/>
+          <w:sz w:val="24"/>
+          <w:szCs w:val="24"/>
+        </w:rPr>
+        <w:t xml:space="preserve">What enables infants to detect this correlation (and others like it) at all is </w:t>
+      </w:r>
+      <w:r>
+        <w:rPr>
+          <w:rFonts w:ascii="Times New Roman" w:eastAsia="Times New Roman" w:hAnsi="Times New Roman" w:cs="Times New Roman"/>
+          <w:sz w:val="24"/>
+          <w:szCs w:val="24"/>
+        </w:rPr>
+        <w:t xml:space="preserve">that some perceptual features covary regularly with the kinematics of different actions. For example, infants may learn that entities with </w:t>
+      </w:r>
+      <w:r>
+        <w:rPr>
+          <w:rFonts w:ascii="Times New Roman" w:eastAsia="Times New Roman" w:hAnsi="Times New Roman" w:cs="Times New Roman"/>
+          <w:sz w:val="24"/>
+          <w:szCs w:val="24"/>
+        </w:rPr>
+        <w:t>legs</w:t>
+      </w:r>
+      <w:r>
+        <w:rPr>
+          <w:rFonts w:ascii="Times New Roman" w:eastAsia="Times New Roman" w:hAnsi="Times New Roman" w:cs="Times New Roman"/>
+          <w:sz w:val="24"/>
+          <w:szCs w:val="24"/>
+        </w:rPr>
+        <w:t xml:space="preserve"> sometimes move in the absence of physical contact </w:t>
+      </w:r>
+      <w:r>
+        <w:rPr>
+          <w:rFonts w:ascii="Times New Roman" w:eastAsia="Times New Roman" w:hAnsi="Times New Roman" w:cs="Times New Roman"/>
+          <w:sz w:val="24"/>
+          <w:szCs w:val="24"/>
+        </w:rPr>
+        <w:t xml:space="preserve">from </w:t>
+      </w:r>
+      <w:r>
+        <w:rPr>
+          <w:rFonts w:ascii="Times New Roman" w:eastAsia="Times New Roman" w:hAnsi="Times New Roman" w:cs="Times New Roman"/>
+          <w:sz w:val="24"/>
+          <w:szCs w:val="24"/>
+        </w:rPr>
+        <w:t xml:space="preserve">other </w:t>
+      </w:r>
+      <w:r>
+        <w:rPr>
+          <w:rFonts w:ascii="Times New Roman" w:eastAsia="Times New Roman" w:hAnsi="Times New Roman" w:cs="Times New Roman"/>
+          <w:sz w:val="24"/>
+          <w:szCs w:val="24"/>
+        </w:rPr>
+        <w:t xml:space="preserve">legged </w:t>
+      </w:r>
+      <w:r>
+        <w:rPr>
+          <w:rFonts w:ascii="Times New Roman" w:eastAsia="Times New Roman" w:hAnsi="Times New Roman" w:cs="Times New Roman"/>
+          <w:sz w:val="24"/>
+          <w:szCs w:val="24"/>
+        </w:rPr>
+        <w:t xml:space="preserve">entities but move following direct contact with those same entities on other occasions. </w:t>
+      </w:r>
+    </w:p>
+    <w:p>
+      <w:pPr>
+        <w:tabs>
+          <w:tab w:val="left" w:pos="720"/>
+        </w:tabs>
+        <w:ind w:firstLine="0"/>
+        <w:rPr>
+          <w:rFonts w:ascii="Times New Roman" w:eastAsia="Times New Roman" w:hAnsi="Times New Roman" w:cs="Times New Roman"/>
+          <w:sz w:val="24"/>
+          <w:szCs w:val="24"/>
+        </w:rPr>
+      </w:pPr>
+      <w:r>
+        <w:rPr>
+          <w:rFonts w:ascii="Times New Roman" w:eastAsia="Times New Roman" w:hAnsi="Times New Roman" w:cs="Times New Roman"/>
+          <w:sz w:val="24"/>
+          <w:szCs w:val="24"/>
+        </w:rPr>
+        <w:tab/>
+        <w:t>Infants</w:t>
+      </w:r>
+      <w:r>
+        <w:rPr>
+          <w:rFonts w:ascii="Times New Roman" w:eastAsia="Times New Roman" w:hAnsi="Times New Roman" w:cs="Times New Roman"/>
+          <w:sz w:val="24"/>
+          <w:szCs w:val="24"/>
+        </w:rPr>
+        <w:t xml:space="preserve">’ attention may be directed towards this relation and away from </w:t>
+      </w:r>
+      <w:r>
+        <w:rPr>
+          <w:rFonts w:ascii="Times New Roman" w:eastAsia="Times New Roman" w:hAnsi="Times New Roman" w:cs="Times New Roman"/>
+          <w:sz w:val="24"/>
+          <w:szCs w:val="24"/>
+        </w:rPr>
+        <w:t>others</w:t>
+      </w:r>
+      <w:r>
+        <w:rPr>
+          <w:rFonts w:ascii="Times New Roman" w:eastAsia="Times New Roman" w:hAnsi="Times New Roman" w:cs="Times New Roman"/>
+          <w:sz w:val="24"/>
+          <w:szCs w:val="24"/>
+        </w:rPr>
+        <w:t xml:space="preserve"> in the first place</w:t>
+      </w:r>
+      <w:r>
+        <w:rPr>
+          <w:rFonts w:ascii="Times New Roman" w:eastAsia="Times New Roman" w:hAnsi="Times New Roman" w:cs="Times New Roman"/>
+          <w:sz w:val="24"/>
+          <w:szCs w:val="24"/>
+        </w:rPr>
+        <w:t xml:space="preserve"> </w:t>
+      </w:r>
+      <w:r>
+        <w:rPr>
+          <w:rFonts w:ascii="Times New Roman" w:eastAsia="Times New Roman" w:hAnsi="Times New Roman" w:cs="Times New Roman"/>
+          <w:sz w:val="24"/>
+          <w:szCs w:val="24"/>
+        </w:rPr>
+        <w:t>due to</w:t>
+      </w:r>
+      <w:r>
+        <w:rPr>
+          <w:rFonts w:ascii="Times New Roman" w:eastAsia="Times New Roman" w:hAnsi="Times New Roman" w:cs="Times New Roman"/>
+          <w:sz w:val="24"/>
+          <w:szCs w:val="24"/>
+        </w:rPr>
+        <w:t xml:space="preserve"> an early-emerging, perhaps even innate, bias to attend to the inherently attention-grabbing motion depicted on the action side of the relation. Whatever the reason, once infants have </w:t>
+      </w:r>
+      <w:r>
+        <w:rPr>
+          <w:rFonts w:ascii="Times New Roman" w:eastAsia="Times New Roman" w:hAnsi="Times New Roman" w:cs="Times New Roman"/>
+          <w:sz w:val="24"/>
+          <w:szCs w:val="24"/>
+        </w:rPr>
+        <w:t xml:space="preserve">trained </w:t>
+      </w:r>
+      <w:r>
+        <w:rPr>
+          <w:rFonts w:ascii="Times New Roman" w:eastAsia="Times New Roman" w:hAnsi="Times New Roman" w:cs="Times New Roman"/>
+          <w:sz w:val="24"/>
+          <w:szCs w:val="24"/>
+        </w:rPr>
+        <w:t xml:space="preserve">their attention to this relation, they may notice that elongated appendages tend to be present during these movement events. Consequently, a nascent link may be established between these appendages and both actions’ kinematics. </w:t>
+      </w:r>
+      <w:r>
+        <w:rPr>
+          <w:rFonts w:ascii="Times New Roman" w:eastAsia="Times New Roman" w:hAnsi="Times New Roman" w:cs="Times New Roman"/>
+          <w:sz w:val="24"/>
+          <w:szCs w:val="24"/>
+        </w:rPr>
+        <w:t>A third link may</w:t>
+      </w:r>
+      <w:r>
+        <w:rPr>
+          <w:rFonts w:ascii="Times New Roman" w:eastAsia="Times New Roman" w:hAnsi="Times New Roman" w:cs="Times New Roman"/>
+          <w:sz w:val="24"/>
+          <w:szCs w:val="24"/>
+        </w:rPr>
+        <w:t xml:space="preserve"> also be established between things with smooth rectilinear edges (objects for an adult) and motion following direct contact given that</w:t>
+      </w:r>
+      <w:r>
+        <w:rPr>
+          <w:rFonts w:ascii="Times New Roman" w:eastAsia="Times New Roman" w:hAnsi="Times New Roman" w:cs="Times New Roman"/>
+          <w:sz w:val="24"/>
+          <w:szCs w:val="24"/>
+        </w:rPr>
+        <w:t xml:space="preserve"> objects </w:t>
+      </w:r>
+      <w:r>
+        <w:rPr>
+          <w:rFonts w:ascii="Times New Roman" w:eastAsia="Times New Roman" w:hAnsi="Times New Roman" w:cs="Times New Roman"/>
+          <w:sz w:val="24"/>
+          <w:szCs w:val="24"/>
+        </w:rPr>
+        <w:t xml:space="preserve">generally </w:t>
+      </w:r>
+      <w:r>
+        <w:rPr>
+          <w:rFonts w:ascii="Times New Roman" w:eastAsia="Times New Roman" w:hAnsi="Times New Roman" w:cs="Times New Roman"/>
+          <w:sz w:val="24"/>
+          <w:szCs w:val="24"/>
+        </w:rPr>
+        <w:t xml:space="preserve">only move </w:t>
+      </w:r>
+      <w:r>
+        <w:rPr>
+          <w:rFonts w:ascii="Times New Roman" w:eastAsia="Times New Roman" w:hAnsi="Times New Roman" w:cs="Times New Roman"/>
+          <w:sz w:val="24"/>
+          <w:szCs w:val="24"/>
+        </w:rPr>
+        <w:t>after contact</w:t>
+      </w:r>
+      <w:r>
+        <w:rPr>
+          <w:rFonts w:ascii="Times New Roman" w:eastAsia="Times New Roman" w:hAnsi="Times New Roman" w:cs="Times New Roman"/>
+          <w:sz w:val="24"/>
+          <w:szCs w:val="24"/>
+        </w:rPr>
+        <w:t xml:space="preserve">. </w:t>
+      </w:r>
+      <w:r>
+        <w:rPr>
+          <w:rFonts w:ascii="Times New Roman" w:eastAsia="Times New Roman" w:hAnsi="Times New Roman" w:cs="Times New Roman"/>
+          <w:sz w:val="24"/>
+          <w:szCs w:val="24"/>
+        </w:rPr>
+        <w:t xml:space="preserve">I argued that these associative relations will grow in strength each time infants encounter them in the real world. </w:t>
       </w:r>
     </w:p>
     <w:p>
@@ -1738,7 +3632,307 @@
         </w:rPr>
         <w:lastRenderedPageBreak/>
         <w:tab/>
-        <w:t xml:space="preserve">In the developmental sciences, the Little Albert experiment is a paradigmatic example of classical conditioning (e.g., Watson &amp; Rayner, 1920), and Carolyn Rovee-Collier’s </w:t>
+        <w:t xml:space="preserve">Once these associations have been established, the presence of one component of an association will activate a representation of the other. Thus, seeing action at a distance will activate a representation of elongated appendages. Crucially, this process is very likely bidirectional. This means that the presence of elongated appendages will activate a representation of movement through physical contact and action at a distance. This process has important implications for how infants should treat different action events. For example, if one component of a learned relation is present (e.g., smooth, rectilinear edges) but the other is not (e.g., motion through contact), this may cause infants to show heightened looking time, as if they are actively searching for the missing component. </w:t>
+      </w:r>
+    </w:p>
+    <w:p>
+      <w:pPr>
+        <w:tabs>
+          <w:tab w:val="left" w:pos="720"/>
+        </w:tabs>
+        <w:ind w:firstLine="0"/>
+        <w:rPr>
+          <w:rFonts w:ascii="Times New Roman" w:eastAsia="Times New Roman" w:hAnsi="Times New Roman" w:cs="Times New Roman"/>
+          <w:sz w:val="24"/>
+          <w:szCs w:val="24"/>
+        </w:rPr>
+      </w:pPr>
+      <w:r>
+        <w:rPr>
+          <w:rFonts w:ascii="Times New Roman" w:eastAsia="Times New Roman" w:hAnsi="Times New Roman" w:cs="Times New Roman"/>
+          <w:sz w:val="24"/>
+          <w:szCs w:val="24"/>
+        </w:rPr>
+        <w:tab/>
+        <w:t xml:space="preserve">As with the sensorimotor connections in </w:t>
+      </w:r>
+      <w:proofErr w:type="spellStart"/>
+      <w:r>
+        <w:rPr>
+          <w:rFonts w:ascii="Times New Roman" w:eastAsia="Times New Roman" w:hAnsi="Times New Roman" w:cs="Times New Roman"/>
+          <w:sz w:val="24"/>
+          <w:szCs w:val="24"/>
+        </w:rPr>
+        <w:t>Braitenberg’s</w:t>
+      </w:r>
+      <w:proofErr w:type="spellEnd"/>
+      <w:r>
+        <w:rPr>
+          <w:rFonts w:ascii="Times New Roman" w:eastAsia="Times New Roman" w:hAnsi="Times New Roman" w:cs="Times New Roman"/>
+          <w:sz w:val="24"/>
+          <w:szCs w:val="24"/>
+        </w:rPr>
+        <w:t xml:space="preserve"> vehicles, this is all that is needed to explain infants’ looking behaviors in studies that evaluate what, if anything, they know about </w:t>
+      </w:r>
+      <w:r>
+        <w:rPr>
+          <w:rFonts w:ascii="Times New Roman" w:eastAsia="Times New Roman" w:hAnsi="Times New Roman" w:cs="Times New Roman"/>
+          <w:sz w:val="24"/>
+          <w:szCs w:val="24"/>
+        </w:rPr>
+        <w:t>the causal actions of people and objects</w:t>
+      </w:r>
+      <w:r>
+        <w:rPr>
+          <w:rFonts w:ascii="Times New Roman" w:eastAsia="Times New Roman" w:hAnsi="Times New Roman" w:cs="Times New Roman"/>
+          <w:sz w:val="24"/>
+          <w:szCs w:val="24"/>
+        </w:rPr>
+        <w:t xml:space="preserve">. Consider the Inanimate Object condition in </w:t>
+      </w:r>
+      <w:proofErr w:type="spellStart"/>
+      <w:r>
+        <w:rPr>
+          <w:rFonts w:ascii="Times New Roman" w:eastAsia="Times New Roman" w:hAnsi="Times New Roman" w:cs="Times New Roman"/>
+          <w:sz w:val="24"/>
+          <w:szCs w:val="24"/>
+        </w:rPr>
+        <w:t>Spelke</w:t>
+      </w:r>
+      <w:proofErr w:type="spellEnd"/>
+      <w:r>
+        <w:rPr>
+          <w:rFonts w:ascii="Times New Roman" w:eastAsia="Times New Roman" w:hAnsi="Times New Roman" w:cs="Times New Roman"/>
+          <w:sz w:val="24"/>
+          <w:szCs w:val="24"/>
+        </w:rPr>
+        <w:t xml:space="preserve"> et al. (1995), for example. </w:t>
+      </w:r>
+      <w:r>
+        <w:rPr>
+          <w:rFonts w:ascii="Times New Roman" w:eastAsia="Times New Roman" w:hAnsi="Times New Roman" w:cs="Times New Roman"/>
+          <w:sz w:val="24"/>
+          <w:szCs w:val="24"/>
+        </w:rPr>
+        <w:t>Infants</w:t>
+      </w:r>
+      <w:r>
+        <w:rPr>
+          <w:rFonts w:ascii="Times New Roman" w:eastAsia="Times New Roman" w:hAnsi="Times New Roman" w:cs="Times New Roman"/>
+          <w:sz w:val="24"/>
+          <w:szCs w:val="24"/>
+        </w:rPr>
+        <w:t xml:space="preserve"> may have</w:t>
+      </w:r>
+      <w:r>
+        <w:rPr>
+          <w:rFonts w:ascii="Times New Roman" w:eastAsia="Times New Roman" w:hAnsi="Times New Roman" w:cs="Times New Roman"/>
+          <w:sz w:val="24"/>
+          <w:szCs w:val="24"/>
+        </w:rPr>
+        <w:t xml:space="preserve"> </w:t>
+      </w:r>
+      <w:r>
+        <w:rPr>
+          <w:rFonts w:ascii="Times New Roman" w:eastAsia="Times New Roman" w:hAnsi="Times New Roman" w:cs="Times New Roman"/>
+          <w:sz w:val="24"/>
+          <w:szCs w:val="24"/>
+        </w:rPr>
+        <w:t>looked the longest</w:t>
+      </w:r>
+      <w:r>
+        <w:rPr>
+          <w:rFonts w:ascii="Times New Roman" w:eastAsia="Times New Roman" w:hAnsi="Times New Roman" w:cs="Times New Roman"/>
+          <w:sz w:val="24"/>
+          <w:szCs w:val="24"/>
+        </w:rPr>
+        <w:t xml:space="preserve"> at the No Contact </w:t>
+      </w:r>
+      <w:proofErr w:type="gramStart"/>
+      <w:r>
+        <w:rPr>
+          <w:rFonts w:ascii="Times New Roman" w:eastAsia="Times New Roman" w:hAnsi="Times New Roman" w:cs="Times New Roman"/>
+          <w:sz w:val="24"/>
+          <w:szCs w:val="24"/>
+        </w:rPr>
+        <w:t>test event</w:t>
+      </w:r>
+      <w:proofErr w:type="gramEnd"/>
+      <w:r>
+        <w:rPr>
+          <w:rFonts w:ascii="Times New Roman" w:eastAsia="Times New Roman" w:hAnsi="Times New Roman" w:cs="Times New Roman"/>
+          <w:sz w:val="24"/>
+          <w:szCs w:val="24"/>
+        </w:rPr>
+        <w:t xml:space="preserve"> because the depicted action-at-a-distance triggered an unfulfilled expectation for elongated appendages</w:t>
+      </w:r>
+      <w:r>
+        <w:rPr>
+          <w:rFonts w:ascii="Times New Roman" w:eastAsia="Times New Roman" w:hAnsi="Times New Roman" w:cs="Times New Roman"/>
+          <w:sz w:val="24"/>
+          <w:szCs w:val="24"/>
+        </w:rPr>
+        <w:t xml:space="preserve">. Less looking </w:t>
+      </w:r>
+      <w:r>
+        <w:rPr>
+          <w:rFonts w:ascii="Times New Roman" w:eastAsia="Times New Roman" w:hAnsi="Times New Roman" w:cs="Times New Roman"/>
+          <w:sz w:val="24"/>
+          <w:szCs w:val="24"/>
+        </w:rPr>
+        <w:t>may have been</w:t>
+      </w:r>
+      <w:r>
+        <w:rPr>
+          <w:rFonts w:ascii="Times New Roman" w:eastAsia="Times New Roman" w:hAnsi="Times New Roman" w:cs="Times New Roman"/>
+          <w:sz w:val="24"/>
+          <w:szCs w:val="24"/>
+        </w:rPr>
+        <w:t xml:space="preserve"> elicited by</w:t>
+      </w:r>
+      <w:r>
+        <w:rPr>
+          <w:rFonts w:ascii="Times New Roman" w:eastAsia="Times New Roman" w:hAnsi="Times New Roman" w:cs="Times New Roman"/>
+          <w:sz w:val="24"/>
+          <w:szCs w:val="24"/>
+        </w:rPr>
+        <w:t xml:space="preserve"> the Contact</w:t>
+      </w:r>
+      <w:r>
+        <w:rPr>
+          <w:rFonts w:ascii="Times New Roman" w:eastAsia="Times New Roman" w:hAnsi="Times New Roman" w:cs="Times New Roman"/>
+          <w:sz w:val="24"/>
+          <w:szCs w:val="24"/>
+        </w:rPr>
+        <w:t xml:space="preserve"> test</w:t>
+      </w:r>
+      <w:r>
+        <w:rPr>
+          <w:rFonts w:ascii="Times New Roman" w:eastAsia="Times New Roman" w:hAnsi="Times New Roman" w:cs="Times New Roman"/>
+          <w:sz w:val="24"/>
+          <w:szCs w:val="24"/>
+        </w:rPr>
+        <w:t xml:space="preserve"> event because the depicted action-feature relation was consistent with that observed in the real world. </w:t>
+      </w:r>
+      <w:r>
+        <w:rPr>
+          <w:rFonts w:ascii="Times New Roman" w:eastAsia="Times New Roman" w:hAnsi="Times New Roman" w:cs="Times New Roman"/>
+          <w:sz w:val="24"/>
+          <w:szCs w:val="24"/>
+        </w:rPr>
+        <w:t>By co</w:t>
+      </w:r>
+      <w:r>
+        <w:rPr>
+          <w:rFonts w:ascii="Times New Roman" w:eastAsia="Times New Roman" w:hAnsi="Times New Roman" w:cs="Times New Roman"/>
+          <w:sz w:val="24"/>
+          <w:szCs w:val="24"/>
+        </w:rPr>
+        <w:t>mparison</w:t>
+      </w:r>
+      <w:r>
+        <w:rPr>
+          <w:rFonts w:ascii="Times New Roman" w:eastAsia="Times New Roman" w:hAnsi="Times New Roman" w:cs="Times New Roman"/>
+          <w:sz w:val="24"/>
+          <w:szCs w:val="24"/>
+        </w:rPr>
+        <w:t>, infants</w:t>
+      </w:r>
+      <w:r>
+        <w:rPr>
+          <w:rFonts w:ascii="Times New Roman" w:eastAsia="Times New Roman" w:hAnsi="Times New Roman" w:cs="Times New Roman"/>
+          <w:sz w:val="24"/>
+          <w:szCs w:val="24"/>
+        </w:rPr>
+        <w:t xml:space="preserve"> in the People condition</w:t>
+      </w:r>
+      <w:r>
+        <w:rPr>
+          <w:rFonts w:ascii="Times New Roman" w:eastAsia="Times New Roman" w:hAnsi="Times New Roman" w:cs="Times New Roman"/>
+          <w:sz w:val="24"/>
+          <w:szCs w:val="24"/>
+        </w:rPr>
+        <w:t xml:space="preserve"> </w:t>
+      </w:r>
+      <w:r>
+        <w:rPr>
+          <w:rFonts w:ascii="Times New Roman" w:eastAsia="Times New Roman" w:hAnsi="Times New Roman" w:cs="Times New Roman"/>
+          <w:sz w:val="24"/>
+          <w:szCs w:val="24"/>
+        </w:rPr>
+        <w:t>may have looked</w:t>
+      </w:r>
+      <w:r>
+        <w:rPr>
+          <w:rFonts w:ascii="Times New Roman" w:eastAsia="Times New Roman" w:hAnsi="Times New Roman" w:cs="Times New Roman"/>
+          <w:sz w:val="24"/>
+          <w:szCs w:val="24"/>
+        </w:rPr>
+        <w:t xml:space="preserve"> </w:t>
+      </w:r>
+      <w:r>
+        <w:rPr>
+          <w:rFonts w:ascii="Times New Roman" w:eastAsia="Times New Roman" w:hAnsi="Times New Roman" w:cs="Times New Roman"/>
+          <w:sz w:val="24"/>
+          <w:szCs w:val="24"/>
+        </w:rPr>
+        <w:t>equally long at both test events</w:t>
+      </w:r>
+      <w:r>
+        <w:rPr>
+          <w:rFonts w:ascii="Times New Roman" w:eastAsia="Times New Roman" w:hAnsi="Times New Roman" w:cs="Times New Roman"/>
+          <w:sz w:val="24"/>
+          <w:szCs w:val="24"/>
+        </w:rPr>
+        <w:t xml:space="preserve"> </w:t>
+      </w:r>
+      <w:r>
+        <w:rPr>
+          <w:rFonts w:ascii="Times New Roman" w:eastAsia="Times New Roman" w:hAnsi="Times New Roman" w:cs="Times New Roman"/>
+          <w:sz w:val="24"/>
+          <w:szCs w:val="24"/>
+        </w:rPr>
+        <w:t xml:space="preserve">because the depicted motion-feature relations were consistent with those experienced in the real world. </w:t>
+      </w:r>
+    </w:p>
+    <w:p>
+      <w:pPr>
+        <w:tabs>
+          <w:tab w:val="left" w:pos="720"/>
+        </w:tabs>
+        <w:ind w:firstLine="0"/>
+        <w:rPr>
+          <w:rFonts w:ascii="Times New Roman" w:eastAsia="Times New Roman" w:hAnsi="Times New Roman" w:cs="Times New Roman"/>
+          <w:sz w:val="24"/>
+          <w:szCs w:val="24"/>
+        </w:rPr>
+      </w:pPr>
+      <w:r>
+        <w:rPr>
+          <w:rFonts w:ascii="Times New Roman" w:eastAsia="Times New Roman" w:hAnsi="Times New Roman" w:cs="Times New Roman"/>
+          <w:sz w:val="24"/>
+          <w:szCs w:val="24"/>
+        </w:rPr>
+        <w:tab/>
+        <w:t xml:space="preserve">To demonstrate that this account could replicate </w:t>
+      </w:r>
+      <w:proofErr w:type="spellStart"/>
+      <w:r>
+        <w:rPr>
+          <w:rFonts w:ascii="Times New Roman" w:eastAsia="Times New Roman" w:hAnsi="Times New Roman" w:cs="Times New Roman"/>
+          <w:sz w:val="24"/>
+          <w:szCs w:val="24"/>
+        </w:rPr>
+        <w:t>Spelke</w:t>
+      </w:r>
+      <w:proofErr w:type="spellEnd"/>
+      <w:r>
+        <w:rPr>
+          <w:rFonts w:ascii="Times New Roman" w:eastAsia="Times New Roman" w:hAnsi="Times New Roman" w:cs="Times New Roman"/>
+          <w:sz w:val="24"/>
+          <w:szCs w:val="24"/>
+        </w:rPr>
+        <w:t xml:space="preserve"> et al.’s (1995) findings, I instantiated it in a connectionist computational model. These models—much like the human brain—consist of simple “neuron-like” processing units that are organized into layers. Units in one layer interact with units in adjacent layers via a set of interconnected, synapse-like, real-valued, weighted connections. Thus, units in the bottommost, or </w:t>
       </w:r>
       <w:r>
         <w:rPr>
@@ -1754,7 +3948,7 @@
           <w:sz w:val="24"/>
           <w:szCs w:val="24"/>
         </w:rPr>
-        <w:t>mobile conjugate</w:t>
+        <w:t>input,</w:t>
       </w:r>
       <w:r>
         <w:rPr>
@@ -1770,205 +3964,8 @@
           <w:sz w:val="24"/>
           <w:szCs w:val="24"/>
         </w:rPr>
-        <w:t xml:space="preserve"> </w:t>
-      </w:r>
-      <w:r>
-        <w:rPr>
-          <w:rFonts w:ascii="Times New Roman" w:eastAsia="Times New Roman" w:hAnsi="Times New Roman" w:cs="Times New Roman"/>
-          <w:sz w:val="24"/>
-          <w:szCs w:val="24"/>
-        </w:rPr>
-        <w:t>studies are</w:t>
-      </w:r>
-      <w:r>
-        <w:rPr>
-          <w:rFonts w:ascii="Times New Roman" w:eastAsia="Times New Roman" w:hAnsi="Times New Roman" w:cs="Times New Roman"/>
-          <w:sz w:val="24"/>
-          <w:szCs w:val="24"/>
-        </w:rPr>
-        <w:t xml:space="preserve"> a paradigmatic example of operant conditioning (e.g., Rovee-Collier, 1999). Although both types of learning operate throughout and play key roles in cognitive development, I focus </w:t>
-      </w:r>
-      <w:r>
-        <w:rPr>
-          <w:rFonts w:ascii="Times New Roman" w:eastAsia="Times New Roman" w:hAnsi="Times New Roman" w:cs="Times New Roman"/>
-          <w:sz w:val="24"/>
-          <w:szCs w:val="24"/>
-        </w:rPr>
-        <w:t xml:space="preserve">here </w:t>
-      </w:r>
-      <w:r>
-        <w:rPr>
-          <w:rFonts w:ascii="Times New Roman" w:eastAsia="Times New Roman" w:hAnsi="Times New Roman" w:cs="Times New Roman"/>
-          <w:sz w:val="24"/>
-          <w:szCs w:val="24"/>
-        </w:rPr>
-        <w:t>on classical conditioning. This is because</w:t>
-      </w:r>
-      <w:r>
-        <w:rPr>
-          <w:rFonts w:ascii="Times New Roman" w:eastAsia="Times New Roman" w:hAnsi="Times New Roman" w:cs="Times New Roman"/>
-          <w:sz w:val="24"/>
-          <w:szCs w:val="24"/>
-        </w:rPr>
-        <w:t>, in all of the studies that will be described,</w:t>
-      </w:r>
-      <w:r>
-        <w:rPr>
-          <w:rFonts w:ascii="Times New Roman" w:eastAsia="Times New Roman" w:hAnsi="Times New Roman" w:cs="Times New Roman"/>
-          <w:sz w:val="24"/>
-          <w:szCs w:val="24"/>
-        </w:rPr>
-        <w:t xml:space="preserve"> infants were not required to learn about the consequences of their behaviors based on contingency and reinforcement schedules. At the same time, certain difficulties preclude even </w:t>
-      </w:r>
-      <w:r>
-        <w:rPr>
-          <w:rFonts w:ascii="Times New Roman" w:eastAsia="Times New Roman" w:hAnsi="Times New Roman" w:cs="Times New Roman"/>
-          <w:sz w:val="24"/>
-          <w:szCs w:val="24"/>
-        </w:rPr>
-        <w:t>classical conditioning</w:t>
-      </w:r>
-      <w:r>
-        <w:rPr>
-          <w:rFonts w:ascii="Times New Roman" w:eastAsia="Times New Roman" w:hAnsi="Times New Roman" w:cs="Times New Roman"/>
-          <w:sz w:val="24"/>
-          <w:szCs w:val="24"/>
-        </w:rPr>
-        <w:t xml:space="preserve"> from </w:t>
-      </w:r>
-      <w:r>
-        <w:rPr>
-          <w:rFonts w:ascii="Times New Roman" w:eastAsia="Times New Roman" w:hAnsi="Times New Roman" w:cs="Times New Roman"/>
-          <w:sz w:val="24"/>
-          <w:szCs w:val="24"/>
-        </w:rPr>
-        <w:t>reflecting the</w:t>
-      </w:r>
-      <w:r>
-        <w:rPr>
-          <w:rFonts w:ascii="Times New Roman" w:eastAsia="Times New Roman" w:hAnsi="Times New Roman" w:cs="Times New Roman"/>
-          <w:sz w:val="24"/>
-          <w:szCs w:val="24"/>
-        </w:rPr>
-        <w:t xml:space="preserve"> kind of representation-based associative learning</w:t>
-      </w:r>
-      <w:r>
-        <w:rPr>
-          <w:rFonts w:ascii="Times New Roman" w:eastAsia="Times New Roman" w:hAnsi="Times New Roman" w:cs="Times New Roman"/>
-          <w:sz w:val="24"/>
-          <w:szCs w:val="24"/>
-        </w:rPr>
-        <w:t xml:space="preserve"> I think explains infants’ looking behaviors in those studies. </w:t>
-      </w:r>
-      <w:r>
-        <w:rPr>
-          <w:rFonts w:ascii="Times New Roman" w:eastAsia="Times New Roman" w:hAnsi="Times New Roman" w:cs="Times New Roman"/>
-          <w:sz w:val="24"/>
-          <w:szCs w:val="24"/>
-        </w:rPr>
-        <w:t xml:space="preserve"> </w:t>
-      </w:r>
-    </w:p>
-    <w:p>
-      <w:pPr>
-        <w:tabs>
-          <w:tab w:val="left" w:pos="720"/>
-        </w:tabs>
-        <w:ind w:firstLine="0"/>
-        <w:rPr>
-          <w:rFonts w:ascii="Times New Roman" w:eastAsia="Times New Roman" w:hAnsi="Times New Roman" w:cs="Times New Roman"/>
-          <w:i/>
-          <w:iCs/>
-          <w:sz w:val="24"/>
-          <w:szCs w:val="24"/>
-        </w:rPr>
-      </w:pPr>
-      <w:r>
-        <w:rPr>
-          <w:rFonts w:ascii="Times New Roman" w:eastAsia="Times New Roman" w:hAnsi="Times New Roman" w:cs="Times New Roman"/>
-          <w:sz w:val="24"/>
-          <w:szCs w:val="24"/>
-        </w:rPr>
-        <w:tab/>
-        <w:t xml:space="preserve">One especially notable difficulty—one that becomes evident only when classical conditioning is formalized mathematically (e.g., Rescorla &amp; Wagner, 1972; Widrow &amp; Hoff, 1960)—is that this form of learning establishes direct associations between representations of external stimuli rather than associations mediated by learned internal representations. This limitation is severe and means that models that implement classical conditioning—such as the Rescorla-Wagner model (e.g., Rescorla &amp; Wagner, 1972) or the Delta rule (Widrow &amp; Hoff, 1960)—are unable to solve so-called </w:t>
-      </w:r>
-      <w:r>
-        <w:rPr>
-          <w:rFonts w:ascii="Times New Roman" w:eastAsia="Times New Roman" w:hAnsi="Times New Roman" w:cs="Times New Roman"/>
-          <w:i/>
-          <w:iCs/>
-          <w:sz w:val="24"/>
-          <w:szCs w:val="24"/>
-        </w:rPr>
-        <w:t xml:space="preserve">linearly inseparable </w:t>
-      </w:r>
-      <w:r>
-        <w:rPr>
-          <w:rFonts w:ascii="Times New Roman" w:eastAsia="Times New Roman" w:hAnsi="Times New Roman" w:cs="Times New Roman"/>
-          <w:sz w:val="24"/>
-          <w:szCs w:val="24"/>
-        </w:rPr>
-        <w:t xml:space="preserve">problems. To illustrate, imagine a two-dimensional scatterplot with two “clouds” of points—one green and one red. Every green point lies to the left of the x-axis midpoint; every red point, to its right. This configuration is </w:t>
-      </w:r>
-      <w:r>
-        <w:rPr>
-          <w:rFonts w:ascii="Times New Roman" w:eastAsia="Times New Roman" w:hAnsi="Times New Roman" w:cs="Times New Roman"/>
-          <w:i/>
-          <w:iCs/>
-          <w:sz w:val="24"/>
-          <w:szCs w:val="24"/>
-        </w:rPr>
-        <w:t xml:space="preserve">linearly separable </w:t>
-      </w:r>
-      <w:r>
-        <w:rPr>
-          <w:rFonts w:ascii="Times New Roman" w:eastAsia="Times New Roman" w:hAnsi="Times New Roman" w:cs="Times New Roman"/>
-          <w:sz w:val="24"/>
-          <w:szCs w:val="24"/>
-        </w:rPr>
-        <w:t xml:space="preserve">because a </w:t>
-      </w:r>
-      <w:r>
-        <w:rPr>
-          <w:rFonts w:ascii="Times New Roman" w:eastAsia="Times New Roman" w:hAnsi="Times New Roman" w:cs="Times New Roman"/>
-          <w:i/>
-          <w:iCs/>
-          <w:sz w:val="24"/>
-          <w:szCs w:val="24"/>
-        </w:rPr>
-        <w:t>single</w:t>
-      </w:r>
-      <w:r>
-        <w:rPr>
-          <w:rFonts w:ascii="Times New Roman" w:eastAsia="Times New Roman" w:hAnsi="Times New Roman" w:cs="Times New Roman"/>
-          <w:sz w:val="24"/>
-          <w:szCs w:val="24"/>
-        </w:rPr>
-        <w:t xml:space="preserve"> vertical line can be drawn through the midpoint such that all green points are on one side of it, and all red points are on the other. Now imagine that the green points form a ring that completely encircles a cloud of red points at its center. In this configuration, there is no single line—vertical, horizontal, or diagonal—that cleanly separates the clusters. As such, the two sets of points are </w:t>
-      </w:r>
-      <w:r>
-        <w:rPr>
-          <w:rFonts w:ascii="Times New Roman" w:eastAsia="Times New Roman" w:hAnsi="Times New Roman" w:cs="Times New Roman"/>
-          <w:i/>
-          <w:iCs/>
-          <w:sz w:val="24"/>
-          <w:szCs w:val="24"/>
-        </w:rPr>
-        <w:t>linearly inseparable.</w:t>
-      </w:r>
-    </w:p>
-    <w:p>
-      <w:pPr>
-        <w:tabs>
-          <w:tab w:val="left" w:pos="720"/>
-        </w:tabs>
-        <w:ind w:firstLine="0"/>
-        <w:rPr>
-          <w:rFonts w:ascii="Times New Roman" w:eastAsia="Times New Roman" w:hAnsi="Times New Roman" w:cs="Times New Roman"/>
-          <w:sz w:val="24"/>
-          <w:szCs w:val="24"/>
-        </w:rPr>
-      </w:pPr>
+        <w:t xml:space="preserve"> layer interact with units </w:t>
+      </w:r>
       <w:r>
         <w:rPr>
           <w:rFonts w:ascii="Times New Roman" w:eastAsia="Times New Roman" w:hAnsi="Times New Roman" w:cs="Times New Roman"/>
@@ -1976,1294 +3973,7 @@
           <w:szCs w:val="24"/>
         </w:rPr>
         <w:lastRenderedPageBreak/>
-        <w:tab/>
-        <w:t>More generally, a problem is linearly separable if representations associated with one class of stimuli (e.g., present-tense English regular verbs and their -</w:t>
-      </w:r>
-      <w:r>
-        <w:rPr>
-          <w:rFonts w:ascii="Times New Roman" w:eastAsia="Times New Roman" w:hAnsi="Times New Roman" w:cs="Times New Roman"/>
-          <w:i/>
-          <w:iCs/>
-          <w:sz w:val="24"/>
-          <w:szCs w:val="24"/>
-        </w:rPr>
-        <w:t xml:space="preserve">ed </w:t>
-      </w:r>
-      <w:r>
-        <w:rPr>
-          <w:rFonts w:ascii="Times New Roman" w:eastAsia="Times New Roman" w:hAnsi="Times New Roman" w:cs="Times New Roman"/>
-          <w:sz w:val="24"/>
-          <w:szCs w:val="24"/>
-        </w:rPr>
-        <w:t xml:space="preserve">past-tense forms; e.g., </w:t>
-      </w:r>
-      <w:r>
-        <w:rPr>
-          <w:rFonts w:ascii="Times New Roman" w:eastAsia="Times New Roman" w:hAnsi="Times New Roman" w:cs="Times New Roman"/>
-          <w:i/>
-          <w:iCs/>
-          <w:sz w:val="24"/>
-          <w:szCs w:val="24"/>
-        </w:rPr>
-        <w:t xml:space="preserve">jump </w:t>
-      </w:r>
-      <w:r>
-        <w:rPr>
-          <w:rFonts w:ascii="Times New Roman" w:eastAsia="Times New Roman" w:hAnsi="Times New Roman" w:cs="Times New Roman"/>
-          <w:sz w:val="24"/>
-          <w:szCs w:val="24"/>
-        </w:rPr>
-        <w:t xml:space="preserve">and </w:t>
-      </w:r>
-      <w:r>
-        <w:rPr>
-          <w:rFonts w:ascii="Times New Roman" w:eastAsia="Times New Roman" w:hAnsi="Times New Roman" w:cs="Times New Roman"/>
-          <w:i/>
-          <w:iCs/>
-          <w:sz w:val="24"/>
-          <w:szCs w:val="24"/>
-        </w:rPr>
-        <w:t>jumped</w:t>
-      </w:r>
-      <w:r>
-        <w:rPr>
-          <w:rFonts w:ascii="Times New Roman" w:eastAsia="Times New Roman" w:hAnsi="Times New Roman" w:cs="Times New Roman"/>
-          <w:sz w:val="24"/>
-          <w:szCs w:val="24"/>
-        </w:rPr>
-        <w:t>) can be distinguished, on the basis of their existing features, from representations associated with another class (e.g., present-tense English irregular verbs and their idiosyncratic past-tense</w:t>
-      </w:r>
-      <w:r>
-        <w:rPr>
-          <w:rFonts w:ascii="Times New Roman" w:eastAsia="Times New Roman" w:hAnsi="Times New Roman" w:cs="Times New Roman"/>
-          <w:i/>
-          <w:iCs/>
-          <w:sz w:val="24"/>
-          <w:szCs w:val="24"/>
-        </w:rPr>
-        <w:t xml:space="preserve"> </w:t>
-      </w:r>
-      <w:r>
-        <w:rPr>
-          <w:rFonts w:ascii="Times New Roman" w:eastAsia="Times New Roman" w:hAnsi="Times New Roman" w:cs="Times New Roman"/>
-          <w:sz w:val="24"/>
-          <w:szCs w:val="24"/>
-        </w:rPr>
-        <w:t xml:space="preserve">forms; e.g., </w:t>
-      </w:r>
-      <w:r>
-        <w:rPr>
-          <w:rFonts w:ascii="Times New Roman" w:eastAsia="Times New Roman" w:hAnsi="Times New Roman" w:cs="Times New Roman"/>
-          <w:i/>
-          <w:iCs/>
-          <w:sz w:val="24"/>
-          <w:szCs w:val="24"/>
-        </w:rPr>
-        <w:t xml:space="preserve">go </w:t>
-      </w:r>
-      <w:r>
-        <w:rPr>
-          <w:rFonts w:ascii="Times New Roman" w:eastAsia="Times New Roman" w:hAnsi="Times New Roman" w:cs="Times New Roman"/>
-          <w:sz w:val="24"/>
-          <w:szCs w:val="24"/>
-        </w:rPr>
-        <w:t xml:space="preserve">and </w:t>
-      </w:r>
-      <w:r>
-        <w:rPr>
-          <w:rFonts w:ascii="Times New Roman" w:eastAsia="Times New Roman" w:hAnsi="Times New Roman" w:cs="Times New Roman"/>
-          <w:i/>
-          <w:iCs/>
-          <w:sz w:val="24"/>
-          <w:szCs w:val="24"/>
-        </w:rPr>
-        <w:t>went</w:t>
-      </w:r>
-      <w:r>
-        <w:rPr>
-          <w:rFonts w:ascii="Times New Roman" w:eastAsia="Times New Roman" w:hAnsi="Times New Roman" w:cs="Times New Roman"/>
-          <w:sz w:val="24"/>
-          <w:szCs w:val="24"/>
-        </w:rPr>
-        <w:t xml:space="preserve">). A problem is linearly </w:t>
-      </w:r>
-      <w:r>
-        <w:rPr>
-          <w:rFonts w:ascii="Times New Roman" w:eastAsia="Times New Roman" w:hAnsi="Times New Roman" w:cs="Times New Roman"/>
-          <w:i/>
-          <w:iCs/>
-          <w:sz w:val="24"/>
-          <w:szCs w:val="24"/>
-        </w:rPr>
-        <w:t>in</w:t>
-      </w:r>
-      <w:r>
-        <w:rPr>
-          <w:rFonts w:ascii="Times New Roman" w:eastAsia="Times New Roman" w:hAnsi="Times New Roman" w:cs="Times New Roman"/>
-          <w:sz w:val="24"/>
-          <w:szCs w:val="24"/>
-        </w:rPr>
-        <w:t>separable if this distinction is not possible. Although it was recognized fairly early on that solving linearly inseparable problems requires the introduction of internal representations (e.g., Minsky &amp; Papert, 1969), it was not until the 1970s and ‘80s that an algorithm—</w:t>
-      </w:r>
-      <w:r>
-        <w:rPr>
-          <w:rFonts w:ascii="Times New Roman" w:eastAsia="Times New Roman" w:hAnsi="Times New Roman" w:cs="Times New Roman"/>
-          <w:i/>
-          <w:iCs/>
-          <w:sz w:val="24"/>
-          <w:szCs w:val="24"/>
-        </w:rPr>
-        <w:t>backpropagation</w:t>
-      </w:r>
-      <w:r>
-        <w:rPr>
-          <w:rFonts w:ascii="Times New Roman" w:eastAsia="Times New Roman" w:hAnsi="Times New Roman" w:cs="Times New Roman"/>
-          <w:sz w:val="24"/>
-          <w:szCs w:val="24"/>
-        </w:rPr>
-        <w:t xml:space="preserve"> (e.g., Rumelhart et al., 1986; Werbos, 1974)—was developed that could learn such internal representations. </w:t>
-      </w:r>
-      <w:r>
-        <w:rPr>
-          <w:rFonts w:ascii="Times New Roman" w:eastAsia="Times New Roman" w:hAnsi="Times New Roman" w:cs="Times New Roman"/>
-          <w:sz w:val="24"/>
-          <w:szCs w:val="24"/>
-        </w:rPr>
-        <w:t xml:space="preserve">These </w:t>
-      </w:r>
-      <w:r>
-        <w:rPr>
-          <w:rFonts w:ascii="Times New Roman" w:eastAsia="Times New Roman" w:hAnsi="Times New Roman" w:cs="Times New Roman"/>
-          <w:sz w:val="24"/>
-          <w:szCs w:val="24"/>
-        </w:rPr>
-        <w:t xml:space="preserve">representations are ideal because they can transform a problem that began as linearly inseparable into one that is linearly separable and therefore solvable. The discussion that follows is grounded in this representation-based conception of associative learning.  </w:t>
-      </w:r>
-    </w:p>
-    <w:p>
-      <w:pPr>
-        <w:tabs>
-          <w:tab w:val="left" w:pos="720"/>
-        </w:tabs>
-        <w:ind w:firstLine="0"/>
-        <w:rPr>
-          <w:rFonts w:ascii="Times New Roman" w:eastAsia="Times New Roman" w:hAnsi="Times New Roman" w:cs="Times New Roman"/>
-          <w:sz w:val="24"/>
-          <w:szCs w:val="24"/>
-        </w:rPr>
-      </w:pPr>
-    </w:p>
-    <w:p>
-      <w:pPr>
-        <w:tabs>
-          <w:tab w:val="left" w:pos="720"/>
-        </w:tabs>
-        <w:ind w:firstLine="0"/>
-        <w:rPr>
-          <w:rFonts w:ascii="Times New Roman" w:eastAsia="Times New Roman" w:hAnsi="Times New Roman" w:cs="Times New Roman"/>
-          <w:b/>
-          <w:bCs/>
-          <w:sz w:val="24"/>
-          <w:szCs w:val="24"/>
-        </w:rPr>
-      </w:pPr>
-      <w:r>
-        <w:rPr>
-          <w:rFonts w:ascii="Times New Roman" w:eastAsia="Times New Roman" w:hAnsi="Times New Roman" w:cs="Times New Roman"/>
-          <w:b/>
-          <w:bCs/>
-          <w:sz w:val="24"/>
-          <w:szCs w:val="24"/>
-        </w:rPr>
-        <w:t>How infants learn about the causal action of people and objects</w:t>
-      </w:r>
-    </w:p>
-    <w:p>
-      <w:pPr>
-        <w:tabs>
-          <w:tab w:val="left" w:pos="720"/>
-        </w:tabs>
-        <w:ind w:firstLine="0"/>
-        <w:rPr>
-          <w:rFonts w:ascii="Times New Roman" w:eastAsia="Times New Roman" w:hAnsi="Times New Roman" w:cs="Times New Roman"/>
-          <w:sz w:val="24"/>
-          <w:szCs w:val="24"/>
-        </w:rPr>
-      </w:pPr>
-      <w:r>
-        <w:rPr>
-          <w:b/>
-          <w:bCs/>
-        </w:rPr>
-        <w:tab/>
-      </w:r>
-      <w:r>
-        <w:rPr>
-          <w:rFonts w:ascii="Times New Roman" w:eastAsia="Times New Roman" w:hAnsi="Times New Roman" w:cs="Times New Roman"/>
-          <w:sz w:val="24"/>
-          <w:szCs w:val="24"/>
-        </w:rPr>
-        <w:t xml:space="preserve">Few challenges are more daunting for the developing infant than discovering how people differ from objects. </w:t>
-      </w:r>
-      <w:r>
-        <w:rPr>
-          <w:rFonts w:ascii="Times New Roman" w:eastAsia="Times New Roman" w:hAnsi="Times New Roman" w:cs="Times New Roman"/>
-          <w:sz w:val="24"/>
-          <w:szCs w:val="24"/>
-        </w:rPr>
-        <w:t xml:space="preserve">A key difference between </w:t>
-      </w:r>
-      <w:r>
-        <w:rPr>
-          <w:rFonts w:ascii="Times New Roman" w:eastAsia="Times New Roman" w:hAnsi="Times New Roman" w:cs="Times New Roman"/>
-          <w:sz w:val="24"/>
-          <w:szCs w:val="24"/>
-        </w:rPr>
-        <w:t>the two</w:t>
-      </w:r>
-      <w:r>
-        <w:rPr>
-          <w:rFonts w:ascii="Times New Roman" w:eastAsia="Times New Roman" w:hAnsi="Times New Roman" w:cs="Times New Roman"/>
-          <w:sz w:val="24"/>
-          <w:szCs w:val="24"/>
-        </w:rPr>
-        <w:t xml:space="preserve"> </w:t>
-      </w:r>
-      <w:r>
-        <w:rPr>
-          <w:rFonts w:ascii="Times New Roman" w:eastAsia="Times New Roman" w:hAnsi="Times New Roman" w:cs="Times New Roman"/>
-          <w:sz w:val="24"/>
-          <w:szCs w:val="24"/>
-        </w:rPr>
-        <w:t>categories</w:t>
-      </w:r>
-      <w:r>
-        <w:rPr>
-          <w:rFonts w:ascii="Times New Roman" w:eastAsia="Times New Roman" w:hAnsi="Times New Roman" w:cs="Times New Roman"/>
-          <w:sz w:val="24"/>
-          <w:szCs w:val="24"/>
-        </w:rPr>
-        <w:t xml:space="preserve"> is</w:t>
-      </w:r>
-      <w:r>
-        <w:rPr>
-          <w:rFonts w:ascii="Times New Roman" w:eastAsia="Times New Roman" w:hAnsi="Times New Roman" w:cs="Times New Roman"/>
-          <w:sz w:val="24"/>
-          <w:szCs w:val="24"/>
-        </w:rPr>
-        <w:t xml:space="preserve"> that people can cause each other to act either through direct physical contact or at a distance</w:t>
-      </w:r>
-      <w:r>
-        <w:rPr>
-          <w:rFonts w:ascii="Times New Roman" w:eastAsia="Times New Roman" w:hAnsi="Times New Roman" w:cs="Times New Roman"/>
-          <w:sz w:val="24"/>
-          <w:szCs w:val="24"/>
-        </w:rPr>
-        <w:t>, whereas inanimate objects</w:t>
-      </w:r>
-      <w:r>
-        <w:rPr>
-          <w:rFonts w:ascii="Times New Roman" w:eastAsia="Times New Roman" w:hAnsi="Times New Roman" w:cs="Times New Roman"/>
-          <w:sz w:val="24"/>
-          <w:szCs w:val="24"/>
-        </w:rPr>
-        <w:t xml:space="preserve"> typically only move when other agents or objects contact them. An example of contact causality would be Lindsey pushing her daughter Alena </w:t>
-      </w:r>
-      <w:r>
-        <w:rPr>
-          <w:rFonts w:ascii="Times New Roman" w:eastAsia="Times New Roman" w:hAnsi="Times New Roman" w:cs="Times New Roman"/>
-          <w:sz w:val="24"/>
-          <w:szCs w:val="24"/>
-        </w:rPr>
-        <w:t>out of the path of</w:t>
-      </w:r>
-      <w:r>
-        <w:rPr>
-          <w:rFonts w:ascii="Times New Roman" w:eastAsia="Times New Roman" w:hAnsi="Times New Roman" w:cs="Times New Roman"/>
-          <w:sz w:val="24"/>
-          <w:szCs w:val="24"/>
-        </w:rPr>
-        <w:t xml:space="preserve"> </w:t>
-      </w:r>
-      <w:r>
-        <w:rPr>
-          <w:rFonts w:ascii="Times New Roman" w:eastAsia="Times New Roman" w:hAnsi="Times New Roman" w:cs="Times New Roman"/>
-          <w:sz w:val="24"/>
-          <w:szCs w:val="24"/>
-        </w:rPr>
-        <w:t>oncoming traffic</w:t>
-      </w:r>
-      <w:r>
-        <w:rPr>
-          <w:rFonts w:ascii="Times New Roman" w:eastAsia="Times New Roman" w:hAnsi="Times New Roman" w:cs="Times New Roman"/>
-          <w:sz w:val="24"/>
-          <w:szCs w:val="24"/>
-        </w:rPr>
-        <w:t>. Lindsey</w:t>
-      </w:r>
-      <w:r>
-        <w:rPr>
-          <w:rFonts w:ascii="Times New Roman" w:eastAsia="Times New Roman" w:hAnsi="Times New Roman" w:cs="Times New Roman"/>
-          <w:sz w:val="24"/>
-          <w:szCs w:val="24"/>
-        </w:rPr>
-        <w:t xml:space="preserve"> </w:t>
-      </w:r>
-      <w:r>
-        <w:rPr>
-          <w:rFonts w:ascii="Times New Roman" w:eastAsia="Times New Roman" w:hAnsi="Times New Roman" w:cs="Times New Roman"/>
-          <w:sz w:val="24"/>
-          <w:szCs w:val="24"/>
-        </w:rPr>
-        <w:t>exhorting Alena to “watch out</w:t>
-      </w:r>
-      <w:r>
-        <w:rPr>
-          <w:rFonts w:ascii="Times New Roman" w:eastAsia="Times New Roman" w:hAnsi="Times New Roman" w:cs="Times New Roman"/>
-          <w:sz w:val="24"/>
-          <w:szCs w:val="24"/>
-        </w:rPr>
-        <w:t>!”</w:t>
-      </w:r>
-      <w:r>
-        <w:rPr>
-          <w:rFonts w:ascii="Times New Roman" w:eastAsia="Times New Roman" w:hAnsi="Times New Roman" w:cs="Times New Roman"/>
-          <w:sz w:val="24"/>
-          <w:szCs w:val="24"/>
-        </w:rPr>
-        <w:t xml:space="preserve"> </w:t>
-      </w:r>
-      <w:r>
-        <w:rPr>
-          <w:rFonts w:ascii="Times New Roman" w:eastAsia="Times New Roman" w:hAnsi="Times New Roman" w:cs="Times New Roman"/>
-          <w:sz w:val="24"/>
-          <w:szCs w:val="24"/>
-        </w:rPr>
-        <w:t xml:space="preserve">is </w:t>
-      </w:r>
-      <w:r>
-        <w:rPr>
-          <w:rFonts w:ascii="Times New Roman" w:eastAsia="Times New Roman" w:hAnsi="Times New Roman" w:cs="Times New Roman"/>
-          <w:sz w:val="24"/>
-          <w:szCs w:val="24"/>
-        </w:rPr>
-        <w:t>an example of action-at-a-distance causality.</w:t>
-      </w:r>
-      <w:r>
-        <w:rPr>
-          <w:rFonts w:ascii="Times New Roman" w:eastAsia="Times New Roman" w:hAnsi="Times New Roman" w:cs="Times New Roman"/>
-          <w:sz w:val="24"/>
-          <w:szCs w:val="24"/>
-        </w:rPr>
-        <w:t xml:space="preserve"> Successful navigation requires that we appreciate these fundamental differences. For instance, a person who understands that people and objects possess different causal abilities would know that it is appropriate to </w:t>
-      </w:r>
-      <w:r>
-        <w:rPr>
-          <w:rFonts w:ascii="Times New Roman" w:eastAsia="Times New Roman" w:hAnsi="Times New Roman" w:cs="Times New Roman"/>
-          <w:sz w:val="24"/>
-          <w:szCs w:val="24"/>
-        </w:rPr>
-        <w:t>invite a friend on a</w:t>
-      </w:r>
-      <w:r>
-        <w:rPr>
-          <w:rFonts w:ascii="Times New Roman" w:eastAsia="Times New Roman" w:hAnsi="Times New Roman" w:cs="Times New Roman"/>
-          <w:sz w:val="24"/>
-          <w:szCs w:val="24"/>
-        </w:rPr>
-        <w:t xml:space="preserve"> </w:t>
-      </w:r>
-      <w:r>
-        <w:rPr>
-          <w:rFonts w:ascii="Times New Roman" w:eastAsia="Times New Roman" w:hAnsi="Times New Roman" w:cs="Times New Roman"/>
-          <w:sz w:val="24"/>
-          <w:szCs w:val="24"/>
-        </w:rPr>
-        <w:t>walk</w:t>
-      </w:r>
-      <w:r>
-        <w:rPr>
-          <w:rFonts w:ascii="Times New Roman" w:eastAsia="Times New Roman" w:hAnsi="Times New Roman" w:cs="Times New Roman"/>
-          <w:sz w:val="24"/>
-          <w:szCs w:val="24"/>
-        </w:rPr>
-        <w:t xml:space="preserve"> </w:t>
-      </w:r>
-      <w:r>
-        <w:rPr>
-          <w:rFonts w:ascii="Times New Roman" w:eastAsia="Times New Roman" w:hAnsi="Times New Roman" w:cs="Times New Roman"/>
-          <w:sz w:val="24"/>
-          <w:szCs w:val="24"/>
-        </w:rPr>
-        <w:t xml:space="preserve">but incongruous to </w:t>
-      </w:r>
-      <w:r>
-        <w:rPr>
-          <w:rFonts w:ascii="Times New Roman" w:eastAsia="Times New Roman" w:hAnsi="Times New Roman" w:cs="Times New Roman"/>
-          <w:sz w:val="24"/>
-          <w:szCs w:val="24"/>
-        </w:rPr>
-        <w:t>invite</w:t>
-      </w:r>
-      <w:r>
-        <w:rPr>
-          <w:rFonts w:ascii="Times New Roman" w:eastAsia="Times New Roman" w:hAnsi="Times New Roman" w:cs="Times New Roman"/>
-          <w:sz w:val="24"/>
-          <w:szCs w:val="24"/>
-        </w:rPr>
-        <w:t xml:space="preserve"> a box to do the same thing</w:t>
-      </w:r>
-      <w:r>
-        <w:rPr>
-          <w:rFonts w:ascii="Times New Roman" w:eastAsia="Times New Roman" w:hAnsi="Times New Roman" w:cs="Times New Roman"/>
-          <w:sz w:val="24"/>
-          <w:szCs w:val="24"/>
-        </w:rPr>
-        <w:t xml:space="preserve">. </w:t>
-      </w:r>
-    </w:p>
-    <w:p>
-      <w:pPr>
-        <w:tabs>
-          <w:tab w:val="left" w:pos="720"/>
-        </w:tabs>
-        <w:ind w:firstLine="0"/>
-        <w:rPr>
-          <w:rFonts w:ascii="Times New Roman" w:eastAsia="Times New Roman" w:hAnsi="Times New Roman" w:cs="Times New Roman"/>
-          <w:sz w:val="24"/>
-          <w:szCs w:val="24"/>
-        </w:rPr>
-      </w:pPr>
-      <w:r>
-        <w:rPr>
-          <w:rFonts w:ascii="Times New Roman" w:eastAsia="Times New Roman" w:hAnsi="Times New Roman" w:cs="Times New Roman"/>
-          <w:sz w:val="24"/>
-          <w:szCs w:val="24"/>
-        </w:rPr>
-        <w:lastRenderedPageBreak/>
-        <w:tab/>
-        <w:t>How do infants acquire this knowledge?</w:t>
-      </w:r>
-      <w:r>
-        <w:t xml:space="preserve"> </w:t>
-      </w:r>
-      <w:r>
-        <w:rPr>
-          <w:rFonts w:ascii="Times New Roman" w:eastAsia="Times New Roman" w:hAnsi="Times New Roman" w:cs="Times New Roman"/>
-          <w:sz w:val="24"/>
-          <w:szCs w:val="24"/>
-        </w:rPr>
-        <w:t>The Core Knowledge perspective offers one intriguing answer (e.g., Spelke, 2022; for a related account, see Carey, 2009). This theory posits that infants are endowed with a small number of “core knowledge” systems. These domain-specific systems are argued to support reasoning about geometry and space, agents, inanimate objects, number, and social relationships. These systems are “domain specific” because they support learning in particular content domains and are triggered by particular kinds of input. Thus, each of the aforementioned domains has its own core-knowledge system. However, of these systems, the two core-knowledge systems that are most relevant to the question posed above are the agent and object systems. The core agent system enables infants to know that agents are goal-directed, self-propelled, and can cause action to occur in other agents both at a distance and through direct contact</w:t>
-      </w:r>
-      <w:r>
-        <w:rPr>
-          <w:rFonts w:ascii="Times New Roman" w:eastAsia="Times New Roman" w:hAnsi="Times New Roman" w:cs="Times New Roman"/>
-          <w:sz w:val="24"/>
-          <w:szCs w:val="24"/>
-        </w:rPr>
-        <w:t>.</w:t>
-      </w:r>
-      <w:r>
-        <w:rPr>
-          <w:rFonts w:ascii="Times New Roman" w:eastAsia="Times New Roman" w:hAnsi="Times New Roman" w:cs="Times New Roman"/>
-          <w:sz w:val="24"/>
-          <w:szCs w:val="24"/>
-        </w:rPr>
-        <w:t xml:space="preserve"> </w:t>
-      </w:r>
-      <w:r>
-        <w:rPr>
-          <w:rFonts w:ascii="Times New Roman" w:eastAsia="Times New Roman" w:hAnsi="Times New Roman" w:cs="Times New Roman"/>
-          <w:sz w:val="24"/>
-          <w:szCs w:val="24"/>
-        </w:rPr>
-        <w:t>The core object system, in contrast,</w:t>
-      </w:r>
-      <w:r>
-        <w:rPr>
-          <w:rFonts w:ascii="Times New Roman" w:eastAsia="Times New Roman" w:hAnsi="Times New Roman" w:cs="Times New Roman"/>
-          <w:sz w:val="24"/>
-          <w:szCs w:val="24"/>
-        </w:rPr>
-        <w:t xml:space="preserve"> allows infants to know that objects require contact to move, are cohesive and bounded, and move along connected paths.</w:t>
-      </w:r>
-    </w:p>
-    <w:p>
-      <w:pPr>
-        <w:tabs>
-          <w:tab w:val="left" w:pos="720"/>
-        </w:tabs>
-        <w:ind w:firstLine="0"/>
-        <w:rPr>
-          <w:rFonts w:ascii="Times New Roman" w:eastAsia="Times New Roman" w:hAnsi="Times New Roman" w:cs="Times New Roman"/>
-          <w:sz w:val="24"/>
-          <w:szCs w:val="24"/>
-        </w:rPr>
-      </w:pPr>
-      <w:r>
-        <w:rPr>
-          <w:rFonts w:ascii="Times New Roman" w:eastAsia="Times New Roman" w:hAnsi="Times New Roman" w:cs="Times New Roman"/>
-          <w:sz w:val="24"/>
-          <w:szCs w:val="24"/>
-        </w:rPr>
-        <w:tab/>
-        <w:t>Some of the initial support for this theory came from a study by Spelke et al. (1995; see also Kosugi &amp; Fujita, 2002; Woodward et al., 1993). Seven-month-olds were assigned to one of two conditions</w:t>
-      </w:r>
-      <w:r>
-        <w:rPr>
-          <w:rFonts w:ascii="Times New Roman" w:eastAsia="Times New Roman" w:hAnsi="Times New Roman" w:cs="Times New Roman"/>
-          <w:sz w:val="24"/>
-          <w:szCs w:val="24"/>
-        </w:rPr>
-        <w:t xml:space="preserve">. Infants in the People condition were </w:t>
-      </w:r>
-      <w:r>
-        <w:rPr>
-          <w:rFonts w:ascii="Times New Roman" w:eastAsia="Times New Roman" w:hAnsi="Times New Roman" w:cs="Times New Roman"/>
-          <w:sz w:val="24"/>
-          <w:szCs w:val="24"/>
-        </w:rPr>
-        <w:t xml:space="preserve">habituated to an event in which a first person entered the stage from the left and traveled a short distance until it was fully blocked by an opaque screen located at center stage. A second, initially half-covered person then emerged from behind the right side of the screen and traveled a short distance until it exited the stage to the right. A red box with a jagged top edge and a blue cylinder replaced the two people in the </w:t>
-      </w:r>
-      <w:r>
-        <w:rPr>
-          <w:rFonts w:ascii="Times New Roman" w:eastAsia="Times New Roman" w:hAnsi="Times New Roman" w:cs="Times New Roman"/>
-          <w:sz w:val="24"/>
-          <w:szCs w:val="24"/>
-        </w:rPr>
-        <w:t xml:space="preserve">Inanimate </w:t>
-      </w:r>
-      <w:r>
-        <w:rPr>
-          <w:rFonts w:ascii="Times New Roman" w:eastAsia="Times New Roman" w:hAnsi="Times New Roman" w:cs="Times New Roman"/>
-          <w:sz w:val="24"/>
-          <w:szCs w:val="24"/>
-        </w:rPr>
-        <w:t xml:space="preserve">Object condition. This condition was otherwise identical to the People condition. All infants were then shown two test events, both without screens. In the Contact test event, the first person (or object) moved towards the other person (or object) until the first contacted the second at center stage. In the No Contact test event, the first person or object moved towards, but </w:t>
-      </w:r>
-      <w:r>
-        <w:rPr>
-          <w:rFonts w:ascii="Times New Roman" w:eastAsia="Times New Roman" w:hAnsi="Times New Roman" w:cs="Times New Roman"/>
-          <w:sz w:val="24"/>
-          <w:szCs w:val="24"/>
-        </w:rPr>
-        <w:lastRenderedPageBreak/>
-        <w:t>ultimately stopped short of, the other person or object, at which point the second person or object moved until it exited the stage.</w:t>
-      </w:r>
-    </w:p>
-    <w:p>
-      <w:pPr>
-        <w:tabs>
-          <w:tab w:val="left" w:pos="720"/>
-        </w:tabs>
-        <w:ind w:firstLine="0"/>
-        <w:rPr>
-          <w:rFonts w:ascii="Times New Roman" w:eastAsia="Times New Roman" w:hAnsi="Times New Roman" w:cs="Times New Roman"/>
-          <w:sz w:val="24"/>
-          <w:szCs w:val="24"/>
-        </w:rPr>
-      </w:pPr>
-      <w:r>
-        <w:rPr>
-          <w:rFonts w:ascii="Times New Roman" w:eastAsia="Times New Roman" w:hAnsi="Times New Roman" w:cs="Times New Roman"/>
-          <w:sz w:val="24"/>
-          <w:szCs w:val="24"/>
-        </w:rPr>
-        <w:tab/>
-        <w:t xml:space="preserve">Spelke et al. (1995) reasoned that if infants understand that people and objects possess distinct causal properties, then they should have different expectations about what occurred behind the screen during habituation. For example, if they understand that objects generally do not move in the absence of contact, then they should have inferred that the second object moved following contact from the first and thus look longer at the No Contact test event than at the Contact one. Because people’s causal actions are relatively unconstrained, infants’ expectations about how the people interacted with one another behind the screen should be more equivocal. As a consequence, both test events should elicit equivalent amounts of looking. </w:t>
-      </w:r>
-    </w:p>
-    <w:p>
-      <w:pPr>
-        <w:tabs>
-          <w:tab w:val="left" w:pos="720"/>
-        </w:tabs>
-        <w:ind w:firstLine="0"/>
-        <w:rPr>
-          <w:rFonts w:ascii="Times New Roman" w:eastAsia="Times New Roman" w:hAnsi="Times New Roman" w:cs="Times New Roman"/>
-          <w:sz w:val="24"/>
-          <w:szCs w:val="24"/>
-        </w:rPr>
-      </w:pPr>
-      <w:r>
-        <w:rPr>
-          <w:rFonts w:ascii="Times New Roman" w:eastAsia="Times New Roman" w:hAnsi="Times New Roman" w:cs="Times New Roman"/>
-          <w:sz w:val="24"/>
-          <w:szCs w:val="24"/>
-        </w:rPr>
-        <w:tab/>
-        <w:t xml:space="preserve">This is precisely what Spelke et al. (1995) found: The longest looking was observed for the No Contact test event in the Inanimate Object condition, but an equivalent amount of looking was observed for both test events in the People condition. This finding, </w:t>
-      </w:r>
-      <w:r>
-        <w:rPr>
-          <w:rFonts w:ascii="Times New Roman" w:eastAsia="Times New Roman" w:hAnsi="Times New Roman" w:cs="Times New Roman"/>
-          <w:sz w:val="24"/>
-          <w:szCs w:val="24"/>
-        </w:rPr>
-        <w:t>considered together</w:t>
-      </w:r>
-      <w:r>
-        <w:rPr>
-          <w:rFonts w:ascii="Times New Roman" w:eastAsia="Times New Roman" w:hAnsi="Times New Roman" w:cs="Times New Roman"/>
-          <w:sz w:val="24"/>
-          <w:szCs w:val="24"/>
-        </w:rPr>
-        <w:t xml:space="preserve"> with evidence demonstrating that infants between 7 and 10 months of age ostensibly are surprised when an inanimate object is revealed to have caused another object’s earlier motion and rapidly encode the motion characteristics of animates and inanimates (e.g., Markson &amp; Spelke, 2006; Saxe et al., 2005; Saxe et al., 2007), would seem to support the Core Knowledge account. As the opening example made clear, however, such a conclusion may be unwarranted if a simpler mechanism and explanation can account for these findings. </w:t>
-      </w:r>
-    </w:p>
-    <w:p>
-      <w:pPr>
-        <w:tabs>
-          <w:tab w:val="left" w:pos="720"/>
-        </w:tabs>
-        <w:ind w:firstLine="0"/>
-        <w:rPr>
-          <w:rFonts w:ascii="Times New Roman" w:eastAsia="Times New Roman" w:hAnsi="Times New Roman" w:cs="Times New Roman"/>
-          <w:sz w:val="24"/>
-          <w:szCs w:val="24"/>
-        </w:rPr>
-      </w:pPr>
-      <w:r>
-        <w:rPr>
-          <w:rFonts w:ascii="Times New Roman" w:eastAsia="Times New Roman" w:hAnsi="Times New Roman" w:cs="Times New Roman"/>
-          <w:sz w:val="24"/>
-          <w:szCs w:val="24"/>
-        </w:rPr>
-        <w:tab/>
-        <w:t xml:space="preserve">I offered one such explanation in a recent series of papers (Benton, 2023, 2025). The crux of my proposal is that domain-general associative learning, combined with a small number of inherent perceptual biases, such as preferences for faces over non-faces (e.g., Morton &amp; Johnson, </w:t>
-      </w:r>
-      <w:r>
-        <w:rPr>
-          <w:rFonts w:ascii="Times New Roman" w:eastAsia="Times New Roman" w:hAnsi="Times New Roman" w:cs="Times New Roman"/>
-          <w:sz w:val="24"/>
-          <w:szCs w:val="24"/>
-        </w:rPr>
-        <w:lastRenderedPageBreak/>
-        <w:t>1991</w:t>
-      </w:r>
-      <w:r>
-        <w:rPr>
-          <w:rFonts w:ascii="Times New Roman" w:eastAsia="Times New Roman" w:hAnsi="Times New Roman" w:cs="Times New Roman"/>
-          <w:sz w:val="24"/>
-          <w:szCs w:val="24"/>
-        </w:rPr>
-        <w:t xml:space="preserve">; cf., Wilkinson et al., </w:t>
-      </w:r>
-      <w:r>
-        <w:rPr>
-          <w:rFonts w:ascii="Times New Roman" w:eastAsia="Times New Roman" w:hAnsi="Times New Roman" w:cs="Times New Roman"/>
-          <w:sz w:val="24"/>
-          <w:szCs w:val="24"/>
-        </w:rPr>
-        <w:t>in press</w:t>
-      </w:r>
-      <w:r>
-        <w:rPr>
-          <w:rFonts w:ascii="Times New Roman" w:eastAsia="Times New Roman" w:hAnsi="Times New Roman" w:cs="Times New Roman"/>
-          <w:sz w:val="24"/>
-          <w:szCs w:val="24"/>
-        </w:rPr>
-        <w:t xml:space="preserve">) and movement over non-movement (e.g., Slater, 1989; Vallortigara et al., 2005), can explain infants’ looking behaviors in these studies. </w:t>
-      </w:r>
-    </w:p>
-    <w:p>
-      <w:pPr>
-        <w:tabs>
-          <w:tab w:val="left" w:pos="720"/>
-        </w:tabs>
-        <w:ind w:firstLine="0"/>
-        <w:rPr>
-          <w:rFonts w:ascii="Times New Roman" w:eastAsia="Times New Roman" w:hAnsi="Times New Roman" w:cs="Times New Roman"/>
-          <w:sz w:val="24"/>
-          <w:szCs w:val="24"/>
-        </w:rPr>
-      </w:pPr>
-      <w:r>
-        <w:rPr>
-          <w:rFonts w:ascii="Times New Roman" w:eastAsia="Times New Roman" w:hAnsi="Times New Roman" w:cs="Times New Roman"/>
-          <w:sz w:val="24"/>
-          <w:szCs w:val="24"/>
-        </w:rPr>
-        <w:tab/>
-        <w:t>I argued that this associative-learning process begins the moment that infants detect</w:t>
-      </w:r>
-      <w:r>
-        <w:rPr>
-          <w:rFonts w:ascii="Times New Roman" w:eastAsia="Times New Roman" w:hAnsi="Times New Roman" w:cs="Times New Roman"/>
-          <w:sz w:val="24"/>
-          <w:szCs w:val="24"/>
-        </w:rPr>
-        <w:t xml:space="preserve"> </w:t>
-      </w:r>
-      <w:r>
-        <w:rPr>
-          <w:rFonts w:ascii="Times New Roman" w:eastAsia="Times New Roman" w:hAnsi="Times New Roman" w:cs="Times New Roman"/>
-          <w:sz w:val="24"/>
-          <w:szCs w:val="24"/>
-        </w:rPr>
-        <w:t>that a correlation exists between certain salient low-level features (e.g., elongated appendage-like extensions [e.g., adult-defined legs or arms]) and the surface-based kinematics that characterize different causal actions (e.g.,</w:t>
-      </w:r>
-      <w:r>
-        <w:rPr>
-          <w:rFonts w:ascii="Times New Roman" w:eastAsia="Times New Roman" w:hAnsi="Times New Roman" w:cs="Times New Roman"/>
-          <w:sz w:val="24"/>
-          <w:szCs w:val="24"/>
-        </w:rPr>
-        <w:t xml:space="preserve"> motion without or on contact</w:t>
-      </w:r>
-      <w:r>
-        <w:rPr>
-          <w:rFonts w:ascii="Times New Roman" w:eastAsia="Times New Roman" w:hAnsi="Times New Roman" w:cs="Times New Roman"/>
-          <w:sz w:val="24"/>
-          <w:szCs w:val="24"/>
-        </w:rPr>
-        <w:t xml:space="preserve"> </w:t>
-      </w:r>
-      <w:r>
-        <w:rPr>
-          <w:rFonts w:ascii="Times New Roman" w:eastAsia="Times New Roman" w:hAnsi="Times New Roman" w:cs="Times New Roman"/>
-          <w:sz w:val="24"/>
-          <w:szCs w:val="24"/>
-        </w:rPr>
-        <w:t xml:space="preserve">[i.e., adult-defined </w:t>
-      </w:r>
-      <w:r>
-        <w:rPr>
-          <w:rFonts w:ascii="Times New Roman" w:eastAsia="Times New Roman" w:hAnsi="Times New Roman" w:cs="Times New Roman"/>
-          <w:sz w:val="24"/>
-          <w:szCs w:val="24"/>
-        </w:rPr>
-        <w:t>action-at-a-distance causality and contact causality</w:t>
-      </w:r>
-      <w:r>
-        <w:rPr>
-          <w:rFonts w:ascii="Times New Roman" w:eastAsia="Times New Roman" w:hAnsi="Times New Roman" w:cs="Times New Roman"/>
-          <w:sz w:val="24"/>
-          <w:szCs w:val="24"/>
-        </w:rPr>
-        <w:t>, respectively]</w:t>
-      </w:r>
-      <w:r>
-        <w:rPr>
-          <w:rFonts w:ascii="Times New Roman" w:eastAsia="Times New Roman" w:hAnsi="Times New Roman" w:cs="Times New Roman"/>
-          <w:sz w:val="24"/>
-          <w:szCs w:val="24"/>
-        </w:rPr>
-        <w:t xml:space="preserve">). This naming convention reflects my assumption that infants represent these features and actions in purely perceptual terms. </w:t>
-      </w:r>
-      <w:r>
-        <w:rPr>
-          <w:rFonts w:ascii="Times New Roman" w:eastAsia="Times New Roman" w:hAnsi="Times New Roman" w:cs="Times New Roman"/>
-          <w:sz w:val="24"/>
-          <w:szCs w:val="24"/>
-        </w:rPr>
-        <w:t xml:space="preserve">What enables infants to detect this correlation (and others like it) at all is </w:t>
-      </w:r>
-      <w:r>
-        <w:rPr>
-          <w:rFonts w:ascii="Times New Roman" w:eastAsia="Times New Roman" w:hAnsi="Times New Roman" w:cs="Times New Roman"/>
-          <w:sz w:val="24"/>
-          <w:szCs w:val="24"/>
-        </w:rPr>
-        <w:t xml:space="preserve">that some perceptual features covary regularly with the kinematics of different actions. For example, infants may learn that entities with </w:t>
-      </w:r>
-      <w:r>
-        <w:rPr>
-          <w:rFonts w:ascii="Times New Roman" w:eastAsia="Times New Roman" w:hAnsi="Times New Roman" w:cs="Times New Roman"/>
-          <w:sz w:val="24"/>
-          <w:szCs w:val="24"/>
-        </w:rPr>
-        <w:t>legs</w:t>
-      </w:r>
-      <w:r>
-        <w:rPr>
-          <w:rFonts w:ascii="Times New Roman" w:eastAsia="Times New Roman" w:hAnsi="Times New Roman" w:cs="Times New Roman"/>
-          <w:sz w:val="24"/>
-          <w:szCs w:val="24"/>
-        </w:rPr>
-        <w:t xml:space="preserve"> sometimes move in the absence of physical contact </w:t>
-      </w:r>
-      <w:r>
-        <w:rPr>
-          <w:rFonts w:ascii="Times New Roman" w:eastAsia="Times New Roman" w:hAnsi="Times New Roman" w:cs="Times New Roman"/>
-          <w:sz w:val="24"/>
-          <w:szCs w:val="24"/>
-        </w:rPr>
-        <w:t xml:space="preserve">from </w:t>
-      </w:r>
-      <w:r>
-        <w:rPr>
-          <w:rFonts w:ascii="Times New Roman" w:eastAsia="Times New Roman" w:hAnsi="Times New Roman" w:cs="Times New Roman"/>
-          <w:sz w:val="24"/>
-          <w:szCs w:val="24"/>
-        </w:rPr>
-        <w:t xml:space="preserve">other </w:t>
-      </w:r>
-      <w:r>
-        <w:rPr>
-          <w:rFonts w:ascii="Times New Roman" w:eastAsia="Times New Roman" w:hAnsi="Times New Roman" w:cs="Times New Roman"/>
-          <w:sz w:val="24"/>
-          <w:szCs w:val="24"/>
-        </w:rPr>
-        <w:t xml:space="preserve">legged </w:t>
-      </w:r>
-      <w:r>
-        <w:rPr>
-          <w:rFonts w:ascii="Times New Roman" w:eastAsia="Times New Roman" w:hAnsi="Times New Roman" w:cs="Times New Roman"/>
-          <w:sz w:val="24"/>
-          <w:szCs w:val="24"/>
-        </w:rPr>
-        <w:t xml:space="preserve">entities but move following direct contact with those same entities on other occasions. </w:t>
-      </w:r>
-    </w:p>
-    <w:p>
-      <w:pPr>
-        <w:tabs>
-          <w:tab w:val="left" w:pos="720"/>
-        </w:tabs>
-        <w:ind w:firstLine="0"/>
-        <w:rPr>
-          <w:rFonts w:ascii="Times New Roman" w:eastAsia="Times New Roman" w:hAnsi="Times New Roman" w:cs="Times New Roman"/>
-          <w:sz w:val="24"/>
-          <w:szCs w:val="24"/>
-        </w:rPr>
-      </w:pPr>
-      <w:r>
-        <w:rPr>
-          <w:rFonts w:ascii="Times New Roman" w:eastAsia="Times New Roman" w:hAnsi="Times New Roman" w:cs="Times New Roman"/>
-          <w:sz w:val="24"/>
-          <w:szCs w:val="24"/>
-        </w:rPr>
-        <w:tab/>
-        <w:t>Infants</w:t>
-      </w:r>
-      <w:r>
-        <w:rPr>
-          <w:rFonts w:ascii="Times New Roman" w:eastAsia="Times New Roman" w:hAnsi="Times New Roman" w:cs="Times New Roman"/>
-          <w:sz w:val="24"/>
-          <w:szCs w:val="24"/>
-        </w:rPr>
-        <w:t xml:space="preserve">’ attention may be directed towards this relation and away from </w:t>
-      </w:r>
-      <w:r>
-        <w:rPr>
-          <w:rFonts w:ascii="Times New Roman" w:eastAsia="Times New Roman" w:hAnsi="Times New Roman" w:cs="Times New Roman"/>
-          <w:sz w:val="24"/>
-          <w:szCs w:val="24"/>
-        </w:rPr>
-        <w:t>others</w:t>
-      </w:r>
-      <w:r>
-        <w:rPr>
-          <w:rFonts w:ascii="Times New Roman" w:eastAsia="Times New Roman" w:hAnsi="Times New Roman" w:cs="Times New Roman"/>
-          <w:sz w:val="24"/>
-          <w:szCs w:val="24"/>
-        </w:rPr>
-        <w:t xml:space="preserve"> in the first place</w:t>
-      </w:r>
-      <w:r>
-        <w:rPr>
-          <w:rFonts w:ascii="Times New Roman" w:eastAsia="Times New Roman" w:hAnsi="Times New Roman" w:cs="Times New Roman"/>
-          <w:sz w:val="24"/>
-          <w:szCs w:val="24"/>
-        </w:rPr>
-        <w:t xml:space="preserve"> </w:t>
-      </w:r>
-      <w:r>
-        <w:rPr>
-          <w:rFonts w:ascii="Times New Roman" w:eastAsia="Times New Roman" w:hAnsi="Times New Roman" w:cs="Times New Roman"/>
-          <w:sz w:val="24"/>
-          <w:szCs w:val="24"/>
-        </w:rPr>
-        <w:t>due to</w:t>
-      </w:r>
-      <w:r>
-        <w:rPr>
-          <w:rFonts w:ascii="Times New Roman" w:eastAsia="Times New Roman" w:hAnsi="Times New Roman" w:cs="Times New Roman"/>
-          <w:sz w:val="24"/>
-          <w:szCs w:val="24"/>
-        </w:rPr>
-        <w:t xml:space="preserve"> an early-emerging, perhaps even innate, bias to attend to the inherently attention-grabbing motion depicted on the action side of the relation. Whatever the reason, once infants have </w:t>
-      </w:r>
-      <w:r>
-        <w:rPr>
-          <w:rFonts w:ascii="Times New Roman" w:eastAsia="Times New Roman" w:hAnsi="Times New Roman" w:cs="Times New Roman"/>
-          <w:sz w:val="24"/>
-          <w:szCs w:val="24"/>
-        </w:rPr>
-        <w:t xml:space="preserve">trained </w:t>
-      </w:r>
-      <w:r>
-        <w:rPr>
-          <w:rFonts w:ascii="Times New Roman" w:eastAsia="Times New Roman" w:hAnsi="Times New Roman" w:cs="Times New Roman"/>
-          <w:sz w:val="24"/>
-          <w:szCs w:val="24"/>
-        </w:rPr>
-        <w:t xml:space="preserve">their attention to this relation, they may notice that elongated appendages tend to be present during these movement events. Consequently, a nascent link may be established between these appendages and both actions’ kinematics. </w:t>
-      </w:r>
-      <w:r>
-        <w:rPr>
-          <w:rFonts w:ascii="Times New Roman" w:eastAsia="Times New Roman" w:hAnsi="Times New Roman" w:cs="Times New Roman"/>
-          <w:sz w:val="24"/>
-          <w:szCs w:val="24"/>
-        </w:rPr>
-        <w:t>A third link may</w:t>
-      </w:r>
-      <w:r>
-        <w:rPr>
-          <w:rFonts w:ascii="Times New Roman" w:eastAsia="Times New Roman" w:hAnsi="Times New Roman" w:cs="Times New Roman"/>
-          <w:sz w:val="24"/>
-          <w:szCs w:val="24"/>
-        </w:rPr>
-        <w:t xml:space="preserve"> also be established between things with smooth rectilinear edges (objects for an adult) and motion following direct contact given that</w:t>
-      </w:r>
-      <w:r>
-        <w:rPr>
-          <w:rFonts w:ascii="Times New Roman" w:eastAsia="Times New Roman" w:hAnsi="Times New Roman" w:cs="Times New Roman"/>
-          <w:sz w:val="24"/>
-          <w:szCs w:val="24"/>
-        </w:rPr>
-        <w:t xml:space="preserve"> objects </w:t>
-      </w:r>
-      <w:r>
-        <w:rPr>
-          <w:rFonts w:ascii="Times New Roman" w:eastAsia="Times New Roman" w:hAnsi="Times New Roman" w:cs="Times New Roman"/>
-          <w:sz w:val="24"/>
-          <w:szCs w:val="24"/>
-        </w:rPr>
-        <w:t xml:space="preserve">generally </w:t>
-      </w:r>
-      <w:r>
-        <w:rPr>
-          <w:rFonts w:ascii="Times New Roman" w:eastAsia="Times New Roman" w:hAnsi="Times New Roman" w:cs="Times New Roman"/>
-          <w:sz w:val="24"/>
-          <w:szCs w:val="24"/>
-        </w:rPr>
-        <w:t xml:space="preserve">only move </w:t>
-      </w:r>
-      <w:r>
-        <w:rPr>
-          <w:rFonts w:ascii="Times New Roman" w:eastAsia="Times New Roman" w:hAnsi="Times New Roman" w:cs="Times New Roman"/>
-          <w:sz w:val="24"/>
-          <w:szCs w:val="24"/>
-        </w:rPr>
-        <w:t>after contact</w:t>
-      </w:r>
-      <w:r>
-        <w:rPr>
-          <w:rFonts w:ascii="Times New Roman" w:eastAsia="Times New Roman" w:hAnsi="Times New Roman" w:cs="Times New Roman"/>
-          <w:sz w:val="24"/>
-          <w:szCs w:val="24"/>
-        </w:rPr>
-        <w:t xml:space="preserve">. </w:t>
-      </w:r>
-      <w:r>
-        <w:rPr>
-          <w:rFonts w:ascii="Times New Roman" w:eastAsia="Times New Roman" w:hAnsi="Times New Roman" w:cs="Times New Roman"/>
-          <w:sz w:val="24"/>
-          <w:szCs w:val="24"/>
-        </w:rPr>
-        <w:t xml:space="preserve">I argued that these associative relations will grow in strength each time infants encounter them in the real world. </w:t>
-      </w:r>
-    </w:p>
-    <w:p>
-      <w:pPr>
-        <w:tabs>
-          <w:tab w:val="left" w:pos="720"/>
-        </w:tabs>
-        <w:ind w:firstLine="0"/>
-        <w:rPr>
-          <w:rFonts w:ascii="Times New Roman" w:eastAsia="Times New Roman" w:hAnsi="Times New Roman" w:cs="Times New Roman"/>
-          <w:sz w:val="24"/>
-          <w:szCs w:val="24"/>
-        </w:rPr>
-      </w:pPr>
-      <w:r>
-        <w:rPr>
-          <w:rFonts w:ascii="Times New Roman" w:eastAsia="Times New Roman" w:hAnsi="Times New Roman" w:cs="Times New Roman"/>
-          <w:sz w:val="24"/>
-          <w:szCs w:val="24"/>
-        </w:rPr>
-        <w:tab/>
-        <w:t xml:space="preserve">Once these associations have been established, the presence of one component of an association will activate a representation of the other. Thus, seeing action at a distance will </w:t>
-      </w:r>
-      <w:r>
-        <w:rPr>
-          <w:rFonts w:ascii="Times New Roman" w:eastAsia="Times New Roman" w:hAnsi="Times New Roman" w:cs="Times New Roman"/>
-          <w:sz w:val="24"/>
-          <w:szCs w:val="24"/>
-        </w:rPr>
-        <w:lastRenderedPageBreak/>
-        <w:t xml:space="preserve">activate a representation of elongated appendages. Crucially, this process is very likely bidirectional. This means that the presence of elongated appendages will activate a representation of movement through physical contact and action at a distance. This process has important implications for how infants should treat different action events. For example, if one component of a learned relation is present (e.g., smooth, rectilinear edges) but the other is not (e.g., motion through contact), this may cause infants to show heightened looking time, as if they are actively searching for the missing component. </w:t>
-      </w:r>
-    </w:p>
-    <w:p>
-      <w:pPr>
-        <w:tabs>
-          <w:tab w:val="left" w:pos="720"/>
-        </w:tabs>
-        <w:ind w:firstLine="0"/>
-        <w:rPr>
-          <w:rFonts w:ascii="Times New Roman" w:eastAsia="Times New Roman" w:hAnsi="Times New Roman" w:cs="Times New Roman"/>
-          <w:sz w:val="24"/>
-          <w:szCs w:val="24"/>
-        </w:rPr>
-      </w:pPr>
-      <w:r>
-        <w:rPr>
-          <w:rFonts w:ascii="Times New Roman" w:eastAsia="Times New Roman" w:hAnsi="Times New Roman" w:cs="Times New Roman"/>
-          <w:sz w:val="24"/>
-          <w:szCs w:val="24"/>
-        </w:rPr>
-        <w:tab/>
-        <w:t xml:space="preserve">As with the sensorimotor connections in Braitenberg’s vehicles, this is all that is needed to explain infants’ looking behaviors in studies that evaluate what, if anything, they know about </w:t>
-      </w:r>
-      <w:r>
-        <w:rPr>
-          <w:rFonts w:ascii="Times New Roman" w:eastAsia="Times New Roman" w:hAnsi="Times New Roman" w:cs="Times New Roman"/>
-          <w:sz w:val="24"/>
-          <w:szCs w:val="24"/>
-        </w:rPr>
-        <w:t>the causal actions of people and objects</w:t>
-      </w:r>
-      <w:r>
-        <w:rPr>
-          <w:rFonts w:ascii="Times New Roman" w:eastAsia="Times New Roman" w:hAnsi="Times New Roman" w:cs="Times New Roman"/>
-          <w:sz w:val="24"/>
-          <w:szCs w:val="24"/>
-        </w:rPr>
-        <w:t xml:space="preserve">. Consider the Inanimate Object condition in Spelke et al. (1995), for example. </w:t>
-      </w:r>
-      <w:r>
-        <w:rPr>
-          <w:rFonts w:ascii="Times New Roman" w:eastAsia="Times New Roman" w:hAnsi="Times New Roman" w:cs="Times New Roman"/>
-          <w:sz w:val="24"/>
-          <w:szCs w:val="24"/>
-        </w:rPr>
-        <w:t>Infants</w:t>
-      </w:r>
-      <w:r>
-        <w:rPr>
-          <w:rFonts w:ascii="Times New Roman" w:eastAsia="Times New Roman" w:hAnsi="Times New Roman" w:cs="Times New Roman"/>
-          <w:sz w:val="24"/>
-          <w:szCs w:val="24"/>
-        </w:rPr>
-        <w:t xml:space="preserve"> may have</w:t>
-      </w:r>
-      <w:r>
-        <w:rPr>
-          <w:rFonts w:ascii="Times New Roman" w:eastAsia="Times New Roman" w:hAnsi="Times New Roman" w:cs="Times New Roman"/>
-          <w:sz w:val="24"/>
-          <w:szCs w:val="24"/>
-        </w:rPr>
-        <w:t xml:space="preserve"> </w:t>
-      </w:r>
-      <w:r>
-        <w:rPr>
-          <w:rFonts w:ascii="Times New Roman" w:eastAsia="Times New Roman" w:hAnsi="Times New Roman" w:cs="Times New Roman"/>
-          <w:sz w:val="24"/>
-          <w:szCs w:val="24"/>
-        </w:rPr>
-        <w:t>looked the longest</w:t>
-      </w:r>
-      <w:r>
-        <w:rPr>
-          <w:rFonts w:ascii="Times New Roman" w:eastAsia="Times New Roman" w:hAnsi="Times New Roman" w:cs="Times New Roman"/>
-          <w:sz w:val="24"/>
-          <w:szCs w:val="24"/>
-        </w:rPr>
-        <w:t xml:space="preserve"> at the No Contact test event because the depicted action-at-a-distance triggered an unfulfilled expectation for elongated appendages</w:t>
-      </w:r>
-      <w:r>
-        <w:rPr>
-          <w:rFonts w:ascii="Times New Roman" w:eastAsia="Times New Roman" w:hAnsi="Times New Roman" w:cs="Times New Roman"/>
-          <w:sz w:val="24"/>
-          <w:szCs w:val="24"/>
-        </w:rPr>
-        <w:t xml:space="preserve">. Less looking </w:t>
-      </w:r>
-      <w:r>
-        <w:rPr>
-          <w:rFonts w:ascii="Times New Roman" w:eastAsia="Times New Roman" w:hAnsi="Times New Roman" w:cs="Times New Roman"/>
-          <w:sz w:val="24"/>
-          <w:szCs w:val="24"/>
-        </w:rPr>
-        <w:t>may have been</w:t>
-      </w:r>
-      <w:r>
-        <w:rPr>
-          <w:rFonts w:ascii="Times New Roman" w:eastAsia="Times New Roman" w:hAnsi="Times New Roman" w:cs="Times New Roman"/>
-          <w:sz w:val="24"/>
-          <w:szCs w:val="24"/>
-        </w:rPr>
-        <w:t xml:space="preserve"> elicited by</w:t>
-      </w:r>
-      <w:r>
-        <w:rPr>
-          <w:rFonts w:ascii="Times New Roman" w:eastAsia="Times New Roman" w:hAnsi="Times New Roman" w:cs="Times New Roman"/>
-          <w:sz w:val="24"/>
-          <w:szCs w:val="24"/>
-        </w:rPr>
-        <w:t xml:space="preserve"> the Contact</w:t>
-      </w:r>
-      <w:r>
-        <w:rPr>
-          <w:rFonts w:ascii="Times New Roman" w:eastAsia="Times New Roman" w:hAnsi="Times New Roman" w:cs="Times New Roman"/>
-          <w:sz w:val="24"/>
-          <w:szCs w:val="24"/>
-        </w:rPr>
-        <w:t xml:space="preserve"> test</w:t>
-      </w:r>
-      <w:r>
-        <w:rPr>
-          <w:rFonts w:ascii="Times New Roman" w:eastAsia="Times New Roman" w:hAnsi="Times New Roman" w:cs="Times New Roman"/>
-          <w:sz w:val="24"/>
-          <w:szCs w:val="24"/>
-        </w:rPr>
-        <w:t xml:space="preserve"> event because the depicted action-feature relation was consistent with that observed in the real world. </w:t>
-      </w:r>
-      <w:r>
-        <w:rPr>
-          <w:rFonts w:ascii="Times New Roman" w:eastAsia="Times New Roman" w:hAnsi="Times New Roman" w:cs="Times New Roman"/>
-          <w:sz w:val="24"/>
-          <w:szCs w:val="24"/>
-        </w:rPr>
-        <w:t>By co</w:t>
-      </w:r>
-      <w:r>
-        <w:rPr>
-          <w:rFonts w:ascii="Times New Roman" w:eastAsia="Times New Roman" w:hAnsi="Times New Roman" w:cs="Times New Roman"/>
-          <w:sz w:val="24"/>
-          <w:szCs w:val="24"/>
-        </w:rPr>
-        <w:t>mparison</w:t>
-      </w:r>
-      <w:r>
-        <w:rPr>
-          <w:rFonts w:ascii="Times New Roman" w:eastAsia="Times New Roman" w:hAnsi="Times New Roman" w:cs="Times New Roman"/>
-          <w:sz w:val="24"/>
-          <w:szCs w:val="24"/>
-        </w:rPr>
-        <w:t>, infants</w:t>
-      </w:r>
-      <w:r>
-        <w:rPr>
-          <w:rFonts w:ascii="Times New Roman" w:eastAsia="Times New Roman" w:hAnsi="Times New Roman" w:cs="Times New Roman"/>
-          <w:sz w:val="24"/>
-          <w:szCs w:val="24"/>
-        </w:rPr>
-        <w:t xml:space="preserve"> in the People condition</w:t>
-      </w:r>
-      <w:r>
-        <w:rPr>
-          <w:rFonts w:ascii="Times New Roman" w:eastAsia="Times New Roman" w:hAnsi="Times New Roman" w:cs="Times New Roman"/>
-          <w:sz w:val="24"/>
-          <w:szCs w:val="24"/>
-        </w:rPr>
-        <w:t xml:space="preserve"> </w:t>
-      </w:r>
-      <w:r>
-        <w:rPr>
-          <w:rFonts w:ascii="Times New Roman" w:eastAsia="Times New Roman" w:hAnsi="Times New Roman" w:cs="Times New Roman"/>
-          <w:sz w:val="24"/>
-          <w:szCs w:val="24"/>
-        </w:rPr>
-        <w:t>may have looked</w:t>
-      </w:r>
-      <w:r>
-        <w:rPr>
-          <w:rFonts w:ascii="Times New Roman" w:eastAsia="Times New Roman" w:hAnsi="Times New Roman" w:cs="Times New Roman"/>
-          <w:sz w:val="24"/>
-          <w:szCs w:val="24"/>
-        </w:rPr>
-        <w:t xml:space="preserve"> </w:t>
-      </w:r>
-      <w:r>
-        <w:rPr>
-          <w:rFonts w:ascii="Times New Roman" w:eastAsia="Times New Roman" w:hAnsi="Times New Roman" w:cs="Times New Roman"/>
-          <w:sz w:val="24"/>
-          <w:szCs w:val="24"/>
-        </w:rPr>
-        <w:t>equally long at both test events</w:t>
-      </w:r>
-      <w:r>
-        <w:rPr>
-          <w:rFonts w:ascii="Times New Roman" w:eastAsia="Times New Roman" w:hAnsi="Times New Roman" w:cs="Times New Roman"/>
-          <w:sz w:val="24"/>
-          <w:szCs w:val="24"/>
-        </w:rPr>
-        <w:t xml:space="preserve"> </w:t>
-      </w:r>
-      <w:r>
-        <w:rPr>
-          <w:rFonts w:ascii="Times New Roman" w:eastAsia="Times New Roman" w:hAnsi="Times New Roman" w:cs="Times New Roman"/>
-          <w:sz w:val="24"/>
-          <w:szCs w:val="24"/>
-        </w:rPr>
-        <w:t xml:space="preserve">because the depicted motion-feature relations were consistent with those experienced in the real world. </w:t>
-      </w:r>
-    </w:p>
-    <w:p>
-      <w:pPr>
-        <w:tabs>
-          <w:tab w:val="left" w:pos="720"/>
-        </w:tabs>
-        <w:ind w:firstLine="0"/>
-        <w:rPr>
-          <w:rFonts w:ascii="Times New Roman" w:eastAsia="Times New Roman" w:hAnsi="Times New Roman" w:cs="Times New Roman"/>
-          <w:sz w:val="24"/>
-          <w:szCs w:val="24"/>
-        </w:rPr>
-      </w:pPr>
-      <w:r>
-        <w:rPr>
-          <w:rFonts w:ascii="Times New Roman" w:eastAsia="Times New Roman" w:hAnsi="Times New Roman" w:cs="Times New Roman"/>
-          <w:sz w:val="24"/>
-          <w:szCs w:val="24"/>
-        </w:rPr>
-        <w:tab/>
-        <w:t xml:space="preserve">To demonstrate that this account could replicate Spelke et al.’s (1995) findings, I instantiated it in a connectionist computational model. These models—much like the human brain—consist of simple “neuron-like” processing units that are organized into layers. Units in one layer interact with units in adjacent layers via a set of interconnected, synapse-like, real-valued, weighted connections. Thus, units in the bottommost, or </w:t>
-      </w:r>
-      <w:r>
-        <w:rPr>
-          <w:rFonts w:ascii="Times New Roman" w:eastAsia="Times New Roman" w:hAnsi="Times New Roman" w:cs="Times New Roman"/>
-          <w:sz w:val="24"/>
-          <w:szCs w:val="24"/>
-        </w:rPr>
-        <w:t>“</w:t>
-      </w:r>
-      <w:r>
-        <w:rPr>
-          <w:rFonts w:ascii="Times New Roman" w:eastAsia="Times New Roman" w:hAnsi="Times New Roman" w:cs="Times New Roman"/>
-          <w:sz w:val="24"/>
-          <w:szCs w:val="24"/>
-        </w:rPr>
-        <w:t>input,</w:t>
-      </w:r>
-      <w:r>
-        <w:rPr>
-          <w:rFonts w:ascii="Times New Roman" w:eastAsia="Times New Roman" w:hAnsi="Times New Roman" w:cs="Times New Roman"/>
-          <w:sz w:val="24"/>
-          <w:szCs w:val="24"/>
-        </w:rPr>
-        <w:t>”</w:t>
-      </w:r>
-      <w:r>
-        <w:rPr>
-          <w:rFonts w:ascii="Times New Roman" w:eastAsia="Times New Roman" w:hAnsi="Times New Roman" w:cs="Times New Roman"/>
-          <w:sz w:val="24"/>
-          <w:szCs w:val="24"/>
-        </w:rPr>
-        <w:t xml:space="preserve"> layer interact with units in an intermediate, or “hidden,” layer via one set of weighted connections, whereas units in the </w:t>
-      </w:r>
-      <w:r>
-        <w:rPr>
-          <w:rFonts w:ascii="Times New Roman" w:eastAsia="Times New Roman" w:hAnsi="Times New Roman" w:cs="Times New Roman"/>
-          <w:sz w:val="24"/>
-          <w:szCs w:val="24"/>
-        </w:rPr>
-        <w:lastRenderedPageBreak/>
-        <w:t xml:space="preserve">hidden layer interact with units in the final, or “output,” layer via a second set of connections. A system’s “knowledge” is stored in these interconnections. </w:t>
+        <w:t xml:space="preserve">in an intermediate, or “hidden,” layer via one set of weighted connections, whereas units in the hidden layer interact with units in the final, or “output,” layer via a second set of connections. A system’s “knowledge” is stored in these interconnections. </w:t>
       </w:r>
     </w:p>
     <w:p>
@@ -3301,7 +4011,25 @@
           <w:sz w:val="24"/>
           <w:szCs w:val="24"/>
         </w:rPr>
-        <w:t>developmental (Benton, 2022, 2023, 2025; Benton et al., 2024; Mareschal &amp; Thomas, 2007; Rakison &amp; Lupyan, 2008). As is true for human infants and children, learning occurs through gradual adjustments to the weights throughout the network. Second, connectionist models are constructive</w:t>
+        <w:t xml:space="preserve">developmental (Benton, 2022, 2023, 2025; Benton et al., 2024; Mareschal &amp; Thomas, 2007; Rakison &amp; </w:t>
+      </w:r>
+      <w:proofErr w:type="spellStart"/>
+      <w:r>
+        <w:rPr>
+          <w:rFonts w:ascii="Times New Roman" w:eastAsia="Times New Roman" w:hAnsi="Times New Roman" w:cs="Times New Roman"/>
+          <w:sz w:val="24"/>
+          <w:szCs w:val="24"/>
+        </w:rPr>
+        <w:t>Lupyan</w:t>
+      </w:r>
+      <w:proofErr w:type="spellEnd"/>
+      <w:r>
+        <w:rPr>
+          <w:rFonts w:ascii="Times New Roman" w:eastAsia="Times New Roman" w:hAnsi="Times New Roman" w:cs="Times New Roman"/>
+          <w:sz w:val="24"/>
+          <w:szCs w:val="24"/>
+        </w:rPr>
+        <w:t>, 2008). As is true for human infants and children, learning occurs through gradual adjustments to the weights throughout the network. Second, connectionist models are constructive</w:t>
       </w:r>
       <w:r>
         <w:rPr>
@@ -3795,7 +4523,25 @@
           <w:szCs w:val="24"/>
         </w:rPr>
         <w:tab/>
-        <w:t xml:space="preserve">A briefer habituation phase followed this “real world” phase. Networks—like the infants in Spelke et al. (1995)—were assigned either to the Inanimate Object condition or to the People condition. Networks saw a different set of people and objects during this phase than those seen in the “real world.” To simulate the fact that infants were not provided specific motion information during habituation, motion information was omitted during habituation. This meant that the network’s only task was to copy the input-layer activity to the output layer. </w:t>
+        <w:t xml:space="preserve">A briefer habituation phase followed this “real world” phase. Networks—like the infants in </w:t>
+      </w:r>
+      <w:proofErr w:type="spellStart"/>
+      <w:r>
+        <w:rPr>
+          <w:rFonts w:ascii="Times New Roman" w:eastAsia="Times New Roman" w:hAnsi="Times New Roman" w:cs="Times New Roman"/>
+          <w:sz w:val="24"/>
+          <w:szCs w:val="24"/>
+        </w:rPr>
+        <w:t>Spelke</w:t>
+      </w:r>
+      <w:proofErr w:type="spellEnd"/>
+      <w:r>
+        <w:rPr>
+          <w:rFonts w:ascii="Times New Roman" w:eastAsia="Times New Roman" w:hAnsi="Times New Roman" w:cs="Times New Roman"/>
+          <w:sz w:val="24"/>
+          <w:szCs w:val="24"/>
+        </w:rPr>
+        <w:t xml:space="preserve"> et al. (1995)—were assigned either to the Inanimate Object condition or to the People condition. Networks saw a different set of people and objects during this phase than those seen in the “real world.” To simulate the fact that infants were not provided specific motion information during habituation, motion information was omitted during habituation. This meant that the network’s only task was to copy the input-layer activity to the output layer. </w:t>
       </w:r>
     </w:p>
     <w:p>
@@ -3834,7 +4580,61 @@
           <w:sz w:val="24"/>
           <w:szCs w:val="24"/>
         </w:rPr>
-        <w:t xml:space="preserve"> served as a proxy for looking time; the greater this discrepancy, the longer networks were assumed to have looked at an event. This operationalization is consistent with that used in developmental models like this one (e.g., Benton &amp; Hoch, 2026; Benton &amp; Lapan, 2022; Mareschal et al., 2000). As in Spelke et al. (1995), older networks in the People condition produced an equivalent amount of error in response to the No Contact and Contact test events, whereas networks in the Inanimate Object condition produced more errors in response to the former than the latter event. Younger networks showed a different pattern of results altogether: They produced comparable errors in response to both test events irrespective of their assigned condition. The first implication of these results is that innate knowledge about people’s and objects’ causal behaviors—knowledge that is grounded in core systems—is not necessary to explain Spelke et al.’s (1995) findings; associative learning is clearly sufficient. The second is that younger infants should demonstrate a qualitatively different looking pattern than did the 7-month-olds in Spelke et al. (1995). How much younger these infants would need to be, </w:t>
+        <w:t xml:space="preserve"> served as a proxy for looking time; the greater this discrepancy, the longer networks were assumed to have looked at an event. This operationalization is consistent with that used in developmental models like this one (e.g., Benton &amp; Hoch, 2026; Benton &amp; Lapan, 2022; Mareschal et al., 2000). As in </w:t>
+      </w:r>
+      <w:proofErr w:type="spellStart"/>
+      <w:r>
+        <w:rPr>
+          <w:rFonts w:ascii="Times New Roman" w:eastAsia="Times New Roman" w:hAnsi="Times New Roman" w:cs="Times New Roman"/>
+          <w:sz w:val="24"/>
+          <w:szCs w:val="24"/>
+        </w:rPr>
+        <w:t>Spelke</w:t>
+      </w:r>
+      <w:proofErr w:type="spellEnd"/>
+      <w:r>
+        <w:rPr>
+          <w:rFonts w:ascii="Times New Roman" w:eastAsia="Times New Roman" w:hAnsi="Times New Roman" w:cs="Times New Roman"/>
+          <w:sz w:val="24"/>
+          <w:szCs w:val="24"/>
+        </w:rPr>
+        <w:t xml:space="preserve"> et al. (1995), older networks in the People condition produced an equivalent amount of error in response to the No Contact and Contact test events, whereas networks in the Inanimate Object condition produced more errors in response to the former than the latter event. Younger networks showed a different pattern of results altogether: They produced comparable errors in response to both test events irrespective of their assigned condition. The first implication of these results is that innate knowledge about people’s and objects’ causal behaviors—knowledge that is grounded in core systems—is not necessary to explain </w:t>
+      </w:r>
+      <w:proofErr w:type="spellStart"/>
+      <w:r>
+        <w:rPr>
+          <w:rFonts w:ascii="Times New Roman" w:eastAsia="Times New Roman" w:hAnsi="Times New Roman" w:cs="Times New Roman"/>
+          <w:sz w:val="24"/>
+          <w:szCs w:val="24"/>
+        </w:rPr>
+        <w:t>Spelke</w:t>
+      </w:r>
+      <w:proofErr w:type="spellEnd"/>
+      <w:r>
+        <w:rPr>
+          <w:rFonts w:ascii="Times New Roman" w:eastAsia="Times New Roman" w:hAnsi="Times New Roman" w:cs="Times New Roman"/>
+          <w:sz w:val="24"/>
+          <w:szCs w:val="24"/>
+        </w:rPr>
+        <w:t xml:space="preserve"> et al.’s (1995) findings; associative learning is clearly sufficient. The second is that younger infants should demonstrate a qualitatively different looking pattern than did the 7-month-olds in </w:t>
+      </w:r>
+      <w:proofErr w:type="spellStart"/>
+      <w:r>
+        <w:rPr>
+          <w:rFonts w:ascii="Times New Roman" w:eastAsia="Times New Roman" w:hAnsi="Times New Roman" w:cs="Times New Roman"/>
+          <w:sz w:val="24"/>
+          <w:szCs w:val="24"/>
+        </w:rPr>
+        <w:t>Spelke</w:t>
+      </w:r>
+      <w:proofErr w:type="spellEnd"/>
+      <w:r>
+        <w:rPr>
+          <w:rFonts w:ascii="Times New Roman" w:eastAsia="Times New Roman" w:hAnsi="Times New Roman" w:cs="Times New Roman"/>
+          <w:sz w:val="24"/>
+          <w:szCs w:val="24"/>
+        </w:rPr>
+        <w:t xml:space="preserve"> et al. (1995). How much younger these infants would need to be, </w:t>
       </w:r>
       <w:r>
         <w:rPr>
@@ -3872,7 +4672,25 @@
           <w:szCs w:val="24"/>
         </w:rPr>
         <w:tab/>
-        <w:t xml:space="preserve">Two potential objections to these findings are nonetheless worth considering. One is that the older networks might have exhibited the same looking patterns as the 7-month-olds in Spelke et al. (1995) simply because they never encountered objects moving on their own in the real world. Infants, by comparison, have probably seen objects move in the absence of an identifiable source of contact, even if such events are less frequent than those in which objects (or agents) cause other objects to move through contact. An infant who turns around just seconds after a wind-up toy has been set in motion, for example, would see the toy moving without having </w:t>
+        <w:t xml:space="preserve">Two potential objections to these findings are nonetheless worth considering. One is that the older networks might have exhibited the same looking patterns as the 7-month-olds in </w:t>
+      </w:r>
+      <w:proofErr w:type="spellStart"/>
+      <w:r>
+        <w:rPr>
+          <w:rFonts w:ascii="Times New Roman" w:eastAsia="Times New Roman" w:hAnsi="Times New Roman" w:cs="Times New Roman"/>
+          <w:sz w:val="24"/>
+          <w:szCs w:val="24"/>
+        </w:rPr>
+        <w:t>Spelke</w:t>
+      </w:r>
+      <w:proofErr w:type="spellEnd"/>
+      <w:r>
+        <w:rPr>
+          <w:rFonts w:ascii="Times New Roman" w:eastAsia="Times New Roman" w:hAnsi="Times New Roman" w:cs="Times New Roman"/>
+          <w:sz w:val="24"/>
+          <w:szCs w:val="24"/>
+        </w:rPr>
+        <w:t xml:space="preserve"> et al. (1995) simply because they never encountered objects moving on their own in the real world. Infants, by comparison, have probably seen objects move in the absence of an identifiable source of contact, even if such events are less frequent than those in which objects (or agents) cause other objects to move through contact. An infant who turns around just seconds after a wind-up toy has been set in motion, for example, would see the toy moving without having </w:t>
       </w:r>
       <w:r>
         <w:rPr>
@@ -3937,7 +4755,25 @@
           <w:sz w:val="24"/>
           <w:szCs w:val="24"/>
         </w:rPr>
-        <w:t xml:space="preserve">contact in the real world. Networks continued to replicate Spelke et al.’s (1995) findings even when exposed to many instances of objects moving on their own. These results suggest that the older networks’ initial success did not depend on a perfect correspondence between inanimate objects and contact causality. </w:t>
+        <w:t xml:space="preserve">contact in the real world. Networks continued to replicate </w:t>
+      </w:r>
+      <w:proofErr w:type="spellStart"/>
+      <w:r>
+        <w:rPr>
+          <w:rFonts w:ascii="Times New Roman" w:eastAsia="Times New Roman" w:hAnsi="Times New Roman" w:cs="Times New Roman"/>
+          <w:sz w:val="24"/>
+          <w:szCs w:val="24"/>
+        </w:rPr>
+        <w:t>Spelke</w:t>
+      </w:r>
+      <w:proofErr w:type="spellEnd"/>
+      <w:r>
+        <w:rPr>
+          <w:rFonts w:ascii="Times New Roman" w:eastAsia="Times New Roman" w:hAnsi="Times New Roman" w:cs="Times New Roman"/>
+          <w:sz w:val="24"/>
+          <w:szCs w:val="24"/>
+        </w:rPr>
+        <w:t xml:space="preserve"> et al.’s (1995) findings even when exposed to many instances of objects moving on their own. These results suggest that the older networks’ initial success did not depend on a perfect correspondence between inanimate objects and contact causality. </w:t>
       </w:r>
     </w:p>
     <w:p>
@@ -3959,7 +4795,25 @@
           <w:szCs w:val="24"/>
         </w:rPr>
         <w:tab/>
-        <w:t xml:space="preserve">Another potential objection is that the only reason older networks replicated infants’ looking patterns in Spelke et al. (1995) was because the surface features that distinguished people from objects were specified in advance. Consequently, networks faced a markedly different task from that faced by infants in the real world: </w:t>
+        <w:t xml:space="preserve">Another potential objection is that the only reason older networks replicated infants’ looking patterns in </w:t>
+      </w:r>
+      <w:proofErr w:type="spellStart"/>
+      <w:r>
+        <w:rPr>
+          <w:rFonts w:ascii="Times New Roman" w:eastAsia="Times New Roman" w:hAnsi="Times New Roman" w:cs="Times New Roman"/>
+          <w:sz w:val="24"/>
+          <w:szCs w:val="24"/>
+        </w:rPr>
+        <w:t>Spelke</w:t>
+      </w:r>
+      <w:proofErr w:type="spellEnd"/>
+      <w:r>
+        <w:rPr>
+          <w:rFonts w:ascii="Times New Roman" w:eastAsia="Times New Roman" w:hAnsi="Times New Roman" w:cs="Times New Roman"/>
+          <w:sz w:val="24"/>
+          <w:szCs w:val="24"/>
+        </w:rPr>
+        <w:t xml:space="preserve"> et al. (1995) was because the surface features that distinguished people from objects were specified in advance. Consequently, networks faced a markedly different task from that faced by infants in the real world: </w:t>
       </w:r>
       <w:r>
         <w:rPr>
@@ -3975,7 +4829,25 @@
           <w:sz w:val="24"/>
           <w:szCs w:val="24"/>
         </w:rPr>
-        <w:t xml:space="preserve"> robust associations between particular surface features and particular actions</w:t>
+        <w:t xml:space="preserve"> robust associations between </w:t>
+      </w:r>
+      <w:proofErr w:type="gramStart"/>
+      <w:r>
+        <w:rPr>
+          <w:rFonts w:ascii="Times New Roman" w:eastAsia="Times New Roman" w:hAnsi="Times New Roman" w:cs="Times New Roman"/>
+          <w:sz w:val="24"/>
+          <w:szCs w:val="24"/>
+        </w:rPr>
+        <w:t>particular surface</w:t>
+      </w:r>
+      <w:proofErr w:type="gramEnd"/>
+      <w:r>
+        <w:rPr>
+          <w:rFonts w:ascii="Times New Roman" w:eastAsia="Times New Roman" w:hAnsi="Times New Roman" w:cs="Times New Roman"/>
+          <w:sz w:val="24"/>
+          <w:szCs w:val="24"/>
+        </w:rPr>
+        <w:t xml:space="preserve"> features and particular actions</w:t>
       </w:r>
       <w:r>
         <w:rPr>
@@ -4142,7 +5014,25 @@
           <w:szCs w:val="24"/>
         </w:rPr>
         <w:lastRenderedPageBreak/>
-        <w:t>reproduced Markson and Spelke’s (2006) finding that 7-month-olds looked longer at a previously self-propelled</w:t>
+        <w:t xml:space="preserve">reproduced Markson and </w:t>
+      </w:r>
+      <w:proofErr w:type="spellStart"/>
+      <w:r>
+        <w:rPr>
+          <w:rFonts w:ascii="Times New Roman" w:eastAsia="Times New Roman" w:hAnsi="Times New Roman" w:cs="Times New Roman"/>
+          <w:sz w:val="24"/>
+          <w:szCs w:val="24"/>
+        </w:rPr>
+        <w:t>Spelke’s</w:t>
+      </w:r>
+      <w:proofErr w:type="spellEnd"/>
+      <w:r>
+        <w:rPr>
+          <w:rFonts w:ascii="Times New Roman" w:eastAsia="Times New Roman" w:hAnsi="Times New Roman" w:cs="Times New Roman"/>
+          <w:sz w:val="24"/>
+          <w:szCs w:val="24"/>
+        </w:rPr>
+        <w:t xml:space="preserve"> (2006) finding that 7-month-olds looked longer at a previously self-propelled</w:t>
       </w:r>
       <w:r>
         <w:rPr>
@@ -4204,7 +5094,25 @@
           <w:sz w:val="24"/>
           <w:szCs w:val="24"/>
         </w:rPr>
-        <w:t xml:space="preserve">. Another is that these looking patterns should depend on the perceptual features of the objects and entities involved. For example, infants should exhibit looking patterns similar to those observed in the original People condition if they are habituated to objects that possess people parts (e.g., a cylinder with legs appended to its base). By contrast, infants should </w:t>
+        <w:t xml:space="preserve">. Another is that these looking patterns should depend on the perceptual features of the objects and entities involved. For example, infants should exhibit looking patterns </w:t>
+      </w:r>
+      <w:proofErr w:type="gramStart"/>
+      <w:r>
+        <w:rPr>
+          <w:rFonts w:ascii="Times New Roman" w:eastAsia="Times New Roman" w:hAnsi="Times New Roman" w:cs="Times New Roman"/>
+          <w:sz w:val="24"/>
+          <w:szCs w:val="24"/>
+        </w:rPr>
+        <w:t>similar to</w:t>
+      </w:r>
+      <w:proofErr w:type="gramEnd"/>
+      <w:r>
+        <w:rPr>
+          <w:rFonts w:ascii="Times New Roman" w:eastAsia="Times New Roman" w:hAnsi="Times New Roman" w:cs="Times New Roman"/>
+          <w:sz w:val="24"/>
+          <w:szCs w:val="24"/>
+        </w:rPr>
+        <w:t xml:space="preserve"> those observed in the original People condition if they are habituated to objects that possess people parts (e.g., a cylinder with legs appended to its base). By contrast, infants should </w:t>
       </w:r>
       <w:r>
         <w:rPr>
@@ -4220,7 +5128,25 @@
           <w:sz w:val="24"/>
           <w:szCs w:val="24"/>
         </w:rPr>
-        <w:t xml:space="preserve"> looking patterns more similar to those observed in the original </w:t>
+        <w:t xml:space="preserve"> looking patterns more </w:t>
+      </w:r>
+      <w:proofErr w:type="gramStart"/>
+      <w:r>
+        <w:rPr>
+          <w:rFonts w:ascii="Times New Roman" w:eastAsia="Times New Roman" w:hAnsi="Times New Roman" w:cs="Times New Roman"/>
+          <w:sz w:val="24"/>
+          <w:szCs w:val="24"/>
+        </w:rPr>
+        <w:t>similar to</w:t>
+      </w:r>
+      <w:proofErr w:type="gramEnd"/>
+      <w:r>
+        <w:rPr>
+          <w:rFonts w:ascii="Times New Roman" w:eastAsia="Times New Roman" w:hAnsi="Times New Roman" w:cs="Times New Roman"/>
+          <w:sz w:val="24"/>
+          <w:szCs w:val="24"/>
+        </w:rPr>
+        <w:t xml:space="preserve"> those observed in the original </w:t>
       </w:r>
       <w:r>
         <w:rPr>
@@ -4273,7 +5199,25 @@
           <w:sz w:val="24"/>
           <w:szCs w:val="24"/>
         </w:rPr>
-        <w:t xml:space="preserve"> at odds with what would be predicted under the Core Knowledge account. For one thing, the Core Knowledge account provides no obvious reason to expect the particular developmental progression predicted by the model, given its assumption that infants possess innate knowledge about the causal behavior of people and objects. For another, a person’s or object’s surface features should have little, if any, bearing on how infants perceive their causal actions. This is because this account assumes that infants represent people and objects at a deeper, more abstract, and more conceptual level. Superficial changes to their surface features should therefore do very little to disrupt these representations. </w:t>
+        <w:t xml:space="preserve"> at odds with what would be predicted under the Core Knowledge account. For one thing, the Core Knowledge account provides no obvious reason to expect the </w:t>
+      </w:r>
+      <w:proofErr w:type="gramStart"/>
+      <w:r>
+        <w:rPr>
+          <w:rFonts w:ascii="Times New Roman" w:eastAsia="Times New Roman" w:hAnsi="Times New Roman" w:cs="Times New Roman"/>
+          <w:sz w:val="24"/>
+          <w:szCs w:val="24"/>
+        </w:rPr>
+        <w:t>particular developmental</w:t>
+      </w:r>
+      <w:proofErr w:type="gramEnd"/>
+      <w:r>
+        <w:rPr>
+          <w:rFonts w:ascii="Times New Roman" w:eastAsia="Times New Roman" w:hAnsi="Times New Roman" w:cs="Times New Roman"/>
+          <w:sz w:val="24"/>
+          <w:szCs w:val="24"/>
+        </w:rPr>
+        <w:t xml:space="preserve"> progression predicted by the model, given its assumption that infants possess innate knowledge about the causal behavior of people and objects. For another, a person’s or object’s surface features should have little, if any, bearing on how infants perceive their causal actions. This is because this account assumes that infants represent people and objects at a deeper, more abstract, and more conceptual level. Superficial changes to their surface features should therefore do very little to disrupt these representations. </w:t>
       </w:r>
     </w:p>
     <w:p>
@@ -4304,7 +5248,43 @@
           <w:szCs w:val="24"/>
         </w:rPr>
         <w:lastRenderedPageBreak/>
-        <w:t xml:space="preserve">learning—much like the sensorimotor connections in Braitenberg’s vehicles—may be sufficient to explain infants’ looking behaviors in the corresponding studies. In the same way that the seemingly intelligent and autonomous behaviors of Braitenberg’s vehicles can be explained without invoking the psychologically sophisticated mechanisms that a naïve observer might attribute to them, infants’ looking behaviors may be explained without invoking cognitively sophisticated, inborn core knowledge systems for representing people and objects. </w:t>
+        <w:t xml:space="preserve">learning—much like the sensorimotor connections in </w:t>
+      </w:r>
+      <w:proofErr w:type="spellStart"/>
+      <w:r>
+        <w:rPr>
+          <w:rFonts w:ascii="Times New Roman" w:eastAsia="Times New Roman" w:hAnsi="Times New Roman" w:cs="Times New Roman"/>
+          <w:sz w:val="24"/>
+          <w:szCs w:val="24"/>
+        </w:rPr>
+        <w:t>Braitenberg’s</w:t>
+      </w:r>
+      <w:proofErr w:type="spellEnd"/>
+      <w:r>
+        <w:rPr>
+          <w:rFonts w:ascii="Times New Roman" w:eastAsia="Times New Roman" w:hAnsi="Times New Roman" w:cs="Times New Roman"/>
+          <w:sz w:val="24"/>
+          <w:szCs w:val="24"/>
+        </w:rPr>
+        <w:t xml:space="preserve"> vehicles—may be sufficient to explain infants’ looking behaviors in the corresponding studies. In the same way that the seemingly intelligent and autonomous behaviors of </w:t>
+      </w:r>
+      <w:proofErr w:type="spellStart"/>
+      <w:r>
+        <w:rPr>
+          <w:rFonts w:ascii="Times New Roman" w:eastAsia="Times New Roman" w:hAnsi="Times New Roman" w:cs="Times New Roman"/>
+          <w:sz w:val="24"/>
+          <w:szCs w:val="24"/>
+        </w:rPr>
+        <w:t>Braitenberg’s</w:t>
+      </w:r>
+      <w:proofErr w:type="spellEnd"/>
+      <w:r>
+        <w:rPr>
+          <w:rFonts w:ascii="Times New Roman" w:eastAsia="Times New Roman" w:hAnsi="Times New Roman" w:cs="Times New Roman"/>
+          <w:sz w:val="24"/>
+          <w:szCs w:val="24"/>
+        </w:rPr>
+        <w:t xml:space="preserve"> vehicles can be explained without invoking the psychologically sophisticated mechanisms that a naïve observer might attribute to them, infants’ looking behaviors may be explained without invoking cognitively sophisticated, inborn core knowledge systems for representing people and objects. </w:t>
       </w:r>
     </w:p>
     <w:p>
@@ -4342,7 +5322,29 @@
           <w:sz w:val="24"/>
           <w:szCs w:val="24"/>
         </w:rPr>
-        <w:t>Putting Braitenberg’s deductive dictum into practice through computational modeling</w:t>
+        <w:t xml:space="preserve">Putting </w:t>
+      </w:r>
+      <w:proofErr w:type="spellStart"/>
+      <w:r>
+        <w:rPr>
+          <w:rFonts w:ascii="Times New Roman" w:eastAsia="Times New Roman" w:hAnsi="Times New Roman" w:cs="Times New Roman"/>
+          <w:b/>
+          <w:bCs/>
+          <w:sz w:val="24"/>
+          <w:szCs w:val="24"/>
+        </w:rPr>
+        <w:t>Braitenberg’s</w:t>
+      </w:r>
+      <w:proofErr w:type="spellEnd"/>
+      <w:r>
+        <w:rPr>
+          <w:rFonts w:ascii="Times New Roman" w:eastAsia="Times New Roman" w:hAnsi="Times New Roman" w:cs="Times New Roman"/>
+          <w:b/>
+          <w:bCs/>
+          <w:sz w:val="24"/>
+          <w:szCs w:val="24"/>
+        </w:rPr>
+        <w:t xml:space="preserve"> deductive dictum into practice through computational modeling</w:t>
       </w:r>
     </w:p>
     <w:p>
@@ -4378,27 +5380,63 @@
           <w:sz w:val="24"/>
           <w:szCs w:val="24"/>
         </w:rPr>
-        <w:t xml:space="preserve"> from observed behavior is insufficient because, as was previously discussed, the space of possible generating mechanisms is woefully underconstrained by behavior. The puzzle, then, is this: How can we identify the mechanisms that give rise to behavior if behavior alone cannot tell us what the mechanisms are? </w:t>
-      </w:r>
-    </w:p>
-    <w:p>
-      <w:pPr>
-        <w:tabs>
-          <w:tab w:val="left" w:pos="720"/>
-        </w:tabs>
-        <w:rPr>
-          <w:rFonts w:ascii="Times New Roman" w:eastAsia="Times New Roman" w:hAnsi="Times New Roman" w:cs="Times New Roman"/>
-          <w:sz w:val="24"/>
-          <w:szCs w:val="24"/>
-        </w:rPr>
-      </w:pPr>
-      <w:r>
-        <w:rPr>
-          <w:rFonts w:ascii="Times New Roman" w:eastAsia="Times New Roman" w:hAnsi="Times New Roman" w:cs="Times New Roman"/>
-          <w:sz w:val="24"/>
-          <w:szCs w:val="24"/>
-        </w:rPr>
-        <w:t xml:space="preserve">I suggest that computational modeling is the answer. There are several reasons why this is the case. First, computational modeling enables researchers to establish whether a candidate mechanism is sufficient to produce the target behavior. Second, a computational model’s behavior in a novel situation can serve as a prediction for how people might perform in a similar situation </w:t>
+        <w:t xml:space="preserve"> from observed behavior is insufficient because, as was previously discussed, the space of possible generating mechanisms is woefully </w:t>
+      </w:r>
+      <w:proofErr w:type="spellStart"/>
+      <w:r>
+        <w:rPr>
+          <w:rFonts w:ascii="Times New Roman" w:eastAsia="Times New Roman" w:hAnsi="Times New Roman" w:cs="Times New Roman"/>
+          <w:sz w:val="24"/>
+          <w:szCs w:val="24"/>
+        </w:rPr>
+        <w:t>underconstrained</w:t>
+      </w:r>
+      <w:proofErr w:type="spellEnd"/>
+      <w:r>
+        <w:rPr>
+          <w:rFonts w:ascii="Times New Roman" w:eastAsia="Times New Roman" w:hAnsi="Times New Roman" w:cs="Times New Roman"/>
+          <w:sz w:val="24"/>
+          <w:szCs w:val="24"/>
+        </w:rPr>
+        <w:t xml:space="preserve"> by behavior. The puzzle, then, is this: How can we identify the mechanisms that give rise to behavior if behavior alone cannot tell us what the mechanisms are? </w:t>
+      </w:r>
+    </w:p>
+    <w:p>
+      <w:pPr>
+        <w:tabs>
+          <w:tab w:val="left" w:pos="720"/>
+        </w:tabs>
+        <w:rPr>
+          <w:rFonts w:ascii="Times New Roman" w:eastAsia="Times New Roman" w:hAnsi="Times New Roman" w:cs="Times New Roman"/>
+          <w:sz w:val="24"/>
+          <w:szCs w:val="24"/>
+        </w:rPr>
+      </w:pPr>
+      <w:r>
+        <w:rPr>
+          <w:rFonts w:ascii="Times New Roman" w:eastAsia="Times New Roman" w:hAnsi="Times New Roman" w:cs="Times New Roman"/>
+          <w:sz w:val="24"/>
+          <w:szCs w:val="24"/>
+        </w:rPr>
+        <w:t xml:space="preserve">I suggest that computational modeling is the answer. There are several reasons why this is the case. First, computational modeling enables researchers to establish whether a candidate mechanism is sufficient to produce the target behavior. Second, a computational model’s behavior in a novel situation </w:t>
+      </w:r>
+      <w:proofErr w:type="gramStart"/>
+      <w:r>
+        <w:rPr>
+          <w:rFonts w:ascii="Times New Roman" w:eastAsia="Times New Roman" w:hAnsi="Times New Roman" w:cs="Times New Roman"/>
+          <w:sz w:val="24"/>
+          <w:szCs w:val="24"/>
+        </w:rPr>
+        <w:t>can</w:t>
+      </w:r>
+      <w:proofErr w:type="gramEnd"/>
+      <w:r>
+        <w:rPr>
+          <w:rFonts w:ascii="Times New Roman" w:eastAsia="Times New Roman" w:hAnsi="Times New Roman" w:cs="Times New Roman"/>
+          <w:sz w:val="24"/>
+          <w:szCs w:val="24"/>
+        </w:rPr>
+        <w:t xml:space="preserve"> serve as a prediction for how people might perform in a similar situation </w:t>
       </w:r>
       <w:r>
         <w:rPr>
@@ -4416,7 +5454,25 @@
           <w:sz w:val="24"/>
           <w:szCs w:val="24"/>
         </w:rPr>
-        <w:t xml:space="preserve">The computational model discussed in the previous section provided an illustration of both of these virtues. The model not only demonstrated that associative learning was sufficient to </w:t>
+        <w:t xml:space="preserve">The computational model discussed in the previous section provided an illustration of </w:t>
+      </w:r>
+      <w:proofErr w:type="gramStart"/>
+      <w:r>
+        <w:rPr>
+          <w:rFonts w:ascii="Times New Roman" w:eastAsia="Times New Roman" w:hAnsi="Times New Roman" w:cs="Times New Roman"/>
+          <w:sz w:val="24"/>
+          <w:szCs w:val="24"/>
+        </w:rPr>
+        <w:t>both of these</w:t>
+      </w:r>
+      <w:proofErr w:type="gramEnd"/>
+      <w:r>
+        <w:rPr>
+          <w:rFonts w:ascii="Times New Roman" w:eastAsia="Times New Roman" w:hAnsi="Times New Roman" w:cs="Times New Roman"/>
+          <w:sz w:val="24"/>
+          <w:szCs w:val="24"/>
+        </w:rPr>
+        <w:t xml:space="preserve"> virtues. The model not only demonstrated that associative learning was sufficient to </w:t>
       </w:r>
       <w:r>
         <w:rPr>
@@ -4461,7 +5517,25 @@
           <w:sz w:val="24"/>
           <w:szCs w:val="24"/>
         </w:rPr>
-        <w:t xml:space="preserve">These virtues are not new and have been discussed at length elsewhere (e.g., Mareschal &amp; Thomas, 2007; Yermolayeva &amp; Rakison, 2014). A virtue that arguably has not been discussed to the same degree is that computational models can reveal how—or through what mechanisms and processes—their behavior is generated. In connectionist models like the one discussed in the previous section, for example, this can be accomplished through careful analysis of either the network’s connection weights (e.g., Endress &amp; Johnson, 2021), learned internal representations (e.g., Colunga &amp; Smith, 2005; Munakata et al., 1997), or internal components and processing dynamics (e.g., Rogers &amp; McClelland, 2004). Such analyses, in turn, can provide valuable insight into the potential mechanistic basis of infants’ and children’s own behavior.  </w:t>
+        <w:t xml:space="preserve">These virtues are not new and have been discussed at length elsewhere (e.g., Mareschal &amp; Thomas, 2007; </w:t>
+      </w:r>
+      <w:proofErr w:type="spellStart"/>
+      <w:r>
+        <w:rPr>
+          <w:rFonts w:ascii="Times New Roman" w:eastAsia="Times New Roman" w:hAnsi="Times New Roman" w:cs="Times New Roman"/>
+          <w:sz w:val="24"/>
+          <w:szCs w:val="24"/>
+        </w:rPr>
+        <w:t>Yermolayeva</w:t>
+      </w:r>
+      <w:proofErr w:type="spellEnd"/>
+      <w:r>
+        <w:rPr>
+          <w:rFonts w:ascii="Times New Roman" w:eastAsia="Times New Roman" w:hAnsi="Times New Roman" w:cs="Times New Roman"/>
+          <w:sz w:val="24"/>
+          <w:szCs w:val="24"/>
+        </w:rPr>
+        <w:t xml:space="preserve"> &amp; Rakison, 2014). A virtue that arguably has not been discussed to the same degree is that computational models can reveal how—or through what mechanisms and processes—their behavior is generated. In connectionist models like the one discussed in the previous section, for example, this can be accomplished through careful analysis of either the network’s connection weights (e.g., Endress &amp; Johnson, 2021), learned internal representations (e.g., Colunga &amp; Smith, 2005; Munakata et al., 1997), or internal components and processing dynamics (e.g., Rogers &amp; McClelland, 2004). Such analyses, in turn, can provide valuable insight into the potential mechanistic basis of infants’ and children’s own behavior.  </w:t>
       </w:r>
     </w:p>
     <w:p>
@@ -4605,8 +5679,18 @@
           <w:sz w:val="24"/>
           <w:szCs w:val="24"/>
         </w:rPr>
-        <w:t>detects a relation between features B and C.</w:t>
-      </w:r>
+        <w:t xml:space="preserve">detects a relation between features B and </w:t>
+      </w:r>
+      <w:proofErr w:type="gramStart"/>
+      <w:r>
+        <w:rPr>
+          <w:rFonts w:ascii="Times New Roman" w:eastAsia="Times New Roman" w:hAnsi="Times New Roman" w:cs="Times New Roman"/>
+          <w:sz w:val="24"/>
+          <w:szCs w:val="24"/>
+        </w:rPr>
+        <w:t>C.</w:t>
+      </w:r>
+      <w:proofErr w:type="gramEnd"/>
       <w:r>
         <w:rPr>
           <w:rFonts w:ascii="Times New Roman" w:eastAsia="Times New Roman" w:hAnsi="Times New Roman" w:cs="Times New Roman"/>
@@ -4674,7 +5758,25 @@
           <w:szCs w:val="24"/>
         </w:rPr>
         <w:lastRenderedPageBreak/>
-        <w:t xml:space="preserve">the behavioral task. Second, I examined the model’s processing dynamics to ascertain how sensitivity to second-order correlations emerged. The analyses suggested that such sensitivity was the consequence of features presented in two separate learning phases becoming linked to a common internal representation. A consequence of this arrangement is that when the common representation is activated by one of the features, so too is the other feature, and this is true despite the fact that the two features never occurred together during training. </w:t>
+        <w:t xml:space="preserve">the behavioral task. Second, I examined the model’s processing dynamics to ascertain how sensitivity to second-order correlations emerged. The analyses suggested that such sensitivity was the consequence of features presented in two separate learning phases becoming linked to a common internal representation. A consequence of this arrangement is that when the common representation is activated by one of the features, so too is the other feature, and this is true </w:t>
+      </w:r>
+      <w:proofErr w:type="gramStart"/>
+      <w:r>
+        <w:rPr>
+          <w:rFonts w:ascii="Times New Roman" w:eastAsia="Times New Roman" w:hAnsi="Times New Roman" w:cs="Times New Roman"/>
+          <w:sz w:val="24"/>
+          <w:szCs w:val="24"/>
+        </w:rPr>
+        <w:t>despite the fact that</w:t>
+      </w:r>
+      <w:proofErr w:type="gramEnd"/>
+      <w:r>
+        <w:rPr>
+          <w:rFonts w:ascii="Times New Roman" w:eastAsia="Times New Roman" w:hAnsi="Times New Roman" w:cs="Times New Roman"/>
+          <w:sz w:val="24"/>
+          <w:szCs w:val="24"/>
+        </w:rPr>
+        <w:t xml:space="preserve"> the two features never occurred together during training. </w:t>
       </w:r>
     </w:p>
     <w:p>
@@ -4710,7 +5812,41 @@
           <w:sz w:val="24"/>
           <w:szCs w:val="24"/>
         </w:rPr>
-        <w:t xml:space="preserve"> (for other accounts, see Kumaran &amp; McClelland, 2012; Unger et al., 2023; Zhou et al., 2023), analyzing the model’s dynamics in this way offered something that inferences from behavior alone cannot: a computationally explicit account of how a particular mechanism generates a target behavior. More generally, computational modeling provides a means of putting Braitenberg’s dictum into practice. By allowing researchers to instantiate their verbal theories in explicit and computational terms, computational modeling makes it possible to determine whether seemingly sophisticated behaviors can be produced by relatively simple processes. </w:t>
+        <w:t xml:space="preserve"> (for other accounts, see Kumaran &amp; McClelland, 2012; </w:t>
+      </w:r>
+      <w:r>
+        <w:rPr>
+          <w:rFonts w:ascii="Times New Roman" w:eastAsia="Times New Roman" w:hAnsi="Times New Roman" w:cs="Times New Roman"/>
+          <w:sz w:val="24"/>
+          <w:szCs w:val="24"/>
+        </w:rPr>
+        <w:t xml:space="preserve">Unger et al., 2027; </w:t>
+      </w:r>
+      <w:r>
+        <w:rPr>
+          <w:rFonts w:ascii="Times New Roman" w:eastAsia="Times New Roman" w:hAnsi="Times New Roman" w:cs="Times New Roman"/>
+          <w:sz w:val="24"/>
+          <w:szCs w:val="24"/>
+        </w:rPr>
+        <w:t xml:space="preserve">Unger et al., 2023; Zhou et al., 2023), analyzing the model’s dynamics in this way offered something that inferences from behavior alone cannot: a computationally explicit account of how a particular mechanism generates a target behavior. More generally, computational modeling provides a means of putting </w:t>
+      </w:r>
+      <w:proofErr w:type="spellStart"/>
+      <w:r>
+        <w:rPr>
+          <w:rFonts w:ascii="Times New Roman" w:eastAsia="Times New Roman" w:hAnsi="Times New Roman" w:cs="Times New Roman"/>
+          <w:sz w:val="24"/>
+          <w:szCs w:val="24"/>
+        </w:rPr>
+        <w:t>Braitenberg’s</w:t>
+      </w:r>
+      <w:proofErr w:type="spellEnd"/>
+      <w:r>
+        <w:rPr>
+          <w:rFonts w:ascii="Times New Roman" w:eastAsia="Times New Roman" w:hAnsi="Times New Roman" w:cs="Times New Roman"/>
+          <w:sz w:val="24"/>
+          <w:szCs w:val="24"/>
+        </w:rPr>
+        <w:t xml:space="preserve"> dictum into practice. By allowing researchers to instantiate their verbal theories in explicit and computational terms, computational modeling makes it possible to determine whether seemingly sophisticated behaviors can be produced by relatively simple processes. </w:t>
       </w:r>
     </w:p>
     <w:p>
@@ -4770,7 +5906,25 @@
           <w:szCs w:val="24"/>
         </w:rPr>
         <w:tab/>
-        <w:t xml:space="preserve">The central lesson of Braitenberg’s </w:t>
+        <w:t xml:space="preserve">The central lesson of </w:t>
+      </w:r>
+      <w:proofErr w:type="spellStart"/>
+      <w:r>
+        <w:rPr>
+          <w:rFonts w:ascii="Times New Roman" w:eastAsia="Times New Roman" w:hAnsi="Times New Roman" w:cs="Times New Roman"/>
+          <w:sz w:val="24"/>
+          <w:szCs w:val="24"/>
+        </w:rPr>
+        <w:t>Braitenberg’s</w:t>
+      </w:r>
+      <w:proofErr w:type="spellEnd"/>
+      <w:r>
+        <w:rPr>
+          <w:rFonts w:ascii="Times New Roman" w:eastAsia="Times New Roman" w:hAnsi="Times New Roman" w:cs="Times New Roman"/>
+          <w:sz w:val="24"/>
+          <w:szCs w:val="24"/>
+        </w:rPr>
+        <w:t xml:space="preserve"> </w:t>
       </w:r>
       <w:r>
         <w:rPr>
@@ -5732,13 +6886,23 @@
           <w:szCs w:val="24"/>
         </w:rPr>
       </w:pPr>
-      <w:r>
-        <w:rPr>
-          <w:rFonts w:ascii="Times New Roman" w:eastAsia="Times New Roman" w:hAnsi="Times New Roman" w:cs="Times New Roman"/>
-          <w:sz w:val="24"/>
-          <w:szCs w:val="24"/>
-        </w:rPr>
-        <w:t xml:space="preserve">Braitenberg, V. (1986). </w:t>
+      <w:proofErr w:type="spellStart"/>
+      <w:r>
+        <w:rPr>
+          <w:rFonts w:ascii="Times New Roman" w:eastAsia="Times New Roman" w:hAnsi="Times New Roman" w:cs="Times New Roman"/>
+          <w:sz w:val="24"/>
+          <w:szCs w:val="24"/>
+        </w:rPr>
+        <w:t>Braitenberg</w:t>
+      </w:r>
+      <w:proofErr w:type="spellEnd"/>
+      <w:r>
+        <w:rPr>
+          <w:rFonts w:ascii="Times New Roman" w:eastAsia="Times New Roman" w:hAnsi="Times New Roman" w:cs="Times New Roman"/>
+          <w:sz w:val="24"/>
+          <w:szCs w:val="24"/>
+        </w:rPr>
+        <w:t xml:space="preserve">, V. (1986). </w:t>
       </w:r>
       <w:r>
         <w:rPr>
@@ -6497,7 +7661,25 @@
           <w:sz w:val="24"/>
           <w:szCs w:val="24"/>
         </w:rPr>
-        <w:t>Markson, L., &amp; Spelke, E. S. (2006). Infants’ rapid learning about self-</w:t>
+        <w:t xml:space="preserve">Markson, L., &amp; </w:t>
+      </w:r>
+      <w:proofErr w:type="spellStart"/>
+      <w:r>
+        <w:rPr>
+          <w:rFonts w:ascii="Times New Roman" w:eastAsia="Times New Roman" w:hAnsi="Times New Roman" w:cs="Times New Roman"/>
+          <w:sz w:val="24"/>
+          <w:szCs w:val="24"/>
+        </w:rPr>
+        <w:t>Spelke</w:t>
+      </w:r>
+      <w:proofErr w:type="spellEnd"/>
+      <w:r>
+        <w:rPr>
+          <w:rFonts w:ascii="Times New Roman" w:eastAsia="Times New Roman" w:hAnsi="Times New Roman" w:cs="Times New Roman"/>
+          <w:sz w:val="24"/>
+          <w:szCs w:val="24"/>
+        </w:rPr>
+        <w:t>, E. S. (2006). Infants’ rapid learning about self-</w:t>
       </w:r>
       <w:r>
         <w:rPr>
@@ -6741,7 +7923,43 @@
           <w:szCs w:val="24"/>
         </w:rPr>
         <w:lastRenderedPageBreak/>
-        <w:t xml:space="preserve">Mermier, J., Quadrelli, E., Turati, C., &amp; Bulf, H. (2022). Sequential learning of emotional faces is statistical at 12 months of age. </w:t>
+        <w:t xml:space="preserve">Mermier, J., </w:t>
+      </w:r>
+      <w:proofErr w:type="spellStart"/>
+      <w:r>
+        <w:rPr>
+          <w:rFonts w:ascii="Times New Roman" w:eastAsia="Times New Roman" w:hAnsi="Times New Roman" w:cs="Times New Roman"/>
+          <w:sz w:val="24"/>
+          <w:szCs w:val="24"/>
+        </w:rPr>
+        <w:t>Quadrelli</w:t>
+      </w:r>
+      <w:proofErr w:type="spellEnd"/>
+      <w:r>
+        <w:rPr>
+          <w:rFonts w:ascii="Times New Roman" w:eastAsia="Times New Roman" w:hAnsi="Times New Roman" w:cs="Times New Roman"/>
+          <w:sz w:val="24"/>
+          <w:szCs w:val="24"/>
+        </w:rPr>
+        <w:t xml:space="preserve">, E., Turati, C., &amp; </w:t>
+      </w:r>
+      <w:proofErr w:type="spellStart"/>
+      <w:r>
+        <w:rPr>
+          <w:rFonts w:ascii="Times New Roman" w:eastAsia="Times New Roman" w:hAnsi="Times New Roman" w:cs="Times New Roman"/>
+          <w:sz w:val="24"/>
+          <w:szCs w:val="24"/>
+        </w:rPr>
+        <w:t>Bulf</w:t>
+      </w:r>
+      <w:proofErr w:type="spellEnd"/>
+      <w:r>
+        <w:rPr>
+          <w:rFonts w:ascii="Times New Roman" w:eastAsia="Times New Roman" w:hAnsi="Times New Roman" w:cs="Times New Roman"/>
+          <w:sz w:val="24"/>
+          <w:szCs w:val="24"/>
+        </w:rPr>
+        <w:t xml:space="preserve">, H. (2022). Sequential learning of emotional faces is statistical at 12 months of age. </w:t>
       </w:r>
       <w:r>
         <w:rPr>
@@ -6810,7 +8028,43 @@
           <w:sz w:val="24"/>
           <w:szCs w:val="24"/>
         </w:rPr>
-        <w:t>Minsky, M., &amp; Papert, S. (1969). Perceptrons: An introduction to computational geometry. M.I.T. Press.</w:t>
+        <w:t xml:space="preserve">Minsky, M., &amp; </w:t>
+      </w:r>
+      <w:proofErr w:type="spellStart"/>
+      <w:r>
+        <w:rPr>
+          <w:rFonts w:ascii="Times New Roman" w:eastAsia="Times New Roman" w:hAnsi="Times New Roman" w:cs="Times New Roman"/>
+          <w:sz w:val="24"/>
+          <w:szCs w:val="24"/>
+        </w:rPr>
+        <w:t>Papert</w:t>
+      </w:r>
+      <w:proofErr w:type="spellEnd"/>
+      <w:r>
+        <w:rPr>
+          <w:rFonts w:ascii="Times New Roman" w:eastAsia="Times New Roman" w:hAnsi="Times New Roman" w:cs="Times New Roman"/>
+          <w:sz w:val="24"/>
+          <w:szCs w:val="24"/>
+        </w:rPr>
+        <w:t xml:space="preserve">, S. (1969). </w:t>
+      </w:r>
+      <w:proofErr w:type="spellStart"/>
+      <w:r>
+        <w:rPr>
+          <w:rFonts w:ascii="Times New Roman" w:eastAsia="Times New Roman" w:hAnsi="Times New Roman" w:cs="Times New Roman"/>
+          <w:sz w:val="24"/>
+          <w:szCs w:val="24"/>
+        </w:rPr>
+        <w:t>Perceptrons</w:t>
+      </w:r>
+      <w:proofErr w:type="spellEnd"/>
+      <w:r>
+        <w:rPr>
+          <w:rFonts w:ascii="Times New Roman" w:eastAsia="Times New Roman" w:hAnsi="Times New Roman" w:cs="Times New Roman"/>
+          <w:sz w:val="24"/>
+          <w:szCs w:val="24"/>
+        </w:rPr>
+        <w:t>: An introduction to computational geometry. M.I.T. Press.</w:t>
       </w:r>
     </w:p>
     <w:p>
@@ -7123,7 +8377,25 @@
           <w:sz w:val="24"/>
           <w:szCs w:val="24"/>
         </w:rPr>
-        <w:t xml:space="preserve">Quinn, P. C., &amp; Eimas, P. D. (1997). A reexamination of the perceptual-to-conceptual shift in mental representations. </w:t>
+        <w:t xml:space="preserve">Quinn, P. C., &amp; </w:t>
+      </w:r>
+      <w:proofErr w:type="spellStart"/>
+      <w:r>
+        <w:rPr>
+          <w:rFonts w:ascii="Times New Roman" w:eastAsia="Times New Roman" w:hAnsi="Times New Roman" w:cs="Times New Roman"/>
+          <w:sz w:val="24"/>
+          <w:szCs w:val="24"/>
+        </w:rPr>
+        <w:t>Eimas</w:t>
+      </w:r>
+      <w:proofErr w:type="spellEnd"/>
+      <w:r>
+        <w:rPr>
+          <w:rFonts w:ascii="Times New Roman" w:eastAsia="Times New Roman" w:hAnsi="Times New Roman" w:cs="Times New Roman"/>
+          <w:sz w:val="24"/>
+          <w:szCs w:val="24"/>
+        </w:rPr>
+        <w:t xml:space="preserve">, P. D. (1997). A reexamination of the perceptual-to-conceptual shift in mental representations. </w:t>
       </w:r>
       <w:r>
         <w:rPr>
@@ -7301,7 +8573,25 @@
           <w:szCs w:val="24"/>
         </w:rPr>
         <w:lastRenderedPageBreak/>
-        <w:t xml:space="preserve">Rakison, D. H., &amp; Lupyan, G. (2008). Developing object concepts in infancy: An associative learning perspective. </w:t>
+        <w:t xml:space="preserve">Rakison, D. H., &amp; </w:t>
+      </w:r>
+      <w:proofErr w:type="spellStart"/>
+      <w:r>
+        <w:rPr>
+          <w:rFonts w:ascii="Times New Roman" w:eastAsia="Times New Roman" w:hAnsi="Times New Roman" w:cs="Times New Roman"/>
+          <w:sz w:val="24"/>
+          <w:szCs w:val="24"/>
+        </w:rPr>
+        <w:t>Lupyan</w:t>
+      </w:r>
+      <w:proofErr w:type="spellEnd"/>
+      <w:r>
+        <w:rPr>
+          <w:rFonts w:ascii="Times New Roman" w:eastAsia="Times New Roman" w:hAnsi="Times New Roman" w:cs="Times New Roman"/>
+          <w:sz w:val="24"/>
+          <w:szCs w:val="24"/>
+        </w:rPr>
+        <w:t xml:space="preserve">, G. (2008). Developing object concepts in infancy: An associative learning perspective. </w:t>
       </w:r>
       <w:r>
         <w:rPr>
@@ -7337,7 +8627,25 @@
           <w:sz w:val="24"/>
           <w:szCs w:val="24"/>
         </w:rPr>
-        <w:t xml:space="preserve">(1), i–127. </w:t>
+        <w:t xml:space="preserve">(1), </w:t>
+      </w:r>
+      <w:proofErr w:type="spellStart"/>
+      <w:r>
+        <w:rPr>
+          <w:rFonts w:ascii="Times New Roman" w:eastAsia="Times New Roman" w:hAnsi="Times New Roman" w:cs="Times New Roman"/>
+          <w:sz w:val="24"/>
+          <w:szCs w:val="24"/>
+        </w:rPr>
+        <w:t>i</w:t>
+      </w:r>
+      <w:proofErr w:type="spellEnd"/>
+      <w:r>
+        <w:rPr>
+          <w:rFonts w:ascii="Times New Roman" w:eastAsia="Times New Roman" w:hAnsi="Times New Roman" w:cs="Times New Roman"/>
+          <w:sz w:val="24"/>
+          <w:szCs w:val="24"/>
+        </w:rPr>
+        <w:t xml:space="preserve">–127. </w:t>
       </w:r>
       <w:hyperlink r:id="rId39">
         <w:r>
@@ -7370,7 +8678,43 @@
           <w:sz w:val="24"/>
           <w:szCs w:val="24"/>
         </w:rPr>
-        <w:t xml:space="preserve">Rescorla, R. A., &amp; Wagner, A. R. (1972). A theory of pavlovian conditioning: Variations in the effectiveness of reinforcement and nonreinforcement. In A. H. Black &amp; W. F. Prokasy (Eds.), </w:t>
+        <w:t xml:space="preserve">Rescorla, R. A., &amp; Wagner, A. R. (1972). A theory of </w:t>
+      </w:r>
+      <w:proofErr w:type="spellStart"/>
+      <w:r>
+        <w:rPr>
+          <w:rFonts w:ascii="Times New Roman" w:eastAsia="Times New Roman" w:hAnsi="Times New Roman" w:cs="Times New Roman"/>
+          <w:sz w:val="24"/>
+          <w:szCs w:val="24"/>
+        </w:rPr>
+        <w:t>pavlovian</w:t>
+      </w:r>
+      <w:proofErr w:type="spellEnd"/>
+      <w:r>
+        <w:rPr>
+          <w:rFonts w:ascii="Times New Roman" w:eastAsia="Times New Roman" w:hAnsi="Times New Roman" w:cs="Times New Roman"/>
+          <w:sz w:val="24"/>
+          <w:szCs w:val="24"/>
+        </w:rPr>
+        <w:t xml:space="preserve"> conditioning: Variations in the effectiveness of reinforcement and nonreinforcement. In A. H. Black &amp; W. F. </w:t>
+      </w:r>
+      <w:proofErr w:type="spellStart"/>
+      <w:r>
+        <w:rPr>
+          <w:rFonts w:ascii="Times New Roman" w:eastAsia="Times New Roman" w:hAnsi="Times New Roman" w:cs="Times New Roman"/>
+          <w:sz w:val="24"/>
+          <w:szCs w:val="24"/>
+        </w:rPr>
+        <w:t>Prokasy</w:t>
+      </w:r>
+      <w:proofErr w:type="spellEnd"/>
+      <w:r>
+        <w:rPr>
+          <w:rFonts w:ascii="Times New Roman" w:eastAsia="Times New Roman" w:hAnsi="Times New Roman" w:cs="Times New Roman"/>
+          <w:sz w:val="24"/>
+          <w:szCs w:val="24"/>
+        </w:rPr>
+        <w:t xml:space="preserve"> (Eds.), </w:t>
       </w:r>
       <w:r>
         <w:rPr>
@@ -7442,13 +8786,23 @@
           <w:szCs w:val="24"/>
         </w:rPr>
       </w:pPr>
-      <w:r>
-        <w:rPr>
-          <w:rFonts w:ascii="Times New Roman" w:eastAsia="Times New Roman" w:hAnsi="Times New Roman" w:cs="Times New Roman"/>
-          <w:sz w:val="24"/>
-          <w:szCs w:val="24"/>
-        </w:rPr>
-        <w:t xml:space="preserve">Rovee-Collier, C. (1999). The development of infant memory. </w:t>
+      <w:proofErr w:type="spellStart"/>
+      <w:r>
+        <w:rPr>
+          <w:rFonts w:ascii="Times New Roman" w:eastAsia="Times New Roman" w:hAnsi="Times New Roman" w:cs="Times New Roman"/>
+          <w:sz w:val="24"/>
+          <w:szCs w:val="24"/>
+        </w:rPr>
+        <w:t>Rovee</w:t>
+      </w:r>
+      <w:proofErr w:type="spellEnd"/>
+      <w:r>
+        <w:rPr>
+          <w:rFonts w:ascii="Times New Roman" w:eastAsia="Times New Roman" w:hAnsi="Times New Roman" w:cs="Times New Roman"/>
+          <w:sz w:val="24"/>
+          <w:szCs w:val="24"/>
+        </w:rPr>
+        <w:t xml:space="preserve">-Collier, C. (1999). The development of infant memory. </w:t>
       </w:r>
       <w:r>
         <w:rPr>
@@ -7651,7 +9005,43 @@
           <w:sz w:val="24"/>
           <w:szCs w:val="24"/>
         </w:rPr>
-        <w:t xml:space="preserve">Saxe, R., Tzelnic, T., &amp; Carey, S. (2007). Knowing who dunnit: Infants identify the causal agent in an unseen causal interaction. </w:t>
+        <w:t xml:space="preserve">Saxe, R., </w:t>
+      </w:r>
+      <w:proofErr w:type="spellStart"/>
+      <w:r>
+        <w:rPr>
+          <w:rFonts w:ascii="Times New Roman" w:eastAsia="Times New Roman" w:hAnsi="Times New Roman" w:cs="Times New Roman"/>
+          <w:sz w:val="24"/>
+          <w:szCs w:val="24"/>
+        </w:rPr>
+        <w:t>Tzelnic</w:t>
+      </w:r>
+      <w:proofErr w:type="spellEnd"/>
+      <w:r>
+        <w:rPr>
+          <w:rFonts w:ascii="Times New Roman" w:eastAsia="Times New Roman" w:hAnsi="Times New Roman" w:cs="Times New Roman"/>
+          <w:sz w:val="24"/>
+          <w:szCs w:val="24"/>
+        </w:rPr>
+        <w:t xml:space="preserve">, T., &amp; Carey, S. (2007). Knowing who </w:t>
+      </w:r>
+      <w:proofErr w:type="spellStart"/>
+      <w:r>
+        <w:rPr>
+          <w:rFonts w:ascii="Times New Roman" w:eastAsia="Times New Roman" w:hAnsi="Times New Roman" w:cs="Times New Roman"/>
+          <w:sz w:val="24"/>
+          <w:szCs w:val="24"/>
+        </w:rPr>
+        <w:t>dunnit</w:t>
+      </w:r>
+      <w:proofErr w:type="spellEnd"/>
+      <w:r>
+        <w:rPr>
+          <w:rFonts w:ascii="Times New Roman" w:eastAsia="Times New Roman" w:hAnsi="Times New Roman" w:cs="Times New Roman"/>
+          <w:sz w:val="24"/>
+          <w:szCs w:val="24"/>
+        </w:rPr>
+        <w:t xml:space="preserve">: Infants identify the causal agent in an unseen causal interaction. </w:t>
       </w:r>
       <w:r>
         <w:rPr>
@@ -7913,13 +9303,23 @@
           <w:szCs w:val="24"/>
         </w:rPr>
       </w:pPr>
-      <w:r>
-        <w:rPr>
-          <w:rFonts w:ascii="Times New Roman" w:eastAsia="Times New Roman" w:hAnsi="Times New Roman" w:cs="Times New Roman"/>
-          <w:sz w:val="24"/>
-          <w:szCs w:val="24"/>
-        </w:rPr>
-        <w:t xml:space="preserve">Spelke, E. S. (2022). </w:t>
+      <w:proofErr w:type="spellStart"/>
+      <w:r>
+        <w:rPr>
+          <w:rFonts w:ascii="Times New Roman" w:eastAsia="Times New Roman" w:hAnsi="Times New Roman" w:cs="Times New Roman"/>
+          <w:sz w:val="24"/>
+          <w:szCs w:val="24"/>
+        </w:rPr>
+        <w:t>Spelke</w:t>
+      </w:r>
+      <w:proofErr w:type="spellEnd"/>
+      <w:r>
+        <w:rPr>
+          <w:rFonts w:ascii="Times New Roman" w:eastAsia="Times New Roman" w:hAnsi="Times New Roman" w:cs="Times New Roman"/>
+          <w:sz w:val="24"/>
+          <w:szCs w:val="24"/>
+        </w:rPr>
+        <w:t xml:space="preserve">, E. S. (2022). </w:t>
       </w:r>
       <w:r>
         <w:rPr>
@@ -7964,13 +9364,23 @@
           <w:szCs w:val="24"/>
         </w:rPr>
       </w:pPr>
-      <w:r>
-        <w:rPr>
-          <w:rFonts w:ascii="Times New Roman" w:eastAsia="Times New Roman" w:hAnsi="Times New Roman" w:cs="Times New Roman"/>
-          <w:sz w:val="24"/>
-          <w:szCs w:val="24"/>
-        </w:rPr>
-        <w:t xml:space="preserve">Spelke, E. S., Phillips, A., &amp; Woodward, A. L. (1995). Infants' knowledge of object motion and human action. In D. Sperber, D. Premack, &amp; A. J. Premack (Eds.), </w:t>
+      <w:proofErr w:type="spellStart"/>
+      <w:r>
+        <w:rPr>
+          <w:rFonts w:ascii="Times New Roman" w:eastAsia="Times New Roman" w:hAnsi="Times New Roman" w:cs="Times New Roman"/>
+          <w:sz w:val="24"/>
+          <w:szCs w:val="24"/>
+        </w:rPr>
+        <w:t>Spelke</w:t>
+      </w:r>
+      <w:proofErr w:type="spellEnd"/>
+      <w:r>
+        <w:rPr>
+          <w:rFonts w:ascii="Times New Roman" w:eastAsia="Times New Roman" w:hAnsi="Times New Roman" w:cs="Times New Roman"/>
+          <w:sz w:val="24"/>
+          <w:szCs w:val="24"/>
+        </w:rPr>
+        <w:t xml:space="preserve">, E. S., Phillips, A., &amp; Woodward, A. L. (1995). Infants' knowledge of object motion and human action. In D. Sperber, D. Premack, &amp; A. J. Premack (Eds.), </w:t>
       </w:r>
       <w:r>
         <w:rPr>
@@ -7997,19 +9407,32 @@
           <w:tab w:val="left" w:pos="720"/>
         </w:tabs>
         <w:ind w:hanging="720"/>
-        <w:rPr>
-          <w:rFonts w:ascii="Times New Roman" w:eastAsia="Times New Roman" w:hAnsi="Times New Roman" w:cs="Times New Roman"/>
-          <w:sz w:val="24"/>
-          <w:szCs w:val="24"/>
-        </w:rPr>
-      </w:pPr>
-      <w:r>
-        <w:rPr>
-          <w:rFonts w:ascii="Times New Roman" w:eastAsia="Times New Roman" w:hAnsi="Times New Roman" w:cs="Times New Roman"/>
-          <w:sz w:val="24"/>
-          <w:szCs w:val="24"/>
-        </w:rPr>
-        <w:t xml:space="preserve">Uller, C., Hauser, M., &amp; Carey, S. (2001). Spontaneous representation of number in cotton-top tamarins (Saguinus oedipus). </w:t>
+      </w:pPr>
+      <w:r>
+        <w:rPr>
+          <w:rFonts w:ascii="Times New Roman" w:eastAsia="Times New Roman" w:hAnsi="Times New Roman" w:cs="Times New Roman"/>
+          <w:sz w:val="24"/>
+          <w:szCs w:val="24"/>
+        </w:rPr>
+        <w:t xml:space="preserve">Uller, C., Hauser, M., &amp; Carey, S. (2001). Spontaneous representation of number in cotton-top tamarins (Saguinus </w:t>
+      </w:r>
+      <w:proofErr w:type="spellStart"/>
+      <w:r>
+        <w:rPr>
+          <w:rFonts w:ascii="Times New Roman" w:eastAsia="Times New Roman" w:hAnsi="Times New Roman" w:cs="Times New Roman"/>
+          <w:sz w:val="24"/>
+          <w:szCs w:val="24"/>
+        </w:rPr>
+        <w:t>oedipus</w:t>
+      </w:r>
+      <w:proofErr w:type="spellEnd"/>
+      <w:r>
+        <w:rPr>
+          <w:rFonts w:ascii="Times New Roman" w:eastAsia="Times New Roman" w:hAnsi="Times New Roman" w:cs="Times New Roman"/>
+          <w:sz w:val="24"/>
+          <w:szCs w:val="24"/>
+        </w:rPr>
+        <w:t xml:space="preserve">). </w:t>
       </w:r>
       <w:r>
         <w:rPr>
@@ -8071,6 +9494,143 @@
           <w:sz w:val="24"/>
           <w:szCs w:val="24"/>
         </w:rPr>
+        <w:pPrChange w:id="0" w:author="Benton, Deon" w:date="2026-10-22T11:52:00Z" w16du:dateUtc="2026-10-22T16:52:00Z">
+          <w:pPr>
+            <w:tabs>
+              <w:tab w:val="left" w:pos="720"/>
+            </w:tabs>
+            <w:ind w:firstLine="0"/>
+          </w:pPr>
+        </w:pPrChange>
+      </w:pPr>
+      <w:r>
+        <w:rPr>
+          <w:rFonts w:ascii="Times New Roman" w:eastAsia="Times New Roman" w:hAnsi="Times New Roman" w:cs="Times New Roman"/>
+          <w:sz w:val="24"/>
+          <w:szCs w:val="24"/>
+        </w:rPr>
+        <w:t xml:space="preserve">Unger, L., Savic, O., &amp; Sloutsky, V. M. (2027). Day by day, bit by bit: Knowledge building mechanisms evolve with development. </w:t>
+      </w:r>
+      <w:r>
+        <w:rPr>
+          <w:rFonts w:ascii="Times New Roman" w:eastAsia="Times New Roman" w:hAnsi="Times New Roman" w:cs="Times New Roman"/>
+          <w:i/>
+          <w:iCs/>
+          <w:sz w:val="24"/>
+          <w:szCs w:val="24"/>
+        </w:rPr>
+        <w:t>Cognition</w:t>
+      </w:r>
+      <w:r>
+        <w:rPr>
+          <w:rFonts w:ascii="Times New Roman" w:eastAsia="Times New Roman" w:hAnsi="Times New Roman" w:cs="Times New Roman"/>
+          <w:sz w:val="24"/>
+          <w:szCs w:val="24"/>
+        </w:rPr>
+        <w:t xml:space="preserve">, </w:t>
+      </w:r>
+      <w:r>
+        <w:rPr>
+          <w:rFonts w:ascii="Times New Roman" w:eastAsia="Times New Roman" w:hAnsi="Times New Roman" w:cs="Times New Roman"/>
+          <w:i/>
+          <w:iCs/>
+          <w:sz w:val="24"/>
+          <w:szCs w:val="24"/>
+        </w:rPr>
+        <w:t>279</w:t>
+      </w:r>
+      <w:r>
+        <w:rPr>
+          <w:rFonts w:ascii="Times New Roman" w:eastAsia="Times New Roman" w:hAnsi="Times New Roman" w:cs="Times New Roman"/>
+          <w:sz w:val="24"/>
+          <w:szCs w:val="24"/>
+        </w:rPr>
+        <w:t>, 106740.</w:t>
+      </w:r>
+      <w:r>
+        <w:rPr>
+          <w:rFonts w:ascii="Times New Roman" w:eastAsia="Times New Roman" w:hAnsi="Times New Roman" w:cs="Times New Roman"/>
+          <w:sz w:val="24"/>
+          <w:szCs w:val="24"/>
+        </w:rPr>
+        <w:t xml:space="preserve"> </w:t>
+      </w:r>
+      <w:r>
+        <w:rPr>
+          <w:rFonts w:ascii="Times New Roman" w:eastAsia="Times New Roman" w:hAnsi="Times New Roman" w:cs="Times New Roman"/>
+          <w:color w:val="215868" w:themeColor="accent5" w:themeShade="80"/>
+          <w:sz w:val="24"/>
+          <w:szCs w:val="24"/>
+        </w:rPr>
+        <w:fldChar w:fldCharType="begin"/>
+      </w:r>
+      <w:r>
+        <w:rPr>
+          <w:rFonts w:ascii="Times New Roman" w:eastAsia="Times New Roman" w:hAnsi="Times New Roman" w:cs="Times New Roman"/>
+          <w:color w:val="215868" w:themeColor="accent5" w:themeShade="80"/>
+          <w:sz w:val="24"/>
+          <w:szCs w:val="24"/>
+        </w:rPr>
+        <w:instrText>HYPERLINK "</w:instrText>
+      </w:r>
+      <w:r>
+        <w:rPr>
+          <w:rFonts w:ascii="Times New Roman" w:eastAsia="Times New Roman" w:hAnsi="Times New Roman" w:cs="Times New Roman"/>
+          <w:color w:val="215868" w:themeColor="accent5" w:themeShade="80"/>
+          <w:sz w:val="24"/>
+          <w:szCs w:val="24"/>
+        </w:rPr>
+        <w:instrText>https://doi.org/10.1016/j.cognition.2026.106740</w:instrText>
+      </w:r>
+      <w:r>
+        <w:rPr>
+          <w:rFonts w:ascii="Times New Roman" w:eastAsia="Times New Roman" w:hAnsi="Times New Roman" w:cs="Times New Roman"/>
+          <w:color w:val="215868" w:themeColor="accent5" w:themeShade="80"/>
+          <w:sz w:val="24"/>
+          <w:szCs w:val="24"/>
+        </w:rPr>
+        <w:instrText>"</w:instrText>
+      </w:r>
+      <w:r>
+        <w:rPr>
+          <w:rFonts w:ascii="Times New Roman" w:eastAsia="Times New Roman" w:hAnsi="Times New Roman" w:cs="Times New Roman"/>
+          <w:color w:val="215868" w:themeColor="accent5" w:themeShade="80"/>
+          <w:sz w:val="24"/>
+          <w:szCs w:val="24"/>
+        </w:rPr>
+        <w:fldChar w:fldCharType="separate"/>
+      </w:r>
+      <w:r>
+        <w:rPr>
+          <w:rStyle w:val="Hyperlink"/>
+          <w:rFonts w:ascii="Times New Roman" w:eastAsia="Times New Roman" w:hAnsi="Times New Roman" w:cs="Times New Roman"/>
+          <w:color w:val="215868" w:themeColor="accent5" w:themeShade="80"/>
+          <w:sz w:val="24"/>
+          <w:szCs w:val="24"/>
+        </w:rPr>
+        <w:t>https://doi.org/10.1016/j.cognition.2026.106740</w:t>
+      </w:r>
+      <w:r>
+        <w:rPr>
+          <w:rFonts w:ascii="Times New Roman" w:eastAsia="Times New Roman" w:hAnsi="Times New Roman" w:cs="Times New Roman"/>
+          <w:color w:val="215868" w:themeColor="accent5" w:themeShade="80"/>
+          <w:sz w:val="24"/>
+          <w:szCs w:val="24"/>
+        </w:rPr>
+        <w:fldChar w:fldCharType="end"/>
+      </w:r>
+    </w:p>
+    <w:p>
+      <w:pPr>
+        <w:tabs>
+          <w:tab w:val="left" w:pos="720"/>
+        </w:tabs>
+        <w:ind w:hanging="720"/>
+        <w:rPr>
+          <w:rFonts w:ascii="Times New Roman" w:eastAsia="Times New Roman" w:hAnsi="Times New Roman" w:cs="Times New Roman"/>
+          <w:sz w:val="24"/>
+          <w:szCs w:val="24"/>
+        </w:rPr>
       </w:pPr>
       <w:r>
         <w:rPr>
@@ -8129,23 +9689,82 @@
           <w:szCs w:val="24"/>
         </w:rPr>
       </w:pPr>
-      <w:r>
-        <w:rPr>
-          <w:rFonts w:ascii="Times New Roman" w:eastAsia="Times New Roman" w:hAnsi="Times New Roman" w:cs="Times New Roman"/>
-          <w:sz w:val="24"/>
-          <w:szCs w:val="24"/>
-        </w:rPr>
-        <w:t xml:space="preserve">Vallortigara, G., Regolin, L., &amp; Marconato, F. (2005). Visually inexperienced chicks exhibit spontaneous preference for biological motion patterns. </w:t>
-      </w:r>
-      <w:r>
-        <w:rPr>
-          <w:rFonts w:ascii="Times New Roman" w:eastAsia="Times New Roman" w:hAnsi="Times New Roman" w:cs="Times New Roman"/>
-          <w:i/>
-          <w:iCs/>
-          <w:sz w:val="24"/>
-          <w:szCs w:val="24"/>
-        </w:rPr>
-        <w:t>PLoS Biology</w:t>
+      <w:proofErr w:type="spellStart"/>
+      <w:r>
+        <w:rPr>
+          <w:rFonts w:ascii="Times New Roman" w:eastAsia="Times New Roman" w:hAnsi="Times New Roman" w:cs="Times New Roman"/>
+          <w:sz w:val="24"/>
+          <w:szCs w:val="24"/>
+        </w:rPr>
+        <w:lastRenderedPageBreak/>
+        <w:t>Vallortigara</w:t>
+      </w:r>
+      <w:proofErr w:type="spellEnd"/>
+      <w:r>
+        <w:rPr>
+          <w:rFonts w:ascii="Times New Roman" w:eastAsia="Times New Roman" w:hAnsi="Times New Roman" w:cs="Times New Roman"/>
+          <w:sz w:val="24"/>
+          <w:szCs w:val="24"/>
+        </w:rPr>
+        <w:t xml:space="preserve">, G., </w:t>
+      </w:r>
+      <w:proofErr w:type="spellStart"/>
+      <w:r>
+        <w:rPr>
+          <w:rFonts w:ascii="Times New Roman" w:eastAsia="Times New Roman" w:hAnsi="Times New Roman" w:cs="Times New Roman"/>
+          <w:sz w:val="24"/>
+          <w:szCs w:val="24"/>
+        </w:rPr>
+        <w:t>Regolin</w:t>
+      </w:r>
+      <w:proofErr w:type="spellEnd"/>
+      <w:r>
+        <w:rPr>
+          <w:rFonts w:ascii="Times New Roman" w:eastAsia="Times New Roman" w:hAnsi="Times New Roman" w:cs="Times New Roman"/>
+          <w:sz w:val="24"/>
+          <w:szCs w:val="24"/>
+        </w:rPr>
+        <w:t xml:space="preserve">, L., &amp; </w:t>
+      </w:r>
+      <w:proofErr w:type="spellStart"/>
+      <w:r>
+        <w:rPr>
+          <w:rFonts w:ascii="Times New Roman" w:eastAsia="Times New Roman" w:hAnsi="Times New Roman" w:cs="Times New Roman"/>
+          <w:sz w:val="24"/>
+          <w:szCs w:val="24"/>
+        </w:rPr>
+        <w:t>Marconato</w:t>
+      </w:r>
+      <w:proofErr w:type="spellEnd"/>
+      <w:r>
+        <w:rPr>
+          <w:rFonts w:ascii="Times New Roman" w:eastAsia="Times New Roman" w:hAnsi="Times New Roman" w:cs="Times New Roman"/>
+          <w:sz w:val="24"/>
+          <w:szCs w:val="24"/>
+        </w:rPr>
+        <w:t xml:space="preserve">, F. (2005). Visually inexperienced chicks exhibit spontaneous preference for biological motion patterns. </w:t>
+      </w:r>
+      <w:proofErr w:type="spellStart"/>
+      <w:r>
+        <w:rPr>
+          <w:rFonts w:ascii="Times New Roman" w:eastAsia="Times New Roman" w:hAnsi="Times New Roman" w:cs="Times New Roman"/>
+          <w:i/>
+          <w:iCs/>
+          <w:sz w:val="24"/>
+          <w:szCs w:val="24"/>
+        </w:rPr>
+        <w:t>PLoS</w:t>
+      </w:r>
+      <w:proofErr w:type="spellEnd"/>
+      <w:r>
+        <w:rPr>
+          <w:rFonts w:ascii="Times New Roman" w:eastAsia="Times New Roman" w:hAnsi="Times New Roman" w:cs="Times New Roman"/>
+          <w:i/>
+          <w:iCs/>
+          <w:sz w:val="24"/>
+          <w:szCs w:val="24"/>
+        </w:rPr>
+        <w:t xml:space="preserve"> Biology</w:t>
       </w:r>
       <w:r>
         <w:rPr>
@@ -8204,7 +9823,6 @@
           <w:sz w:val="24"/>
           <w:szCs w:val="24"/>
         </w:rPr>
-        <w:lastRenderedPageBreak/>
         <w:t xml:space="preserve">Watson, J. B. (1924). The unverbalized in human behavior. </w:t>
       </w:r>
       <w:r>
@@ -8327,13 +9945,23 @@
           <w:szCs w:val="24"/>
         </w:rPr>
       </w:pPr>
-      <w:r>
-        <w:rPr>
-          <w:rFonts w:ascii="Times New Roman" w:eastAsia="Times New Roman" w:hAnsi="Times New Roman" w:cs="Times New Roman"/>
-          <w:sz w:val="24"/>
-          <w:szCs w:val="24"/>
-        </w:rPr>
-        <w:t>Werbos, P. J. (1974). Beyond regression: New tools for prediction and analysis in the behavioral sciences [Unpublished doctoral dissertation]. Harvard University.</w:t>
+      <w:proofErr w:type="spellStart"/>
+      <w:r>
+        <w:rPr>
+          <w:rFonts w:ascii="Times New Roman" w:eastAsia="Times New Roman" w:hAnsi="Times New Roman" w:cs="Times New Roman"/>
+          <w:sz w:val="24"/>
+          <w:szCs w:val="24"/>
+        </w:rPr>
+        <w:t>Werbos</w:t>
+      </w:r>
+      <w:proofErr w:type="spellEnd"/>
+      <w:r>
+        <w:rPr>
+          <w:rFonts w:ascii="Times New Roman" w:eastAsia="Times New Roman" w:hAnsi="Times New Roman" w:cs="Times New Roman"/>
+          <w:sz w:val="24"/>
+          <w:szCs w:val="24"/>
+        </w:rPr>
+        <w:t>, P. J. (1974). Beyond regression: New tools for prediction and analysis in the behavioral sciences [Unpublished doctoral dissertation]. Harvard University.</w:t>
       </w:r>
     </w:p>
     <w:p>
@@ -8348,13 +9976,23 @@
           <w:szCs w:val="24"/>
         </w:rPr>
       </w:pPr>
-      <w:r>
-        <w:rPr>
-          <w:rFonts w:ascii="Times New Roman" w:eastAsia="Times New Roman" w:hAnsi="Times New Roman" w:cs="Times New Roman"/>
-          <w:sz w:val="24"/>
-          <w:szCs w:val="24"/>
-        </w:rPr>
-        <w:t xml:space="preserve">Widrow, B., &amp; Hoff, M. E. (1960). Adaptive switching circuits. </w:t>
+      <w:proofErr w:type="spellStart"/>
+      <w:r>
+        <w:rPr>
+          <w:rFonts w:ascii="Times New Roman" w:eastAsia="Times New Roman" w:hAnsi="Times New Roman" w:cs="Times New Roman"/>
+          <w:sz w:val="24"/>
+          <w:szCs w:val="24"/>
+        </w:rPr>
+        <w:t>Widrow</w:t>
+      </w:r>
+      <w:proofErr w:type="spellEnd"/>
+      <w:r>
+        <w:rPr>
+          <w:rFonts w:ascii="Times New Roman" w:eastAsia="Times New Roman" w:hAnsi="Times New Roman" w:cs="Times New Roman"/>
+          <w:sz w:val="24"/>
+          <w:szCs w:val="24"/>
+        </w:rPr>
+        <w:t xml:space="preserve">, B., &amp; Hoff, M. E. (1960). Adaptive switching circuits. </w:t>
       </w:r>
       <w:r>
         <w:rPr>
@@ -8439,6 +10077,7 @@
         </w:rPr>
         <w:t xml:space="preserve">, Kiessling, J., &amp; </w:t>
       </w:r>
+      <w:proofErr w:type="spellStart"/>
       <w:r>
         <w:rPr>
           <w:rFonts w:ascii="Times New Roman" w:eastAsia="Times New Roman" w:hAnsi="Times New Roman" w:cs="Times New Roman"/>
@@ -8447,6 +10086,7 @@
         </w:rPr>
         <w:t>Gredebäck</w:t>
       </w:r>
+      <w:proofErr w:type="spellEnd"/>
       <w:r>
         <w:rPr>
           <w:rFonts w:ascii="Times New Roman" w:eastAsia="Times New Roman" w:hAnsi="Times New Roman" w:cs="Times New Roman"/>
@@ -8504,7 +10144,25 @@
           <w:sz w:val="24"/>
           <w:szCs w:val="24"/>
         </w:rPr>
-        <w:t xml:space="preserve">Woodward, A. L., Phillips, A. T., &amp; Spelke, E. S. (1993). Infants' expectations about the motion of animate versus inanimate objects. </w:t>
+        <w:t xml:space="preserve">Woodward, A. L., Phillips, A. T., &amp; </w:t>
+      </w:r>
+      <w:proofErr w:type="spellStart"/>
+      <w:r>
+        <w:rPr>
+          <w:rFonts w:ascii="Times New Roman" w:eastAsia="Times New Roman" w:hAnsi="Times New Roman" w:cs="Times New Roman"/>
+          <w:sz w:val="24"/>
+          <w:szCs w:val="24"/>
+        </w:rPr>
+        <w:t>Spelke</w:t>
+      </w:r>
+      <w:proofErr w:type="spellEnd"/>
+      <w:r>
+        <w:rPr>
+          <w:rFonts w:ascii="Times New Roman" w:eastAsia="Times New Roman" w:hAnsi="Times New Roman" w:cs="Times New Roman"/>
+          <w:sz w:val="24"/>
+          <w:szCs w:val="24"/>
+        </w:rPr>
+        <w:t xml:space="preserve">, E. S. (1993). Infants' expectations about the motion of animate versus inanimate objects. </w:t>
       </w:r>
       <w:r>
         <w:rPr>
@@ -8675,13 +10333,24 @@
           <w:szCs w:val="24"/>
         </w:rPr>
       </w:pPr>
-      <w:r>
-        <w:rPr>
-          <w:rFonts w:ascii="Times New Roman" w:eastAsia="Times New Roman" w:hAnsi="Times New Roman" w:cs="Times New Roman"/>
-          <w:sz w:val="24"/>
-          <w:szCs w:val="24"/>
-        </w:rPr>
-        <w:t xml:space="preserve">Yermolayeva, Y., &amp; Rakison, D. H. (2014). Connectionist modeling of developmental changes in infancy: Approaches, challenges, and contributions. </w:t>
+      <w:proofErr w:type="spellStart"/>
+      <w:r>
+        <w:rPr>
+          <w:rFonts w:ascii="Times New Roman" w:eastAsia="Times New Roman" w:hAnsi="Times New Roman" w:cs="Times New Roman"/>
+          <w:sz w:val="24"/>
+          <w:szCs w:val="24"/>
+        </w:rPr>
+        <w:lastRenderedPageBreak/>
+        <w:t>Yermolayeva</w:t>
+      </w:r>
+      <w:proofErr w:type="spellEnd"/>
+      <w:r>
+        <w:rPr>
+          <w:rFonts w:ascii="Times New Roman" w:eastAsia="Times New Roman" w:hAnsi="Times New Roman" w:cs="Times New Roman"/>
+          <w:sz w:val="24"/>
+          <w:szCs w:val="24"/>
+        </w:rPr>
+        <w:t xml:space="preserve">, Y., &amp; Rakison, D. H. (2014). Connectionist modeling of developmental changes in infancy: Approaches, challenges, and contributions. </w:t>
       </w:r>
       <w:r>
         <w:rPr>
@@ -8750,7 +10419,6 @@
           <w:sz w:val="24"/>
           <w:szCs w:val="24"/>
         </w:rPr>
-        <w:lastRenderedPageBreak/>
         <w:t xml:space="preserve">Zhou, Z., Singh, D., Tandoc, M. C., &amp; Schapiro, A. C. (2023). Building integrated representations through interleaved learning. </w:t>
       </w:r>
       <w:r>
@@ -8983,6 +10651,14 @@
     </w:pPr>
   </w:p>
 </w:hdr>
+</file>
+
+<file path=word/people.xml><?xml version="1.0" encoding="utf-8"?>
+<w15:people xmlns:wpc="http://schemas.microsoft.com/office/word/2010/wordprocessingCanvas" xmlns:cx="http://schemas.microsoft.com/office/drawing/2014/chartex" xmlns:cx1="http://schemas.microsoft.com/office/drawing/2015/9/8/chartex" xmlns:cx2="http://schemas.microsoft.com/office/drawing/2015/10/21/chartex" xmlns:cx3="http://schemas.microsoft.com/office/drawing/2016/5/9/chartex" xmlns:cx4="http://schemas.microsoft.com/office/drawing/2016/5/10/chartex" xmlns:cx5="http://schemas.microsoft.com/office/drawing/2016/5/11/chartex" xmlns:cx6="http://schemas.microsoft.com/office/drawing/2016/5/12/chartex" xmlns:cx7="http://schemas.microsoft.com/office/drawing/2016/5/13/chartex" xmlns:cx8="http://schemas.microsoft.com/office/drawing/2016/5/14/chartex" xmlns:mc="http://schemas.openxmlformats.org/markup-compatibility/2006" xmlns:aink="http://schemas.microsoft.com/office/drawing/2016/ink" xmlns:am3d="http://schemas.microsoft.com/office/drawing/2017/model3d" xmlns:o="urn:schemas-microsoft-com:office:office" xmlns:oel="http://schemas.microsoft.com/office/2019/extlst" xmlns:r="http://schemas.openxmlformats.org/officeDocument/2006/relationships" xmlns:m="http://schemas.openxmlformats.org/officeDocument/2006/math" xmlns:v="urn:schemas-microsoft-com:vml" xmlns:wp14="http://schemas.microsoft.com/office/word/2010/wordprocessingDrawing" xmlns:wp="http://schemas.openxmlformats.org/drawingml/2006/wordprocessingDrawing" xmlns:w10="urn:schemas-microsoft-com:office:word" xmlns:w="http://schemas.openxmlformats.org/wordprocessingml/2006/main" xmlns:w14="http://schemas.microsoft.com/office/word/2010/wordml" xmlns:w15="http://schemas.microsoft.com/office/word/2012/wordml" xmlns:w16cex="http://schemas.microsoft.com/office/word/2018/wordml/cex" xmlns:w16cid="http://schemas.microsoft.com/office/word/2016/wordml/cid" xmlns:w16="http://schemas.microsoft.com/office/word/2018/wordml" xmlns:w16du="http://schemas.microsoft.com/office/word/2023/wordml/word16du" xmlns:w16sdtdh="http://schemas.microsoft.com/office/word/2020/wordml/sdtdatahash" xmlns:w16sdtfl="http://schemas.microsoft.com/office/word/2024/wordml/sdtformatlock" xmlns:w16se="http://schemas.microsoft.com/office/word/2015/wordml/symex" xmlns:wpg="http://schemas.microsoft.com/office/word/2010/wordprocessingGroup" xmlns:wpi="http://schemas.microsoft.com/office/word/2010/wordprocessingInk" xmlns:wne="http://schemas.microsoft.com/office/word/2006/wordml" xmlns:wps="http://schemas.microsoft.com/office/word/2010/wordprocessingShape" mc:Ignorable="w14 w15 w16se w16cid w16 w16cex w16sdtdh w16sdtfl w16du wp14">
+  <w15:person w15:author="Benton, Deon">
+    <w15:presenceInfo w15:providerId="AD" w15:userId="S::deon.benton@vanderbilt.edu::94009c28-2924-43ca-a7d6-8c37208c5d91"/>
+  </w15:person>
+</w15:people>
 </file>
 
 <file path=word/styles.xml><?xml version="1.0" encoding="utf-8"?>
@@ -9526,7 +11202,6 @@
   <w:style w:type="character" w:default="1" w:styleId="DefaultParagraphFont">
     <w:name w:val="Default Paragraph Font"/>
     <w:uiPriority w:val="1"/>
-    <w:semiHidden/>
     <w:unhideWhenUsed/>
   </w:style>
   <w:style w:type="table" w:default="1" w:styleId="TableNormal">
